--- a/misc/Deniss Grabovskis 231RDB217.docx
+++ b/misc/Deniss Grabovskis 231RDB217.docx
@@ -4590,6 +4590,7 @@
         <w:pStyle w:val="2-lm-virsraksts"/>
       </w:pPr>
       <w:bookmarkStart w:id="39" w:name="_Toc225535005"/>
+      <w:commentRangeStart w:id="40"/>
       <w:r>
         <w:t>Tradicionālās prognozēšanas metodes un bāzes modeļu izvēle</w:t>
       </w:r>
@@ -4597,23 +4598,32 @@
         <w:t>.</w:t>
       </w:r>
       <w:bookmarkEnd w:id="39"/>
+      <w:commentRangeEnd w:id="40"/>
+      <w:r>
+        <w:rPr>
+          <w:rStyle w:val="CommentReference"/>
+          <w:sz w:val="28"/>
+          <w:szCs w:val="28"/>
+        </w:rPr>
+        <w:commentReference w:id="40"/>
+      </w:r>
     </w:p>
     <w:p>
       <w:pPr>
         <w:pStyle w:val="Teksts"/>
       </w:pPr>
-      <w:commentRangeStart w:id="40"/>
+      <w:commentRangeStart w:id="41"/>
       <w:r>
         <w:t xml:space="preserve">Pārskatos </w:t>
       </w:r>
-      <w:commentRangeEnd w:id="40"/>
+      <w:commentRangeEnd w:id="41"/>
       <w:r>
         <w:rPr>
           <w:rStyle w:val="CommentReference"/>
           <w:sz w:val="24"/>
           <w:szCs w:val="24"/>
         </w:rPr>
-        <w:commentReference w:id="40"/>
+        <w:commentReference w:id="41"/>
       </w:r>
       <w:r>
         <w:t xml:space="preserve">par pieprasījuma prognozēšanu ražošanas un piegādes ķēdēs tradicionālās kvantitatīvās metodes tiek raksturotas kā pieejas, kas izmanto vēsturiskos datus, identificē tendences/modeļus un veido prognozes nākotnes periodiem. Šīs pieejas izšķir vienkāršus bāzes modeļus (naivos), slīdošos vidējos un ARIMA saimi </w:t>
@@ -4713,18 +4723,18 @@
       <w:pPr>
         <w:pStyle w:val="Teksts"/>
       </w:pPr>
-      <w:commentRangeStart w:id="41"/>
+      <w:commentRangeStart w:id="42"/>
       <w:r>
         <w:t xml:space="preserve">Sašaurinot </w:t>
       </w:r>
-      <w:commentRangeEnd w:id="41"/>
+      <w:commentRangeEnd w:id="42"/>
       <w:r>
         <w:rPr>
           <w:rStyle w:val="CommentReference"/>
           <w:sz w:val="24"/>
           <w:szCs w:val="24"/>
         </w:rPr>
-        <w:commentReference w:id="41"/>
+        <w:commentReference w:id="42"/>
       </w:r>
       <w:r>
         <w:t xml:space="preserve">fokusu uz pārdošanas apjomiem, mazumtirdzniecības literatūrā tiek uzsvērts, ka laikrindu modeļi vēsturiski ir plaši izmantoti kopējo pārdošanas apjomu prognozēšanai, visbiežāk izmantojot vienkāršo eksponenciālo izlīdzināšanu un tās paplašinājumus, kā arī ARIMA </w:t>
@@ -4831,18 +4841,18 @@
       <w:pPr>
         <w:pStyle w:val="Teksts"/>
       </w:pPr>
-      <w:commentRangeStart w:id="42"/>
+      <w:commentRangeStart w:id="43"/>
       <w:r>
         <w:t xml:space="preserve">Tā </w:t>
       </w:r>
-      <w:commentRangeEnd w:id="42"/>
+      <w:commentRangeEnd w:id="43"/>
       <w:r>
         <w:rPr>
           <w:rStyle w:val="CommentReference"/>
           <w:sz w:val="24"/>
           <w:szCs w:val="24"/>
         </w:rPr>
-        <w:commentReference w:id="42"/>
+        <w:commentReference w:id="43"/>
       </w:r>
       <w:r>
         <w:t xml:space="preserve">kā SARIMA un eksponenciālā izlīdzināšana tiek konsekventi izmantota pārdošanas literatūrā, </w:t>
@@ -4963,18 +4973,18 @@
       <w:pPr>
         <w:pStyle w:val="Teksts"/>
       </w:pPr>
-      <w:commentRangeStart w:id="43"/>
+      <w:commentRangeStart w:id="44"/>
       <w:r>
         <w:t xml:space="preserve">SARIMA </w:t>
       </w:r>
-      <w:commentRangeEnd w:id="43"/>
+      <w:commentRangeEnd w:id="44"/>
       <w:r>
         <w:rPr>
           <w:rStyle w:val="CommentReference"/>
           <w:sz w:val="24"/>
           <w:szCs w:val="24"/>
         </w:rPr>
-        <w:commentReference w:id="43"/>
+        <w:commentReference w:id="44"/>
       </w:r>
       <w:r>
         <w:t xml:space="preserve">ir ARIMA paplašinājums sezonālām rindām: modelis izmanto divus parametru kopumus — nesezonālos (p, d, q) un sezonālos (P, D, Q, s), kur p/q veido AR/MA komponentus, d veido diferenciācijas secību, un sezonālie parametri pievieno līdzīgu struktūru sezonālajā nobīdēs </w:t>
@@ -5109,7 +5119,7 @@
       <w:pPr>
         <w:pStyle w:val="Teksts"/>
       </w:pPr>
-      <w:commentRangeStart w:id="44"/>
+      <w:commentRangeStart w:id="45"/>
       <w:r>
         <w:t>Holt</w:t>
       </w:r>
@@ -5119,14 +5129,14 @@
       <w:r>
         <w:t xml:space="preserve"> </w:t>
       </w:r>
-      <w:commentRangeEnd w:id="44"/>
+      <w:commentRangeEnd w:id="45"/>
       <w:r>
         <w:rPr>
           <w:rStyle w:val="CommentReference"/>
           <w:sz w:val="24"/>
           <w:szCs w:val="24"/>
         </w:rPr>
-        <w:commentReference w:id="44"/>
+        <w:commentReference w:id="45"/>
       </w:r>
       <w:r>
         <w:t>metode ir eksponenciālās izlīdzināšanas metožu saime, kas paplašina vienkāršu izlīdzināšanu, lai ņemtu vērā tendences un sezonalitāti. Lietišķajā literatūrā tā ir skaidri aprakstīta kā metode, ko izmanto, ja dati uzrāda tendences un sezonālu uzvedību, un tā ir arī sadalīta multiplikatīvos un aditīvos sezonalitātes variantos</w:t>
@@ -5218,29 +5228,29 @@
       <w:pPr>
         <w:pStyle w:val="2-lm-virsraksts"/>
       </w:pPr>
-      <w:bookmarkStart w:id="45" w:name="_Toc225535006"/>
+      <w:bookmarkStart w:id="46" w:name="_Toc225535006"/>
       <w:r>
         <w:lastRenderedPageBreak/>
         <w:t>Neironu tīkli laika rindām</w:t>
       </w:r>
-      <w:bookmarkEnd w:id="45"/>
+      <w:bookmarkEnd w:id="46"/>
     </w:p>
     <w:p>
       <w:pPr>
         <w:pStyle w:val="Teksts"/>
       </w:pPr>
-      <w:commentRangeStart w:id="46"/>
+      <w:commentRangeStart w:id="47"/>
       <w:r>
         <w:t xml:space="preserve">Neironu </w:t>
       </w:r>
-      <w:commentRangeEnd w:id="46"/>
+      <w:commentRangeEnd w:id="47"/>
       <w:r>
         <w:rPr>
           <w:rStyle w:val="CommentReference"/>
           <w:sz w:val="24"/>
           <w:szCs w:val="24"/>
         </w:rPr>
-        <w:commentReference w:id="46"/>
+        <w:commentReference w:id="47"/>
       </w:r>
       <w:r>
         <w:t xml:space="preserve">tīklu izmantošanu pārdošanas prognozēšanā apstiprina sistemātiski mazumtirdzniecības nozares pārskati: dziļās mācīšanās modeļi tiek uzskatīti par atsevišķu jomu, pārskatos ir uzskaitīti DL ietvari un izmantotie novērtēšanas rādītāji, kā arī tiek apspriestas DL priekšrocības un ierobežojumi pārdošanas prognozēšanā </w:t>
@@ -5337,18 +5347,18 @@
       <w:pPr>
         <w:pStyle w:val="Teksts"/>
       </w:pPr>
-      <w:commentRangeStart w:id="47"/>
+      <w:commentRangeStart w:id="48"/>
       <w:r>
         <w:t xml:space="preserve">Literatūrā </w:t>
       </w:r>
-      <w:commentRangeEnd w:id="47"/>
+      <w:commentRangeEnd w:id="48"/>
       <w:r>
         <w:rPr>
           <w:rStyle w:val="CommentReference"/>
           <w:sz w:val="24"/>
           <w:szCs w:val="24"/>
         </w:rPr>
-        <w:commentReference w:id="47"/>
+        <w:commentReference w:id="48"/>
       </w:r>
       <w:r>
         <w:t xml:space="preserve">par laika rindu prognozēšanu LSTM parasti tiek identificēts kā RNN paplašinājums, kas risina tradicionālo RNN "īstermiņa atmiņas" problēmu un ļauj saglabāt atkarības ilgākā laika periodā, izmantojot šūnas stāvokli un vārtu mehānismu </w:t>
@@ -5451,18 +5461,18 @@
       <w:pPr>
         <w:pStyle w:val="Teksts"/>
       </w:pPr>
-      <w:commentRangeStart w:id="48"/>
+      <w:commentRangeStart w:id="49"/>
       <w:r>
         <w:t xml:space="preserve">LSTM </w:t>
       </w:r>
-      <w:commentRangeEnd w:id="48"/>
+      <w:commentRangeEnd w:id="49"/>
       <w:r>
         <w:rPr>
           <w:rStyle w:val="CommentReference"/>
           <w:sz w:val="24"/>
           <w:szCs w:val="24"/>
         </w:rPr>
-        <w:commentReference w:id="48"/>
+        <w:commentReference w:id="49"/>
       </w:r>
       <w:r>
         <w:t xml:space="preserve">ir rekurents tīkls, kas laika gaitā izplata ne tikai slēpto stāvokli, bet arī šūnas stāvokli; šī stāvokļa atjaunināšanu kontrolē vārti (ievade/aizmirstība/izvade), kas samazina gradientu izzušanas problēmu un palīdz saglabāt atbilstošu informāciju no pagātnes </w:t>
@@ -5566,28 +5576,28 @@
           <w:rFonts w:asciiTheme="minorHAnsi" w:hAnsiTheme="minorHAnsi"/>
         </w:rPr>
       </w:pPr>
-      <w:bookmarkStart w:id="49" w:name="_Toc225535007"/>
+      <w:bookmarkStart w:id="50" w:name="_Toc225535007"/>
       <w:r>
         <w:t>Sintētiskie dati un ierobežota piemērojamība darba kontekstā</w:t>
       </w:r>
-      <w:bookmarkEnd w:id="49"/>
+      <w:bookmarkEnd w:id="50"/>
     </w:p>
     <w:p>
       <w:pPr>
         <w:pStyle w:val="Teksts"/>
       </w:pPr>
-      <w:commentRangeStart w:id="50"/>
+      <w:commentRangeStart w:id="51"/>
       <w:r>
         <w:t xml:space="preserve">Pētījumos </w:t>
       </w:r>
-      <w:commentRangeEnd w:id="50"/>
+      <w:commentRangeEnd w:id="51"/>
       <w:r>
         <w:rPr>
           <w:rStyle w:val="CommentReference"/>
           <w:sz w:val="24"/>
           <w:szCs w:val="24"/>
         </w:rPr>
-        <w:commentReference w:id="50"/>
+        <w:commentReference w:id="51"/>
       </w:r>
       <w:r>
         <w:t xml:space="preserve">par sintētiskajām laika rindām sintētiskie dati tiek uzskatīti par veidu, kā iegūt papildu laika rindas, kur reāli novērojumi ir nepietiekami. Rakstā par sintētiskajām akām mērķis ir skaidri formulēts kā sintētiskas gruntsūdens līmeņa laika rindas ģenerēšana datu trūkuma pārvaldības uzdevumiem, un ģenerēšana tiek veikta, izmantojot ML sintezatoru (SDV PAR), novērtējot sintētisko datu līdzības kvalitāti ar reālajiem datiem </w:t>
@@ -5684,28 +5694,28 @@
       <w:pPr>
         <w:pStyle w:val="2-lm-virsraksts"/>
       </w:pPr>
-      <w:bookmarkStart w:id="51" w:name="_Toc225535008"/>
+      <w:bookmarkStart w:id="52" w:name="_Toc225535008"/>
       <w:r>
         <w:t>Kvalitātes rādītāji, modeļu salīdzināšanas sistēma un nākamie soļi</w:t>
       </w:r>
-      <w:bookmarkEnd w:id="51"/>
+      <w:bookmarkEnd w:id="52"/>
     </w:p>
     <w:p>
       <w:pPr>
         <w:pStyle w:val="Teksts"/>
       </w:pPr>
-      <w:commentRangeStart w:id="52"/>
+      <w:commentRangeStart w:id="53"/>
       <w:r>
         <w:t xml:space="preserve">Mazumtirdzniecības </w:t>
       </w:r>
-      <w:commentRangeEnd w:id="52"/>
+      <w:commentRangeEnd w:id="53"/>
       <w:r>
         <w:rPr>
           <w:rStyle w:val="CommentReference"/>
           <w:sz w:val="24"/>
           <w:szCs w:val="24"/>
         </w:rPr>
-        <w:commentReference w:id="52"/>
+        <w:commentReference w:id="53"/>
       </w:r>
       <w:r>
         <w:t xml:space="preserve">prognozēšanas pārskatā rādītāji ir tieši aprakstīti kā standarti prognozes kvalitātes novērtēšanai: MAE — vidējā absolūtā kļūda, MAPE — vidējā absolūtā procentuālā kļūda, RMSE — vidējā kvadrātiskā kļūda, norādot, ka MAPE ir ērti salīdzināšanai procentos, un zemāka RMSE nozīmē mazāku kļūdu diapazonu </w:t>
@@ -5860,7 +5870,7 @@
       <w:pPr>
         <w:pStyle w:val="3-lm-virsraksts"/>
       </w:pPr>
-      <w:bookmarkStart w:id="53" w:name="_Toc225535009"/>
+      <w:bookmarkStart w:id="54" w:name="_Toc225535009"/>
       <w:r>
         <w:lastRenderedPageBreak/>
         <w:t>Kā salīdzināt izvēlētās metodes</w:t>
@@ -5880,24 +5890,24 @@
       <w:r>
         <w:t>secinājums</w:t>
       </w:r>
-      <w:bookmarkEnd w:id="53"/>
+      <w:bookmarkEnd w:id="54"/>
     </w:p>
     <w:p>
       <w:pPr>
         <w:pStyle w:val="Teksts"/>
       </w:pPr>
-      <w:commentRangeStart w:id="54"/>
+      <w:commentRangeStart w:id="55"/>
       <w:r>
         <w:t xml:space="preserve">Šajā </w:t>
       </w:r>
-      <w:commentRangeEnd w:id="54"/>
+      <w:commentRangeEnd w:id="55"/>
       <w:r>
         <w:rPr>
           <w:rStyle w:val="CommentReference"/>
           <w:sz w:val="24"/>
           <w:szCs w:val="24"/>
         </w:rPr>
-        <w:commentReference w:id="54"/>
+        <w:commentReference w:id="55"/>
       </w:r>
       <w:r>
         <w:t>darbā</w:t>
@@ -6015,18 +6025,18 @@
       <w:pPr>
         <w:pStyle w:val="Teksts"/>
       </w:pPr>
-      <w:commentRangeStart w:id="55"/>
+      <w:commentRangeStart w:id="56"/>
       <w:r>
         <w:t xml:space="preserve">Šī </w:t>
       </w:r>
-      <w:commentRangeEnd w:id="55"/>
+      <w:commentRangeEnd w:id="56"/>
       <w:r>
         <w:rPr>
           <w:rStyle w:val="CommentReference"/>
           <w:sz w:val="24"/>
           <w:szCs w:val="24"/>
         </w:rPr>
-        <w:commentReference w:id="55"/>
+        <w:commentReference w:id="56"/>
       </w:r>
       <w:r>
         <w:t xml:space="preserve">darba </w:t>
@@ -6097,7 +6107,7 @@
       <w:pPr>
         <w:pStyle w:val="Teksts"/>
       </w:pPr>
-      <w:commentRangeStart w:id="56"/>
+      <w:commentRangeStart w:id="57"/>
       <w:r>
         <w:t xml:space="preserve">Tāpēc nākamais solis ir sagatavot uzņēmuma datus laika rindai: laika soļa saskaņošana, pārdošanas apjomu apkopošana, nepilnību apstrāde un "laboto" datu apvienošana, lai modelis netiktu apmācīts ar viena un tā paša produkta dublikātiem. Šī rezultāta atkarība no ievades datu kvalitātes un struktūras (vēsturiskie pārdošanas apjomi kā bāze un datu/datu stratēģijas nozīme) tiek pastāvīgi uzsvērta pārskatos par pieprasījuma prognozēšanu </w:t>
       </w:r>
@@ -6159,14 +6169,14 @@
       <w:r>
         <w:t>.</w:t>
       </w:r>
-      <w:commentRangeEnd w:id="56"/>
+      <w:commentRangeEnd w:id="57"/>
       <w:r>
         <w:rPr>
           <w:rStyle w:val="CommentReference"/>
           <w:sz w:val="24"/>
           <w:szCs w:val="24"/>
         </w:rPr>
-        <w:commentReference w:id="56"/>
+        <w:commentReference w:id="57"/>
       </w:r>
     </w:p>
     <w:p>
@@ -6177,14 +6187,14 @@
           <w:lang w:val="ru-RU"/>
         </w:rPr>
       </w:pPr>
-      <w:bookmarkStart w:id="57" w:name="_Toc225535010"/>
-      <w:commentRangeStart w:id="58"/>
+      <w:bookmarkStart w:id="58" w:name="_Toc225535010"/>
+      <w:commentRangeStart w:id="59"/>
       <w:r>
         <w:lastRenderedPageBreak/>
         <w:t>Datu parsēšana</w:t>
       </w:r>
-      <w:bookmarkEnd w:id="57"/>
-      <w:commentRangeEnd w:id="58"/>
+      <w:bookmarkEnd w:id="58"/>
+      <w:commentRangeEnd w:id="59"/>
       <w:r>
         <w:rPr>
           <w:rStyle w:val="CommentReference"/>
@@ -6193,7 +6203,7 @@
           <w:szCs w:val="28"/>
           <w:lang w:val="ru-RU"/>
         </w:rPr>
-        <w:commentReference w:id="58"/>
+        <w:commentReference w:id="59"/>
       </w:r>
     </w:p>
     <w:p>
@@ -6203,18 +6213,18 @@
           <w:lang w:val="ru-RU"/>
         </w:rPr>
       </w:pPr>
-      <w:commentRangeStart w:id="59"/>
+      <w:commentRangeStart w:id="60"/>
       <w:r>
         <w:t xml:space="preserve">Python </w:t>
       </w:r>
-      <w:commentRangeEnd w:id="59"/>
+      <w:commentRangeEnd w:id="60"/>
       <w:r>
         <w:rPr>
           <w:rStyle w:val="CommentReference"/>
           <w:sz w:val="24"/>
           <w:szCs w:val="24"/>
         </w:rPr>
-        <w:commentReference w:id="59"/>
+        <w:commentReference w:id="60"/>
       </w:r>
       <w:r>
         <w:t xml:space="preserve">palīgskripts tika izstrādāts uzņēmuma datu par materiāliem, pārdošanu un piegādēm sākotnējai apstrādei un normalizēšanai. timber_parse.py skripts īsteno ETL pieeju: </w:t>
@@ -6396,18 +6406,18 @@
       <w:pPr>
         <w:pStyle w:val="Teksts"/>
       </w:pPr>
-      <w:commentRangeStart w:id="60"/>
+      <w:commentRangeStart w:id="61"/>
       <w:r>
         <w:t xml:space="preserve">Apstrāde </w:t>
       </w:r>
-      <w:commentRangeEnd w:id="60"/>
+      <w:commentRangeEnd w:id="61"/>
       <w:r>
         <w:rPr>
           <w:rStyle w:val="CommentReference"/>
           <w:sz w:val="24"/>
           <w:szCs w:val="24"/>
         </w:rPr>
-        <w:commentReference w:id="60"/>
+        <w:commentReference w:id="61"/>
       </w:r>
       <w:r>
         <w:t xml:space="preserve">sākas, meklējot Excel failus avotu direktorijā. Katram failam darbgrāmata tiek ielādēta divas reizes: vienreiz, lai nolasītu aprēķinātās šūnu vērtības, un vienreiz, lai nolasītu formulas. </w:t>
@@ -6420,23 +6430,23 @@
       <w:pPr>
         <w:pStyle w:val="Teksts"/>
       </w:pPr>
-      <w:commentRangeStart w:id="61"/>
+      <w:commentRangeStart w:id="62"/>
       <w:r>
         <w:t xml:space="preserve">Skripts </w:t>
       </w:r>
-      <w:commentRangeEnd w:id="61"/>
+      <w:commentRangeEnd w:id="62"/>
       <w:r>
         <w:rPr>
           <w:rStyle w:val="CommentReference"/>
           <w:sz w:val="24"/>
           <w:szCs w:val="24"/>
         </w:rPr>
-        <w:commentReference w:id="61"/>
+        <w:commentReference w:id="62"/>
       </w:r>
       <w:r>
         <w:t xml:space="preserve">ar </w:t>
       </w:r>
-      <w:commentRangeStart w:id="62"/>
+      <w:commentRangeStart w:id="63"/>
       <w:r>
         <w:rPr>
           <w:i/>
@@ -6444,7 +6454,7 @@
         </w:rPr>
         <w:t>read_periods</w:t>
       </w:r>
-      <w:commentRangeEnd w:id="62"/>
+      <w:commentRangeEnd w:id="63"/>
       <w:r>
         <w:rPr>
           <w:rStyle w:val="CommentReference"/>
@@ -6453,7 +6463,7 @@
           <w:sz w:val="24"/>
           <w:szCs w:val="24"/>
         </w:rPr>
-        <w:commentReference w:id="62"/>
+        <w:commentReference w:id="63"/>
       </w:r>
       <w:r>
         <w:rPr>
@@ -6492,7 +6502,7 @@
       <w:r>
         <w:t xml:space="preserve"> ar </w:t>
       </w:r>
-      <w:commentRangeStart w:id="63"/>
+      <w:commentRangeStart w:id="64"/>
       <w:r>
         <w:rPr>
           <w:i/>
@@ -6500,7 +6510,7 @@
         </w:rPr>
         <w:t>worksheet_records</w:t>
       </w:r>
-      <w:commentRangeEnd w:id="63"/>
+      <w:commentRangeEnd w:id="64"/>
       <w:r>
         <w:rPr>
           <w:rStyle w:val="CommentReference"/>
@@ -6509,7 +6519,7 @@
           <w:sz w:val="24"/>
           <w:szCs w:val="24"/>
         </w:rPr>
-        <w:commentReference w:id="63"/>
+        <w:commentReference w:id="64"/>
       </w:r>
       <w:r>
         <w:rPr>
@@ -6717,18 +6727,18 @@
       <w:pPr>
         <w:pStyle w:val="Teksts"/>
       </w:pPr>
-      <w:commentRangeStart w:id="64"/>
+      <w:commentRangeStart w:id="65"/>
       <w:r>
         <w:t xml:space="preserve">Īpašu </w:t>
       </w:r>
-      <w:commentRangeEnd w:id="64"/>
+      <w:commentRangeEnd w:id="65"/>
       <w:r>
         <w:rPr>
           <w:rStyle w:val="CommentReference"/>
           <w:sz w:val="24"/>
           <w:szCs w:val="24"/>
         </w:rPr>
-        <w:commentReference w:id="64"/>
+        <w:commentReference w:id="65"/>
       </w:r>
       <w:r>
         <w:t>gadījumu apstrāde ir galvenā ieviešanas iezīme. Uzņēmuma dati satur nepilnīgus, nekonsekventus un daļēji kļūdainus ierakstus, tāpēc kodā ir iekļauts (</w:t>
@@ -6749,7 +6759,7 @@
       <w:r>
         <w:t xml:space="preserve"> Tas ir realizēts ar </w:t>
       </w:r>
-      <w:commentRangeStart w:id="65"/>
+      <w:commentRangeStart w:id="66"/>
       <w:r>
         <w:rPr>
           <w:i/>
@@ -6757,7 +6767,7 @@
         </w:rPr>
         <w:t>handle_special_cases</w:t>
       </w:r>
-      <w:commentRangeEnd w:id="65"/>
+      <w:commentRangeEnd w:id="66"/>
       <w:r>
         <w:rPr>
           <w:rStyle w:val="CommentReference"/>
@@ -6766,7 +6776,7 @@
           <w:sz w:val="24"/>
           <w:szCs w:val="24"/>
         </w:rPr>
-        <w:commentReference w:id="65"/>
+        <w:commentReference w:id="66"/>
       </w:r>
       <w:r>
         <w:rPr>
@@ -7013,18 +7023,18 @@
       <w:pPr>
         <w:pStyle w:val="Teksts"/>
       </w:pPr>
-      <w:commentRangeStart w:id="66"/>
+      <w:commentRangeStart w:id="67"/>
       <w:r>
         <w:t xml:space="preserve">Materiālu </w:t>
       </w:r>
-      <w:commentRangeEnd w:id="66"/>
+      <w:commentRangeEnd w:id="67"/>
       <w:r>
         <w:rPr>
           <w:rStyle w:val="CommentReference"/>
           <w:sz w:val="24"/>
           <w:szCs w:val="24"/>
         </w:rPr>
-        <w:commentReference w:id="66"/>
+        <w:commentReference w:id="67"/>
       </w:r>
       <w:r>
         <w:t>tabulā tiek glabāts pats materiāla objekts: zīmols, kategorija, kvalitāte, izmēri un rindas izcelsmes metadati. Šī ir materiālu uzziņu grāmata. Katrs materiāls saņem ID</w:t>
@@ -7032,7 +7042,7 @@
       <w:r>
         <w:t xml:space="preserve"> ar </w:t>
       </w:r>
-      <w:commentRangeStart w:id="67"/>
+      <w:commentRangeStart w:id="68"/>
       <w:r>
         <w:rPr>
           <w:i/>
@@ -7040,7 +7050,7 @@
         </w:rPr>
         <w:t>material_hash</w:t>
       </w:r>
-      <w:commentRangeEnd w:id="67"/>
+      <w:commentRangeEnd w:id="68"/>
       <w:r>
         <w:rPr>
           <w:rStyle w:val="CommentReference"/>
@@ -7049,7 +7059,7 @@
           <w:sz w:val="24"/>
           <w:szCs w:val="24"/>
         </w:rPr>
-        <w:commentReference w:id="67"/>
+        <w:commentReference w:id="68"/>
       </w:r>
       <w:r>
         <w:rPr>
@@ -7087,11 +7097,11 @@
       <w:pPr>
         <w:pStyle w:val="Teksts"/>
       </w:pPr>
-      <w:commentRangeStart w:id="68"/>
+      <w:commentRangeStart w:id="69"/>
       <w:r>
         <w:t xml:space="preserve">Tabulā </w:t>
       </w:r>
-      <w:commentRangeEnd w:id="68"/>
+      <w:commentRangeEnd w:id="69"/>
       <w:r>
         <w:rPr>
           <w:rStyle w:val="CommentReference"/>
@@ -7100,7 +7110,7 @@
           <w:sz w:val="24"/>
           <w:szCs w:val="24"/>
         </w:rPr>
-        <w:commentReference w:id="68"/>
+        <w:commentReference w:id="69"/>
       </w:r>
       <w:r>
         <w:rPr>
@@ -7117,18 +7127,18 @@
       <w:pPr>
         <w:pStyle w:val="Teksts"/>
       </w:pPr>
-      <w:commentRangeStart w:id="69"/>
+      <w:commentRangeStart w:id="70"/>
       <w:r>
         <w:t xml:space="preserve">Pārdošanas </w:t>
       </w:r>
-      <w:commentRangeEnd w:id="69"/>
+      <w:commentRangeEnd w:id="70"/>
       <w:r>
         <w:rPr>
           <w:rStyle w:val="CommentReference"/>
           <w:sz w:val="24"/>
           <w:szCs w:val="24"/>
         </w:rPr>
-        <w:commentReference w:id="69"/>
+        <w:commentReference w:id="70"/>
       </w:r>
       <w:r>
         <w:t xml:space="preserve">tabulā tiek glabāti pārdošanas apjomi. Katrs ieraksts ir saistīts ar materiālu, gadu un mēnesi. </w:t>
@@ -7158,7 +7168,7 @@
       <w:r>
         <w:t xml:space="preserve">Formulas interpretēšana ir realizēta ar </w:t>
       </w:r>
-      <w:commentRangeStart w:id="70"/>
+      <w:commentRangeStart w:id="71"/>
       <w:r>
         <w:rPr>
           <w:i/>
@@ -7176,7 +7186,7 @@
         </w:rPr>
         <w:t>parse_deliveries</w:t>
       </w:r>
-      <w:commentRangeEnd w:id="70"/>
+      <w:commentRangeEnd w:id="71"/>
       <w:r>
         <w:rPr>
           <w:rStyle w:val="CommentReference"/>
@@ -7185,7 +7195,7 @@
           <w:sz w:val="24"/>
           <w:szCs w:val="24"/>
         </w:rPr>
-        <w:commentReference w:id="70"/>
+        <w:commentReference w:id="71"/>
       </w:r>
       <w:r>
         <w:rPr>
@@ -7214,18 +7224,18 @@
       <w:pPr>
         <w:pStyle w:val="Teksts"/>
       </w:pPr>
-      <w:commentRangeStart w:id="71"/>
+      <w:commentRangeStart w:id="72"/>
       <w:r>
         <w:t xml:space="preserve">Visās </w:t>
       </w:r>
-      <w:commentRangeEnd w:id="71"/>
+      <w:commentRangeEnd w:id="72"/>
       <w:r>
         <w:rPr>
           <w:rStyle w:val="CommentReference"/>
           <w:sz w:val="24"/>
           <w:szCs w:val="24"/>
         </w:rPr>
-        <w:commentReference w:id="71"/>
+        <w:commentReference w:id="72"/>
       </w:r>
       <w:r>
         <w:t>tabulās ir ietverti faila file_</w:t>
@@ -7249,18 +7259,18 @@
       <w:pPr>
         <w:pStyle w:val="Teksts"/>
       </w:pPr>
-      <w:commentRangeStart w:id="72"/>
+      <w:commentRangeStart w:id="73"/>
       <w:r>
         <w:t>Pilno blokshēmu skriptam var ieraudzīt zemāk:</w:t>
       </w:r>
-      <w:commentRangeEnd w:id="72"/>
+      <w:commentRangeEnd w:id="73"/>
       <w:r>
         <w:rPr>
           <w:rStyle w:val="CommentReference"/>
           <w:sz w:val="24"/>
           <w:szCs w:val="24"/>
         </w:rPr>
-        <w:commentReference w:id="72"/>
+        <w:commentReference w:id="73"/>
       </w:r>
     </w:p>
     <w:p>
@@ -7456,18 +7466,18 @@
       <w:pPr>
         <w:pStyle w:val="Teksts"/>
       </w:pPr>
-      <w:commentRangeStart w:id="73"/>
+      <w:commentRangeStart w:id="74"/>
       <w:r>
         <w:t>Prognozēšanas uzdevumā pārdošanas tabula ir primāri interesanta, jo tā ir pamats mērķa mainīgā, kas saistīts ar pārdošanas apjomu, turpmākai veidošanai. Piegāžu tabulai tomēr ir papildu nozīme, jo piegādes var izmantot kā papildu ievades funkciju neironu tīkla pieejā, bet ne kā galveno prognozes objektu.</w:t>
       </w:r>
-      <w:commentRangeEnd w:id="73"/>
+      <w:commentRangeEnd w:id="74"/>
       <w:r>
         <w:rPr>
           <w:rStyle w:val="CommentReference"/>
           <w:sz w:val="24"/>
           <w:szCs w:val="24"/>
         </w:rPr>
-        <w:commentReference w:id="73"/>
+        <w:commentReference w:id="74"/>
       </w:r>
     </w:p>
     <w:p>
@@ -7870,18 +7880,18 @@
         <w:pStyle w:val="Teksts"/>
         <w:spacing w:before="120"/>
       </w:pPr>
-      <w:commentRangeStart w:id="74"/>
+      <w:commentRangeStart w:id="75"/>
       <w:r>
         <w:t xml:space="preserve">Tādējādi </w:t>
       </w:r>
-      <w:commentRangeEnd w:id="74"/>
+      <w:commentRangeEnd w:id="75"/>
       <w:r>
         <w:rPr>
           <w:rStyle w:val="CommentReference"/>
           <w:sz w:val="24"/>
           <w:szCs w:val="24"/>
         </w:rPr>
-        <w:commentReference w:id="74"/>
+        <w:commentReference w:id="75"/>
       </w:r>
       <w:r>
         <w:t>šajā posmā var uzskatīt, ka sākotnējie dati jau ir pārveidoti analītiski piemērotā formā, un nākamais uzdevums ir novērtēt, cik lielā mērā šie dati ir piemēroti prognozējošo modeļu konstruēšanai.</w:t>
@@ -7899,34 +7909,34 @@
       <w:pPr>
         <w:pStyle w:val="Teksts"/>
       </w:pPr>
-      <w:commentRangeStart w:id="75"/>
+      <w:commentRangeStart w:id="76"/>
       <w:r>
         <w:t xml:space="preserve">Kā </w:t>
       </w:r>
-      <w:commentRangeEnd w:id="75"/>
+      <w:commentRangeEnd w:id="76"/>
       <w:r>
         <w:rPr>
           <w:rStyle w:val="CommentReference"/>
           <w:sz w:val="24"/>
           <w:szCs w:val="24"/>
         </w:rPr>
-        <w:commentReference w:id="75"/>
+        <w:commentReference w:id="76"/>
       </w:r>
       <w:r>
         <w:t xml:space="preserve">jau minēts iepriekš, pieejamie novērojumi aptver periodu no 2025. gada jūlija līdz </w:t>
       </w:r>
-      <w:commentRangeStart w:id="76"/>
+      <w:commentRangeStart w:id="77"/>
       <w:r>
         <w:t xml:space="preserve">2026. gada martam </w:t>
       </w:r>
-      <w:commentRangeEnd w:id="76"/>
+      <w:commentRangeEnd w:id="77"/>
       <w:r>
         <w:rPr>
           <w:rStyle w:val="CommentReference"/>
           <w:sz w:val="24"/>
           <w:szCs w:val="24"/>
         </w:rPr>
-        <w:commentReference w:id="76"/>
+        <w:commentReference w:id="77"/>
       </w:r>
       <w:r>
         <w:t>(ieskaitot). Tas nozīmē, ka ir pieejami tikai deviņu secīgu mēnešu novērojumi. Tas vien jau rada būtiskus ierobežojumus turpmākajai prognozēšanai, jo datos trūkst pat viena pilnīga gada cikla. Līdz ar to, pat ja pārdošanas paradumos ir sezonalitāte, to ir grūti pilnībā noteikt un pārbaudīt tik ilgā laika periodā.</w:t>
@@ -7936,19 +7946,19 @@
       <w:pPr>
         <w:pStyle w:val="Teksts"/>
       </w:pPr>
-      <w:commentRangeStart w:id="77"/>
+      <w:commentRangeStart w:id="78"/>
       <w:r>
         <w:lastRenderedPageBreak/>
         <w:t xml:space="preserve">Papildu </w:t>
       </w:r>
-      <w:commentRangeEnd w:id="77"/>
+      <w:commentRangeEnd w:id="78"/>
       <w:r>
         <w:rPr>
           <w:rStyle w:val="CommentReference"/>
           <w:sz w:val="24"/>
           <w:szCs w:val="24"/>
         </w:rPr>
-        <w:commentReference w:id="77"/>
+        <w:commentReference w:id="78"/>
       </w:r>
       <w:r>
         <w:t>sarežģījums ir tas, ka novērojumu bāze ir ne tikai īsa, bet arī tiek veidota pakāpeniski. Pirmajos grāmatvedības mēnešos dokumentēto materiālu saraksts turpināja paplašināties, kas nozīmē, ka daži produkti netika nekavējoties ievadīti sistēmā. Tāpēc agrīnās vērtības sērijā var atspoguļot ne tikai faktiskos pārdošanas apjomus, bet arī pašas grāmatvedības pilnīgumu. Tas nozīmē, ka zemāki pārdošanas apjomi sākumā (pirmajos mēnešos) ne vienmēr norāda uz tikpat zemu faktisko pieprasījumu.</w:t>
@@ -7992,7 +8002,7 @@
         </w:tabs>
         <w:jc w:val="left"/>
       </w:pPr>
-      <w:commentRangeStart w:id="78"/>
+      <w:commentRangeStart w:id="79"/>
       <w:r>
         <w:tab/>
       </w:r>
@@ -8037,14 +8047,14 @@
       <w:r>
         <w:t xml:space="preserve"> pa mēnešiem </w:t>
       </w:r>
-      <w:commentRangeEnd w:id="78"/>
+      <w:commentRangeEnd w:id="79"/>
       <w:r>
         <w:rPr>
           <w:rStyle w:val="CommentReference"/>
           <w:sz w:val="24"/>
           <w:szCs w:val="24"/>
         </w:rPr>
-        <w:commentReference w:id="78"/>
+        <w:commentReference w:id="79"/>
       </w:r>
     </w:p>
     <w:p>
@@ -8054,18 +8064,18 @@
       <w:r>
         <w:tab/>
       </w:r>
-      <w:commentRangeStart w:id="79"/>
+      <w:commentRangeStart w:id="80"/>
       <w:r>
         <w:t xml:space="preserve">Grafikā </w:t>
       </w:r>
-      <w:commentRangeEnd w:id="79"/>
+      <w:commentRangeEnd w:id="80"/>
       <w:r>
         <w:rPr>
           <w:rStyle w:val="CommentReference"/>
           <w:sz w:val="24"/>
           <w:szCs w:val="24"/>
         </w:rPr>
-        <w:commentReference w:id="79"/>
+        <w:commentReference w:id="80"/>
       </w:r>
       <w:r>
         <w:t>redzams, ka novērotais periods patiešām ir īss: laika ass attēlo tikai daļu no gada, un neatkārtojas tie paši otrā gada mēneši. Tas nozīmē, ka prognozei vajadzētu mazāk paļauties uz sezonalitāti, nekā sākotnēji pieņemts. Vienlaikus grafikā redzams, ka pirmajos mēnešos materiālu apjoms joprojām tika ģenerēts, kas nozīmē, ka agrīnie periodi jāvērtē piesardzīgi. Ir arī vērts atzīmēt, ka dokumentēto materiālu apjoms turpmākajos mēnešos samazinājās. Tas var būt saistīts ar dažādiem procesiem uzņēmumā, un teorētiski tam nevajadzētu ietekmēt prognozi, taču ir vērts to paturēt prātā.</w:t>
@@ -8075,18 +8085,18 @@
       <w:pPr>
         <w:pStyle w:val="Teksts"/>
       </w:pPr>
-      <w:commentRangeStart w:id="80"/>
+      <w:commentRangeStart w:id="81"/>
       <w:r>
         <w:t xml:space="preserve">Tas </w:t>
       </w:r>
-      <w:commentRangeEnd w:id="80"/>
+      <w:commentRangeEnd w:id="81"/>
       <w:r>
         <w:rPr>
           <w:rStyle w:val="CommentReference"/>
           <w:sz w:val="24"/>
           <w:szCs w:val="24"/>
         </w:rPr>
-        <w:commentReference w:id="80"/>
+        <w:commentReference w:id="81"/>
       </w:r>
       <w:r>
         <w:t>noved pie svarīga starpsecinājuma: pieejamie dati ir ierobežoti gan laika horizonta ilguma, gan agrīno novērojumu pilnīguma ziņā. Tas savukārt kļūst par vienu no galvenajiem argumentiem par labu plašākam prognožu apgabalam, nevis detalizētākam (individuālu datu līmenī).</w:t>
@@ -8108,18 +8118,18 @@
       <w:pPr>
         <w:pStyle w:val="Teksts"/>
       </w:pPr>
-      <w:commentRangeStart w:id="81"/>
+      <w:commentRangeStart w:id="82"/>
       <w:r>
         <w:t xml:space="preserve">No </w:t>
       </w:r>
-      <w:commentRangeEnd w:id="81"/>
+      <w:commentRangeEnd w:id="82"/>
       <w:r>
         <w:rPr>
           <w:rStyle w:val="CommentReference"/>
           <w:sz w:val="24"/>
           <w:szCs w:val="24"/>
         </w:rPr>
-        <w:commentReference w:id="81"/>
+        <w:commentReference w:id="82"/>
       </w:r>
       <w:r>
         <w:t>prognozēšanas viedokļa pārdošanas un piegādes datiem ir atšķirīga loma. Pārdošanas apjomi tieši atspoguļo faktisko pieprasījumu un tāpēc dabiski kļūst par prognozēšanas galveno uzmanības objektu. Savukārt piedāvājums raksturo krājumu papildināšanu un ir atkarīgs ne tikai no pieprasījuma, bet arī no iekšējiem lēmumiem un nezināmiem uzņēmuma procesiem.</w:t>
@@ -8129,18 +8139,18 @@
       <w:pPr>
         <w:pStyle w:val="Teksts"/>
       </w:pPr>
-      <w:commentRangeStart w:id="82"/>
+      <w:commentRangeStart w:id="83"/>
       <w:r>
         <w:t xml:space="preserve">Datubāzē </w:t>
       </w:r>
-      <w:commentRangeEnd w:id="82"/>
+      <w:commentRangeEnd w:id="83"/>
       <w:r>
         <w:rPr>
           <w:rStyle w:val="CommentReference"/>
           <w:sz w:val="24"/>
           <w:szCs w:val="24"/>
         </w:rPr>
-        <w:commentReference w:id="82"/>
+        <w:commentReference w:id="83"/>
       </w:r>
       <w:r>
         <w:t xml:space="preserve">ir arī skaidri nošķirti pārdošanas un pirkšanas apjomi: pārdošanas </w:t>
@@ -8162,7 +8172,7 @@
       <w:pPr>
         <w:pStyle w:val="Attls"/>
       </w:pPr>
-      <w:commentRangeStart w:id="83"/>
+      <w:commentRangeStart w:id="84"/>
       <w:r>
         <w:drawing>
           <wp:inline distT="0" distB="0" distL="0" distR="0" wp14:anchorId="6C140874" wp14:editId="16321784">
@@ -8184,14 +8194,14 @@
           </wp:inline>
         </w:drawing>
       </w:r>
-      <w:commentRangeEnd w:id="83"/>
+      <w:commentRangeEnd w:id="84"/>
       <w:r>
         <w:rPr>
           <w:rStyle w:val="CommentReference"/>
           <w:sz w:val="24"/>
           <w:szCs w:val="24"/>
         </w:rPr>
-        <w:commentReference w:id="83"/>
+        <w:commentReference w:id="84"/>
       </w:r>
     </w:p>
     <w:p>
@@ -8244,18 +8254,18 @@
       <w:pPr>
         <w:pStyle w:val="Teksts"/>
       </w:pPr>
-      <w:commentRangeStart w:id="84"/>
+      <w:commentRangeStart w:id="85"/>
       <w:r>
         <w:t xml:space="preserve">Šis </w:t>
       </w:r>
-      <w:commentRangeEnd w:id="84"/>
+      <w:commentRangeEnd w:id="85"/>
       <w:r>
         <w:rPr>
           <w:rStyle w:val="CommentReference"/>
           <w:sz w:val="24"/>
           <w:szCs w:val="24"/>
         </w:rPr>
-        <w:commentReference w:id="84"/>
+        <w:commentReference w:id="85"/>
       </w:r>
       <w:r>
         <w:t>novērojums ir īpaši svarīgs tradicionālajiem modeļiem. Tā kā piegādes veido tik īsu un nestabilu sēriju, tās nav piemērotas kā prognozējošs mainīgais. Neironu tīkla pieejā situācija ir citāda: pat retas piegādes var būt noderīgas kā papildu ievades signāls, ja modelis vienlaikus izmanto vairākas funkcijas. Tomēr pat šajā gadījumā piegādes nevajadzētu uzskatīt par atsevišķu prognozēšanas uzdevumu, bet gan par iespējamu papildu informāciju pārdošanas prognozēšanas modelim.</w:t>
@@ -8265,18 +8275,18 @@
       <w:pPr>
         <w:pStyle w:val="Teksts"/>
       </w:pPr>
-      <w:commentRangeStart w:id="85"/>
+      <w:commentRangeStart w:id="86"/>
       <w:r>
         <w:t xml:space="preserve">Tāpēc </w:t>
       </w:r>
-      <w:commentRangeEnd w:id="85"/>
+      <w:commentRangeEnd w:id="86"/>
       <w:r>
         <w:rPr>
           <w:rStyle w:val="CommentReference"/>
           <w:sz w:val="24"/>
           <w:szCs w:val="24"/>
         </w:rPr>
-        <w:commentReference w:id="85"/>
+        <w:commentReference w:id="86"/>
       </w:r>
       <w:r>
         <w:t>šajā darbā pārdošanas apjomi tiek uzskatīti par galveno prognozēšanas objektu, bet piegādes - par papildu kontekstu, ko var tālāk izmantot sarežģītos modeļos.</w:t>
@@ -8298,34 +8308,34 @@
       <w:pPr>
         <w:pStyle w:val="Teksts"/>
       </w:pPr>
-      <w:commentRangeStart w:id="86"/>
+      <w:commentRangeStart w:id="87"/>
       <w:r>
         <w:t xml:space="preserve">Nākamais </w:t>
       </w:r>
-      <w:commentRangeEnd w:id="86"/>
+      <w:commentRangeEnd w:id="87"/>
       <w:r>
         <w:rPr>
           <w:rStyle w:val="CommentReference"/>
           <w:sz w:val="24"/>
           <w:szCs w:val="24"/>
         </w:rPr>
-        <w:commentReference w:id="86"/>
+        <w:commentReference w:id="87"/>
       </w:r>
       <w:r>
         <w:t xml:space="preserve">svarīgais jautājums ir, kādā līmenī jāveido prognoze: atsevišķu materiālu līmenī vai lielāku produktu grupu līmenī. Formāli avota dati ļauj veidot laika rindu katram materiālam atsevišķi. Tomēr, analizējot pārdošanas apjomu sadalījumu pa mēnešiem, kļūst skaidrs, ka šāds detalizācijas līmenis vairumā gadījumu nav piemērots prognozēšanai: ievērojamai daļai materiālu pieejamā periodā nav pārdošanas vispār vai arī tie tiek pārdoti reti. 88 no 206 materiāliem datubāzē nav reģistrēts neviens pārdošanas mēnesis. </w:t>
       </w:r>
-      <w:commentRangeStart w:id="87"/>
+      <w:commentRangeStart w:id="88"/>
       <w:r>
         <w:t xml:space="preserve">Mediānais </w:t>
       </w:r>
-      <w:commentRangeEnd w:id="87"/>
+      <w:commentRangeEnd w:id="88"/>
       <w:r>
         <w:rPr>
           <w:rStyle w:val="CommentReference"/>
           <w:sz w:val="24"/>
           <w:szCs w:val="24"/>
         </w:rPr>
-        <w:commentReference w:id="87"/>
+        <w:commentReference w:id="88"/>
       </w:r>
       <w:r>
         <w:t>materiāls tiek pārdots tikai divos no deviņiem mēnešiem, kā redzams 4.5. attēlā. Tikai ļoti neliels skaits materiālu uzrāda pārdošanas apjomus lielākajā daļā pieejamo mēnešu. Izmantojot atsevišķus materiālus kā galveno prognozēšanas mērķi, modeļu salīdzinājumi tiktu veikti, izmantojot pārāk īsas un retas laika rindas.</w:t>
@@ -8361,18 +8371,18 @@
       <w:pPr>
         <w:pStyle w:val="Tab-virsraksts"/>
       </w:pPr>
-      <w:commentRangeStart w:id="88"/>
+      <w:commentRangeStart w:id="89"/>
       <w:r>
         <w:t>Materiālu sadalījums pēc pārdošanas mēnešu skaita</w:t>
       </w:r>
-      <w:commentRangeEnd w:id="88"/>
+      <w:commentRangeEnd w:id="89"/>
       <w:r>
         <w:rPr>
           <w:rStyle w:val="CommentReference"/>
           <w:sz w:val="24"/>
           <w:szCs w:val="24"/>
         </w:rPr>
-        <w:commentReference w:id="88"/>
+        <w:commentReference w:id="89"/>
       </w:r>
     </w:p>
     <w:tbl>
@@ -8712,7 +8722,7 @@
       <w:pPr>
         <w:pStyle w:val="Attls"/>
       </w:pPr>
-      <w:commentRangeStart w:id="89"/>
+      <w:commentRangeStart w:id="90"/>
       <w:r>
         <w:lastRenderedPageBreak/>
         <w:drawing>
@@ -8735,14 +8745,14 @@
           </wp:inline>
         </w:drawing>
       </w:r>
-      <w:commentRangeEnd w:id="89"/>
+      <w:commentRangeEnd w:id="90"/>
       <w:r>
         <w:rPr>
           <w:rStyle w:val="CommentReference"/>
           <w:sz w:val="24"/>
           <w:szCs w:val="24"/>
         </w:rPr>
-        <w:commentReference w:id="89"/>
+        <w:commentReference w:id="90"/>
       </w:r>
     </w:p>
     <w:p>
@@ -8799,18 +8809,18 @@
       <w:pPr>
         <w:pStyle w:val="Teksts"/>
       </w:pPr>
-      <w:commentRangeStart w:id="90"/>
+      <w:commentRangeStart w:id="91"/>
       <w:r>
         <w:t xml:space="preserve">Šādi </w:t>
       </w:r>
-      <w:commentRangeEnd w:id="90"/>
+      <w:commentRangeEnd w:id="91"/>
       <w:r>
         <w:rPr>
           <w:rStyle w:val="CommentReference"/>
           <w:sz w:val="24"/>
           <w:szCs w:val="24"/>
         </w:rPr>
-        <w:commentReference w:id="90"/>
+        <w:commentReference w:id="91"/>
       </w:r>
       <w:r>
         <w:t>dati ir neērti ne tikai tradicionālajām metodēm, bet pat salīdzināšanai. Ja prognoze ir balstīta uz individuāliem datiem, tradicionālās metodes tiks novērtētas, izmantojot ļoti retus, nestabilus datu kopumus. Šajā gadījumā salīdzināšanas rezultāts būs atkarīgs nevis no modeļa kvalitātes, bet gan no tā veiksmes trāpīt retam pārdošanas mēnesim. Tas padara secinājumus par metožu salīdzināšanu pārāk vājus.</w:t>
@@ -8820,18 +8830,18 @@
       <w:pPr>
         <w:pStyle w:val="Teksts"/>
       </w:pPr>
-      <w:commentRangeStart w:id="91"/>
+      <w:commentRangeStart w:id="92"/>
       <w:r>
         <w:t xml:space="preserve">Tāpēc </w:t>
       </w:r>
-      <w:commentRangeEnd w:id="91"/>
+      <w:commentRangeEnd w:id="92"/>
       <w:r>
         <w:rPr>
           <w:rStyle w:val="CommentReference"/>
           <w:sz w:val="24"/>
           <w:szCs w:val="24"/>
         </w:rPr>
-        <w:commentReference w:id="91"/>
+        <w:commentReference w:id="92"/>
       </w:r>
       <w:r>
         <w:t>galvenās problēmas formulējumam tika apsvērts plašāks apkopojuma līmenis — zīmola</w:t>
@@ -8879,18 +8889,18 @@
       <w:pPr>
         <w:pStyle w:val="Tab-virsraksts"/>
       </w:pPr>
-      <w:commentRangeStart w:id="92"/>
+      <w:commentRangeStart w:id="93"/>
       <w:r>
         <w:t>Zīmolu+kategoriju grupas un mēnešu skaits ar pārdošanas apjomiem, kas nav nulle</w:t>
       </w:r>
-      <w:commentRangeEnd w:id="92"/>
+      <w:commentRangeEnd w:id="93"/>
       <w:r>
         <w:rPr>
           <w:rStyle w:val="CommentReference"/>
           <w:sz w:val="24"/>
           <w:szCs w:val="24"/>
         </w:rPr>
-        <w:commentReference w:id="92"/>
+        <w:commentReference w:id="93"/>
       </w:r>
     </w:p>
     <w:tbl>
@@ -9551,34 +9561,34 @@
       <w:pPr>
         <w:pStyle w:val="Teksts"/>
       </w:pPr>
-      <w:commentRangeStart w:id="93"/>
+      <w:commentRangeStart w:id="94"/>
       <w:r>
         <w:t xml:space="preserve">Pēc </w:t>
       </w:r>
-      <w:commentRangeEnd w:id="93"/>
+      <w:commentRangeEnd w:id="94"/>
       <w:r>
         <w:rPr>
           <w:rStyle w:val="CommentReference"/>
           <w:sz w:val="24"/>
           <w:szCs w:val="24"/>
         </w:rPr>
-        <w:commentReference w:id="93"/>
+        <w:commentReference w:id="94"/>
       </w:r>
       <w:r>
         <w:t xml:space="preserve">šīs apkopošanas izrādījās, ka datos bija ierobežots, bet jau analīzei piemērots grupu skaits, kurās pārdošanas apjomi tika novēroti relatīvi regulāri. </w:t>
       </w:r>
-      <w:commentRangeStart w:id="94"/>
+      <w:commentRangeStart w:id="95"/>
       <w:r>
         <w:t>Tas padara zīmola+kategorijas līmeni piemērotāku primārajam prognozēšanas uzdevumam nekā atsevišķu produktu līmeni</w:t>
       </w:r>
-      <w:commentRangeEnd w:id="94"/>
+      <w:commentRangeEnd w:id="95"/>
       <w:r>
         <w:rPr>
           <w:rStyle w:val="CommentReference"/>
           <w:sz w:val="24"/>
           <w:szCs w:val="24"/>
         </w:rPr>
-        <w:commentReference w:id="94"/>
+        <w:commentReference w:id="95"/>
       </w:r>
       <w:r>
         <w:t>.</w:t>
@@ -9594,18 +9604,18 @@
       <w:pPr>
         <w:pStyle w:val="Teksts"/>
       </w:pPr>
-      <w:commentRangeStart w:id="95"/>
+      <w:commentRangeStart w:id="96"/>
       <w:r>
         <w:t xml:space="preserve">Tomēr </w:t>
       </w:r>
-      <w:commentRangeEnd w:id="95"/>
+      <w:commentRangeEnd w:id="96"/>
       <w:r>
         <w:rPr>
           <w:rStyle w:val="CommentReference"/>
           <w:sz w:val="24"/>
           <w:szCs w:val="24"/>
         </w:rPr>
-        <w:commentReference w:id="95"/>
+        <w:commentReference w:id="96"/>
       </w:r>
       <w:r>
         <w:t xml:space="preserve">pat </w:t>
@@ -9613,18 +9623,18 @@
       <w:r>
         <w:t xml:space="preserve">pēc pāriešanas uz zīmola+kategorijas līmeni ne visas grupas ir vienlīdz piemērotas prognozēšanai. Dažas grupas joprojām ir retas, izkaisītas un reti rada pārdošanas apjomus. Tāpēc turpmākai eksperimentēšanai ir nepieciešama papildu grupu atlase. Autors nolēma galvenajā eksperimentā iekļaut tikai tās zīmolu+kategoriju grupas, kurās pārdošanas apjomi tika novēroti lielākajā daļā pieejamo mēnešu. Tas nozīmē, ka sērijā jāiekļauj pārdošanas apjomi, kas nav nulle, </w:t>
       </w:r>
-      <w:commentRangeStart w:id="96"/>
+      <w:commentRangeStart w:id="97"/>
       <w:r>
         <w:t>vismaz sešos no deviņiem mēnešiem</w:t>
       </w:r>
-      <w:commentRangeEnd w:id="96"/>
+      <w:commentRangeEnd w:id="97"/>
       <w:r>
         <w:rPr>
           <w:rStyle w:val="CommentReference"/>
           <w:sz w:val="24"/>
           <w:szCs w:val="24"/>
         </w:rPr>
-        <w:commentReference w:id="96"/>
+        <w:commentReference w:id="97"/>
       </w:r>
       <w:r>
         <w:t>. Šis ierobežojums nav ieviests kā universāls noteikums, bet gan kā darba atlases kritērijs, kas balstīts uz datu struktūru. Praksē tas nozīmē, ka galvenajā eksperimentā tiek iekļautas tikai tās grupas, kurās pārdošanas apjomi tiek novēroti pietiekami regulāri, lai sērijā būtu vismaz minimāla pārdošanas dinamika</w:t>
@@ -9651,19 +9661,19 @@
       <w:pPr>
         <w:pStyle w:val="Teksts"/>
       </w:pPr>
-      <w:commentRangeStart w:id="97"/>
       <w:commentRangeStart w:id="98"/>
+      <w:commentRangeStart w:id="99"/>
       <w:r>
         <w:t xml:space="preserve">Primārais </w:t>
       </w:r>
-      <w:commentRangeEnd w:id="98"/>
+      <w:commentRangeEnd w:id="99"/>
       <w:r>
         <w:rPr>
           <w:rStyle w:val="CommentReference"/>
           <w:sz w:val="24"/>
           <w:szCs w:val="24"/>
         </w:rPr>
-        <w:commentReference w:id="98"/>
+        <w:commentReference w:id="99"/>
       </w:r>
       <w:r>
         <w:t xml:space="preserve">prognozes mainīgais ir </w:t>
@@ -9678,14 +9688,14 @@
       <w:r>
         <w:t xml:space="preserve"> </w:t>
       </w:r>
-      <w:commentRangeEnd w:id="97"/>
+      <w:commentRangeEnd w:id="98"/>
       <w:r>
         <w:rPr>
           <w:rStyle w:val="CommentReference"/>
           <w:sz w:val="24"/>
           <w:szCs w:val="24"/>
         </w:rPr>
-        <w:commentReference w:id="97"/>
+        <w:commentReference w:id="98"/>
       </w:r>
       <w:r>
         <w:t xml:space="preserve">— pārdošanas apjoms kubikmetros. Šo lēmumu nosaka uzņēmuma perspektīva: kokmateriālu iepirkumi tiek mērīti kubikmetros, kas nozīmē, ka tie ir jāprognozē. Ja prognozēšanas uzdevums ir saistīts ar nākamajam periodam nepieciešamo kokmateriālu daudzumu, tad prognoze kubikmetros būs nozīmīgāka. Lai gan tas var nešķist īpaši informatīvi </w:t>
@@ -9719,18 +9729,18 @@
       <w:pPr>
         <w:pStyle w:val="Teksts"/>
       </w:pPr>
-      <w:commentRangeStart w:id="99"/>
+      <w:commentRangeStart w:id="100"/>
       <w:r>
         <w:t xml:space="preserve">Šajā </w:t>
       </w:r>
-      <w:commentRangeEnd w:id="99"/>
+      <w:commentRangeEnd w:id="100"/>
       <w:r>
         <w:rPr>
           <w:rStyle w:val="CommentReference"/>
           <w:sz w:val="24"/>
           <w:szCs w:val="24"/>
         </w:rPr>
-        <w:commentReference w:id="99"/>
+        <w:commentReference w:id="100"/>
       </w:r>
       <w:r>
         <w:t>pētījumā sērijas konstruēšanai tiek izmantots mēneša solis. Katrai izvēlētajai zīmola+kategorijas grupai tiek ģenerēta vērtību secība mēnešiem no 2025. gada jūlija līdz 2026. gada martam. Ja attiecīgajā mēnesī konkrētajai grupai netiek reģistrēti pārdošanas apjomi, tiek pieņemts, ka tā ir nulle. Šis noteikums ir pieņemams tieši apkopotu grupu līmenī, jo mēnesis joprojām ir daļa no kopējā novērošanas perioda, vienkārši bez viena pārdošanas darījuma.</w:t>
@@ -10461,11 +10471,11 @@
           <w:lang w:val="ru-RU"/>
         </w:rPr>
       </w:pPr>
-      <w:commentRangeStart w:id="100"/>
+      <w:commentRangeStart w:id="101"/>
       <w:r>
         <w:t>Laika rindu veidošana prognozēšanai</w:t>
       </w:r>
-      <w:commentRangeEnd w:id="100"/>
+      <w:commentRangeEnd w:id="101"/>
       <w:r>
         <w:rPr>
           <w:rStyle w:val="CommentReference"/>
@@ -10474,25 +10484,25 @@
           <w:szCs w:val="28"/>
           <w:lang w:val="ru-RU"/>
         </w:rPr>
-        <w:commentReference w:id="100"/>
+        <w:commentReference w:id="101"/>
       </w:r>
     </w:p>
     <w:p>
       <w:pPr>
         <w:pStyle w:val="Teksts"/>
       </w:pPr>
-      <w:commentRangeStart w:id="101"/>
+      <w:commentRangeStart w:id="102"/>
       <w:r>
         <w:t xml:space="preserve">Atsevišķs </w:t>
       </w:r>
-      <w:commentRangeEnd w:id="101"/>
+      <w:commentRangeEnd w:id="102"/>
       <w:r>
         <w:rPr>
           <w:rStyle w:val="CommentReference"/>
           <w:sz w:val="24"/>
           <w:szCs w:val="24"/>
         </w:rPr>
-        <w:commentReference w:id="101"/>
+        <w:commentReference w:id="102"/>
       </w:r>
       <w:r>
         <w:t>jautājums ir par to, cik labi novērojumu pirmie mēneši atspoguļo faktisko pieprasījumu un cik lielā mērā to ietekmēja pakāpeniska pašas grāmatvedības datubāzes attīstība. Šim nolūkam ir lietderīgi salīdzināt divas vērtības: dokumentēto nozīmīgo materiālu skaitu un kopējo pārdošanas apjomu pa mēnešiem. Šo grafiku var</w:t>
@@ -10508,19 +10518,19 @@
       <w:pPr>
         <w:pStyle w:val="Teksts"/>
       </w:pPr>
-      <w:commentRangeStart w:id="102"/>
+      <w:commentRangeStart w:id="103"/>
       <w:r>
         <w:lastRenderedPageBreak/>
         <w:t xml:space="preserve">Tas </w:t>
       </w:r>
-      <w:commentRangeEnd w:id="102"/>
+      <w:commentRangeEnd w:id="103"/>
       <w:r>
         <w:rPr>
           <w:rStyle w:val="CommentReference"/>
           <w:sz w:val="24"/>
           <w:szCs w:val="24"/>
         </w:rPr>
-        <w:commentReference w:id="102"/>
+        <w:commentReference w:id="103"/>
       </w:r>
       <w:r>
         <w:t>apstiprina jau izdarīto secinājumu: pieejamos datus ierobežo ne tikai perioda ilgums, bet arī grāmatvedības uzskaites pilnīgums novērošanas perioda sākumā.</w:t>
@@ -10633,18 +10643,18 @@
       <w:r>
         <w:t xml:space="preserve">Ceturtkārt, pārdošanas apjomi </w:t>
       </w:r>
-      <w:commentRangeStart w:id="103"/>
+      <w:commentRangeStart w:id="104"/>
       <w:r>
         <w:t>tiks prognozēti vienu mēnesi uz priekšu</w:t>
       </w:r>
-      <w:commentRangeEnd w:id="103"/>
+      <w:commentRangeEnd w:id="104"/>
       <w:r>
         <w:rPr>
           <w:rStyle w:val="CommentReference"/>
           <w:sz w:val="24"/>
           <w:szCs w:val="24"/>
         </w:rPr>
-        <w:commentReference w:id="103"/>
+        <w:commentReference w:id="104"/>
       </w:r>
       <w:r>
         <w:t xml:space="preserve">. Ar deviņu mēnešu pieejamajiem datiem tas ir tehniski vispiemērotākais. Ilgāki prognozēšanas periodi būtu mazāk ticami ierobežotā datu apjoma dēļ. </w:t>
@@ -10657,34 +10667,34 @@
       <w:r>
         <w:t xml:space="preserve">Visbeidzot, turpmākā metožu salīdzināšana tiks balstīta uz tiem pašiem ievades datiem un to pašu mērķa mainīgo. Galvenie aplūkotie modeļi būs </w:t>
       </w:r>
-      <w:commentRangeStart w:id="104"/>
+      <w:commentRangeStart w:id="105"/>
       <w:r>
         <w:t>naivā prognozēšana</w:t>
       </w:r>
-      <w:commentRangeEnd w:id="104"/>
+      <w:commentRangeEnd w:id="105"/>
       <w:r>
         <w:rPr>
           <w:rStyle w:val="CommentReference"/>
           <w:sz w:val="24"/>
           <w:szCs w:val="24"/>
         </w:rPr>
-        <w:commentReference w:id="104"/>
+        <w:commentReference w:id="105"/>
       </w:r>
       <w:r>
         <w:t xml:space="preserve">, vienkāršā eksponenciālā izlīdzināšana, ARIMA un LSTM. </w:t>
       </w:r>
-      <w:commentRangeStart w:id="105"/>
+      <w:commentRangeStart w:id="106"/>
       <w:r>
         <w:t>Iekšējai kvalitātes novērtēšanai secīga validācija tiks veikta vēsturiskajos mēnešos, un galīgā validācija tiks veikta jaunākajā pieejamajā kontroles mēnesī.</w:t>
       </w:r>
-      <w:commentRangeEnd w:id="105"/>
+      <w:commentRangeEnd w:id="106"/>
       <w:r>
         <w:rPr>
           <w:rStyle w:val="CommentReference"/>
           <w:sz w:val="24"/>
           <w:szCs w:val="24"/>
         </w:rPr>
-        <w:commentReference w:id="105"/>
+        <w:commentReference w:id="106"/>
       </w:r>
     </w:p>
     <w:p>
@@ -10708,18 +10718,18 @@
       <w:pPr>
         <w:pStyle w:val="Teksts"/>
       </w:pPr>
-      <w:commentRangeStart w:id="106"/>
+      <w:commentRangeStart w:id="107"/>
       <w:r>
         <w:t xml:space="preserve">Lai </w:t>
       </w:r>
-      <w:commentRangeEnd w:id="106"/>
+      <w:commentRangeEnd w:id="107"/>
       <w:r>
         <w:rPr>
           <w:rStyle w:val="CommentReference"/>
           <w:sz w:val="24"/>
           <w:szCs w:val="24"/>
         </w:rPr>
-        <w:commentReference w:id="106"/>
+        <w:commentReference w:id="107"/>
       </w:r>
       <w:r>
         <w:t>nodrošinātu godīgu modeļa novērtējumu, apmācība vienmēr tiek veikta tikai ar iepriekšējiem datiem, un testēšana tiek veikta nākamajā mēnesī. Šajā modelī tiek izmantotas trīs validācijas kombinācijas:</w:t>
@@ -10753,18 +10763,18 @@
       <w:pPr>
         <w:pStyle w:val="Teksts"/>
       </w:pPr>
-      <w:commentRangeStart w:id="107"/>
+      <w:commentRangeStart w:id="108"/>
       <w:r>
         <w:t xml:space="preserve">Tādējādi </w:t>
       </w:r>
-      <w:commentRangeEnd w:id="107"/>
+      <w:commentRangeEnd w:id="108"/>
       <w:r>
         <w:rPr>
           <w:rStyle w:val="CommentReference"/>
           <w:sz w:val="24"/>
           <w:szCs w:val="24"/>
         </w:rPr>
-        <w:commentReference w:id="107"/>
+        <w:commentReference w:id="108"/>
       </w:r>
       <w:r>
         <w:t>katrā nākamajā eksperimentā tiek izmantots nedaudz vairāk apmācības datu un pārbaudīta nākamā mēneša prognoze. Tas ļauj iegūt vairākus konsekventus rezultātus un salīdzināt metožu robustumu, lai nodrošinātu to efektivitāti.</w:t>
@@ -10786,18 +10796,18 @@
       <w:pPr>
         <w:pStyle w:val="Teksts"/>
       </w:pPr>
-      <w:commentRangeStart w:id="108"/>
+      <w:commentRangeStart w:id="109"/>
       <w:r>
         <w:t xml:space="preserve">Naivās </w:t>
       </w:r>
-      <w:commentRangeEnd w:id="108"/>
+      <w:commentRangeEnd w:id="109"/>
       <w:r>
         <w:rPr>
           <w:rStyle w:val="CommentReference"/>
           <w:sz w:val="24"/>
           <w:szCs w:val="24"/>
         </w:rPr>
-        <w:commentReference w:id="108"/>
+        <w:commentReference w:id="109"/>
       </w:r>
       <w:r>
         <w:t>prognozes metode ir vienkāršākā prognozēšanas metode, kurā nākamā mēneša vērtība tiek pieņemta kā vienāda ar iepriekšējā mēneša vērtību. Formāli to var uzrakstīt šādi</w:t>
@@ -11168,18 +11178,18 @@
       <w:pPr>
         <w:pStyle w:val="Teksts"/>
       </w:pPr>
-      <w:commentRangeStart w:id="109"/>
+      <w:commentRangeStart w:id="110"/>
       <w:r>
         <w:t xml:space="preserve">Tas </w:t>
       </w:r>
-      <w:commentRangeEnd w:id="109"/>
+      <w:commentRangeEnd w:id="110"/>
       <w:r>
         <w:rPr>
           <w:rStyle w:val="CommentReference"/>
           <w:sz w:val="24"/>
           <w:szCs w:val="24"/>
         </w:rPr>
-        <w:commentReference w:id="109"/>
+        <w:commentReference w:id="110"/>
       </w:r>
       <w:r>
         <w:t>ir, prognozējot 2026. gada janvāri, tika izmantota 2025. gada decembra vērtība, prognozējot 2026. gada februāri, tika izmantota 2026. gada janvāra vērtība, un prognozējot 2026. gada martu, tika izmantota 2026. gada februāra vērtība.</w:t>
@@ -11189,18 +11199,18 @@
       <w:pPr>
         <w:pStyle w:val="Teksts"/>
       </w:pPr>
-      <w:commentRangeStart w:id="110"/>
+      <w:commentRangeStart w:id="111"/>
       <w:r>
         <w:t xml:space="preserve">Šajā </w:t>
       </w:r>
-      <w:commentRangeEnd w:id="110"/>
+      <w:commentRangeEnd w:id="111"/>
       <w:r>
         <w:rPr>
           <w:rStyle w:val="CommentReference"/>
           <w:sz w:val="24"/>
           <w:szCs w:val="24"/>
         </w:rPr>
-        <w:commentReference w:id="110"/>
+        <w:commentReference w:id="111"/>
       </w:r>
       <w:r>
         <w:t>darbā naivā prognoze tiek izmantota kā bāzes līnija salīdzināšanai ar citām metodēm. Ja sarežģītāks modelis nedarbojas labāk nekā vienkārši iepriekšējā mēneša vērtības pārnešana, tā praktisko priekšrocību dotajā datu kopā nevar uzskatīt par apstiprinātu.</w:t>
@@ -11208,18 +11218,18 @@
       <w:r>
         <w:t xml:space="preserve"> </w:t>
       </w:r>
-      <w:commentRangeStart w:id="111"/>
+      <w:commentRangeStart w:id="112"/>
       <w:r>
         <w:t xml:space="preserve">Sakritība </w:t>
       </w:r>
-      <w:commentRangeEnd w:id="111"/>
+      <w:commentRangeEnd w:id="112"/>
       <w:r>
         <w:rPr>
           <w:rStyle w:val="CommentReference"/>
           <w:sz w:val="24"/>
           <w:szCs w:val="24"/>
         </w:rPr>
-        <w:commentReference w:id="111"/>
+        <w:commentReference w:id="112"/>
       </w:r>
       <w:r>
         <w:t>starp sarežģītākā modeļa prognozi un naivo prognozi neti</w:t>
@@ -11972,18 +11982,18 @@
       <w:pPr>
         <w:pStyle w:val="Teksts"/>
       </w:pPr>
-      <w:commentRangeStart w:id="112"/>
+      <w:commentRangeStart w:id="113"/>
       <w:r>
         <w:t xml:space="preserve">Vienkāršā </w:t>
       </w:r>
-      <w:commentRangeEnd w:id="112"/>
+      <w:commentRangeEnd w:id="113"/>
       <w:r>
         <w:rPr>
           <w:rStyle w:val="CommentReference"/>
           <w:sz w:val="24"/>
           <w:szCs w:val="24"/>
         </w:rPr>
-        <w:commentReference w:id="112"/>
+        <w:commentReference w:id="113"/>
       </w:r>
       <w:r>
         <w:t>eksponenciālā izlīdzināšana ir tradicionāla laika rindu prognozēšanas metode, kurā nākamās vērtības prognoze tiek balstīta uz izlīdzinātu rindas līmeni, ņemot vērā iepriekšējos novērojumus. Atšķirībā no naivās prognozēšanas, šī metode balstās uz visām zināmajām rindas vērtībām (ieskaitot agrākās), pakāpeniski samazinot to ietekmi. Formāli metodi var uzrakstīt šādi:</w:t>
@@ -12346,18 +12356,18 @@
       <w:pPr>
         <w:pStyle w:val="Teksts"/>
       </w:pPr>
-      <w:commentRangeStart w:id="113"/>
+      <w:commentRangeStart w:id="114"/>
       <w:r>
         <w:t xml:space="preserve">Lai </w:t>
       </w:r>
-      <w:commentRangeEnd w:id="113"/>
+      <w:commentRangeEnd w:id="114"/>
       <w:r>
         <w:rPr>
           <w:rStyle w:val="CommentReference"/>
           <w:sz w:val="24"/>
           <w:szCs w:val="24"/>
         </w:rPr>
-        <w:commentReference w:id="113"/>
+        <w:commentReference w:id="114"/>
       </w:r>
       <w:r>
         <w:t>pielietotu metodi, dati tika iegūti no iepriekš apspriestās SQLite datubāzes. Šajā posmā kopējais pārdošanas apjoms (sale_m3) tika aprēķināts katrai zīmola+kategorijas grupai un katram mēnesim no 2025. gada jūlija līdz 2026. gada martam</w:t>
@@ -12386,18 +12396,18 @@
       <w:pPr>
         <w:pStyle w:val="Teksts"/>
       </w:pPr>
-      <w:commentRangeStart w:id="114"/>
+      <w:commentRangeStart w:id="115"/>
       <w:r>
         <w:t xml:space="preserve">Metode </w:t>
       </w:r>
-      <w:commentRangeEnd w:id="114"/>
+      <w:commentRangeEnd w:id="115"/>
       <w:r>
         <w:rPr>
           <w:rStyle w:val="CommentReference"/>
           <w:sz w:val="24"/>
           <w:szCs w:val="24"/>
         </w:rPr>
-        <w:commentReference w:id="114"/>
+        <w:commentReference w:id="115"/>
       </w:r>
       <w:r>
         <w:t xml:space="preserve">tika ieviesta Python valodā, izmantojot statsmodels bibliotēku, kurā vienkāršu eksponenciālu izlīdzināšanu attēlo SimpleExpSmoothing klase. Katrai grupai modelis tika apmācīts atsevišķi sērijas apmācības daļā. </w:t>
@@ -13044,18 +13054,18 @@
       <w:pPr>
         <w:pStyle w:val="Teksts"/>
       </w:pPr>
-      <w:commentRangeStart w:id="115"/>
+      <w:commentRangeStart w:id="116"/>
       <w:r>
         <w:t xml:space="preserve">ARIMA </w:t>
       </w:r>
-      <w:commentRangeEnd w:id="115"/>
+      <w:commentRangeEnd w:id="116"/>
       <w:r>
         <w:rPr>
           <w:rStyle w:val="CommentReference"/>
           <w:sz w:val="24"/>
           <w:szCs w:val="24"/>
         </w:rPr>
-        <w:commentReference w:id="115"/>
+        <w:commentReference w:id="116"/>
       </w:r>
       <w:r>
         <w:t>modeli definē trīs nenegatīvu veselu skaitļu parametri: p, d un q</w:t>
@@ -13146,19 +13156,19 @@
       <w:pPr>
         <w:pStyle w:val="Teksts"/>
       </w:pPr>
-      <w:commentRangeStart w:id="116"/>
+      <w:commentRangeStart w:id="117"/>
       <w:r>
         <w:lastRenderedPageBreak/>
         <w:t xml:space="preserve">Pareiza </w:t>
       </w:r>
-      <w:commentRangeEnd w:id="116"/>
+      <w:commentRangeEnd w:id="117"/>
       <w:r>
         <w:rPr>
           <w:rStyle w:val="CommentReference"/>
           <w:sz w:val="24"/>
           <w:szCs w:val="24"/>
         </w:rPr>
-        <w:commentReference w:id="116"/>
+        <w:commentReference w:id="117"/>
       </w:r>
       <w:r>
         <w:t>šo trīs parametru kombinācija sniegtu vislabāko modeļa prognozi. Tā kā pareizo ARIMA konfigurāciju nevar iepriekš zināt, katram koda testam tika pārbaudīts ierobežots p, d un q kandidātu kombināciju kopums, un tika izvēlēta labākā. Labākās konfigurācijas izvēlei tika izmantots AIC kritērijs. Tās standarta formu var uzrakstīt šādi</w:t>
@@ -13213,7 +13223,7 @@
         </w:rPr>
         <w:tab/>
       </w:r>
-      <w:bookmarkStart w:id="117" w:name="_Ref226990354"/>
+      <w:bookmarkStart w:id="118" w:name="_Ref226990354"/>
       <m:oMath>
         <m:r>
           <w:rPr>
@@ -13346,7 +13356,7 @@
       <w:r>
         <w:t>)</w:t>
       </w:r>
-      <w:bookmarkEnd w:id="117"/>
+      <w:bookmarkEnd w:id="118"/>
     </w:p>
     <w:p>
       <w:pPr>
@@ -13430,28 +13440,28 @@
       <w:pPr>
         <w:pStyle w:val="Teksts"/>
       </w:pPr>
-      <w:commentRangeStart w:id="118"/>
       <w:commentRangeStart w:id="119"/>
+      <w:commentRangeStart w:id="120"/>
       <w:r>
         <w:t xml:space="preserve">Kritērijs </w:t>
       </w:r>
-      <w:commentRangeEnd w:id="119"/>
+      <w:commentRangeEnd w:id="120"/>
       <w:r>
         <w:rPr>
           <w:rStyle w:val="CommentReference"/>
           <w:sz w:val="24"/>
           <w:szCs w:val="24"/>
         </w:rPr>
-        <w:commentReference w:id="119"/>
-      </w:r>
-      <w:commentRangeEnd w:id="118"/>
+        <w:commentReference w:id="120"/>
+      </w:r>
+      <w:commentRangeEnd w:id="119"/>
       <w:r>
         <w:rPr>
           <w:rStyle w:val="CommentReference"/>
           <w:sz w:val="24"/>
           <w:szCs w:val="24"/>
         </w:rPr>
-        <w:commentReference w:id="118"/>
+        <w:commentReference w:id="119"/>
       </w:r>
       <w:r>
         <w:t xml:space="preserve">tiek aprēķināts, pamatojoties uz </w:t>
@@ -13534,18 +13544,18 @@
       <w:r>
         <w:t xml:space="preserve">. </w:t>
       </w:r>
-      <w:commentRangeStart w:id="120"/>
+      <w:commentRangeStart w:id="121"/>
       <w:r>
         <w:t xml:space="preserve">Par to raksta </w:t>
       </w:r>
-      <w:commentRangeEnd w:id="120"/>
+      <w:commentRangeEnd w:id="121"/>
       <w:r>
         <w:rPr>
           <w:rStyle w:val="CommentReference"/>
           <w:sz w:val="24"/>
           <w:szCs w:val="24"/>
         </w:rPr>
-        <w:commentReference w:id="120"/>
+        <w:commentReference w:id="121"/>
       </w:r>
       <w:sdt>
         <w:sdtPr>
@@ -13591,18 +13601,18 @@
       <w:r>
         <w:t xml:space="preserve">. </w:t>
       </w:r>
-      <w:commentRangeStart w:id="121"/>
+      <w:commentRangeStart w:id="122"/>
       <w:r>
         <w:t xml:space="preserve">Līdz </w:t>
       </w:r>
-      <w:commentRangeEnd w:id="121"/>
+      <w:commentRangeEnd w:id="122"/>
       <w:r>
         <w:rPr>
           <w:rStyle w:val="CommentReference"/>
           <w:sz w:val="24"/>
           <w:szCs w:val="24"/>
         </w:rPr>
-        <w:commentReference w:id="121"/>
+        <w:commentReference w:id="122"/>
       </w:r>
       <w:r>
         <w:t>ar to k</w:t>
@@ -13629,18 +13639,18 @@
         </w:tabs>
         <w:jc w:val="left"/>
       </w:pPr>
-      <w:commentRangeStart w:id="122"/>
+      <w:commentRangeStart w:id="123"/>
       <w:r>
         <w:t xml:space="preserve">Sākotnējais </w:t>
       </w:r>
-      <w:commentRangeEnd w:id="122"/>
+      <w:commentRangeEnd w:id="123"/>
       <w:r>
         <w:rPr>
           <w:rStyle w:val="CommentReference"/>
           <w:sz w:val="24"/>
           <w:szCs w:val="24"/>
         </w:rPr>
-        <w:commentReference w:id="122"/>
+        <w:commentReference w:id="123"/>
       </w:r>
       <w:r>
         <w:t>kandidātu kombinācijas</w:t>
@@ -14500,18 +14510,18 @@
         </w:tabs>
         <w:jc w:val="left"/>
       </w:pPr>
-      <w:commentRangeStart w:id="123"/>
+      <w:commentRangeStart w:id="124"/>
       <w:r>
         <w:t xml:space="preserve">Implementācijai </w:t>
       </w:r>
-      <w:commentRangeEnd w:id="123"/>
+      <w:commentRangeEnd w:id="124"/>
       <w:r>
         <w:rPr>
           <w:rStyle w:val="CommentReference"/>
           <w:sz w:val="24"/>
           <w:szCs w:val="24"/>
         </w:rPr>
-        <w:commentReference w:id="123"/>
+        <w:commentReference w:id="124"/>
       </w:r>
       <w:r>
         <w:t>tika izmantota tā pati bibliotēka, kas tika izmantota vienkāršajai eksponenciālajai izlīdzināšanai, tāpēc pieeja un metodes palika nemainīgas; kods atšķīrās tikai noteiktos modeļa parametros. Veidojot ARIMA, papildus tika izmantoti parametri enforce_stationarity=False un enforce_invertibility=False. Pirmais parametrs atspējo stingro stacionaritātes prasību modeļa autoregresīvajai daļai, bet otrais atspējo stingro invertējamības prasību slīdošā vidējā daļai</w:t>
@@ -15241,18 +15251,18 @@
       <w:pPr>
         <w:pStyle w:val="2-lm-virsraksts"/>
       </w:pPr>
-      <w:commentRangeStart w:id="124"/>
+      <w:commentRangeStart w:id="125"/>
       <w:r>
         <w:t>LSTM neironu tīkls</w:t>
       </w:r>
-      <w:commentRangeEnd w:id="124"/>
+      <w:commentRangeEnd w:id="125"/>
       <w:r>
         <w:rPr>
           <w:rStyle w:val="CommentReference"/>
           <w:sz w:val="28"/>
           <w:szCs w:val="28"/>
         </w:rPr>
-        <w:commentReference w:id="124"/>
+        <w:commentReference w:id="125"/>
       </w:r>
     </w:p>
     <w:p>
@@ -15267,21 +15277,21 @@
       <w:pPr>
         <w:pStyle w:val="Teksts"/>
       </w:pPr>
-      <w:commentRangeStart w:id="125"/>
+      <w:commentRangeStart w:id="126"/>
       <w:r>
         <w:t>V</w:t>
       </w:r>
       <w:r>
         <w:t xml:space="preserve">ienvirziena </w:t>
       </w:r>
-      <w:commentRangeEnd w:id="125"/>
+      <w:commentRangeEnd w:id="126"/>
       <w:r>
         <w:rPr>
           <w:rStyle w:val="CommentReference"/>
           <w:sz w:val="24"/>
           <w:szCs w:val="24"/>
         </w:rPr>
-        <w:commentReference w:id="125"/>
+        <w:commentReference w:id="126"/>
       </w:r>
       <w:r>
         <w:t>neironu tīklu</w:t>
@@ -15289,18 +15299,18 @@
       <w:r>
         <w:t xml:space="preserve"> (</w:t>
       </w:r>
-      <w:commentRangeStart w:id="126"/>
+      <w:commentRangeStart w:id="127"/>
       <w:r>
         <w:t>feedforward neural network</w:t>
       </w:r>
-      <w:commentRangeEnd w:id="126"/>
+      <w:commentRangeEnd w:id="127"/>
       <w:r>
         <w:rPr>
           <w:rStyle w:val="CommentReference"/>
           <w:sz w:val="24"/>
           <w:szCs w:val="24"/>
         </w:rPr>
-        <w:commentReference w:id="126"/>
+        <w:commentReference w:id="127"/>
       </w:r>
       <w:r>
         <w:t>)</w:t>
@@ -15407,7 +15417,7 @@
       <w:pPr>
         <w:pStyle w:val="Teksts"/>
       </w:pPr>
-      <w:commentRangeStart w:id="127"/>
+      <w:commentRangeStart w:id="128"/>
       <w:r>
         <w:t xml:space="preserve">Mākslīgs neirons pilnībā savienotā slānī aprēķina savu ieeju svērto summu ar pievienotu nobīdes terminu, kam seko nelineāras aktivācijas funkcijas pielietošana. Šo darbību var izteikt kā </w:t>
       </w:r>
@@ -15440,14 +15450,14 @@
       <w:r>
         <w:t>:</w:t>
       </w:r>
-      <w:commentRangeEnd w:id="127"/>
+      <w:commentRangeEnd w:id="128"/>
       <w:r>
         <w:rPr>
           <w:rStyle w:val="CommentReference"/>
           <w:sz w:val="24"/>
           <w:szCs w:val="24"/>
         </w:rPr>
-        <w:commentReference w:id="127"/>
+        <w:commentReference w:id="128"/>
       </w:r>
     </w:p>
     <w:p>
@@ -15713,18 +15723,18 @@
       <w:pPr>
         <w:pStyle w:val="Teksts"/>
       </w:pPr>
-      <w:commentRangeStart w:id="128"/>
+      <w:commentRangeStart w:id="129"/>
       <w:r>
         <w:t>Slānim</w:t>
       </w:r>
-      <w:commentRangeEnd w:id="128"/>
+      <w:commentRangeEnd w:id="129"/>
       <w:r>
         <w:rPr>
           <w:rStyle w:val="CommentReference"/>
           <w:sz w:val="24"/>
           <w:szCs w:val="24"/>
         </w:rPr>
-        <w:commentReference w:id="128"/>
+        <w:commentReference w:id="129"/>
       </w:r>
       <w:r>
         <w:t xml:space="preserve">, kas sastāv no vairākiem neironiem, šo aprēķinu </w:t>
@@ -15738,18 +15748,18 @@
       <w:r>
         <w:t xml:space="preserve">. </w:t>
       </w:r>
-      <w:commentRangeStart w:id="129"/>
+      <w:commentRangeStart w:id="130"/>
       <w:r>
         <w:t xml:space="preserve">Daudzslāņu </w:t>
       </w:r>
-      <w:commentRangeEnd w:id="129"/>
+      <w:commentRangeEnd w:id="130"/>
       <w:r>
         <w:rPr>
           <w:rStyle w:val="CommentReference"/>
           <w:sz w:val="24"/>
           <w:szCs w:val="24"/>
         </w:rPr>
-        <w:commentReference w:id="129"/>
+        <w:commentReference w:id="130"/>
       </w:r>
       <w:r>
         <w:t xml:space="preserve">perceptronos neironi ir organizēti ieejas, slēptajā un izejas slāņos, un tīkls mācās, pielāgojot svarus, lai samazinātu kļūdu starp prognozēto un vēlamo izejas vērtību </w:t>
@@ -17468,7 +17478,7 @@
       <w:r>
         <w:t xml:space="preserve"> </w:t>
       </w:r>
-      <w:commentRangeStart w:id="130"/>
+      <w:commentRangeStart w:id="131"/>
       <w:sdt>
         <w:sdtPr>
           <w:id w:val="1445189478"/>
@@ -17577,14 +17587,14 @@
           </w:r>
         </w:sdtContent>
       </w:sdt>
-      <w:commentRangeEnd w:id="130"/>
+      <w:commentRangeEnd w:id="131"/>
       <w:r>
         <w:rPr>
           <w:rStyle w:val="CommentReference"/>
           <w:sz w:val="24"/>
           <w:szCs w:val="24"/>
         </w:rPr>
-        <w:commentReference w:id="130"/>
+        <w:commentReference w:id="131"/>
       </w:r>
       <w:r>
         <w:t xml:space="preserve"> </w:t>
@@ -18424,21 +18434,21 @@
       <w:r>
         <w:t xml:space="preserve">Praktiski standartizācija padara </w:t>
       </w:r>
-      <w:commentRangeStart w:id="131"/>
+      <w:commentRangeStart w:id="132"/>
       <w:r>
         <w:t>ie</w:t>
       </w:r>
       <w:r>
         <w:t xml:space="preserve">zīmju </w:t>
       </w:r>
-      <w:commentRangeEnd w:id="131"/>
+      <w:commentRangeEnd w:id="132"/>
       <w:r>
         <w:rPr>
           <w:rStyle w:val="CommentReference"/>
           <w:sz w:val="24"/>
           <w:szCs w:val="24"/>
         </w:rPr>
-        <w:commentReference w:id="131"/>
+        <w:commentReference w:id="132"/>
       </w:r>
       <w:r>
         <w:t xml:space="preserve">skalas salīdzināmas, palīdz nodrošināt, ka </w:t>
@@ -18796,18 +18806,18 @@
       <w:r>
         <w:t xml:space="preserve">. </w:t>
       </w:r>
-      <w:commentRangeStart w:id="132"/>
+      <w:commentRangeStart w:id="133"/>
       <w:r>
         <w:t>To teorētiski varētu izmantot šī darba</w:t>
       </w:r>
-      <w:commentRangeEnd w:id="132"/>
+      <w:commentRangeEnd w:id="133"/>
       <w:r>
         <w:rPr>
           <w:rStyle w:val="CommentReference"/>
           <w:sz w:val="24"/>
           <w:szCs w:val="24"/>
         </w:rPr>
-        <w:commentReference w:id="132"/>
+        <w:commentReference w:id="133"/>
       </w:r>
       <w:r>
         <w:t>.</w:t>
@@ -18820,18 +18830,18 @@
           <w:lang w:val="ru-RU"/>
         </w:rPr>
       </w:pPr>
-      <w:commentRangeStart w:id="133"/>
+      <w:commentRangeStart w:id="134"/>
       <w:r>
         <w:t xml:space="preserve">Rekurenti </w:t>
       </w:r>
-      <w:commentRangeEnd w:id="133"/>
+      <w:commentRangeEnd w:id="134"/>
       <w:r>
         <w:rPr>
           <w:rStyle w:val="CommentReference"/>
           <w:sz w:val="24"/>
           <w:szCs w:val="24"/>
         </w:rPr>
-        <w:commentReference w:id="133"/>
+        <w:commentReference w:id="134"/>
       </w:r>
       <w:r>
         <w:t>tīkli un LSTM atšķirība</w:t>
@@ -19733,31 +19743,31 @@
       <w:pPr>
         <w:pStyle w:val="3-lm-virsraksts"/>
       </w:pPr>
-      <w:commentRangeStart w:id="134"/>
       <w:commentRangeStart w:id="135"/>
+      <w:commentRangeStart w:id="136"/>
       <w:r>
         <w:t xml:space="preserve">Datu </w:t>
       </w:r>
-      <w:commentRangeEnd w:id="135"/>
+      <w:commentRangeEnd w:id="136"/>
       <w:r>
         <w:rPr>
           <w:rStyle w:val="CommentReference"/>
           <w:sz w:val="24"/>
           <w:szCs w:val="24"/>
         </w:rPr>
-        <w:commentReference w:id="135"/>
+        <w:commentReference w:id="136"/>
       </w:r>
       <w:r>
         <w:t>sagatavošana</w:t>
       </w:r>
-      <w:commentRangeEnd w:id="134"/>
+      <w:commentRangeEnd w:id="135"/>
       <w:r>
         <w:rPr>
           <w:rStyle w:val="CommentReference"/>
           <w:sz w:val="24"/>
           <w:szCs w:val="24"/>
         </w:rPr>
-        <w:commentReference w:id="134"/>
+        <w:commentReference w:id="135"/>
       </w:r>
     </w:p>
     <w:p>
@@ -20215,18 +20225,18 @@
       <w:pPr>
         <w:pStyle w:val="Teksts"/>
       </w:pPr>
-      <w:commentRangeStart w:id="136"/>
+      <w:commentRangeStart w:id="137"/>
       <w:r>
         <w:t xml:space="preserve">Eksperimentā </w:t>
       </w:r>
-      <w:commentRangeEnd w:id="136"/>
+      <w:commentRangeEnd w:id="137"/>
       <w:r>
         <w:rPr>
           <w:rStyle w:val="CommentReference"/>
           <w:sz w:val="24"/>
           <w:szCs w:val="24"/>
         </w:rPr>
-        <w:commentReference w:id="136"/>
+        <w:commentReference w:id="137"/>
       </w:r>
       <w:r>
         <w:t xml:space="preserve">viens LSTM modelis tiek apmācīts uz kopīga logu kopas, kas savākta no visām grupām. To var redzēt </w:t>
@@ -20968,19 +20978,19 @@
       <w:pPr>
         <w:pStyle w:val="Teksts"/>
       </w:pPr>
-      <w:commentRangeStart w:id="137"/>
+      <w:commentRangeStart w:id="138"/>
       <w:r>
         <w:lastRenderedPageBreak/>
         <w:t xml:space="preserve">Apmācība </w:t>
       </w:r>
-      <w:commentRangeEnd w:id="137"/>
+      <w:commentRangeEnd w:id="138"/>
       <w:r>
         <w:rPr>
           <w:rStyle w:val="CommentReference"/>
           <w:sz w:val="24"/>
           <w:szCs w:val="24"/>
         </w:rPr>
-        <w:commentReference w:id="137"/>
+        <w:commentReference w:id="138"/>
       </w:r>
       <w:r>
         <w:t xml:space="preserve">notiek, izmantojot </w:t>
@@ -22029,18 +22039,18 @@
       <w:pPr>
         <w:pStyle w:val="Teksts"/>
       </w:pPr>
-      <w:commentRangeStart w:id="138"/>
+      <w:commentRangeStart w:id="139"/>
       <w:r>
         <w:t xml:space="preserve">Kā </w:t>
       </w:r>
-      <w:commentRangeEnd w:id="138"/>
+      <w:commentRangeEnd w:id="139"/>
       <w:r>
         <w:rPr>
           <w:rStyle w:val="CommentReference"/>
           <w:sz w:val="24"/>
           <w:szCs w:val="24"/>
         </w:rPr>
-        <w:commentReference w:id="138"/>
+        <w:commentReference w:id="139"/>
       </w:r>
       <w:r>
         <w:t>minēts iepriekš, modeļi tika novērtēti trīs atsevišķos mēnešos katrai materiālu grupai, kā rezultātā katram modelim tika iegūta 21 prognoze. Absolūtā procentuālā kļūda (absolūtā starpība starp faktisko un prognozēto vērtību, dalīta ar faktisko vērtību) ir viegli interpretējama, taču tai ir svarīgs ierobežojums: ja faktiskā pārdošanas vērtība ir vienāda ar nulli, procentuālo kļūdu nevar aprēķināt. Tas nozīmē, ka, analizējot datus, vairāku materiālu grupu APE nevarēja aprēķināt, jo tām šajā mēnesī nebija pārdošanas. Galu galā APE varēja aprēķināt tikai 13 no 21 prognozes gadījuma katram modelim. Tāpēc, paļaujoties tikai uz APE, daļa testa rezultātu tiek izslēgta no relatīvās kļūdas analīzes. Zāģmateriālu pārdošanas kontekstā tas ir slikti, jo nulles pārdošanas vērtības nav datu kļūdas, kuras var ignorēt, bet gan dabiska datu kopas sastāvdaļa. Šī darba kontekstā šo datu punktu ignorēšana ir vēl sliktāka, jo, kā jau minēts iepriekš, viens no galvenajiem darba ierobežojumiem ir pieejamo datu trūkums.</w:t>
@@ -22050,18 +22060,18 @@
       <w:pPr>
         <w:pStyle w:val="Teksts"/>
       </w:pPr>
-      <w:commentRangeStart w:id="139"/>
+      <w:commentRangeStart w:id="140"/>
       <w:r>
         <w:t xml:space="preserve">Varētu </w:t>
       </w:r>
-      <w:commentRangeEnd w:id="139"/>
+      <w:commentRangeEnd w:id="140"/>
       <w:r>
         <w:rPr>
           <w:rStyle w:val="CommentReference"/>
           <w:sz w:val="24"/>
           <w:szCs w:val="24"/>
         </w:rPr>
-        <w:commentReference w:id="139"/>
+        <w:commentReference w:id="140"/>
       </w:r>
       <w:r>
         <w:t>apgalvot, ka šī iemesla dēļ pastāv arī MAE un RMSE, taču arī tiem ir savas problēmas — tie nav relatīvi. MAE nav mērogojams, 1m</w:t>
@@ -22098,18 +22108,18 @@
       <w:pPr>
         <w:pStyle w:val="Teksts"/>
       </w:pPr>
-      <w:commentRangeStart w:id="140"/>
+      <w:commentRangeStart w:id="141"/>
       <w:r>
         <w:t xml:space="preserve">Lai </w:t>
       </w:r>
-      <w:commentRangeEnd w:id="140"/>
+      <w:commentRangeEnd w:id="141"/>
       <w:r>
         <w:rPr>
           <w:rStyle w:val="CommentReference"/>
           <w:sz w:val="24"/>
           <w:szCs w:val="24"/>
         </w:rPr>
-        <w:commentReference w:id="140"/>
+        <w:commentReference w:id="141"/>
       </w:r>
       <w:r>
         <w:t>risinātu šo</w:t>
@@ -22572,18 +22582,18 @@
       <w:pPr>
         <w:pStyle w:val="Teksts"/>
       </w:pPr>
-      <w:commentRangeStart w:id="141"/>
+      <w:commentRangeStart w:id="142"/>
       <w:r>
         <w:t xml:space="preserve">Citiem </w:t>
       </w:r>
-      <w:commentRangeEnd w:id="141"/>
+      <w:commentRangeEnd w:id="142"/>
       <w:r>
         <w:rPr>
           <w:rStyle w:val="CommentReference"/>
           <w:sz w:val="24"/>
           <w:szCs w:val="24"/>
         </w:rPr>
-        <w:commentReference w:id="141"/>
+        <w:commentReference w:id="142"/>
       </w:r>
       <w:r>
         <w:t xml:space="preserve">vārdiem sakot, šis rādītājs parāda, cik liela ir mēneša prognozes kļūda, salīdzinot ar materiālu grupas kopējo faktisko pārdošanas apjomu visā prognozes </w:t>
@@ -22612,18 +22622,18 @@
       <w:pPr>
         <w:pStyle w:val="Teksts"/>
       </w:pPr>
-      <w:commentRangeStart w:id="142"/>
+      <w:commentRangeStart w:id="143"/>
       <w:r>
         <w:t xml:space="preserve">Šī </w:t>
       </w:r>
-      <w:commentRangeEnd w:id="142"/>
+      <w:commentRangeEnd w:id="143"/>
       <w:r>
         <w:rPr>
           <w:rStyle w:val="CommentReference"/>
           <w:sz w:val="24"/>
           <w:szCs w:val="24"/>
         </w:rPr>
-        <w:commentReference w:id="142"/>
+        <w:commentReference w:id="143"/>
       </w:r>
       <w:r>
         <w:t>iemesla dēļ tika apsvērts vēl viens rādītājs, kas novērtē kļūdu materiālu grupas līmenī, summējot visas grupas absolūtās kļūdas prognozes periodā un dalot šo vērtību ar tās pašas grupas kopējo faktisko pārdošanas apjomu. Šāda veida rādītājs ģenerē septiņas vērtības, pa vienai katrai grupai:</w:t>
@@ -22918,18 +22928,18 @@
       <w:pPr>
         <w:pStyle w:val="Teksts"/>
       </w:pPr>
-      <w:commentRangeStart w:id="143"/>
+      <w:commentRangeStart w:id="144"/>
       <w:r>
         <w:t xml:space="preserve">Šis </w:t>
       </w:r>
-      <w:commentRangeEnd w:id="143"/>
+      <w:commentRangeEnd w:id="144"/>
       <w:r>
         <w:rPr>
           <w:rStyle w:val="CommentReference"/>
           <w:sz w:val="24"/>
           <w:szCs w:val="24"/>
         </w:rPr>
-        <w:commentReference w:id="143"/>
+        <w:commentReference w:id="144"/>
       </w:r>
       <w:r>
         <w:t>rādītājs parāda, cik liela ir materiālu grupas kopējā prognozēšanas kļūda salīdzinājumā ar tās pašas grupas kopējo faktisko pārdošanas apjomu prognozēšanas periodā. Tas atrisina pielāgotā APE problēmu, jo gan skaitītājs, gan saucējs tiek aprēķināti vienā un tajā pašā periodā. Tomēr šī rādītāja rezultāti arī nav īsti piemēroti</w:t>
@@ -22955,18 +22965,18 @@
           <w:tab w:val="right" w:pos="8222"/>
         </w:tabs>
       </w:pPr>
-      <w:commentRangeStart w:id="144"/>
+      <w:commentRangeStart w:id="145"/>
       <w:r>
         <w:t xml:space="preserve">Tika </w:t>
       </w:r>
-      <w:commentRangeEnd w:id="144"/>
+      <w:commentRangeEnd w:id="145"/>
       <w:r>
         <w:rPr>
           <w:rStyle w:val="CommentReference"/>
           <w:sz w:val="24"/>
           <w:szCs w:val="24"/>
         </w:rPr>
-        <w:commentReference w:id="144"/>
+        <w:commentReference w:id="145"/>
       </w:r>
       <w:r>
         <w:t>konstatēts, ka otrais rādītājs ir ļoti līdzīgs bieži izmantotajam prognozēšanas rādītājam, ko sauc par svērto absolūto procentuālo kļūdu (WAPE), ko dažviet dēvē arī par svērto vidējo absolūto procentuālo kļūdu (WMAPE). WMAPE prognozēšanas pētījumos tiek izmantots kā bezmēroga prognozēšanas precizitātes rādītājs, un to aprēķina kā vidējo absolūto kļūdu, dalītu ar vidējo faktisko vērtību</w:t>
@@ -23331,18 +23341,18 @@
       <w:pPr>
         <w:pStyle w:val="Teksts"/>
       </w:pPr>
-      <w:commentRangeStart w:id="145"/>
+      <w:commentRangeStart w:id="146"/>
       <w:r>
         <w:t xml:space="preserve">Vienkārši </w:t>
       </w:r>
-      <w:commentRangeEnd w:id="145"/>
+      <w:commentRangeEnd w:id="146"/>
       <w:r>
         <w:rPr>
           <w:rStyle w:val="CommentReference"/>
           <w:sz w:val="24"/>
           <w:szCs w:val="24"/>
         </w:rPr>
-        <w:commentReference w:id="145"/>
+        <w:commentReference w:id="146"/>
       </w:r>
       <w:r>
         <w:t xml:space="preserve">sakot, WAPE parāda, cik liela ir kopējā absolūtā prognozes kļūda, salīdzinot ar kopējo faktisko pārdošanas apjomu visā testa kopā. Tā kā nav nepieciešama dalīšana ar katru atsevišķo faktisko vērtību, prognožu gadījumi ar nulles mēneša pārdošanas apjomu joprojām tiek iekļauti novērtējumā. WAPE arī novērš divu iepriekšējo metriku radītās problēmas, jo atšķirībā no tiem tas ietver visus 21 prognozes </w:t>
@@ -23368,52 +23378,52 @@
       <w:pPr>
         <w:pStyle w:val="2-lm-virsraksts"/>
       </w:pPr>
-      <w:commentRangeStart w:id="146"/>
+      <w:commentRangeStart w:id="147"/>
       <w:r>
         <w:t>Metožu salīdzinājums un starpsecinājumi</w:t>
       </w:r>
-      <w:commentRangeEnd w:id="146"/>
+      <w:commentRangeEnd w:id="147"/>
       <w:r>
         <w:rPr>
           <w:rStyle w:val="CommentReference"/>
           <w:sz w:val="28"/>
           <w:szCs w:val="28"/>
         </w:rPr>
-        <w:commentReference w:id="146"/>
+        <w:commentReference w:id="147"/>
       </w:r>
     </w:p>
     <w:p>
       <w:pPr>
         <w:pStyle w:val="Teksts"/>
       </w:pPr>
-      <w:commentRangeStart w:id="147"/>
+      <w:commentRangeStart w:id="148"/>
       <w:r>
         <w:t xml:space="preserve">Lai </w:t>
       </w:r>
-      <w:commentRangeEnd w:id="147"/>
+      <w:commentRangeEnd w:id="148"/>
       <w:r>
         <w:rPr>
           <w:rStyle w:val="CommentReference"/>
           <w:sz w:val="24"/>
           <w:szCs w:val="24"/>
         </w:rPr>
-        <w:commentReference w:id="147"/>
+        <w:commentReference w:id="148"/>
       </w:r>
       <w:r>
         <w:t xml:space="preserve">salīdzinātu prognozēšanas metodes, katrs modelis ģenerēja viena mēneša prognozes tām pašām materiālu grupām un tiem pašiem trim testa mēnešiem. Tas neatspoguļo to, cik labi metodes kopumā darbojās, bet gan to, cik piemērota katra metode bija pašreizējam uzņēmuma datu kopumam. Lasītājiem jāpatur prātā arī atšķirība modeļa ievades datos: tradicionālajām metodēm tika doti tikai vēsturiskie pārdošanas apjomi, savukārt LSTM modelim papildus tika ņemtas piegādes, </w:t>
       </w:r>
-      <w:commentRangeStart w:id="148"/>
+      <w:commentRangeStart w:id="149"/>
       <w:r>
         <w:t xml:space="preserve">pārdošanas pirmās starpības </w:t>
       </w:r>
-      <w:commentRangeEnd w:id="148"/>
+      <w:commentRangeEnd w:id="149"/>
       <w:r>
         <w:rPr>
           <w:rStyle w:val="CommentReference"/>
           <w:sz w:val="24"/>
           <w:szCs w:val="24"/>
         </w:rPr>
-        <w:commentReference w:id="148"/>
+        <w:commentReference w:id="149"/>
       </w:r>
       <w:r>
         <w:t>un slīdošie pārdošanas vidējie dati. Tomēr šī atšķirība ir arī daļa no salīdzinājuma mērķa – viena no galvenajām idejām, kas pamatoja LSTM izmantošanu šajā darbā, bija parādīt, ka modelis var apstrādāt plašāku ievades struktūru, tādējādi tika sagaidīts, ka tas sasniegs labāku prognozēšanas precizitāti.</w:t>
@@ -23423,18 +23433,18 @@
       <w:pPr>
         <w:pStyle w:val="Teksts"/>
       </w:pPr>
-      <w:commentRangeStart w:id="149"/>
+      <w:commentRangeStart w:id="150"/>
       <w:r>
         <w:t xml:space="preserve">Apkopotie </w:t>
       </w:r>
-      <w:commentRangeEnd w:id="149"/>
+      <w:commentRangeEnd w:id="150"/>
       <w:r>
         <w:rPr>
           <w:rStyle w:val="CommentReference"/>
           <w:sz w:val="24"/>
           <w:szCs w:val="24"/>
         </w:rPr>
-        <w:commentReference w:id="149"/>
+        <w:commentReference w:id="150"/>
       </w:r>
       <w:r>
         <w:t>novērtēto metožu rezultāti ir parādīti 5.</w:t>
@@ -24098,18 +24108,18 @@
       <w:pPr>
         <w:pStyle w:val="Teksts"/>
       </w:pPr>
-      <w:commentRangeStart w:id="150"/>
+      <w:commentRangeStart w:id="151"/>
       <w:r>
         <w:t xml:space="preserve">Saskaņā </w:t>
       </w:r>
-      <w:commentRangeEnd w:id="150"/>
+      <w:commentRangeEnd w:id="151"/>
       <w:r>
         <w:rPr>
           <w:rStyle w:val="CommentReference"/>
           <w:sz w:val="24"/>
           <w:szCs w:val="24"/>
         </w:rPr>
-        <w:commentReference w:id="150"/>
+        <w:commentReference w:id="151"/>
       </w:r>
       <w:r>
         <w:t xml:space="preserve">ar WAPE datiem, labākais rezultāts tika iegūts ar naivo metodi. Tas nozīmē, ka pašreizējam datu kopumam, izmantojot iepriekšējā mēneša pārdošanas vērtību kā nākamā mēneša prognozi, tika iegūta mazāka kopējā relatīvā kļūda nekā SES, ARIMA un LSTM. Šis rezultāts nav tik pārsteidzošs pieejamo datu kontekstā. Laikrindas pat neaptver pilnu gada sezonālo ciklu. Šādos apstākļos vienkāršāka metode </w:t>
@@ -24147,18 +24157,18 @@
       <w:pPr>
         <w:pStyle w:val="Teksts"/>
       </w:pPr>
-      <w:commentRangeStart w:id="151"/>
+      <w:commentRangeStart w:id="152"/>
       <w:r>
         <w:t xml:space="preserve">SES </w:t>
       </w:r>
-      <w:commentRangeEnd w:id="151"/>
+      <w:commentRangeEnd w:id="152"/>
       <w:r>
         <w:rPr>
           <w:rStyle w:val="CommentReference"/>
           <w:sz w:val="24"/>
           <w:szCs w:val="24"/>
         </w:rPr>
-        <w:commentReference w:id="151"/>
+        <w:commentReference w:id="152"/>
       </w:r>
       <w:r>
         <w:t xml:space="preserve">metode pēc WAPE datiem deva otro labāko rezultātu </w:t>
@@ -24242,18 +24252,18 @@
       <w:pPr>
         <w:pStyle w:val="Teksts"/>
       </w:pPr>
-      <w:commentRangeStart w:id="152"/>
+      <w:commentRangeStart w:id="153"/>
       <w:r>
         <w:t xml:space="preserve">ARIMA </w:t>
       </w:r>
-      <w:commentRangeEnd w:id="152"/>
+      <w:commentRangeEnd w:id="153"/>
       <w:r>
         <w:rPr>
           <w:rStyle w:val="CommentReference"/>
           <w:sz w:val="24"/>
           <w:szCs w:val="24"/>
         </w:rPr>
-        <w:commentReference w:id="152"/>
+        <w:commentReference w:id="153"/>
       </w:r>
       <w:r>
         <w:t xml:space="preserve">modelis uzrādīja vājākus rezultātus nekā gan naivā, gan SES metode. </w:t>
@@ -24269,18 +24279,18 @@
       <w:pPr>
         <w:pStyle w:val="Teksts"/>
       </w:pPr>
-      <w:commentRangeStart w:id="153"/>
+      <w:commentRangeStart w:id="154"/>
       <w:r>
         <w:t xml:space="preserve">LSTM </w:t>
       </w:r>
-      <w:commentRangeEnd w:id="153"/>
+      <w:commentRangeEnd w:id="154"/>
       <w:r>
         <w:rPr>
           <w:rStyle w:val="CommentReference"/>
           <w:sz w:val="24"/>
           <w:szCs w:val="24"/>
         </w:rPr>
-        <w:commentReference w:id="153"/>
+        <w:commentReference w:id="154"/>
       </w:r>
       <w:r>
         <w:t>modelis uzrādīja vājāko WAPE rezultātu. Tas parāda, ka piekļuve plašākam ievades funkciju kopumam nekā tradicionālajām metodēm automātiski nenodrošina labāku prognozēšanas kvalitāti. LSTM modeļiem parasti ir nepieciešams pietiekami daudz apmācības piemēru, lai atklātu lineār</w:t>
@@ -24349,7 +24359,7 @@
           <w:lang w:val="en-GB"/>
         </w:rPr>
       </w:pPr>
-      <w:commentRangeStart w:id="154"/>
+      <w:commentRangeStart w:id="155"/>
       <w:r>
         <w:rPr>
           <w:lang w:val="en-GB"/>
@@ -24369,7 +24379,7 @@
         </w:rPr>
         <w:t xml:space="preserve"> datu palielināšana</w:t>
       </w:r>
-      <w:commentRangeEnd w:id="154"/>
+      <w:commentRangeEnd w:id="155"/>
       <w:r>
         <w:rPr>
           <w:rStyle w:val="CommentReference"/>
@@ -24377,7 +24387,7 @@
           <w:szCs w:val="28"/>
           <w:lang w:val="en-GB"/>
         </w:rPr>
-        <w:commentReference w:id="154"/>
+        <w:commentReference w:id="155"/>
       </w:r>
     </w:p>
     <w:p>
@@ -24845,18 +24855,18 @@
       <w:pPr>
         <w:pStyle w:val="Teksts"/>
       </w:pPr>
-      <w:commentRangeStart w:id="155"/>
+      <w:commentRangeStart w:id="156"/>
       <w:r>
         <w:t xml:space="preserve">Novērtēšanas </w:t>
       </w:r>
-      <w:commentRangeEnd w:id="155"/>
+      <w:commentRangeEnd w:id="156"/>
       <w:r>
         <w:rPr>
           <w:rStyle w:val="CommentReference"/>
           <w:sz w:val="24"/>
           <w:szCs w:val="24"/>
         </w:rPr>
-        <w:commentReference w:id="155"/>
+        <w:commentReference w:id="156"/>
       </w:r>
       <w:r>
         <w:t xml:space="preserve">protokols atspoguļo iepriekšējo nodaļu. Tiek saglabāti tie paši slīdošie vienu soli uz priekšu sadalījumi, un tie paši reālie testa mēneši paliek neskarti. </w:t>
@@ -25019,18 +25029,18 @@
       <w:r>
         <w:t xml:space="preserve">Tātad, pat ja </w:t>
       </w:r>
-      <w:commentRangeStart w:id="156"/>
+      <w:commentRangeStart w:id="157"/>
       <w:r>
         <w:t xml:space="preserve">mēs </w:t>
       </w:r>
-      <w:commentRangeEnd w:id="156"/>
+      <w:commentRangeEnd w:id="157"/>
       <w:r>
         <w:rPr>
           <w:rStyle w:val="CommentReference"/>
           <w:sz w:val="24"/>
           <w:szCs w:val="24"/>
         </w:rPr>
-        <w:commentReference w:id="156"/>
+        <w:commentReference w:id="157"/>
       </w:r>
       <w:r>
         <w:t>to izlaistu un imputācijas veikšanai (jeb vienkāršāk sakot, mēnešu kopēšanai) paļautos tikai uz sezonalitāti, kokmateriālu literatūra joprojām liecina par pretējo — pat ja tā liek domāt, ka sezonālā dinamika pastāv, tā joprojām ir ļoti specifiska tirgum un var mainīties laika gaitā (svārstīties). Šo iemeslu dēļ imputācija šajā pētījumā netiek izmantota.</w:t>
@@ -25051,18 +25061,18 @@
       <w:pPr>
         <w:pStyle w:val="Teksts"/>
       </w:pPr>
-      <w:commentRangeStart w:id="157"/>
+      <w:commentRangeStart w:id="158"/>
       <w:r>
         <w:t xml:space="preserve">Papildināšanas </w:t>
       </w:r>
-      <w:commentRangeEnd w:id="157"/>
+      <w:commentRangeEnd w:id="158"/>
       <w:r>
         <w:rPr>
           <w:rStyle w:val="CommentReference"/>
           <w:sz w:val="24"/>
           <w:szCs w:val="24"/>
         </w:rPr>
-        <w:commentReference w:id="157"/>
+        <w:commentReference w:id="158"/>
       </w:r>
       <w:r>
         <w:t xml:space="preserve">eksperiments tika </w:t>
@@ -26083,18 +26093,18 @@
       <w:pPr>
         <w:pStyle w:val="Teksts"/>
       </w:pPr>
-      <w:commentRangeStart w:id="158"/>
+      <w:commentRangeStart w:id="159"/>
       <w:r>
         <w:t xml:space="preserve">Salīdzinājums </w:t>
       </w:r>
-      <w:commentRangeEnd w:id="158"/>
+      <w:commentRangeEnd w:id="159"/>
       <w:r>
         <w:rPr>
           <w:rStyle w:val="CommentReference"/>
           <w:sz w:val="24"/>
           <w:szCs w:val="24"/>
         </w:rPr>
-        <w:commentReference w:id="158"/>
+        <w:commentReference w:id="159"/>
       </w:r>
       <w:r>
         <w:t xml:space="preserve">tika veikts ar sākotnējo LSTM modeli, kas apmācīts ar reāliem datiem. Salīdzinājumā tika iekļauts arī naivs modelis, jo tas ir galvenais bāzes modelis. Papildinātais LSTM izmantoja to pašu modeli, koda struktūru un testa periodus kā sākotnējais LSTM, bet apmācības laikā tika izmantoti papildinātie dati, kas tika sintezēti, aprēķinot blakus esošo apmācības paraugu vidējo vērtību. Rezultāti ir parādīti 6.8. tabulā. Tika izmantoti tie paši novērtēšanas rādītāji kā 5.7. sadaļā: MAE, RMSE, MAPE, </w:t>
@@ -26717,18 +26727,18 @@
       <w:pPr>
         <w:pStyle w:val="Teksts"/>
       </w:pPr>
-      <w:commentRangeStart w:id="159"/>
+      <w:commentRangeStart w:id="160"/>
       <w:r>
         <w:t xml:space="preserve">Rezultāti </w:t>
       </w:r>
-      <w:commentRangeEnd w:id="159"/>
+      <w:commentRangeEnd w:id="160"/>
       <w:r>
         <w:rPr>
           <w:rStyle w:val="CommentReference"/>
           <w:sz w:val="24"/>
           <w:szCs w:val="24"/>
         </w:rPr>
-        <w:commentReference w:id="159"/>
+        <w:commentReference w:id="160"/>
       </w:r>
       <w:r>
         <w:t>liecina, ka papildinātais LSTM nedaudz uzlaboja dažus apkopotos rādītājus, salīdzinot ar sākotnējo LSTM. MAE samazinājās no 3</w:t>
@@ -26843,18 +26853,18 @@
       <w:pPr>
         <w:pStyle w:val="Teksts"/>
       </w:pPr>
-      <w:commentRangeStart w:id="160"/>
+      <w:commentRangeStart w:id="161"/>
       <w:r>
         <w:t xml:space="preserve">Rezultātā </w:t>
       </w:r>
-      <w:commentRangeEnd w:id="160"/>
+      <w:commentRangeEnd w:id="161"/>
       <w:r>
         <w:rPr>
           <w:rStyle w:val="CommentReference"/>
           <w:sz w:val="24"/>
           <w:szCs w:val="24"/>
         </w:rPr>
-        <w:commentReference w:id="160"/>
+        <w:commentReference w:id="161"/>
       </w:r>
       <w:r>
         <w:t xml:space="preserve">nav skaidri redzams uzlabojums. RMSE </w:t>
@@ -27235,18 +27245,18 @@
       <w:pPr>
         <w:pStyle w:val="Teksts"/>
       </w:pPr>
-      <w:commentRangeStart w:id="161"/>
+      <w:commentRangeStart w:id="162"/>
       <w:r>
         <w:t xml:space="preserve">6.9. tabulā </w:t>
       </w:r>
-      <w:commentRangeEnd w:id="161"/>
+      <w:commentRangeEnd w:id="162"/>
       <w:r>
         <w:rPr>
           <w:rStyle w:val="CommentReference"/>
           <w:sz w:val="24"/>
           <w:szCs w:val="24"/>
         </w:rPr>
-        <w:commentReference w:id="161"/>
+        <w:commentReference w:id="162"/>
       </w:r>
       <w:r>
         <w:t>redzams, ka uzlabojums nav sistemātisks: paplašinātais modelis uzlaboja prognozes tikai 9 no 21 gadījuma, bet pasliktināja 11. Tas nozīmē, ka nedaudz labākās MAE un WAPE vērtības nebija saistītas ar labāku modeli, bet gan</w:t>
@@ -27921,34 +27931,34 @@
       <w:pPr>
         <w:pStyle w:val="Teksts"/>
       </w:pPr>
-      <w:commentRangeStart w:id="162"/>
+      <w:commentRangeStart w:id="163"/>
       <w:r>
         <w:t xml:space="preserve">Sadalījums </w:t>
       </w:r>
-      <w:commentRangeEnd w:id="162"/>
+      <w:commentRangeEnd w:id="163"/>
       <w:r>
         <w:rPr>
           <w:rStyle w:val="CommentReference"/>
           <w:sz w:val="24"/>
           <w:szCs w:val="24"/>
         </w:rPr>
-        <w:commentReference w:id="162"/>
+        <w:commentReference w:id="163"/>
       </w:r>
       <w:r>
         <w:t xml:space="preserve">rāda, ka </w:t>
       </w:r>
-      <w:commentRangeStart w:id="163"/>
+      <w:commentRangeStart w:id="164"/>
       <w:r>
         <w:t xml:space="preserve">paplašinātais LSTM </w:t>
       </w:r>
-      <w:commentRangeEnd w:id="163"/>
+      <w:commentRangeEnd w:id="164"/>
       <w:r>
         <w:rPr>
           <w:rStyle w:val="CommentReference"/>
           <w:sz w:val="24"/>
           <w:szCs w:val="24"/>
         </w:rPr>
-        <w:commentReference w:id="163"/>
+        <w:commentReference w:id="164"/>
       </w:r>
       <w:r>
         <w:t>galvenokārt uzlaboja prognozes nulles pārdošanas gadījumiem. Šajā grupā MAE samazinājās no 3</w:t>
@@ -28008,18 +28018,18 @@
       <w:r>
         <w:t xml:space="preserve"> </w:t>
       </w:r>
-      <w:commentRangeStart w:id="164"/>
+      <w:commentRangeStart w:id="165"/>
       <w:r>
         <w:t xml:space="preserve">Šis </w:t>
       </w:r>
-      <w:commentRangeEnd w:id="164"/>
+      <w:commentRangeEnd w:id="165"/>
       <w:r>
         <w:rPr>
           <w:rStyle w:val="CommentReference"/>
           <w:sz w:val="24"/>
           <w:szCs w:val="24"/>
         </w:rPr>
-        <w:commentReference w:id="164"/>
+        <w:commentReference w:id="165"/>
       </w:r>
       <w:r>
         <w:t xml:space="preserve">rezultāts izskaidro nelielo WAPE uzlabojumu — nulles pārdošanas gadījumu kopējā kļūda samazinājās, samazinot kopējo absolūto kļūdu, bet uzlabojumu lielākoties kompensēja sliktākas </w:t>
@@ -28041,18 +28051,18 @@
       <w:pPr>
         <w:pStyle w:val="Teksts"/>
       </w:pPr>
-      <w:commentRangeStart w:id="165"/>
+      <w:commentRangeStart w:id="166"/>
       <w:r>
         <w:t xml:space="preserve">Šāds </w:t>
       </w:r>
-      <w:commentRangeEnd w:id="165"/>
+      <w:commentRangeEnd w:id="166"/>
       <w:r>
         <w:rPr>
           <w:rStyle w:val="CommentReference"/>
           <w:sz w:val="24"/>
           <w:szCs w:val="24"/>
         </w:rPr>
-        <w:commentReference w:id="165"/>
+        <w:commentReference w:id="166"/>
       </w:r>
       <w:r>
         <w:t>rezultāts, iespējams, ir saistīts ar</w:t>
@@ -28079,16 +28089,10 @@
         <w:t xml:space="preserve"> par</w:t>
       </w:r>
       <w:r>
-        <w:t xml:space="preserve"> pieprasījuma uzvedību vai lineār</w:t>
-      </w:r>
-      <w:r>
-        <w:t>ām</w:t>
-      </w:r>
-      <w:r>
-        <w:t xml:space="preserve"> atkarīb</w:t>
-      </w:r>
-      <w:r>
-        <w:t>ām</w:t>
+        <w:t xml:space="preserve"> pieprasījuma uzvedību vai </w:t>
+      </w:r>
+      <w:r>
+        <w:t>likumsakarībām</w:t>
       </w:r>
       <w:r>
         <w:t xml:space="preserve">. Ar </w:t>
@@ -28206,72 +28210,170 @@
       <w:pPr>
         <w:pStyle w:val="1-lm-nenumurts-virsraksts"/>
       </w:pPr>
-      <w:bookmarkStart w:id="166" w:name="_Toc225535011"/>
-      <w:commentRangeStart w:id="167"/>
+      <w:bookmarkStart w:id="167" w:name="_Toc225535011"/>
       <w:r>
         <w:lastRenderedPageBreak/>
         <w:t>Rezultāti un secinājumi</w:t>
       </w:r>
-      <w:bookmarkEnd w:id="166"/>
-      <w:commentRangeEnd w:id="167"/>
-      <w:r>
-        <w:rPr>
-          <w:rStyle w:val="CommentReference"/>
-          <w:sz w:val="28"/>
-          <w:szCs w:val="28"/>
-        </w:rPr>
-        <w:commentReference w:id="167"/>
-      </w:r>
+      <w:bookmarkEnd w:id="167"/>
     </w:p>
     <w:p>
       <w:pPr>
         <w:pStyle w:val="Teksts"/>
       </w:pPr>
       <w:r>
-        <w:t>Šī noslēguma darba daļa:</w:t>
-      </w:r>
-    </w:p>
-    <w:p>
-      <w:pPr>
-        <w:pStyle w:val="Uzsk-aizzmes"/>
-      </w:pPr>
-      <w:r>
-        <w:t>satur kopsavilkumu par noslēguma darbā paveikto un sasniegtajiem rezultātiem (atbilstoši izvirzītajam mērķim un uzdevumiem);</w:t>
-      </w:r>
-    </w:p>
-    <w:p>
-      <w:pPr>
-        <w:pStyle w:val="Uzsk-aizzmes"/>
-      </w:pPr>
-      <w:r>
-        <w:t>atspoguļo autora izdarītos secinājumus un gūtās atziņas, nevis vispārzināmas, triviālas un literatūrā atrodamas frāzes;</w:t>
-      </w:r>
-    </w:p>
-    <w:p>
-      <w:pPr>
-        <w:pStyle w:val="Uzsk-aizzmes"/>
-      </w:pPr>
-      <w:r>
-        <w:t>uzskaita turpmākos pētījuma virzienus (ja tādi ir saskatāmi)</w:t>
-      </w:r>
-      <w:r>
-        <w:t>;</w:t>
-      </w:r>
-    </w:p>
-    <w:p>
-      <w:pPr>
-        <w:pStyle w:val="Uzsk-aizzmes"/>
-      </w:pPr>
-      <w:r>
-        <w:t>sniedz informāciju par noslēguma darba autora publikācijām, uzstāšanos konferencēs un/vai dalību zinātniski pētnieciskos projektos, kas ir saistīti ar noslēguma darbu.</w:t>
+        <w:t>Rezultāti un s</w:t>
+      </w:r>
+      <w:r>
+        <w:t xml:space="preserve">ecinājumi ir izdarīti no </w:t>
+      </w:r>
+      <w:r>
+        <w:t>literatūras apskata, darba ar uzņēmumu datiem, praktiskās daļas un rezultātu izvērtējuma:</w:t>
       </w:r>
     </w:p>
     <w:p>
       <w:pPr>
         <w:pStyle w:val="Teksts"/>
-      </w:pPr>
-      <w:r>
-        <w:t>Secinājumu apjoms ir 1–3 lappuses</w:t>
+        <w:numPr>
+          <w:ilvl w:val="0"/>
+          <w:numId w:val="20"/>
+        </w:numPr>
+      </w:pPr>
+      <w:r>
+        <w:t>ETL jeb datu parsēšanas algoritms tika izstrādāts, lai iegūtu, normalizētu un sagatavotu uzņēmuma datu kopu (sākotnēji saglabāt</w:t>
+      </w:r>
+      <w:r>
+        <w:t>u</w:t>
+      </w:r>
+      <w:r>
+        <w:t xml:space="preserve"> Excel failā), lai to vēlāk izmantotu laika rindu modeļu apmācībā. Skripts nolasa mēneša </w:t>
+      </w:r>
+      <w:r>
+        <w:t>Excel lapas</w:t>
+      </w:r>
+      <w:r>
+        <w:t xml:space="preserve">, atrod materiālu ierakstus, normalizē ierakstus, </w:t>
+      </w:r>
+      <w:r>
+        <w:t>izvelk</w:t>
+      </w:r>
+      <w:r>
+        <w:t xml:space="preserve"> </w:t>
+      </w:r>
+      <w:r>
+        <w:t xml:space="preserve">pārdošanas, piegāžu un citus </w:t>
+      </w:r>
+      <w:r>
+        <w:t xml:space="preserve">ierakstus </w:t>
+      </w:r>
+      <w:r>
+        <w:t>un ielādē tos SQLite datubāzē. Datubāzē tiek glabāta atsevišķu materiālu, pārdošanas, piegāžu un mēneša beigu statistika.</w:t>
+      </w:r>
+    </w:p>
+    <w:p>
+      <w:pPr>
+        <w:pStyle w:val="Teksts"/>
+        <w:numPr>
+          <w:ilvl w:val="0"/>
+          <w:numId w:val="20"/>
+        </w:numPr>
+      </w:pPr>
+      <w:r>
+        <w:t>Datu analīzes laikā tika konstatēts, ka pieejamie dati ir pietiekami, lai tos izmantotu prognozēšanas metodēs un salīdzinātu, taču nepietiekami plaši (datu kopa aptver tikai īsu periodu), lai izdarītu stabilus secinājumus par lineārām atkarībām. Lai gan tika sagaidīts, ka šis ierobežojums ietekmēs rezultātus un sarežģīs visu eksperimentu, tas lika autoram meklēt veidus, kā papildināt datus kā rīku apmācības datu kopas paplašināšanai un tādējādi modeļa prognozēšanas spēju uzlabošanai.</w:t>
+      </w:r>
+    </w:p>
+    <w:p>
+      <w:pPr>
+        <w:pStyle w:val="Teksts"/>
+        <w:numPr>
+          <w:ilvl w:val="0"/>
+          <w:numId w:val="20"/>
+        </w:numPr>
+      </w:pPr>
+      <w:r>
+        <w:t>Izmantojot literatūru un autora zināšanas, tika noteikts, ka pašreizējais datu kopums ir laikrindu tipa. Tas noveda pie iepazīšanās ar tradicionālajām laikrindu prognozēšanas metodēm (eksponenciālā izlīdzināšana, ARIMA saime) un neironu tīkl</w:t>
+      </w:r>
+      <w:r>
+        <w:t>iem</w:t>
+      </w:r>
+      <w:r>
+        <w:t xml:space="preserve"> (LSTM), kas </w:t>
+      </w:r>
+      <w:r>
+        <w:t>rezultātā</w:t>
+      </w:r>
+      <w:r>
+        <w:t xml:space="preserve"> kļuva par galvenajām testētajām metodēm šajā darbā.</w:t>
+      </w:r>
+    </w:p>
+    <w:p>
+      <w:pPr>
+        <w:pStyle w:val="Teksts"/>
+        <w:numPr>
+          <w:ilvl w:val="0"/>
+          <w:numId w:val="20"/>
+        </w:numPr>
+      </w:pPr>
+      <w:r>
+        <w:t>Naivā bāzes līnija (prognozē, ka pārdošanas apjomi būs tādi paši kā iepriekšējā mēnesī) sasniedza vislabāko kopējo rezultātu saskaņā ar WAPE, padarot to efektīvāku par sarežģītākām metodēm pašreizējam datu kopumam. Tāpēc prognozēšanas eksperimentos ir svarīgi iekļaut vienkāršas bāzes līnijas - tas parāda, vai modelis vispār sniedz labu rezultātu.</w:t>
+      </w:r>
+    </w:p>
+    <w:p>
+      <w:pPr>
+        <w:pStyle w:val="Teksts"/>
+        <w:numPr>
+          <w:ilvl w:val="0"/>
+          <w:numId w:val="20"/>
+        </w:numPr>
+      </w:pPr>
+      <w:r>
+        <w:t xml:space="preserve">Vienkāršais eksponenciālās izlīdzināšanas modelis neuzrādīja labākus rezultātus nekā naivā bāzes līnija. Metode ir vienkārša un plaši izmantota, taču šajā eksperimentā tā </w:t>
+      </w:r>
+      <w:r>
+        <w:t xml:space="preserve">nespēja </w:t>
+      </w:r>
+      <w:r>
+        <w:t>iegūt pietiekami daudz noderīgu datu un darboties labi. Rezultāts liecina, ka jaunākā faktiskā vērtība (naivā pieeja) ir vienkārši informatīvāka par izlīdzināto vēsturisko vidējo vērtību.</w:t>
+      </w:r>
+    </w:p>
+    <w:p>
+      <w:pPr>
+        <w:pStyle w:val="Teksts"/>
+        <w:numPr>
+          <w:ilvl w:val="0"/>
+          <w:numId w:val="20"/>
+        </w:numPr>
+      </w:pPr>
+      <w:r>
+        <w:lastRenderedPageBreak/>
+        <w:t>Arī ARIMA modelis neuzrādīja labākus rezultātus nekā Naive bāzes modelis un SES. Šajā darbā tika salīdzinātas dažādas ARIMA konfigurācijas, un, izmantojot AIC, tika izvēlēta labākā, taču pat tad modelis nespēja iegūt pietiekami daudz informācijas no pieejamajiem datiem.</w:t>
+      </w:r>
+    </w:p>
+    <w:p>
+      <w:pPr>
+        <w:pStyle w:val="Teksts"/>
+        <w:numPr>
+          <w:ilvl w:val="0"/>
+          <w:numId w:val="20"/>
+        </w:numPr>
+      </w:pPr>
+      <w:r>
+        <w:t xml:space="preserve">Arī LSTM modelis neuzrādīja labākus rezultātus nekā naivā bāzes līnija vai tradicionālās metodes, lai gan tam tika nodrošināts vairāk ievades </w:t>
+      </w:r>
+      <w:r>
+        <w:t>pazīmju</w:t>
+      </w:r>
+      <w:r>
+        <w:t xml:space="preserve"> nekā citām metodēm — piegādes, atšķirības starp periodiem, slīdošie vidējie rādītāji un materiālu grupu iegulšana. Tas nozīmē, ka papildu ievades dati (manuāli iegūti no datiem) kombinācijā ar neironu tīkla pieeju nebija pietiekami, lai kompensētu datu ierobežotību.</w:t>
+      </w:r>
+      <w:r>
+        <w:t xml:space="preserve"> N</w:t>
+      </w:r>
+      <w:r>
+        <w:t>egatīvais LSTM rezultāts joprojām ir nozīmīgs darba rezultāts, jo tas parāda, ka sarežģītāka modeļa izvēle pati par sevi negarantē labāku prognozēšanas kvalitāti</w:t>
+      </w:r>
+      <w:r>
+        <w:t>, pat ja uz to norāda citi pētījumi</w:t>
       </w:r>
       <w:r>
         <w:t>.</w:t>
@@ -28280,7 +28382,347 @@
     <w:p>
       <w:pPr>
         <w:pStyle w:val="Teksts"/>
-      </w:pPr>
+        <w:numPr>
+          <w:ilvl w:val="0"/>
+          <w:numId w:val="20"/>
+        </w:numPr>
+      </w:pPr>
+      <w:r>
+        <w:t>S</w:t>
+      </w:r>
+      <w:r>
+        <w:t>intētisko datu papildināšana deva dažādus rezultātus. Tika pārskatītas vairākas iespējamās papildināšanas metodes, taču tikai viena tika uzskatīta par iespējamu izmantot ar ierobežoto šajā darbā pieejamo datu kopu: papildu apmācības paraugu izveide, aprēķinot blakus esošo apmācības paraugu vidējo vērtību. Tas paplašināja pieejamo datu kopu (gandrīz divreiz lielāku par sākotnējo izmēru), lai uz tās varētu apmācīt citu LSTM, lai redzētu, vai tas sniegs labākus rezultātus. Daži rādītāji uzlabojās, bet daži pasliktinājās, salīdzinot ar sākotnējo LSTM. Tātad secinājums ir šāds: izvēlētā datu papildināšanas metode neuzlaboja LSTM spēju prognozēt pašreizējā kontekstā.</w:t>
+      </w:r>
+    </w:p>
+    <w:p>
+      <w:pPr>
+        <w:pStyle w:val="Teksts"/>
+        <w:numPr>
+          <w:ilvl w:val="0"/>
+          <w:numId w:val="20"/>
+        </w:numPr>
+      </w:pPr>
+      <w:r>
+        <w:t>Vēl viens praktiski atkārtoti izmantojams darba rezultāts ir izstrādātā datu apstrādes un prognozēšanas plūsma</w:t>
+      </w:r>
+      <w:r>
+        <w:t xml:space="preserve"> (</w:t>
+      </w:r>
+      <w:r>
+        <w:rPr>
+          <w:i/>
+          <w:iCs/>
+        </w:rPr>
+        <w:t>pipeline</w:t>
+      </w:r>
+      <w:r>
+        <w:t>)</w:t>
+      </w:r>
+      <w:r>
+        <w:t xml:space="preserve">. Tā ietver </w:t>
+      </w:r>
+      <w:r>
+        <w:t>ETL skripta pielietošanu</w:t>
+      </w:r>
+      <w:r>
+        <w:t>, materiālu grupu izveidi, apmācības un testa kopu sagatavošanu, modeļu apmācību, prognožu ģenerēšanu un rezultātu izvērtēšanu. Kad būs pieejami jauni dati, šo procesu varēs</w:t>
+      </w:r>
+      <w:r>
+        <w:t>im</w:t>
+      </w:r>
+      <w:r>
+        <w:t xml:space="preserve"> atkārtoti palaist un salīdzināt jaunos rezultātus ar šajā darbā iegūtajiem. Šī atkārtotā izmantošana ir iespējama, ja uzņēmums būtiski nemaina pārdošanas datu dokumentēšanas struktūru</w:t>
+      </w:r>
+      <w:r>
+        <w:t>,</w:t>
+      </w:r>
+      <w:r>
+        <w:t xml:space="preserve"> pretējā gadījumā </w:t>
+      </w:r>
+      <w:r>
+        <w:t xml:space="preserve">ETL skriptu būs </w:t>
+      </w:r>
+      <w:r>
+        <w:t>nepieciešam</w:t>
+      </w:r>
+      <w:r>
+        <w:t>s</w:t>
+      </w:r>
+      <w:r>
+        <w:t xml:space="preserve"> pielāgo</w:t>
+      </w:r>
+      <w:r>
+        <w:t>t</w:t>
+      </w:r>
+      <w:r>
+        <w:t xml:space="preserve">. </w:t>
+      </w:r>
+    </w:p>
+    <w:p>
+      <w:pPr>
+        <w:pStyle w:val="Teksts"/>
+        <w:ind w:left="567" w:firstLine="0"/>
+      </w:pPr>
+      <w:r>
+        <w:lastRenderedPageBreak/>
+        <w:t xml:space="preserve">Turpmākie pētījuma virzieni ir saistīti ar diviem aspektiem: datu kopas paplašināšanos un izstrādātās datu apstrādes plūsmas pilnveidošanu. </w:t>
+      </w:r>
+    </w:p>
+    <w:p>
+      <w:pPr>
+        <w:pStyle w:val="Teksts"/>
+        <w:numPr>
+          <w:ilvl w:val="0"/>
+          <w:numId w:val="21"/>
+        </w:numPr>
+      </w:pPr>
+      <w:r>
+        <w:t>Pašlaik ir grūti novērtēt sezonalitāti un citas ārējās ietekmes. Kad tiek apkopots vairāk datu (vismaz pilna gada ciklā), to pašu datu plūsmu var atkārtoti izmantot, lai sasniegtu, iespējams, labākus rezultātus un salīdzinātu tos ar šajā darbā iegūtajiem.</w:t>
+      </w:r>
+    </w:p>
+    <w:p>
+      <w:pPr>
+        <w:pStyle w:val="Teksts"/>
+        <w:numPr>
+          <w:ilvl w:val="0"/>
+          <w:numId w:val="21"/>
+        </w:numPr>
+      </w:pPr>
+      <w:r>
+        <w:t>Prognozēšanas mērķim vajadzētu mainīties no materiālu grupām uz atsevišķiem materiāliem. Šajā darbā materiālu grupēšana ir nepieciešama pieeja neliela datu kopuma dēļ. Ar lielāku vēsturisko datu apjomu vajadzētu kļūt iespējamai atsevišķu materiālu prognozēšanai.</w:t>
+      </w:r>
+    </w:p>
+    <w:p>
+      <w:pPr>
+        <w:pStyle w:val="Teksts"/>
+        <w:numPr>
+          <w:ilvl w:val="0"/>
+          <w:numId w:val="21"/>
+        </w:numPr>
+      </w:pPr>
+      <w:r>
+        <w:t xml:space="preserve">Literatūras apskatā apskatītās, bet šajā darbā neizmantotās metodes varētu tikt atkārtoti izvērtētas, kad būs pieejams lielāks datu apjoms. SARIMA, ARIMAX un SARIMAX modeļi </w:t>
+      </w:r>
+      <w:r>
+        <w:t>labāk atpazīst</w:t>
+      </w:r>
+      <w:r>
+        <w:t xml:space="preserve"> sezonalitātes un ārēj</w:t>
+      </w:r>
+      <w:r>
+        <w:t>us</w:t>
+      </w:r>
+      <w:r>
+        <w:t xml:space="preserve"> mainīg</w:t>
+      </w:r>
+      <w:r>
+        <w:t>us</w:t>
+      </w:r>
+      <w:r>
+        <w:t xml:space="preserve"> </w:t>
+      </w:r>
+      <w:r>
+        <w:t>(piegād</w:t>
+      </w:r>
+      <w:r>
+        <w:t>es</w:t>
+      </w:r>
+      <w:r>
+        <w:t>, krājumu līmeni, cen</w:t>
+      </w:r>
+      <w:r>
+        <w:t>as</w:t>
+      </w:r>
+      <w:r>
+        <w:t>, atlaid</w:t>
+      </w:r>
+      <w:r>
+        <w:t>es</w:t>
+      </w:r>
+      <w:r>
+        <w:t>, dati par klientu, pašreizēj</w:t>
+      </w:r>
+      <w:r>
+        <w:t>s</w:t>
+      </w:r>
+      <w:r>
+        <w:t xml:space="preserve"> tirgus stāvokli</w:t>
+      </w:r>
+      <w:r>
+        <w:t>s</w:t>
+      </w:r>
+      <w:r>
+        <w:t xml:space="preserve"> utt.)</w:t>
+      </w:r>
+      <w:r>
+        <w:t>, savukārt Croston tipa pieejas, SBA un TSB varētu būt piemērotas neregulāra pieprasījuma un nulles pārdošanas periodu gadījumos</w:t>
+      </w:r>
+      <w:r>
+        <w:t xml:space="preserve"> (par ko bija runāts sintētiskā datu palielināšanas sadaļā)</w:t>
+      </w:r>
+      <w:r>
+        <w:t>.</w:t>
+      </w:r>
+    </w:p>
+    <w:p>
+      <w:pPr>
+        <w:pStyle w:val="Teksts"/>
+        <w:numPr>
+          <w:ilvl w:val="0"/>
+          <w:numId w:val="21"/>
+        </w:numPr>
+      </w:pPr>
+      <w:r>
+        <w:t xml:space="preserve">Ir vērts </w:t>
+      </w:r>
+      <w:r>
+        <w:t>no</w:t>
+      </w:r>
+      <w:r>
+        <w:t xml:space="preserve">testēt LSTM ar vairāk slāņiem, vairāk slēptiem neironiem un vairāk </w:t>
+      </w:r>
+      <w:r>
+        <w:t xml:space="preserve">ievades </w:t>
+      </w:r>
+      <w:r>
+        <w:t>pazīm</w:t>
+      </w:r>
+      <w:r>
+        <w:t>ēm</w:t>
+      </w:r>
+      <w:r>
+        <w:t xml:space="preserve"> </w:t>
+      </w:r>
+      <w:r>
+        <w:t>tikai tad, ja pieejamie dati kļūst daudzveidīgāki.</w:t>
+      </w:r>
+    </w:p>
+    <w:p>
+      <w:pPr>
+        <w:pStyle w:val="Teksts"/>
+        <w:numPr>
+          <w:ilvl w:val="0"/>
+          <w:numId w:val="21"/>
+        </w:numPr>
+      </w:pPr>
+      <w:r>
+        <w:t xml:space="preserve">Kad datu kopā ir vairāk mēnešu, varētu būt vairāk </w:t>
+      </w:r>
+      <w:r>
+        <w:rPr>
+          <w:i/>
+          <w:iCs/>
+        </w:rPr>
+        <w:t>train</w:t>
+      </w:r>
+      <w:r>
+        <w:rPr>
+          <w:i/>
+          <w:iCs/>
+        </w:rPr>
+        <w:t>/test</w:t>
+      </w:r>
+      <w:r>
+        <w:t xml:space="preserve"> </w:t>
+      </w:r>
+      <w:r>
+        <w:t>posmu (pašlaik trīs). Tas padarītu novērtējumu stabilāku. Ir iespējami arī ilgāki slīdošo pārdošanas logi (pašlaik divi un trīs mēneši).</w:t>
+      </w:r>
+    </w:p>
+    <w:p>
+      <w:pPr>
+        <w:pStyle w:val="Teksts"/>
+        <w:numPr>
+          <w:ilvl w:val="0"/>
+          <w:numId w:val="21"/>
+        </w:numPr>
+      </w:pPr>
+      <w:r>
+        <w:rPr>
+          <w:rFonts w:eastAsia="Times New Roman"/>
+          <w:lang w:eastAsia="lv-LV"/>
+        </w:rPr>
+        <w:t xml:space="preserve">Noderīga būtu arī vienkārša grafiskā lietotāja saskarne. Tai vajadzētu ļaut uzņēmumam palaist un konfigurēt visu </w:t>
+      </w:r>
+      <w:r>
+        <w:rPr>
+          <w:rFonts w:eastAsia="Times New Roman"/>
+          <w:lang w:eastAsia="lv-LV"/>
+        </w:rPr>
+        <w:t>plūsmu</w:t>
+      </w:r>
+      <w:r>
+        <w:rPr>
+          <w:rFonts w:eastAsia="Times New Roman"/>
+          <w:lang w:eastAsia="lv-LV"/>
+        </w:rPr>
+        <w:t>. Izstrādāt</w:t>
+      </w:r>
+      <w:r>
+        <w:rPr>
+          <w:rFonts w:eastAsia="Times New Roman"/>
+          <w:lang w:eastAsia="lv-LV"/>
+        </w:rPr>
+        <w:t>ā</w:t>
+      </w:r>
+      <w:r>
+        <w:rPr>
+          <w:rFonts w:eastAsia="Times New Roman"/>
+          <w:lang w:eastAsia="lv-LV"/>
+        </w:rPr>
+        <w:t xml:space="preserve"> plūsma </w:t>
+      </w:r>
+      <w:r>
+        <w:rPr>
+          <w:rFonts w:eastAsia="Times New Roman"/>
+          <w:lang w:eastAsia="lv-LV"/>
+        </w:rPr>
+        <w:t>pašlaik tiek palaist</w:t>
+      </w:r>
+      <w:r>
+        <w:rPr>
+          <w:rFonts w:eastAsia="Times New Roman"/>
+          <w:lang w:eastAsia="lv-LV"/>
+        </w:rPr>
+        <w:t>a</w:t>
+      </w:r>
+      <w:r>
+        <w:rPr>
+          <w:rFonts w:eastAsia="Times New Roman"/>
+          <w:lang w:eastAsia="lv-LV"/>
+        </w:rPr>
+        <w:t xml:space="preserve"> manuāli, skriptu</w:t>
+      </w:r>
+      <w:r>
+        <w:rPr>
+          <w:rFonts w:eastAsia="Times New Roman"/>
+          <w:lang w:eastAsia="lv-LV"/>
+        </w:rPr>
+        <w:t xml:space="preserve"> aiz skriptam</w:t>
+      </w:r>
+      <w:r>
+        <w:rPr>
+          <w:rFonts w:eastAsia="Times New Roman"/>
+          <w:lang w:eastAsia="lv-LV"/>
+        </w:rPr>
+        <w:t>.</w:t>
+      </w:r>
+      <w:r>
+        <w:rPr>
+          <w:rFonts w:eastAsia="Times New Roman"/>
+          <w:lang w:eastAsia="lv-LV"/>
+        </w:rPr>
+        <w:t xml:space="preserve"> GUI būtu vienkārši vieglāk lietojams.</w:t>
+      </w:r>
+    </w:p>
+    <w:p>
+      <w:pPr>
+        <w:pStyle w:val="Teksts"/>
+        <w:ind w:left="567" w:firstLine="0"/>
+      </w:pPr>
+      <w:r>
+        <w:t>Ar bakalaura darba tēmu saistītas publikācijas, uzstāšanās konferencēs vai dalība zinātniski pētnieciskos projektos darba izstrādes laikā netika veikta.</w:t>
+      </w:r>
     </w:p>
     <w:p>
       <w:pPr>
@@ -28291,96 +28733,7 @@
     <w:p>
       <w:pPr>
         <w:pStyle w:val="Teksts"/>
-      </w:pPr>
-    </w:p>
-    <w:p>
-      <w:pPr>
-        <w:pStyle w:val="Teksts"/>
-      </w:pPr>
-    </w:p>
-    <w:p>
-      <w:pPr>
-        <w:pStyle w:val="Teksts"/>
-      </w:pPr>
-    </w:p>
-    <w:p>
-      <w:pPr>
-        <w:pStyle w:val="Teksts"/>
-      </w:pPr>
-    </w:p>
-    <w:p>
-      <w:pPr>
-        <w:pStyle w:val="Teksts"/>
-      </w:pPr>
-    </w:p>
-    <w:p>
-      <w:pPr>
-        <w:pStyle w:val="Teksts"/>
-      </w:pPr>
-    </w:p>
-    <w:p>
-      <w:pPr>
-        <w:pStyle w:val="Teksts"/>
-      </w:pPr>
-    </w:p>
-    <w:p>
-      <w:pPr>
-        <w:pStyle w:val="Teksts"/>
-      </w:pPr>
-    </w:p>
-    <w:p>
-      <w:pPr>
-        <w:pStyle w:val="Teksts"/>
-      </w:pPr>
-    </w:p>
-    <w:p>
-      <w:pPr>
-        <w:pStyle w:val="Teksts"/>
-      </w:pPr>
-    </w:p>
-    <w:p>
-      <w:pPr>
-        <w:pStyle w:val="Teksts"/>
-      </w:pPr>
-    </w:p>
-    <w:p>
-      <w:pPr>
-        <w:pStyle w:val="Teksts"/>
-      </w:pPr>
-    </w:p>
-    <w:p>
-      <w:pPr>
-        <w:pStyle w:val="Teksts"/>
-      </w:pPr>
-    </w:p>
-    <w:p>
-      <w:pPr>
-        <w:pStyle w:val="Teksts"/>
-      </w:pPr>
-    </w:p>
-    <w:p>
-      <w:pPr>
-        <w:pStyle w:val="Teksts"/>
-      </w:pPr>
-    </w:p>
-    <w:p>
-      <w:pPr>
-        <w:pStyle w:val="Teksts"/>
-      </w:pPr>
-    </w:p>
-    <w:p>
-      <w:pPr>
-        <w:pStyle w:val="Teksts"/>
-      </w:pPr>
-    </w:p>
-    <w:p>
-      <w:pPr>
-        <w:pStyle w:val="Teksts"/>
-      </w:pPr>
-    </w:p>
-    <w:p>
-      <w:pPr>
-        <w:pStyle w:val="Teksts"/>
+        <w:ind w:firstLine="0"/>
         <w:sectPr>
           <w:footerReference w:type="default" r:id="rId23"/>
           <w:pgSz w:w="11907" w:h="16840" w:code="9"/>
@@ -28839,6 +29192,21 @@
                 <w:rPr>
                   <w:noProof/>
                 </w:rPr>
+                <w:t>Forbes, K. F. (2021). 2021 17th International Conference on the European Energy Market (EEM). (lpp. Pages). IEEE. doi:10.1109/EEM54602.2021.9605077</w:t>
+              </w:r>
+            </w:p>
+            <w:p>
+              <w:pPr>
+                <w:pStyle w:val="Bibliography"/>
+                <w:ind w:left="720" w:hanging="720"/>
+                <w:rPr>
+                  <w:noProof/>
+                </w:rPr>
+              </w:pPr>
+              <w:r>
+                <w:rPr>
+                  <w:noProof/>
+                </w:rPr>
                 <w:t>Ganeshan, R., Boone, T., &amp; Stenger, A. (2001). The impact of inventory and flow planning parameters on supply chain performance: An exploratory study. doi:10.1016/S0925-5273(00)00109-2</w:t>
               </w:r>
             </w:p>
@@ -28898,6 +29266,7 @@
                 <w:rPr>
                   <w:noProof/>
                 </w:rPr>
+                <w:lastRenderedPageBreak/>
                 <w:t xml:space="preserve">Ji, C. (2024). A Survey of Neural Network Optimization Algorithms. </w:t>
               </w:r>
               <w:r>
@@ -28927,7 +29296,6 @@
                 <w:rPr>
                   <w:noProof/>
                 </w:rPr>
-                <w:lastRenderedPageBreak/>
                 <w:t xml:space="preserve">Lee, W.-I., Shih, B.-Y., &amp; Chen, C.-Y. (2012). Retracted: A hybrid artificial intelligence sales-forecasting system in the convenience store industry. </w:t>
               </w:r>
               <w:r>
@@ -29147,6 +29515,7 @@
                 <w:rPr>
                   <w:noProof/>
                 </w:rPr>
+                <w:lastRenderedPageBreak/>
                 <w:t xml:space="preserve">Rajesh, R. D., Kuppuri, Y. N., Peter, P. R., Reddy, A. S., &amp; Sonia, D. J. (2025). Enhancing Obesity Prediction: Evaluating the Role of Data Preprocessing in Machine Learning Models. </w:t>
               </w:r>
               <w:r>
@@ -29155,16 +29524,7 @@
                   <w:iCs/>
                   <w:noProof/>
                 </w:rPr>
-                <w:t xml:space="preserve">International Conference on Computational </w:t>
-              </w:r>
-              <w:r>
-                <w:rPr>
-                  <w:i/>
-                  <w:iCs/>
-                  <w:noProof/>
-                </w:rPr>
-                <w:lastRenderedPageBreak/>
-                <w:t>Robotics, Testing and Engineering Evaluation.</w:t>
+                <w:t>International Conference on Computational Robotics, Testing and Engineering Evaluation.</w:t>
               </w:r>
               <w:r>
                 <w:rPr>
@@ -29417,6 +29777,7 @@
                 <w:rPr>
                   <w:noProof/>
                 </w:rPr>
+                <w:lastRenderedPageBreak/>
                 <w:t>Suresh, B., &amp; Suresh, M. (2023). A Comprehensive Analysis of Retail Sales Forecasting Using Machine Learning and Deep Learning Methods., (lpp. 1-5). Tiptur, India. doi:10.1109/ICDSNS58469.2023.10245887</w:t>
               </w:r>
             </w:p>
@@ -29432,7 +29793,6 @@
                 <w:rPr>
                   <w:noProof/>
                 </w:rPr>
-                <w:lastRenderedPageBreak/>
                 <w:t xml:space="preserve">Wen, Q., Sun, L., Yang, F., Song, X., Gao, J., Wang, X., &amp; Xu, H. (2021). Time Series Data Augmentation for Deep Learning: A Survey. </w:t>
               </w:r>
               <w:r>
@@ -43755,7 +44115,7 @@
       </w:r>
     </w:p>
   </w:comment>
-  <w:comment w:id="40" w:author="Deniss" w:date="2026-03-27T11:52:00Z" w:initials="D">
+  <w:comment w:id="40" w:author="Deniss" w:date="2026-05-14T17:27:00Z" w:initials="D">
     <w:p>
       <w:pPr>
         <w:pStyle w:val="CommentText"/>
@@ -43767,7 +44127,16 @@
         <w:annotationRef/>
       </w:r>
       <w:r>
-        <w:t>В обзорах по прогнозированию спроса в производстве и цепочках поставок традиционные количественные методы описываются как подходы, которые используют исторические данные, выделяют тренды/паттерны и строят прогноз на будущие периоды; при этом отдельно выделяются простые базовые модели (naive), скользящие средние и ARIMA-семейство (Bender, Bretschneider, &amp; Fattah-Weil, 2024). В этом же источнике прямо отмечается, что Simple Moving Average прогнозирует будущее через усреднение прошлого, Weighted Moving Average — через взвешивание прошлых точек, а ARIMA интегрирует авторегрессию, дифференцирование и moving average (Bender, Bretschneider, &amp; Fattah-Weil, 2024). Для сезонных рядов в прикладных задачах спроса отдельно упоминаются SARIMA/ARIMAX/SARIMAX как инструменты учета сезонности и/или внешних переменных (Bender, Bretschneider, &amp; Fattah-Weil, 2024).</w:t>
+        <w:rPr>
+          <w:noProof/>
+        </w:rPr>
+        <w:t xml:space="preserve">TODO add: </w:t>
+      </w:r>
+      <w:r>
+        <w:rPr>
+          <w:noProof/>
+        </w:rPr>
+        <w:t>In addition to general time-series methods, intermittent-demand forecasting methods such as Croston-type approaches, SBA and TSB are used when demand contains many zero periods and irregular non-zero demand. These methods were not selected for the main experiment because the work focused on comparing a neural-network approach with commonly used traditional baselines and because the dataset was aggregated by material groups. However, they remain relevant for future research if forecasting is later performed at the level of individual materials or lower-volume groups.</w:t>
       </w:r>
     </w:p>
   </w:comment>
@@ -43783,7 +44152,7 @@
         <w:annotationRef/>
       </w:r>
       <w:r>
-        <w:t>Если сузиться именно до продаж, то в литературе по retail подчёркивается, что time series модели исторически широко применялись для прогнозирования агрегированных продаж, а наиболее употребимыми из них были simple exponential smoothing и его расширения, а также ARIMA (Emerson &amp; Napoleao, 2022). На уровне прикладных сравнений для sales forecasting с сезонностью традиционные методы обычно включают moving average, ARIMA и SARIMA, а затем сопоставляются с более современными моделями (Ali &amp; Nakti, 2023). В обзоре по retail sales forecasting также прямо перечисляются exponential smoothing, time series decomposition, ARIMA и Holt-Winters как используемые традиционные методы (B S &amp; Suresh, 2023).</w:t>
+        <w:t>В обзорах по прогнозированию спроса в производстве и цепочках поставок традиционные количественные методы описываются как подходы, которые используют исторические данные, выделяют тренды/паттерны и строят прогноз на будущие периоды; при этом отдельно выделяются простые базовые модели (naive), скользящие средние и ARIMA-семейство (Bender, Bretschneider, &amp; Fattah-Weil, 2024). В этом же источнике прямо отмечается, что Simple Moving Average прогнозирует будущее через усреднение прошлого, Weighted Moving Average — через взвешивание прошлых точек, а ARIMA интегрирует авторегрессию, дифференцирование и moving average (Bender, Bretschneider, &amp; Fattah-Weil, 2024). Для сезонных рядов в прикладных задачах спроса отдельно упоминаются SARIMA/ARIMAX/SARIMAX как инструменты учета сезонности и/или внешних переменных (Bender, Bretschneider, &amp; Fattah-Weil, 2024).</w:t>
       </w:r>
     </w:p>
   </w:comment>
@@ -43799,7 +44168,7 @@
         <w:annotationRef/>
       </w:r>
       <w:r>
-        <w:t>раз в литературе по продажам устойчиво повторяются SARIMA и экспоненциальное сглаживание, их разумно включить как статистические baselines для сравнения с нейросетью (Ali &amp; Nakti, 2023) и как «классическую» точку отсчёта (Emerson &amp; Napoleao, 2022). Дополнительно полезно держать в уме, что иногда простые методы (например, exponential smoothing) в прикладных сравнениях могут оказаться сильнее более сложных настроек ARIMA, и это поддерживает идею включать простые baselines (Rosenblad, 2021).</w:t>
+        <w:t>Если сузиться именно до продаж, то в литературе по retail подчёркивается, что time series модели исторически широко применялись для прогнозирования агрегированных продаж, а наиболее употребимыми из них были simple exponential smoothing и его расширения, а также ARIMA (Emerson &amp; Napoleao, 2022). На уровне прикладных сравнений для sales forecasting с сезонностью традиционные методы обычно включают moving average, ARIMA и SARIMA, а затем сопоставляются с более современными моделями (Ali &amp; Nakti, 2023). В обзоре по retail sales forecasting также прямо перечисляются exponential smoothing, time series decomposition, ARIMA и Holt-Winters как используемые традиционные методы (B S &amp; Suresh, 2023).</w:t>
       </w:r>
     </w:p>
   </w:comment>
@@ -43815,11 +44184,27 @@
         <w:annotationRef/>
       </w:r>
       <w:r>
+        <w:t>раз в литературе по продажам устойчиво повторяются SARIMA и экспоненциальное сглаживание, их разумно включить как статистические baselines для сравнения с нейросетью (Ali &amp; Nakti, 2023) и как «классическую» точку отсчёта (Emerson &amp; Napoleao, 2022). Дополнительно полезно держать в уме, что иногда простые методы (например, exponential smoothing) в прикладных сравнениях могут оказаться сильнее более сложных настроек ARIMA, и это поддерживает идею включать простые baselines (Rosenblad, 2021).</w:t>
+      </w:r>
+    </w:p>
+  </w:comment>
+  <w:comment w:id="44" w:author="Deniss" w:date="2026-03-27T11:52:00Z" w:initials="D">
+    <w:p>
+      <w:pPr>
+        <w:pStyle w:val="CommentText"/>
+      </w:pPr>
+      <w:r>
+        <w:rPr>
+          <w:rStyle w:val="CommentReference"/>
+        </w:rPr>
+        <w:annotationRef/>
+      </w:r>
+      <w:r>
         <w:t>SARIMA — расширение ARIMA для сезонных рядов: модель использует два набора параметров — несезонные (p, d, q) и сезонные (P, D, Q, s), где p/q отвечают за AR/MA компоненты, d — за порядок дифференцирования, а сезонные параметры добавляют аналогичную структуру на сезонном лаге s (Sirisha, Belavagi, &amp; Attigeri, 2022). На практике применение SARIMA обычно описывают как процесс: проверка/обеспечение стационарности, подбор структуры AR и MA, оценка параметров, валидация и затем прогноз (Pongdatu &amp; Putra, 2018). В задаче сезонных продаж SARIMA часто рассматривается именно как осмысленный baseline: в сравнении на данных розничных продаж с сезонным паттерном лучшая SARIMA-конфигурация выбиралась по ошибке (MAD) и признавалась пригодной для дальнейшего прогнозирования (Pongdatu &amp; Putra, 2018), а в сравнении «традиционных vs современных» её отдельно рекомендуют для быстрых и сезонных продаж (Ali &amp; Nakti, 2023).</w:t>
       </w:r>
     </w:p>
   </w:comment>
-  <w:comment w:id="44" w:author="Deniss" w:date="2026-03-27T11:53:00Z" w:initials="D">
+  <w:comment w:id="45" w:author="Deniss" w:date="2026-03-27T11:53:00Z" w:initials="D">
     <w:p>
       <w:pPr>
         <w:pStyle w:val="CommentText"/>
@@ -43835,7 +44220,7 @@
       </w:r>
     </w:p>
   </w:comment>
-  <w:comment w:id="46" w:author="Deniss" w:date="2026-03-27T11:54:00Z" w:initials="D">
+  <w:comment w:id="47" w:author="Deniss" w:date="2026-03-27T11:54:00Z" w:initials="D">
     <w:p>
       <w:pPr>
         <w:pStyle w:val="CommentText"/>
@@ -43851,7 +44236,7 @@
       </w:r>
     </w:p>
   </w:comment>
-  <w:comment w:id="47" w:author="Deniss" w:date="2026-03-27T11:56:00Z" w:initials="D">
+  <w:comment w:id="48" w:author="Deniss" w:date="2026-03-27T11:56:00Z" w:initials="D">
     <w:p>
       <w:pPr>
         <w:pStyle w:val="CommentText"/>
@@ -43867,7 +44252,7 @@
       </w:r>
     </w:p>
   </w:comment>
-  <w:comment w:id="48" w:author="Deniss" w:date="2026-03-27T11:57:00Z" w:initials="D">
+  <w:comment w:id="49" w:author="Deniss" w:date="2026-03-27T11:57:00Z" w:initials="D">
     <w:p>
       <w:pPr>
         <w:pStyle w:val="CommentText"/>
@@ -43883,7 +44268,7 @@
       </w:r>
     </w:p>
   </w:comment>
-  <w:comment w:id="50" w:author="Deniss" w:date="2026-03-27T12:07:00Z" w:initials="D">
+  <w:comment w:id="51" w:author="Deniss" w:date="2026-03-27T12:07:00Z" w:initials="D">
     <w:p>
       <w:pPr>
         <w:pStyle w:val="CommentText"/>
@@ -43899,7 +44284,7 @@
       </w:r>
     </w:p>
   </w:comment>
-  <w:comment w:id="52" w:author="Deniss" w:date="2026-03-27T12:10:00Z" w:initials="D">
+  <w:comment w:id="53" w:author="Deniss" w:date="2026-03-27T12:10:00Z" w:initials="D">
     <w:p>
       <w:pPr>
         <w:pStyle w:val="CommentText"/>
@@ -43915,7 +44300,7 @@
       </w:r>
     </w:p>
   </w:comment>
-  <w:comment w:id="54" w:author="Deniss" w:date="2026-03-27T12:10:00Z" w:initials="D">
+  <w:comment w:id="55" w:author="Deniss" w:date="2026-03-27T12:10:00Z" w:initials="D">
     <w:p>
       <w:pPr>
         <w:pStyle w:val="CommentText"/>
@@ -43931,7 +44316,7 @@
       </w:r>
     </w:p>
   </w:comment>
-  <w:comment w:id="55" w:author="Deniss" w:date="2026-03-30T15:12:00Z" w:initials="D">
+  <w:comment w:id="56" w:author="Deniss" w:date="2026-03-30T15:12:00Z" w:initials="D">
     <w:p>
       <w:pPr>
         <w:pStyle w:val="CommentText"/>
@@ -43952,7 +44337,7 @@
       </w:pPr>
     </w:p>
   </w:comment>
-  <w:comment w:id="56" w:author="Deniss" w:date="2026-03-30T15:14:00Z" w:initials="D">
+  <w:comment w:id="57" w:author="Deniss" w:date="2026-03-30T15:14:00Z" w:initials="D">
     <w:p>
       <w:pPr>
         <w:pStyle w:val="CommentText"/>
@@ -43971,7 +44356,7 @@
       </w:r>
     </w:p>
   </w:comment>
-  <w:comment w:id="58" w:author="Deniss" w:date="2026-04-10T02:31:00Z" w:initials="D">
+  <w:comment w:id="59" w:author="Deniss" w:date="2026-04-10T02:31:00Z" w:initials="D">
     <w:p>
       <w:pPr>
         <w:pStyle w:val="CommentText"/>
@@ -44007,7 +44392,7 @@
       </w:r>
     </w:p>
   </w:comment>
-  <w:comment w:id="59" w:author="Deniss" w:date="2026-03-27T15:23:00Z" w:initials="D">
+  <w:comment w:id="60" w:author="Deniss" w:date="2026-03-27T15:23:00Z" w:initials="D">
     <w:p>
       <w:pPr>
         <w:pStyle w:val="CommentText"/>
@@ -44023,7 +44408,7 @@
       </w:r>
     </w:p>
   </w:comment>
-  <w:comment w:id="60" w:author="Deniss" w:date="2026-03-27T15:25:00Z" w:initials="D">
+  <w:comment w:id="61" w:author="Deniss" w:date="2026-03-27T15:25:00Z" w:initials="D">
     <w:p>
       <w:pPr>
         <w:pStyle w:val="CommentText"/>
@@ -44039,7 +44424,7 @@
       </w:r>
     </w:p>
   </w:comment>
-  <w:comment w:id="61" w:author="Deniss" w:date="2026-03-27T15:32:00Z" w:initials="D">
+  <w:comment w:id="62" w:author="Deniss" w:date="2026-03-27T15:32:00Z" w:initials="D">
     <w:p>
       <w:pPr>
         <w:pStyle w:val="CommentText"/>
@@ -44055,7 +44440,7 @@
       </w:r>
     </w:p>
   </w:comment>
-  <w:comment w:id="62" w:author="Deniss" w:date="2026-03-27T13:14:00Z" w:initials="D">
+  <w:comment w:id="63" w:author="Deniss" w:date="2026-03-27T13:14:00Z" w:initials="D">
     <w:p>
       <w:pPr>
         <w:pStyle w:val="CommentText"/>
@@ -44071,7 +44456,7 @@
       </w:r>
     </w:p>
   </w:comment>
-  <w:comment w:id="63" w:author="Deniss" w:date="2026-03-27T13:27:00Z" w:initials="D">
+  <w:comment w:id="64" w:author="Deniss" w:date="2026-03-27T13:27:00Z" w:initials="D">
     <w:p>
       <w:pPr>
         <w:pStyle w:val="CommentText"/>
@@ -44287,7 +44672,7 @@
       </w:r>
     </w:p>
   </w:comment>
-  <w:comment w:id="64" w:author="Deniss" w:date="2026-03-27T15:41:00Z" w:initials="D">
+  <w:comment w:id="65" w:author="Deniss" w:date="2026-03-27T15:41:00Z" w:initials="D">
     <w:p>
       <w:pPr>
         <w:pStyle w:val="CommentText"/>
@@ -44303,7 +44688,7 @@
       </w:r>
     </w:p>
   </w:comment>
-  <w:comment w:id="65" w:author="Deniss" w:date="2026-03-27T13:21:00Z" w:initials="D">
+  <w:comment w:id="66" w:author="Deniss" w:date="2026-03-27T13:21:00Z" w:initials="D">
     <w:p>
       <w:pPr>
         <w:pStyle w:val="CommentText"/>
@@ -44450,7 +44835,7 @@
       </w:r>
     </w:p>
   </w:comment>
-  <w:comment w:id="66" w:author="Deniss" w:date="2026-03-27T13:07:00Z" w:initials="D">
+  <w:comment w:id="67" w:author="Deniss" w:date="2026-03-27T13:07:00Z" w:initials="D">
     <w:p>
       <w:pPr>
         <w:pStyle w:val="CommentText"/>
@@ -44466,7 +44851,7 @@
       </w:r>
     </w:p>
   </w:comment>
-  <w:comment w:id="67" w:author="Deniss" w:date="2026-03-27T13:28:00Z" w:initials="D">
+  <w:comment w:id="68" w:author="Deniss" w:date="2026-03-27T13:28:00Z" w:initials="D">
     <w:p>
       <w:pPr>
         <w:pStyle w:val="CommentText"/>
@@ -44479,22 +44864,6 @@
       </w:r>
       <w:r>
         <w:t>material_hash() - функция возвращает хеш материала на основе его бренда, категории, качества, толщины, ширины, длины. Это означает, что одинаковый материал, найденный в разных листах, будет иметь одинаковый id. Такой подход уменьшает дублирование и помогает превратить “одна строка Excel = отдельный объект” в нормализованную модель “материал + связанные с ним события и состояния”.</w:t>
-      </w:r>
-    </w:p>
-  </w:comment>
-  <w:comment w:id="68" w:author="Deniss" w:date="2026-03-27T13:12:00Z" w:initials="D">
-    <w:p>
-      <w:pPr>
-        <w:pStyle w:val="CommentText"/>
-      </w:pPr>
-      <w:r>
-        <w:rPr>
-          <w:rStyle w:val="CommentReference"/>
-        </w:rPr>
-        <w:annotationRef/>
-      </w:r>
-      <w:r>
-        <w:t>Таблица end_of_month_material_stats хранит снимок состояния материала на конец месяца. Здесь лежат цены закупки и продажи в разных единицах, а также остатки в штуках, кубометрах, квадратных метрах и евро. Это уже не справочник, а месячная статистика по материалу.</w:t>
       </w:r>
     </w:p>
   </w:comment>
@@ -44510,11 +44879,27 @@
         <w:annotationRef/>
       </w:r>
       <w:r>
+        <w:t>Таблица end_of_month_material_stats хранит снимок состояния материала на конец месяца. Здесь лежат цены закупки и продажи в разных единицах, а также остатки в штуках, кубометрах, квадратных метрах и евро. Это уже не справочник, а месячная статистика по материалу.</w:t>
+      </w:r>
+    </w:p>
+  </w:comment>
+  <w:comment w:id="70" w:author="Deniss" w:date="2026-03-27T13:12:00Z" w:initials="D">
+    <w:p>
+      <w:pPr>
+        <w:pStyle w:val="CommentText"/>
+      </w:pPr>
+      <w:r>
+        <w:rPr>
+          <w:rStyle w:val="CommentReference"/>
+        </w:rPr>
+        <w:annotationRef/>
+      </w:r>
+      <w:r>
         <w:t>Таблица sales хранит продажи. В ней каждая запись привязана к материалу, году и месяцу. Если продажа в Excel была агрегирована формулой из нескольких частей, скрипт может разложить её на несколько строк. Таблица deliveries устроена аналогично sales, но относится к поступлениям материала.</w:t>
       </w:r>
     </w:p>
   </w:comment>
-  <w:comment w:id="70" w:author="Deniss" w:date="2026-03-27T13:31:00Z" w:initials="D">
+  <w:comment w:id="71" w:author="Deniss" w:date="2026-03-27T13:31:00Z" w:initials="D">
     <w:p>
       <w:pPr>
         <w:pStyle w:val="CommentText"/>
@@ -44599,7 +44984,7 @@
       </w:pPr>
     </w:p>
   </w:comment>
-  <w:comment w:id="71" w:author="Deniss" w:date="2026-03-27T13:12:00Z" w:initials="D">
+  <w:comment w:id="72" w:author="Deniss" w:date="2026-03-27T13:12:00Z" w:initials="D">
     <w:p>
       <w:pPr>
         <w:pStyle w:val="CommentText"/>
@@ -44615,7 +45000,7 @@
       </w:r>
     </w:p>
   </w:comment>
-  <w:comment w:id="72" w:author="Deniss" w:date="2026-03-27T16:28:00Z" w:initials="D">
+  <w:comment w:id="73" w:author="Deniss" w:date="2026-03-27T16:28:00Z" w:initials="D">
     <w:p>
       <w:pPr>
         <w:pStyle w:val="CommentText"/>
@@ -44855,7 +45240,7 @@
       </w:pPr>
     </w:p>
   </w:comment>
-  <w:comment w:id="73" w:author="Deniss" w:date="2026-03-30T16:43:00Z" w:initials="D">
+  <w:comment w:id="74" w:author="Deniss" w:date="2026-03-30T16:43:00Z" w:initials="D">
     <w:p>
       <w:pPr>
         <w:pStyle w:val="CommentText"/>
@@ -44868,22 +45253,6 @@
       </w:r>
       <w:r>
         <w:t>Для задачи прогнозирования основной интерес представляет таблица sales, поскольку именно на ее основе далее формируется целевая переменная, связанная с объемом продаж. Таблица deliveries при этом сохраняет вспомогательное значение, так как поставки могут использоваться как дополнительный входной признак в нейросетевом подходе, но не как основной объект прогноза.</w:t>
-      </w:r>
-    </w:p>
-  </w:comment>
-  <w:comment w:id="74" w:author="Deniss" w:date="2026-03-30T18:33:00Z" w:initials="D">
-    <w:p>
-      <w:pPr>
-        <w:pStyle w:val="CommentText"/>
-      </w:pPr>
-      <w:r>
-        <w:rPr>
-          <w:rStyle w:val="CommentReference"/>
-        </w:rPr>
-        <w:annotationRef/>
-      </w:r>
-      <w:r>
-        <w:t>Таким образом, на данном этапе можно считать, что исходные данные уже преобразованы в аналитически пригодную форму, и следующей задачей становится оценка того, насколько эти данные подходят именно для построения прогностических моделей.</w:t>
       </w:r>
     </w:p>
   </w:comment>
@@ -44899,11 +45268,27 @@
         <w:annotationRef/>
       </w:r>
       <w:r>
+        <w:t>Таким образом, на данном этапе можно считать, что исходные данные уже преобразованы в аналитически пригодную форму, и следующей задачей становится оценка того, насколько эти данные подходят именно для построения прогностических моделей.</w:t>
+      </w:r>
+    </w:p>
+  </w:comment>
+  <w:comment w:id="76" w:author="Deniss" w:date="2026-03-30T18:33:00Z" w:initials="D">
+    <w:p>
+      <w:pPr>
+        <w:pStyle w:val="CommentText"/>
+      </w:pPr>
+      <w:r>
+        <w:rPr>
+          <w:rStyle w:val="CommentReference"/>
+        </w:rPr>
+        <w:annotationRef/>
+      </w:r>
+      <w:r>
         <w:t>Как было сказано ранее, доступные наблюдения охватывают период с июля 2025 года по март 2026 года включительно. Это означает, что в распоряжении находится только девять последовательных месяцев наблюдений. Уже одно это накладывает существенные ограничения на последующий прогноз, поскольку в данных отсутствует хотя бы один полный годовой цикл. Следовательно, даже если в поведении продаж присутствует сезонность, полноценно выявить и проверить ее на таком горизонте затруднительно.</w:t>
       </w:r>
     </w:p>
   </w:comment>
-  <w:comment w:id="76" w:author="Deniss" w:date="2026-03-30T16:47:00Z" w:initials="D">
+  <w:comment w:id="77" w:author="Deniss" w:date="2026-03-30T16:47:00Z" w:initials="D">
     <w:p>
       <w:pPr>
         <w:pStyle w:val="CommentText"/>
@@ -44922,7 +45307,7 @@
       </w:r>
     </w:p>
   </w:comment>
-  <w:comment w:id="77" w:author="Deniss" w:date="2026-03-30T18:33:00Z" w:initials="D">
+  <w:comment w:id="78" w:author="Deniss" w:date="2026-03-30T18:33:00Z" w:initials="D">
     <w:p>
       <w:pPr>
         <w:pStyle w:val="CommentText"/>
@@ -44938,7 +45323,7 @@
       </w:r>
     </w:p>
   </w:comment>
-  <w:comment w:id="78" w:author="Deniss" w:date="2026-03-30T21:27:00Z" w:initials="D">
+  <w:comment w:id="79" w:author="Deniss" w:date="2026-03-30T21:27:00Z" w:initials="D">
     <w:p>
       <w:pPr>
         <w:pStyle w:val="CommentText"/>
@@ -45167,7 +45552,7 @@
       </w:r>
     </w:p>
   </w:comment>
-  <w:comment w:id="79" w:author="Deniss" w:date="2026-03-30T18:33:00Z" w:initials="D">
+  <w:comment w:id="80" w:author="Deniss" w:date="2026-03-30T18:33:00Z" w:initials="D">
     <w:p>
       <w:pPr>
         <w:pStyle w:val="CommentText"/>
@@ -45180,22 +45565,6 @@
       </w:r>
       <w:r>
         <w:t>По графику продаж видно, что наблюдаемый период действительно короткий: на временной оси представлена лишь часть года, причем без повторения тех же месяцев второго года. Это означает, что работа должна опираться не на сложные сезонные конструкции, а на более осторожные и устойчивые подходы, пригодные для коротких рядов. Одновременно график количества материалов показывает, что база наблюдений в первые месяцы еще формировалась, а значит, ранние периоды следует рассматривать с осторожностью.</w:t>
-      </w:r>
-    </w:p>
-  </w:comment>
-  <w:comment w:id="80" w:author="Deniss" w:date="2026-03-30T18:33:00Z" w:initials="D">
-    <w:p>
-      <w:pPr>
-        <w:pStyle w:val="CommentText"/>
-      </w:pPr>
-      <w:r>
-        <w:rPr>
-          <w:rStyle w:val="CommentReference"/>
-        </w:rPr>
-        <w:annotationRef/>
-      </w:r>
-      <w:r>
-        <w:t>Из этого следует важный промежуточный вывод: доступные данные ограничены и по длине временного горизонта, и по полноте ранних наблюдений. Именно это в дальнейшем становится одним из главных аргументов в пользу укрупнения объекта прогноза и отказа от слишком детализированного прогнозирования на уровне отдельных материалов.</w:t>
       </w:r>
     </w:p>
   </w:comment>
@@ -45211,11 +45580,27 @@
         <w:annotationRef/>
       </w:r>
       <w:r>
+        <w:t>Из этого следует важный промежуточный вывод: доступные данные ограничены и по длине временного горизонта, и по полноте ранних наблюдений. Именно это в дальнейшем становится одним из главных аргументов в пользу укрупнения объекта прогноза и отказа от слишком детализированного прогнозирования на уровне отдельных материалов.</w:t>
+      </w:r>
+    </w:p>
+  </w:comment>
+  <w:comment w:id="82" w:author="Deniss" w:date="2026-03-30T18:33:00Z" w:initials="D">
+    <w:p>
+      <w:pPr>
+        <w:pStyle w:val="CommentText"/>
+      </w:pPr>
+      <w:r>
+        <w:rPr>
+          <w:rStyle w:val="CommentReference"/>
+        </w:rPr>
+        <w:annotationRef/>
+      </w:r>
+      <w:r>
         <w:t>С точки зрения задачи прогнозирования данные о продажах и поставках играют разную роль. Продажи напрямую отражают фактический спрос и потому естественным образом становятся основным объектом прогнозирования. Поставки, напротив, описывают пополнение запасов и зависят не только от спроса, но и от внутренних решений предприятия, логистики, сроков закупки и особенностей поставщиков.</w:t>
       </w:r>
     </w:p>
   </w:comment>
-  <w:comment w:id="82" w:author="Deniss" w:date="2026-03-30T19:45:00Z" w:initials="D">
+  <w:comment w:id="83" w:author="Deniss" w:date="2026-03-30T19:45:00Z" w:initials="D">
     <w:p>
       <w:pPr>
         <w:pStyle w:val="CommentText"/>
@@ -45231,7 +45616,7 @@
       </w:r>
     </w:p>
   </w:comment>
-  <w:comment w:id="83" w:author="Deniss" w:date="2026-03-30T18:53:00Z" w:initials="D">
+  <w:comment w:id="84" w:author="Deniss" w:date="2026-03-30T18:53:00Z" w:initials="D">
     <w:p>
       <w:pPr>
         <w:pStyle w:val="CommentText"/>
@@ -45322,7 +45707,7 @@
       </w:r>
     </w:p>
   </w:comment>
-  <w:comment w:id="84" w:author="Deniss" w:date="2026-03-30T19:45:00Z" w:initials="D">
+  <w:comment w:id="85" w:author="Deniss" w:date="2026-03-30T19:45:00Z" w:initials="D">
     <w:p>
       <w:pPr>
         <w:pStyle w:val="CommentText"/>
@@ -45338,7 +45723,7 @@
       </w:r>
     </w:p>
   </w:comment>
-  <w:comment w:id="85" w:author="Deniss" w:date="2026-03-30T19:45:00Z" w:initials="D">
+  <w:comment w:id="86" w:author="Deniss" w:date="2026-03-30T19:45:00Z" w:initials="D">
     <w:p>
       <w:pPr>
         <w:pStyle w:val="CommentText"/>
@@ -45354,7 +45739,7 @@
       </w:r>
     </w:p>
   </w:comment>
-  <w:comment w:id="86" w:author="Deniss" w:date="2026-03-30T20:15:00Z" w:initials="D">
+  <w:comment w:id="87" w:author="Deniss" w:date="2026-03-30T20:15:00Z" w:initials="D">
     <w:p>
       <w:pPr>
         <w:pStyle w:val="CommentText"/>
@@ -45370,7 +45755,7 @@
       </w:r>
     </w:p>
   </w:comment>
-  <w:comment w:id="87" w:author="Deniss" w:date="2026-03-30T20:16:00Z" w:initials="D">
+  <w:comment w:id="88" w:author="Deniss" w:date="2026-03-30T20:16:00Z" w:initials="D">
     <w:p>
       <w:pPr>
         <w:pStyle w:val="CommentText"/>
@@ -45514,7 +45899,7 @@
       </w:r>
     </w:p>
   </w:comment>
-  <w:comment w:id="88" w:author="Deniss" w:date="2026-03-30T20:29:00Z" w:initials="D">
+  <w:comment w:id="89" w:author="Deniss" w:date="2026-03-30T20:29:00Z" w:initials="D">
     <w:p>
       <w:pPr>
         <w:pStyle w:val="CommentText"/>
@@ -45626,7 +46011,7 @@
       </w:r>
     </w:p>
   </w:comment>
-  <w:comment w:id="89" w:author="Deniss" w:date="2026-03-30T20:30:00Z" w:initials="D">
+  <w:comment w:id="90" w:author="Deniss" w:date="2026-03-30T20:30:00Z" w:initials="D">
     <w:p>
       <w:pPr>
         <w:pStyle w:val="CommentText"/>
@@ -45683,7 +46068,7 @@
       </w:r>
     </w:p>
   </w:comment>
-  <w:comment w:id="90" w:author="Deniss" w:date="2026-03-30T20:28:00Z" w:initials="D">
+  <w:comment w:id="91" w:author="Deniss" w:date="2026-03-30T20:28:00Z" w:initials="D">
     <w:p>
       <w:pPr>
         <w:pStyle w:val="CommentText"/>
@@ -45699,7 +46084,7 @@
       </w:r>
     </w:p>
   </w:comment>
-  <w:comment w:id="91" w:author="Deniss" w:date="2026-03-30T20:27:00Z" w:initials="D">
+  <w:comment w:id="92" w:author="Deniss" w:date="2026-03-30T20:27:00Z" w:initials="D">
     <w:p>
       <w:pPr>
         <w:pStyle w:val="CommentText"/>
@@ -45715,7 +46100,7 @@
       </w:r>
     </w:p>
   </w:comment>
-  <w:comment w:id="92" w:author="Deniss" w:date="2026-03-30T20:36:00Z" w:initials="D">
+  <w:comment w:id="93" w:author="Deniss" w:date="2026-03-30T20:36:00Z" w:initials="D">
     <w:p>
       <w:pPr>
         <w:pStyle w:val="CommentText"/>
@@ -45851,7 +46236,7 @@
       </w:r>
     </w:p>
   </w:comment>
-  <w:comment w:id="93" w:author="Deniss" w:date="2026-03-30T20:38:00Z" w:initials="D">
+  <w:comment w:id="94" w:author="Deniss" w:date="2026-03-30T20:38:00Z" w:initials="D">
     <w:p>
       <w:pPr>
         <w:pStyle w:val="CommentText"/>
@@ -45882,7 +46267,7 @@
       </w:r>
     </w:p>
   </w:comment>
-  <w:comment w:id="94" w:author="Deniss" w:date="2026-04-10T14:35:00Z" w:initials="D">
+  <w:comment w:id="95" w:author="Deniss" w:date="2026-04-10T14:35:00Z" w:initials="D">
     <w:p>
       <w:pPr>
         <w:pStyle w:val="CommentText"/>
@@ -45901,7 +46286,7 @@
       </w:r>
     </w:p>
   </w:comment>
-  <w:comment w:id="95" w:author="Deniss" w:date="2026-03-30T20:56:00Z" w:initials="D">
+  <w:comment w:id="96" w:author="Deniss" w:date="2026-03-30T20:56:00Z" w:initials="D">
     <w:p>
       <w:pPr>
         <w:pStyle w:val="CommentText"/>
@@ -45941,7 +46326,7 @@
       </w:r>
     </w:p>
   </w:comment>
-  <w:comment w:id="96" w:author="Deniss" w:date="2026-04-10T14:35:00Z" w:initials="D">
+  <w:comment w:id="97" w:author="Deniss" w:date="2026-04-10T14:35:00Z" w:initials="D">
     <w:p>
       <w:pPr>
         <w:pStyle w:val="CommentText"/>
@@ -45960,7 +46345,7 @@
       </w:r>
     </w:p>
   </w:comment>
-  <w:comment w:id="98" w:author="Deniss" w:date="2026-03-30T20:56:00Z" w:initials="D">
+  <w:comment w:id="99" w:author="Deniss" w:date="2026-03-30T20:56:00Z" w:initials="D">
     <w:p>
       <w:pPr>
         <w:pStyle w:val="CommentText"/>
@@ -45976,7 +46361,7 @@
       </w:r>
     </w:p>
   </w:comment>
-  <w:comment w:id="97" w:author="Deniss" w:date="2026-04-10T14:32:00Z" w:initials="D">
+  <w:comment w:id="98" w:author="Deniss" w:date="2026-04-10T14:32:00Z" w:initials="D">
     <w:p>
       <w:pPr>
         <w:pStyle w:val="CommentText"/>
@@ -45995,7 +46380,7 @@
       </w:r>
     </w:p>
   </w:comment>
-  <w:comment w:id="99" w:author="Deniss" w:date="2026-03-30T20:59:00Z" w:initials="D">
+  <w:comment w:id="100" w:author="Deniss" w:date="2026-03-30T20:59:00Z" w:initials="D">
     <w:p>
       <w:pPr>
         <w:pStyle w:val="CommentText"/>
@@ -46019,7 +46404,7 @@
       </w:r>
     </w:p>
   </w:comment>
-  <w:comment w:id="100" w:author="Deniss" w:date="2026-03-30T21:29:00Z" w:initials="D">
+  <w:comment w:id="101" w:author="Deniss" w:date="2026-03-30T21:29:00Z" w:initials="D">
     <w:p>
       <w:pPr>
         <w:pStyle w:val="CommentText"/>
@@ -46038,7 +46423,7 @@
       </w:r>
     </w:p>
   </w:comment>
-  <w:comment w:id="101" w:author="Deniss" w:date="2026-03-30T21:26:00Z" w:initials="D">
+  <w:comment w:id="102" w:author="Deniss" w:date="2026-03-30T21:26:00Z" w:initials="D">
     <w:p>
       <w:pPr>
         <w:pStyle w:val="CommentText"/>
@@ -46054,7 +46439,7 @@
       </w:r>
     </w:p>
   </w:comment>
-  <w:comment w:id="102" w:author="Deniss" w:date="2026-03-30T21:29:00Z" w:initials="D">
+  <w:comment w:id="103" w:author="Deniss" w:date="2026-03-30T21:29:00Z" w:initials="D">
     <w:p>
       <w:pPr>
         <w:pStyle w:val="CommentText"/>
@@ -46070,7 +46455,7 @@
       </w:r>
     </w:p>
   </w:comment>
-  <w:comment w:id="103" w:author="Deniss" w:date="2026-04-10T14:39:00Z" w:initials="D">
+  <w:comment w:id="104" w:author="Deniss" w:date="2026-04-10T14:39:00Z" w:initials="D">
     <w:p>
       <w:pPr>
         <w:pStyle w:val="CommentText"/>
@@ -46089,7 +46474,7 @@
       </w:r>
     </w:p>
   </w:comment>
-  <w:comment w:id="104" w:author="Deniss" w:date="2026-04-10T02:02:00Z" w:initials="D">
+  <w:comment w:id="105" w:author="Deniss" w:date="2026-04-10T02:02:00Z" w:initials="D">
     <w:p>
       <w:pPr>
         <w:pStyle w:val="CommentText"/>
@@ -46185,7 +46570,7 @@
       </w:r>
     </w:p>
   </w:comment>
-  <w:comment w:id="105" w:author="Deniss" w:date="2026-04-10T01:59:00Z" w:initials="D">
+  <w:comment w:id="106" w:author="Deniss" w:date="2026-04-10T01:59:00Z" w:initials="D">
     <w:p>
       <w:pPr>
         <w:pStyle w:val="CommentText"/>
@@ -47208,7 +47593,7 @@
       </w:pPr>
     </w:p>
   </w:comment>
-  <w:comment w:id="106" w:author="Deniss" w:date="2026-04-10T14:42:00Z" w:initials="D">
+  <w:comment w:id="107" w:author="Deniss" w:date="2026-04-10T14:42:00Z" w:initials="D">
     <w:p>
       <w:pPr>
         <w:pStyle w:val="CommentText"/>
@@ -47248,7 +47633,7 @@
       </w:r>
     </w:p>
   </w:comment>
-  <w:comment w:id="107" w:author="Deniss" w:date="2026-04-10T14:44:00Z" w:initials="D">
+  <w:comment w:id="108" w:author="Deniss" w:date="2026-04-10T14:44:00Z" w:initials="D">
     <w:p>
       <w:pPr>
         <w:pStyle w:val="CommentText"/>
@@ -47261,22 +47646,6 @@
       </w:r>
       <w:r>
         <w:t>Таким образом, каждый следующий эксперимент использует немного болье данных для обучения и проверяет прогноз на следующем месяце. Это позволяет получить несколько последовательных результатов и сравнить устойчивость методов, чтобы убедится в их эфективности.</w:t>
-      </w:r>
-    </w:p>
-  </w:comment>
-  <w:comment w:id="108" w:author="Deniss" w:date="2026-04-10T15:07:00Z" w:initials="D">
-    <w:p>
-      <w:pPr>
-        <w:pStyle w:val="CommentText"/>
-      </w:pPr>
-      <w:r>
-        <w:rPr>
-          <w:rStyle w:val="CommentReference"/>
-        </w:rPr>
-        <w:annotationRef/>
-      </w:r>
-      <w:r>
-        <w:t>Наивный прогноз представляет собой самый простой способ прогнозирования, при котором значение следующего месяца принимается равным значению предыдущего. Формально это можно записать следующим образом:</w:t>
       </w:r>
     </w:p>
   </w:comment>
@@ -47292,7 +47661,7 @@
         <w:annotationRef/>
       </w:r>
       <w:r>
-        <w:t>Иными словами, при прогнозировании января 2026 года использовалось значение декабря 2025 года, при прогнозировании февраля 2026 года — значение января 2026 года, а при прогнозировании марта 2026 года — значение февраля 2026 года.</w:t>
+        <w:t>Наивный прогноз представляет собой самый простой способ прогнозирования, при котором значение следующего месяца принимается равным значению предыдущего. Формально это можно записать следующим образом:</w:t>
       </w:r>
     </w:p>
   </w:comment>
@@ -47308,7 +47677,7 @@
         <w:annotationRef/>
       </w:r>
       <w:r>
-        <w:t>В данной работе наивный прогноз используется как минимальный эталон сравнения для остальных методов. Если более сложная модель не показывает лучшего результата, чем простое перенесение значения предыдущего месяца, то ее практическое преимущество на данном наборе данных нельзя считать подтвержденным.</w:t>
+        <w:t>Иными словами, при прогнозировании января 2026 года использовалось значение декабря 2025 года, при прогнозировании февраля 2026 года — значение января 2026 года, а при прогнозировании марта 2026 года — значение февраля 2026 года.</w:t>
       </w:r>
     </w:p>
   </w:comment>
@@ -47324,11 +47693,27 @@
         <w:annotationRef/>
       </w:r>
       <w:r>
+        <w:t>В данной работе наивный прогноз используется как минимальный эталон сравнения для остальных методов. Если более сложная модель не показывает лучшего результата, чем простое перенесение значения предыдущего месяца, то ее практическое преимущество на данном наборе данных нельзя считать подтвержденным.</w:t>
+      </w:r>
+    </w:p>
+  </w:comment>
+  <w:comment w:id="112" w:author="Deniss" w:date="2026-04-10T15:07:00Z" w:initials="D">
+    <w:p>
+      <w:pPr>
+        <w:pStyle w:val="CommentText"/>
+      </w:pPr>
+      <w:r>
+        <w:rPr>
+          <w:rStyle w:val="CommentReference"/>
+        </w:rPr>
+        <w:annotationRef/>
+      </w:r>
+      <w:r>
         <w:t>Совпадение прогноза более сложной модели с наивным прогнозом не рассматривается как ошибка постановки эксперимента, а напротив, показывает, что в некоторых случаях baseline уже адекватно описывает динамику продаж. Премущество более сложной модели выявляется савокупностью меньших ошибочных прогнозов среди всех трех тестов. Другими словами, если сложный метод дает тот же результат, что naive, это полезно - это дает проверить, действительно ли сложность модели в сравнении с baseline окупается</w:t>
       </w:r>
     </w:p>
   </w:comment>
-  <w:comment w:id="112" w:author="Deniss" w:date="2026-04-10T17:46:00Z" w:initials="D">
+  <w:comment w:id="113" w:author="Deniss" w:date="2026-04-10T17:46:00Z" w:initials="D">
     <w:p>
       <w:pPr>
         <w:pStyle w:val="CommentText"/>
@@ -47341,19 +47726,6 @@
       </w:r>
       <w:r>
         <w:t>Простое экспоненциальное сглаживание является традиционным методом прогнозирования временных рядов, при котором прогноз следующего значения строится на основе сглаженного уровня ряда, учитывающего предыдущие наблюдения. В отличие от наивного прогноза, данный метод опирается на все известные значение ряда (включая более ранние), постепенно уменьшая их влияние. Формально метод может быть записан следующим образом:</w:t>
-      </w:r>
-    </w:p>
-  </w:comment>
-  <w:comment w:id="113" w:author="Deniss" w:date="2026-04-10T18:36:00Z" w:initials="D">
-    <w:p>
-      <w:pPr>
-        <w:pStyle w:val="CommentText"/>
-      </w:pPr>
-      <w:r>
-        <w:rPr>
-          <w:rStyle w:val="CommentReference"/>
-        </w:rPr>
-        <w:annotationRef/>
       </w:r>
     </w:p>
   </w:comment>
@@ -47368,12 +47740,25 @@
         </w:rPr>
         <w:annotationRef/>
       </w:r>
+    </w:p>
+  </w:comment>
+  <w:comment w:id="115" w:author="Deniss" w:date="2026-04-10T18:36:00Z" w:initials="D">
+    <w:p>
+      <w:pPr>
+        <w:pStyle w:val="CommentText"/>
+      </w:pPr>
+      <w:r>
+        <w:rPr>
+          <w:rStyle w:val="CommentReference"/>
+        </w:rPr>
+        <w:annotationRef/>
+      </w:r>
       <w:r>
         <w:t>Реализация метода выполнялась на языке Python с использованием библиотеки statsmodels, в которой простое экспоненциальное сглаживание представлено классом SimpleExpSmoothing. Для каждой группы модель обучалась отдельно на обучающей части ряда в рамках каждого временного разбиения. Начальный уровень ряда и параметр сглаживания определялись автоматически при вызове метода fit(), после чего прогноз тестового месяца строился с помощью метода forecast(1). Такой порядок последовательно применялся ко всем выбранным группам и ко всем трём историческим разбиениям.</w:t>
       </w:r>
     </w:p>
   </w:comment>
-  <w:comment w:id="115" w:author="Deniss" w:date="2026-04-13T14:56:00Z" w:initials="D">
+  <w:comment w:id="116" w:author="Deniss" w:date="2026-04-13T14:56:00Z" w:initials="D">
     <w:p>
       <w:pPr>
         <w:pStyle w:val="CommentText"/>
@@ -47389,7 +47774,7 @@
       </w:r>
     </w:p>
   </w:comment>
-  <w:comment w:id="116" w:author="Deniss" w:date="2026-04-13T14:35:00Z" w:initials="D">
+  <w:comment w:id="117" w:author="Deniss" w:date="2026-04-13T14:35:00Z" w:initials="D">
     <w:p>
       <w:pPr>
         <w:pStyle w:val="CommentText"/>
@@ -47405,7 +47790,7 @@
       </w:r>
     </w:p>
   </w:comment>
-  <w:comment w:id="119" w:author="Deniss" w:date="2026-04-13T15:49:00Z" w:initials="D">
+  <w:comment w:id="120" w:author="Deniss" w:date="2026-04-13T15:49:00Z" w:initials="D">
     <w:p>
       <w:pPr>
         <w:pStyle w:val="CommentText"/>
@@ -47421,7 +47806,7 @@
       </w:r>
     </w:p>
   </w:comment>
-  <w:comment w:id="118" w:author="Deniss" w:date="2026-04-13T15:58:00Z" w:initials="D">
+  <w:comment w:id="119" w:author="Deniss" w:date="2026-04-13T15:58:00Z" w:initials="D">
     <w:p>
       <w:pPr>
         <w:pStyle w:val="CommentText"/>
@@ -47440,7 +47825,7 @@
       </w:r>
     </w:p>
   </w:comment>
-  <w:comment w:id="120" w:author="Deniss" w:date="2026-04-13T16:02:00Z" w:initials="D">
+  <w:comment w:id="121" w:author="Deniss" w:date="2026-04-13T16:02:00Z" w:initials="D">
     <w:p>
       <w:pPr>
         <w:pStyle w:val="CommentText"/>
@@ -47459,7 +47844,7 @@
       </w:r>
     </w:p>
   </w:comment>
-  <w:comment w:id="121" w:author="Deniss" w:date="2026-04-13T16:23:00Z" w:initials="D">
+  <w:comment w:id="122" w:author="Deniss" w:date="2026-04-13T16:23:00Z" w:initials="D">
     <w:p>
       <w:pPr>
         <w:pStyle w:val="CommentText"/>
@@ -47475,7 +47860,7 @@
       </w:r>
     </w:p>
   </w:comment>
-  <w:comment w:id="122" w:author="Deniss" w:date="2026-04-13T16:18:00Z" w:initials="D">
+  <w:comment w:id="123" w:author="Deniss" w:date="2026-04-13T16:18:00Z" w:initials="D">
     <w:p>
       <w:pPr>
         <w:pStyle w:val="CommentText"/>
@@ -47491,7 +47876,7 @@
       </w:r>
     </w:p>
   </w:comment>
-  <w:comment w:id="123" w:author="Deniss" w:date="2026-04-13T16:19:00Z" w:initials="D">
+  <w:comment w:id="124" w:author="Deniss" w:date="2026-04-13T16:19:00Z" w:initials="D">
     <w:p>
       <w:pPr>
         <w:pStyle w:val="CommentText"/>
@@ -47507,7 +47892,7 @@
       </w:r>
     </w:p>
   </w:comment>
-  <w:comment w:id="124" w:author="Deniss" w:date="2026-04-10T17:12:00Z" w:initials="D">
+  <w:comment w:id="125" w:author="Deniss" w:date="2026-04-10T17:12:00Z" w:initials="D">
     <w:p>
       <w:pPr>
         <w:pStyle w:val="CommentText"/>
@@ -47745,7 +48130,7 @@
       </w:pPr>
     </w:p>
   </w:comment>
-  <w:comment w:id="125" w:author="Deniss" w:date="2026-04-15T21:45:00Z" w:initials="D">
+  <w:comment w:id="126" w:author="Deniss" w:date="2026-04-15T21:45:00Z" w:initials="D">
     <w:p>
       <w:pPr>
         <w:pStyle w:val="CommentText"/>
@@ -47761,7 +48146,7 @@
       </w:r>
     </w:p>
   </w:comment>
-  <w:comment w:id="126" w:author="Deniss" w:date="2026-04-15T21:39:00Z" w:initials="D">
+  <w:comment w:id="127" w:author="Deniss" w:date="2026-04-15T21:39:00Z" w:initials="D">
     <w:p>
       <w:pPr>
         <w:pStyle w:val="CommentText"/>
@@ -47777,7 +48162,7 @@
       </w:r>
     </w:p>
   </w:comment>
-  <w:comment w:id="127" w:author="Deniss" w:date="2026-04-15T22:12:00Z" w:initials="D">
+  <w:comment w:id="128" w:author="Deniss" w:date="2026-04-15T22:12:00Z" w:initials="D">
     <w:p>
       <w:pPr>
         <w:pStyle w:val="CommentText"/>
@@ -47790,22 +48175,6 @@
       </w:r>
       <w:r>
         <w:t>An artificial neuron in a fully connected layer computes a weighted sum of its inputs with an added bias term, followed by the application of a nonlinear activation function. This operation can be expressed as (Chiang &amp; Fu, 1992):</w:t>
-      </w:r>
-    </w:p>
-  </w:comment>
-  <w:comment w:id="128" w:author="Deniss" w:date="2026-04-15T22:30:00Z" w:initials="D">
-    <w:p>
-      <w:pPr>
-        <w:pStyle w:val="CommentText"/>
-      </w:pPr>
-      <w:r>
-        <w:rPr>
-          <w:rStyle w:val="CommentReference"/>
-        </w:rPr>
-        <w:annotationRef/>
-      </w:r>
-      <w:r>
-        <w:t>For a layer consisting of multiple neurons, this computation can be written in matrix form as:</w:t>
       </w:r>
     </w:p>
   </w:comment>
@@ -47821,11 +48190,27 @@
         <w:annotationRef/>
       </w:r>
       <w:r>
+        <w:t>For a layer consisting of multiple neurons, this computation can be written in matrix form as:</w:t>
+      </w:r>
+    </w:p>
+  </w:comment>
+  <w:comment w:id="130" w:author="Deniss" w:date="2026-04-15T22:30:00Z" w:initials="D">
+    <w:p>
+      <w:pPr>
+        <w:pStyle w:val="CommentText"/>
+      </w:pPr>
+      <w:r>
+        <w:rPr>
+          <w:rStyle w:val="CommentReference"/>
+        </w:rPr>
+        <w:annotationRef/>
+      </w:r>
+      <w:r>
         <w:t>In multilayer perceptrons, neurons are organized into input, hidden, and output layers, and the network learns by adjusting weights to minimize the error between predicted and desired outputs (Ramchoun et al., 2019). For regression tasks, the output layer is commonly defined as a linear transformation of the last hidden representation, allowing the network to produce continuous-valued predictions (Chiang &amp; Fu, 1992). In this case, the predicted output can be written as formula 3, where the network parameters are optimized to minimize the discrepancy between \( \hat{y} \) and the true target \( y \) (Ramchoun et al., 2019).:</w:t>
       </w:r>
     </w:p>
   </w:comment>
-  <w:comment w:id="130" w:author="Deniss" w:date="2026-04-17T16:08:00Z" w:initials="D">
+  <w:comment w:id="131" w:author="Deniss" w:date="2026-04-17T16:08:00Z" w:initials="D">
     <w:p>
       <w:pPr>
         <w:pStyle w:val="CommentText"/>
@@ -47844,7 +48229,7 @@
       </w:r>
     </w:p>
   </w:comment>
-  <w:comment w:id="131" w:author="Deniss" w:date="2026-04-17T16:11:00Z" w:initials="D">
+  <w:comment w:id="132" w:author="Deniss" w:date="2026-04-17T16:11:00Z" w:initials="D">
     <w:p>
       <w:pPr>
         <w:pStyle w:val="CommentText"/>
@@ -47863,7 +48248,7 @@
       </w:r>
     </w:p>
   </w:comment>
-  <w:comment w:id="132" w:author="Deniss" w:date="2026-04-17T16:44:00Z" w:initials="D">
+  <w:comment w:id="133" w:author="Deniss" w:date="2026-04-17T16:44:00Z" w:initials="D">
     <w:p>
       <w:pPr>
         <w:pStyle w:val="CommentText"/>
@@ -47882,7 +48267,7 @@
       </w:r>
     </w:p>
   </w:comment>
-  <w:comment w:id="133" w:author="Deniss" w:date="2026-04-18T11:55:00Z" w:initials="D">
+  <w:comment w:id="134" w:author="Deniss" w:date="2026-04-18T11:55:00Z" w:initials="D">
     <w:p>
       <w:pPr>
         <w:pStyle w:val="CommentText"/>
@@ -48026,7 +48411,7 @@
       </w:r>
     </w:p>
   </w:comment>
-  <w:comment w:id="135" w:author="Deniss" w:date="2026-04-18T12:47:00Z" w:initials="D">
+  <w:comment w:id="136" w:author="Deniss" w:date="2026-04-18T12:47:00Z" w:initials="D">
     <w:p>
       <w:pPr>
         <w:pStyle w:val="CommentText"/>
@@ -48171,7 +48556,7 @@
       </w:pPr>
     </w:p>
   </w:comment>
-  <w:comment w:id="134" w:author="Deniss" w:date="2026-04-18T13:36:00Z" w:initials="D">
+  <w:comment w:id="135" w:author="Deniss" w:date="2026-04-18T13:36:00Z" w:initials="D">
     <w:p>
       <w:pPr>
         <w:pStyle w:val="CommentText"/>
@@ -48222,7 +48607,7 @@
       </w:r>
     </w:p>
   </w:comment>
-  <w:comment w:id="136" w:author="Deniss" w:date="2026-04-18T13:32:00Z" w:initials="D">
+  <w:comment w:id="137" w:author="Deniss" w:date="2026-04-18T13:32:00Z" w:initials="D">
     <w:p>
       <w:pPr>
         <w:pStyle w:val="CommentText"/>
@@ -48251,7 +48636,7 @@
       </w:r>
     </w:p>
   </w:comment>
-  <w:comment w:id="137" w:author="Deniss" w:date="2026-04-18T18:44:00Z" w:initials="D">
+  <w:comment w:id="138" w:author="Deniss" w:date="2026-04-18T18:44:00Z" w:initials="D">
     <w:p>
       <w:pPr>
         <w:pStyle w:val="CommentText"/>
@@ -48293,7 +48678,7 @@
       </w:r>
     </w:p>
   </w:comment>
-  <w:comment w:id="138" w:author="Deniss" w:date="2026-05-11T15:49:00Z" w:initials="D">
+  <w:comment w:id="139" w:author="Deniss" w:date="2026-05-11T15:49:00Z" w:initials="D">
     <w:p>
       <w:pPr>
         <w:pStyle w:val="CommentText"/>
@@ -48309,7 +48694,7 @@
       </w:r>
     </w:p>
   </w:comment>
-  <w:comment w:id="139" w:author="Deniss" w:date="2026-05-11T21:45:00Z" w:initials="D">
+  <w:comment w:id="140" w:author="Deniss" w:date="2026-05-11T21:45:00Z" w:initials="D">
     <w:p>
       <w:pPr>
         <w:pStyle w:val="CommentText"/>
@@ -48325,7 +48710,7 @@
       </w:r>
     </w:p>
   </w:comment>
-  <w:comment w:id="140" w:author="Deniss" w:date="2026-05-11T15:52:00Z" w:initials="D">
+  <w:comment w:id="141" w:author="Deniss" w:date="2026-05-11T15:52:00Z" w:initials="D">
     <w:p>
       <w:pPr>
         <w:pStyle w:val="CommentText"/>
@@ -48341,7 +48726,7 @@
       </w:r>
     </w:p>
   </w:comment>
-  <w:comment w:id="141" w:author="Deniss" w:date="2026-05-11T16:11:00Z" w:initials="D">
+  <w:comment w:id="142" w:author="Deniss" w:date="2026-05-11T16:11:00Z" w:initials="D">
     <w:p>
       <w:pPr>
         <w:pStyle w:val="CommentText"/>
@@ -48357,7 +48742,7 @@
       </w:r>
     </w:p>
   </w:comment>
-  <w:comment w:id="142" w:author="Deniss" w:date="2026-05-11T16:28:00Z" w:initials="D">
+  <w:comment w:id="143" w:author="Deniss" w:date="2026-05-11T16:28:00Z" w:initials="D">
     <w:p>
       <w:pPr>
         <w:pStyle w:val="CommentText"/>
@@ -48373,7 +48758,7 @@
       </w:r>
     </w:p>
   </w:comment>
-  <w:comment w:id="143" w:author="Deniss" w:date="2026-05-11T18:58:00Z" w:initials="D">
+  <w:comment w:id="144" w:author="Deniss" w:date="2026-05-11T18:58:00Z" w:initials="D">
     <w:p>
       <w:pPr>
         <w:pStyle w:val="CommentText"/>
@@ -48389,7 +48774,7 @@
       </w:r>
     </w:p>
   </w:comment>
-  <w:comment w:id="144" w:author="Deniss" w:date="2026-05-11T19:56:00Z" w:initials="D">
+  <w:comment w:id="145" w:author="Deniss" w:date="2026-05-11T19:56:00Z" w:initials="D">
     <w:p>
       <w:pPr>
         <w:pStyle w:val="CommentText"/>
@@ -48405,7 +48790,7 @@
       </w:r>
     </w:p>
   </w:comment>
-  <w:comment w:id="145" w:author="Deniss" w:date="2026-05-11T19:19:00Z" w:initials="D">
+  <w:comment w:id="146" w:author="Deniss" w:date="2026-05-11T19:19:00Z" w:initials="D">
     <w:p>
       <w:pPr>
         <w:pStyle w:val="CommentText"/>
@@ -48421,7 +48806,7 @@
       </w:r>
     </w:p>
   </w:comment>
-  <w:comment w:id="146" w:author="Deniss" w:date="2026-04-19T14:23:00Z" w:initials="D">
+  <w:comment w:id="147" w:author="Deniss" w:date="2026-04-19T14:23:00Z" w:initials="D">
     <w:p>
       <w:pPr>
         <w:pStyle w:val="CommentText"/>
@@ -48437,7 +48822,7 @@
       </w:r>
     </w:p>
   </w:comment>
-  <w:comment w:id="147" w:author="Deniss" w:date="2026-05-11T22:33:00Z" w:initials="D">
+  <w:comment w:id="148" w:author="Deniss" w:date="2026-05-11T22:33:00Z" w:initials="D">
     <w:p>
       <w:pPr>
         <w:pStyle w:val="CommentText"/>
@@ -48453,7 +48838,7 @@
       </w:r>
     </w:p>
   </w:comment>
-  <w:comment w:id="148" w:author="Deniss" w:date="2026-05-11T22:32:00Z" w:initials="D">
+  <w:comment w:id="149" w:author="Deniss" w:date="2026-05-11T22:32:00Z" w:initials="D">
     <w:p>
       <w:pPr>
         <w:pStyle w:val="CommentText"/>
@@ -48472,7 +48857,7 @@
       </w:r>
     </w:p>
   </w:comment>
-  <w:comment w:id="149" w:author="Deniss" w:date="2026-05-11T22:37:00Z" w:initials="D">
+  <w:comment w:id="150" w:author="Deniss" w:date="2026-05-11T22:37:00Z" w:initials="D">
     <w:p>
       <w:pPr>
         <w:pStyle w:val="CommentText"/>
@@ -48488,7 +48873,7 @@
       </w:r>
     </w:p>
   </w:comment>
-  <w:comment w:id="150" w:author="Deniss" w:date="2026-05-11T22:58:00Z" w:initials="D">
+  <w:comment w:id="151" w:author="Deniss" w:date="2026-05-11T22:58:00Z" w:initials="D">
     <w:p>
       <w:pPr>
         <w:pStyle w:val="CommentText"/>
@@ -48504,7 +48889,7 @@
       </w:r>
     </w:p>
   </w:comment>
-  <w:comment w:id="151" w:author="Deniss" w:date="2026-05-11T23:15:00Z" w:initials="D">
+  <w:comment w:id="152" w:author="Deniss" w:date="2026-05-11T23:15:00Z" w:initials="D">
     <w:p>
       <w:pPr>
         <w:pStyle w:val="CommentText"/>
@@ -48520,7 +48905,7 @@
       </w:r>
     </w:p>
   </w:comment>
-  <w:comment w:id="152" w:author="Deniss" w:date="2026-05-11T23:14:00Z" w:initials="D">
+  <w:comment w:id="153" w:author="Deniss" w:date="2026-05-11T23:14:00Z" w:initials="D">
     <w:p>
       <w:pPr>
         <w:pStyle w:val="CommentText"/>
@@ -48536,7 +48921,7 @@
       </w:r>
     </w:p>
   </w:comment>
-  <w:comment w:id="153" w:author="Deniss" w:date="2026-05-11T23:15:00Z" w:initials="D">
+  <w:comment w:id="154" w:author="Deniss" w:date="2026-05-11T23:15:00Z" w:initials="D">
     <w:p>
       <w:pPr>
         <w:pStyle w:val="CommentText"/>
@@ -48552,7 +48937,7 @@
       </w:r>
     </w:p>
   </w:comment>
-  <w:comment w:id="154" w:author="Deniss" w:date="2026-04-19T15:39:00Z" w:initials="D">
+  <w:comment w:id="155" w:author="Deniss" w:date="2026-04-19T15:39:00Z" w:initials="D">
     <w:p>
       <w:pPr>
         <w:pStyle w:val="CommentText"/>
@@ -48571,7 +48956,7 @@
       </w:r>
     </w:p>
   </w:comment>
-  <w:comment w:id="155" w:author="Deniss" w:date="2026-04-19T17:53:00Z" w:initials="D">
+  <w:comment w:id="156" w:author="Deniss" w:date="2026-04-19T17:53:00Z" w:initials="D">
     <w:p>
       <w:pPr>
         <w:pStyle w:val="CommentText"/>
@@ -48587,7 +48972,7 @@
       </w:r>
     </w:p>
   </w:comment>
-  <w:comment w:id="156" w:author="Deniss" w:date="2026-04-19T19:12:00Z" w:initials="D">
+  <w:comment w:id="157" w:author="Deniss" w:date="2026-04-19T19:12:00Z" w:initials="D">
     <w:p>
       <w:pPr>
         <w:pStyle w:val="CommentText"/>
@@ -48606,7 +48991,7 @@
       </w:r>
     </w:p>
   </w:comment>
-  <w:comment w:id="157" w:author="Deniss" w:date="2026-04-19T20:47:00Z" w:initials="D">
+  <w:comment w:id="158" w:author="Deniss" w:date="2026-04-19T20:47:00Z" w:initials="D">
     <w:p>
       <w:pPr>
         <w:pStyle w:val="CommentText"/>
@@ -48622,7 +49007,7 @@
       </w:r>
     </w:p>
   </w:comment>
-  <w:comment w:id="158" w:author="Deniss" w:date="2026-05-13T12:27:00Z" w:initials="D">
+  <w:comment w:id="159" w:author="Deniss" w:date="2026-05-13T12:27:00Z" w:initials="D">
     <w:p>
       <w:pPr>
         <w:pStyle w:val="CommentText"/>
@@ -48638,7 +49023,7 @@
       </w:r>
     </w:p>
   </w:comment>
-  <w:comment w:id="159" w:author="Deniss" w:date="2026-05-13T12:46:00Z" w:initials="D">
+  <w:comment w:id="160" w:author="Deniss" w:date="2026-05-13T12:46:00Z" w:initials="D">
     <w:p>
       <w:pPr>
         <w:pStyle w:val="CommentText"/>
@@ -48654,7 +49039,7 @@
       </w:r>
     </w:p>
   </w:comment>
-  <w:comment w:id="160" w:author="Deniss" w:date="2026-05-13T13:04:00Z" w:initials="D">
+  <w:comment w:id="161" w:author="Deniss" w:date="2026-05-13T13:04:00Z" w:initials="D">
     <w:p>
       <w:pPr>
         <w:pStyle w:val="CommentText"/>
@@ -48683,7 +49068,7 @@
       </w:pPr>
     </w:p>
   </w:comment>
-  <w:comment w:id="161" w:author="Deniss" w:date="2026-05-13T13:16:00Z" w:initials="D">
+  <w:comment w:id="162" w:author="Deniss" w:date="2026-05-13T13:16:00Z" w:initials="D">
     <w:p>
       <w:pPr>
         <w:pStyle w:val="CommentText"/>
@@ -48731,7 +49116,7 @@
       </w:r>
     </w:p>
   </w:comment>
-  <w:comment w:id="162" w:author="Deniss" w:date="2026-05-13T13:48:00Z" w:initials="D">
+  <w:comment w:id="163" w:author="Deniss" w:date="2026-05-13T13:48:00Z" w:initials="D">
     <w:p>
       <w:pPr>
         <w:pStyle w:val="CommentText"/>
@@ -48747,7 +49132,7 @@
       </w:r>
     </w:p>
   </w:comment>
-  <w:comment w:id="163" w:author="Deniss" w:date="2026-05-13T23:02:00Z" w:initials="D">
+  <w:comment w:id="164" w:author="Deniss" w:date="2026-05-13T23:02:00Z" w:initials="D">
     <w:p>
       <w:pPr>
         <w:pStyle w:val="CommentText"/>
@@ -48774,17 +49159,11 @@
         <w:rPr>
           <w:noProof/>
         </w:rPr>
-        <w:t xml:space="preserve"> visur</w:t>
-      </w:r>
-      <w:r>
-        <w:rPr>
-          <w:noProof/>
-        </w:rPr>
-        <w:t xml:space="preserve"> </w:t>
+        <w:t xml:space="preserve"> visur </w:t>
       </w:r>
     </w:p>
   </w:comment>
-  <w:comment w:id="164" w:author="Deniss" w:date="2026-05-13T14:01:00Z" w:initials="D">
+  <w:comment w:id="165" w:author="Deniss" w:date="2026-05-13T14:01:00Z" w:initials="D">
     <w:p>
       <w:pPr>
         <w:pStyle w:val="CommentText"/>
@@ -48800,7 +49179,7 @@
       </w:r>
     </w:p>
   </w:comment>
-  <w:comment w:id="165" w:author="Deniss" w:date="2026-05-13T22:36:00Z" w:initials="D">
+  <w:comment w:id="166" w:author="Deniss" w:date="2026-05-13T22:36:00Z" w:initials="D">
     <w:p>
       <w:pPr>
         <w:pStyle w:val="CommentText"/>
@@ -48813,39 +49192,6 @@
       </w:r>
       <w:r>
         <w:t>Such result is probably due to synthetic samples which were created by averaging neighboring training which increased the number of training samples, but it did not display any new information like demand behavior or linear dependencies. With a short dataset like the one used in the work, such augmentation smoothes local fluctuations, but it won't improve the model. This conclusion is drawn from (Semenoglou, Spiliotis and Assimakopoulos). They emphasized that augmentation performance depends on the technique used and that some techniques may provide negative improvements. They also conclude that effective augmentation requires a balance between diversity and resemblance to the original series. Wen et al. similarly talks about the need to preserve the characteristics of real data when using data augmentation methods.</w:t>
-      </w:r>
-    </w:p>
-  </w:comment>
-  <w:comment w:id="167" w:author="Deniss" w:date="2026-05-11T21:51:00Z" w:initials="D">
-    <w:p>
-      <w:pPr>
-        <w:pStyle w:val="CommentText"/>
-      </w:pPr>
-      <w:r>
-        <w:rPr>
-          <w:rStyle w:val="CommentReference"/>
-        </w:rPr>
-        <w:annotationRef/>
-      </w:r>
-      <w:r>
-        <w:rPr>
-          <w:noProof/>
-        </w:rPr>
-        <w:t xml:space="preserve">future work: </w:t>
-      </w:r>
-      <w:r>
-        <w:rPr>
-          <w:b/>
-          <w:bCs/>
-          <w:noProof/>
-        </w:rPr>
-        <w:t>Use ARIMAX/SARIMAX with external variables.</w:t>
-      </w:r>
-      <w:r>
-        <w:rPr>
-          <w:noProof/>
-        </w:rPr>
-        <w:t xml:space="preserve"> This would let ARIMA use deliveries</w:t>
       </w:r>
     </w:p>
   </w:comment>
@@ -48878,6 +49224,7 @@
   <w15:commentEx w15:paraId="38B7557E" w15:done="0"/>
   <w15:commentEx w15:paraId="15884B8B" w15:done="0"/>
   <w15:commentEx w15:paraId="287DDEB2" w15:done="0"/>
+  <w15:commentEx w15:paraId="1329DA36" w15:done="0"/>
   <w15:commentEx w15:paraId="6932FF60" w15:done="0"/>
   <w15:commentEx w15:paraId="4CD4C789" w15:done="0"/>
   <w15:commentEx w15:paraId="4AE3D603" w15:done="0"/>
@@ -48998,7 +49345,6 @@
   <w15:commentEx w15:paraId="798D41DB" w15:done="0"/>
   <w15:commentEx w15:paraId="706B0E24" w15:done="0"/>
   <w15:commentEx w15:paraId="73263C4A" w15:done="0"/>
-  <w15:commentEx w15:paraId="6A9AE969" w15:done="0"/>
 </w15:commentsEx>
 </file>
 
@@ -49028,6 +49374,7 @@
   <w16cex:commentExtensible w16cex:durableId="69D8B699" w16cex:dateUtc="2026-03-25T13:52:00Z"/>
   <w16cex:commentExtensible w16cex:durableId="73B04BCC" w16cex:dateUtc="2026-03-27T09:50:00Z"/>
   <w16cex:commentExtensible w16cex:durableId="16F8BA5D" w16cex:dateUtc="2026-03-27T09:52:00Z"/>
+  <w16cex:commentExtensible w16cex:durableId="5AC3C76E" w16cex:dateUtc="2026-05-14T14:27:00Z"/>
   <w16cex:commentExtensible w16cex:durableId="79E413F7" w16cex:dateUtc="2026-03-27T09:52:00Z"/>
   <w16cex:commentExtensible w16cex:durableId="32953740" w16cex:dateUtc="2026-03-27T09:52:00Z"/>
   <w16cex:commentExtensible w16cex:durableId="27C3AB56" w16cex:dateUtc="2026-03-27T09:52:00Z"/>
@@ -49148,7 +49495,6 @@
   <w16cex:commentExtensible w16cex:durableId="63A7A6EC" w16cex:dateUtc="2026-05-13T20:02:00Z"/>
   <w16cex:commentExtensible w16cex:durableId="06E32E40" w16cex:dateUtc="2026-05-13T11:01:00Z"/>
   <w16cex:commentExtensible w16cex:durableId="66C151CB" w16cex:dateUtc="2026-05-13T19:36:00Z"/>
-  <w16cex:commentExtensible w16cex:durableId="777778D0" w16cex:dateUtc="2026-05-11T18:51:00Z"/>
 </w16cex:commentsExtensible>
 </file>
 
@@ -49178,6 +49524,7 @@
   <w16cid:commentId w16cid:paraId="38B7557E" w16cid:durableId="69D8B699"/>
   <w16cid:commentId w16cid:paraId="15884B8B" w16cid:durableId="73B04BCC"/>
   <w16cid:commentId w16cid:paraId="287DDEB2" w16cid:durableId="16F8BA5D"/>
+  <w16cid:commentId w16cid:paraId="1329DA36" w16cid:durableId="5AC3C76E"/>
   <w16cid:commentId w16cid:paraId="6932FF60" w16cid:durableId="79E413F7"/>
   <w16cid:commentId w16cid:paraId="4CD4C789" w16cid:durableId="32953740"/>
   <w16cid:commentId w16cid:paraId="4AE3D603" w16cid:durableId="27C3AB56"/>
@@ -49298,7 +49645,6 @@
   <w16cid:commentId w16cid:paraId="798D41DB" w16cid:durableId="63A7A6EC"/>
   <w16cid:commentId w16cid:paraId="706B0E24" w16cid:durableId="06E32E40"/>
   <w16cid:commentId w16cid:paraId="73263C4A" w16cid:durableId="66C151CB"/>
-  <w16cid:commentId w16cid:paraId="6A9AE969" w16cid:durableId="777778D0"/>
 </w16cid:commentsIds>
 </file>
 
@@ -49734,6 +50080,92 @@
     </w:lvl>
   </w:abstractNum>
   <w:abstractNum w:abstractNumId="2" w15:restartNumberingAfterBreak="0">
+    <w:nsid w:val="0A201870"/>
+    <w:multiLevelType w:val="hybridMultilevel"/>
+    <w:tmpl w:val="5C0E1CEA"/>
+    <w:lvl w:ilvl="0" w:tplc="0426000F">
+      <w:start w:val="1"/>
+      <w:numFmt w:val="decimal"/>
+      <w:lvlText w:val="%1."/>
+      <w:lvlJc w:val="left"/>
+      <w:pPr>
+        <w:ind w:left="1287" w:hanging="360"/>
+      </w:pPr>
+    </w:lvl>
+    <w:lvl w:ilvl="1" w:tplc="04260019" w:tentative="1">
+      <w:start w:val="1"/>
+      <w:numFmt w:val="lowerLetter"/>
+      <w:lvlText w:val="%2."/>
+      <w:lvlJc w:val="left"/>
+      <w:pPr>
+        <w:ind w:left="2007" w:hanging="360"/>
+      </w:pPr>
+    </w:lvl>
+    <w:lvl w:ilvl="2" w:tplc="0426001B" w:tentative="1">
+      <w:start w:val="1"/>
+      <w:numFmt w:val="lowerRoman"/>
+      <w:lvlText w:val="%3."/>
+      <w:lvlJc w:val="right"/>
+      <w:pPr>
+        <w:ind w:left="2727" w:hanging="180"/>
+      </w:pPr>
+    </w:lvl>
+    <w:lvl w:ilvl="3" w:tplc="0426000F" w:tentative="1">
+      <w:start w:val="1"/>
+      <w:numFmt w:val="decimal"/>
+      <w:lvlText w:val="%4."/>
+      <w:lvlJc w:val="left"/>
+      <w:pPr>
+        <w:ind w:left="3447" w:hanging="360"/>
+      </w:pPr>
+    </w:lvl>
+    <w:lvl w:ilvl="4" w:tplc="04260019" w:tentative="1">
+      <w:start w:val="1"/>
+      <w:numFmt w:val="lowerLetter"/>
+      <w:lvlText w:val="%5."/>
+      <w:lvlJc w:val="left"/>
+      <w:pPr>
+        <w:ind w:left="4167" w:hanging="360"/>
+      </w:pPr>
+    </w:lvl>
+    <w:lvl w:ilvl="5" w:tplc="0426001B" w:tentative="1">
+      <w:start w:val="1"/>
+      <w:numFmt w:val="lowerRoman"/>
+      <w:lvlText w:val="%6."/>
+      <w:lvlJc w:val="right"/>
+      <w:pPr>
+        <w:ind w:left="4887" w:hanging="180"/>
+      </w:pPr>
+    </w:lvl>
+    <w:lvl w:ilvl="6" w:tplc="0426000F" w:tentative="1">
+      <w:start w:val="1"/>
+      <w:numFmt w:val="decimal"/>
+      <w:lvlText w:val="%7."/>
+      <w:lvlJc w:val="left"/>
+      <w:pPr>
+        <w:ind w:left="5607" w:hanging="360"/>
+      </w:pPr>
+    </w:lvl>
+    <w:lvl w:ilvl="7" w:tplc="04260019" w:tentative="1">
+      <w:start w:val="1"/>
+      <w:numFmt w:val="lowerLetter"/>
+      <w:lvlText w:val="%8."/>
+      <w:lvlJc w:val="left"/>
+      <w:pPr>
+        <w:ind w:left="6327" w:hanging="360"/>
+      </w:pPr>
+    </w:lvl>
+    <w:lvl w:ilvl="8" w:tplc="0426001B" w:tentative="1">
+      <w:start w:val="1"/>
+      <w:numFmt w:val="lowerRoman"/>
+      <w:lvlText w:val="%9."/>
+      <w:lvlJc w:val="right"/>
+      <w:pPr>
+        <w:ind w:left="7047" w:hanging="180"/>
+      </w:pPr>
+    </w:lvl>
+  </w:abstractNum>
+  <w:abstractNum w:abstractNumId="3" w15:restartNumberingAfterBreak="0">
     <w:nsid w:val="0D8C6692"/>
     <w:multiLevelType w:val="hybridMultilevel"/>
     <w:tmpl w:val="9D1485AE"/>
@@ -49846,7 +50278,7 @@
       </w:rPr>
     </w:lvl>
   </w:abstractNum>
-  <w:abstractNum w:abstractNumId="3" w15:restartNumberingAfterBreak="0">
+  <w:abstractNum w:abstractNumId="4" w15:restartNumberingAfterBreak="0">
     <w:nsid w:val="32535E16"/>
     <w:multiLevelType w:val="hybridMultilevel"/>
     <w:tmpl w:val="ADA64172"/>
@@ -49960,7 +50392,7 @@
       </w:rPr>
     </w:lvl>
   </w:abstractNum>
-  <w:abstractNum w:abstractNumId="4" w15:restartNumberingAfterBreak="0">
+  <w:abstractNum w:abstractNumId="5" w15:restartNumberingAfterBreak="0">
     <w:nsid w:val="4BB5272C"/>
     <w:multiLevelType w:val="hybridMultilevel"/>
     <w:tmpl w:val="7D2A3E24"/>
@@ -50050,7 +50482,7 @@
       </w:pPr>
     </w:lvl>
   </w:abstractNum>
-  <w:abstractNum w:abstractNumId="5" w15:restartNumberingAfterBreak="0">
+  <w:abstractNum w:abstractNumId="6" w15:restartNumberingAfterBreak="0">
     <w:nsid w:val="579234D1"/>
     <w:multiLevelType w:val="multilevel"/>
     <w:tmpl w:val="FA285782"/>
@@ -50199,7 +50631,7 @@
       </w:rPr>
     </w:lvl>
   </w:abstractNum>
-  <w:abstractNum w:abstractNumId="6" w15:restartNumberingAfterBreak="0">
+  <w:abstractNum w:abstractNumId="7" w15:restartNumberingAfterBreak="0">
     <w:nsid w:val="583F41C1"/>
     <w:multiLevelType w:val="hybridMultilevel"/>
     <w:tmpl w:val="98B60162"/>
@@ -50286,7 +50718,179 @@
       </w:pPr>
     </w:lvl>
   </w:abstractNum>
-  <w:abstractNum w:abstractNumId="7" w15:restartNumberingAfterBreak="0">
+  <w:abstractNum w:abstractNumId="8" w15:restartNumberingAfterBreak="0">
+    <w:nsid w:val="593E65E0"/>
+    <w:multiLevelType w:val="hybridMultilevel"/>
+    <w:tmpl w:val="3F68DCBE"/>
+    <w:lvl w:ilvl="0" w:tplc="0426000F">
+      <w:start w:val="1"/>
+      <w:numFmt w:val="decimal"/>
+      <w:lvlText w:val="%1."/>
+      <w:lvlJc w:val="left"/>
+      <w:pPr>
+        <w:ind w:left="1287" w:hanging="360"/>
+      </w:pPr>
+    </w:lvl>
+    <w:lvl w:ilvl="1" w:tplc="04260019" w:tentative="1">
+      <w:start w:val="1"/>
+      <w:numFmt w:val="lowerLetter"/>
+      <w:lvlText w:val="%2."/>
+      <w:lvlJc w:val="left"/>
+      <w:pPr>
+        <w:ind w:left="2007" w:hanging="360"/>
+      </w:pPr>
+    </w:lvl>
+    <w:lvl w:ilvl="2" w:tplc="0426001B" w:tentative="1">
+      <w:start w:val="1"/>
+      <w:numFmt w:val="lowerRoman"/>
+      <w:lvlText w:val="%3."/>
+      <w:lvlJc w:val="right"/>
+      <w:pPr>
+        <w:ind w:left="2727" w:hanging="180"/>
+      </w:pPr>
+    </w:lvl>
+    <w:lvl w:ilvl="3" w:tplc="0426000F" w:tentative="1">
+      <w:start w:val="1"/>
+      <w:numFmt w:val="decimal"/>
+      <w:lvlText w:val="%4."/>
+      <w:lvlJc w:val="left"/>
+      <w:pPr>
+        <w:ind w:left="3447" w:hanging="360"/>
+      </w:pPr>
+    </w:lvl>
+    <w:lvl w:ilvl="4" w:tplc="04260019" w:tentative="1">
+      <w:start w:val="1"/>
+      <w:numFmt w:val="lowerLetter"/>
+      <w:lvlText w:val="%5."/>
+      <w:lvlJc w:val="left"/>
+      <w:pPr>
+        <w:ind w:left="4167" w:hanging="360"/>
+      </w:pPr>
+    </w:lvl>
+    <w:lvl w:ilvl="5" w:tplc="0426001B" w:tentative="1">
+      <w:start w:val="1"/>
+      <w:numFmt w:val="lowerRoman"/>
+      <w:lvlText w:val="%6."/>
+      <w:lvlJc w:val="right"/>
+      <w:pPr>
+        <w:ind w:left="4887" w:hanging="180"/>
+      </w:pPr>
+    </w:lvl>
+    <w:lvl w:ilvl="6" w:tplc="0426000F" w:tentative="1">
+      <w:start w:val="1"/>
+      <w:numFmt w:val="decimal"/>
+      <w:lvlText w:val="%7."/>
+      <w:lvlJc w:val="left"/>
+      <w:pPr>
+        <w:ind w:left="5607" w:hanging="360"/>
+      </w:pPr>
+    </w:lvl>
+    <w:lvl w:ilvl="7" w:tplc="04260019" w:tentative="1">
+      <w:start w:val="1"/>
+      <w:numFmt w:val="lowerLetter"/>
+      <w:lvlText w:val="%8."/>
+      <w:lvlJc w:val="left"/>
+      <w:pPr>
+        <w:ind w:left="6327" w:hanging="360"/>
+      </w:pPr>
+    </w:lvl>
+    <w:lvl w:ilvl="8" w:tplc="0426001B" w:tentative="1">
+      <w:start w:val="1"/>
+      <w:numFmt w:val="lowerRoman"/>
+      <w:lvlText w:val="%9."/>
+      <w:lvlJc w:val="right"/>
+      <w:pPr>
+        <w:ind w:left="7047" w:hanging="180"/>
+      </w:pPr>
+    </w:lvl>
+  </w:abstractNum>
+  <w:abstractNum w:abstractNumId="9" w15:restartNumberingAfterBreak="0">
+    <w:nsid w:val="5DE26BA0"/>
+    <w:multiLevelType w:val="hybridMultilevel"/>
+    <w:tmpl w:val="3F9CAA4E"/>
+    <w:lvl w:ilvl="0" w:tplc="0426000F">
+      <w:start w:val="1"/>
+      <w:numFmt w:val="decimal"/>
+      <w:lvlText w:val="%1."/>
+      <w:lvlJc w:val="left"/>
+      <w:pPr>
+        <w:ind w:left="1287" w:hanging="360"/>
+      </w:pPr>
+    </w:lvl>
+    <w:lvl w:ilvl="1" w:tplc="04260019" w:tentative="1">
+      <w:start w:val="1"/>
+      <w:numFmt w:val="lowerLetter"/>
+      <w:lvlText w:val="%2."/>
+      <w:lvlJc w:val="left"/>
+      <w:pPr>
+        <w:ind w:left="2007" w:hanging="360"/>
+      </w:pPr>
+    </w:lvl>
+    <w:lvl w:ilvl="2" w:tplc="0426001B" w:tentative="1">
+      <w:start w:val="1"/>
+      <w:numFmt w:val="lowerRoman"/>
+      <w:lvlText w:val="%3."/>
+      <w:lvlJc w:val="right"/>
+      <w:pPr>
+        <w:ind w:left="2727" w:hanging="180"/>
+      </w:pPr>
+    </w:lvl>
+    <w:lvl w:ilvl="3" w:tplc="0426000F" w:tentative="1">
+      <w:start w:val="1"/>
+      <w:numFmt w:val="decimal"/>
+      <w:lvlText w:val="%4."/>
+      <w:lvlJc w:val="left"/>
+      <w:pPr>
+        <w:ind w:left="3447" w:hanging="360"/>
+      </w:pPr>
+    </w:lvl>
+    <w:lvl w:ilvl="4" w:tplc="04260019" w:tentative="1">
+      <w:start w:val="1"/>
+      <w:numFmt w:val="lowerLetter"/>
+      <w:lvlText w:val="%5."/>
+      <w:lvlJc w:val="left"/>
+      <w:pPr>
+        <w:ind w:left="4167" w:hanging="360"/>
+      </w:pPr>
+    </w:lvl>
+    <w:lvl w:ilvl="5" w:tplc="0426001B" w:tentative="1">
+      <w:start w:val="1"/>
+      <w:numFmt w:val="lowerRoman"/>
+      <w:lvlText w:val="%6."/>
+      <w:lvlJc w:val="right"/>
+      <w:pPr>
+        <w:ind w:left="4887" w:hanging="180"/>
+      </w:pPr>
+    </w:lvl>
+    <w:lvl w:ilvl="6" w:tplc="0426000F" w:tentative="1">
+      <w:start w:val="1"/>
+      <w:numFmt w:val="decimal"/>
+      <w:lvlText w:val="%7."/>
+      <w:lvlJc w:val="left"/>
+      <w:pPr>
+        <w:ind w:left="5607" w:hanging="360"/>
+      </w:pPr>
+    </w:lvl>
+    <w:lvl w:ilvl="7" w:tplc="04260019" w:tentative="1">
+      <w:start w:val="1"/>
+      <w:numFmt w:val="lowerLetter"/>
+      <w:lvlText w:val="%8."/>
+      <w:lvlJc w:val="left"/>
+      <w:pPr>
+        <w:ind w:left="6327" w:hanging="360"/>
+      </w:pPr>
+    </w:lvl>
+    <w:lvl w:ilvl="8" w:tplc="0426001B" w:tentative="1">
+      <w:start w:val="1"/>
+      <w:numFmt w:val="lowerRoman"/>
+      <w:lvlText w:val="%9."/>
+      <w:lvlJc w:val="right"/>
+      <w:pPr>
+        <w:ind w:left="7047" w:hanging="180"/>
+      </w:pPr>
+    </w:lvl>
+  </w:abstractNum>
+  <w:abstractNum w:abstractNumId="10" w15:restartNumberingAfterBreak="0">
     <w:nsid w:val="693A2515"/>
     <w:multiLevelType w:val="hybridMultilevel"/>
     <w:tmpl w:val="5D82D2CA"/>
@@ -50400,7 +51004,7 @@
       </w:rPr>
     </w:lvl>
   </w:abstractNum>
-  <w:abstractNum w:abstractNumId="8" w15:restartNumberingAfterBreak="0">
+  <w:abstractNum w:abstractNumId="11" w15:restartNumberingAfterBreak="0">
     <w:nsid w:val="6FC23A80"/>
     <w:multiLevelType w:val="hybridMultilevel"/>
     <w:tmpl w:val="4976C33A"/>
@@ -50490,7 +51094,120 @@
       </w:pPr>
     </w:lvl>
   </w:abstractNum>
-  <w:abstractNum w:abstractNumId="9" w15:restartNumberingAfterBreak="0">
+  <w:abstractNum w:abstractNumId="12" w15:restartNumberingAfterBreak="0">
+    <w:nsid w:val="747E4B4E"/>
+    <w:multiLevelType w:val="hybridMultilevel"/>
+    <w:tmpl w:val="6FE04010"/>
+    <w:lvl w:ilvl="0" w:tplc="04260001">
+      <w:start w:val="1"/>
+      <w:numFmt w:val="bullet"/>
+      <w:lvlText w:val=""/>
+      <w:lvlJc w:val="left"/>
+      <w:pPr>
+        <w:ind w:left="1287" w:hanging="360"/>
+      </w:pPr>
+      <w:rPr>
+        <w:rFonts w:ascii="Symbol" w:hAnsi="Symbol" w:hint="default"/>
+      </w:rPr>
+    </w:lvl>
+    <w:lvl w:ilvl="1" w:tplc="04260003" w:tentative="1">
+      <w:start w:val="1"/>
+      <w:numFmt w:val="bullet"/>
+      <w:lvlText w:val="o"/>
+      <w:lvlJc w:val="left"/>
+      <w:pPr>
+        <w:ind w:left="2007" w:hanging="360"/>
+      </w:pPr>
+      <w:rPr>
+        <w:rFonts w:ascii="Courier New" w:hAnsi="Courier New" w:cs="Courier New" w:hint="default"/>
+      </w:rPr>
+    </w:lvl>
+    <w:lvl w:ilvl="2" w:tplc="04260005" w:tentative="1">
+      <w:start w:val="1"/>
+      <w:numFmt w:val="bullet"/>
+      <w:lvlText w:val=""/>
+      <w:lvlJc w:val="left"/>
+      <w:pPr>
+        <w:ind w:left="2727" w:hanging="360"/>
+      </w:pPr>
+      <w:rPr>
+        <w:rFonts w:ascii="Wingdings" w:hAnsi="Wingdings" w:hint="default"/>
+      </w:rPr>
+    </w:lvl>
+    <w:lvl w:ilvl="3" w:tplc="04260001" w:tentative="1">
+      <w:start w:val="1"/>
+      <w:numFmt w:val="bullet"/>
+      <w:lvlText w:val=""/>
+      <w:lvlJc w:val="left"/>
+      <w:pPr>
+        <w:ind w:left="3447" w:hanging="360"/>
+      </w:pPr>
+      <w:rPr>
+        <w:rFonts w:ascii="Symbol" w:hAnsi="Symbol" w:hint="default"/>
+      </w:rPr>
+    </w:lvl>
+    <w:lvl w:ilvl="4" w:tplc="04260003" w:tentative="1">
+      <w:start w:val="1"/>
+      <w:numFmt w:val="bullet"/>
+      <w:lvlText w:val="o"/>
+      <w:lvlJc w:val="left"/>
+      <w:pPr>
+        <w:ind w:left="4167" w:hanging="360"/>
+      </w:pPr>
+      <w:rPr>
+        <w:rFonts w:ascii="Courier New" w:hAnsi="Courier New" w:cs="Courier New" w:hint="default"/>
+      </w:rPr>
+    </w:lvl>
+    <w:lvl w:ilvl="5" w:tplc="04260005" w:tentative="1">
+      <w:start w:val="1"/>
+      <w:numFmt w:val="bullet"/>
+      <w:lvlText w:val=""/>
+      <w:lvlJc w:val="left"/>
+      <w:pPr>
+        <w:ind w:left="4887" w:hanging="360"/>
+      </w:pPr>
+      <w:rPr>
+        <w:rFonts w:ascii="Wingdings" w:hAnsi="Wingdings" w:hint="default"/>
+      </w:rPr>
+    </w:lvl>
+    <w:lvl w:ilvl="6" w:tplc="04260001" w:tentative="1">
+      <w:start w:val="1"/>
+      <w:numFmt w:val="bullet"/>
+      <w:lvlText w:val=""/>
+      <w:lvlJc w:val="left"/>
+      <w:pPr>
+        <w:ind w:left="5607" w:hanging="360"/>
+      </w:pPr>
+      <w:rPr>
+        <w:rFonts w:ascii="Symbol" w:hAnsi="Symbol" w:hint="default"/>
+      </w:rPr>
+    </w:lvl>
+    <w:lvl w:ilvl="7" w:tplc="04260003" w:tentative="1">
+      <w:start w:val="1"/>
+      <w:numFmt w:val="bullet"/>
+      <w:lvlText w:val="o"/>
+      <w:lvlJc w:val="left"/>
+      <w:pPr>
+        <w:ind w:left="6327" w:hanging="360"/>
+      </w:pPr>
+      <w:rPr>
+        <w:rFonts w:ascii="Courier New" w:hAnsi="Courier New" w:cs="Courier New" w:hint="default"/>
+      </w:rPr>
+    </w:lvl>
+    <w:lvl w:ilvl="8" w:tplc="04260005" w:tentative="1">
+      <w:start w:val="1"/>
+      <w:numFmt w:val="bullet"/>
+      <w:lvlText w:val=""/>
+      <w:lvlJc w:val="left"/>
+      <w:pPr>
+        <w:ind w:left="7047" w:hanging="360"/>
+      </w:pPr>
+      <w:rPr>
+        <w:rFonts w:ascii="Wingdings" w:hAnsi="Wingdings" w:hint="default"/>
+      </w:rPr>
+    </w:lvl>
+  </w:abstractNum>
+  <w:abstractNum w:abstractNumId="13" w15:restartNumberingAfterBreak="0">
     <w:nsid w:val="79674984"/>
     <w:multiLevelType w:val="multilevel"/>
     <w:tmpl w:val="080CFE66"/>
@@ -50640,76 +51357,88 @@
     </w:lvl>
   </w:abstractNum>
   <w:num w:numId="1" w16cid:durableId="108860354">
-    <w:abstractNumId w:val="3"/>
+    <w:abstractNumId w:val="4"/>
   </w:num>
   <w:num w:numId="2" w16cid:durableId="332344863">
-    <w:abstractNumId w:val="8"/>
+    <w:abstractNumId w:val="11"/>
   </w:num>
   <w:num w:numId="3" w16cid:durableId="966472513">
     <w:abstractNumId w:val="0"/>
   </w:num>
   <w:num w:numId="4" w16cid:durableId="873079553">
-    <w:abstractNumId w:val="7"/>
+    <w:abstractNumId w:val="10"/>
   </w:num>
   <w:num w:numId="5" w16cid:durableId="20476847">
-    <w:abstractNumId w:val="6"/>
+    <w:abstractNumId w:val="7"/>
   </w:num>
   <w:num w:numId="6" w16cid:durableId="780959187">
     <w:abstractNumId w:val="1"/>
   </w:num>
   <w:num w:numId="7" w16cid:durableId="898134108">
-    <w:abstractNumId w:val="4"/>
+    <w:abstractNumId w:val="5"/>
   </w:num>
   <w:num w:numId="8" w16cid:durableId="561647063">
-    <w:abstractNumId w:val="8"/>
+    <w:abstractNumId w:val="11"/>
     <w:lvlOverride w:ilvl="0">
       <w:startOverride w:val="1"/>
     </w:lvlOverride>
   </w:num>
   <w:num w:numId="9" w16cid:durableId="555973886">
-    <w:abstractNumId w:val="8"/>
+    <w:abstractNumId w:val="11"/>
     <w:lvlOverride w:ilvl="0">
       <w:startOverride w:val="1"/>
     </w:lvlOverride>
   </w:num>
   <w:num w:numId="10" w16cid:durableId="1400517491">
-    <w:abstractNumId w:val="5"/>
+    <w:abstractNumId w:val="6"/>
   </w:num>
   <w:num w:numId="11" w16cid:durableId="535969338">
-    <w:abstractNumId w:val="9"/>
+    <w:abstractNumId w:val="13"/>
   </w:num>
   <w:num w:numId="12" w16cid:durableId="1010451416">
-    <w:abstractNumId w:val="8"/>
+    <w:abstractNumId w:val="11"/>
     <w:lvlOverride w:ilvl="0">
       <w:startOverride w:val="1"/>
     </w:lvlOverride>
   </w:num>
   <w:num w:numId="13" w16cid:durableId="143813488">
-    <w:abstractNumId w:val="8"/>
+    <w:abstractNumId w:val="11"/>
     <w:lvlOverride w:ilvl="0">
       <w:startOverride w:val="1"/>
     </w:lvlOverride>
   </w:num>
   <w:num w:numId="14" w16cid:durableId="17393249">
-    <w:abstractNumId w:val="8"/>
+    <w:abstractNumId w:val="11"/>
     <w:lvlOverride w:ilvl="0">
       <w:startOverride w:val="1"/>
     </w:lvlOverride>
   </w:num>
   <w:num w:numId="15" w16cid:durableId="314651286">
-    <w:abstractNumId w:val="8"/>
+    <w:abstractNumId w:val="11"/>
     <w:lvlOverride w:ilvl="0">
       <w:startOverride w:val="1"/>
     </w:lvlOverride>
   </w:num>
   <w:num w:numId="16" w16cid:durableId="423458548">
-    <w:abstractNumId w:val="8"/>
+    <w:abstractNumId w:val="11"/>
     <w:lvlOverride w:ilvl="0">
       <w:startOverride w:val="1"/>
     </w:lvlOverride>
   </w:num>
   <w:num w:numId="17" w16cid:durableId="204486325">
+    <w:abstractNumId w:val="3"/>
+  </w:num>
+  <w:num w:numId="18" w16cid:durableId="934676549">
+    <w:abstractNumId w:val="9"/>
+  </w:num>
+  <w:num w:numId="19" w16cid:durableId="246035772">
+    <w:abstractNumId w:val="12"/>
+  </w:num>
+  <w:num w:numId="20" w16cid:durableId="1382436332">
     <w:abstractNumId w:val="2"/>
+  </w:num>
+  <w:num w:numId="21" w16cid:durableId="31931321">
+    <w:abstractNumId w:val="8"/>
   </w:num>
   <w:numIdMacAtCleanup w:val="16"/>
 </w:numbering>
@@ -57071,14 +57800,17 @@
     <w:rsid w:val="004A34AB"/>
     <w:rsid w:val="004A43FC"/>
     <w:rsid w:val="005934A5"/>
+    <w:rsid w:val="005C4988"/>
     <w:rsid w:val="005E78D3"/>
     <w:rsid w:val="0063583C"/>
     <w:rsid w:val="00687643"/>
+    <w:rsid w:val="006C2E0B"/>
     <w:rsid w:val="006C7BD9"/>
     <w:rsid w:val="0070464B"/>
     <w:rsid w:val="007172EC"/>
     <w:rsid w:val="007266BC"/>
     <w:rsid w:val="0073281C"/>
+    <w:rsid w:val="00760549"/>
     <w:rsid w:val="007A080A"/>
     <w:rsid w:val="007D34E9"/>
     <w:rsid w:val="007E5DA7"/>
@@ -57106,6 +57838,7 @@
     <w:rsid w:val="00CD6C20"/>
     <w:rsid w:val="00CE1F2F"/>
     <w:rsid w:val="00D05816"/>
+    <w:rsid w:val="00D25296"/>
     <w:rsid w:val="00D7095D"/>
     <w:rsid w:val="00D8221B"/>
     <w:rsid w:val="00DE6C53"/>

--- a/misc/Deniss Grabovskis 231RDB217.docx
+++ b/misc/Deniss Grabovskis 231RDB217.docx
@@ -7387,18 +7387,32 @@
         </w:drawing>
       </w:r>
     </w:p>
+    <w:commentRangeStart w:id="74"/>
     <w:p>
       <w:pPr>
         <w:pStyle w:val="Att-nos-ar-skaidrojumiem"/>
       </w:pPr>
-      <w:fldSimple w:instr=" STYLEREF  \s 1-līm-numurēts-virsraksts  \* MERGEFORMAT ">
-        <w:r>
-          <w:rPr>
-            <w:noProof/>
-          </w:rPr>
-          <w:t>3</w:t>
-        </w:r>
-      </w:fldSimple>
+      <w:r>
+        <w:fldChar w:fldCharType="begin"/>
+      </w:r>
+      <w:r>
+        <w:instrText xml:space="preserve"> STYLEREF  \s 1-līm-numurēts-virsraksts  \* MERGEFORMAT </w:instrText>
+      </w:r>
+      <w:r>
+        <w:fldChar w:fldCharType="separate"/>
+      </w:r>
+      <w:r>
+        <w:rPr>
+          <w:noProof/>
+        </w:rPr>
+        <w:t>3</w:t>
+      </w:r>
+      <w:r>
+        <w:rPr>
+          <w:noProof/>
+        </w:rPr>
+        <w:fldChar w:fldCharType="end"/>
+      </w:r>
       <w:r>
         <w:t>.</w:t>
       </w:r>
@@ -7425,50 +7439,6 @@
       </w:r>
       <w:r>
         <w:t xml:space="preserve"> Parsēšanas skripta blokshēma</w:t>
-      </w:r>
-    </w:p>
-    <w:p>
-      <w:pPr>
-        <w:pStyle w:val="1-lm-numurts-virsraksts"/>
-        <w:rPr>
-          <w:rFonts w:asciiTheme="minorHAnsi" w:hAnsiTheme="minorHAnsi"/>
-          <w:lang w:val="ru-RU"/>
-        </w:rPr>
-      </w:pPr>
-      <w:r>
-        <w:rPr>
-          <w:lang w:val="ru-RU"/>
-        </w:rPr>
-        <w:lastRenderedPageBreak/>
-        <w:t>Datu analīze</w:t>
-      </w:r>
-    </w:p>
-    <w:p>
-      <w:pPr>
-        <w:pStyle w:val="2-lm-virsraksts"/>
-        <w:rPr>
-          <w:rFonts w:asciiTheme="minorHAnsi" w:hAnsiTheme="minorHAnsi"/>
-        </w:rPr>
-      </w:pPr>
-      <w:r>
-        <w:t>Prognozēšanas datu kopas īss apraksts</w:t>
-      </w:r>
-    </w:p>
-    <w:p>
-      <w:pPr>
-        <w:pStyle w:val="Teksts"/>
-      </w:pPr>
-      <w:r>
-        <w:t>Kā parādīts iepriekšējās nodaļās, uzņēmuma avota dati tika parsēti no Excel failiem un pārveidoti strukturētā formā SQLite datubāzē.</w:t>
-      </w:r>
-    </w:p>
-    <w:p>
-      <w:pPr>
-        <w:pStyle w:val="Teksts"/>
-      </w:pPr>
-      <w:commentRangeStart w:id="74"/>
-      <w:r>
-        <w:t>Prognozēšanas uzdevumā pārdošanas tabula ir primāri interesanta, jo tā ir pamats mērķa mainīgā, kas saistīts ar pārdošanas apjomu, turpmākai veidošanai. Piegāžu tabulai tomēr ir papildu nozīme, jo piegādes var izmantot kā papildu ievades funkciju neironu tīkla pieejā, bet ne kā galveno prognozes objektu.</w:t>
       </w:r>
       <w:commentRangeEnd w:id="74"/>
       <w:r>
@@ -7478,6 +7448,59 @@
           <w:szCs w:val="24"/>
         </w:rPr>
         <w:commentReference w:id="74"/>
+      </w:r>
+    </w:p>
+    <w:p>
+      <w:pPr>
+        <w:pStyle w:val="1-lm-numurts-virsraksts"/>
+        <w:rPr>
+          <w:rFonts w:asciiTheme="minorHAnsi" w:hAnsiTheme="minorHAnsi"/>
+          <w:lang w:val="ru-RU"/>
+        </w:rPr>
+      </w:pPr>
+      <w:r>
+        <w:rPr>
+          <w:lang w:val="ru-RU"/>
+        </w:rPr>
+        <w:lastRenderedPageBreak/>
+        <w:t>Datu analīze</w:t>
+      </w:r>
+    </w:p>
+    <w:p>
+      <w:pPr>
+        <w:pStyle w:val="2-lm-virsraksts"/>
+        <w:rPr>
+          <w:rFonts w:asciiTheme="minorHAnsi" w:hAnsiTheme="minorHAnsi"/>
+        </w:rPr>
+      </w:pPr>
+      <w:r>
+        <w:t>Prognozēšanas datu kopas īss apraksts</w:t>
+      </w:r>
+    </w:p>
+    <w:p>
+      <w:pPr>
+        <w:pStyle w:val="Teksts"/>
+      </w:pPr>
+      <w:r>
+        <w:t>Kā parādīts iepriekšējās nodaļās, uzņēmuma avota dati tika parsēti no Excel failiem un pārveidoti strukturētā formā SQLite datubāzē.</w:t>
+      </w:r>
+    </w:p>
+    <w:p>
+      <w:pPr>
+        <w:pStyle w:val="Teksts"/>
+      </w:pPr>
+      <w:commentRangeStart w:id="75"/>
+      <w:r>
+        <w:t>Prognozēšanas uzdevumā pārdošanas tabula ir primāri interesanta, jo tā ir pamats mērķa mainīgā, kas saistīts ar pārdošanas apjomu, turpmākai veidošanai. Piegāžu tabulai tomēr ir papildu nozīme, jo piegādes var izmantot kā papildu ievades funkciju neironu tīkla pieejā, bet ne kā galveno prognozes objektu.</w:t>
+      </w:r>
+      <w:commentRangeEnd w:id="75"/>
+      <w:r>
+        <w:rPr>
+          <w:rStyle w:val="CommentReference"/>
+          <w:sz w:val="24"/>
+          <w:szCs w:val="24"/>
+        </w:rPr>
+        <w:commentReference w:id="75"/>
       </w:r>
     </w:p>
     <w:p>
@@ -7880,18 +7903,18 @@
         <w:pStyle w:val="Teksts"/>
         <w:spacing w:before="120"/>
       </w:pPr>
-      <w:commentRangeStart w:id="75"/>
+      <w:commentRangeStart w:id="76"/>
       <w:r>
         <w:t xml:space="preserve">Tādējādi </w:t>
       </w:r>
-      <w:commentRangeEnd w:id="75"/>
+      <w:commentRangeEnd w:id="76"/>
       <w:r>
         <w:rPr>
           <w:rStyle w:val="CommentReference"/>
           <w:sz w:val="24"/>
           <w:szCs w:val="24"/>
         </w:rPr>
-        <w:commentReference w:id="75"/>
+        <w:commentReference w:id="76"/>
       </w:r>
       <w:r>
         <w:t>šajā posmā var uzskatīt, ka sākotnējie dati jau ir pārveidoti analītiski piemērotā formā, un nākamais uzdevums ir novērtēt, cik lielā mērā šie dati ir piemēroti prognozējošo modeļu konstruēšanai.</w:t>
@@ -7909,34 +7932,34 @@
       <w:pPr>
         <w:pStyle w:val="Teksts"/>
       </w:pPr>
-      <w:commentRangeStart w:id="76"/>
+      <w:commentRangeStart w:id="77"/>
       <w:r>
         <w:t xml:space="preserve">Kā </w:t>
       </w:r>
-      <w:commentRangeEnd w:id="76"/>
+      <w:commentRangeEnd w:id="77"/>
       <w:r>
         <w:rPr>
           <w:rStyle w:val="CommentReference"/>
           <w:sz w:val="24"/>
           <w:szCs w:val="24"/>
         </w:rPr>
-        <w:commentReference w:id="76"/>
+        <w:commentReference w:id="77"/>
       </w:r>
       <w:r>
         <w:t xml:space="preserve">jau minēts iepriekš, pieejamie novērojumi aptver periodu no 2025. gada jūlija līdz </w:t>
       </w:r>
-      <w:commentRangeStart w:id="77"/>
+      <w:commentRangeStart w:id="78"/>
       <w:r>
         <w:t xml:space="preserve">2026. gada martam </w:t>
       </w:r>
-      <w:commentRangeEnd w:id="77"/>
+      <w:commentRangeEnd w:id="78"/>
       <w:r>
         <w:rPr>
           <w:rStyle w:val="CommentReference"/>
           <w:sz w:val="24"/>
           <w:szCs w:val="24"/>
         </w:rPr>
-        <w:commentReference w:id="77"/>
+        <w:commentReference w:id="78"/>
       </w:r>
       <w:r>
         <w:t>(ieskaitot). Tas nozīmē, ka ir pieejami tikai deviņu secīgu mēnešu novērojumi. Tas vien jau rada būtiskus ierobežojumus turpmākajai prognozēšanai, jo datos trūkst pat viena pilnīga gada cikla. Līdz ar to, pat ja pārdošanas paradumos ir sezonalitāte, to ir grūti pilnībā noteikt un pārbaudīt tik ilgā laika periodā.</w:t>
@@ -7946,19 +7969,19 @@
       <w:pPr>
         <w:pStyle w:val="Teksts"/>
       </w:pPr>
-      <w:commentRangeStart w:id="78"/>
+      <w:commentRangeStart w:id="79"/>
       <w:r>
         <w:lastRenderedPageBreak/>
         <w:t xml:space="preserve">Papildu </w:t>
       </w:r>
-      <w:commentRangeEnd w:id="78"/>
+      <w:commentRangeEnd w:id="79"/>
       <w:r>
         <w:rPr>
           <w:rStyle w:val="CommentReference"/>
           <w:sz w:val="24"/>
           <w:szCs w:val="24"/>
         </w:rPr>
-        <w:commentReference w:id="78"/>
+        <w:commentReference w:id="79"/>
       </w:r>
       <w:r>
         <w:t>sarežģījums ir tas, ka novērojumu bāze ir ne tikai īsa, bet arī tiek veidota pakāpeniski. Pirmajos grāmatvedības mēnešos dokumentēto materiālu saraksts turpināja paplašināties, kas nozīmē, ka daži produkti netika nekavējoties ievadīti sistēmā. Tāpēc agrīnās vērtības sērijā var atspoguļot ne tikai faktiskos pārdošanas apjomus, bet arī pašas grāmatvedības pilnīgumu. Tas nozīmē, ka zemāki pārdošanas apjomi sākumā (pirmajos mēnešos) ne vienmēr norāda uz tikpat zemu faktisko pieprasījumu.</w:t>
@@ -8002,7 +8025,7 @@
         </w:tabs>
         <w:jc w:val="left"/>
       </w:pPr>
-      <w:commentRangeStart w:id="79"/>
+      <w:commentRangeStart w:id="80"/>
       <w:r>
         <w:tab/>
       </w:r>
@@ -8047,14 +8070,14 @@
       <w:r>
         <w:t xml:space="preserve"> pa mēnešiem </w:t>
       </w:r>
-      <w:commentRangeEnd w:id="79"/>
+      <w:commentRangeEnd w:id="80"/>
       <w:r>
         <w:rPr>
           <w:rStyle w:val="CommentReference"/>
           <w:sz w:val="24"/>
           <w:szCs w:val="24"/>
         </w:rPr>
-        <w:commentReference w:id="79"/>
+        <w:commentReference w:id="80"/>
       </w:r>
     </w:p>
     <w:p>
@@ -8064,18 +8087,18 @@
       <w:r>
         <w:tab/>
       </w:r>
-      <w:commentRangeStart w:id="80"/>
+      <w:commentRangeStart w:id="81"/>
       <w:r>
         <w:t xml:space="preserve">Grafikā </w:t>
       </w:r>
-      <w:commentRangeEnd w:id="80"/>
+      <w:commentRangeEnd w:id="81"/>
       <w:r>
         <w:rPr>
           <w:rStyle w:val="CommentReference"/>
           <w:sz w:val="24"/>
           <w:szCs w:val="24"/>
         </w:rPr>
-        <w:commentReference w:id="80"/>
+        <w:commentReference w:id="81"/>
       </w:r>
       <w:r>
         <w:t>redzams, ka novērotais periods patiešām ir īss: laika ass attēlo tikai daļu no gada, un neatkārtojas tie paši otrā gada mēneši. Tas nozīmē, ka prognozei vajadzētu mazāk paļauties uz sezonalitāti, nekā sākotnēji pieņemts. Vienlaikus grafikā redzams, ka pirmajos mēnešos materiālu apjoms joprojām tika ģenerēts, kas nozīmē, ka agrīnie periodi jāvērtē piesardzīgi. Ir arī vērts atzīmēt, ka dokumentēto materiālu apjoms turpmākajos mēnešos samazinājās. Tas var būt saistīts ar dažādiem procesiem uzņēmumā, un teorētiski tam nevajadzētu ietekmēt prognozi, taču ir vērts to paturēt prātā.</w:t>
@@ -8085,18 +8108,18 @@
       <w:pPr>
         <w:pStyle w:val="Teksts"/>
       </w:pPr>
-      <w:commentRangeStart w:id="81"/>
+      <w:commentRangeStart w:id="82"/>
       <w:r>
         <w:t xml:space="preserve">Tas </w:t>
       </w:r>
-      <w:commentRangeEnd w:id="81"/>
+      <w:commentRangeEnd w:id="82"/>
       <w:r>
         <w:rPr>
           <w:rStyle w:val="CommentReference"/>
           <w:sz w:val="24"/>
           <w:szCs w:val="24"/>
         </w:rPr>
-        <w:commentReference w:id="81"/>
+        <w:commentReference w:id="82"/>
       </w:r>
       <w:r>
         <w:t>noved pie svarīga starpsecinājuma: pieejamie dati ir ierobežoti gan laika horizonta ilguma, gan agrīno novērojumu pilnīguma ziņā. Tas savukārt kļūst par vienu no galvenajiem argumentiem par labu plašākam prognožu apgabalam, nevis detalizētākam (individuālu datu līmenī).</w:t>
@@ -8118,18 +8141,18 @@
       <w:pPr>
         <w:pStyle w:val="Teksts"/>
       </w:pPr>
-      <w:commentRangeStart w:id="82"/>
+      <w:commentRangeStart w:id="83"/>
       <w:r>
         <w:t xml:space="preserve">No </w:t>
       </w:r>
-      <w:commentRangeEnd w:id="82"/>
+      <w:commentRangeEnd w:id="83"/>
       <w:r>
         <w:rPr>
           <w:rStyle w:val="CommentReference"/>
           <w:sz w:val="24"/>
           <w:szCs w:val="24"/>
         </w:rPr>
-        <w:commentReference w:id="82"/>
+        <w:commentReference w:id="83"/>
       </w:r>
       <w:r>
         <w:t>prognozēšanas viedokļa pārdošanas un piegādes datiem ir atšķirīga loma. Pārdošanas apjomi tieši atspoguļo faktisko pieprasījumu un tāpēc dabiski kļūst par prognozēšanas galveno uzmanības objektu. Savukārt piedāvājums raksturo krājumu papildināšanu un ir atkarīgs ne tikai no pieprasījuma, bet arī no iekšējiem lēmumiem un nezināmiem uzņēmuma procesiem.</w:t>
@@ -8139,18 +8162,18 @@
       <w:pPr>
         <w:pStyle w:val="Teksts"/>
       </w:pPr>
-      <w:commentRangeStart w:id="83"/>
+      <w:commentRangeStart w:id="84"/>
       <w:r>
         <w:t xml:space="preserve">Datubāzē </w:t>
       </w:r>
-      <w:commentRangeEnd w:id="83"/>
+      <w:commentRangeEnd w:id="84"/>
       <w:r>
         <w:rPr>
           <w:rStyle w:val="CommentReference"/>
           <w:sz w:val="24"/>
           <w:szCs w:val="24"/>
         </w:rPr>
-        <w:commentReference w:id="83"/>
+        <w:commentReference w:id="84"/>
       </w:r>
       <w:r>
         <w:t xml:space="preserve">ir arī skaidri nošķirti pārdošanas un pirkšanas apjomi: pārdošanas </w:t>
@@ -8172,7 +8195,7 @@
       <w:pPr>
         <w:pStyle w:val="Attls"/>
       </w:pPr>
-      <w:commentRangeStart w:id="84"/>
+      <w:commentRangeStart w:id="85"/>
       <w:r>
         <w:drawing>
           <wp:inline distT="0" distB="0" distL="0" distR="0" wp14:anchorId="6C140874" wp14:editId="16321784">
@@ -8194,14 +8217,14 @@
           </wp:inline>
         </w:drawing>
       </w:r>
-      <w:commentRangeEnd w:id="84"/>
+      <w:commentRangeEnd w:id="85"/>
       <w:r>
         <w:rPr>
           <w:rStyle w:val="CommentReference"/>
           <w:sz w:val="24"/>
           <w:szCs w:val="24"/>
         </w:rPr>
-        <w:commentReference w:id="84"/>
+        <w:commentReference w:id="85"/>
       </w:r>
     </w:p>
     <w:p>
@@ -8254,18 +8277,18 @@
       <w:pPr>
         <w:pStyle w:val="Teksts"/>
       </w:pPr>
-      <w:commentRangeStart w:id="85"/>
+      <w:commentRangeStart w:id="86"/>
       <w:r>
         <w:t xml:space="preserve">Šis </w:t>
       </w:r>
-      <w:commentRangeEnd w:id="85"/>
+      <w:commentRangeEnd w:id="86"/>
       <w:r>
         <w:rPr>
           <w:rStyle w:val="CommentReference"/>
           <w:sz w:val="24"/>
           <w:szCs w:val="24"/>
         </w:rPr>
-        <w:commentReference w:id="85"/>
+        <w:commentReference w:id="86"/>
       </w:r>
       <w:r>
         <w:t>novērojums ir īpaši svarīgs tradicionālajiem modeļiem. Tā kā piegādes veido tik īsu un nestabilu sēriju, tās nav piemērotas kā prognozējošs mainīgais. Neironu tīkla pieejā situācija ir citāda: pat retas piegādes var būt noderīgas kā papildu ievades signāls, ja modelis vienlaikus izmanto vairākas funkcijas. Tomēr pat šajā gadījumā piegādes nevajadzētu uzskatīt par atsevišķu prognozēšanas uzdevumu, bet gan par iespējamu papildu informāciju pārdošanas prognozēšanas modelim.</w:t>
@@ -8275,18 +8298,18 @@
       <w:pPr>
         <w:pStyle w:val="Teksts"/>
       </w:pPr>
-      <w:commentRangeStart w:id="86"/>
+      <w:commentRangeStart w:id="87"/>
       <w:r>
         <w:t xml:space="preserve">Tāpēc </w:t>
       </w:r>
-      <w:commentRangeEnd w:id="86"/>
+      <w:commentRangeEnd w:id="87"/>
       <w:r>
         <w:rPr>
           <w:rStyle w:val="CommentReference"/>
           <w:sz w:val="24"/>
           <w:szCs w:val="24"/>
         </w:rPr>
-        <w:commentReference w:id="86"/>
+        <w:commentReference w:id="87"/>
       </w:r>
       <w:r>
         <w:t>šajā darbā pārdošanas apjomi tiek uzskatīti par galveno prognozēšanas objektu, bet piegādes - par papildu kontekstu, ko var tālāk izmantot sarežģītos modeļos.</w:t>
@@ -8308,34 +8331,34 @@
       <w:pPr>
         <w:pStyle w:val="Teksts"/>
       </w:pPr>
-      <w:commentRangeStart w:id="87"/>
+      <w:commentRangeStart w:id="88"/>
       <w:r>
         <w:t xml:space="preserve">Nākamais </w:t>
       </w:r>
-      <w:commentRangeEnd w:id="87"/>
+      <w:commentRangeEnd w:id="88"/>
       <w:r>
         <w:rPr>
           <w:rStyle w:val="CommentReference"/>
           <w:sz w:val="24"/>
           <w:szCs w:val="24"/>
         </w:rPr>
-        <w:commentReference w:id="87"/>
+        <w:commentReference w:id="88"/>
       </w:r>
       <w:r>
         <w:t xml:space="preserve">svarīgais jautājums ir, kādā līmenī jāveido prognoze: atsevišķu materiālu līmenī vai lielāku produktu grupu līmenī. Formāli avota dati ļauj veidot laika rindu katram materiālam atsevišķi. Tomēr, analizējot pārdošanas apjomu sadalījumu pa mēnešiem, kļūst skaidrs, ka šāds detalizācijas līmenis vairumā gadījumu nav piemērots prognozēšanai: ievērojamai daļai materiālu pieejamā periodā nav pārdošanas vispār vai arī tie tiek pārdoti reti. 88 no 206 materiāliem datubāzē nav reģistrēts neviens pārdošanas mēnesis. </w:t>
       </w:r>
-      <w:commentRangeStart w:id="88"/>
+      <w:commentRangeStart w:id="89"/>
       <w:r>
         <w:t xml:space="preserve">Mediānais </w:t>
       </w:r>
-      <w:commentRangeEnd w:id="88"/>
+      <w:commentRangeEnd w:id="89"/>
       <w:r>
         <w:rPr>
           <w:rStyle w:val="CommentReference"/>
           <w:sz w:val="24"/>
           <w:szCs w:val="24"/>
         </w:rPr>
-        <w:commentReference w:id="88"/>
+        <w:commentReference w:id="89"/>
       </w:r>
       <w:r>
         <w:t>materiāls tiek pārdots tikai divos no deviņiem mēnešiem, kā redzams 4.5. attēlā. Tikai ļoti neliels skaits materiālu uzrāda pārdošanas apjomus lielākajā daļā pieejamo mēnešu. Izmantojot atsevišķus materiālus kā galveno prognozēšanas mērķi, modeļu salīdzinājumi tiktu veikti, izmantojot pārāk īsas un retas laika rindas.</w:t>
@@ -8371,18 +8394,18 @@
       <w:pPr>
         <w:pStyle w:val="Tab-virsraksts"/>
       </w:pPr>
-      <w:commentRangeStart w:id="89"/>
+      <w:commentRangeStart w:id="90"/>
       <w:r>
         <w:t>Materiālu sadalījums pēc pārdošanas mēnešu skaita</w:t>
       </w:r>
-      <w:commentRangeEnd w:id="89"/>
+      <w:commentRangeEnd w:id="90"/>
       <w:r>
         <w:rPr>
           <w:rStyle w:val="CommentReference"/>
           <w:sz w:val="24"/>
           <w:szCs w:val="24"/>
         </w:rPr>
-        <w:commentReference w:id="89"/>
+        <w:commentReference w:id="90"/>
       </w:r>
     </w:p>
     <w:tbl>
@@ -8722,7 +8745,7 @@
       <w:pPr>
         <w:pStyle w:val="Attls"/>
       </w:pPr>
-      <w:commentRangeStart w:id="90"/>
+      <w:commentRangeStart w:id="91"/>
       <w:r>
         <w:lastRenderedPageBreak/>
         <w:drawing>
@@ -8745,14 +8768,14 @@
           </wp:inline>
         </w:drawing>
       </w:r>
-      <w:commentRangeEnd w:id="90"/>
+      <w:commentRangeEnd w:id="91"/>
       <w:r>
         <w:rPr>
           <w:rStyle w:val="CommentReference"/>
           <w:sz w:val="24"/>
           <w:szCs w:val="24"/>
         </w:rPr>
-        <w:commentReference w:id="90"/>
+        <w:commentReference w:id="91"/>
       </w:r>
     </w:p>
     <w:p>
@@ -8809,18 +8832,18 @@
       <w:pPr>
         <w:pStyle w:val="Teksts"/>
       </w:pPr>
-      <w:commentRangeStart w:id="91"/>
+      <w:commentRangeStart w:id="92"/>
       <w:r>
         <w:t xml:space="preserve">Šādi </w:t>
       </w:r>
-      <w:commentRangeEnd w:id="91"/>
+      <w:commentRangeEnd w:id="92"/>
       <w:r>
         <w:rPr>
           <w:rStyle w:val="CommentReference"/>
           <w:sz w:val="24"/>
           <w:szCs w:val="24"/>
         </w:rPr>
-        <w:commentReference w:id="91"/>
+        <w:commentReference w:id="92"/>
       </w:r>
       <w:r>
         <w:t>dati ir neērti ne tikai tradicionālajām metodēm, bet pat salīdzināšanai. Ja prognoze ir balstīta uz individuāliem datiem, tradicionālās metodes tiks novērtētas, izmantojot ļoti retus, nestabilus datu kopumus. Šajā gadījumā salīdzināšanas rezultāts būs atkarīgs nevis no modeļa kvalitātes, bet gan no tā veiksmes trāpīt retam pārdošanas mēnesim. Tas padara secinājumus par metožu salīdzināšanu pārāk vājus.</w:t>
@@ -8830,18 +8853,18 @@
       <w:pPr>
         <w:pStyle w:val="Teksts"/>
       </w:pPr>
-      <w:commentRangeStart w:id="92"/>
+      <w:commentRangeStart w:id="93"/>
       <w:r>
         <w:t xml:space="preserve">Tāpēc </w:t>
       </w:r>
-      <w:commentRangeEnd w:id="92"/>
+      <w:commentRangeEnd w:id="93"/>
       <w:r>
         <w:rPr>
           <w:rStyle w:val="CommentReference"/>
           <w:sz w:val="24"/>
           <w:szCs w:val="24"/>
         </w:rPr>
-        <w:commentReference w:id="92"/>
+        <w:commentReference w:id="93"/>
       </w:r>
       <w:r>
         <w:t>galvenās problēmas formulējumam tika apsvērts plašāks apkopojuma līmenis — zīmola</w:t>
@@ -8889,18 +8912,18 @@
       <w:pPr>
         <w:pStyle w:val="Tab-virsraksts"/>
       </w:pPr>
-      <w:commentRangeStart w:id="93"/>
+      <w:commentRangeStart w:id="94"/>
       <w:r>
         <w:t>Zīmolu+kategoriju grupas un mēnešu skaits ar pārdošanas apjomiem, kas nav nulle</w:t>
       </w:r>
-      <w:commentRangeEnd w:id="93"/>
+      <w:commentRangeEnd w:id="94"/>
       <w:r>
         <w:rPr>
           <w:rStyle w:val="CommentReference"/>
           <w:sz w:val="24"/>
           <w:szCs w:val="24"/>
         </w:rPr>
-        <w:commentReference w:id="93"/>
+        <w:commentReference w:id="94"/>
       </w:r>
     </w:p>
     <w:tbl>
@@ -9561,34 +9584,34 @@
       <w:pPr>
         <w:pStyle w:val="Teksts"/>
       </w:pPr>
-      <w:commentRangeStart w:id="94"/>
+      <w:commentRangeStart w:id="95"/>
       <w:r>
         <w:t xml:space="preserve">Pēc </w:t>
       </w:r>
-      <w:commentRangeEnd w:id="94"/>
+      <w:commentRangeEnd w:id="95"/>
       <w:r>
         <w:rPr>
           <w:rStyle w:val="CommentReference"/>
           <w:sz w:val="24"/>
           <w:szCs w:val="24"/>
         </w:rPr>
-        <w:commentReference w:id="94"/>
+        <w:commentReference w:id="95"/>
       </w:r>
       <w:r>
         <w:t xml:space="preserve">šīs apkopošanas izrādījās, ka datos bija ierobežots, bet jau analīzei piemērots grupu skaits, kurās pārdošanas apjomi tika novēroti relatīvi regulāri. </w:t>
       </w:r>
-      <w:commentRangeStart w:id="95"/>
+      <w:commentRangeStart w:id="96"/>
       <w:r>
         <w:t>Tas padara zīmola+kategorijas līmeni piemērotāku primārajam prognozēšanas uzdevumam nekā atsevišķu produktu līmeni</w:t>
       </w:r>
-      <w:commentRangeEnd w:id="95"/>
+      <w:commentRangeEnd w:id="96"/>
       <w:r>
         <w:rPr>
           <w:rStyle w:val="CommentReference"/>
           <w:sz w:val="24"/>
           <w:szCs w:val="24"/>
         </w:rPr>
-        <w:commentReference w:id="95"/>
+        <w:commentReference w:id="96"/>
       </w:r>
       <w:r>
         <w:t>.</w:t>
@@ -9604,18 +9627,18 @@
       <w:pPr>
         <w:pStyle w:val="Teksts"/>
       </w:pPr>
-      <w:commentRangeStart w:id="96"/>
+      <w:commentRangeStart w:id="97"/>
       <w:r>
         <w:t xml:space="preserve">Tomēr </w:t>
       </w:r>
-      <w:commentRangeEnd w:id="96"/>
+      <w:commentRangeEnd w:id="97"/>
       <w:r>
         <w:rPr>
           <w:rStyle w:val="CommentReference"/>
           <w:sz w:val="24"/>
           <w:szCs w:val="24"/>
         </w:rPr>
-        <w:commentReference w:id="96"/>
+        <w:commentReference w:id="97"/>
       </w:r>
       <w:r>
         <w:t xml:space="preserve">pat </w:t>
@@ -9623,18 +9646,18 @@
       <w:r>
         <w:t xml:space="preserve">pēc pāriešanas uz zīmola+kategorijas līmeni ne visas grupas ir vienlīdz piemērotas prognozēšanai. Dažas grupas joprojām ir retas, izkaisītas un reti rada pārdošanas apjomus. Tāpēc turpmākai eksperimentēšanai ir nepieciešama papildu grupu atlase. Autors nolēma galvenajā eksperimentā iekļaut tikai tās zīmolu+kategoriju grupas, kurās pārdošanas apjomi tika novēroti lielākajā daļā pieejamo mēnešu. Tas nozīmē, ka sērijā jāiekļauj pārdošanas apjomi, kas nav nulle, </w:t>
       </w:r>
-      <w:commentRangeStart w:id="97"/>
+      <w:commentRangeStart w:id="98"/>
       <w:r>
         <w:t>vismaz sešos no deviņiem mēnešiem</w:t>
       </w:r>
-      <w:commentRangeEnd w:id="97"/>
+      <w:commentRangeEnd w:id="98"/>
       <w:r>
         <w:rPr>
           <w:rStyle w:val="CommentReference"/>
           <w:sz w:val="24"/>
           <w:szCs w:val="24"/>
         </w:rPr>
-        <w:commentReference w:id="97"/>
+        <w:commentReference w:id="98"/>
       </w:r>
       <w:r>
         <w:t>. Šis ierobežojums nav ieviests kā universāls noteikums, bet gan kā darba atlases kritērijs, kas balstīts uz datu struktūru. Praksē tas nozīmē, ka galvenajā eksperimentā tiek iekļautas tikai tās grupas, kurās pārdošanas apjomi tiek novēroti pietiekami regulāri, lai sērijā būtu vismaz minimāla pārdošanas dinamika</w:t>
@@ -9661,19 +9684,19 @@
       <w:pPr>
         <w:pStyle w:val="Teksts"/>
       </w:pPr>
-      <w:commentRangeStart w:id="98"/>
       <w:commentRangeStart w:id="99"/>
+      <w:commentRangeStart w:id="100"/>
       <w:r>
         <w:t xml:space="preserve">Primārais </w:t>
       </w:r>
-      <w:commentRangeEnd w:id="99"/>
+      <w:commentRangeEnd w:id="100"/>
       <w:r>
         <w:rPr>
           <w:rStyle w:val="CommentReference"/>
           <w:sz w:val="24"/>
           <w:szCs w:val="24"/>
         </w:rPr>
-        <w:commentReference w:id="99"/>
+        <w:commentReference w:id="100"/>
       </w:r>
       <w:r>
         <w:t xml:space="preserve">prognozes mainīgais ir </w:t>
@@ -9688,14 +9711,14 @@
       <w:r>
         <w:t xml:space="preserve"> </w:t>
       </w:r>
-      <w:commentRangeEnd w:id="98"/>
+      <w:commentRangeEnd w:id="99"/>
       <w:r>
         <w:rPr>
           <w:rStyle w:val="CommentReference"/>
           <w:sz w:val="24"/>
           <w:szCs w:val="24"/>
         </w:rPr>
-        <w:commentReference w:id="98"/>
+        <w:commentReference w:id="99"/>
       </w:r>
       <w:r>
         <w:t xml:space="preserve">— pārdošanas apjoms kubikmetros. Šo lēmumu nosaka uzņēmuma perspektīva: kokmateriālu iepirkumi tiek mērīti kubikmetros, kas nozīmē, ka tie ir jāprognozē. Ja prognozēšanas uzdevums ir saistīts ar nākamajam periodam nepieciešamo kokmateriālu daudzumu, tad prognoze kubikmetros būs nozīmīgāka. Lai gan tas var nešķist īpaši informatīvi </w:t>
@@ -9729,18 +9752,18 @@
       <w:pPr>
         <w:pStyle w:val="Teksts"/>
       </w:pPr>
-      <w:commentRangeStart w:id="100"/>
+      <w:commentRangeStart w:id="101"/>
       <w:r>
         <w:t xml:space="preserve">Šajā </w:t>
       </w:r>
-      <w:commentRangeEnd w:id="100"/>
+      <w:commentRangeEnd w:id="101"/>
       <w:r>
         <w:rPr>
           <w:rStyle w:val="CommentReference"/>
           <w:sz w:val="24"/>
           <w:szCs w:val="24"/>
         </w:rPr>
-        <w:commentReference w:id="100"/>
+        <w:commentReference w:id="101"/>
       </w:r>
       <w:r>
         <w:t>pētījumā sērijas konstruēšanai tiek izmantots mēneša solis. Katrai izvēlētajai zīmola+kategorijas grupai tiek ģenerēta vērtību secība mēnešiem no 2025. gada jūlija līdz 2026. gada martam. Ja attiecīgajā mēnesī konkrētajai grupai netiek reģistrēti pārdošanas apjomi, tiek pieņemts, ka tā ir nulle. Šis noteikums ir pieņemams tieši apkopotu grupu līmenī, jo mēnesis joprojām ir daļa no kopējā novērošanas perioda, vienkārši bez viena pārdošanas darījuma.</w:t>
@@ -10471,11 +10494,12 @@
           <w:lang w:val="ru-RU"/>
         </w:rPr>
       </w:pPr>
-      <w:commentRangeStart w:id="101"/>
+      <w:commentRangeStart w:id="102"/>
+      <w:commentRangeStart w:id="103"/>
       <w:r>
         <w:t>Laika rindu veidošana prognozēšanai</w:t>
       </w:r>
-      <w:commentRangeEnd w:id="101"/>
+      <w:commentRangeEnd w:id="103"/>
       <w:r>
         <w:rPr>
           <w:rStyle w:val="CommentReference"/>
@@ -10484,25 +10508,36 @@
           <w:szCs w:val="28"/>
           <w:lang w:val="ru-RU"/>
         </w:rPr>
-        <w:commentReference w:id="101"/>
+        <w:commentReference w:id="103"/>
+      </w:r>
+      <w:commentRangeEnd w:id="102"/>
+      <w:r>
+        <w:rPr>
+          <w:rStyle w:val="CommentReference"/>
+          <w:rFonts w:asciiTheme="minorHAnsi" w:hAnsiTheme="minorHAnsi"/>
+          <w:sz w:val="28"/>
+          <w:szCs w:val="28"/>
+          <w:lang w:val="ru-RU"/>
+        </w:rPr>
+        <w:commentReference w:id="102"/>
       </w:r>
     </w:p>
     <w:p>
       <w:pPr>
         <w:pStyle w:val="Teksts"/>
       </w:pPr>
-      <w:commentRangeStart w:id="102"/>
+      <w:commentRangeStart w:id="104"/>
       <w:r>
         <w:t xml:space="preserve">Atsevišķs </w:t>
       </w:r>
-      <w:commentRangeEnd w:id="102"/>
+      <w:commentRangeEnd w:id="104"/>
       <w:r>
         <w:rPr>
           <w:rStyle w:val="CommentReference"/>
           <w:sz w:val="24"/>
           <w:szCs w:val="24"/>
         </w:rPr>
-        <w:commentReference w:id="102"/>
+        <w:commentReference w:id="104"/>
       </w:r>
       <w:r>
         <w:t>jautājums ir par to, cik labi novērojumu pirmie mēneši atspoguļo faktisko pieprasījumu un cik lielā mērā to ietekmēja pakāpeniska pašas grāmatvedības datubāzes attīstība. Šim nolūkam ir lietderīgi salīdzināt divas vērtības: dokumentēto nozīmīgo materiālu skaitu un kopējo pārdošanas apjomu pa mēnešiem. Šo grafiku var</w:t>
@@ -10518,19 +10553,19 @@
       <w:pPr>
         <w:pStyle w:val="Teksts"/>
       </w:pPr>
-      <w:commentRangeStart w:id="103"/>
+      <w:commentRangeStart w:id="105"/>
       <w:r>
         <w:lastRenderedPageBreak/>
         <w:t xml:space="preserve">Tas </w:t>
       </w:r>
-      <w:commentRangeEnd w:id="103"/>
+      <w:commentRangeEnd w:id="105"/>
       <w:r>
         <w:rPr>
           <w:rStyle w:val="CommentReference"/>
           <w:sz w:val="24"/>
           <w:szCs w:val="24"/>
         </w:rPr>
-        <w:commentReference w:id="103"/>
+        <w:commentReference w:id="105"/>
       </w:r>
       <w:r>
         <w:t>apstiprina jau izdarīto secinājumu: pieejamos datus ierobežo ne tikai perioda ilgums, bet arī grāmatvedības uzskaites pilnīgums novērošanas perioda sākumā.</w:t>
@@ -10643,18 +10678,18 @@
       <w:r>
         <w:t xml:space="preserve">Ceturtkārt, pārdošanas apjomi </w:t>
       </w:r>
-      <w:commentRangeStart w:id="104"/>
+      <w:commentRangeStart w:id="106"/>
       <w:r>
         <w:t>tiks prognozēti vienu mēnesi uz priekšu</w:t>
       </w:r>
-      <w:commentRangeEnd w:id="104"/>
+      <w:commentRangeEnd w:id="106"/>
       <w:r>
         <w:rPr>
           <w:rStyle w:val="CommentReference"/>
           <w:sz w:val="24"/>
           <w:szCs w:val="24"/>
         </w:rPr>
-        <w:commentReference w:id="104"/>
+        <w:commentReference w:id="106"/>
       </w:r>
       <w:r>
         <w:t xml:space="preserve">. Ar deviņu mēnešu pieejamajiem datiem tas ir tehniski vispiemērotākais. Ilgāki prognozēšanas periodi būtu mazāk ticami ierobežotā datu apjoma dēļ. </w:t>
@@ -10667,34 +10702,34 @@
       <w:r>
         <w:t xml:space="preserve">Visbeidzot, turpmākā metožu salīdzināšana tiks balstīta uz tiem pašiem ievades datiem un to pašu mērķa mainīgo. Galvenie aplūkotie modeļi būs </w:t>
       </w:r>
-      <w:commentRangeStart w:id="105"/>
+      <w:commentRangeStart w:id="107"/>
       <w:r>
         <w:t>naivā prognozēšana</w:t>
       </w:r>
-      <w:commentRangeEnd w:id="105"/>
+      <w:commentRangeEnd w:id="107"/>
       <w:r>
         <w:rPr>
           <w:rStyle w:val="CommentReference"/>
           <w:sz w:val="24"/>
           <w:szCs w:val="24"/>
         </w:rPr>
-        <w:commentReference w:id="105"/>
+        <w:commentReference w:id="107"/>
       </w:r>
       <w:r>
         <w:t xml:space="preserve">, vienkāršā eksponenciālā izlīdzināšana, ARIMA un LSTM. </w:t>
       </w:r>
-      <w:commentRangeStart w:id="106"/>
+      <w:commentRangeStart w:id="108"/>
       <w:r>
         <w:t>Iekšējai kvalitātes novērtēšanai secīga validācija tiks veikta vēsturiskajos mēnešos, un galīgā validācija tiks veikta jaunākajā pieejamajā kontroles mēnesī.</w:t>
       </w:r>
-      <w:commentRangeEnd w:id="106"/>
+      <w:commentRangeEnd w:id="108"/>
       <w:r>
         <w:rPr>
           <w:rStyle w:val="CommentReference"/>
           <w:sz w:val="24"/>
           <w:szCs w:val="24"/>
         </w:rPr>
-        <w:commentReference w:id="106"/>
+        <w:commentReference w:id="108"/>
       </w:r>
     </w:p>
     <w:p>
@@ -10718,18 +10753,18 @@
       <w:pPr>
         <w:pStyle w:val="Teksts"/>
       </w:pPr>
-      <w:commentRangeStart w:id="107"/>
+      <w:commentRangeStart w:id="109"/>
       <w:r>
         <w:t xml:space="preserve">Lai </w:t>
       </w:r>
-      <w:commentRangeEnd w:id="107"/>
+      <w:commentRangeEnd w:id="109"/>
       <w:r>
         <w:rPr>
           <w:rStyle w:val="CommentReference"/>
           <w:sz w:val="24"/>
           <w:szCs w:val="24"/>
         </w:rPr>
-        <w:commentReference w:id="107"/>
+        <w:commentReference w:id="109"/>
       </w:r>
       <w:r>
         <w:t>nodrošinātu godīgu modeļa novērtējumu, apmācība vienmēr tiek veikta tikai ar iepriekšējiem datiem, un testēšana tiek veikta nākamajā mēnesī. Šajā modelī tiek izmantotas trīs validācijas kombinācijas:</w:t>
@@ -10763,18 +10798,18 @@
       <w:pPr>
         <w:pStyle w:val="Teksts"/>
       </w:pPr>
-      <w:commentRangeStart w:id="108"/>
+      <w:commentRangeStart w:id="110"/>
       <w:r>
         <w:t xml:space="preserve">Tādējādi </w:t>
       </w:r>
-      <w:commentRangeEnd w:id="108"/>
+      <w:commentRangeEnd w:id="110"/>
       <w:r>
         <w:rPr>
           <w:rStyle w:val="CommentReference"/>
           <w:sz w:val="24"/>
           <w:szCs w:val="24"/>
         </w:rPr>
-        <w:commentReference w:id="108"/>
+        <w:commentReference w:id="110"/>
       </w:r>
       <w:r>
         <w:t>katrā nākamajā eksperimentā tiek izmantots nedaudz vairāk apmācības datu un pārbaudīta nākamā mēneša prognoze. Tas ļauj iegūt vairākus konsekventus rezultātus un salīdzināt metožu robustumu, lai nodrošinātu to efektivitāti.</w:t>
@@ -10796,18 +10831,18 @@
       <w:pPr>
         <w:pStyle w:val="Teksts"/>
       </w:pPr>
-      <w:commentRangeStart w:id="109"/>
+      <w:commentRangeStart w:id="111"/>
       <w:r>
         <w:t xml:space="preserve">Naivās </w:t>
       </w:r>
-      <w:commentRangeEnd w:id="109"/>
+      <w:commentRangeEnd w:id="111"/>
       <w:r>
         <w:rPr>
           <w:rStyle w:val="CommentReference"/>
           <w:sz w:val="24"/>
           <w:szCs w:val="24"/>
         </w:rPr>
-        <w:commentReference w:id="109"/>
+        <w:commentReference w:id="111"/>
       </w:r>
       <w:r>
         <w:t>prognozes metode ir vienkāršākā prognozēšanas metode, kurā nākamā mēneša vērtība tiek pieņemta kā vienāda ar iepriekšējā mēneša vērtību. Formāli to var uzrakstīt šādi</w:t>
@@ -11178,18 +11213,18 @@
       <w:pPr>
         <w:pStyle w:val="Teksts"/>
       </w:pPr>
-      <w:commentRangeStart w:id="110"/>
+      <w:commentRangeStart w:id="112"/>
       <w:r>
         <w:t xml:space="preserve">Tas </w:t>
       </w:r>
-      <w:commentRangeEnd w:id="110"/>
+      <w:commentRangeEnd w:id="112"/>
       <w:r>
         <w:rPr>
           <w:rStyle w:val="CommentReference"/>
           <w:sz w:val="24"/>
           <w:szCs w:val="24"/>
         </w:rPr>
-        <w:commentReference w:id="110"/>
+        <w:commentReference w:id="112"/>
       </w:r>
       <w:r>
         <w:t>ir, prognozējot 2026. gada janvāri, tika izmantota 2025. gada decembra vērtība, prognozējot 2026. gada februāri, tika izmantota 2026. gada janvāra vērtība, un prognozējot 2026. gada martu, tika izmantota 2026. gada februāra vērtība.</w:t>
@@ -11199,18 +11234,18 @@
       <w:pPr>
         <w:pStyle w:val="Teksts"/>
       </w:pPr>
-      <w:commentRangeStart w:id="111"/>
+      <w:commentRangeStart w:id="113"/>
       <w:r>
         <w:t xml:space="preserve">Šajā </w:t>
       </w:r>
-      <w:commentRangeEnd w:id="111"/>
+      <w:commentRangeEnd w:id="113"/>
       <w:r>
         <w:rPr>
           <w:rStyle w:val="CommentReference"/>
           <w:sz w:val="24"/>
           <w:szCs w:val="24"/>
         </w:rPr>
-        <w:commentReference w:id="111"/>
+        <w:commentReference w:id="113"/>
       </w:r>
       <w:r>
         <w:t>darbā naivā prognoze tiek izmantota kā bāzes līnija salīdzināšanai ar citām metodēm. Ja sarežģītāks modelis nedarbojas labāk nekā vienkārši iepriekšējā mēneša vērtības pārnešana, tā praktisko priekšrocību dotajā datu kopā nevar uzskatīt par apstiprinātu.</w:t>
@@ -11218,18 +11253,18 @@
       <w:r>
         <w:t xml:space="preserve"> </w:t>
       </w:r>
-      <w:commentRangeStart w:id="112"/>
+      <w:commentRangeStart w:id="114"/>
       <w:r>
         <w:t xml:space="preserve">Sakritība </w:t>
       </w:r>
-      <w:commentRangeEnd w:id="112"/>
+      <w:commentRangeEnd w:id="114"/>
       <w:r>
         <w:rPr>
           <w:rStyle w:val="CommentReference"/>
           <w:sz w:val="24"/>
           <w:szCs w:val="24"/>
         </w:rPr>
-        <w:commentReference w:id="112"/>
+        <w:commentReference w:id="114"/>
       </w:r>
       <w:r>
         <w:t>starp sarežģītākā modeļa prognozi un naivo prognozi neti</w:t>
@@ -11982,18 +12017,18 @@
       <w:pPr>
         <w:pStyle w:val="Teksts"/>
       </w:pPr>
-      <w:commentRangeStart w:id="113"/>
+      <w:commentRangeStart w:id="115"/>
       <w:r>
         <w:t xml:space="preserve">Vienkāršā </w:t>
       </w:r>
-      <w:commentRangeEnd w:id="113"/>
+      <w:commentRangeEnd w:id="115"/>
       <w:r>
         <w:rPr>
           <w:rStyle w:val="CommentReference"/>
           <w:sz w:val="24"/>
           <w:szCs w:val="24"/>
         </w:rPr>
-        <w:commentReference w:id="113"/>
+        <w:commentReference w:id="115"/>
       </w:r>
       <w:r>
         <w:t>eksponenciālā izlīdzināšana ir tradicionāla laika rindu prognozēšanas metode, kurā nākamās vērtības prognoze tiek balstīta uz izlīdzinātu rindas līmeni, ņemot vērā iepriekšējos novērojumus. Atšķirībā no naivās prognozēšanas, šī metode balstās uz visām zināmajām rindas vērtībām (ieskaitot agrākās), pakāpeniski samazinot to ietekmi. Formāli metodi var uzrakstīt šādi:</w:t>
@@ -12356,18 +12391,18 @@
       <w:pPr>
         <w:pStyle w:val="Teksts"/>
       </w:pPr>
-      <w:commentRangeStart w:id="114"/>
+      <w:commentRangeStart w:id="116"/>
       <w:r>
         <w:t xml:space="preserve">Lai </w:t>
       </w:r>
-      <w:commentRangeEnd w:id="114"/>
+      <w:commentRangeEnd w:id="116"/>
       <w:r>
         <w:rPr>
           <w:rStyle w:val="CommentReference"/>
           <w:sz w:val="24"/>
           <w:szCs w:val="24"/>
         </w:rPr>
-        <w:commentReference w:id="114"/>
+        <w:commentReference w:id="116"/>
       </w:r>
       <w:r>
         <w:t>pielietotu metodi, dati tika iegūti no iepriekš apspriestās SQLite datubāzes. Šajā posmā kopējais pārdošanas apjoms (sale_m3) tika aprēķināts katrai zīmola+kategorijas grupai un katram mēnesim no 2025. gada jūlija līdz 2026. gada martam</w:t>
@@ -12396,18 +12431,18 @@
       <w:pPr>
         <w:pStyle w:val="Teksts"/>
       </w:pPr>
-      <w:commentRangeStart w:id="115"/>
+      <w:commentRangeStart w:id="117"/>
       <w:r>
         <w:t xml:space="preserve">Metode </w:t>
       </w:r>
-      <w:commentRangeEnd w:id="115"/>
+      <w:commentRangeEnd w:id="117"/>
       <w:r>
         <w:rPr>
           <w:rStyle w:val="CommentReference"/>
           <w:sz w:val="24"/>
           <w:szCs w:val="24"/>
         </w:rPr>
-        <w:commentReference w:id="115"/>
+        <w:commentReference w:id="117"/>
       </w:r>
       <w:r>
         <w:t xml:space="preserve">tika ieviesta Python valodā, izmantojot statsmodels bibliotēku, kurā vienkāršu eksponenciālu izlīdzināšanu attēlo SimpleExpSmoothing klase. Katrai grupai modelis tika apmācīts atsevišķi sērijas apmācības daļā. </w:t>
@@ -13054,18 +13089,18 @@
       <w:pPr>
         <w:pStyle w:val="Teksts"/>
       </w:pPr>
-      <w:commentRangeStart w:id="116"/>
+      <w:commentRangeStart w:id="118"/>
       <w:r>
         <w:t xml:space="preserve">ARIMA </w:t>
       </w:r>
-      <w:commentRangeEnd w:id="116"/>
+      <w:commentRangeEnd w:id="118"/>
       <w:r>
         <w:rPr>
           <w:rStyle w:val="CommentReference"/>
           <w:sz w:val="24"/>
           <w:szCs w:val="24"/>
         </w:rPr>
-        <w:commentReference w:id="116"/>
+        <w:commentReference w:id="118"/>
       </w:r>
       <w:r>
         <w:t>modeli definē trīs nenegatīvu veselu skaitļu parametri: p, d un q</w:t>
@@ -13156,19 +13191,19 @@
       <w:pPr>
         <w:pStyle w:val="Teksts"/>
       </w:pPr>
-      <w:commentRangeStart w:id="117"/>
+      <w:commentRangeStart w:id="119"/>
       <w:r>
         <w:lastRenderedPageBreak/>
         <w:t xml:space="preserve">Pareiza </w:t>
       </w:r>
-      <w:commentRangeEnd w:id="117"/>
+      <w:commentRangeEnd w:id="119"/>
       <w:r>
         <w:rPr>
           <w:rStyle w:val="CommentReference"/>
           <w:sz w:val="24"/>
           <w:szCs w:val="24"/>
         </w:rPr>
-        <w:commentReference w:id="117"/>
+        <w:commentReference w:id="119"/>
       </w:r>
       <w:r>
         <w:t>šo trīs parametru kombinācija sniegtu vislabāko modeļa prognozi. Tā kā pareizo ARIMA konfigurāciju nevar iepriekš zināt, katram koda testam tika pārbaudīts ierobežots p, d un q kandidātu kombināciju kopums, un tika izvēlēta labākā. Labākās konfigurācijas izvēlei tika izmantots AIC kritērijs. Tās standarta formu var uzrakstīt šādi</w:t>
@@ -13223,7 +13258,7 @@
         </w:rPr>
         <w:tab/>
       </w:r>
-      <w:bookmarkStart w:id="118" w:name="_Ref226990354"/>
+      <w:bookmarkStart w:id="120" w:name="_Ref226990354"/>
       <m:oMath>
         <m:r>
           <w:rPr>
@@ -13356,7 +13391,7 @@
       <w:r>
         <w:t>)</w:t>
       </w:r>
-      <w:bookmarkEnd w:id="118"/>
+      <w:bookmarkEnd w:id="120"/>
     </w:p>
     <w:p>
       <w:pPr>
@@ -13440,28 +13475,28 @@
       <w:pPr>
         <w:pStyle w:val="Teksts"/>
       </w:pPr>
-      <w:commentRangeStart w:id="119"/>
-      <w:commentRangeStart w:id="120"/>
+      <w:commentRangeStart w:id="121"/>
+      <w:commentRangeStart w:id="122"/>
       <w:r>
         <w:t xml:space="preserve">Kritērijs </w:t>
       </w:r>
-      <w:commentRangeEnd w:id="120"/>
+      <w:commentRangeEnd w:id="122"/>
       <w:r>
         <w:rPr>
           <w:rStyle w:val="CommentReference"/>
           <w:sz w:val="24"/>
           <w:szCs w:val="24"/>
         </w:rPr>
-        <w:commentReference w:id="120"/>
-      </w:r>
-      <w:commentRangeEnd w:id="119"/>
+        <w:commentReference w:id="122"/>
+      </w:r>
+      <w:commentRangeEnd w:id="121"/>
       <w:r>
         <w:rPr>
           <w:rStyle w:val="CommentReference"/>
           <w:sz w:val="24"/>
           <w:szCs w:val="24"/>
         </w:rPr>
-        <w:commentReference w:id="119"/>
+        <w:commentReference w:id="121"/>
       </w:r>
       <w:r>
         <w:t xml:space="preserve">tiek aprēķināts, pamatojoties uz </w:t>
@@ -13544,18 +13579,18 @@
       <w:r>
         <w:t xml:space="preserve">. </w:t>
       </w:r>
-      <w:commentRangeStart w:id="121"/>
+      <w:commentRangeStart w:id="123"/>
       <w:r>
         <w:t xml:space="preserve">Par to raksta </w:t>
       </w:r>
-      <w:commentRangeEnd w:id="121"/>
+      <w:commentRangeEnd w:id="123"/>
       <w:r>
         <w:rPr>
           <w:rStyle w:val="CommentReference"/>
           <w:sz w:val="24"/>
           <w:szCs w:val="24"/>
         </w:rPr>
-        <w:commentReference w:id="121"/>
+        <w:commentReference w:id="123"/>
       </w:r>
       <w:sdt>
         <w:sdtPr>
@@ -13601,18 +13636,18 @@
       <w:r>
         <w:t xml:space="preserve">. </w:t>
       </w:r>
-      <w:commentRangeStart w:id="122"/>
+      <w:commentRangeStart w:id="124"/>
       <w:r>
         <w:t xml:space="preserve">Līdz </w:t>
       </w:r>
-      <w:commentRangeEnd w:id="122"/>
+      <w:commentRangeEnd w:id="124"/>
       <w:r>
         <w:rPr>
           <w:rStyle w:val="CommentReference"/>
           <w:sz w:val="24"/>
           <w:szCs w:val="24"/>
         </w:rPr>
-        <w:commentReference w:id="122"/>
+        <w:commentReference w:id="124"/>
       </w:r>
       <w:r>
         <w:t>ar to k</w:t>
@@ -13639,18 +13674,18 @@
         </w:tabs>
         <w:jc w:val="left"/>
       </w:pPr>
-      <w:commentRangeStart w:id="123"/>
+      <w:commentRangeStart w:id="125"/>
       <w:r>
         <w:t xml:space="preserve">Sākotnējais </w:t>
       </w:r>
-      <w:commentRangeEnd w:id="123"/>
+      <w:commentRangeEnd w:id="125"/>
       <w:r>
         <w:rPr>
           <w:rStyle w:val="CommentReference"/>
           <w:sz w:val="24"/>
           <w:szCs w:val="24"/>
         </w:rPr>
-        <w:commentReference w:id="123"/>
+        <w:commentReference w:id="125"/>
       </w:r>
       <w:r>
         <w:t>kandidātu kombinācijas</w:t>
@@ -14510,18 +14545,18 @@
         </w:tabs>
         <w:jc w:val="left"/>
       </w:pPr>
-      <w:commentRangeStart w:id="124"/>
+      <w:commentRangeStart w:id="126"/>
       <w:r>
         <w:t xml:space="preserve">Implementācijai </w:t>
       </w:r>
-      <w:commentRangeEnd w:id="124"/>
+      <w:commentRangeEnd w:id="126"/>
       <w:r>
         <w:rPr>
           <w:rStyle w:val="CommentReference"/>
           <w:sz w:val="24"/>
           <w:szCs w:val="24"/>
         </w:rPr>
-        <w:commentReference w:id="124"/>
+        <w:commentReference w:id="126"/>
       </w:r>
       <w:r>
         <w:t>tika izmantota tā pati bibliotēka, kas tika izmantota vienkāršajai eksponenciālajai izlīdzināšanai, tāpēc pieeja un metodes palika nemainīgas; kods atšķīrās tikai noteiktos modeļa parametros. Veidojot ARIMA, papildus tika izmantoti parametri enforce_stationarity=False un enforce_invertibility=False. Pirmais parametrs atspējo stingro stacionaritātes prasību modeļa autoregresīvajai daļai, bet otrais atspējo stingro invertējamības prasību slīdošā vidējā daļai</w:t>
@@ -15251,18 +15286,18 @@
       <w:pPr>
         <w:pStyle w:val="2-lm-virsraksts"/>
       </w:pPr>
-      <w:commentRangeStart w:id="125"/>
+      <w:commentRangeStart w:id="127"/>
       <w:r>
         <w:t>LSTM neironu tīkls</w:t>
       </w:r>
-      <w:commentRangeEnd w:id="125"/>
+      <w:commentRangeEnd w:id="127"/>
       <w:r>
         <w:rPr>
           <w:rStyle w:val="CommentReference"/>
           <w:sz w:val="28"/>
           <w:szCs w:val="28"/>
         </w:rPr>
-        <w:commentReference w:id="125"/>
+        <w:commentReference w:id="127"/>
       </w:r>
     </w:p>
     <w:p>
@@ -15277,21 +15312,21 @@
       <w:pPr>
         <w:pStyle w:val="Teksts"/>
       </w:pPr>
-      <w:commentRangeStart w:id="126"/>
+      <w:commentRangeStart w:id="128"/>
       <w:r>
         <w:t>V</w:t>
       </w:r>
       <w:r>
         <w:t xml:space="preserve">ienvirziena </w:t>
       </w:r>
-      <w:commentRangeEnd w:id="126"/>
+      <w:commentRangeEnd w:id="128"/>
       <w:r>
         <w:rPr>
           <w:rStyle w:val="CommentReference"/>
           <w:sz w:val="24"/>
           <w:szCs w:val="24"/>
         </w:rPr>
-        <w:commentReference w:id="126"/>
+        <w:commentReference w:id="128"/>
       </w:r>
       <w:r>
         <w:t>neironu tīklu</w:t>
@@ -15299,18 +15334,22 @@
       <w:r>
         <w:t xml:space="preserve"> (</w:t>
       </w:r>
-      <w:commentRangeStart w:id="127"/>
-      <w:r>
+      <w:commentRangeStart w:id="129"/>
+      <w:r>
+        <w:rPr>
+          <w:i/>
+          <w:iCs/>
+        </w:rPr>
         <w:t>feedforward neural network</w:t>
       </w:r>
-      <w:commentRangeEnd w:id="127"/>
+      <w:commentRangeEnd w:id="129"/>
       <w:r>
         <w:rPr>
           <w:rStyle w:val="CommentReference"/>
           <w:sz w:val="24"/>
           <w:szCs w:val="24"/>
         </w:rPr>
-        <w:commentReference w:id="127"/>
+        <w:commentReference w:id="129"/>
       </w:r>
       <w:r>
         <w:t>)</w:t>
@@ -15417,7 +15456,7 @@
       <w:pPr>
         <w:pStyle w:val="Teksts"/>
       </w:pPr>
-      <w:commentRangeStart w:id="128"/>
+      <w:commentRangeStart w:id="130"/>
       <w:r>
         <w:t xml:space="preserve">Mākslīgs neirons pilnībā savienotā slānī aprēķina savu ieeju svērto summu ar pievienotu nobīdes terminu, kam seko nelineāras aktivācijas funkcijas pielietošana. Šo darbību var izteikt kā </w:t>
       </w:r>
@@ -15450,14 +15489,14 @@
       <w:r>
         <w:t>:</w:t>
       </w:r>
-      <w:commentRangeEnd w:id="128"/>
+      <w:commentRangeEnd w:id="130"/>
       <w:r>
         <w:rPr>
           <w:rStyle w:val="CommentReference"/>
           <w:sz w:val="24"/>
           <w:szCs w:val="24"/>
         </w:rPr>
-        <w:commentReference w:id="128"/>
+        <w:commentReference w:id="130"/>
       </w:r>
     </w:p>
     <w:p>
@@ -15723,18 +15762,18 @@
       <w:pPr>
         <w:pStyle w:val="Teksts"/>
       </w:pPr>
-      <w:commentRangeStart w:id="129"/>
+      <w:commentRangeStart w:id="131"/>
       <w:r>
         <w:t>Slānim</w:t>
       </w:r>
-      <w:commentRangeEnd w:id="129"/>
+      <w:commentRangeEnd w:id="131"/>
       <w:r>
         <w:rPr>
           <w:rStyle w:val="CommentReference"/>
           <w:sz w:val="24"/>
           <w:szCs w:val="24"/>
         </w:rPr>
-        <w:commentReference w:id="129"/>
+        <w:commentReference w:id="131"/>
       </w:r>
       <w:r>
         <w:t xml:space="preserve">, kas sastāv no vairākiem neironiem, šo aprēķinu </w:t>
@@ -15748,18 +15787,18 @@
       <w:r>
         <w:t xml:space="preserve">. </w:t>
       </w:r>
-      <w:commentRangeStart w:id="130"/>
+      <w:commentRangeStart w:id="132"/>
       <w:r>
         <w:t xml:space="preserve">Daudzslāņu </w:t>
       </w:r>
-      <w:commentRangeEnd w:id="130"/>
+      <w:commentRangeEnd w:id="132"/>
       <w:r>
         <w:rPr>
           <w:rStyle w:val="CommentReference"/>
           <w:sz w:val="24"/>
           <w:szCs w:val="24"/>
         </w:rPr>
-        <w:commentReference w:id="130"/>
+        <w:commentReference w:id="132"/>
       </w:r>
       <w:r>
         <w:t xml:space="preserve">perceptronos neironi ir organizēti ieejas, slēptajā un izejas slāņos, un tīkls mācās, pielāgojot svarus, lai samazinātu kļūdu starp prognozēto un vēlamo izejas vērtību </w:t>
@@ -17478,7 +17517,7 @@
       <w:r>
         <w:t xml:space="preserve"> </w:t>
       </w:r>
-      <w:commentRangeStart w:id="131"/>
+      <w:commentRangeStart w:id="133"/>
       <w:sdt>
         <w:sdtPr>
           <w:id w:val="1445189478"/>
@@ -17587,14 +17626,14 @@
           </w:r>
         </w:sdtContent>
       </w:sdt>
-      <w:commentRangeEnd w:id="131"/>
+      <w:commentRangeEnd w:id="133"/>
       <w:r>
         <w:rPr>
           <w:rStyle w:val="CommentReference"/>
           <w:sz w:val="24"/>
           <w:szCs w:val="24"/>
         </w:rPr>
-        <w:commentReference w:id="131"/>
+        <w:commentReference w:id="133"/>
       </w:r>
       <w:r>
         <w:t xml:space="preserve"> </w:t>
@@ -18434,21 +18473,21 @@
       <w:r>
         <w:t xml:space="preserve">Praktiski standartizācija padara </w:t>
       </w:r>
-      <w:commentRangeStart w:id="132"/>
+      <w:commentRangeStart w:id="134"/>
       <w:r>
         <w:t>ie</w:t>
       </w:r>
       <w:r>
         <w:t xml:space="preserve">zīmju </w:t>
       </w:r>
-      <w:commentRangeEnd w:id="132"/>
+      <w:commentRangeEnd w:id="134"/>
       <w:r>
         <w:rPr>
           <w:rStyle w:val="CommentReference"/>
           <w:sz w:val="24"/>
           <w:szCs w:val="24"/>
         </w:rPr>
-        <w:commentReference w:id="132"/>
+        <w:commentReference w:id="134"/>
       </w:r>
       <w:r>
         <w:t xml:space="preserve">skalas salīdzināmas, palīdz nodrošināt, ka </w:t>
@@ -18806,18 +18845,18 @@
       <w:r>
         <w:t xml:space="preserve">. </w:t>
       </w:r>
-      <w:commentRangeStart w:id="133"/>
+      <w:commentRangeStart w:id="135"/>
       <w:r>
         <w:t>To teorētiski varētu izmantot šī darba</w:t>
       </w:r>
-      <w:commentRangeEnd w:id="133"/>
+      <w:commentRangeEnd w:id="135"/>
       <w:r>
         <w:rPr>
           <w:rStyle w:val="CommentReference"/>
           <w:sz w:val="24"/>
           <w:szCs w:val="24"/>
         </w:rPr>
-        <w:commentReference w:id="133"/>
+        <w:commentReference w:id="135"/>
       </w:r>
       <w:r>
         <w:t>.</w:t>
@@ -18830,18 +18869,18 @@
           <w:lang w:val="ru-RU"/>
         </w:rPr>
       </w:pPr>
-      <w:commentRangeStart w:id="134"/>
+      <w:commentRangeStart w:id="136"/>
       <w:r>
         <w:t xml:space="preserve">Rekurenti </w:t>
       </w:r>
-      <w:commentRangeEnd w:id="134"/>
+      <w:commentRangeEnd w:id="136"/>
       <w:r>
         <w:rPr>
           <w:rStyle w:val="CommentReference"/>
           <w:sz w:val="24"/>
           <w:szCs w:val="24"/>
         </w:rPr>
-        <w:commentReference w:id="134"/>
+        <w:commentReference w:id="136"/>
       </w:r>
       <w:r>
         <w:t>tīkli un LSTM atšķirība</w:t>
@@ -19743,31 +19782,31 @@
       <w:pPr>
         <w:pStyle w:val="3-lm-virsraksts"/>
       </w:pPr>
-      <w:commentRangeStart w:id="135"/>
-      <w:commentRangeStart w:id="136"/>
+      <w:commentRangeStart w:id="137"/>
+      <w:commentRangeStart w:id="138"/>
       <w:r>
         <w:t xml:space="preserve">Datu </w:t>
       </w:r>
-      <w:commentRangeEnd w:id="136"/>
+      <w:commentRangeEnd w:id="138"/>
       <w:r>
         <w:rPr>
           <w:rStyle w:val="CommentReference"/>
           <w:sz w:val="24"/>
           <w:szCs w:val="24"/>
         </w:rPr>
-        <w:commentReference w:id="136"/>
+        <w:commentReference w:id="138"/>
       </w:r>
       <w:r>
         <w:t>sagatavošana</w:t>
       </w:r>
-      <w:commentRangeEnd w:id="135"/>
+      <w:commentRangeEnd w:id="137"/>
       <w:r>
         <w:rPr>
           <w:rStyle w:val="CommentReference"/>
           <w:sz w:val="24"/>
           <w:szCs w:val="24"/>
         </w:rPr>
-        <w:commentReference w:id="135"/>
+        <w:commentReference w:id="137"/>
       </w:r>
     </w:p>
     <w:p>
@@ -20225,18 +20264,18 @@
       <w:pPr>
         <w:pStyle w:val="Teksts"/>
       </w:pPr>
-      <w:commentRangeStart w:id="137"/>
+      <w:commentRangeStart w:id="139"/>
       <w:r>
         <w:t xml:space="preserve">Eksperimentā </w:t>
       </w:r>
-      <w:commentRangeEnd w:id="137"/>
+      <w:commentRangeEnd w:id="139"/>
       <w:r>
         <w:rPr>
           <w:rStyle w:val="CommentReference"/>
           <w:sz w:val="24"/>
           <w:szCs w:val="24"/>
         </w:rPr>
-        <w:commentReference w:id="137"/>
+        <w:commentReference w:id="139"/>
       </w:r>
       <w:r>
         <w:t xml:space="preserve">viens LSTM modelis tiek apmācīts uz kopīga logu kopas, kas savākta no visām grupām. To var redzēt </w:t>
@@ -20978,19 +21017,19 @@
       <w:pPr>
         <w:pStyle w:val="Teksts"/>
       </w:pPr>
-      <w:commentRangeStart w:id="138"/>
+      <w:commentRangeStart w:id="140"/>
       <w:r>
         <w:lastRenderedPageBreak/>
         <w:t xml:space="preserve">Apmācība </w:t>
       </w:r>
-      <w:commentRangeEnd w:id="138"/>
+      <w:commentRangeEnd w:id="140"/>
       <w:r>
         <w:rPr>
           <w:rStyle w:val="CommentReference"/>
           <w:sz w:val="24"/>
           <w:szCs w:val="24"/>
         </w:rPr>
-        <w:commentReference w:id="138"/>
+        <w:commentReference w:id="140"/>
       </w:r>
       <w:r>
         <w:t xml:space="preserve">notiek, izmantojot </w:t>
@@ -22039,18 +22078,18 @@
       <w:pPr>
         <w:pStyle w:val="Teksts"/>
       </w:pPr>
-      <w:commentRangeStart w:id="139"/>
+      <w:commentRangeStart w:id="141"/>
       <w:r>
         <w:t xml:space="preserve">Kā </w:t>
       </w:r>
-      <w:commentRangeEnd w:id="139"/>
+      <w:commentRangeEnd w:id="141"/>
       <w:r>
         <w:rPr>
           <w:rStyle w:val="CommentReference"/>
           <w:sz w:val="24"/>
           <w:szCs w:val="24"/>
         </w:rPr>
-        <w:commentReference w:id="139"/>
+        <w:commentReference w:id="141"/>
       </w:r>
       <w:r>
         <w:t>minēts iepriekš, modeļi tika novērtēti trīs atsevišķos mēnešos katrai materiālu grupai, kā rezultātā katram modelim tika iegūta 21 prognoze. Absolūtā procentuālā kļūda (absolūtā starpība starp faktisko un prognozēto vērtību, dalīta ar faktisko vērtību) ir viegli interpretējama, taču tai ir svarīgs ierobežojums: ja faktiskā pārdošanas vērtība ir vienāda ar nulli, procentuālo kļūdu nevar aprēķināt. Tas nozīmē, ka, analizējot datus, vairāku materiālu grupu APE nevarēja aprēķināt, jo tām šajā mēnesī nebija pārdošanas. Galu galā APE varēja aprēķināt tikai 13 no 21 prognozes gadījuma katram modelim. Tāpēc, paļaujoties tikai uz APE, daļa testa rezultātu tiek izslēgta no relatīvās kļūdas analīzes. Zāģmateriālu pārdošanas kontekstā tas ir slikti, jo nulles pārdošanas vērtības nav datu kļūdas, kuras var ignorēt, bet gan dabiska datu kopas sastāvdaļa. Šī darba kontekstā šo datu punktu ignorēšana ir vēl sliktāka, jo, kā jau minēts iepriekš, viens no galvenajiem darba ierobežojumiem ir pieejamo datu trūkums.</w:t>
@@ -22060,18 +22099,18 @@
       <w:pPr>
         <w:pStyle w:val="Teksts"/>
       </w:pPr>
-      <w:commentRangeStart w:id="140"/>
+      <w:commentRangeStart w:id="142"/>
       <w:r>
         <w:t xml:space="preserve">Varētu </w:t>
       </w:r>
-      <w:commentRangeEnd w:id="140"/>
+      <w:commentRangeEnd w:id="142"/>
       <w:r>
         <w:rPr>
           <w:rStyle w:val="CommentReference"/>
           <w:sz w:val="24"/>
           <w:szCs w:val="24"/>
         </w:rPr>
-        <w:commentReference w:id="140"/>
+        <w:commentReference w:id="142"/>
       </w:r>
       <w:r>
         <w:t>apgalvot, ka šī iemesla dēļ pastāv arī MAE un RMSE, taču arī tiem ir savas problēmas — tie nav relatīvi. MAE nav mērogojams, 1m</w:t>
@@ -22108,18 +22147,18 @@
       <w:pPr>
         <w:pStyle w:val="Teksts"/>
       </w:pPr>
-      <w:commentRangeStart w:id="141"/>
+      <w:commentRangeStart w:id="143"/>
       <w:r>
         <w:t xml:space="preserve">Lai </w:t>
       </w:r>
-      <w:commentRangeEnd w:id="141"/>
+      <w:commentRangeEnd w:id="143"/>
       <w:r>
         <w:rPr>
           <w:rStyle w:val="CommentReference"/>
           <w:sz w:val="24"/>
           <w:szCs w:val="24"/>
         </w:rPr>
-        <w:commentReference w:id="141"/>
+        <w:commentReference w:id="143"/>
       </w:r>
       <w:r>
         <w:t>risinātu šo</w:t>
@@ -22582,18 +22621,18 @@
       <w:pPr>
         <w:pStyle w:val="Teksts"/>
       </w:pPr>
-      <w:commentRangeStart w:id="142"/>
+      <w:commentRangeStart w:id="144"/>
       <w:r>
         <w:t xml:space="preserve">Citiem </w:t>
       </w:r>
-      <w:commentRangeEnd w:id="142"/>
+      <w:commentRangeEnd w:id="144"/>
       <w:r>
         <w:rPr>
           <w:rStyle w:val="CommentReference"/>
           <w:sz w:val="24"/>
           <w:szCs w:val="24"/>
         </w:rPr>
-        <w:commentReference w:id="142"/>
+        <w:commentReference w:id="144"/>
       </w:r>
       <w:r>
         <w:t xml:space="preserve">vārdiem sakot, šis rādītājs parāda, cik liela ir mēneša prognozes kļūda, salīdzinot ar materiālu grupas kopējo faktisko pārdošanas apjomu visā prognozes </w:t>
@@ -22622,18 +22661,18 @@
       <w:pPr>
         <w:pStyle w:val="Teksts"/>
       </w:pPr>
-      <w:commentRangeStart w:id="143"/>
+      <w:commentRangeStart w:id="145"/>
       <w:r>
         <w:t xml:space="preserve">Šī </w:t>
       </w:r>
-      <w:commentRangeEnd w:id="143"/>
+      <w:commentRangeEnd w:id="145"/>
       <w:r>
         <w:rPr>
           <w:rStyle w:val="CommentReference"/>
           <w:sz w:val="24"/>
           <w:szCs w:val="24"/>
         </w:rPr>
-        <w:commentReference w:id="143"/>
+        <w:commentReference w:id="145"/>
       </w:r>
       <w:r>
         <w:t>iemesla dēļ tika apsvērts vēl viens rādītājs, kas novērtē kļūdu materiālu grupas līmenī, summējot visas grupas absolūtās kļūdas prognozes periodā un dalot šo vērtību ar tās pašas grupas kopējo faktisko pārdošanas apjomu. Šāda veida rādītājs ģenerē septiņas vērtības, pa vienai katrai grupai:</w:t>
@@ -22928,18 +22967,18 @@
       <w:pPr>
         <w:pStyle w:val="Teksts"/>
       </w:pPr>
-      <w:commentRangeStart w:id="144"/>
+      <w:commentRangeStart w:id="146"/>
       <w:r>
         <w:t xml:space="preserve">Šis </w:t>
       </w:r>
-      <w:commentRangeEnd w:id="144"/>
+      <w:commentRangeEnd w:id="146"/>
       <w:r>
         <w:rPr>
           <w:rStyle w:val="CommentReference"/>
           <w:sz w:val="24"/>
           <w:szCs w:val="24"/>
         </w:rPr>
-        <w:commentReference w:id="144"/>
+        <w:commentReference w:id="146"/>
       </w:r>
       <w:r>
         <w:t>rādītājs parāda, cik liela ir materiālu grupas kopējā prognozēšanas kļūda salīdzinājumā ar tās pašas grupas kopējo faktisko pārdošanas apjomu prognozēšanas periodā. Tas atrisina pielāgotā APE problēmu, jo gan skaitītājs, gan saucējs tiek aprēķināti vienā un tajā pašā periodā. Tomēr šī rādītāja rezultāti arī nav īsti piemēroti</w:t>
@@ -22965,18 +23004,18 @@
           <w:tab w:val="right" w:pos="8222"/>
         </w:tabs>
       </w:pPr>
-      <w:commentRangeStart w:id="145"/>
+      <w:commentRangeStart w:id="147"/>
       <w:r>
         <w:t xml:space="preserve">Tika </w:t>
       </w:r>
-      <w:commentRangeEnd w:id="145"/>
+      <w:commentRangeEnd w:id="147"/>
       <w:r>
         <w:rPr>
           <w:rStyle w:val="CommentReference"/>
           <w:sz w:val="24"/>
           <w:szCs w:val="24"/>
         </w:rPr>
-        <w:commentReference w:id="145"/>
+        <w:commentReference w:id="147"/>
       </w:r>
       <w:r>
         <w:t>konstatēts, ka otrais rādītājs ir ļoti līdzīgs bieži izmantotajam prognozēšanas rādītājam, ko sauc par svērto absolūto procentuālo kļūdu (WAPE), ko dažviet dēvē arī par svērto vidējo absolūto procentuālo kļūdu (WMAPE). WMAPE prognozēšanas pētījumos tiek izmantots kā bezmēroga prognozēšanas precizitātes rādītājs, un to aprēķina kā vidējo absolūto kļūdu, dalītu ar vidējo faktisko vērtību</w:t>
@@ -23341,18 +23380,18 @@
       <w:pPr>
         <w:pStyle w:val="Teksts"/>
       </w:pPr>
-      <w:commentRangeStart w:id="146"/>
+      <w:commentRangeStart w:id="148"/>
       <w:r>
         <w:t xml:space="preserve">Vienkārši </w:t>
       </w:r>
-      <w:commentRangeEnd w:id="146"/>
+      <w:commentRangeEnd w:id="148"/>
       <w:r>
         <w:rPr>
           <w:rStyle w:val="CommentReference"/>
           <w:sz w:val="24"/>
           <w:szCs w:val="24"/>
         </w:rPr>
-        <w:commentReference w:id="146"/>
+        <w:commentReference w:id="148"/>
       </w:r>
       <w:r>
         <w:t xml:space="preserve">sakot, WAPE parāda, cik liela ir kopējā absolūtā prognozes kļūda, salīdzinot ar kopējo faktisko pārdošanas apjomu visā testa kopā. Tā kā nav nepieciešama dalīšana ar katru atsevišķo faktisko vērtību, prognožu gadījumi ar nulles mēneša pārdošanas apjomu joprojām tiek iekļauti novērtējumā. WAPE arī novērš divu iepriekšējo metriku radītās problēmas, jo atšķirībā no tiem tas ietver visus 21 prognozes </w:t>
@@ -23378,52 +23417,52 @@
       <w:pPr>
         <w:pStyle w:val="2-lm-virsraksts"/>
       </w:pPr>
-      <w:commentRangeStart w:id="147"/>
+      <w:commentRangeStart w:id="149"/>
       <w:r>
         <w:t>Metožu salīdzinājums un starpsecinājumi</w:t>
       </w:r>
-      <w:commentRangeEnd w:id="147"/>
+      <w:commentRangeEnd w:id="149"/>
       <w:r>
         <w:rPr>
           <w:rStyle w:val="CommentReference"/>
           <w:sz w:val="28"/>
           <w:szCs w:val="28"/>
         </w:rPr>
-        <w:commentReference w:id="147"/>
+        <w:commentReference w:id="149"/>
       </w:r>
     </w:p>
     <w:p>
       <w:pPr>
         <w:pStyle w:val="Teksts"/>
       </w:pPr>
-      <w:commentRangeStart w:id="148"/>
+      <w:commentRangeStart w:id="150"/>
       <w:r>
         <w:t xml:space="preserve">Lai </w:t>
       </w:r>
-      <w:commentRangeEnd w:id="148"/>
+      <w:commentRangeEnd w:id="150"/>
       <w:r>
         <w:rPr>
           <w:rStyle w:val="CommentReference"/>
           <w:sz w:val="24"/>
           <w:szCs w:val="24"/>
         </w:rPr>
-        <w:commentReference w:id="148"/>
+        <w:commentReference w:id="150"/>
       </w:r>
       <w:r>
         <w:t xml:space="preserve">salīdzinātu prognozēšanas metodes, katrs modelis ģenerēja viena mēneša prognozes tām pašām materiālu grupām un tiem pašiem trim testa mēnešiem. Tas neatspoguļo to, cik labi metodes kopumā darbojās, bet gan to, cik piemērota katra metode bija pašreizējam uzņēmuma datu kopumam. Lasītājiem jāpatur prātā arī atšķirība modeļa ievades datos: tradicionālajām metodēm tika doti tikai vēsturiskie pārdošanas apjomi, savukārt LSTM modelim papildus tika ņemtas piegādes, </w:t>
       </w:r>
-      <w:commentRangeStart w:id="149"/>
+      <w:commentRangeStart w:id="151"/>
       <w:r>
         <w:t xml:space="preserve">pārdošanas pirmās starpības </w:t>
       </w:r>
-      <w:commentRangeEnd w:id="149"/>
+      <w:commentRangeEnd w:id="151"/>
       <w:r>
         <w:rPr>
           <w:rStyle w:val="CommentReference"/>
           <w:sz w:val="24"/>
           <w:szCs w:val="24"/>
         </w:rPr>
-        <w:commentReference w:id="149"/>
+        <w:commentReference w:id="151"/>
       </w:r>
       <w:r>
         <w:t>un slīdošie pārdošanas vidējie dati. Tomēr šī atšķirība ir arī daļa no salīdzinājuma mērķa – viena no galvenajām idejām, kas pamatoja LSTM izmantošanu šajā darbā, bija parādīt, ka modelis var apstrādāt plašāku ievades struktūru, tādējādi tika sagaidīts, ka tas sasniegs labāku prognozēšanas precizitāti.</w:t>
@@ -23433,18 +23472,18 @@
       <w:pPr>
         <w:pStyle w:val="Teksts"/>
       </w:pPr>
-      <w:commentRangeStart w:id="150"/>
+      <w:commentRangeStart w:id="152"/>
       <w:r>
         <w:t xml:space="preserve">Apkopotie </w:t>
       </w:r>
-      <w:commentRangeEnd w:id="150"/>
+      <w:commentRangeEnd w:id="152"/>
       <w:r>
         <w:rPr>
           <w:rStyle w:val="CommentReference"/>
           <w:sz w:val="24"/>
           <w:szCs w:val="24"/>
         </w:rPr>
-        <w:commentReference w:id="150"/>
+        <w:commentReference w:id="152"/>
       </w:r>
       <w:r>
         <w:t>novērtēto metožu rezultāti ir parādīti 5.</w:t>
@@ -24108,18 +24147,18 @@
       <w:pPr>
         <w:pStyle w:val="Teksts"/>
       </w:pPr>
-      <w:commentRangeStart w:id="151"/>
+      <w:commentRangeStart w:id="153"/>
       <w:r>
         <w:t xml:space="preserve">Saskaņā </w:t>
       </w:r>
-      <w:commentRangeEnd w:id="151"/>
+      <w:commentRangeEnd w:id="153"/>
       <w:r>
         <w:rPr>
           <w:rStyle w:val="CommentReference"/>
           <w:sz w:val="24"/>
           <w:szCs w:val="24"/>
         </w:rPr>
-        <w:commentReference w:id="151"/>
+        <w:commentReference w:id="153"/>
       </w:r>
       <w:r>
         <w:t xml:space="preserve">ar WAPE datiem, labākais rezultāts tika iegūts ar naivo metodi. Tas nozīmē, ka pašreizējam datu kopumam, izmantojot iepriekšējā mēneša pārdošanas vērtību kā nākamā mēneša prognozi, tika iegūta mazāka kopējā relatīvā kļūda nekā SES, ARIMA un LSTM. Šis rezultāts nav tik pārsteidzošs pieejamo datu kontekstā. Laikrindas pat neaptver pilnu gada sezonālo ciklu. Šādos apstākļos vienkāršāka metode </w:t>
@@ -24157,18 +24196,18 @@
       <w:pPr>
         <w:pStyle w:val="Teksts"/>
       </w:pPr>
-      <w:commentRangeStart w:id="152"/>
+      <w:commentRangeStart w:id="154"/>
       <w:r>
         <w:t xml:space="preserve">SES </w:t>
       </w:r>
-      <w:commentRangeEnd w:id="152"/>
+      <w:commentRangeEnd w:id="154"/>
       <w:r>
         <w:rPr>
           <w:rStyle w:val="CommentReference"/>
           <w:sz w:val="24"/>
           <w:szCs w:val="24"/>
         </w:rPr>
-        <w:commentReference w:id="152"/>
+        <w:commentReference w:id="154"/>
       </w:r>
       <w:r>
         <w:t xml:space="preserve">metode pēc WAPE datiem deva otro labāko rezultātu </w:t>
@@ -24252,18 +24291,18 @@
       <w:pPr>
         <w:pStyle w:val="Teksts"/>
       </w:pPr>
-      <w:commentRangeStart w:id="153"/>
+      <w:commentRangeStart w:id="155"/>
       <w:r>
         <w:t xml:space="preserve">ARIMA </w:t>
       </w:r>
-      <w:commentRangeEnd w:id="153"/>
+      <w:commentRangeEnd w:id="155"/>
       <w:r>
         <w:rPr>
           <w:rStyle w:val="CommentReference"/>
           <w:sz w:val="24"/>
           <w:szCs w:val="24"/>
         </w:rPr>
-        <w:commentReference w:id="153"/>
+        <w:commentReference w:id="155"/>
       </w:r>
       <w:r>
         <w:t xml:space="preserve">modelis uzrādīja vājākus rezultātus nekā gan naivā, gan SES metode. </w:t>
@@ -24279,18 +24318,18 @@
       <w:pPr>
         <w:pStyle w:val="Teksts"/>
       </w:pPr>
-      <w:commentRangeStart w:id="154"/>
+      <w:commentRangeStart w:id="156"/>
       <w:r>
         <w:t xml:space="preserve">LSTM </w:t>
       </w:r>
-      <w:commentRangeEnd w:id="154"/>
+      <w:commentRangeEnd w:id="156"/>
       <w:r>
         <w:rPr>
           <w:rStyle w:val="CommentReference"/>
           <w:sz w:val="24"/>
           <w:szCs w:val="24"/>
         </w:rPr>
-        <w:commentReference w:id="154"/>
+        <w:commentReference w:id="156"/>
       </w:r>
       <w:r>
         <w:t>modelis uzrādīja vājāko WAPE rezultātu. Tas parāda, ka piekļuve plašākam ievades funkciju kopumam nekā tradicionālajām metodēm automātiski nenodrošina labāku prognozēšanas kvalitāti. LSTM modeļiem parasti ir nepieciešams pietiekami daudz apmācības piemēru, lai atklātu lineār</w:t>
@@ -24359,7 +24398,7 @@
           <w:lang w:val="en-GB"/>
         </w:rPr>
       </w:pPr>
-      <w:commentRangeStart w:id="155"/>
+      <w:commentRangeStart w:id="157"/>
       <w:r>
         <w:rPr>
           <w:lang w:val="en-GB"/>
@@ -24379,7 +24418,7 @@
         </w:rPr>
         <w:t xml:space="preserve"> datu palielināšana</w:t>
       </w:r>
-      <w:commentRangeEnd w:id="155"/>
+      <w:commentRangeEnd w:id="157"/>
       <w:r>
         <w:rPr>
           <w:rStyle w:val="CommentReference"/>
@@ -24387,7 +24426,7 @@
           <w:szCs w:val="28"/>
           <w:lang w:val="en-GB"/>
         </w:rPr>
-        <w:commentReference w:id="155"/>
+        <w:commentReference w:id="157"/>
       </w:r>
     </w:p>
     <w:p>
@@ -24855,18 +24894,18 @@
       <w:pPr>
         <w:pStyle w:val="Teksts"/>
       </w:pPr>
-      <w:commentRangeStart w:id="156"/>
+      <w:commentRangeStart w:id="158"/>
       <w:r>
         <w:t xml:space="preserve">Novērtēšanas </w:t>
       </w:r>
-      <w:commentRangeEnd w:id="156"/>
+      <w:commentRangeEnd w:id="158"/>
       <w:r>
         <w:rPr>
           <w:rStyle w:val="CommentReference"/>
           <w:sz w:val="24"/>
           <w:szCs w:val="24"/>
         </w:rPr>
-        <w:commentReference w:id="156"/>
+        <w:commentReference w:id="158"/>
       </w:r>
       <w:r>
         <w:t xml:space="preserve">protokols atspoguļo iepriekšējo nodaļu. Tiek saglabāti tie paši slīdošie vienu soli uz priekšu sadalījumi, un tie paši reālie testa mēneši paliek neskarti. </w:t>
@@ -25029,18 +25068,18 @@
       <w:r>
         <w:t xml:space="preserve">Tātad, pat ja </w:t>
       </w:r>
-      <w:commentRangeStart w:id="157"/>
+      <w:commentRangeStart w:id="159"/>
       <w:r>
         <w:t xml:space="preserve">mēs </w:t>
       </w:r>
-      <w:commentRangeEnd w:id="157"/>
+      <w:commentRangeEnd w:id="159"/>
       <w:r>
         <w:rPr>
           <w:rStyle w:val="CommentReference"/>
           <w:sz w:val="24"/>
           <w:szCs w:val="24"/>
         </w:rPr>
-        <w:commentReference w:id="157"/>
+        <w:commentReference w:id="159"/>
       </w:r>
       <w:r>
         <w:t>to izlaistu un imputācijas veikšanai (jeb vienkāršāk sakot, mēnešu kopēšanai) paļautos tikai uz sezonalitāti, kokmateriālu literatūra joprojām liecina par pretējo — pat ja tā liek domāt, ka sezonālā dinamika pastāv, tā joprojām ir ļoti specifiska tirgum un var mainīties laika gaitā (svārstīties). Šo iemeslu dēļ imputācija šajā pētījumā netiek izmantota.</w:t>
@@ -25061,18 +25100,18 @@
       <w:pPr>
         <w:pStyle w:val="Teksts"/>
       </w:pPr>
-      <w:commentRangeStart w:id="158"/>
+      <w:commentRangeStart w:id="160"/>
       <w:r>
         <w:t xml:space="preserve">Papildināšanas </w:t>
       </w:r>
-      <w:commentRangeEnd w:id="158"/>
+      <w:commentRangeEnd w:id="160"/>
       <w:r>
         <w:rPr>
           <w:rStyle w:val="CommentReference"/>
           <w:sz w:val="24"/>
           <w:szCs w:val="24"/>
         </w:rPr>
-        <w:commentReference w:id="158"/>
+        <w:commentReference w:id="160"/>
       </w:r>
       <w:r>
         <w:t xml:space="preserve">eksperiments tika </w:t>
@@ -26093,18 +26132,18 @@
       <w:pPr>
         <w:pStyle w:val="Teksts"/>
       </w:pPr>
-      <w:commentRangeStart w:id="159"/>
+      <w:commentRangeStart w:id="161"/>
       <w:r>
         <w:t xml:space="preserve">Salīdzinājums </w:t>
       </w:r>
-      <w:commentRangeEnd w:id="159"/>
+      <w:commentRangeEnd w:id="161"/>
       <w:r>
         <w:rPr>
           <w:rStyle w:val="CommentReference"/>
           <w:sz w:val="24"/>
           <w:szCs w:val="24"/>
         </w:rPr>
-        <w:commentReference w:id="159"/>
+        <w:commentReference w:id="161"/>
       </w:r>
       <w:r>
         <w:t xml:space="preserve">tika veikts ar sākotnējo LSTM modeli, kas apmācīts ar reāliem datiem. Salīdzinājumā tika iekļauts arī naivs modelis, jo tas ir galvenais bāzes modelis. Papildinātais LSTM izmantoja to pašu modeli, koda struktūru un testa periodus kā sākotnējais LSTM, bet apmācības laikā tika izmantoti papildinātie dati, kas tika sintezēti, aprēķinot blakus esošo apmācības paraugu vidējo vērtību. Rezultāti ir parādīti 6.8. tabulā. Tika izmantoti tie paši novērtēšanas rādītāji kā 5.7. sadaļā: MAE, RMSE, MAPE, </w:t>
@@ -26727,18 +26766,18 @@
       <w:pPr>
         <w:pStyle w:val="Teksts"/>
       </w:pPr>
-      <w:commentRangeStart w:id="160"/>
+      <w:commentRangeStart w:id="162"/>
       <w:r>
         <w:t xml:space="preserve">Rezultāti </w:t>
       </w:r>
-      <w:commentRangeEnd w:id="160"/>
+      <w:commentRangeEnd w:id="162"/>
       <w:r>
         <w:rPr>
           <w:rStyle w:val="CommentReference"/>
           <w:sz w:val="24"/>
           <w:szCs w:val="24"/>
         </w:rPr>
-        <w:commentReference w:id="160"/>
+        <w:commentReference w:id="162"/>
       </w:r>
       <w:r>
         <w:t>liecina, ka papildinātais LSTM nedaudz uzlaboja dažus apkopotos rādītājus, salīdzinot ar sākotnējo LSTM. MAE samazinājās no 3</w:t>
@@ -26853,18 +26892,18 @@
       <w:pPr>
         <w:pStyle w:val="Teksts"/>
       </w:pPr>
-      <w:commentRangeStart w:id="161"/>
+      <w:commentRangeStart w:id="163"/>
       <w:r>
         <w:t xml:space="preserve">Rezultātā </w:t>
       </w:r>
-      <w:commentRangeEnd w:id="161"/>
+      <w:commentRangeEnd w:id="163"/>
       <w:r>
         <w:rPr>
           <w:rStyle w:val="CommentReference"/>
           <w:sz w:val="24"/>
           <w:szCs w:val="24"/>
         </w:rPr>
-        <w:commentReference w:id="161"/>
+        <w:commentReference w:id="163"/>
       </w:r>
       <w:r>
         <w:t xml:space="preserve">nav skaidri redzams uzlabojums. RMSE </w:t>
@@ -27245,18 +27284,18 @@
       <w:pPr>
         <w:pStyle w:val="Teksts"/>
       </w:pPr>
-      <w:commentRangeStart w:id="162"/>
+      <w:commentRangeStart w:id="164"/>
       <w:r>
         <w:t xml:space="preserve">6.9. tabulā </w:t>
       </w:r>
-      <w:commentRangeEnd w:id="162"/>
+      <w:commentRangeEnd w:id="164"/>
       <w:r>
         <w:rPr>
           <w:rStyle w:val="CommentReference"/>
           <w:sz w:val="24"/>
           <w:szCs w:val="24"/>
         </w:rPr>
-        <w:commentReference w:id="162"/>
+        <w:commentReference w:id="164"/>
       </w:r>
       <w:r>
         <w:t>redzams, ka uzlabojums nav sistemātisks: paplašinātais modelis uzlaboja prognozes tikai 9 no 21 gadījuma, bet pasliktināja 11. Tas nozīmē, ka nedaudz labākās MAE un WAPE vērtības nebija saistītas ar labāku modeli, bet gan</w:t>
@@ -27931,34 +27970,34 @@
       <w:pPr>
         <w:pStyle w:val="Teksts"/>
       </w:pPr>
-      <w:commentRangeStart w:id="163"/>
+      <w:commentRangeStart w:id="165"/>
       <w:r>
         <w:t xml:space="preserve">Sadalījums </w:t>
       </w:r>
-      <w:commentRangeEnd w:id="163"/>
+      <w:commentRangeEnd w:id="165"/>
       <w:r>
         <w:rPr>
           <w:rStyle w:val="CommentReference"/>
           <w:sz w:val="24"/>
           <w:szCs w:val="24"/>
         </w:rPr>
-        <w:commentReference w:id="163"/>
+        <w:commentReference w:id="165"/>
       </w:r>
       <w:r>
         <w:t xml:space="preserve">rāda, ka </w:t>
       </w:r>
-      <w:commentRangeStart w:id="164"/>
+      <w:commentRangeStart w:id="166"/>
       <w:r>
         <w:t xml:space="preserve">paplašinātais LSTM </w:t>
       </w:r>
-      <w:commentRangeEnd w:id="164"/>
+      <w:commentRangeEnd w:id="166"/>
       <w:r>
         <w:rPr>
           <w:rStyle w:val="CommentReference"/>
           <w:sz w:val="24"/>
           <w:szCs w:val="24"/>
         </w:rPr>
-        <w:commentReference w:id="164"/>
+        <w:commentReference w:id="166"/>
       </w:r>
       <w:r>
         <w:t>galvenokārt uzlaboja prognozes nulles pārdošanas gadījumiem. Šajā grupā MAE samazinājās no 3</w:t>
@@ -28018,18 +28057,18 @@
       <w:r>
         <w:t xml:space="preserve"> </w:t>
       </w:r>
-      <w:commentRangeStart w:id="165"/>
+      <w:commentRangeStart w:id="167"/>
       <w:r>
         <w:t xml:space="preserve">Šis </w:t>
       </w:r>
-      <w:commentRangeEnd w:id="165"/>
+      <w:commentRangeEnd w:id="167"/>
       <w:r>
         <w:rPr>
           <w:rStyle w:val="CommentReference"/>
           <w:sz w:val="24"/>
           <w:szCs w:val="24"/>
         </w:rPr>
-        <w:commentReference w:id="165"/>
+        <w:commentReference w:id="167"/>
       </w:r>
       <w:r>
         <w:t xml:space="preserve">rezultāts izskaidro nelielo WAPE uzlabojumu — nulles pārdošanas gadījumu kopējā kļūda samazinājās, samazinot kopējo absolūto kļūdu, bet uzlabojumu lielākoties kompensēja sliktākas </w:t>
@@ -28051,18 +28090,18 @@
       <w:pPr>
         <w:pStyle w:val="Teksts"/>
       </w:pPr>
-      <w:commentRangeStart w:id="166"/>
+      <w:commentRangeStart w:id="168"/>
       <w:r>
         <w:t xml:space="preserve">Šāds </w:t>
       </w:r>
-      <w:commentRangeEnd w:id="166"/>
+      <w:commentRangeEnd w:id="168"/>
       <w:r>
         <w:rPr>
           <w:rStyle w:val="CommentReference"/>
           <w:sz w:val="24"/>
           <w:szCs w:val="24"/>
         </w:rPr>
-        <w:commentReference w:id="166"/>
+        <w:commentReference w:id="168"/>
       </w:r>
       <w:r>
         <w:t>rezultāts, iespējams, ir saistīts ar</w:t>
@@ -28210,12 +28249,12 @@
       <w:pPr>
         <w:pStyle w:val="1-lm-nenumurts-virsraksts"/>
       </w:pPr>
-      <w:bookmarkStart w:id="167" w:name="_Toc225535011"/>
+      <w:bookmarkStart w:id="169" w:name="_Toc225535011"/>
       <w:r>
         <w:lastRenderedPageBreak/>
         <w:t>Rezultāti un secinājumi</w:t>
       </w:r>
-      <w:bookmarkEnd w:id="167"/>
+      <w:bookmarkEnd w:id="169"/>
     </w:p>
     <w:p>
       <w:pPr>
@@ -28747,14 +28786,14 @@
       <w:pPr>
         <w:pStyle w:val="1-lm-nenumurts-virsraksts"/>
       </w:pPr>
-      <w:bookmarkStart w:id="168" w:name="_Toc88602609"/>
-      <w:bookmarkStart w:id="169" w:name="_Toc225535012"/>
+      <w:bookmarkStart w:id="170" w:name="_Toc88602609"/>
+      <w:bookmarkStart w:id="171" w:name="_Toc225535012"/>
       <w:r>
         <w:lastRenderedPageBreak/>
         <w:t>Izmantotie informācijas avoti</w:t>
       </w:r>
-      <w:bookmarkEnd w:id="168"/>
-      <w:bookmarkEnd w:id="169"/>
+      <w:bookmarkEnd w:id="170"/>
+      <w:bookmarkEnd w:id="171"/>
       <w:r>
         <w:fldChar w:fldCharType="begin"/>
       </w:r>
@@ -29885,13 +29924,13 @@
       <w:pPr>
         <w:pStyle w:val="Pielikumi-virsraksts"/>
       </w:pPr>
-      <w:bookmarkStart w:id="170" w:name="_Toc88602610"/>
-      <w:bookmarkStart w:id="171" w:name="_Toc225535013"/>
+      <w:bookmarkStart w:id="172" w:name="_Toc88602610"/>
+      <w:bookmarkStart w:id="173" w:name="_Toc225535013"/>
       <w:r>
         <w:t>Pielikumi</w:t>
       </w:r>
-      <w:bookmarkEnd w:id="170"/>
-      <w:bookmarkEnd w:id="171"/>
+      <w:bookmarkEnd w:id="172"/>
+      <w:bookmarkEnd w:id="173"/>
     </w:p>
     <w:p>
       <w:r>
@@ -45240,7 +45279,7 @@
       </w:pPr>
     </w:p>
   </w:comment>
-  <w:comment w:id="74" w:author="Deniss" w:date="2026-03-30T16:43:00Z" w:initials="D">
+  <w:comment w:id="74" w:author="Deniss" w:date="2026-05-15T18:44:00Z" w:initials="D">
     <w:p>
       <w:pPr>
         <w:pStyle w:val="CommentText"/>
@@ -45252,23 +45291,26 @@
         <w:annotationRef/>
       </w:r>
       <w:r>
+        <w:rPr>
+          <w:noProof/>
+        </w:rPr>
+        <w:t>remake</w:t>
+      </w:r>
+    </w:p>
+  </w:comment>
+  <w:comment w:id="75" w:author="Deniss" w:date="2026-03-30T16:43:00Z" w:initials="D">
+    <w:p>
+      <w:pPr>
+        <w:pStyle w:val="CommentText"/>
+      </w:pPr>
+      <w:r>
+        <w:rPr>
+          <w:rStyle w:val="CommentReference"/>
+        </w:rPr>
+        <w:annotationRef/>
+      </w:r>
+      <w:r>
         <w:t>Для задачи прогнозирования основной интерес представляет таблица sales, поскольку именно на ее основе далее формируется целевая переменная, связанная с объемом продаж. Таблица deliveries при этом сохраняет вспомогательное значение, так как поставки могут использоваться как дополнительный входной признак в нейросетевом подходе, но не как основной объект прогноза.</w:t>
-      </w:r>
-    </w:p>
-  </w:comment>
-  <w:comment w:id="75" w:author="Deniss" w:date="2026-03-30T18:33:00Z" w:initials="D">
-    <w:p>
-      <w:pPr>
-        <w:pStyle w:val="CommentText"/>
-      </w:pPr>
-      <w:r>
-        <w:rPr>
-          <w:rStyle w:val="CommentReference"/>
-        </w:rPr>
-        <w:annotationRef/>
-      </w:r>
-      <w:r>
-        <w:t>Таким образом, на данном этапе можно считать, что исходные данные уже преобразованы в аналитически пригодную форму, и следующей задачей становится оценка того, насколько эти данные подходят именно для построения прогностических моделей.</w:t>
       </w:r>
     </w:p>
   </w:comment>
@@ -45284,11 +45326,27 @@
         <w:annotationRef/>
       </w:r>
       <w:r>
+        <w:t>Таким образом, на данном этапе можно считать, что исходные данные уже преобразованы в аналитически пригодную форму, и следующей задачей становится оценка того, насколько эти данные подходят именно для построения прогностических моделей.</w:t>
+      </w:r>
+    </w:p>
+  </w:comment>
+  <w:comment w:id="77" w:author="Deniss" w:date="2026-03-30T18:33:00Z" w:initials="D">
+    <w:p>
+      <w:pPr>
+        <w:pStyle w:val="CommentText"/>
+      </w:pPr>
+      <w:r>
+        <w:rPr>
+          <w:rStyle w:val="CommentReference"/>
+        </w:rPr>
+        <w:annotationRef/>
+      </w:r>
+      <w:r>
         <w:t>Как было сказано ранее, доступные наблюдения охватывают период с июля 2025 года по март 2026 года включительно. Это означает, что в распоряжении находится только девять последовательных месяцев наблюдений. Уже одно это накладывает существенные ограничения на последующий прогноз, поскольку в данных отсутствует хотя бы один полный годовой цикл. Следовательно, даже если в поведении продаж присутствует сезонность, полноценно выявить и проверить ее на таком горизонте затруднительно.</w:t>
       </w:r>
     </w:p>
   </w:comment>
-  <w:comment w:id="77" w:author="Deniss" w:date="2026-03-30T16:47:00Z" w:initials="D">
+  <w:comment w:id="78" w:author="Deniss" w:date="2026-03-30T16:47:00Z" w:initials="D">
     <w:p>
       <w:pPr>
         <w:pStyle w:val="CommentText"/>
@@ -45307,7 +45365,7 @@
       </w:r>
     </w:p>
   </w:comment>
-  <w:comment w:id="78" w:author="Deniss" w:date="2026-03-30T18:33:00Z" w:initials="D">
+  <w:comment w:id="79" w:author="Deniss" w:date="2026-03-30T18:33:00Z" w:initials="D">
     <w:p>
       <w:pPr>
         <w:pStyle w:val="CommentText"/>
@@ -45323,7 +45381,7 @@
       </w:r>
     </w:p>
   </w:comment>
-  <w:comment w:id="79" w:author="Deniss" w:date="2026-03-30T21:27:00Z" w:initials="D">
+  <w:comment w:id="80" w:author="Deniss" w:date="2026-03-30T21:27:00Z" w:initials="D">
     <w:p>
       <w:pPr>
         <w:pStyle w:val="CommentText"/>
@@ -45552,7 +45610,7 @@
       </w:r>
     </w:p>
   </w:comment>
-  <w:comment w:id="80" w:author="Deniss" w:date="2026-03-30T18:33:00Z" w:initials="D">
+  <w:comment w:id="81" w:author="Deniss" w:date="2026-03-30T18:33:00Z" w:initials="D">
     <w:p>
       <w:pPr>
         <w:pStyle w:val="CommentText"/>
@@ -45565,22 +45623,6 @@
       </w:r>
       <w:r>
         <w:t>По графику продаж видно, что наблюдаемый период действительно короткий: на временной оси представлена лишь часть года, причем без повторения тех же месяцев второго года. Это означает, что работа должна опираться не на сложные сезонные конструкции, а на более осторожные и устойчивые подходы, пригодные для коротких рядов. Одновременно график количества материалов показывает, что база наблюдений в первые месяцы еще формировалась, а значит, ранние периоды следует рассматривать с осторожностью.</w:t>
-      </w:r>
-    </w:p>
-  </w:comment>
-  <w:comment w:id="81" w:author="Deniss" w:date="2026-03-30T18:33:00Z" w:initials="D">
-    <w:p>
-      <w:pPr>
-        <w:pStyle w:val="CommentText"/>
-      </w:pPr>
-      <w:r>
-        <w:rPr>
-          <w:rStyle w:val="CommentReference"/>
-        </w:rPr>
-        <w:annotationRef/>
-      </w:r>
-      <w:r>
-        <w:t>Из этого следует важный промежуточный вывод: доступные данные ограничены и по длине временного горизонта, и по полноте ранних наблюдений. Именно это в дальнейшем становится одним из главных аргументов в пользу укрупнения объекта прогноза и отказа от слишком детализированного прогнозирования на уровне отдельных материалов.</w:t>
       </w:r>
     </w:p>
   </w:comment>
@@ -45596,11 +45638,27 @@
         <w:annotationRef/>
       </w:r>
       <w:r>
+        <w:t>Из этого следует важный промежуточный вывод: доступные данные ограничены и по длине временного горизонта, и по полноте ранних наблюдений. Именно это в дальнейшем становится одним из главных аргументов в пользу укрупнения объекта прогноза и отказа от слишком детализированного прогнозирования на уровне отдельных материалов.</w:t>
+      </w:r>
+    </w:p>
+  </w:comment>
+  <w:comment w:id="83" w:author="Deniss" w:date="2026-03-30T18:33:00Z" w:initials="D">
+    <w:p>
+      <w:pPr>
+        <w:pStyle w:val="CommentText"/>
+      </w:pPr>
+      <w:r>
+        <w:rPr>
+          <w:rStyle w:val="CommentReference"/>
+        </w:rPr>
+        <w:annotationRef/>
+      </w:r>
+      <w:r>
         <w:t>С точки зрения задачи прогнозирования данные о продажах и поставках играют разную роль. Продажи напрямую отражают фактический спрос и потому естественным образом становятся основным объектом прогнозирования. Поставки, напротив, описывают пополнение запасов и зависят не только от спроса, но и от внутренних решений предприятия, логистики, сроков закупки и особенностей поставщиков.</w:t>
       </w:r>
     </w:p>
   </w:comment>
-  <w:comment w:id="83" w:author="Deniss" w:date="2026-03-30T19:45:00Z" w:initials="D">
+  <w:comment w:id="84" w:author="Deniss" w:date="2026-03-30T19:45:00Z" w:initials="D">
     <w:p>
       <w:pPr>
         <w:pStyle w:val="CommentText"/>
@@ -45616,7 +45674,7 @@
       </w:r>
     </w:p>
   </w:comment>
-  <w:comment w:id="84" w:author="Deniss" w:date="2026-03-30T18:53:00Z" w:initials="D">
+  <w:comment w:id="85" w:author="Deniss" w:date="2026-03-30T18:53:00Z" w:initials="D">
     <w:p>
       <w:pPr>
         <w:pStyle w:val="CommentText"/>
@@ -45707,7 +45765,7 @@
       </w:r>
     </w:p>
   </w:comment>
-  <w:comment w:id="85" w:author="Deniss" w:date="2026-03-30T19:45:00Z" w:initials="D">
+  <w:comment w:id="86" w:author="Deniss" w:date="2026-03-30T19:45:00Z" w:initials="D">
     <w:p>
       <w:pPr>
         <w:pStyle w:val="CommentText"/>
@@ -45723,7 +45781,7 @@
       </w:r>
     </w:p>
   </w:comment>
-  <w:comment w:id="86" w:author="Deniss" w:date="2026-03-30T19:45:00Z" w:initials="D">
+  <w:comment w:id="87" w:author="Deniss" w:date="2026-03-30T19:45:00Z" w:initials="D">
     <w:p>
       <w:pPr>
         <w:pStyle w:val="CommentText"/>
@@ -45739,7 +45797,7 @@
       </w:r>
     </w:p>
   </w:comment>
-  <w:comment w:id="87" w:author="Deniss" w:date="2026-03-30T20:15:00Z" w:initials="D">
+  <w:comment w:id="88" w:author="Deniss" w:date="2026-03-30T20:15:00Z" w:initials="D">
     <w:p>
       <w:pPr>
         <w:pStyle w:val="CommentText"/>
@@ -45755,7 +45813,7 @@
       </w:r>
     </w:p>
   </w:comment>
-  <w:comment w:id="88" w:author="Deniss" w:date="2026-03-30T20:16:00Z" w:initials="D">
+  <w:comment w:id="89" w:author="Deniss" w:date="2026-03-30T20:16:00Z" w:initials="D">
     <w:p>
       <w:pPr>
         <w:pStyle w:val="CommentText"/>
@@ -45899,7 +45957,7 @@
       </w:r>
     </w:p>
   </w:comment>
-  <w:comment w:id="89" w:author="Deniss" w:date="2026-03-30T20:29:00Z" w:initials="D">
+  <w:comment w:id="90" w:author="Deniss" w:date="2026-03-30T20:29:00Z" w:initials="D">
     <w:p>
       <w:pPr>
         <w:pStyle w:val="CommentText"/>
@@ -46011,7 +46069,7 @@
       </w:r>
     </w:p>
   </w:comment>
-  <w:comment w:id="90" w:author="Deniss" w:date="2026-03-30T20:30:00Z" w:initials="D">
+  <w:comment w:id="91" w:author="Deniss" w:date="2026-03-30T20:30:00Z" w:initials="D">
     <w:p>
       <w:pPr>
         <w:pStyle w:val="CommentText"/>
@@ -46068,7 +46126,7 @@
       </w:r>
     </w:p>
   </w:comment>
-  <w:comment w:id="91" w:author="Deniss" w:date="2026-03-30T20:28:00Z" w:initials="D">
+  <w:comment w:id="92" w:author="Deniss" w:date="2026-03-30T20:28:00Z" w:initials="D">
     <w:p>
       <w:pPr>
         <w:pStyle w:val="CommentText"/>
@@ -46084,7 +46142,7 @@
       </w:r>
     </w:p>
   </w:comment>
-  <w:comment w:id="92" w:author="Deniss" w:date="2026-03-30T20:27:00Z" w:initials="D">
+  <w:comment w:id="93" w:author="Deniss" w:date="2026-03-30T20:27:00Z" w:initials="D">
     <w:p>
       <w:pPr>
         <w:pStyle w:val="CommentText"/>
@@ -46100,7 +46158,7 @@
       </w:r>
     </w:p>
   </w:comment>
-  <w:comment w:id="93" w:author="Deniss" w:date="2026-03-30T20:36:00Z" w:initials="D">
+  <w:comment w:id="94" w:author="Deniss" w:date="2026-03-30T20:36:00Z" w:initials="D">
     <w:p>
       <w:pPr>
         <w:pStyle w:val="CommentText"/>
@@ -46236,7 +46294,7 @@
       </w:r>
     </w:p>
   </w:comment>
-  <w:comment w:id="94" w:author="Deniss" w:date="2026-03-30T20:38:00Z" w:initials="D">
+  <w:comment w:id="95" w:author="Deniss" w:date="2026-03-30T20:38:00Z" w:initials="D">
     <w:p>
       <w:pPr>
         <w:pStyle w:val="CommentText"/>
@@ -46267,7 +46325,7 @@
       </w:r>
     </w:p>
   </w:comment>
-  <w:comment w:id="95" w:author="Deniss" w:date="2026-04-10T14:35:00Z" w:initials="D">
+  <w:comment w:id="96" w:author="Deniss" w:date="2026-04-10T14:35:00Z" w:initials="D">
     <w:p>
       <w:pPr>
         <w:pStyle w:val="CommentText"/>
@@ -46286,7 +46344,7 @@
       </w:r>
     </w:p>
   </w:comment>
-  <w:comment w:id="96" w:author="Deniss" w:date="2026-03-30T20:56:00Z" w:initials="D">
+  <w:comment w:id="97" w:author="Deniss" w:date="2026-03-30T20:56:00Z" w:initials="D">
     <w:p>
       <w:pPr>
         <w:pStyle w:val="CommentText"/>
@@ -46326,7 +46384,7 @@
       </w:r>
     </w:p>
   </w:comment>
-  <w:comment w:id="97" w:author="Deniss" w:date="2026-04-10T14:35:00Z" w:initials="D">
+  <w:comment w:id="98" w:author="Deniss" w:date="2026-04-10T14:35:00Z" w:initials="D">
     <w:p>
       <w:pPr>
         <w:pStyle w:val="CommentText"/>
@@ -46345,7 +46403,7 @@
       </w:r>
     </w:p>
   </w:comment>
-  <w:comment w:id="99" w:author="Deniss" w:date="2026-03-30T20:56:00Z" w:initials="D">
+  <w:comment w:id="100" w:author="Deniss" w:date="2026-03-30T20:56:00Z" w:initials="D">
     <w:p>
       <w:pPr>
         <w:pStyle w:val="CommentText"/>
@@ -46361,7 +46419,7 @@
       </w:r>
     </w:p>
   </w:comment>
-  <w:comment w:id="98" w:author="Deniss" w:date="2026-04-10T14:32:00Z" w:initials="D">
+  <w:comment w:id="99" w:author="Deniss" w:date="2026-04-10T14:32:00Z" w:initials="D">
     <w:p>
       <w:pPr>
         <w:pStyle w:val="CommentText"/>
@@ -46380,7 +46438,7 @@
       </w:r>
     </w:p>
   </w:comment>
-  <w:comment w:id="100" w:author="Deniss" w:date="2026-03-30T20:59:00Z" w:initials="D">
+  <w:comment w:id="101" w:author="Deniss" w:date="2026-03-30T20:59:00Z" w:initials="D">
     <w:p>
       <w:pPr>
         <w:pStyle w:val="CommentText"/>
@@ -46401,41 +46459,6 @@
       </w:pPr>
       <w:r>
         <w:t>Для построения рядов в данной работе используется месячный шаг. Для каждой выбранной группы brand+category формируется последовательность значений за месяцы от июля 2025 года до марта 2026 года. Если в пределах наблюдаемого месяца продаж по данной группе не зафиксировано, берется ноль. Такое правило приемлемо именно на уровне агрегированных групп, поскольку месяц при этом остается частью общего периода наблюдения, просто без единной продажи.</w:t>
-      </w:r>
-    </w:p>
-  </w:comment>
-  <w:comment w:id="101" w:author="Deniss" w:date="2026-03-30T21:29:00Z" w:initials="D">
-    <w:p>
-      <w:pPr>
-        <w:pStyle w:val="CommentText"/>
-      </w:pPr>
-      <w:r>
-        <w:rPr>
-          <w:rStyle w:val="CommentReference"/>
-        </w:rPr>
-        <w:annotationRef/>
-      </w:r>
-      <w:r>
-        <w:rPr>
-          <w:noProof/>
-        </w:rPr>
-        <w:t>šo daļu var izmantot nakotnē datu sintezēšanai, būtu jāaprēķinā korelācija utt</w:t>
-      </w:r>
-    </w:p>
-  </w:comment>
-  <w:comment w:id="102" w:author="Deniss" w:date="2026-03-30T21:26:00Z" w:initials="D">
-    <w:p>
-      <w:pPr>
-        <w:pStyle w:val="CommentText"/>
-      </w:pPr>
-      <w:r>
-        <w:rPr>
-          <w:rStyle w:val="CommentReference"/>
-        </w:rPr>
-        <w:annotationRef/>
-      </w:r>
-      <w:r>
-        <w:t>Отдельный вопрос насколько ранние месяцы наблюдения отражают реальный спроса, как сильно на него повлияло постепенное формирование самой учетной базы. Для этого полезно сопоставить две величины: количество задокументированных значимых материалов и суммарные продажи по месяцам. Этот график можно увидеть на картинке 4.3. Визуально в первой части рассматриваемого периода наблюдается совместный рост этих двух показателей. По мере того как в базу заносится больше материалов, возрастает и суммарный зафиксированный объем продаж. Это не доказывает автоматически, что продажи в ранние месяцы были сильно занижены, однако указывает на возможную зависимость между полнотой учета и величиной спроса. Другими словами, ранние месяцы могут быть слабыми не только потому, что спрос тогда был ниже, но и потому, что учет к тому моменту еще не охватывал весь продаваемый ассортимент.</w:t>
       </w:r>
     </w:p>
   </w:comment>
@@ -46451,11 +46474,76 @@
         <w:annotationRef/>
       </w:r>
       <w:r>
+        <w:rPr>
+          <w:noProof/>
+        </w:rPr>
+        <w:t>šo daļu var izmantot nakotnē datu sintezēšanai, būtu jāaprēķinā korelācija utt</w:t>
+      </w:r>
+    </w:p>
+  </w:comment>
+  <w:comment w:id="102" w:author="Deniss" w:date="2026-05-15T18:42:00Z" w:initials="D">
+    <w:p>
+      <w:pPr>
+        <w:pStyle w:val="CommentText"/>
+        <w:rPr>
+          <w:lang w:val="en-GB"/>
+        </w:rPr>
+      </w:pPr>
+      <w:r>
+        <w:rPr>
+          <w:rStyle w:val="CommentReference"/>
+        </w:rPr>
+        <w:annotationRef/>
+      </w:r>
+      <w:r>
+        <w:rPr>
+          <w:noProof/>
+          <w:lang w:val="en-GB"/>
+        </w:rPr>
+        <w:t>renam</w:t>
+      </w:r>
+      <w:r>
+        <w:rPr>
+          <w:noProof/>
+          <w:lang w:val="en-GB"/>
+        </w:rPr>
+        <w:t>e?</w:t>
+      </w:r>
+    </w:p>
+  </w:comment>
+  <w:comment w:id="104" w:author="Deniss" w:date="2026-03-30T21:26:00Z" w:initials="D">
+    <w:p>
+      <w:pPr>
+        <w:pStyle w:val="CommentText"/>
+      </w:pPr>
+      <w:r>
+        <w:rPr>
+          <w:rStyle w:val="CommentReference"/>
+        </w:rPr>
+        <w:annotationRef/>
+      </w:r>
+      <w:r>
+        <w:t>Отдельный вопрос насколько ранние месяцы наблюдения отражают реальный спроса, как сильно на него повлияло постепенное формирование самой учетной базы. Для этого полезно сопоставить две величины: количество задокументированных значимых материалов и суммарные продажи по месяцам. Этот график можно увидеть на картинке 4.3. Визуально в первой части рассматриваемого периода наблюдается совместный рост этих двух показателей. По мере того как в базу заносится больше материалов, возрастает и суммарный зафиксированный объем продаж. Это не доказывает автоматически, что продажи в ранние месяцы были сильно занижены, однако указывает на возможную зависимость между полнотой учета и величиной спроса. Другими словами, ранние месяцы могут быть слабыми не только потому, что спрос тогда был ниже, но и потому, что учет к тому моменту еще не охватывал весь продаваемый ассортимент.</w:t>
+      </w:r>
+    </w:p>
+  </w:comment>
+  <w:comment w:id="105" w:author="Deniss" w:date="2026-03-30T21:29:00Z" w:initials="D">
+    <w:p>
+      <w:pPr>
+        <w:pStyle w:val="CommentText"/>
+      </w:pPr>
+      <w:r>
+        <w:rPr>
+          <w:rStyle w:val="CommentReference"/>
+        </w:rPr>
+        <w:annotationRef/>
+      </w:r>
+      <w:r>
         <w:t>Это подтверждает уже сделанный ранее вывод: доступные данные ограничены не только по длине периода, но и по степени полноты учета в начале наблюдений.</w:t>
       </w:r>
     </w:p>
   </w:comment>
-  <w:comment w:id="104" w:author="Deniss" w:date="2026-04-10T14:39:00Z" w:initials="D">
+  <w:comment w:id="106" w:author="Deniss" w:date="2026-04-10T14:39:00Z" w:initials="D">
     <w:p>
       <w:pPr>
         <w:pStyle w:val="CommentText"/>
@@ -46474,7 +46562,7 @@
       </w:r>
     </w:p>
   </w:comment>
-  <w:comment w:id="105" w:author="Deniss" w:date="2026-04-10T02:02:00Z" w:initials="D">
+  <w:comment w:id="107" w:author="Deniss" w:date="2026-04-10T02:02:00Z" w:initials="D">
     <w:p>
       <w:pPr>
         <w:pStyle w:val="CommentText"/>
@@ -46570,7 +46658,7 @@
       </w:r>
     </w:p>
   </w:comment>
-  <w:comment w:id="106" w:author="Deniss" w:date="2026-04-10T01:59:00Z" w:initials="D">
+  <w:comment w:id="108" w:author="Deniss" w:date="2026-04-10T01:59:00Z" w:initials="D">
     <w:p>
       <w:pPr>
         <w:pStyle w:val="CommentText"/>
@@ -47593,7 +47681,7 @@
       </w:pPr>
     </w:p>
   </w:comment>
-  <w:comment w:id="107" w:author="Deniss" w:date="2026-04-10T14:42:00Z" w:initials="D">
+  <w:comment w:id="109" w:author="Deniss" w:date="2026-04-10T14:42:00Z" w:initials="D">
     <w:p>
       <w:pPr>
         <w:pStyle w:val="CommentText"/>
@@ -47633,7 +47721,7 @@
       </w:r>
     </w:p>
   </w:comment>
-  <w:comment w:id="108" w:author="Deniss" w:date="2026-04-10T14:44:00Z" w:initials="D">
+  <w:comment w:id="110" w:author="Deniss" w:date="2026-04-10T14:44:00Z" w:initials="D">
     <w:p>
       <w:pPr>
         <w:pStyle w:val="CommentText"/>
@@ -47646,38 +47734,6 @@
       </w:r>
       <w:r>
         <w:t>Таким образом, каждый следующий эксперимент использует немного болье данных для обучения и проверяет прогноз на следующем месяце. Это позволяет получить несколько последовательных результатов и сравнить устойчивость методов, чтобы убедится в их эфективности.</w:t>
-      </w:r>
-    </w:p>
-  </w:comment>
-  <w:comment w:id="109" w:author="Deniss" w:date="2026-04-10T15:07:00Z" w:initials="D">
-    <w:p>
-      <w:pPr>
-        <w:pStyle w:val="CommentText"/>
-      </w:pPr>
-      <w:r>
-        <w:rPr>
-          <w:rStyle w:val="CommentReference"/>
-        </w:rPr>
-        <w:annotationRef/>
-      </w:r>
-      <w:r>
-        <w:t>Наивный прогноз представляет собой самый простой способ прогнозирования, при котором значение следующего месяца принимается равным значению предыдущего. Формально это можно записать следующим образом:</w:t>
-      </w:r>
-    </w:p>
-  </w:comment>
-  <w:comment w:id="110" w:author="Deniss" w:date="2026-04-10T15:07:00Z" w:initials="D">
-    <w:p>
-      <w:pPr>
-        <w:pStyle w:val="CommentText"/>
-      </w:pPr>
-      <w:r>
-        <w:rPr>
-          <w:rStyle w:val="CommentReference"/>
-        </w:rPr>
-        <w:annotationRef/>
-      </w:r>
-      <w:r>
-        <w:t>Иными словами, при прогнозировании января 2026 года использовалось значение декабря 2025 года, при прогнозировании февраля 2026 года — значение января 2026 года, а при прогнозировании марта 2026 года — значение февраля 2026 года.</w:t>
       </w:r>
     </w:p>
   </w:comment>
@@ -47693,7 +47749,7 @@
         <w:annotationRef/>
       </w:r>
       <w:r>
-        <w:t>В данной работе наивный прогноз используется как минимальный эталон сравнения для остальных методов. Если более сложная модель не показывает лучшего результата, чем простое перенесение значения предыдущего месяца, то ее практическое преимущество на данном наборе данных нельзя считать подтвержденным.</w:t>
+        <w:t>Наивный прогноз представляет собой самый простой способ прогнозирования, при котором значение следующего месяца принимается равным значению предыдущего. Формально это можно записать следующим образом:</w:t>
       </w:r>
     </w:p>
   </w:comment>
@@ -47709,11 +47765,43 @@
         <w:annotationRef/>
       </w:r>
       <w:r>
+        <w:t>Иными словами, при прогнозировании января 2026 года использовалось значение декабря 2025 года, при прогнозировании февраля 2026 года — значение января 2026 года, а при прогнозировании марта 2026 года — значение февраля 2026 года.</w:t>
+      </w:r>
+    </w:p>
+  </w:comment>
+  <w:comment w:id="113" w:author="Deniss" w:date="2026-04-10T15:07:00Z" w:initials="D">
+    <w:p>
+      <w:pPr>
+        <w:pStyle w:val="CommentText"/>
+      </w:pPr>
+      <w:r>
+        <w:rPr>
+          <w:rStyle w:val="CommentReference"/>
+        </w:rPr>
+        <w:annotationRef/>
+      </w:r>
+      <w:r>
+        <w:t>В данной работе наивный прогноз используется как минимальный эталон сравнения для остальных методов. Если более сложная модель не показывает лучшего результата, чем простое перенесение значения предыдущего месяца, то ее практическое преимущество на данном наборе данных нельзя считать подтвержденным.</w:t>
+      </w:r>
+    </w:p>
+  </w:comment>
+  <w:comment w:id="114" w:author="Deniss" w:date="2026-04-10T15:07:00Z" w:initials="D">
+    <w:p>
+      <w:pPr>
+        <w:pStyle w:val="CommentText"/>
+      </w:pPr>
+      <w:r>
+        <w:rPr>
+          <w:rStyle w:val="CommentReference"/>
+        </w:rPr>
+        <w:annotationRef/>
+      </w:r>
+      <w:r>
         <w:t>Совпадение прогноза более сложной модели с наивным прогнозом не рассматривается как ошибка постановки эксперимента, а напротив, показывает, что в некоторых случаях baseline уже адекватно описывает динамику продаж. Премущество более сложной модели выявляется савокупностью меньших ошибочных прогнозов среди всех трех тестов. Другими словами, если сложный метод дает тот же результат, что naive, это полезно - это дает проверить, действительно ли сложность модели в сравнении с baseline окупается</w:t>
       </w:r>
     </w:p>
   </w:comment>
-  <w:comment w:id="113" w:author="Deniss" w:date="2026-04-10T17:46:00Z" w:initials="D">
+  <w:comment w:id="115" w:author="Deniss" w:date="2026-04-10T17:46:00Z" w:initials="D">
     <w:p>
       <w:pPr>
         <w:pStyle w:val="CommentText"/>
@@ -47729,7 +47817,7 @@
       </w:r>
     </w:p>
   </w:comment>
-  <w:comment w:id="114" w:author="Deniss" w:date="2026-04-10T18:36:00Z" w:initials="D">
+  <w:comment w:id="116" w:author="Deniss" w:date="2026-04-10T18:36:00Z" w:initials="D">
     <w:p>
       <w:pPr>
         <w:pStyle w:val="CommentText"/>
@@ -47742,7 +47830,7 @@
       </w:r>
     </w:p>
   </w:comment>
-  <w:comment w:id="115" w:author="Deniss" w:date="2026-04-10T18:36:00Z" w:initials="D">
+  <w:comment w:id="117" w:author="Deniss" w:date="2026-04-10T18:36:00Z" w:initials="D">
     <w:p>
       <w:pPr>
         <w:pStyle w:val="CommentText"/>
@@ -47758,7 +47846,7 @@
       </w:r>
     </w:p>
   </w:comment>
-  <w:comment w:id="116" w:author="Deniss" w:date="2026-04-13T14:56:00Z" w:initials="D">
+  <w:comment w:id="118" w:author="Deniss" w:date="2026-04-13T14:56:00Z" w:initials="D">
     <w:p>
       <w:pPr>
         <w:pStyle w:val="CommentText"/>
@@ -47774,7 +47862,7 @@
       </w:r>
     </w:p>
   </w:comment>
-  <w:comment w:id="117" w:author="Deniss" w:date="2026-04-13T14:35:00Z" w:initials="D">
+  <w:comment w:id="119" w:author="Deniss" w:date="2026-04-13T14:35:00Z" w:initials="D">
     <w:p>
       <w:pPr>
         <w:pStyle w:val="CommentText"/>
@@ -47790,7 +47878,7 @@
       </w:r>
     </w:p>
   </w:comment>
-  <w:comment w:id="120" w:author="Deniss" w:date="2026-04-13T15:49:00Z" w:initials="D">
+  <w:comment w:id="122" w:author="Deniss" w:date="2026-04-13T15:49:00Z" w:initials="D">
     <w:p>
       <w:pPr>
         <w:pStyle w:val="CommentText"/>
@@ -47806,7 +47894,7 @@
       </w:r>
     </w:p>
   </w:comment>
-  <w:comment w:id="119" w:author="Deniss" w:date="2026-04-13T15:58:00Z" w:initials="D">
+  <w:comment w:id="121" w:author="Deniss" w:date="2026-04-13T15:58:00Z" w:initials="D">
     <w:p>
       <w:pPr>
         <w:pStyle w:val="CommentText"/>
@@ -47825,7 +47913,7 @@
       </w:r>
     </w:p>
   </w:comment>
-  <w:comment w:id="121" w:author="Deniss" w:date="2026-04-13T16:02:00Z" w:initials="D">
+  <w:comment w:id="123" w:author="Deniss" w:date="2026-04-13T16:02:00Z" w:initials="D">
     <w:p>
       <w:pPr>
         <w:pStyle w:val="CommentText"/>
@@ -47844,7 +47932,7 @@
       </w:r>
     </w:p>
   </w:comment>
-  <w:comment w:id="122" w:author="Deniss" w:date="2026-04-13T16:23:00Z" w:initials="D">
+  <w:comment w:id="124" w:author="Deniss" w:date="2026-04-13T16:23:00Z" w:initials="D">
     <w:p>
       <w:pPr>
         <w:pStyle w:val="CommentText"/>
@@ -47860,7 +47948,7 @@
       </w:r>
     </w:p>
   </w:comment>
-  <w:comment w:id="123" w:author="Deniss" w:date="2026-04-13T16:18:00Z" w:initials="D">
+  <w:comment w:id="125" w:author="Deniss" w:date="2026-04-13T16:18:00Z" w:initials="D">
     <w:p>
       <w:pPr>
         <w:pStyle w:val="CommentText"/>
@@ -47876,7 +47964,7 @@
       </w:r>
     </w:p>
   </w:comment>
-  <w:comment w:id="124" w:author="Deniss" w:date="2026-04-13T16:19:00Z" w:initials="D">
+  <w:comment w:id="126" w:author="Deniss" w:date="2026-04-13T16:19:00Z" w:initials="D">
     <w:p>
       <w:pPr>
         <w:pStyle w:val="CommentText"/>
@@ -47892,7 +47980,7 @@
       </w:r>
     </w:p>
   </w:comment>
-  <w:comment w:id="125" w:author="Deniss" w:date="2026-04-10T17:12:00Z" w:initials="D">
+  <w:comment w:id="127" w:author="Deniss" w:date="2026-04-10T17:12:00Z" w:initials="D">
     <w:p>
       <w:pPr>
         <w:pStyle w:val="CommentText"/>
@@ -48130,7 +48218,7 @@
       </w:pPr>
     </w:p>
   </w:comment>
-  <w:comment w:id="126" w:author="Deniss" w:date="2026-04-15T21:45:00Z" w:initials="D">
+  <w:comment w:id="128" w:author="Deniss" w:date="2026-04-15T21:45:00Z" w:initials="D">
     <w:p>
       <w:pPr>
         <w:pStyle w:val="CommentText"/>
@@ -48146,7 +48234,7 @@
       </w:r>
     </w:p>
   </w:comment>
-  <w:comment w:id="127" w:author="Deniss" w:date="2026-04-15T21:39:00Z" w:initials="D">
+  <w:comment w:id="129" w:author="Deniss" w:date="2026-04-15T21:39:00Z" w:initials="D">
     <w:p>
       <w:pPr>
         <w:pStyle w:val="CommentText"/>
@@ -48162,7 +48250,7 @@
       </w:r>
     </w:p>
   </w:comment>
-  <w:comment w:id="128" w:author="Deniss" w:date="2026-04-15T22:12:00Z" w:initials="D">
+  <w:comment w:id="130" w:author="Deniss" w:date="2026-04-15T22:12:00Z" w:initials="D">
     <w:p>
       <w:pPr>
         <w:pStyle w:val="CommentText"/>
@@ -48178,7 +48266,7 @@
       </w:r>
     </w:p>
   </w:comment>
-  <w:comment w:id="129" w:author="Deniss" w:date="2026-04-15T22:30:00Z" w:initials="D">
+  <w:comment w:id="131" w:author="Deniss" w:date="2026-04-15T22:30:00Z" w:initials="D">
     <w:p>
       <w:pPr>
         <w:pStyle w:val="CommentText"/>
@@ -48194,7 +48282,7 @@
       </w:r>
     </w:p>
   </w:comment>
-  <w:comment w:id="130" w:author="Deniss" w:date="2026-04-15T22:30:00Z" w:initials="D">
+  <w:comment w:id="132" w:author="Deniss" w:date="2026-04-15T22:30:00Z" w:initials="D">
     <w:p>
       <w:pPr>
         <w:pStyle w:val="CommentText"/>
@@ -48210,7 +48298,7 @@
       </w:r>
     </w:p>
   </w:comment>
-  <w:comment w:id="131" w:author="Deniss" w:date="2026-04-17T16:08:00Z" w:initials="D">
+  <w:comment w:id="133" w:author="Deniss" w:date="2026-04-17T16:08:00Z" w:initials="D">
     <w:p>
       <w:pPr>
         <w:pStyle w:val="CommentText"/>
@@ -48229,7 +48317,7 @@
       </w:r>
     </w:p>
   </w:comment>
-  <w:comment w:id="132" w:author="Deniss" w:date="2026-04-17T16:11:00Z" w:initials="D">
+  <w:comment w:id="134" w:author="Deniss" w:date="2026-04-17T16:11:00Z" w:initials="D">
     <w:p>
       <w:pPr>
         <w:pStyle w:val="CommentText"/>
@@ -48248,7 +48336,7 @@
       </w:r>
     </w:p>
   </w:comment>
-  <w:comment w:id="133" w:author="Deniss" w:date="2026-04-17T16:44:00Z" w:initials="D">
+  <w:comment w:id="135" w:author="Deniss" w:date="2026-04-17T16:44:00Z" w:initials="D">
     <w:p>
       <w:pPr>
         <w:pStyle w:val="CommentText"/>
@@ -48267,7 +48355,7 @@
       </w:r>
     </w:p>
   </w:comment>
-  <w:comment w:id="134" w:author="Deniss" w:date="2026-04-18T11:55:00Z" w:initials="D">
+  <w:comment w:id="136" w:author="Deniss" w:date="2026-04-18T11:55:00Z" w:initials="D">
     <w:p>
       <w:pPr>
         <w:pStyle w:val="CommentText"/>
@@ -48411,7 +48499,7 @@
       </w:r>
     </w:p>
   </w:comment>
-  <w:comment w:id="136" w:author="Deniss" w:date="2026-04-18T12:47:00Z" w:initials="D">
+  <w:comment w:id="138" w:author="Deniss" w:date="2026-04-18T12:47:00Z" w:initials="D">
     <w:p>
       <w:pPr>
         <w:pStyle w:val="CommentText"/>
@@ -48556,7 +48644,7 @@
       </w:pPr>
     </w:p>
   </w:comment>
-  <w:comment w:id="135" w:author="Deniss" w:date="2026-04-18T13:36:00Z" w:initials="D">
+  <w:comment w:id="137" w:author="Deniss" w:date="2026-04-18T13:36:00Z" w:initials="D">
     <w:p>
       <w:pPr>
         <w:pStyle w:val="CommentText"/>
@@ -48607,7 +48695,7 @@
       </w:r>
     </w:p>
   </w:comment>
-  <w:comment w:id="137" w:author="Deniss" w:date="2026-04-18T13:32:00Z" w:initials="D">
+  <w:comment w:id="139" w:author="Deniss" w:date="2026-04-18T13:32:00Z" w:initials="D">
     <w:p>
       <w:pPr>
         <w:pStyle w:val="CommentText"/>
@@ -48636,7 +48724,7 @@
       </w:r>
     </w:p>
   </w:comment>
-  <w:comment w:id="138" w:author="Deniss" w:date="2026-04-18T18:44:00Z" w:initials="D">
+  <w:comment w:id="140" w:author="Deniss" w:date="2026-04-18T18:44:00Z" w:initials="D">
     <w:p>
       <w:pPr>
         <w:pStyle w:val="CommentText"/>
@@ -48678,7 +48766,7 @@
       </w:r>
     </w:p>
   </w:comment>
-  <w:comment w:id="139" w:author="Deniss" w:date="2026-05-11T15:49:00Z" w:initials="D">
+  <w:comment w:id="141" w:author="Deniss" w:date="2026-05-11T15:49:00Z" w:initials="D">
     <w:p>
       <w:pPr>
         <w:pStyle w:val="CommentText"/>
@@ -48694,7 +48782,7 @@
       </w:r>
     </w:p>
   </w:comment>
-  <w:comment w:id="140" w:author="Deniss" w:date="2026-05-11T21:45:00Z" w:initials="D">
+  <w:comment w:id="142" w:author="Deniss" w:date="2026-05-11T21:45:00Z" w:initials="D">
     <w:p>
       <w:pPr>
         <w:pStyle w:val="CommentText"/>
@@ -48710,7 +48798,7 @@
       </w:r>
     </w:p>
   </w:comment>
-  <w:comment w:id="141" w:author="Deniss" w:date="2026-05-11T15:52:00Z" w:initials="D">
+  <w:comment w:id="143" w:author="Deniss" w:date="2026-05-11T15:52:00Z" w:initials="D">
     <w:p>
       <w:pPr>
         <w:pStyle w:val="CommentText"/>
@@ -48726,7 +48814,7 @@
       </w:r>
     </w:p>
   </w:comment>
-  <w:comment w:id="142" w:author="Deniss" w:date="2026-05-11T16:11:00Z" w:initials="D">
+  <w:comment w:id="144" w:author="Deniss" w:date="2026-05-11T16:11:00Z" w:initials="D">
     <w:p>
       <w:pPr>
         <w:pStyle w:val="CommentText"/>
@@ -48742,7 +48830,7 @@
       </w:r>
     </w:p>
   </w:comment>
-  <w:comment w:id="143" w:author="Deniss" w:date="2026-05-11T16:28:00Z" w:initials="D">
+  <w:comment w:id="145" w:author="Deniss" w:date="2026-05-11T16:28:00Z" w:initials="D">
     <w:p>
       <w:pPr>
         <w:pStyle w:val="CommentText"/>
@@ -48758,7 +48846,7 @@
       </w:r>
     </w:p>
   </w:comment>
-  <w:comment w:id="144" w:author="Deniss" w:date="2026-05-11T18:58:00Z" w:initials="D">
+  <w:comment w:id="146" w:author="Deniss" w:date="2026-05-11T18:58:00Z" w:initials="D">
     <w:p>
       <w:pPr>
         <w:pStyle w:val="CommentText"/>
@@ -48774,7 +48862,7 @@
       </w:r>
     </w:p>
   </w:comment>
-  <w:comment w:id="145" w:author="Deniss" w:date="2026-05-11T19:56:00Z" w:initials="D">
+  <w:comment w:id="147" w:author="Deniss" w:date="2026-05-11T19:56:00Z" w:initials="D">
     <w:p>
       <w:pPr>
         <w:pStyle w:val="CommentText"/>
@@ -48790,7 +48878,7 @@
       </w:r>
     </w:p>
   </w:comment>
-  <w:comment w:id="146" w:author="Deniss" w:date="2026-05-11T19:19:00Z" w:initials="D">
+  <w:comment w:id="148" w:author="Deniss" w:date="2026-05-11T19:19:00Z" w:initials="D">
     <w:p>
       <w:pPr>
         <w:pStyle w:val="CommentText"/>
@@ -48806,7 +48894,7 @@
       </w:r>
     </w:p>
   </w:comment>
-  <w:comment w:id="147" w:author="Deniss" w:date="2026-04-19T14:23:00Z" w:initials="D">
+  <w:comment w:id="149" w:author="Deniss" w:date="2026-04-19T14:23:00Z" w:initials="D">
     <w:p>
       <w:pPr>
         <w:pStyle w:val="CommentText"/>
@@ -48822,7 +48910,7 @@
       </w:r>
     </w:p>
   </w:comment>
-  <w:comment w:id="148" w:author="Deniss" w:date="2026-05-11T22:33:00Z" w:initials="D">
+  <w:comment w:id="150" w:author="Deniss" w:date="2026-05-11T22:33:00Z" w:initials="D">
     <w:p>
       <w:pPr>
         <w:pStyle w:val="CommentText"/>
@@ -48838,7 +48926,7 @@
       </w:r>
     </w:p>
   </w:comment>
-  <w:comment w:id="149" w:author="Deniss" w:date="2026-05-11T22:32:00Z" w:initials="D">
+  <w:comment w:id="151" w:author="Deniss" w:date="2026-05-11T22:32:00Z" w:initials="D">
     <w:p>
       <w:pPr>
         <w:pStyle w:val="CommentText"/>
@@ -48857,7 +48945,7 @@
       </w:r>
     </w:p>
   </w:comment>
-  <w:comment w:id="150" w:author="Deniss" w:date="2026-05-11T22:37:00Z" w:initials="D">
+  <w:comment w:id="152" w:author="Deniss" w:date="2026-05-11T22:37:00Z" w:initials="D">
     <w:p>
       <w:pPr>
         <w:pStyle w:val="CommentText"/>
@@ -48873,7 +48961,7 @@
       </w:r>
     </w:p>
   </w:comment>
-  <w:comment w:id="151" w:author="Deniss" w:date="2026-05-11T22:58:00Z" w:initials="D">
+  <w:comment w:id="153" w:author="Deniss" w:date="2026-05-11T22:58:00Z" w:initials="D">
     <w:p>
       <w:pPr>
         <w:pStyle w:val="CommentText"/>
@@ -48886,38 +48974,6 @@
       </w:r>
       <w:r>
         <w:t>According to WAPE, the best result was obtained by the naive method. This means that, for the current dataset, using the previous month’s sales value as the next month’s forecast produced a smaller total relative error than SES, ARIMA and LSTM. This result is not that surprising in the context of the available data. The time series do not even cover a complete yearly seasonal cycle. Under such conditions, a simpler method can be more stable than a more complex one that tries to take into account trend and smoothing behaviour and nonlinear relationships and whatnot from a small dataset.</w:t>
-      </w:r>
-    </w:p>
-  </w:comment>
-  <w:comment w:id="152" w:author="Deniss" w:date="2026-05-11T23:15:00Z" w:initials="D">
-    <w:p>
-      <w:pPr>
-        <w:pStyle w:val="CommentText"/>
-      </w:pPr>
-      <w:r>
-        <w:rPr>
-          <w:rStyle w:val="CommentReference"/>
-        </w:rPr>
-        <w:annotationRef/>
-      </w:r>
-      <w:r>
-        <w:t>The SES method produced the second-best result by WAPE. However, it did not improve over the naive baseline. This suggests that smoothing the available sales history did not provide enough additional information compared with using the most recent observation directly. In this dataset, several material groups show irregular monthly changes and zero-sales months. Therefore, a smoothed historical level may continue predicting positive sales even when the actual value is zero, or may react too slowly to sudden changes in demand. Similar observations are also found in applied forecasting comparisons, where more complex or more general methods do not necessarily outperform simpler baselines. Rosenblad (2021) shows that simple exponential smoothing can outperform more complex ARIMA configurations in a practical forecasting comparison.</w:t>
-      </w:r>
-    </w:p>
-  </w:comment>
-  <w:comment w:id="153" w:author="Deniss" w:date="2026-05-11T23:14:00Z" w:initials="D">
-    <w:p>
-      <w:pPr>
-        <w:pStyle w:val="CommentText"/>
-      </w:pPr>
-      <w:r>
-        <w:rPr>
-          <w:rStyle w:val="CommentReference"/>
-        </w:rPr>
-        <w:annotationRef/>
-      </w:r>
-      <w:r>
-        <w:t>The ARIMA model produced weaker results than both the naive and SES methods. Yes again, this result does not mean that ARIMA is generally unsuitable for sales forecasting. It merely says, that the model has not performed well enough in this work. Just like others, the result is most likely connected with the short and irregular structure of the available data.</w:t>
       </w:r>
     </w:p>
   </w:comment>
@@ -48933,11 +48989,43 @@
         <w:annotationRef/>
       </w:r>
       <w:r>
+        <w:t>The SES method produced the second-best result by WAPE. However, it did not improve over the naive baseline. This suggests that smoothing the available sales history did not provide enough additional information compared with using the most recent observation directly. In this dataset, several material groups show irregular monthly changes and zero-sales months. Therefore, a smoothed historical level may continue predicting positive sales even when the actual value is zero, or may react too slowly to sudden changes in demand. Similar observations are also found in applied forecasting comparisons, where more complex or more general methods do not necessarily outperform simpler baselines. Rosenblad (2021) shows that simple exponential smoothing can outperform more complex ARIMA configurations in a practical forecasting comparison.</w:t>
+      </w:r>
+    </w:p>
+  </w:comment>
+  <w:comment w:id="155" w:author="Deniss" w:date="2026-05-11T23:14:00Z" w:initials="D">
+    <w:p>
+      <w:pPr>
+        <w:pStyle w:val="CommentText"/>
+      </w:pPr>
+      <w:r>
+        <w:rPr>
+          <w:rStyle w:val="CommentReference"/>
+        </w:rPr>
+        <w:annotationRef/>
+      </w:r>
+      <w:r>
+        <w:t>The ARIMA model produced weaker results than both the naive and SES methods. Yes again, this result does not mean that ARIMA is generally unsuitable for sales forecasting. It merely says, that the model has not performed well enough in this work. Just like others, the result is most likely connected with the short and irregular structure of the available data.</w:t>
+      </w:r>
+    </w:p>
+  </w:comment>
+  <w:comment w:id="156" w:author="Deniss" w:date="2026-05-11T23:15:00Z" w:initials="D">
+    <w:p>
+      <w:pPr>
+        <w:pStyle w:val="CommentText"/>
+      </w:pPr>
+      <w:r>
+        <w:rPr>
+          <w:rStyle w:val="CommentReference"/>
+        </w:rPr>
+        <w:annotationRef/>
+      </w:r>
+      <w:r>
         <w:t>The LSTM model produced the weakest WAPE result. It shows that having access to a broader input feature set than the traditional methods does not automatically lead to better forecasting quality. LSTM models usually require enough training examples to reveal linear patterns. Not only did the current experiment fail to provide them, the number of material groups and zero-sales cases made the forecasting even more unstable. As a result, the model sometimes predicted sales when there was none and missed several large changes in demand, resulting in such a bad WAPE value. Therefore, the LSTM result does not sufficiently prove that neural networks are suitable for this task, but it does show that the current dataset is not enough to demonstrate an advantage.</w:t>
       </w:r>
     </w:p>
   </w:comment>
-  <w:comment w:id="155" w:author="Deniss" w:date="2026-04-19T15:39:00Z" w:initials="D">
+  <w:comment w:id="157" w:author="Deniss" w:date="2026-04-19T15:39:00Z" w:initials="D">
     <w:p>
       <w:pPr>
         <w:pStyle w:val="CommentText"/>
@@ -48956,7 +49044,7 @@
       </w:r>
     </w:p>
   </w:comment>
-  <w:comment w:id="156" w:author="Deniss" w:date="2026-04-19T17:53:00Z" w:initials="D">
+  <w:comment w:id="158" w:author="Deniss" w:date="2026-04-19T17:53:00Z" w:initials="D">
     <w:p>
       <w:pPr>
         <w:pStyle w:val="CommentText"/>
@@ -48972,7 +49060,7 @@
       </w:r>
     </w:p>
   </w:comment>
-  <w:comment w:id="157" w:author="Deniss" w:date="2026-04-19T19:12:00Z" w:initials="D">
+  <w:comment w:id="159" w:author="Deniss" w:date="2026-04-19T19:12:00Z" w:initials="D">
     <w:p>
       <w:pPr>
         <w:pStyle w:val="CommentText"/>
@@ -48991,7 +49079,7 @@
       </w:r>
     </w:p>
   </w:comment>
-  <w:comment w:id="158" w:author="Deniss" w:date="2026-04-19T20:47:00Z" w:initials="D">
+  <w:comment w:id="160" w:author="Deniss" w:date="2026-04-19T20:47:00Z" w:initials="D">
     <w:p>
       <w:pPr>
         <w:pStyle w:val="CommentText"/>
@@ -49007,7 +49095,7 @@
       </w:r>
     </w:p>
   </w:comment>
-  <w:comment w:id="159" w:author="Deniss" w:date="2026-05-13T12:27:00Z" w:initials="D">
+  <w:comment w:id="161" w:author="Deniss" w:date="2026-05-13T12:27:00Z" w:initials="D">
     <w:p>
       <w:pPr>
         <w:pStyle w:val="CommentText"/>
@@ -49023,7 +49111,7 @@
       </w:r>
     </w:p>
   </w:comment>
-  <w:comment w:id="160" w:author="Deniss" w:date="2026-05-13T12:46:00Z" w:initials="D">
+  <w:comment w:id="162" w:author="Deniss" w:date="2026-05-13T12:46:00Z" w:initials="D">
     <w:p>
       <w:pPr>
         <w:pStyle w:val="CommentText"/>
@@ -49039,7 +49127,7 @@
       </w:r>
     </w:p>
   </w:comment>
-  <w:comment w:id="161" w:author="Deniss" w:date="2026-05-13T13:04:00Z" w:initials="D">
+  <w:comment w:id="163" w:author="Deniss" w:date="2026-05-13T13:04:00Z" w:initials="D">
     <w:p>
       <w:pPr>
         <w:pStyle w:val="CommentText"/>
@@ -49068,7 +49156,7 @@
       </w:pPr>
     </w:p>
   </w:comment>
-  <w:comment w:id="162" w:author="Deniss" w:date="2026-05-13T13:16:00Z" w:initials="D">
+  <w:comment w:id="164" w:author="Deniss" w:date="2026-05-13T13:16:00Z" w:initials="D">
     <w:p>
       <w:pPr>
         <w:pStyle w:val="CommentText"/>
@@ -49116,7 +49204,7 @@
       </w:r>
     </w:p>
   </w:comment>
-  <w:comment w:id="163" w:author="Deniss" w:date="2026-05-13T13:48:00Z" w:initials="D">
+  <w:comment w:id="165" w:author="Deniss" w:date="2026-05-13T13:48:00Z" w:initials="D">
     <w:p>
       <w:pPr>
         <w:pStyle w:val="CommentText"/>
@@ -49132,7 +49220,7 @@
       </w:r>
     </w:p>
   </w:comment>
-  <w:comment w:id="164" w:author="Deniss" w:date="2026-05-13T23:02:00Z" w:initials="D">
+  <w:comment w:id="166" w:author="Deniss" w:date="2026-05-13T23:02:00Z" w:initials="D">
     <w:p>
       <w:pPr>
         <w:pStyle w:val="CommentText"/>
@@ -49163,7 +49251,7 @@
       </w:r>
     </w:p>
   </w:comment>
-  <w:comment w:id="165" w:author="Deniss" w:date="2026-05-13T14:01:00Z" w:initials="D">
+  <w:comment w:id="167" w:author="Deniss" w:date="2026-05-13T14:01:00Z" w:initials="D">
     <w:p>
       <w:pPr>
         <w:pStyle w:val="CommentText"/>
@@ -49179,7 +49267,7 @@
       </w:r>
     </w:p>
   </w:comment>
-  <w:comment w:id="166" w:author="Deniss" w:date="2026-05-13T22:36:00Z" w:initials="D">
+  <w:comment w:id="168" w:author="Deniss" w:date="2026-05-13T22:36:00Z" w:initials="D">
     <w:p>
       <w:pPr>
         <w:pStyle w:val="CommentText"/>
@@ -49222,129 +49310,131 @@
   <w15:commentEx w15:paraId="1E8926FE" w15:done="0"/>
   <w15:commentEx w15:paraId="730D8FFE" w15:done="0"/>
   <w15:commentEx w15:paraId="38B7557E" w15:done="0"/>
-  <w15:commentEx w15:paraId="15884B8B" w15:done="0"/>
-  <w15:commentEx w15:paraId="287DDEB2" w15:done="0"/>
+  <w15:commentEx w15:paraId="15884B8B" w15:done="1"/>
+  <w15:commentEx w15:paraId="287DDEB2" w15:done="1"/>
   <w15:commentEx w15:paraId="1329DA36" w15:done="0"/>
-  <w15:commentEx w15:paraId="6932FF60" w15:done="0"/>
-  <w15:commentEx w15:paraId="4CD4C789" w15:done="0"/>
-  <w15:commentEx w15:paraId="4AE3D603" w15:done="0"/>
-  <w15:commentEx w15:paraId="1D41F954" w15:done="0"/>
-  <w15:commentEx w15:paraId="3A6C3321" w15:done="0"/>
-  <w15:commentEx w15:paraId="39A7D956" w15:done="0"/>
-  <w15:commentEx w15:paraId="417D379D" w15:done="0"/>
-  <w15:commentEx w15:paraId="2E3729D3" w15:done="0"/>
-  <w15:commentEx w15:paraId="4F1D9268" w15:done="0"/>
-  <w15:commentEx w15:paraId="307A9EE5" w15:done="0"/>
-  <w15:commentEx w15:paraId="07408B86" w15:done="0"/>
-  <w15:commentEx w15:paraId="2D3289AC" w15:done="0"/>
+  <w15:commentEx w15:paraId="6932FF60" w15:done="1"/>
+  <w15:commentEx w15:paraId="4CD4C789" w15:done="1"/>
+  <w15:commentEx w15:paraId="4AE3D603" w15:done="1"/>
+  <w15:commentEx w15:paraId="1D41F954" w15:done="1"/>
+  <w15:commentEx w15:paraId="3A6C3321" w15:done="1"/>
+  <w15:commentEx w15:paraId="39A7D956" w15:done="1"/>
+  <w15:commentEx w15:paraId="417D379D" w15:done="1"/>
+  <w15:commentEx w15:paraId="2E3729D3" w15:done="1"/>
+  <w15:commentEx w15:paraId="4F1D9268" w15:done="1"/>
+  <w15:commentEx w15:paraId="307A9EE5" w15:done="1"/>
+  <w15:commentEx w15:paraId="07408B86" w15:done="1"/>
+  <w15:commentEx w15:paraId="2D3289AC" w15:done="1"/>
   <w15:commentEx w15:paraId="15021E30" w15:done="0"/>
   <w15:commentEx w15:paraId="08B056A4" w15:done="0"/>
-  <w15:commentEx w15:paraId="057CC0DF" w15:done="0"/>
-  <w15:commentEx w15:paraId="315484F2" w15:done="0"/>
-  <w15:commentEx w15:paraId="3BA6760B" w15:done="0"/>
-  <w15:commentEx w15:paraId="5D917BFD" w15:done="0"/>
-  <w15:commentEx w15:paraId="0A8A8FD8" w15:done="0"/>
-  <w15:commentEx w15:paraId="42051B3B" w15:done="0"/>
-  <w15:commentEx w15:paraId="548679B5" w15:done="0"/>
-  <w15:commentEx w15:paraId="14AFDE26" w15:done="0"/>
-  <w15:commentEx w15:paraId="5F835CCE" w15:done="0"/>
-  <w15:commentEx w15:paraId="3FA64062" w15:done="0"/>
-  <w15:commentEx w15:paraId="40262D6B" w15:done="0"/>
-  <w15:commentEx w15:paraId="01769B50" w15:done="0"/>
-  <w15:commentEx w15:paraId="442D4927" w15:done="0"/>
-  <w15:commentEx w15:paraId="1B057BE2" w15:done="0"/>
-  <w15:commentEx w15:paraId="0260BBC1" w15:done="0"/>
-  <w15:commentEx w15:paraId="4709D2D1" w15:done="0"/>
-  <w15:commentEx w15:paraId="69B579A0" w15:done="0"/>
+  <w15:commentEx w15:paraId="057CC0DF" w15:done="1"/>
+  <w15:commentEx w15:paraId="315484F2" w15:done="1"/>
+  <w15:commentEx w15:paraId="3BA6760B" w15:done="1"/>
+  <w15:commentEx w15:paraId="5D917BFD" w15:done="1"/>
+  <w15:commentEx w15:paraId="0A8A8FD8" w15:done="1"/>
+  <w15:commentEx w15:paraId="42051B3B" w15:done="1"/>
+  <w15:commentEx w15:paraId="548679B5" w15:done="1"/>
+  <w15:commentEx w15:paraId="14AFDE26" w15:done="1"/>
+  <w15:commentEx w15:paraId="5F835CCE" w15:done="1"/>
+  <w15:commentEx w15:paraId="3FA64062" w15:done="1"/>
+  <w15:commentEx w15:paraId="40262D6B" w15:done="1"/>
+  <w15:commentEx w15:paraId="01769B50" w15:done="1"/>
+  <w15:commentEx w15:paraId="442D4927" w15:done="1"/>
+  <w15:commentEx w15:paraId="1B057BE2" w15:done="1"/>
+  <w15:commentEx w15:paraId="44E47A9D" w15:done="0"/>
+  <w15:commentEx w15:paraId="0260BBC1" w15:done="1"/>
+  <w15:commentEx w15:paraId="4709D2D1" w15:done="1"/>
+  <w15:commentEx w15:paraId="69B579A0" w15:done="1"/>
   <w15:commentEx w15:paraId="1DDFB060" w15:done="0"/>
-  <w15:commentEx w15:paraId="3F9F0C67" w15:done="0"/>
-  <w15:commentEx w15:paraId="08B900BC" w15:done="0"/>
-  <w15:commentEx w15:paraId="3C7BF8CC" w15:done="0"/>
-  <w15:commentEx w15:paraId="633D4486" w15:done="0"/>
-  <w15:commentEx w15:paraId="5C6591A6" w15:done="0"/>
-  <w15:commentEx w15:paraId="6A0FF1B8" w15:done="0"/>
-  <w15:commentEx w15:paraId="4E187C41" w15:done="0"/>
-  <w15:commentEx w15:paraId="70AA48BA" w15:done="0"/>
-  <w15:commentEx w15:paraId="0747B42C" w15:done="0"/>
-  <w15:commentEx w15:paraId="5951D6CB" w15:done="0"/>
-  <w15:commentEx w15:paraId="5272623C" w15:done="0"/>
-  <w15:commentEx w15:paraId="7537EDD2" w15:done="0"/>
-  <w15:commentEx w15:paraId="1DE8EB26" w15:done="0"/>
-  <w15:commentEx w15:paraId="09C3E246" w15:done="0"/>
-  <w15:commentEx w15:paraId="2DB7669E" w15:done="0"/>
-  <w15:commentEx w15:paraId="40F94984" w15:done="0"/>
-  <w15:commentEx w15:paraId="12CFE427" w15:done="0"/>
+  <w15:commentEx w15:paraId="3F9F0C67" w15:done="1"/>
+  <w15:commentEx w15:paraId="08B900BC" w15:done="1"/>
+  <w15:commentEx w15:paraId="3C7BF8CC" w15:done="1"/>
+  <w15:commentEx w15:paraId="633D4486" w15:done="1"/>
+  <w15:commentEx w15:paraId="5C6591A6" w15:done="1"/>
+  <w15:commentEx w15:paraId="6A0FF1B8" w15:done="1"/>
+  <w15:commentEx w15:paraId="4E187C41" w15:done="1"/>
+  <w15:commentEx w15:paraId="70AA48BA" w15:done="1"/>
+  <w15:commentEx w15:paraId="0747B42C" w15:done="1"/>
+  <w15:commentEx w15:paraId="5951D6CB" w15:done="1"/>
+  <w15:commentEx w15:paraId="5272623C" w15:done="1"/>
+  <w15:commentEx w15:paraId="7537EDD2" w15:done="1"/>
+  <w15:commentEx w15:paraId="1DE8EB26" w15:done="1"/>
+  <w15:commentEx w15:paraId="09C3E246" w15:done="1"/>
+  <w15:commentEx w15:paraId="2DB7669E" w15:done="1"/>
+  <w15:commentEx w15:paraId="40F94984" w15:done="1"/>
+  <w15:commentEx w15:paraId="12CFE427" w15:done="1"/>
   <w15:commentEx w15:paraId="63E15D1F" w15:done="0"/>
-  <w15:commentEx w15:paraId="0ED5443C" w15:done="0"/>
+  <w15:commentEx w15:paraId="0ED5443C" w15:done="1"/>
   <w15:commentEx w15:paraId="5CD8527E" w15:done="0"/>
-  <w15:commentEx w15:paraId="681430EA" w15:done="0"/>
+  <w15:commentEx w15:paraId="681430EA" w15:done="1"/>
   <w15:commentEx w15:paraId="07420C52" w15:done="0"/>
-  <w15:commentEx w15:paraId="3559F115" w15:done="0"/>
+  <w15:commentEx w15:paraId="3559F115" w15:done="1"/>
   <w15:commentEx w15:paraId="55D1D705" w15:done="0"/>
-  <w15:commentEx w15:paraId="17BE2623" w15:done="0"/>
-  <w15:commentEx w15:paraId="429E30CE" w15:done="0"/>
+  <w15:commentEx w15:paraId="7AD5328E" w15:done="0"/>
+  <w15:commentEx w15:paraId="17BE2623" w15:done="1"/>
+  <w15:commentEx w15:paraId="429E30CE" w15:done="1"/>
   <w15:commentEx w15:paraId="6DD215FC" w15:done="0"/>
   <w15:commentEx w15:paraId="7F21EFCC" w15:done="0"/>
   <w15:commentEx w15:paraId="3CDC78AA" w15:done="0"/>
-  <w15:commentEx w15:paraId="7C45D317" w15:done="0"/>
-  <w15:commentEx w15:paraId="46F028C3" w15:done="0"/>
-  <w15:commentEx w15:paraId="3C9025BB" w15:done="0"/>
-  <w15:commentEx w15:paraId="43102174" w15:done="0"/>
-  <w15:commentEx w15:paraId="64101442" w15:done="0"/>
-  <w15:commentEx w15:paraId="64D73A3A" w15:done="0"/>
-  <w15:commentEx w15:paraId="4D6F9CDC" w15:done="0"/>
+  <w15:commentEx w15:paraId="7C45D317" w15:done="1"/>
+  <w15:commentEx w15:paraId="46F028C3" w15:done="1"/>
+  <w15:commentEx w15:paraId="3C9025BB" w15:done="1"/>
+  <w15:commentEx w15:paraId="43102174" w15:done="1"/>
+  <w15:commentEx w15:paraId="64101442" w15:done="1"/>
+  <w15:commentEx w15:paraId="64D73A3A" w15:done="1"/>
+  <w15:commentEx w15:paraId="4D6F9CDC" w15:done="1"/>
   <w15:commentEx w15:paraId="23396962" w15:done="0"/>
-  <w15:commentEx w15:paraId="2466CB2B" w15:done="0"/>
-  <w15:commentEx w15:paraId="14F77C91" w15:done="0"/>
-  <w15:commentEx w15:paraId="74FD3A2C" w15:done="0"/>
-  <w15:commentEx w15:paraId="1167FAA7" w15:done="0"/>
-  <w15:commentEx w15:paraId="6C7ED268" w15:done="0"/>
+  <w15:commentEx w15:paraId="2466CB2B" w15:done="1"/>
+  <w15:commentEx w15:paraId="14F77C91" w15:done="1"/>
+  <w15:commentEx w15:paraId="74FD3A2C" w15:done="1"/>
+  <w15:commentEx w15:paraId="1167FAA7" w15:done="1"/>
+  <w15:commentEx w15:paraId="6C7ED268" w15:done="1"/>
   <w15:commentEx w15:paraId="1B3AF942" w15:done="0"/>
-  <w15:commentEx w15:paraId="3DD6CF64" w15:done="0"/>
-  <w15:commentEx w15:paraId="104072A3" w15:done="0"/>
-  <w15:commentEx w15:paraId="02ADCB51" w15:done="0"/>
+  <w15:commentEx w15:paraId="3DD6CF64" w15:done="1"/>
+  <w15:commentEx w15:paraId="104072A3" w15:done="1"/>
+  <w15:commentEx w15:paraId="02ADCB51" w15:done="1"/>
   <w15:commentEx w15:paraId="20D1B378" w15:done="0"/>
-  <w15:commentEx w15:paraId="6FEE31EE" w15:done="0"/>
-  <w15:commentEx w15:paraId="7518D5BB" w15:done="0"/>
-  <w15:commentEx w15:paraId="54041CE2" w15:done="0"/>
-  <w15:commentEx w15:paraId="5BB86212" w15:done="0"/>
-  <w15:commentEx w15:paraId="06196FAB" w15:done="0"/>
+  <w15:commentEx w15:paraId="6FEE31EE" w15:done="1"/>
+  <w15:commentEx w15:paraId="7518D5BB" w15:done="1"/>
+  <w15:commentEx w15:paraId="54041CE2" w15:done="1"/>
+  <w15:commentEx w15:paraId="5BB86212" w15:done="1"/>
+  <w15:commentEx w15:paraId="06196FAB" w15:done="1"/>
   <w15:commentEx w15:paraId="11357A3C" w15:done="0"/>
   <w15:commentEx w15:paraId="2C43CE4E" w15:done="0"/>
   <w15:commentEx w15:paraId="33DAD0EE" w15:done="0"/>
-  <w15:commentEx w15:paraId="77A9C5F6" w15:done="0"/>
-  <w15:commentEx w15:paraId="4D603B1C" w15:done="0"/>
+  <w15:commentEx w15:paraId="77A9C5F6" w15:done="1"/>
+  <w15:commentEx w15:paraId="4D603B1C" w15:done="1"/>
   <w15:commentEx w15:paraId="16AE505C" w15:done="0"/>
-  <w15:commentEx w15:paraId="20A3F0A7" w15:done="0"/>
-  <w15:commentEx w15:paraId="17F7E3BD" w15:done="0"/>
-  <w15:commentEx w15:paraId="712B5529" w15:done="0"/>
-  <w15:commentEx w15:paraId="113E4465" w15:done="0"/>
-  <w15:commentEx w15:paraId="304F32FC" w15:done="0"/>
-  <w15:commentEx w15:paraId="752EFFCD" w15:done="0"/>
-  <w15:commentEx w15:paraId="726492F2" w15:done="0"/>
-  <w15:commentEx w15:paraId="4452AA08" w15:done="0"/>
-  <w15:commentEx w15:paraId="62C62506" w15:done="0"/>
-  <w15:commentEx w15:paraId="3DA3C36F" w15:done="0"/>
-  <w15:commentEx w15:paraId="73F09D04" w15:done="0"/>
-  <w15:commentEx w15:paraId="2017D9E0" w15:done="0"/>
+  <w15:commentEx w15:paraId="20A3F0A7" w15:done="1"/>
+  <w15:commentEx w15:paraId="17F7E3BD" w15:done="1"/>
+  <w15:commentEx w15:paraId="712B5529" w15:done="1"/>
+  <w15:commentEx w15:paraId="113E4465" w15:done="1"/>
+  <w15:commentEx w15:paraId="304F32FC" w15:done="1"/>
+  <w15:commentEx w15:paraId="752EFFCD" w15:done="1"/>
+  <w15:commentEx w15:paraId="726492F2" w15:done="1"/>
+  <w15:commentEx w15:paraId="4452AA08" w15:done="1"/>
+  <w15:commentEx w15:paraId="62C62506" w15:done="1"/>
+  <w15:commentEx w15:paraId="3DA3C36F" w15:done="1"/>
+  <w15:commentEx w15:paraId="73F09D04" w15:done="1"/>
+  <w15:commentEx w15:paraId="2017D9E0" w15:done="1"/>
   <w15:commentEx w15:paraId="1A03404B" w15:done="0"/>
-  <w15:commentEx w15:paraId="68A79C11" w15:done="0"/>
-  <w15:commentEx w15:paraId="7F267957" w15:done="0"/>
-  <w15:commentEx w15:paraId="43664063" w15:done="0"/>
-  <w15:commentEx w15:paraId="1943EAA2" w15:done="0"/>
-  <w15:commentEx w15:paraId="04D1D50A" w15:done="0"/>
+  <w15:commentEx w15:paraId="68A79C11" w15:done="1"/>
+  <w15:commentEx w15:paraId="7F267957" w15:done="1"/>
+  <w15:commentEx w15:paraId="43664063" w15:done="1"/>
+  <w15:commentEx w15:paraId="1943EAA2" w15:done="1"/>
+  <w15:commentEx w15:paraId="04D1D50A" w15:done="1"/>
   <w15:commentEx w15:paraId="7FF355F1" w15:done="0"/>
-  <w15:commentEx w15:paraId="28155693" w15:done="0"/>
+  <w15:commentEx w15:paraId="28155693" w15:done="1"/>
   <w15:commentEx w15:paraId="09B8B4D4" w15:done="0"/>
-  <w15:commentEx w15:paraId="0D80B923" w15:done="0"/>
-  <w15:commentEx w15:paraId="05795388" w15:done="0"/>
-  <w15:commentEx w15:paraId="0B00CDAA" w15:done="0"/>
-  <w15:commentEx w15:paraId="1C4735BF" w15:done="0"/>
-  <w15:commentEx w15:paraId="4FB216C1" w15:done="0"/>
-  <w15:commentEx w15:paraId="207C29BA" w15:done="0"/>
+  <w15:commentEx w15:paraId="0D80B923" w15:done="1"/>
+  <w15:commentEx w15:paraId="05795388" w15:done="1"/>
+  <w15:commentEx w15:paraId="0B00CDAA" w15:done="1"/>
+  <w15:commentEx w15:paraId="1C4735BF" w15:done="1"/>
+  <w15:commentEx w15:paraId="4FB216C1" w15:done="1"/>
+  <w15:commentEx w15:paraId="207C29BA" w15:done="1"/>
   <w15:commentEx w15:paraId="798D41DB" w15:done="0"/>
-  <w15:commentEx w15:paraId="706B0E24" w15:done="0"/>
-  <w15:commentEx w15:paraId="73263C4A" w15:done="0"/>
+  <w15:commentEx w15:paraId="706B0E24" w15:done="1"/>
+  <w15:commentEx w15:paraId="73263C4A" w15:done="1"/>
 </w15:commentsEx>
 </file>
 
@@ -49403,6 +49493,7 @@
   <w16cex:commentExtensible w16cex:durableId="15D91C4D" w16cex:dateUtc="2026-03-27T11:31:00Z"/>
   <w16cex:commentExtensible w16cex:durableId="51811F4C" w16cex:dateUtc="2026-03-27T11:12:00Z"/>
   <w16cex:commentExtensible w16cex:durableId="55F66F37" w16cex:dateUtc="2026-03-27T14:28:00Z"/>
+  <w16cex:commentExtensible w16cex:durableId="3EF40CF3" w16cex:dateUtc="2026-05-15T15:44:00Z"/>
   <w16cex:commentExtensible w16cex:durableId="679AA952" w16cex:dateUtc="2026-03-30T13:43:00Z"/>
   <w16cex:commentExtensible w16cex:durableId="75385334" w16cex:dateUtc="2026-03-30T15:33:00Z"/>
   <w16cex:commentExtensible w16cex:durableId="754BAE2A" w16cex:dateUtc="2026-03-30T15:33:00Z"/>
@@ -49431,6 +49522,7 @@
   <w16cex:commentExtensible w16cex:durableId="4FDC2FEB" w16cex:dateUtc="2026-04-10T11:32:00Z"/>
   <w16cex:commentExtensible w16cex:durableId="157B68F4" w16cex:dateUtc="2026-03-30T17:59:00Z"/>
   <w16cex:commentExtensible w16cex:durableId="6802E3B6" w16cex:dateUtc="2026-03-30T18:29:00Z"/>
+  <w16cex:commentExtensible w16cex:durableId="22A82B87" w16cex:dateUtc="2026-05-15T15:42:00Z"/>
   <w16cex:commentExtensible w16cex:durableId="052E61E3" w16cex:dateUtc="2026-03-30T18:26:00Z"/>
   <w16cex:commentExtensible w16cex:durableId="6A63C28D" w16cex:dateUtc="2026-03-30T18:29:00Z"/>
   <w16cex:commentExtensible w16cex:durableId="4DD9CA95" w16cex:dateUtc="2026-04-10T11:39:00Z"/>
@@ -49553,6 +49645,7 @@
   <w16cid:commentId w16cid:paraId="01769B50" w16cid:durableId="15D91C4D"/>
   <w16cid:commentId w16cid:paraId="442D4927" w16cid:durableId="51811F4C"/>
   <w16cid:commentId w16cid:paraId="1B057BE2" w16cid:durableId="55F66F37"/>
+  <w16cid:commentId w16cid:paraId="44E47A9D" w16cid:durableId="3EF40CF3"/>
   <w16cid:commentId w16cid:paraId="0260BBC1" w16cid:durableId="679AA952"/>
   <w16cid:commentId w16cid:paraId="4709D2D1" w16cid:durableId="75385334"/>
   <w16cid:commentId w16cid:paraId="69B579A0" w16cid:durableId="754BAE2A"/>
@@ -49581,6 +49674,7 @@
   <w16cid:commentId w16cid:paraId="07420C52" w16cid:durableId="4FDC2FEB"/>
   <w16cid:commentId w16cid:paraId="3559F115" w16cid:durableId="157B68F4"/>
   <w16cid:commentId w16cid:paraId="55D1D705" w16cid:durableId="6802E3B6"/>
+  <w16cid:commentId w16cid:paraId="7AD5328E" w16cid:durableId="22A82B87"/>
   <w16cid:commentId w16cid:paraId="17BE2623" w16cid:durableId="052E61E3"/>
   <w16cid:commentId w16cid:paraId="429E30CE" w16cid:durableId="6A63C28D"/>
   <w16cid:commentId w16cid:paraId="6DD215FC" w16cid:durableId="4DD9CA95"/>
@@ -57780,6 +57874,7 @@
   </w:compat>
   <w:rsids>
     <w:rsidRoot w:val="002B2BCE"/>
+    <w:rsid w:val="00036B29"/>
     <w:rsid w:val="00043749"/>
     <w:rsid w:val="000D7113"/>
     <w:rsid w:val="000E373E"/>
@@ -57838,7 +57933,6 @@
     <w:rsid w:val="00CD6C20"/>
     <w:rsid w:val="00CE1F2F"/>
     <w:rsid w:val="00D05816"/>
-    <w:rsid w:val="00D25296"/>
     <w:rsid w:val="00D7095D"/>
     <w:rsid w:val="00D8221B"/>
     <w:rsid w:val="00DE6C53"/>

--- a/misc/Deniss Grabovskis 231RDB217.docx
+++ b/misc/Deniss Grabovskis 231RDB217.docx
@@ -997,10 +997,187 @@
         <w:pStyle w:val="Teksts"/>
       </w:pPr>
       <w:r>
-        <w:t xml:space="preserve">Bakalaura darbs ir veltīts kokmateriālu pārdošanas pieprasījuma prognozēšanai. Šajā darbā reālu uzņēmumu dati tiek izmantoti, lai apmācītu, pielietotu un salīdzinātu tradicionālās laika rindu prognozēšanas metodes ar LSTM neironu tīkla modeli. </w:t>
-      </w:r>
-      <w:r>
-        <w:t xml:space="preserve">Bija novērtēta sintētiski papildinātu datu ietekme uz </w:t>
+        <w:t>Bakalaura darbs ir veltīts kokmateriālu pārdošanas pieprasījuma prognozēšanai</w:t>
+      </w:r>
+      <w:r>
+        <w:t>, izmantojot reālus uzņēmuma datus</w:t>
+      </w:r>
+      <w:r>
+        <w:t>.</w:t>
+      </w:r>
+      <w:r>
+        <w:t xml:space="preserve"> </w:t>
+      </w:r>
+      <w:r>
+        <w:t>Precīz</w:t>
+      </w:r>
+      <w:r>
+        <w:t>āka</w:t>
+      </w:r>
+      <w:r>
+        <w:t xml:space="preserve"> pieprasījuma prognozēšana </w:t>
+      </w:r>
+      <w:r>
+        <w:t xml:space="preserve">var </w:t>
+      </w:r>
+      <w:r>
+        <w:t>samazin</w:t>
+      </w:r>
+      <w:r>
+        <w:t>āt</w:t>
+      </w:r>
+      <w:r>
+        <w:t xml:space="preserve"> pārmērīgas krājumu uzkrāšanas </w:t>
+      </w:r>
+      <w:r>
+        <w:t xml:space="preserve">un </w:t>
+      </w:r>
+      <w:r>
+        <w:t>krājumu trūkum</w:t>
+      </w:r>
+      <w:r>
+        <w:t>a risku</w:t>
+      </w:r>
+      <w:r>
+        <w:t>.</w:t>
+      </w:r>
+      <w:r>
+        <w:t xml:space="preserve"> </w:t>
+      </w:r>
+      <w:r>
+        <w:t>Sākotnēji</w:t>
+      </w:r>
+      <w:r>
+        <w:t xml:space="preserve"> </w:t>
+      </w:r>
+      <w:r>
+        <w:t xml:space="preserve">uzņēmuma </w:t>
+      </w:r>
+      <w:r>
+        <w:t xml:space="preserve">dati </w:t>
+      </w:r>
+      <w:r>
+        <w:t xml:space="preserve">ir </w:t>
+      </w:r>
+      <w:r>
+        <w:t>glabāti Excel failos</w:t>
+      </w:r>
+      <w:r>
+        <w:t>, tāpēc darba gaitā t</w:t>
+      </w:r>
+      <w:r>
+        <w:t>ie</w:t>
+      </w:r>
+      <w:r>
+        <w:t xml:space="preserve"> tiek parsēti, normalizēti un pārveidoti strukturētā SQLite datubāzē.</w:t>
+      </w:r>
+      <w:r>
+        <w:t xml:space="preserve"> </w:t>
+      </w:r>
+      <w:r>
+        <w:t>S</w:t>
+      </w:r>
+      <w:r>
+        <w:t xml:space="preserve">trukturētie </w:t>
+      </w:r>
+      <w:r>
+        <w:t>pārdošanas apjomi ti</w:t>
+      </w:r>
+      <w:r>
+        <w:t>ka</w:t>
+      </w:r>
+      <w:r>
+        <w:t xml:space="preserve"> apkopoti pa materiālu </w:t>
+      </w:r>
+      <w:r>
+        <w:t>grupām un izmantoti viena mēneša uz priekšu prognozēšanas modeļu apmācībai un salīdzināšanai</w:t>
+      </w:r>
+      <w:r>
+        <w:t xml:space="preserve">. </w:t>
+      </w:r>
+      <w:r>
+        <w:t xml:space="preserve">Tika salīdzināti </w:t>
+      </w:r>
+      <w:r>
+        <w:t xml:space="preserve">laika rindu </w:t>
+      </w:r>
+      <w:r>
+        <w:t>tradicionālās metodes</w:t>
+      </w:r>
+      <w:r>
+        <w:t>, kas</w:t>
+      </w:r>
+      <w:r>
+        <w:t xml:space="preserve"> ietver naivo metodi, vienkāršo eksponenciālo izlīdzināšanu un ARIMA</w:t>
+      </w:r>
+      <w:r>
+        <w:t>, ar LSTM neirona tīkli</w:t>
+      </w:r>
+      <w:r>
+        <w:t xml:space="preserve">. </w:t>
+      </w:r>
+      <w:r>
+        <w:t>Naiva metode prognozē</w:t>
+      </w:r>
+      <w:r>
+        <w:t>ja</w:t>
+      </w:r>
+      <w:r>
+        <w:t xml:space="preserve"> tādus pārdošanas apjomus, kādas bija pēdējā mēnesi. </w:t>
+      </w:r>
+      <w:r>
+        <w:t>LSTM modelis tiek apmācīts ar to pašu datu kopu</w:t>
+      </w:r>
+      <w:r>
+        <w:t xml:space="preserve"> kā citi metodi</w:t>
+      </w:r>
+      <w:r>
+        <w:t xml:space="preserve">, bet tam </w:t>
+      </w:r>
+      <w:r>
+        <w:t xml:space="preserve">papildus </w:t>
+      </w:r>
+      <w:r>
+        <w:t>tika nodrošinātas aprēķinātas ar pārdošanu un piegād</w:t>
+      </w:r>
+      <w:r>
+        <w:t>ēm</w:t>
+      </w:r>
+      <w:r>
+        <w:t xml:space="preserve"> saistītas </w:t>
+      </w:r>
+      <w:r>
+        <w:t>pazīm</w:t>
+      </w:r>
+      <w:r>
+        <w:t>es</w:t>
+      </w:r>
+      <w:r>
+        <w:t xml:space="preserve">. Eksperimentālie rezultāti parādīja, ka naivā metode sasniedza labāko kopējo WAPE rezultātu. </w:t>
+      </w:r>
+      <w:r>
+        <w:t xml:space="preserve">Lai dziļāk novērtētu prognozēs, tika izstrādāti </w:t>
+      </w:r>
+      <w:r>
+        <w:t xml:space="preserve">divi </w:t>
+      </w:r>
+      <w:r>
+        <w:t xml:space="preserve">pielāgoti rādītāji. </w:t>
+      </w:r>
+      <w:r>
+        <w:t>LSTM modelis neuzrādīja labākus rezultātus nekā tradicionālās bāzes metodes, kas liecina, ka pašreizējais datu kopums ir pārāk īss, lai parādītu neironu tīkla pieejas priekšrocības</w:t>
+      </w:r>
+      <w:r>
+        <w:t>, kas bija dokumentēti vairākos pētījumos</w:t>
+      </w:r>
+      <w:r>
+        <w:t>, uz kuriem tikai sniegti atsaucēs šī darbā</w:t>
+      </w:r>
+      <w:r>
+        <w:t xml:space="preserve">. </w:t>
+      </w:r>
+      <w:r>
+        <w:t xml:space="preserve">Bija arī novērtēta sintētiski papildinātu datu ietekme uz </w:t>
       </w:r>
       <w:r>
         <w:t>LSTM prognozēšanas spēj</w:t>
@@ -1009,16 +1186,13 @@
         <w:t>ām</w:t>
       </w:r>
       <w:r>
-        <w:t xml:space="preserve">. Precīza pieprasījuma prognozēšana samazina pārmērīgas krājumu uzkrāšanas un neefektīvas resursu izmantošanas vai krājumu trūkuma un līdz ar to aizkavētu pasūtījumu risku. Reālie uzņēmuma dati tiek glabāti Excel failos, kas tiek parsēti, normalizēti un pārveidoti strukturētā SQLite datubāzē. Pēc tam pārdošanas apjomi tiek apkopoti pa materiālu grupām un izmantoti, lai apmācītu viena mēneša uz priekšu prognozēšanas modeļus. Tradicionālās prognozēšanas metodes tiek salīdzinātas ar LSTM tīklu. Turklāt tiek novērtēts, vai sintētisko datu papildināšana uzlabo LSTM prognozēšanas precizitāti. Salīdzinājumā izmantotās tradicionālās metodes ietver naivo metodi, vienkāršo eksponenciālo izlīdzināšanu un ARIMA. LSTM modelis tiek apmācīts ar to pašu datu kopu, bet tam tika nodrošinātas papildu aprēķinātas ar pārdošanu un piegādi saistītas </w:t>
-      </w:r>
-      <w:r>
-        <w:t>pazīm</w:t>
-      </w:r>
-      <w:r>
-        <w:t>es</w:t>
-      </w:r>
-      <w:r>
-        <w:t>. Eksperimentālie rezultāti parādīja, ka naivā metode sasniedza labāko kopējo WAPE rezultātu. LSTM modelis neuzrādīja labākus rezultātus nekā tradicionālās bāzes metodes, kas liecina, ka pašreizējais datu kopums ir pārāk īss, lai parādītu neironu tīkla pieejas nepārprotamas priekšrocības. Sintētisko datu papildināšana deva jauktus rezultātus, tāpēc tika veikta padziļināta analīze un secināts, ka tā palīdzēja tikai mazu un nulles apjoma pārdošanas gadījumos.</w:t>
+        <w:t>. T</w:t>
+      </w:r>
+      <w:r>
+        <w:t>ā</w:t>
+      </w:r>
+      <w:r>
+        <w:t xml:space="preserve"> deva jauktus rezultātus, tāpēc tika veikta padziļināta analīze un secināts, ka tā palīdzēja tikai mazu un nulles apjoma pārdošanas gadījumos.</w:t>
       </w:r>
     </w:p>
     <w:p>
@@ -1086,14 +1260,14 @@
       <w:pPr>
         <w:pStyle w:val="Teksts"/>
         <w:rPr>
-          <w:lang w:val="en-GB"/>
-        </w:rPr>
-      </w:pPr>
-      <w:r>
-        <w:rPr>
-          <w:lang w:val="en-GB"/>
-        </w:rPr>
-        <w:t>The bachelor thesis focuses on timber sales demand forecasting. In this work real company data is used to train, apply and compare traditional time series forecasting methods to an LSTM neural network model. It is also attempted to improve LSTM forecasting abilities by training it on synthetically augmented data. Accurate demand forecasting reduces the risk of overstocking and inefficient use of resources or stock shortages and thus delayed orders. The real company data stored in Excel files, which are parsed, normalized, and transformed into a structured SQLite database. Then the sales are aggregated by material groups and used to train for one-month-ahead forecasting models. Traditional forecasting methods are compared to an LSTM network. Additionally, it is evaluated whether synthetic data augmentation improves LSTM forecasting accuracy. The traditional methods used in the comparison include the naive method, simple exponential smoothing, and ARIMA. The LSTM model is trained on the same dataset, but it was provided with additional calculated sales-related and delivery-related features. The experimental results showed that the naive method achieved the best overall WAPE result. The LSTM model did not outperform the traditional baseline methods, suggesting that the current dataset is too short to demonstrate a clear advantage of the neural-network approach. Synthetic data augmentation gave mixed results, so an in-depth analysis was carried out and it was concluded that it helped only low-volume and zero-volume sales cases.</w:t>
+          <w:caps/>
+        </w:rPr>
+      </w:pPr>
+      <w:r>
+        <w:rPr>
+          <w:caps/>
+        </w:rPr>
+        <w:t>…</w:t>
       </w:r>
     </w:p>
     <w:p>
@@ -5070,21 +5244,11 @@
       <w:bookmarkStart w:id="14" w:name="_Toc230115228"/>
       <w:commentRangeStart w:id="15"/>
       <w:commentRangeStart w:id="16"/>
-      <w:commentRangeStart w:id="17"/>
       <w:r>
         <w:lastRenderedPageBreak/>
         <w:t>Ievads</w:t>
       </w:r>
       <w:bookmarkEnd w:id="14"/>
-      <w:commentRangeEnd w:id="17"/>
-      <w:r>
-        <w:rPr>
-          <w:rStyle w:val="CommentReference"/>
-          <w:sz w:val="28"/>
-          <w:szCs w:val="28"/>
-        </w:rPr>
-        <w:commentReference w:id="17"/>
-      </w:r>
       <w:commentRangeEnd w:id="16"/>
       <w:r>
         <w:rPr>
@@ -5760,13 +5924,25 @@
         <w:t>u</w:t>
       </w:r>
       <w:r>
-        <w:t xml:space="preserve"> ti</w:t>
+        <w:t xml:space="preserve"> t</w:t>
+      </w:r>
+      <w:r>
+        <w:t>ī</w:t>
       </w:r>
       <w:r>
         <w:t>kla</w:t>
       </w:r>
       <w:r>
-        <w:t xml:space="preserve"> modelis nodrošina precīzāku mēneša pārdošanas prognozi nekā tradicionālās laikrindu metodes? </w:t>
+        <w:t xml:space="preserve"> modelis nodrošina precīzāku mēneša pārdošanas prognozi nekā tradicionālās laikrindu </w:t>
+      </w:r>
+      <w:r>
+        <w:t>prognozēšanas</w:t>
+      </w:r>
+      <w:r>
+        <w:t xml:space="preserve"> </w:t>
+      </w:r>
+      <w:r>
+        <w:t xml:space="preserve">metodes? </w:t>
       </w:r>
     </w:p>
     <w:p>
@@ -5778,7 +5954,13 @@
         <w:t xml:space="preserve">Vai sintētiski papildināti apmācības dati uzlabo </w:t>
       </w:r>
       <w:r>
-        <w:t>neirona tīkla</w:t>
+        <w:t>neiron</w:t>
+      </w:r>
+      <w:r>
+        <w:t>u</w:t>
+      </w:r>
+      <w:r>
+        <w:t xml:space="preserve"> tīkla</w:t>
       </w:r>
       <w:r>
         <w:t xml:space="preserve"> modeļa prognozēšanas precizitāti? </w:t>
@@ -5929,7 +6111,19 @@
         <w:t>u</w:t>
       </w:r>
       <w:r>
-        <w:t xml:space="preserve"> tikli </w:t>
+        <w:t xml:space="preserve"> t</w:t>
+      </w:r>
+      <w:r>
+        <w:t>ī</w:t>
+      </w:r>
+      <w:r>
+        <w:t>kl</w:t>
+      </w:r>
+      <w:r>
+        <w:t>a</w:t>
+      </w:r>
+      <w:r>
+        <w:t xml:space="preserve"> </w:t>
       </w:r>
       <w:r>
         <w:t xml:space="preserve">modeļa rezultātiem; </w:t>
@@ -5961,7 +6155,13 @@
         <w:t xml:space="preserve">raktiskajās nodaļās tiek analizēta sagatavotā datu kopa, pielietotas tradicionālās prognozēšanas metodes un </w:t>
       </w:r>
       <w:r>
-        <w:t xml:space="preserve">neirona tīkla </w:t>
+        <w:t>neiron</w:t>
+      </w:r>
+      <w:r>
+        <w:t>u</w:t>
+      </w:r>
+      <w:r>
+        <w:t xml:space="preserve"> tīkla </w:t>
       </w:r>
       <w:r>
         <w:t>modelis, kā arī pārbaudīta sintētiski papildinātu datu ietekme uz prognozēšanas rezultātiem. Darba beigās ir apkopoti rezultāti un secinājumi. Pielikumos ir iekļauti papildu materiāli, kas saistīti ar datu apstrādi, modeļu realizāciju un prognozēšanas rezultātiem.</w:t>
@@ -5977,7 +6177,7 @@
         <w:pStyle w:val="1-lm-numurts-virsraksts"/>
         <w:ind w:left="714" w:hanging="357"/>
       </w:pPr>
-      <w:bookmarkStart w:id="18" w:name="_Toc230115229"/>
+      <w:bookmarkStart w:id="17" w:name="_Toc230115229"/>
       <w:r>
         <w:lastRenderedPageBreak/>
         <w:t>Uzņēmuma apraksts</w:t>
@@ -5985,6 +6185,59 @@
       <w:r>
         <w:t xml:space="preserve"> un sākotnējie dati</w:t>
       </w:r>
+      <w:bookmarkEnd w:id="17"/>
+    </w:p>
+    <w:p>
+      <w:pPr>
+        <w:pStyle w:val="Teksts"/>
+      </w:pPr>
+      <w:r>
+        <w:t>P</w:t>
+      </w:r>
+      <w:r>
+        <w:t xml:space="preserve">ētījuma teorētiskā un praktiskā daļa balstīsies uz datiem no reāla uzņēmuma. Uzņēmums apstrādā koksni un pārdod dažādus materiālus, sākot no maziem dēļiem un sagatavēm līdz gatavām koka konstrukcijām. Uzņēmums nodarbojas arī ar neliela apjoma kokmateriālu piegādi. </w:t>
+      </w:r>
+    </w:p>
+    <w:p>
+      <w:pPr>
+        <w:pStyle w:val="Teksts"/>
+      </w:pPr>
+      <w:r>
+        <w:t xml:space="preserve">Lai īstenotu šo pētījumu, uzņēmums autoram sniedza reālus pārdošanas un </w:t>
+      </w:r>
+      <w:r>
+        <w:t>piegāžu</w:t>
+      </w:r>
+      <w:r>
+        <w:t xml:space="preserve"> datus vairāku </w:t>
+      </w:r>
+      <w:r>
+        <w:t xml:space="preserve">ierakstu </w:t>
+      </w:r>
+      <w:r>
+        <w:t xml:space="preserve">veidā. Kopējais datu kopums ietver simtiem atsevišķu rindu. Tas ļauj prognozēšanas uzdevumu uzskatīt nevis par abstraktu piemēru, bet gan par praktisku problēmu, kas saistīta ar datu apstrādi no reāla uzņēmuma. Strādājot ar šiem datiem, radās jautājums par to pietiekamību stabilām prognozēm. Neskatoties uz pieņemama </w:t>
+      </w:r>
+      <w:r>
+        <w:t>ierakstu</w:t>
+      </w:r>
+      <w:r>
+        <w:t xml:space="preserve"> skaita pieejamību, to garums un tajās ietvertās informācijas pilnīgums var būt ierobežots. Tas bija viens no iemesliem, lai </w:t>
+      </w:r>
+      <w:r>
+        <w:t>apskatītu</w:t>
+      </w:r>
+      <w:r>
+        <w:t xml:space="preserve"> pieeju, kas ietver datu sintēzi turpmākai izmantošanai prognozēšanā.</w:t>
+      </w:r>
+    </w:p>
+    <w:p>
+      <w:pPr>
+        <w:pStyle w:val="2-lm-virsraksts"/>
+      </w:pPr>
+      <w:bookmarkStart w:id="18" w:name="_Toc230115230"/>
+      <w:r>
+        <w:t>Datu apraksts</w:t>
+      </w:r>
       <w:bookmarkEnd w:id="18"/>
     </w:p>
     <w:p>
@@ -5992,88 +6245,52 @@
         <w:pStyle w:val="Teksts"/>
       </w:pPr>
       <w:r>
-        <w:t>P</w:t>
-      </w:r>
-      <w:r>
-        <w:t xml:space="preserve">ētījuma teorētiskā un praktiskā daļa balstīsies uz datiem no reāla uzņēmuma. Uzņēmums apstrādā koksni un pārdod dažādus materiālus, sākot no maziem dēļiem un sagatavēm līdz gatavām koka konstrukcijām. Uzņēmums nodarbojas arī ar neliela apjoma kokmateriālu piegādi. </w:t>
-      </w:r>
-    </w:p>
-    <w:p>
-      <w:pPr>
-        <w:pStyle w:val="Teksts"/>
-      </w:pPr>
-      <w:r>
-        <w:t xml:space="preserve">Lai īstenotu šo pētījumu, uzņēmums autoram sniedza reālus pārdošanas un </w:t>
+        <w:t xml:space="preserve">Uzņēmuma sniegtie dati satur informāciju par pārdošanas un </w:t>
       </w:r>
       <w:r>
         <w:t>piegāžu</w:t>
       </w:r>
       <w:r>
-        <w:t xml:space="preserve"> datus vairāku </w:t>
-      </w:r>
-      <w:r>
-        <w:t xml:space="preserve">ierakstu </w:t>
-      </w:r>
-      <w:r>
-        <w:t xml:space="preserve">veidā. Kopējais datu kopums ietver simtiem atsevišķu rindu. Tas ļauj prognozēšanas uzdevumu uzskatīt nevis par abstraktu piemēru, bet gan par praktisku problēmu, kas saistīta ar datu apstrādi no reāla uzņēmuma. Strādājot ar šiem datiem, radās jautājums par to pietiekamību stabilām prognozēm. Neskatoties uz pieņemama </w:t>
-      </w:r>
-      <w:r>
-        <w:t>ierakstu</w:t>
-      </w:r>
-      <w:r>
-        <w:t xml:space="preserve"> skaita pieejamību, to garums un tajās ietvertās informācijas pilnīgums var būt ierobežots. Tas bija viens no iemesliem, lai </w:t>
-      </w:r>
-      <w:r>
-        <w:t>apskatītu</w:t>
-      </w:r>
-      <w:r>
-        <w:t xml:space="preserve"> pieeju, kas ietver datu sintēzi turpmākai izmantošanai prognozēšanā.</w:t>
-      </w:r>
-    </w:p>
-    <w:p>
-      <w:pPr>
-        <w:pStyle w:val="2-lm-virsraksts"/>
-      </w:pPr>
-      <w:bookmarkStart w:id="19" w:name="_Toc230115230"/>
-      <w:r>
-        <w:t>Datu apraksts</w:t>
-      </w:r>
-      <w:bookmarkEnd w:id="19"/>
-    </w:p>
-    <w:p>
-      <w:pPr>
-        <w:pStyle w:val="Teksts"/>
-      </w:pPr>
-      <w:r>
-        <w:t xml:space="preserve">Uzņēmuma sniegtie dati satur informāciju par pārdošanas un </w:t>
-      </w:r>
-      <w:r>
-        <w:t>piegāžu</w:t>
-      </w:r>
-      <w:r>
-        <w:t xml:space="preserve"> apjomiem konkrētos laika periodos. Lai gan šajā darbā tiks prognozēti tikai pārdošanas apjomi, </w:t>
-      </w:r>
-      <w:commentRangeStart w:id="20"/>
-      <w:r>
-        <w:t xml:space="preserve">tiks ņemti vērā arī </w:t>
-      </w:r>
-      <w:r>
-        <w:t>piegāžu</w:t>
-      </w:r>
-      <w:r>
-        <w:t xml:space="preserve"> dati, vismaz izmantojot neironu tīklus</w:t>
-      </w:r>
-      <w:commentRangeEnd w:id="20"/>
-      <w:r>
-        <w:rPr>
-          <w:rStyle w:val="CommentReference"/>
-          <w:sz w:val="24"/>
-          <w:szCs w:val="24"/>
-        </w:rPr>
-        <w:commentReference w:id="20"/>
-      </w:r>
-      <w:r>
-        <w:t>. Tas ir tāpēc, ka, kā minēts ievadā, tirgus ir nelineārs un pieprasījumu var ietekmēt saistītie faktori.</w:t>
+        <w:t xml:space="preserve"> apjomiem konkrētos laika periodos. </w:t>
+      </w:r>
+      <w:r>
+        <w:t xml:space="preserve">Šajā darbā prognozēšanas </w:t>
+      </w:r>
+      <w:r>
+        <w:t xml:space="preserve">mērķis </w:t>
+      </w:r>
+      <w:r>
+        <w:t xml:space="preserve">ir pārdošanas apjoms, jo tas </w:t>
+      </w:r>
+      <w:r>
+        <w:t>labāk</w:t>
+      </w:r>
+      <w:r>
+        <w:t xml:space="preserve"> raksturo pieprasījumu</w:t>
+      </w:r>
+      <w:r>
+        <w:t>.</w:t>
+      </w:r>
+      <w:r>
+        <w:t xml:space="preserve"> </w:t>
+      </w:r>
+      <w:r>
+        <w:t>Piegāžu dat</w:t>
+      </w:r>
+      <w:r>
+        <w:t>u</w:t>
+      </w:r>
+      <w:r>
+        <w:t xml:space="preserve"> piemērotība </w:t>
+      </w:r>
+      <w:r>
+        <w:t xml:space="preserve">būs saprotama turpmākajā </w:t>
+      </w:r>
+      <w:r>
+        <w:t>datu analīzē</w:t>
+      </w:r>
+      <w:r>
+        <w:t>.</w:t>
       </w:r>
     </w:p>
     <w:p>
@@ -6259,7 +6476,7 @@
                 <w:rFonts w:ascii="Times New Roman Bold" w:hAnsi="Times New Roman Bold" w:hint="eastAsia"/>
               </w:rPr>
             </w:pPr>
-            <w:commentRangeStart w:id="21"/>
+            <w:commentRangeStart w:id="19"/>
             <w:r>
               <w:rPr>
                 <w:rFonts w:ascii="Times New Roman Bold" w:hAnsi="Times New Roman Bold"/>
@@ -7528,14 +7745,14 @@
             <w:r>
               <w:t>Atlikums gabalos reizināts ar ‘Cena m3’ kolonu</w:t>
             </w:r>
-            <w:commentRangeEnd w:id="21"/>
+            <w:commentRangeEnd w:id="19"/>
             <w:r>
               <w:rPr>
                 <w:rStyle w:val="CommentReference"/>
                 <w:sz w:val="22"/>
                 <w:szCs w:val="22"/>
               </w:rPr>
-              <w:commentReference w:id="21"/>
+              <w:commentReference w:id="19"/>
             </w:r>
           </w:p>
         </w:tc>
@@ -7623,21 +7840,21 @@
       <w:r>
         <w:fldChar w:fldCharType="end"/>
       </w:r>
-      <w:commentRangeStart w:id="22"/>
+      <w:commentRangeStart w:id="20"/>
       <w:r>
         <w:t xml:space="preserve">. att. </w:t>
       </w:r>
       <w:r>
         <w:t xml:space="preserve">Dokumentēto </w:t>
       </w:r>
-      <w:commentRangeEnd w:id="22"/>
+      <w:commentRangeEnd w:id="20"/>
       <w:r>
         <w:rPr>
           <w:rStyle w:val="CommentReference"/>
           <w:sz w:val="24"/>
           <w:szCs w:val="24"/>
         </w:rPr>
-        <w:commentReference w:id="22"/>
+        <w:commentReference w:id="20"/>
       </w:r>
       <w:r>
         <w:t>materiālu daudzums</w:t>
@@ -7652,39 +7869,39 @@
       <w:pPr>
         <w:pStyle w:val="1-lm-numurts-virsraksts"/>
       </w:pPr>
-      <w:bookmarkStart w:id="23" w:name="_Toc230115231"/>
-      <w:commentRangeStart w:id="24"/>
+      <w:bookmarkStart w:id="21" w:name="_Toc230115231"/>
+      <w:commentRangeStart w:id="22"/>
       <w:r>
         <w:lastRenderedPageBreak/>
         <w:t>Literatūras apraksts</w:t>
       </w:r>
-      <w:bookmarkEnd w:id="23"/>
-      <w:commentRangeEnd w:id="24"/>
+      <w:bookmarkEnd w:id="21"/>
+      <w:commentRangeEnd w:id="22"/>
       <w:r>
         <w:rPr>
           <w:rStyle w:val="CommentReference"/>
           <w:sz w:val="28"/>
           <w:szCs w:val="28"/>
         </w:rPr>
-        <w:commentReference w:id="24"/>
+        <w:commentReference w:id="22"/>
       </w:r>
     </w:p>
     <w:p>
       <w:pPr>
         <w:pStyle w:val="Teksts"/>
       </w:pPr>
-      <w:commentRangeStart w:id="25"/>
+      <w:commentRangeStart w:id="23"/>
       <w:r>
         <w:t xml:space="preserve">Literatūras </w:t>
       </w:r>
-      <w:commentRangeEnd w:id="25"/>
+      <w:commentRangeEnd w:id="23"/>
       <w:r>
         <w:rPr>
           <w:rStyle w:val="CommentReference"/>
           <w:sz w:val="24"/>
           <w:szCs w:val="24"/>
         </w:rPr>
-        <w:commentReference w:id="25"/>
+        <w:commentReference w:id="23"/>
       </w:r>
       <w:r>
         <w:t>apskata galvenais mērķis ir noteikt izmantotās metodes un neironu tīkla tipu, lai tos salīdzinātu. Lai to izdarītu, vispirms ir jāidentificē uzņēmuma datu tips</w:t>
@@ -7703,38 +7920,38 @@
       <w:pPr>
         <w:pStyle w:val="2-lm-virsraksts"/>
       </w:pPr>
-      <w:bookmarkStart w:id="26" w:name="_Toc230115232"/>
-      <w:commentRangeStart w:id="27"/>
+      <w:bookmarkStart w:id="24" w:name="_Toc230115232"/>
+      <w:commentRangeStart w:id="25"/>
       <w:r>
         <w:t>Kāpēc uzņēmuma dati tiek uzskatīti par laika rindām?</w:t>
       </w:r>
-      <w:bookmarkEnd w:id="26"/>
-      <w:commentRangeEnd w:id="27"/>
+      <w:bookmarkEnd w:id="24"/>
+      <w:commentRangeEnd w:id="25"/>
       <w:r>
         <w:rPr>
           <w:rStyle w:val="CommentReference"/>
           <w:sz w:val="28"/>
           <w:szCs w:val="28"/>
         </w:rPr>
-        <w:commentReference w:id="27"/>
+        <w:commentReference w:id="25"/>
       </w:r>
     </w:p>
     <w:p>
       <w:pPr>
         <w:pStyle w:val="Teksts"/>
       </w:pPr>
-      <w:commentRangeStart w:id="28"/>
+      <w:commentRangeStart w:id="26"/>
       <w:r>
         <w:t xml:space="preserve">Kopumā </w:t>
       </w:r>
-      <w:commentRangeEnd w:id="28"/>
+      <w:commentRangeEnd w:id="26"/>
       <w:r>
         <w:rPr>
           <w:rStyle w:val="CommentReference"/>
           <w:sz w:val="24"/>
           <w:szCs w:val="24"/>
         </w:rPr>
-        <w:commentReference w:id="28"/>
+        <w:commentReference w:id="26"/>
       </w:r>
       <w:r>
         <w:t xml:space="preserve">pieprasījuma prognozēšanas uzdevums ir vienkārši prognozēt uzņēmuma datos novērotos pārdošanas apjomus: katram pārdošanas </w:t>
@@ -7800,41 +8017,41 @@
       <w:pPr>
         <w:pStyle w:val="2-lm-virsraksts"/>
       </w:pPr>
-      <w:bookmarkStart w:id="29" w:name="_Toc230115233"/>
-      <w:commentRangeStart w:id="30"/>
+      <w:bookmarkStart w:id="27" w:name="_Toc230115233"/>
+      <w:commentRangeStart w:id="28"/>
       <w:r>
         <w:t>Tradicionālās prognozēšanas metodes un bāzes modeļu izvēle</w:t>
       </w:r>
       <w:r>
         <w:t>.</w:t>
       </w:r>
-      <w:bookmarkEnd w:id="29"/>
-      <w:commentRangeEnd w:id="30"/>
+      <w:bookmarkEnd w:id="27"/>
+      <w:commentRangeEnd w:id="28"/>
       <w:r>
         <w:rPr>
           <w:rStyle w:val="CommentReference"/>
           <w:sz w:val="28"/>
           <w:szCs w:val="28"/>
         </w:rPr>
-        <w:commentReference w:id="30"/>
+        <w:commentReference w:id="28"/>
       </w:r>
     </w:p>
     <w:p>
       <w:pPr>
         <w:pStyle w:val="Teksts"/>
       </w:pPr>
-      <w:commentRangeStart w:id="31"/>
+      <w:commentRangeStart w:id="29"/>
       <w:r>
         <w:t xml:space="preserve">Pārskatos </w:t>
       </w:r>
-      <w:commentRangeEnd w:id="31"/>
+      <w:commentRangeEnd w:id="29"/>
       <w:r>
         <w:rPr>
           <w:rStyle w:val="CommentReference"/>
           <w:sz w:val="24"/>
           <w:szCs w:val="24"/>
         </w:rPr>
-        <w:commentReference w:id="31"/>
+        <w:commentReference w:id="29"/>
       </w:r>
       <w:r>
         <w:t xml:space="preserve">par pieprasījuma prognozēšanu ražošanas un piegādes ķēdēs tradicionālās kvantitatīvās metodes tiek raksturotas kā pieejas, kas izmanto vēsturiskos datus, identificē tendences/modeļus un veido prognozes nākotnes periodiem. Šīs pieejas izšķir vienkāršus bāzes modeļus (naivos), slīdošos vidējos un ARIMA saimi </w:t>
@@ -7934,18 +8151,18 @@
       <w:pPr>
         <w:pStyle w:val="Teksts"/>
       </w:pPr>
-      <w:commentRangeStart w:id="32"/>
+      <w:commentRangeStart w:id="30"/>
       <w:r>
         <w:t xml:space="preserve">Sašaurinot </w:t>
       </w:r>
-      <w:commentRangeEnd w:id="32"/>
+      <w:commentRangeEnd w:id="30"/>
       <w:r>
         <w:rPr>
           <w:rStyle w:val="CommentReference"/>
           <w:sz w:val="24"/>
           <w:szCs w:val="24"/>
         </w:rPr>
-        <w:commentReference w:id="32"/>
+        <w:commentReference w:id="30"/>
       </w:r>
       <w:r>
         <w:t xml:space="preserve">fokusu uz pārdošanas apjomiem, mazumtirdzniecības literatūrā tiek uzsvērts, ka laikrindu modeļi vēsturiski ir plaši izmantoti kopējo pārdošanas apjomu prognozēšanai, visbiežāk izmantojot vienkāršo eksponenciālo izlīdzināšanu un tās </w:t>
@@ -8052,18 +8269,18 @@
       <w:pPr>
         <w:pStyle w:val="Teksts"/>
       </w:pPr>
-      <w:commentRangeStart w:id="33"/>
+      <w:commentRangeStart w:id="31"/>
       <w:r>
         <w:t xml:space="preserve">Tā </w:t>
       </w:r>
-      <w:commentRangeEnd w:id="33"/>
+      <w:commentRangeEnd w:id="31"/>
       <w:r>
         <w:rPr>
           <w:rStyle w:val="CommentReference"/>
           <w:sz w:val="24"/>
           <w:szCs w:val="24"/>
         </w:rPr>
-        <w:commentReference w:id="33"/>
+        <w:commentReference w:id="31"/>
       </w:r>
       <w:r>
         <w:t xml:space="preserve">kā SARIMA un eksponenciālā izlīdzināšana tiek konsekventi izmantota pārdošanas literatūrā, </w:t>
@@ -8184,18 +8401,18 @@
       <w:pPr>
         <w:pStyle w:val="Teksts"/>
       </w:pPr>
-      <w:commentRangeStart w:id="34"/>
+      <w:commentRangeStart w:id="32"/>
       <w:r>
         <w:t xml:space="preserve">SARIMA </w:t>
       </w:r>
-      <w:commentRangeEnd w:id="34"/>
+      <w:commentRangeEnd w:id="32"/>
       <w:r>
         <w:rPr>
           <w:rStyle w:val="CommentReference"/>
           <w:sz w:val="24"/>
           <w:szCs w:val="24"/>
         </w:rPr>
-        <w:commentReference w:id="34"/>
+        <w:commentReference w:id="32"/>
       </w:r>
       <w:r>
         <w:t xml:space="preserve">ir ARIMA paplašinājums sezonālām rindām: modelis izmanto divus parametru kopumus </w:t>
@@ -8336,7 +8553,7 @@
       <w:pPr>
         <w:pStyle w:val="Teksts"/>
       </w:pPr>
-      <w:commentRangeStart w:id="35"/>
+      <w:commentRangeStart w:id="33"/>
       <w:r>
         <w:t>Holt</w:t>
       </w:r>
@@ -8346,14 +8563,14 @@
       <w:r>
         <w:t xml:space="preserve"> </w:t>
       </w:r>
-      <w:commentRangeEnd w:id="35"/>
+      <w:commentRangeEnd w:id="33"/>
       <w:r>
         <w:rPr>
           <w:rStyle w:val="CommentReference"/>
           <w:sz w:val="24"/>
           <w:szCs w:val="24"/>
         </w:rPr>
-        <w:commentReference w:id="35"/>
+        <w:commentReference w:id="33"/>
       </w:r>
       <w:r>
         <w:t>metode ir eksponenciālās izlīdzināšanas metožu saime, kas paplašina vienkāršu izlīdzināšanu, lai ņemtu vērā tendences un sezonalitāti. Lietišķajā literatūrā tā ir skaidri aprakstīta kā metode, ko izmanto, ja dati uzrāda tendences un sezonālu uzvedību, un tā ir arī sadalīta multiplikatīvos un aditīvos sezonalitātes variantos</w:t>
@@ -8445,29 +8662,29 @@
       <w:pPr>
         <w:pStyle w:val="2-lm-virsraksts"/>
       </w:pPr>
-      <w:bookmarkStart w:id="36" w:name="_Toc230115234"/>
+      <w:bookmarkStart w:id="34" w:name="_Toc230115234"/>
       <w:r>
         <w:lastRenderedPageBreak/>
         <w:t>Neironu tīkli laika rindām</w:t>
       </w:r>
-      <w:bookmarkEnd w:id="36"/>
+      <w:bookmarkEnd w:id="34"/>
     </w:p>
     <w:p>
       <w:pPr>
         <w:pStyle w:val="Teksts"/>
       </w:pPr>
-      <w:commentRangeStart w:id="37"/>
+      <w:commentRangeStart w:id="35"/>
       <w:r>
         <w:t xml:space="preserve">Neironu </w:t>
       </w:r>
-      <w:commentRangeEnd w:id="37"/>
+      <w:commentRangeEnd w:id="35"/>
       <w:r>
         <w:rPr>
           <w:rStyle w:val="CommentReference"/>
           <w:sz w:val="24"/>
           <w:szCs w:val="24"/>
         </w:rPr>
-        <w:commentReference w:id="37"/>
+        <w:commentReference w:id="35"/>
       </w:r>
       <w:r>
         <w:t xml:space="preserve">tīklu izmantošanu pārdošanas prognozēšanā apstiprina sistemātiski mazumtirdzniecības nozares pārskati: dziļās mācīšanās modeļi tiek uzskatīti par atsevišķu jomu, pārskatos ir uzskaitīti DL ietvari un izmantotie novērtēšanas rādītāji, kā arī tiek apspriestas DL priekšrocības un ierobežojumi pārdošanas prognozēšanā </w:t>
@@ -8564,18 +8781,18 @@
       <w:pPr>
         <w:pStyle w:val="Teksts"/>
       </w:pPr>
-      <w:commentRangeStart w:id="38"/>
+      <w:commentRangeStart w:id="36"/>
       <w:r>
         <w:t xml:space="preserve">Literatūrā </w:t>
       </w:r>
-      <w:commentRangeEnd w:id="38"/>
+      <w:commentRangeEnd w:id="36"/>
       <w:r>
         <w:rPr>
           <w:rStyle w:val="CommentReference"/>
           <w:sz w:val="24"/>
           <w:szCs w:val="24"/>
         </w:rPr>
-        <w:commentReference w:id="38"/>
+        <w:commentReference w:id="36"/>
       </w:r>
       <w:r>
         <w:t xml:space="preserve">par laika rindu prognozēšanu LSTM parasti tiek identificēts kā RNN paplašinājums, kas risina tradicionālo RNN "īstermiņa atmiņas" problēmu un ļauj saglabāt atkarības ilgākā laika periodā, izmantojot šūnas stāvokli un vārtu mehānismu </w:t>
@@ -8684,18 +8901,18 @@
       <w:pPr>
         <w:pStyle w:val="Teksts"/>
       </w:pPr>
-      <w:commentRangeStart w:id="39"/>
+      <w:commentRangeStart w:id="37"/>
       <w:r>
         <w:t xml:space="preserve">LSTM </w:t>
       </w:r>
-      <w:commentRangeEnd w:id="39"/>
+      <w:commentRangeEnd w:id="37"/>
       <w:r>
         <w:rPr>
           <w:rStyle w:val="CommentReference"/>
           <w:sz w:val="24"/>
           <w:szCs w:val="24"/>
         </w:rPr>
-        <w:commentReference w:id="39"/>
+        <w:commentReference w:id="37"/>
       </w:r>
       <w:r>
         <w:t xml:space="preserve">ir rekurents tīkls, kas laika gaitā izplata ne tikai slēpto stāvokli, bet arī šūnas stāvokli; šī stāvokļa atjaunināšanu kontrolē vārti (ievade/aizmirstība/izvade), kas samazina gradientu izzušanas problēmu un palīdz saglabāt atbilstošu informāciju no pagātnes </w:t>
@@ -8799,28 +9016,28 @@
           <w:rFonts w:asciiTheme="minorHAnsi" w:hAnsiTheme="minorHAnsi"/>
         </w:rPr>
       </w:pPr>
-      <w:bookmarkStart w:id="40" w:name="_Toc230115235"/>
+      <w:bookmarkStart w:id="38" w:name="_Toc230115235"/>
       <w:r>
         <w:t>Sintētiskie dati un ierobežota piemērojamība darba kontekstā</w:t>
       </w:r>
-      <w:bookmarkEnd w:id="40"/>
+      <w:bookmarkEnd w:id="38"/>
     </w:p>
     <w:p>
       <w:pPr>
         <w:pStyle w:val="Teksts"/>
       </w:pPr>
-      <w:commentRangeStart w:id="41"/>
+      <w:commentRangeStart w:id="39"/>
       <w:r>
         <w:t xml:space="preserve">Pētījumos </w:t>
       </w:r>
-      <w:commentRangeEnd w:id="41"/>
+      <w:commentRangeEnd w:id="39"/>
       <w:r>
         <w:rPr>
           <w:rStyle w:val="CommentReference"/>
           <w:sz w:val="24"/>
           <w:szCs w:val="24"/>
         </w:rPr>
-        <w:commentReference w:id="41"/>
+        <w:commentReference w:id="39"/>
       </w:r>
       <w:r>
         <w:t xml:space="preserve">par sintētiskajām laika rindām sintētiskie dati tiek uzskatīti par veidu, kā iegūt papildu laika rindas, kur reāli novērojumi ir nepietiekami. Rakstā par sintētiskajām akām mērķis ir skaidri formulēts kā sintētiskas gruntsūdens līmeņa laika rindas ģenerēšana datu trūkuma pārvaldības uzdevumiem, un ģenerēšana tiek veikta, izmantojot ML sintezatoru (SDV PAR), novērtējot sintētisko datu līdzības kvalitāti ar reālajiem datiem </w:t>
@@ -8917,28 +9134,28 @@
       <w:pPr>
         <w:pStyle w:val="2-lm-virsraksts"/>
       </w:pPr>
-      <w:bookmarkStart w:id="42" w:name="_Toc230115236"/>
+      <w:bookmarkStart w:id="40" w:name="_Toc230115236"/>
       <w:r>
         <w:t>Kvalitātes rādītāji, modeļu salīdzināšanas sistēma un nākamie soļi</w:t>
       </w:r>
-      <w:bookmarkEnd w:id="42"/>
+      <w:bookmarkEnd w:id="40"/>
     </w:p>
     <w:p>
       <w:pPr>
         <w:pStyle w:val="Teksts"/>
       </w:pPr>
-      <w:commentRangeStart w:id="43"/>
+      <w:commentRangeStart w:id="41"/>
       <w:r>
         <w:t xml:space="preserve">Mazumtirdzniecības </w:t>
       </w:r>
-      <w:commentRangeEnd w:id="43"/>
+      <w:commentRangeEnd w:id="41"/>
       <w:r>
         <w:rPr>
           <w:rStyle w:val="CommentReference"/>
           <w:sz w:val="24"/>
           <w:szCs w:val="24"/>
         </w:rPr>
-        <w:commentReference w:id="43"/>
+        <w:commentReference w:id="41"/>
       </w:r>
       <w:r>
         <w:t xml:space="preserve">prognozēšanas pārskatā </w:t>
@@ -9041,18 +9258,18 @@
       <w:r>
         <w:t xml:space="preserve">. </w:t>
       </w:r>
-      <w:commentRangeStart w:id="44"/>
+      <w:commentRangeStart w:id="42"/>
       <w:r>
         <w:t>WMAPE mazāk pastiprina mazu faktisko vērtību ietekmi uz kopējo kļūdu</w:t>
       </w:r>
-      <w:commentRangeEnd w:id="44"/>
+      <w:commentRangeEnd w:id="42"/>
       <w:r>
         <w:rPr>
           <w:rStyle w:val="CommentReference"/>
           <w:sz w:val="24"/>
           <w:szCs w:val="24"/>
         </w:rPr>
-        <w:commentReference w:id="44"/>
+        <w:commentReference w:id="42"/>
       </w:r>
       <w:sdt>
         <w:sdtPr>
@@ -9237,7 +9454,7 @@
       <w:pPr>
         <w:pStyle w:val="3-lm-virsraksts"/>
       </w:pPr>
-      <w:bookmarkStart w:id="45" w:name="_Toc230115237"/>
+      <w:bookmarkStart w:id="43" w:name="_Toc230115237"/>
       <w:r>
         <w:lastRenderedPageBreak/>
         <w:t>Kā salīdzināt izvēlētās metodes</w:t>
@@ -9257,25 +9474,25 @@
       <w:r>
         <w:t>secinājums</w:t>
       </w:r>
-      <w:bookmarkEnd w:id="45"/>
+      <w:bookmarkEnd w:id="43"/>
     </w:p>
     <w:p>
       <w:pPr>
         <w:pStyle w:val="Teksts"/>
       </w:pPr>
-      <w:commentRangeStart w:id="46"/>
-      <w:commentRangeStart w:id="47"/>
+      <w:commentRangeStart w:id="44"/>
+      <w:commentRangeStart w:id="45"/>
       <w:r>
         <w:t xml:space="preserve">Šajā </w:t>
       </w:r>
-      <w:commentRangeEnd w:id="47"/>
+      <w:commentRangeEnd w:id="45"/>
       <w:r>
         <w:rPr>
           <w:rStyle w:val="CommentReference"/>
           <w:sz w:val="24"/>
           <w:szCs w:val="24"/>
         </w:rPr>
-        <w:commentReference w:id="47"/>
+        <w:commentReference w:id="45"/>
       </w:r>
       <w:r>
         <w:t>darbā</w:t>
@@ -9283,14 +9500,14 @@
       <w:r>
         <w:t xml:space="preserve"> pārdošanas/laikrindu avotos tieši atbalstīto metriku kopums </w:t>
       </w:r>
-      <w:commentRangeEnd w:id="46"/>
+      <w:commentRangeEnd w:id="44"/>
       <w:r>
         <w:rPr>
           <w:rStyle w:val="CommentReference"/>
           <w:sz w:val="24"/>
           <w:szCs w:val="24"/>
         </w:rPr>
-        <w:commentReference w:id="46"/>
+        <w:commentReference w:id="44"/>
       </w:r>
       <w:r>
         <w:t>ir RMSE + MAE + MAPE</w:t>
@@ -9330,7 +9547,7 @@
       <w:r>
         <w:t xml:space="preserve">. </w:t>
       </w:r>
-      <w:commentRangeStart w:id="48"/>
+      <w:commentRangeStart w:id="46"/>
       <w:r>
         <w:t xml:space="preserve">SMAPE var </w:t>
       </w:r>
@@ -9363,14 +9580,14 @@
           </w:r>
         </w:sdtContent>
       </w:sdt>
-      <w:commentRangeEnd w:id="48"/>
+      <w:commentRangeEnd w:id="46"/>
       <w:r>
         <w:rPr>
           <w:rStyle w:val="CommentReference"/>
           <w:sz w:val="24"/>
           <w:szCs w:val="24"/>
         </w:rPr>
-        <w:commentReference w:id="48"/>
+        <w:commentReference w:id="46"/>
       </w:r>
       <w:r>
         <w:t xml:space="preserve">. MAD </w:t>
@@ -9442,18 +9659,18 @@
       <w:pPr>
         <w:pStyle w:val="Teksts"/>
       </w:pPr>
-      <w:commentRangeStart w:id="49"/>
+      <w:commentRangeStart w:id="47"/>
       <w:r>
         <w:t xml:space="preserve">Šī </w:t>
       </w:r>
-      <w:commentRangeEnd w:id="49"/>
+      <w:commentRangeEnd w:id="47"/>
       <w:r>
         <w:rPr>
           <w:rStyle w:val="CommentReference"/>
           <w:sz w:val="24"/>
           <w:szCs w:val="24"/>
         </w:rPr>
-        <w:commentReference w:id="49"/>
+        <w:commentReference w:id="47"/>
       </w:r>
       <w:r>
         <w:t xml:space="preserve">darba </w:t>
@@ -9524,7 +9741,7 @@
       <w:pPr>
         <w:pStyle w:val="Teksts"/>
       </w:pPr>
-      <w:commentRangeStart w:id="50"/>
+      <w:commentRangeStart w:id="48"/>
       <w:r>
         <w:t xml:space="preserve">Tāpēc nākamais solis ir sagatavot uzņēmuma datus laika rindai: laika soļa saskaņošana, pārdošanas apjomu apkopošana, nepilnību apstrāde un "laboto" datu apvienošana, lai modelis netiktu apmācīts ar viena un tā paša produkta dublikātiem. Šī rezultāta atkarība no ievades datu kvalitātes un struktūras (vēsturiskie pārdošanas apjomi kā bāze un datu/datu stratēģijas nozīme) tiek pastāvīgi uzsvērta pārskatos par pieprasījuma prognozēšanu </w:t>
       </w:r>
@@ -9586,14 +9803,14 @@
       <w:r>
         <w:t>.</w:t>
       </w:r>
-      <w:commentRangeEnd w:id="50"/>
+      <w:commentRangeEnd w:id="48"/>
       <w:r>
         <w:rPr>
           <w:rStyle w:val="CommentReference"/>
           <w:sz w:val="24"/>
           <w:szCs w:val="24"/>
         </w:rPr>
-        <w:commentReference w:id="50"/>
+        <w:commentReference w:id="48"/>
       </w:r>
     </w:p>
     <w:p>
@@ -9604,15 +9821,15 @@
           <w:lang w:val="ru-RU"/>
         </w:rPr>
       </w:pPr>
-      <w:bookmarkStart w:id="51" w:name="_Toc230115238"/>
-      <w:commentRangeStart w:id="52"/>
-      <w:commentRangeStart w:id="53"/>
+      <w:bookmarkStart w:id="49" w:name="_Toc230115238"/>
+      <w:commentRangeStart w:id="50"/>
+      <w:commentRangeStart w:id="51"/>
       <w:r>
         <w:lastRenderedPageBreak/>
         <w:t>Datu parsēšana</w:t>
       </w:r>
-      <w:bookmarkEnd w:id="51"/>
-      <w:commentRangeEnd w:id="53"/>
+      <w:bookmarkEnd w:id="49"/>
+      <w:commentRangeEnd w:id="51"/>
       <w:r>
         <w:rPr>
           <w:rStyle w:val="CommentReference"/>
@@ -9621,9 +9838,9 @@
           <w:szCs w:val="28"/>
           <w:lang w:val="ru-RU"/>
         </w:rPr>
-        <w:commentReference w:id="53"/>
-      </w:r>
-      <w:commentRangeEnd w:id="52"/>
+        <w:commentReference w:id="51"/>
+      </w:r>
+      <w:commentRangeEnd w:id="50"/>
       <w:r>
         <w:rPr>
           <w:rStyle w:val="CommentReference"/>
@@ -9632,7 +9849,7 @@
           <w:szCs w:val="28"/>
           <w:lang w:val="ru-RU"/>
         </w:rPr>
-        <w:commentReference w:id="52"/>
+        <w:commentReference w:id="50"/>
       </w:r>
     </w:p>
     <w:p>
@@ -9642,18 +9859,18 @@
           <w:lang w:val="ru-RU"/>
         </w:rPr>
       </w:pPr>
-      <w:commentRangeStart w:id="54"/>
+      <w:commentRangeStart w:id="52"/>
       <w:r>
         <w:t xml:space="preserve">Python </w:t>
       </w:r>
-      <w:commentRangeEnd w:id="54"/>
+      <w:commentRangeEnd w:id="52"/>
       <w:r>
         <w:rPr>
           <w:rStyle w:val="CommentReference"/>
           <w:sz w:val="24"/>
           <w:szCs w:val="24"/>
         </w:rPr>
-        <w:commentReference w:id="54"/>
+        <w:commentReference w:id="52"/>
       </w:r>
       <w:r>
         <w:t xml:space="preserve">palīgskripts tika izstrādāts uzņēmuma datu par materiāliem, pārdošanu un piegādēm sākotnējai apstrādei un normalizēšanai. timber_parse.py skripts īsteno ETL pieeju: </w:t>
@@ -9865,18 +10082,18 @@
       <w:pPr>
         <w:pStyle w:val="Teksts"/>
       </w:pPr>
-      <w:commentRangeStart w:id="55"/>
+      <w:commentRangeStart w:id="53"/>
       <w:r>
         <w:t xml:space="preserve">Apstrāde </w:t>
       </w:r>
-      <w:commentRangeEnd w:id="55"/>
+      <w:commentRangeEnd w:id="53"/>
       <w:r>
         <w:rPr>
           <w:rStyle w:val="CommentReference"/>
           <w:sz w:val="24"/>
           <w:szCs w:val="24"/>
         </w:rPr>
-        <w:commentReference w:id="55"/>
+        <w:commentReference w:id="53"/>
       </w:r>
       <w:r>
         <w:t xml:space="preserve">sākas, meklējot Excel failus avotu direktorijā. Katram failam darbgrāmata tiek ielādēta divas reizes: vienreiz, lai nolasītu aprēķinātās šūnu vērtības, un vienreiz, lai nolasītu formulas. </w:t>
@@ -9889,23 +10106,23 @@
       <w:pPr>
         <w:pStyle w:val="Teksts"/>
       </w:pPr>
-      <w:commentRangeStart w:id="56"/>
+      <w:commentRangeStart w:id="54"/>
       <w:r>
         <w:t xml:space="preserve">Skripts </w:t>
       </w:r>
-      <w:commentRangeEnd w:id="56"/>
+      <w:commentRangeEnd w:id="54"/>
       <w:r>
         <w:rPr>
           <w:rStyle w:val="CommentReference"/>
           <w:sz w:val="24"/>
           <w:szCs w:val="24"/>
         </w:rPr>
-        <w:commentReference w:id="56"/>
+        <w:commentReference w:id="54"/>
       </w:r>
       <w:r>
         <w:t xml:space="preserve">ar </w:t>
       </w:r>
-      <w:commentRangeStart w:id="57"/>
+      <w:commentRangeStart w:id="55"/>
       <w:r>
         <w:rPr>
           <w:i/>
@@ -9913,7 +10130,7 @@
         </w:rPr>
         <w:t>read_periods</w:t>
       </w:r>
-      <w:commentRangeEnd w:id="57"/>
+      <w:commentRangeEnd w:id="55"/>
       <w:r>
         <w:rPr>
           <w:rStyle w:val="CommentReference"/>
@@ -9922,7 +10139,7 @@
           <w:sz w:val="24"/>
           <w:szCs w:val="24"/>
         </w:rPr>
-        <w:commentReference w:id="57"/>
+        <w:commentReference w:id="55"/>
       </w:r>
       <w:r>
         <w:rPr>
@@ -9961,7 +10178,7 @@
       <w:r>
         <w:t xml:space="preserve"> ar </w:t>
       </w:r>
-      <w:commentRangeStart w:id="58"/>
+      <w:commentRangeStart w:id="56"/>
       <w:r>
         <w:rPr>
           <w:i/>
@@ -9969,7 +10186,7 @@
         </w:rPr>
         <w:t>worksheet_records</w:t>
       </w:r>
-      <w:commentRangeEnd w:id="58"/>
+      <w:commentRangeEnd w:id="56"/>
       <w:r>
         <w:rPr>
           <w:rStyle w:val="CommentReference"/>
@@ -9978,7 +10195,7 @@
           <w:sz w:val="24"/>
           <w:szCs w:val="24"/>
         </w:rPr>
-        <w:commentReference w:id="58"/>
+        <w:commentReference w:id="56"/>
       </w:r>
       <w:r>
         <w:rPr>
@@ -10210,18 +10427,18 @@
       <w:pPr>
         <w:pStyle w:val="Teksts"/>
       </w:pPr>
-      <w:commentRangeStart w:id="59"/>
+      <w:commentRangeStart w:id="57"/>
       <w:r>
         <w:t xml:space="preserve">Īpašu </w:t>
       </w:r>
-      <w:commentRangeEnd w:id="59"/>
+      <w:commentRangeEnd w:id="57"/>
       <w:r>
         <w:rPr>
           <w:rStyle w:val="CommentReference"/>
           <w:sz w:val="24"/>
           <w:szCs w:val="24"/>
         </w:rPr>
-        <w:commentReference w:id="59"/>
+        <w:commentReference w:id="57"/>
       </w:r>
       <w:r>
         <w:t xml:space="preserve">gadījumu apstrāde ir galvenā ieviešanas </w:t>
@@ -10248,7 +10465,7 @@
       <w:r>
         <w:t xml:space="preserve"> Tas ir realizēts ar </w:t>
       </w:r>
-      <w:commentRangeStart w:id="60"/>
+      <w:commentRangeStart w:id="58"/>
       <w:r>
         <w:rPr>
           <w:i/>
@@ -10256,7 +10473,7 @@
         </w:rPr>
         <w:t>handle_special_cases</w:t>
       </w:r>
-      <w:commentRangeEnd w:id="60"/>
+      <w:commentRangeEnd w:id="58"/>
       <w:r>
         <w:rPr>
           <w:rStyle w:val="CommentReference"/>
@@ -10265,7 +10482,7 @@
           <w:sz w:val="24"/>
           <w:szCs w:val="24"/>
         </w:rPr>
-        <w:commentReference w:id="60"/>
+        <w:commentReference w:id="58"/>
       </w:r>
       <w:r>
         <w:rPr>
@@ -10509,18 +10726,18 @@
       <w:pPr>
         <w:pStyle w:val="Teksts"/>
       </w:pPr>
-      <w:commentRangeStart w:id="61"/>
+      <w:commentRangeStart w:id="59"/>
       <w:r>
         <w:t xml:space="preserve">Materiālu </w:t>
       </w:r>
-      <w:commentRangeEnd w:id="61"/>
+      <w:commentRangeEnd w:id="59"/>
       <w:r>
         <w:rPr>
           <w:rStyle w:val="CommentReference"/>
           <w:sz w:val="24"/>
           <w:szCs w:val="24"/>
         </w:rPr>
-        <w:commentReference w:id="61"/>
+        <w:commentReference w:id="59"/>
       </w:r>
       <w:r>
         <w:t>tabulā tiek glabāts pats materiāla objekts: zīmols, kategorija, kvalitāte, izmēri un rindas izcelsmes metadati. Šī ir materiālu uzziņu grāmata. Katrs materiāls saņem ID</w:t>
@@ -10528,7 +10745,7 @@
       <w:r>
         <w:t xml:space="preserve"> ar </w:t>
       </w:r>
-      <w:commentRangeStart w:id="62"/>
+      <w:commentRangeStart w:id="60"/>
       <w:r>
         <w:rPr>
           <w:i/>
@@ -10536,7 +10753,7 @@
         </w:rPr>
         <w:t>material_hash</w:t>
       </w:r>
-      <w:commentRangeEnd w:id="62"/>
+      <w:commentRangeEnd w:id="60"/>
       <w:r>
         <w:rPr>
           <w:rStyle w:val="CommentReference"/>
@@ -10545,7 +10762,7 @@
           <w:sz w:val="24"/>
           <w:szCs w:val="24"/>
         </w:rPr>
-        <w:commentReference w:id="62"/>
+        <w:commentReference w:id="60"/>
       </w:r>
       <w:r>
         <w:rPr>
@@ -10583,11 +10800,11 @@
       <w:pPr>
         <w:pStyle w:val="Teksts"/>
       </w:pPr>
-      <w:commentRangeStart w:id="63"/>
+      <w:commentRangeStart w:id="61"/>
       <w:r>
         <w:t xml:space="preserve">Tabulā </w:t>
       </w:r>
-      <w:commentRangeEnd w:id="63"/>
+      <w:commentRangeEnd w:id="61"/>
       <w:r>
         <w:rPr>
           <w:rStyle w:val="CommentReference"/>
@@ -10596,7 +10813,7 @@
           <w:sz w:val="24"/>
           <w:szCs w:val="24"/>
         </w:rPr>
-        <w:commentReference w:id="63"/>
+        <w:commentReference w:id="61"/>
       </w:r>
       <w:r>
         <w:rPr>
@@ -10625,18 +10842,18 @@
       <w:pPr>
         <w:pStyle w:val="Teksts"/>
       </w:pPr>
-      <w:commentRangeStart w:id="64"/>
+      <w:commentRangeStart w:id="62"/>
       <w:r>
         <w:t xml:space="preserve">Pārdošanas </w:t>
       </w:r>
-      <w:commentRangeEnd w:id="64"/>
+      <w:commentRangeEnd w:id="62"/>
       <w:r>
         <w:rPr>
           <w:rStyle w:val="CommentReference"/>
           <w:sz w:val="24"/>
           <w:szCs w:val="24"/>
         </w:rPr>
-        <w:commentReference w:id="64"/>
+        <w:commentReference w:id="62"/>
       </w:r>
       <w:r>
         <w:t xml:space="preserve">tabulā tiek glabāti pārdošanas apjomi. Katrs ieraksts ir saistīts ar materiālu, gadu un mēnesi. </w:t>
@@ -10666,7 +10883,7 @@
       <w:r>
         <w:t xml:space="preserve">Formulas interpretēšana ir realizēta ar </w:t>
       </w:r>
-      <w:commentRangeStart w:id="65"/>
+      <w:commentRangeStart w:id="63"/>
       <w:r>
         <w:rPr>
           <w:i/>
@@ -10684,7 +10901,7 @@
         </w:rPr>
         <w:t>parse_deliveries</w:t>
       </w:r>
-      <w:commentRangeEnd w:id="65"/>
+      <w:commentRangeEnd w:id="63"/>
       <w:r>
         <w:rPr>
           <w:rStyle w:val="CommentReference"/>
@@ -10693,7 +10910,7 @@
           <w:sz w:val="24"/>
           <w:szCs w:val="24"/>
         </w:rPr>
-        <w:commentReference w:id="65"/>
+        <w:commentReference w:id="63"/>
       </w:r>
       <w:r>
         <w:rPr>
@@ -10722,18 +10939,18 @@
       <w:pPr>
         <w:pStyle w:val="Teksts"/>
       </w:pPr>
-      <w:commentRangeStart w:id="66"/>
+      <w:commentRangeStart w:id="64"/>
       <w:r>
         <w:t xml:space="preserve">Visās </w:t>
       </w:r>
-      <w:commentRangeEnd w:id="66"/>
+      <w:commentRangeEnd w:id="64"/>
       <w:r>
         <w:rPr>
           <w:rStyle w:val="CommentReference"/>
           <w:sz w:val="24"/>
           <w:szCs w:val="24"/>
         </w:rPr>
-        <w:commentReference w:id="66"/>
+        <w:commentReference w:id="64"/>
       </w:r>
       <w:r>
         <w:t>tabulās ir ietverti faila file_</w:t>
@@ -10757,18 +10974,18 @@
       <w:pPr>
         <w:pStyle w:val="Teksts"/>
       </w:pPr>
-      <w:commentRangeStart w:id="67"/>
+      <w:commentRangeStart w:id="65"/>
       <w:r>
         <w:t>Pilno blokshēmu skriptam var ieraudzīt zemāk:</w:t>
       </w:r>
-      <w:commentRangeEnd w:id="67"/>
+      <w:commentRangeEnd w:id="65"/>
       <w:r>
         <w:rPr>
           <w:rStyle w:val="CommentReference"/>
           <w:sz w:val="24"/>
           <w:szCs w:val="24"/>
         </w:rPr>
-        <w:commentReference w:id="67"/>
+        <w:commentReference w:id="65"/>
       </w:r>
     </w:p>
     <w:p>
@@ -10885,7 +11102,7 @@
         </w:drawing>
       </w:r>
     </w:p>
-    <w:commentRangeStart w:id="68"/>
+    <w:commentRangeStart w:id="66"/>
     <w:p>
       <w:pPr>
         <w:pStyle w:val="Att-nos-ar-skaidrojumiem"/>
@@ -10938,14 +11155,14 @@
       <w:r>
         <w:t xml:space="preserve"> Parsēšanas skripta blokshēma</w:t>
       </w:r>
-      <w:commentRangeEnd w:id="68"/>
+      <w:commentRangeEnd w:id="66"/>
       <w:r>
         <w:rPr>
           <w:rStyle w:val="CommentReference"/>
           <w:sz w:val="24"/>
           <w:szCs w:val="24"/>
         </w:rPr>
-        <w:commentReference w:id="68"/>
+        <w:commentReference w:id="66"/>
       </w:r>
     </w:p>
     <w:p>
@@ -10956,7 +11173,7 @@
           <w:lang w:val="ru-RU"/>
         </w:rPr>
       </w:pPr>
-      <w:bookmarkStart w:id="69" w:name="_Toc230115239"/>
+      <w:bookmarkStart w:id="67" w:name="_Toc230115239"/>
       <w:r>
         <w:rPr>
           <w:lang w:val="ru-RU"/>
@@ -10964,7 +11181,7 @@
         <w:lastRenderedPageBreak/>
         <w:t>Datu analīze</w:t>
       </w:r>
-      <w:bookmarkEnd w:id="69"/>
+      <w:bookmarkEnd w:id="67"/>
     </w:p>
     <w:p>
       <w:pPr>
@@ -10973,11 +11190,11 @@
           <w:rFonts w:asciiTheme="minorHAnsi" w:hAnsiTheme="minorHAnsi"/>
         </w:rPr>
       </w:pPr>
-      <w:bookmarkStart w:id="70" w:name="_Toc230115240"/>
+      <w:bookmarkStart w:id="68" w:name="_Toc230115240"/>
       <w:r>
         <w:t>Prognozēšanas datu kopas īss apraksts</w:t>
       </w:r>
-      <w:bookmarkEnd w:id="70"/>
+      <w:bookmarkEnd w:id="68"/>
     </w:p>
     <w:p>
       <w:pPr>
@@ -10991,18 +11208,18 @@
       <w:pPr>
         <w:pStyle w:val="Teksts"/>
       </w:pPr>
-      <w:commentRangeStart w:id="71"/>
+      <w:commentRangeStart w:id="69"/>
       <w:r>
         <w:t>Prognozēšanas uzdevumā pārdošanas tabula ir primāri interesanta, jo tā ir pamats mērķa mainīgā, kas saistīts ar pārdošanas apjomu, turpmākai veidošanai. Piegāžu tabulai tomēr ir papildu nozīme, jo piegādes var izmantot kā papildu ievades funkciju neironu tīkla pieejā, bet ne kā galveno prognozes objektu.</w:t>
       </w:r>
-      <w:commentRangeEnd w:id="71"/>
+      <w:commentRangeEnd w:id="69"/>
       <w:r>
         <w:rPr>
           <w:rStyle w:val="CommentReference"/>
           <w:sz w:val="24"/>
           <w:szCs w:val="24"/>
         </w:rPr>
-        <w:commentReference w:id="71"/>
+        <w:commentReference w:id="69"/>
       </w:r>
     </w:p>
     <w:p>
@@ -11405,18 +11622,18 @@
         <w:pStyle w:val="Teksts"/>
         <w:spacing w:before="120"/>
       </w:pPr>
-      <w:commentRangeStart w:id="72"/>
+      <w:commentRangeStart w:id="70"/>
       <w:r>
         <w:t xml:space="preserve">Tādējādi </w:t>
       </w:r>
-      <w:commentRangeEnd w:id="72"/>
+      <w:commentRangeEnd w:id="70"/>
       <w:r>
         <w:rPr>
           <w:rStyle w:val="CommentReference"/>
           <w:sz w:val="24"/>
           <w:szCs w:val="24"/>
         </w:rPr>
-        <w:commentReference w:id="72"/>
+        <w:commentReference w:id="70"/>
       </w:r>
       <w:r>
         <w:t>šajā posmā var uzskatīt, ka sākotnējie dati jau ir pārveidoti analītiski piemērotā formā, un nākamais uzdevums ir novērtēt, cik lielā mērā šie dati ir piemēroti prognozējošo modeļu konstruēšanai.</w:t>
@@ -11426,44 +11643,44 @@
       <w:pPr>
         <w:pStyle w:val="2-lm-virsraksts"/>
       </w:pPr>
-      <w:bookmarkStart w:id="73" w:name="_Toc230115241"/>
+      <w:bookmarkStart w:id="71" w:name="_Toc230115241"/>
       <w:r>
         <w:t>Datu laika pārklājums un novērojumu ierobežojumi</w:t>
       </w:r>
-      <w:bookmarkEnd w:id="73"/>
+      <w:bookmarkEnd w:id="71"/>
     </w:p>
     <w:p>
       <w:pPr>
         <w:pStyle w:val="Teksts"/>
       </w:pPr>
-      <w:commentRangeStart w:id="74"/>
+      <w:commentRangeStart w:id="72"/>
       <w:r>
         <w:t xml:space="preserve">Kā </w:t>
       </w:r>
-      <w:commentRangeEnd w:id="74"/>
+      <w:commentRangeEnd w:id="72"/>
       <w:r>
         <w:rPr>
           <w:rStyle w:val="CommentReference"/>
           <w:sz w:val="24"/>
           <w:szCs w:val="24"/>
         </w:rPr>
-        <w:commentReference w:id="74"/>
+        <w:commentReference w:id="72"/>
       </w:r>
       <w:r>
         <w:t xml:space="preserve">jau minēts iepriekš, pieejamie novērojumi aptver periodu no 2025. gada jūlija līdz </w:t>
       </w:r>
-      <w:commentRangeStart w:id="75"/>
+      <w:commentRangeStart w:id="73"/>
       <w:r>
         <w:t xml:space="preserve">2026. gada martam </w:t>
       </w:r>
-      <w:commentRangeEnd w:id="75"/>
+      <w:commentRangeEnd w:id="73"/>
       <w:r>
         <w:rPr>
           <w:rStyle w:val="CommentReference"/>
           <w:sz w:val="24"/>
           <w:szCs w:val="24"/>
         </w:rPr>
-        <w:commentReference w:id="75"/>
+        <w:commentReference w:id="73"/>
       </w:r>
       <w:r>
         <w:t>(ieskaitot). Tas nozīmē, ka ir pieejami tikai deviņu secīgu mēnešu novērojumi. Tas vien jau rada būtiskus ierobežojumus turpmākajai prognozēšanai, jo datos trūkst pat viena pilnīga gada cikla. Līdz ar to, pat ja pārdošanas paradumos ir sezonalitāte, to ir grūti pilnībā noteikt un pārbaudīt tik ilgā laika periodā.</w:t>
@@ -11473,19 +11690,19 @@
       <w:pPr>
         <w:pStyle w:val="Teksts"/>
       </w:pPr>
-      <w:commentRangeStart w:id="76"/>
+      <w:commentRangeStart w:id="74"/>
       <w:r>
         <w:lastRenderedPageBreak/>
         <w:t xml:space="preserve">Papildu </w:t>
       </w:r>
-      <w:commentRangeEnd w:id="76"/>
+      <w:commentRangeEnd w:id="74"/>
       <w:r>
         <w:rPr>
           <w:rStyle w:val="CommentReference"/>
           <w:sz w:val="24"/>
           <w:szCs w:val="24"/>
         </w:rPr>
-        <w:commentReference w:id="76"/>
+        <w:commentReference w:id="74"/>
       </w:r>
       <w:r>
         <w:t>sarežģījums ir tas, ka novērojumu bāze ir ne tikai īsa, bet arī tiek veidota pakāpeniski. Pirmajos grāmatvedības mēnešos dokumentēto materiālu saraksts turpināja paplašināties, kas nozīmē, ka daži produkti netika nekavējoties ievadīti sistēmā. Tāpēc agrīnās vērtības sērijā var atspoguļot ne tikai faktiskos pārdošanas apjomus, bet arī pašas grāmatvedības pilnīgumu. Tas nozīmē, ka zemāki pārdošanas apjomi sākumā (pirmajos mēnešos) ne vienmēr norāda uz tikpat zemu faktisko pieprasījumu.</w:t>
@@ -11498,7 +11715,7 @@
           <w:lang w:val="en-GB"/>
         </w:rPr>
       </w:pPr>
-      <w:commentRangeStart w:id="77"/>
+      <w:commentRangeStart w:id="75"/>
       <w:r>
         <w:drawing>
           <wp:inline distT="0" distB="0" distL="0" distR="0" wp14:anchorId="52F4B897" wp14:editId="491EAD3A">
@@ -11520,7 +11737,7 @@
           </wp:inline>
         </w:drawing>
       </w:r>
-      <w:commentRangeEnd w:id="77"/>
+      <w:commentRangeEnd w:id="75"/>
       <w:r>
         <w:rPr>
           <w:rStyle w:val="CommentReference"/>
@@ -11528,7 +11745,7 @@
           <w:szCs w:val="24"/>
           <w:lang w:val="en-GB"/>
         </w:rPr>
-        <w:commentReference w:id="77"/>
+        <w:commentReference w:id="75"/>
       </w:r>
     </w:p>
     <w:p>
@@ -11540,7 +11757,7 @@
         </w:tabs>
         <w:jc w:val="left"/>
       </w:pPr>
-      <w:commentRangeStart w:id="78"/>
+      <w:commentRangeStart w:id="76"/>
       <w:r>
         <w:tab/>
       </w:r>
@@ -11585,14 +11802,14 @@
       <w:r>
         <w:t xml:space="preserve"> pa mēnešiem </w:t>
       </w:r>
-      <w:commentRangeEnd w:id="78"/>
+      <w:commentRangeEnd w:id="76"/>
       <w:r>
         <w:rPr>
           <w:rStyle w:val="CommentReference"/>
           <w:sz w:val="24"/>
           <w:szCs w:val="24"/>
         </w:rPr>
-        <w:commentReference w:id="78"/>
+        <w:commentReference w:id="76"/>
       </w:r>
     </w:p>
     <w:p>
@@ -11602,18 +11819,18 @@
       <w:r>
         <w:tab/>
       </w:r>
-      <w:commentRangeStart w:id="79"/>
+      <w:commentRangeStart w:id="77"/>
       <w:r>
         <w:t xml:space="preserve">Grafikā </w:t>
       </w:r>
-      <w:commentRangeEnd w:id="79"/>
+      <w:commentRangeEnd w:id="77"/>
       <w:r>
         <w:rPr>
           <w:rStyle w:val="CommentReference"/>
           <w:sz w:val="24"/>
           <w:szCs w:val="24"/>
         </w:rPr>
-        <w:commentReference w:id="79"/>
+        <w:commentReference w:id="77"/>
       </w:r>
       <w:r>
         <w:t>redzams, ka novērotais periods patiešām ir īss: laika ass attēlo tikai daļu no gada, un neatkārtojas tie paši otrā gada mēneši. Tas nozīmē, ka prognozei vajadzētu mazāk paļauties uz sezonalitāti, nekā sākotnēji pieņemts. Vienlaikus grafikā redzams, ka pirmajos mēnešos materiālu apjoms joprojām tika ģenerēts, kas nozīmē, ka agrīnie periodi jāvērtē piesardzīgi. Ir arī vērts atzīmēt, ka dokumentēto materiālu apjoms turpmākajos mēnešos samazinājās. Tas var būt saistīts ar dažādiem procesiem uzņēmumā, un teorētiski tam nevajadzētu ietekmēt prognozi, taču ir vērts to paturēt prātā.</w:t>
@@ -11623,18 +11840,18 @@
       <w:pPr>
         <w:pStyle w:val="Teksts"/>
       </w:pPr>
-      <w:commentRangeStart w:id="80"/>
+      <w:commentRangeStart w:id="78"/>
       <w:r>
         <w:t xml:space="preserve">Tas </w:t>
       </w:r>
-      <w:commentRangeEnd w:id="80"/>
+      <w:commentRangeEnd w:id="78"/>
       <w:r>
         <w:rPr>
           <w:rStyle w:val="CommentReference"/>
           <w:sz w:val="24"/>
           <w:szCs w:val="24"/>
         </w:rPr>
-        <w:commentReference w:id="80"/>
+        <w:commentReference w:id="78"/>
       </w:r>
       <w:r>
         <w:t>noved pie svarīga starpsecinājuma: pieejamie dati ir ierobežoti gan laika horizonta ilguma, gan agrīno novērojumu pilnīguma ziņā. Tas savukārt kļūst par vienu no galvenajiem argumentiem par labu plašākam prognožu apgabalam, nevis detalizētākam (individuālu datu līmenī).</w:t>
@@ -11647,78 +11864,83 @@
           <w:rFonts w:asciiTheme="minorHAnsi" w:hAnsiTheme="minorHAnsi"/>
         </w:rPr>
       </w:pPr>
-      <w:bookmarkStart w:id="81" w:name="_Toc230115242"/>
+      <w:bookmarkStart w:id="79" w:name="_Toc230115242"/>
       <w:r>
         <w:lastRenderedPageBreak/>
         <w:t>Pārdošana un piegādes kā analīzes objekti</w:t>
       </w:r>
-      <w:bookmarkEnd w:id="81"/>
+      <w:bookmarkEnd w:id="79"/>
     </w:p>
     <w:p>
       <w:pPr>
         <w:pStyle w:val="Teksts"/>
       </w:pPr>
-      <w:commentRangeStart w:id="82"/>
+      <w:commentRangeStart w:id="80"/>
       <w:r>
         <w:t xml:space="preserve">No </w:t>
       </w:r>
-      <w:commentRangeEnd w:id="82"/>
+      <w:commentRangeEnd w:id="80"/>
       <w:r>
         <w:rPr>
           <w:rStyle w:val="CommentReference"/>
           <w:sz w:val="24"/>
           <w:szCs w:val="24"/>
         </w:rPr>
-        <w:commentReference w:id="82"/>
-      </w:r>
-      <w:r>
-        <w:t>prognozēšanas viedokļa pārdošanas un piegādes datiem ir atšķirīga loma. Pārdošanas apjomi tieši atspoguļo faktisko pieprasījumu un tāpēc dabiski kļūst par prognozēšanas galveno uzmanības objektu. Savukārt piedāvājums raksturo krājumu papildināšanu un ir atkarīgs ne tikai no pieprasījuma, bet arī no iekšējiem lēmumiem un nezināmiem uzņēmuma procesiem.</w:t>
+        <w:commentReference w:id="80"/>
+      </w:r>
+      <w:r>
+        <w:t xml:space="preserve">prognozēšanas viedokļa pārdošanas un piegādes datiem ir atšķirīga loma. Pārdošanas apjomi tieši atspoguļo faktisko pieprasījumu un tāpēc dabiski kļūst par prognozēšanas galveno uzmanības objektu. Savukārt </w:t>
+      </w:r>
+      <w:r>
+        <w:t>piegāžu</w:t>
+      </w:r>
+      <w:r>
+        <w:t xml:space="preserve"> </w:t>
+      </w:r>
+      <w:r>
+        <w:t>apjomi</w:t>
+      </w:r>
+      <w:r>
+        <w:t xml:space="preserve"> raksturo krājumu papildināšanu un ir atkarīgs ne tikai no pieprasījuma, bet arī no iekšējiem lēmumiem un nezināmiem uzņēmuma procesiem.</w:t>
       </w:r>
     </w:p>
     <w:p>
       <w:pPr>
         <w:pStyle w:val="Teksts"/>
       </w:pPr>
-      <w:commentRangeStart w:id="83"/>
-      <w:r>
-        <w:t xml:space="preserve">Datubāzē </w:t>
-      </w:r>
-      <w:commentRangeEnd w:id="83"/>
-      <w:r>
-        <w:rPr>
-          <w:rStyle w:val="CommentReference"/>
-          <w:sz w:val="24"/>
-          <w:szCs w:val="24"/>
-        </w:rPr>
-        <w:commentReference w:id="83"/>
-      </w:r>
-      <w:r>
-        <w:t xml:space="preserve">ir arī skaidri nošķirti pārdošanas un </w:t>
-      </w:r>
-      <w:r>
-        <w:t>piegāžu</w:t>
-      </w:r>
-      <w:r>
-        <w:t xml:space="preserve"> apjomi: pārdošanas </w:t>
-      </w:r>
-      <w:r>
-        <w:t>ierakstu</w:t>
-      </w:r>
-      <w:r>
-        <w:t xml:space="preserve"> ir desmitiem reižu </w:t>
-      </w:r>
-      <w:r>
-        <w:t xml:space="preserve">vairāki </w:t>
-      </w:r>
-      <w:r>
-        <w:t>nekā piegādes. Piegādes visā pieejamajā periodā ir maz un ļoti neregulāras. Tāpēc piegāžu izmantošana kā mainīgais šajā pētījumā ir nepraktiska. Pat ja piegādes prognoze būtu praktiski interesanta, pašreizējais datu apjoms ir nepietiekams.</w:t>
+      <w:r>
+        <w:t xml:space="preserve">Datubāzē ir </w:t>
+      </w:r>
+      <w:r>
+        <w:t>redzami</w:t>
+      </w:r>
+      <w:r>
+        <w:t xml:space="preserve"> pārdošanas un piegāžu apjomi. Pārdošanas ierakstu ir desmitiem reižu vairāk nekā piegāžu ierakstu, piegāžu ir maz un tās ir ļoti neregulāras. Tomēr piegāžu dati netiek pilnībā izslēgti </w:t>
+      </w:r>
+      <w:r>
+        <w:t>darba</w:t>
+      </w:r>
+      <w:r>
+        <w:t xml:space="preserve">, tie </w:t>
+      </w:r>
+      <w:r>
+        <w:t xml:space="preserve">tiks </w:t>
+      </w:r>
+      <w:r>
+        <w:t xml:space="preserve">izmantoti kā papildu </w:t>
+      </w:r>
+      <w:r>
+        <w:t>dati</w:t>
+      </w:r>
+      <w:r>
+        <w:t xml:space="preserve"> neironu tīkla modelī.</w:t>
       </w:r>
     </w:p>
     <w:p>
       <w:pPr>
         <w:pStyle w:val="Attls"/>
       </w:pPr>
-      <w:commentRangeStart w:id="84"/>
+      <w:commentRangeStart w:id="81"/>
       <w:r>
         <w:drawing>
           <wp:inline distT="0" distB="0" distL="0" distR="0" wp14:anchorId="6C140874" wp14:editId="16321784">
@@ -11740,14 +11962,14 @@
           </wp:inline>
         </w:drawing>
       </w:r>
-      <w:commentRangeEnd w:id="84"/>
+      <w:commentRangeEnd w:id="81"/>
       <w:r>
         <w:rPr>
           <w:rStyle w:val="CommentReference"/>
           <w:sz w:val="24"/>
           <w:szCs w:val="24"/>
         </w:rPr>
-        <w:commentReference w:id="84"/>
+        <w:commentReference w:id="81"/>
       </w:r>
     </w:p>
     <w:p>
@@ -11800,18 +12022,18 @@
       <w:pPr>
         <w:pStyle w:val="Teksts"/>
       </w:pPr>
-      <w:commentRangeStart w:id="85"/>
+      <w:commentRangeStart w:id="82"/>
       <w:r>
         <w:t xml:space="preserve">Šis </w:t>
       </w:r>
-      <w:commentRangeEnd w:id="85"/>
+      <w:commentRangeEnd w:id="82"/>
       <w:r>
         <w:rPr>
           <w:rStyle w:val="CommentReference"/>
           <w:sz w:val="24"/>
           <w:szCs w:val="24"/>
         </w:rPr>
-        <w:commentReference w:id="85"/>
+        <w:commentReference w:id="82"/>
       </w:r>
       <w:r>
         <w:t>novērojums ir īpaši svarīgs tradicionālajiem modeļiem. Tā kā piegādes veido tik īsu un nestabilu sēriju, tās nav piemērotas kā prognozējošs mainīgais. Neironu tīkla pieejā situācija ir citāda: pat retas piegādes var būt noderīgas kā papildu ievades signāls, ja modelis vienlaikus izmanto vairākas funkcijas. Tomēr pat šajā gadījumā piegādes nevajadzētu uzskatīt par atsevišķu prognozēšanas uzdevumu, bet gan par iespējamu papildu informāciju pārdošanas prognozēšanas modelim.</w:t>
@@ -11821,18 +12043,18 @@
       <w:pPr>
         <w:pStyle w:val="Teksts"/>
       </w:pPr>
-      <w:commentRangeStart w:id="86"/>
+      <w:commentRangeStart w:id="83"/>
       <w:r>
         <w:t xml:space="preserve">Tāpēc </w:t>
       </w:r>
-      <w:commentRangeEnd w:id="86"/>
+      <w:commentRangeEnd w:id="83"/>
       <w:r>
         <w:rPr>
           <w:rStyle w:val="CommentReference"/>
           <w:sz w:val="24"/>
           <w:szCs w:val="24"/>
         </w:rPr>
-        <w:commentReference w:id="86"/>
+        <w:commentReference w:id="83"/>
       </w:r>
       <w:r>
         <w:t>šajā darbā pārdošanas apjomi tiek uzskatīti par galveno prognozēšanas objektu, bet piegādes - par papildu kontekstu, ko var tālāk izmantot sarežģītos modeļos.</w:t>
@@ -11845,45 +12067,45 @@
           <w:rFonts w:asciiTheme="minorHAnsi" w:hAnsiTheme="minorHAnsi"/>
         </w:rPr>
       </w:pPr>
-      <w:bookmarkStart w:id="87" w:name="_Toc230115243"/>
+      <w:bookmarkStart w:id="84" w:name="_Toc230115243"/>
       <w:r>
         <w:lastRenderedPageBreak/>
         <w:t>Pārdošanas apjoma trūkums individuālā materiāla līmenī un apkopošanas līmeņa izvēle</w:t>
       </w:r>
-      <w:bookmarkEnd w:id="87"/>
+      <w:bookmarkEnd w:id="84"/>
     </w:p>
     <w:p>
       <w:pPr>
         <w:pStyle w:val="Teksts"/>
       </w:pPr>
-      <w:commentRangeStart w:id="88"/>
+      <w:commentRangeStart w:id="85"/>
       <w:r>
         <w:t xml:space="preserve">Nākamais </w:t>
       </w:r>
-      <w:commentRangeEnd w:id="88"/>
+      <w:commentRangeEnd w:id="85"/>
       <w:r>
         <w:rPr>
           <w:rStyle w:val="CommentReference"/>
           <w:sz w:val="24"/>
           <w:szCs w:val="24"/>
         </w:rPr>
-        <w:commentReference w:id="88"/>
+        <w:commentReference w:id="85"/>
       </w:r>
       <w:r>
         <w:t xml:space="preserve">svarīgais jautājums ir, kādā līmenī jāveido prognoze: atsevišķu materiālu līmenī vai lielāku produktu grupu līmenī. Formāli avota dati ļauj veidot laika rindu katram materiālam atsevišķi. Tomēr, analizējot pārdošanas apjomu sadalījumu pa mēnešiem, kļūst skaidrs, ka šāds detalizācijas līmenis vairumā gadījumu nav piemērots prognozēšanai: ievērojamai daļai materiālu pieejamā periodā nav pārdošanas vispār vai arī tie tiek pārdoti reti. 88 no 206 materiāliem datubāzē nav reģistrēts neviens pārdošanas mēnesis. </w:t>
       </w:r>
-      <w:commentRangeStart w:id="89"/>
+      <w:commentRangeStart w:id="86"/>
       <w:r>
         <w:t xml:space="preserve">Mediānais </w:t>
       </w:r>
-      <w:commentRangeEnd w:id="89"/>
+      <w:commentRangeEnd w:id="86"/>
       <w:r>
         <w:rPr>
           <w:rStyle w:val="CommentReference"/>
           <w:sz w:val="24"/>
           <w:szCs w:val="24"/>
         </w:rPr>
-        <w:commentReference w:id="89"/>
+        <w:commentReference w:id="86"/>
       </w:r>
       <w:r>
         <w:t>materiāls tiek pārdots tikai divos no deviņiem mēnešiem, kā redzams 4.5. attēlā. Tikai ļoti neliels skaits materiālu uzrāda pārdošanas apjomus lielākajā daļā pieejamo mēnešu. Izmantojot atsevišķus materiālus kā galveno prognozēšanas mērķi, modeļu salīdzinājumi tiktu veikti, izmantojot pārāk īsas un retas laika rindas.</w:t>
@@ -11919,18 +12141,18 @@
       <w:pPr>
         <w:pStyle w:val="Tab-virsraksts"/>
       </w:pPr>
-      <w:commentRangeStart w:id="90"/>
+      <w:commentRangeStart w:id="87"/>
       <w:r>
         <w:t>Materiālu sadalījums pēc pārdošanas mēnešu skaita</w:t>
       </w:r>
-      <w:commentRangeEnd w:id="90"/>
+      <w:commentRangeEnd w:id="87"/>
       <w:r>
         <w:rPr>
           <w:rStyle w:val="CommentReference"/>
           <w:sz w:val="24"/>
           <w:szCs w:val="24"/>
         </w:rPr>
-        <w:commentReference w:id="90"/>
+        <w:commentReference w:id="87"/>
       </w:r>
     </w:p>
     <w:tbl>
@@ -12291,7 +12513,7 @@
       <w:pPr>
         <w:pStyle w:val="Attls"/>
       </w:pPr>
-      <w:commentRangeStart w:id="91"/>
+      <w:commentRangeStart w:id="88"/>
       <w:r>
         <w:lastRenderedPageBreak/>
         <w:drawing>
@@ -12314,14 +12536,14 @@
           </wp:inline>
         </w:drawing>
       </w:r>
-      <w:commentRangeEnd w:id="91"/>
+      <w:commentRangeEnd w:id="88"/>
       <w:r>
         <w:rPr>
           <w:rStyle w:val="CommentReference"/>
           <w:sz w:val="24"/>
           <w:szCs w:val="24"/>
         </w:rPr>
-        <w:commentReference w:id="91"/>
+        <w:commentReference w:id="88"/>
       </w:r>
     </w:p>
     <w:p>
@@ -12378,33 +12600,33 @@
       <w:pPr>
         <w:pStyle w:val="Att-skaidrojumi"/>
       </w:pPr>
-      <w:commentRangeStart w:id="92"/>
-      <w:commentRangeEnd w:id="92"/>
+      <w:commentRangeStart w:id="89"/>
+      <w:commentRangeEnd w:id="89"/>
       <w:r>
         <w:rPr>
           <w:rStyle w:val="CommentReference"/>
           <w:sz w:val="20"/>
           <w:szCs w:val="20"/>
         </w:rPr>
-        <w:commentReference w:id="92"/>
+        <w:commentReference w:id="89"/>
       </w:r>
     </w:p>
     <w:p>
       <w:pPr>
         <w:pStyle w:val="Teksts"/>
       </w:pPr>
-      <w:commentRangeStart w:id="93"/>
+      <w:commentRangeStart w:id="90"/>
       <w:r>
         <w:t xml:space="preserve">Šādi </w:t>
       </w:r>
-      <w:commentRangeEnd w:id="93"/>
+      <w:commentRangeEnd w:id="90"/>
       <w:r>
         <w:rPr>
           <w:rStyle w:val="CommentReference"/>
           <w:sz w:val="24"/>
           <w:szCs w:val="24"/>
         </w:rPr>
-        <w:commentReference w:id="93"/>
+        <w:commentReference w:id="90"/>
       </w:r>
       <w:r>
         <w:t>dati ir neērti ne tikai tradicionālajām metodēm, bet pat salīdzināšanai. Ja prognoze ir balstīta uz individuāliem datiem, tradicionālās metodes tiks novērtētas, izmantojot ļoti retus, nestabilus datu kopumus. Šajā gadījumā salīdzināšanas rezultāts būs atkarīgs nevis no modeļa kvalitātes, bet gan no tā veiksmes trāpīt retam pārdošanas mēnesim. Tas padara secinājumus par metožu salīdzināšanu pārāk vājus.</w:t>
@@ -12414,18 +12636,18 @@
       <w:pPr>
         <w:pStyle w:val="Teksts"/>
       </w:pPr>
-      <w:commentRangeStart w:id="94"/>
+      <w:commentRangeStart w:id="91"/>
       <w:r>
         <w:t xml:space="preserve">Tāpēc </w:t>
       </w:r>
-      <w:commentRangeEnd w:id="94"/>
+      <w:commentRangeEnd w:id="91"/>
       <w:r>
         <w:rPr>
           <w:rStyle w:val="CommentReference"/>
           <w:sz w:val="24"/>
           <w:szCs w:val="24"/>
         </w:rPr>
-        <w:commentReference w:id="94"/>
+        <w:commentReference w:id="91"/>
       </w:r>
       <w:r>
         <w:t xml:space="preserve">galvenās problēmas formulējumam tika apsvērts plašāks apkopojuma līmenis </w:t>
@@ -12479,18 +12701,18 @@
       <w:pPr>
         <w:pStyle w:val="Tab-virsraksts"/>
       </w:pPr>
-      <w:commentRangeStart w:id="95"/>
+      <w:commentRangeStart w:id="92"/>
       <w:r>
         <w:t>Zīmolu+kategoriju grupas un mēnešu skaits ar pārdošanas apjomiem, kas nav nulle</w:t>
       </w:r>
-      <w:commentRangeEnd w:id="95"/>
+      <w:commentRangeEnd w:id="92"/>
       <w:r>
         <w:rPr>
           <w:rStyle w:val="CommentReference"/>
           <w:sz w:val="24"/>
           <w:szCs w:val="24"/>
         </w:rPr>
-        <w:commentReference w:id="95"/>
+        <w:commentReference w:id="92"/>
       </w:r>
     </w:p>
     <w:tbl>
@@ -13151,34 +13373,34 @@
       <w:pPr>
         <w:pStyle w:val="Teksts"/>
       </w:pPr>
-      <w:commentRangeStart w:id="96"/>
+      <w:commentRangeStart w:id="93"/>
       <w:r>
         <w:t xml:space="preserve">Pēc </w:t>
       </w:r>
-      <w:commentRangeEnd w:id="96"/>
+      <w:commentRangeEnd w:id="93"/>
       <w:r>
         <w:rPr>
           <w:rStyle w:val="CommentReference"/>
           <w:sz w:val="24"/>
           <w:szCs w:val="24"/>
         </w:rPr>
-        <w:commentReference w:id="96"/>
+        <w:commentReference w:id="93"/>
       </w:r>
       <w:r>
         <w:t xml:space="preserve">šīs apkopošanas izrādījās, ka datos bija ierobežots, bet jau analīzei piemērots grupu skaits, kurās pārdošanas apjomi tika novēroti relatīvi regulāri. </w:t>
       </w:r>
-      <w:commentRangeStart w:id="97"/>
+      <w:commentRangeStart w:id="94"/>
       <w:r>
         <w:t>Tas padara zīmola+kategorijas līmeni piemērotāku primārajam prognozēšanas uzdevumam nekā atsevišķu produktu līmeni</w:t>
       </w:r>
-      <w:commentRangeEnd w:id="97"/>
+      <w:commentRangeEnd w:id="94"/>
       <w:r>
         <w:rPr>
           <w:rStyle w:val="CommentReference"/>
           <w:sz w:val="24"/>
           <w:szCs w:val="24"/>
         </w:rPr>
-        <w:commentReference w:id="97"/>
+        <w:commentReference w:id="94"/>
       </w:r>
       <w:r>
         <w:t>.</w:t>
@@ -13194,18 +13416,18 @@
       <w:pPr>
         <w:pStyle w:val="Teksts"/>
       </w:pPr>
-      <w:commentRangeStart w:id="98"/>
+      <w:commentRangeStart w:id="95"/>
       <w:r>
         <w:t xml:space="preserve">Tomēr </w:t>
       </w:r>
-      <w:commentRangeEnd w:id="98"/>
+      <w:commentRangeEnd w:id="95"/>
       <w:r>
         <w:rPr>
           <w:rStyle w:val="CommentReference"/>
           <w:sz w:val="24"/>
           <w:szCs w:val="24"/>
         </w:rPr>
-        <w:commentReference w:id="98"/>
+        <w:commentReference w:id="95"/>
       </w:r>
       <w:r>
         <w:t xml:space="preserve">pat </w:t>
@@ -13213,18 +13435,18 @@
       <w:r>
         <w:t xml:space="preserve">pēc pāriešanas uz zīmola+kategorijas līmeni ne visas grupas ir vienlīdz piemērotas prognozēšanai. Dažas grupas joprojām ir retas, izkaisītas un reti rada pārdošanas apjomus. Tāpēc turpmākai eksperimentēšanai ir nepieciešama papildu grupu atlase. Autors nolēma galvenajā eksperimentā iekļaut tikai tās zīmolu+kategoriju grupas, kurās pārdošanas apjomi tika novēroti lielākajā daļā pieejamo mēnešu. Tas nozīmē, ka sērijā jāiekļauj pārdošanas apjomi, kas nav nulle, </w:t>
       </w:r>
-      <w:commentRangeStart w:id="99"/>
+      <w:commentRangeStart w:id="96"/>
       <w:r>
         <w:t>vismaz sešos no deviņiem mēnešiem</w:t>
       </w:r>
-      <w:commentRangeEnd w:id="99"/>
+      <w:commentRangeEnd w:id="96"/>
       <w:r>
         <w:rPr>
           <w:rStyle w:val="CommentReference"/>
           <w:sz w:val="24"/>
           <w:szCs w:val="24"/>
         </w:rPr>
-        <w:commentReference w:id="99"/>
+        <w:commentReference w:id="96"/>
       </w:r>
       <w:r>
         <w:t>. Šis ierobežojums nav ieviests kā universāls noteikums, bet gan kā darba atlases kritērijs, kas balstīts uz datu struktūru. Praksē tas nozīmē, ka galvenajā eksperimentā tiek iekļautas tikai tās grupas, kurās pārdošanas apjomi tiek novēroti pietiekami regulāri, lai sērijā būtu vismaz minimāla pārdošanas dinamika</w:t>
@@ -13243,29 +13465,29 @@
           <w:rFonts w:asciiTheme="minorHAnsi" w:hAnsiTheme="minorHAnsi"/>
         </w:rPr>
       </w:pPr>
-      <w:bookmarkStart w:id="100" w:name="_Toc230115244"/>
+      <w:bookmarkStart w:id="97" w:name="_Toc230115244"/>
       <w:r>
         <w:t>Prognozētā mainīgā izvēle un rindu konstruēšanas noteikumi</w:t>
       </w:r>
-      <w:bookmarkEnd w:id="100"/>
+      <w:bookmarkEnd w:id="97"/>
     </w:p>
     <w:p>
       <w:pPr>
         <w:pStyle w:val="Teksts"/>
       </w:pPr>
-      <w:commentRangeStart w:id="101"/>
-      <w:commentRangeStart w:id="102"/>
+      <w:commentRangeStart w:id="98"/>
+      <w:commentRangeStart w:id="99"/>
       <w:r>
         <w:t xml:space="preserve">Primārais </w:t>
       </w:r>
-      <w:commentRangeEnd w:id="102"/>
+      <w:commentRangeEnd w:id="99"/>
       <w:r>
         <w:rPr>
           <w:rStyle w:val="CommentReference"/>
           <w:sz w:val="24"/>
           <w:szCs w:val="24"/>
         </w:rPr>
-        <w:commentReference w:id="102"/>
+        <w:commentReference w:id="99"/>
       </w:r>
       <w:r>
         <w:t xml:space="preserve">prognozes mainīgais ir </w:t>
@@ -13280,14 +13502,14 @@
       <w:r>
         <w:t xml:space="preserve"> </w:t>
       </w:r>
-      <w:commentRangeEnd w:id="101"/>
+      <w:commentRangeEnd w:id="98"/>
       <w:r>
         <w:rPr>
           <w:rStyle w:val="CommentReference"/>
           <w:sz w:val="24"/>
           <w:szCs w:val="24"/>
         </w:rPr>
-        <w:commentReference w:id="101"/>
+        <w:commentReference w:id="98"/>
       </w:r>
       <w:r>
         <w:t>–</w:t>
@@ -13324,18 +13546,18 @@
       <w:pPr>
         <w:pStyle w:val="Teksts"/>
       </w:pPr>
-      <w:commentRangeStart w:id="103"/>
+      <w:commentRangeStart w:id="100"/>
       <w:r>
         <w:t xml:space="preserve">Šajā </w:t>
       </w:r>
-      <w:commentRangeEnd w:id="103"/>
+      <w:commentRangeEnd w:id="100"/>
       <w:r>
         <w:rPr>
           <w:rStyle w:val="CommentReference"/>
           <w:sz w:val="24"/>
           <w:szCs w:val="24"/>
         </w:rPr>
-        <w:commentReference w:id="103"/>
+        <w:commentReference w:id="100"/>
       </w:r>
       <w:r>
         <w:t>pētījumā sērijas konstruēšanai tiek izmantots mēneša solis. Katrai izvēlētajai zīmola+kategorijas grupai tiek ģenerēta vērtību secība mēnešiem no 2025. gada jūlija līdz 2026. gada martam. Ja attiecīgajā mēnesī konkrētajai grupai netiek reģistrēti pārdošanas apjomi, tiek pieņemts, ka tā ir nulle. Šis noteikums ir pieņemams tieši apkopotu grupu līmenī, jo mēnesis joprojām ir daļa no kopējā novērošanas perioda, vienkārši bez viena pārdošanas darījuma.</w:t>
@@ -14066,14 +14288,14 @@
           <w:lang w:val="ru-RU"/>
         </w:rPr>
       </w:pPr>
-      <w:bookmarkStart w:id="104" w:name="_Toc230115245"/>
-      <w:commentRangeStart w:id="105"/>
-      <w:commentRangeStart w:id="106"/>
+      <w:bookmarkStart w:id="101" w:name="_Toc230115245"/>
+      <w:commentRangeStart w:id="102"/>
+      <w:commentRangeStart w:id="103"/>
       <w:r>
         <w:t>Laika rindu veidošana prognozēšanai</w:t>
       </w:r>
-      <w:bookmarkEnd w:id="104"/>
-      <w:commentRangeEnd w:id="106"/>
+      <w:bookmarkEnd w:id="101"/>
+      <w:commentRangeEnd w:id="103"/>
       <w:r>
         <w:rPr>
           <w:rStyle w:val="CommentReference"/>
@@ -14082,9 +14304,9 @@
           <w:szCs w:val="28"/>
           <w:lang w:val="ru-RU"/>
         </w:rPr>
-        <w:commentReference w:id="106"/>
-      </w:r>
-      <w:commentRangeEnd w:id="105"/>
+        <w:commentReference w:id="103"/>
+      </w:r>
+      <w:commentRangeEnd w:id="102"/>
       <w:r>
         <w:rPr>
           <w:rStyle w:val="CommentReference"/>
@@ -14093,25 +14315,25 @@
           <w:szCs w:val="28"/>
           <w:lang w:val="ru-RU"/>
         </w:rPr>
-        <w:commentReference w:id="105"/>
+        <w:commentReference w:id="102"/>
       </w:r>
     </w:p>
     <w:p>
       <w:pPr>
         <w:pStyle w:val="Teksts"/>
       </w:pPr>
-      <w:commentRangeStart w:id="107"/>
+      <w:commentRangeStart w:id="104"/>
       <w:r>
         <w:t xml:space="preserve">Atsevišķs </w:t>
       </w:r>
-      <w:commentRangeEnd w:id="107"/>
+      <w:commentRangeEnd w:id="104"/>
       <w:r>
         <w:rPr>
           <w:rStyle w:val="CommentReference"/>
           <w:sz w:val="24"/>
           <w:szCs w:val="24"/>
         </w:rPr>
-        <w:commentReference w:id="107"/>
+        <w:commentReference w:id="104"/>
       </w:r>
       <w:r>
         <w:t>jautājums ir par to, cik labi novērojumu pirmie mēneši atspoguļo faktisko pieprasījumu un cik lielā mērā to ietekmēja pakāpeniska pašas grāmatvedības datubāzes attīstība. Šim nolūkam ir lietderīgi salīdzināt divas vērtības: dokumentēto nozīmīgo materiālu skaitu un kopējo pārdošanas apjomu pa mēnešiem. Šo grafiku var</w:t>
@@ -14131,18 +14353,18 @@
       <w:pPr>
         <w:pStyle w:val="Teksts"/>
       </w:pPr>
-      <w:commentRangeStart w:id="108"/>
+      <w:commentRangeStart w:id="105"/>
       <w:r>
         <w:t xml:space="preserve">Tas </w:t>
       </w:r>
-      <w:commentRangeEnd w:id="108"/>
+      <w:commentRangeEnd w:id="105"/>
       <w:r>
         <w:rPr>
           <w:rStyle w:val="CommentReference"/>
           <w:sz w:val="24"/>
           <w:szCs w:val="24"/>
         </w:rPr>
-        <w:commentReference w:id="108"/>
+        <w:commentReference w:id="105"/>
       </w:r>
       <w:r>
         <w:t>apstiprina jau izdarīto secinājumu: pieejamos datus ierobežo ne tikai perioda ilgums, bet arī grāmatvedības uzskaites pilnīgums novērošanas perioda sākumā.</w:t>
@@ -14156,11 +14378,11 @@
           <w:lang w:val="ru-RU"/>
         </w:rPr>
       </w:pPr>
-      <w:bookmarkStart w:id="109" w:name="_Toc230115246"/>
+      <w:bookmarkStart w:id="106" w:name="_Toc230115246"/>
       <w:r>
         <w:t>Prognozēšanas problēmas galīgais izklāsts</w:t>
       </w:r>
-      <w:bookmarkEnd w:id="109"/>
+      <w:bookmarkEnd w:id="106"/>
     </w:p>
     <w:p>
       <w:pPr>
@@ -14266,18 +14488,18 @@
       <w:r>
         <w:t xml:space="preserve">Ceturtkārt, pārdošanas apjomi </w:t>
       </w:r>
-      <w:commentRangeStart w:id="110"/>
+      <w:commentRangeStart w:id="107"/>
       <w:r>
         <w:t>tiks prognozēti vienu mēnesi uz priekšu</w:t>
       </w:r>
-      <w:commentRangeEnd w:id="110"/>
+      <w:commentRangeEnd w:id="107"/>
       <w:r>
         <w:rPr>
           <w:rStyle w:val="CommentReference"/>
           <w:sz w:val="24"/>
           <w:szCs w:val="24"/>
         </w:rPr>
-        <w:commentReference w:id="110"/>
+        <w:commentReference w:id="107"/>
       </w:r>
       <w:r>
         <w:t xml:space="preserve">. Ar deviņu mēnešu pieejamajiem datiem tas ir tehniski vispiemērotākais. Ilgāki prognozēšanas periodi būtu mazāk ticami ierobežotā datu apjoma dēļ. </w:t>
@@ -14290,73 +14512,73 @@
       <w:r>
         <w:t xml:space="preserve">Visbeidzot, turpmākā metožu salīdzināšana tiks balstīta uz tiem pašiem ievades datiem un to pašu mērķa mainīgo. Galvenie aplūkotie modeļi būs </w:t>
       </w:r>
-      <w:commentRangeStart w:id="111"/>
+      <w:commentRangeStart w:id="108"/>
       <w:r>
         <w:t>naivā prognozēšana</w:t>
       </w:r>
-      <w:commentRangeEnd w:id="111"/>
+      <w:commentRangeEnd w:id="108"/>
       <w:r>
         <w:rPr>
           <w:rStyle w:val="CommentReference"/>
           <w:sz w:val="24"/>
           <w:szCs w:val="24"/>
         </w:rPr>
-        <w:commentReference w:id="111"/>
+        <w:commentReference w:id="108"/>
       </w:r>
       <w:r>
         <w:t xml:space="preserve">, vienkāršā eksponenciālā izlīdzināšana, ARIMA un LSTM. </w:t>
       </w:r>
-      <w:commentRangeStart w:id="112"/>
+      <w:commentRangeStart w:id="109"/>
       <w:r>
         <w:t>Iekšējai kvalitātes novērtēšanai secīga validācija tiks veikta vēsturiskajos mēnešos, un galīgā validācija tiks veikta jaunākajā pieejamajā kontroles mēnesī.</w:t>
       </w:r>
-      <w:commentRangeEnd w:id="112"/>
+      <w:commentRangeEnd w:id="109"/>
       <w:r>
         <w:rPr>
           <w:rStyle w:val="CommentReference"/>
           <w:sz w:val="24"/>
           <w:szCs w:val="24"/>
         </w:rPr>
-        <w:commentReference w:id="112"/>
+        <w:commentReference w:id="109"/>
       </w:r>
     </w:p>
     <w:p>
       <w:pPr>
         <w:pStyle w:val="1-lm-numurts-virsraksts"/>
       </w:pPr>
-      <w:bookmarkStart w:id="113" w:name="_Toc230115247"/>
+      <w:bookmarkStart w:id="110" w:name="_Toc230115247"/>
       <w:r>
         <w:lastRenderedPageBreak/>
         <w:t>Prognozēšanas metožu realizācija un salīdzināšana</w:t>
       </w:r>
-      <w:bookmarkEnd w:id="113"/>
+      <w:bookmarkEnd w:id="110"/>
     </w:p>
     <w:p>
       <w:pPr>
         <w:pStyle w:val="2-lm-virsraksts"/>
       </w:pPr>
-      <w:bookmarkStart w:id="114" w:name="_Toc230115248"/>
+      <w:bookmarkStart w:id="111" w:name="_Toc230115248"/>
       <w:r>
         <w:t>Eksperimenta iestatīšana</w:t>
       </w:r>
-      <w:bookmarkEnd w:id="114"/>
+      <w:bookmarkEnd w:id="111"/>
     </w:p>
     <w:p>
       <w:pPr>
         <w:pStyle w:val="Teksts"/>
       </w:pPr>
-      <w:commentRangeStart w:id="115"/>
+      <w:commentRangeStart w:id="112"/>
       <w:r>
         <w:t xml:space="preserve">Lai </w:t>
       </w:r>
-      <w:commentRangeEnd w:id="115"/>
+      <w:commentRangeEnd w:id="112"/>
       <w:r>
         <w:rPr>
           <w:rStyle w:val="CommentReference"/>
           <w:sz w:val="24"/>
           <w:szCs w:val="24"/>
         </w:rPr>
-        <w:commentReference w:id="115"/>
+        <w:commentReference w:id="112"/>
       </w:r>
       <w:r>
         <w:t>nodrošinātu godīgu modeļa novērtējumu, apmācība vienmēr tiek veikta tikai ar iepriekšējiem datiem, un testēšana tiek veikta nākamajā mēnesī. Šajā modelī tiek izmantotas trīs validācijas kombinācijas:</w:t>
@@ -14390,18 +14612,18 @@
       <w:pPr>
         <w:pStyle w:val="Teksts"/>
       </w:pPr>
-      <w:commentRangeStart w:id="116"/>
+      <w:commentRangeStart w:id="113"/>
       <w:r>
         <w:t xml:space="preserve">Tādējādi </w:t>
       </w:r>
-      <w:commentRangeEnd w:id="116"/>
+      <w:commentRangeEnd w:id="113"/>
       <w:r>
         <w:rPr>
           <w:rStyle w:val="CommentReference"/>
           <w:sz w:val="24"/>
           <w:szCs w:val="24"/>
         </w:rPr>
-        <w:commentReference w:id="116"/>
+        <w:commentReference w:id="113"/>
       </w:r>
       <w:r>
         <w:t>katrā nākamajā eksperimentā tiek izmantots nedaudz vairāk apmācības datu un pārbaudīta nākamā mēneša prognoze. Tas ļauj iegūt vairākus konsekventus rezultātus un salīdzināt metožu robustumu, lai nodrošinātu to efektivitāti.</w:t>
@@ -14415,28 +14637,28 @@
           <w:lang w:val="ru-RU"/>
         </w:rPr>
       </w:pPr>
-      <w:bookmarkStart w:id="117" w:name="_Toc230115249"/>
+      <w:bookmarkStart w:id="114" w:name="_Toc230115249"/>
       <w:r>
         <w:t>Naivā prognoze</w:t>
       </w:r>
-      <w:bookmarkEnd w:id="117"/>
+      <w:bookmarkEnd w:id="114"/>
     </w:p>
     <w:p>
       <w:pPr>
         <w:pStyle w:val="Teksts"/>
       </w:pPr>
-      <w:commentRangeStart w:id="118"/>
+      <w:commentRangeStart w:id="115"/>
       <w:r>
         <w:t xml:space="preserve">Naivās </w:t>
       </w:r>
-      <w:commentRangeEnd w:id="118"/>
+      <w:commentRangeEnd w:id="115"/>
       <w:r>
         <w:rPr>
           <w:rStyle w:val="CommentReference"/>
           <w:sz w:val="24"/>
           <w:szCs w:val="24"/>
         </w:rPr>
-        <w:commentReference w:id="118"/>
+        <w:commentReference w:id="115"/>
       </w:r>
       <w:r>
         <w:t>prognozes metode ir vienkāršākā prognozēšanas metode, kurā nākamā mēneša vērtība tiek pieņemta kā vienāda ar iepriekšējā mēneša vērtību. Formāli to var uzrakstīt šādi</w:t>
@@ -14804,18 +15026,18 @@
       <w:pPr>
         <w:pStyle w:val="Teksts"/>
       </w:pPr>
-      <w:commentRangeStart w:id="119"/>
+      <w:commentRangeStart w:id="116"/>
       <w:r>
         <w:t xml:space="preserve">Tas </w:t>
       </w:r>
-      <w:commentRangeEnd w:id="119"/>
+      <w:commentRangeEnd w:id="116"/>
       <w:r>
         <w:rPr>
           <w:rStyle w:val="CommentReference"/>
           <w:sz w:val="24"/>
           <w:szCs w:val="24"/>
         </w:rPr>
-        <w:commentReference w:id="119"/>
+        <w:commentReference w:id="116"/>
       </w:r>
       <w:r>
         <w:t>ir, prognozējot 2026. gada janvāri, tika izmantota 2025. gada decembra vērtība, prognozējot 2026. gada februāri, tika izmantota 2026. gada janvāra vērtība, un prognozējot 2026. gada martu, tika izmantota 2026. gada februāra vērtība.</w:t>
@@ -14825,18 +15047,18 @@
       <w:pPr>
         <w:pStyle w:val="Teksts"/>
       </w:pPr>
-      <w:commentRangeStart w:id="120"/>
+      <w:commentRangeStart w:id="117"/>
       <w:r>
         <w:t xml:space="preserve">Šajā </w:t>
       </w:r>
-      <w:commentRangeEnd w:id="120"/>
+      <w:commentRangeEnd w:id="117"/>
       <w:r>
         <w:rPr>
           <w:rStyle w:val="CommentReference"/>
           <w:sz w:val="24"/>
           <w:szCs w:val="24"/>
         </w:rPr>
-        <w:commentReference w:id="120"/>
+        <w:commentReference w:id="117"/>
       </w:r>
       <w:r>
         <w:t>darbā naivā prognoze tiek izmantota kā bāzes līnija salīdzināšanai ar citām metodēm. Ja sarežģītāks modelis nedarbojas labāk nekā vienkārši iepriekšējā mēneša vērtības pārnešana, tā praktisko priekšrocību dotajā datu kopā nevar uzskatīt par apstiprinātu.</w:t>
@@ -14844,18 +15066,18 @@
       <w:r>
         <w:t xml:space="preserve"> </w:t>
       </w:r>
-      <w:commentRangeStart w:id="121"/>
+      <w:commentRangeStart w:id="118"/>
       <w:r>
         <w:t xml:space="preserve">Sakritība </w:t>
       </w:r>
-      <w:commentRangeEnd w:id="121"/>
+      <w:commentRangeEnd w:id="118"/>
       <w:r>
         <w:rPr>
           <w:rStyle w:val="CommentReference"/>
           <w:sz w:val="24"/>
           <w:szCs w:val="24"/>
         </w:rPr>
-        <w:commentReference w:id="121"/>
+        <w:commentReference w:id="118"/>
       </w:r>
       <w:r>
         <w:t>starp sarežģītākā modeļa prognozi un naivo prognozi neti</w:t>
@@ -15460,28 +15682,28 @@
           <w:lang w:val="ru-RU"/>
         </w:rPr>
       </w:pPr>
-      <w:bookmarkStart w:id="122" w:name="_Toc230115250"/>
+      <w:bookmarkStart w:id="119" w:name="_Toc230115250"/>
       <w:r>
         <w:t>Vienkāršā eksponenciālā izlīdzināšana</w:t>
       </w:r>
-      <w:bookmarkEnd w:id="122"/>
+      <w:bookmarkEnd w:id="119"/>
     </w:p>
     <w:p>
       <w:pPr>
         <w:pStyle w:val="Teksts"/>
       </w:pPr>
-      <w:commentRangeStart w:id="123"/>
+      <w:commentRangeStart w:id="120"/>
       <w:r>
         <w:t xml:space="preserve">Vienkāršā </w:t>
       </w:r>
-      <w:commentRangeEnd w:id="123"/>
+      <w:commentRangeEnd w:id="120"/>
       <w:r>
         <w:rPr>
           <w:rStyle w:val="CommentReference"/>
           <w:sz w:val="24"/>
           <w:szCs w:val="24"/>
         </w:rPr>
-        <w:commentReference w:id="123"/>
+        <w:commentReference w:id="120"/>
       </w:r>
       <w:r>
         <w:t>eksponenciālā izlīdzināšana ir tradicionāla laika rindu prognozēšanas metode, kurā nākamās vērtības prognoze tiek balstīta uz izlīdzinātu rindas līmeni, ņemot vērā iepriekšējos novērojumus. Atšķirībā no naivās prognozēšanas, šī metode balstās uz visām zināmajām rindas vērtībām (ieskaitot agrākās), pakāpeniski samazinot to ietekmi. Formāli metodi var uzrakstīt šādi:</w:t>
@@ -15844,18 +16066,18 @@
       <w:pPr>
         <w:pStyle w:val="Teksts"/>
       </w:pPr>
-      <w:commentRangeStart w:id="124"/>
+      <w:commentRangeStart w:id="121"/>
       <w:r>
         <w:t xml:space="preserve">Lai </w:t>
       </w:r>
-      <w:commentRangeEnd w:id="124"/>
+      <w:commentRangeEnd w:id="121"/>
       <w:r>
         <w:rPr>
           <w:rStyle w:val="CommentReference"/>
           <w:sz w:val="24"/>
           <w:szCs w:val="24"/>
         </w:rPr>
-        <w:commentReference w:id="124"/>
+        <w:commentReference w:id="121"/>
       </w:r>
       <w:r>
         <w:t>pielietotu metodi, dati tika iegūti no iepriekš apspriestās SQLite datubāzes. Šajā posmā kopējais pārdošanas apjoms (sale_m3) tika aprēķināts katrai zīmola+kategorijas grupai un katram mēnesim no 2025. gada jūlija līdz 2026. gada martam</w:t>
@@ -15884,18 +16106,18 @@
       <w:pPr>
         <w:pStyle w:val="Teksts"/>
       </w:pPr>
-      <w:commentRangeStart w:id="125"/>
+      <w:commentRangeStart w:id="122"/>
       <w:r>
         <w:t xml:space="preserve">Metode </w:t>
       </w:r>
-      <w:commentRangeEnd w:id="125"/>
+      <w:commentRangeEnd w:id="122"/>
       <w:r>
         <w:rPr>
           <w:rStyle w:val="CommentReference"/>
           <w:sz w:val="24"/>
           <w:szCs w:val="24"/>
         </w:rPr>
-        <w:commentReference w:id="125"/>
+        <w:commentReference w:id="122"/>
       </w:r>
       <w:r>
         <w:t xml:space="preserve">tika ieviesta Python valodā, izmantojot statsmodels bibliotēku, kurā vienkāršu eksponenciālu izlīdzināšanu attēlo SimpleExpSmoothing klase. Katrai grupai modelis tika apmācīts atsevišķi sērijas apmācības daļā. </w:t>
@@ -16541,28 +16763,28 @@
           <w:lang w:val="ru-RU"/>
         </w:rPr>
       </w:pPr>
-      <w:bookmarkStart w:id="126" w:name="_Toc230115251"/>
+      <w:bookmarkStart w:id="123" w:name="_Toc230115251"/>
       <w:r>
         <w:t>ARIMA modelis</w:t>
       </w:r>
-      <w:bookmarkEnd w:id="126"/>
+      <w:bookmarkEnd w:id="123"/>
     </w:p>
     <w:p>
       <w:pPr>
         <w:pStyle w:val="Teksts"/>
       </w:pPr>
-      <w:commentRangeStart w:id="127"/>
+      <w:commentRangeStart w:id="124"/>
       <w:r>
         <w:t xml:space="preserve">ARIMA </w:t>
       </w:r>
-      <w:commentRangeEnd w:id="127"/>
+      <w:commentRangeEnd w:id="124"/>
       <w:r>
         <w:rPr>
           <w:rStyle w:val="CommentReference"/>
           <w:sz w:val="24"/>
           <w:szCs w:val="24"/>
         </w:rPr>
-        <w:commentReference w:id="127"/>
+        <w:commentReference w:id="124"/>
       </w:r>
       <w:r>
         <w:t>modeli definē trīs nenegatīvu veselu skaitļu parametri: p, d un q</w:t>
@@ -16654,18 +16876,18 @@
       <w:pPr>
         <w:pStyle w:val="Teksts"/>
       </w:pPr>
-      <w:commentRangeStart w:id="128"/>
+      <w:commentRangeStart w:id="125"/>
       <w:r>
         <w:t xml:space="preserve">Pareiza </w:t>
       </w:r>
-      <w:commentRangeEnd w:id="128"/>
+      <w:commentRangeEnd w:id="125"/>
       <w:r>
         <w:rPr>
           <w:rStyle w:val="CommentReference"/>
           <w:sz w:val="24"/>
           <w:szCs w:val="24"/>
         </w:rPr>
-        <w:commentReference w:id="128"/>
+        <w:commentReference w:id="125"/>
       </w:r>
       <w:r>
         <w:t>šo trīs parametru kombinācija sniegtu vislabāko modeļa prognozi. Tā kā pareizo ARIMA konfigurāciju nevar iepriekš zināt, katram koda testam tika pārbaudīts ierobežots p, d un q kandidātu kombināciju kopums, un tika izvēlēta labākā. Labākās konfigurācijas izvēlei tika izmantots AIC kritērijs. Tās standarta formu var uzrakstīt šādi</w:t>
@@ -16720,7 +16942,7 @@
         </w:rPr>
         <w:tab/>
       </w:r>
-      <w:bookmarkStart w:id="129" w:name="_Ref226990354"/>
+      <w:bookmarkStart w:id="126" w:name="_Ref226990354"/>
       <m:oMath>
         <m:r>
           <w:rPr>
@@ -16853,7 +17075,7 @@
       <w:r>
         <w:t>)</w:t>
       </w:r>
-      <w:bookmarkEnd w:id="129"/>
+      <w:bookmarkEnd w:id="126"/>
     </w:p>
     <w:p>
       <w:pPr>
@@ -16937,28 +17159,28 @@
       <w:pPr>
         <w:pStyle w:val="Teksts"/>
       </w:pPr>
-      <w:commentRangeStart w:id="130"/>
-      <w:commentRangeStart w:id="131"/>
+      <w:commentRangeStart w:id="127"/>
+      <w:commentRangeStart w:id="128"/>
       <w:r>
         <w:t xml:space="preserve">Kritērijs </w:t>
       </w:r>
-      <w:commentRangeEnd w:id="131"/>
+      <w:commentRangeEnd w:id="128"/>
       <w:r>
         <w:rPr>
           <w:rStyle w:val="CommentReference"/>
           <w:sz w:val="24"/>
           <w:szCs w:val="24"/>
         </w:rPr>
-        <w:commentReference w:id="131"/>
-      </w:r>
-      <w:commentRangeEnd w:id="130"/>
+        <w:commentReference w:id="128"/>
+      </w:r>
+      <w:commentRangeEnd w:id="127"/>
       <w:r>
         <w:rPr>
           <w:rStyle w:val="CommentReference"/>
           <w:sz w:val="24"/>
           <w:szCs w:val="24"/>
         </w:rPr>
-        <w:commentReference w:id="130"/>
+        <w:commentReference w:id="127"/>
       </w:r>
       <w:r>
         <w:t xml:space="preserve">tiek aprēķināts, pamatojoties uz </w:t>
@@ -17112,18 +17334,18 @@
       <w:r>
         <w:t xml:space="preserve">. </w:t>
       </w:r>
-      <w:commentRangeStart w:id="132"/>
+      <w:commentRangeStart w:id="129"/>
       <w:r>
         <w:t xml:space="preserve">Līdz </w:t>
       </w:r>
-      <w:commentRangeEnd w:id="132"/>
+      <w:commentRangeEnd w:id="129"/>
       <w:r>
         <w:rPr>
           <w:rStyle w:val="CommentReference"/>
           <w:sz w:val="24"/>
           <w:szCs w:val="24"/>
         </w:rPr>
-        <w:commentReference w:id="132"/>
+        <w:commentReference w:id="129"/>
       </w:r>
       <w:r>
         <w:t>ar to k</w:t>
@@ -17150,18 +17372,18 @@
         </w:tabs>
         <w:jc w:val="left"/>
       </w:pPr>
-      <w:commentRangeStart w:id="133"/>
+      <w:commentRangeStart w:id="130"/>
       <w:r>
         <w:t xml:space="preserve">Sākotnējais </w:t>
       </w:r>
-      <w:commentRangeEnd w:id="133"/>
+      <w:commentRangeEnd w:id="130"/>
       <w:r>
         <w:rPr>
           <w:rStyle w:val="CommentReference"/>
           <w:sz w:val="24"/>
           <w:szCs w:val="24"/>
         </w:rPr>
-        <w:commentReference w:id="133"/>
+        <w:commentReference w:id="130"/>
       </w:r>
       <w:r>
         <w:t>kandidātu kombinācijas</w:t>
@@ -18021,18 +18243,18 @@
         </w:tabs>
         <w:jc w:val="left"/>
       </w:pPr>
-      <w:commentRangeStart w:id="134"/>
+      <w:commentRangeStart w:id="131"/>
       <w:r>
         <w:t xml:space="preserve">Implementācijai </w:t>
       </w:r>
-      <w:commentRangeEnd w:id="134"/>
+      <w:commentRangeEnd w:id="131"/>
       <w:r>
         <w:rPr>
           <w:rStyle w:val="CommentReference"/>
           <w:sz w:val="24"/>
           <w:szCs w:val="24"/>
         </w:rPr>
-        <w:commentReference w:id="134"/>
+        <w:commentReference w:id="131"/>
       </w:r>
       <w:r>
         <w:t>tika izmantota tā pati bibliotēka, kas tika izmantota vienkāršajai eksponenciālajai izlīdzināšanai, tāpēc pieeja un metodes palika nemainīgas; kods atšķīrās tikai noteiktos modeļa parametros. Veidojot ARIMA, papildus tika izmantoti parametri enforce_stationarity=False un enforce_invertibility=False. Pirmais parametrs atspējo stingro stacionaritātes prasību modeļa autoregresīvajai daļai, bet otrais atspējo stingro invertējamības prasību slīdošā vidējā daļai</w:t>
@@ -18762,41 +18984,41 @@
       <w:pPr>
         <w:pStyle w:val="2-lm-virsraksts"/>
       </w:pPr>
-      <w:bookmarkStart w:id="135" w:name="_Toc230115252"/>
+      <w:bookmarkStart w:id="132" w:name="_Toc230115252"/>
       <w:r>
         <w:t>LSTM neironu tīkls</w:t>
       </w:r>
-      <w:bookmarkEnd w:id="135"/>
+      <w:bookmarkEnd w:id="132"/>
     </w:p>
     <w:p>
       <w:pPr>
         <w:pStyle w:val="3-lm-virsraksts"/>
       </w:pPr>
-      <w:bookmarkStart w:id="136" w:name="_Toc230115253"/>
+      <w:bookmarkStart w:id="133" w:name="_Toc230115253"/>
       <w:r>
         <w:t>Neironu tīkls kā regresijas modelis</w:t>
       </w:r>
-      <w:bookmarkEnd w:id="136"/>
+      <w:bookmarkEnd w:id="133"/>
     </w:p>
     <w:p>
       <w:pPr>
         <w:pStyle w:val="Teksts"/>
       </w:pPr>
-      <w:commentRangeStart w:id="137"/>
+      <w:commentRangeStart w:id="134"/>
       <w:r>
         <w:t>V</w:t>
       </w:r>
       <w:r>
         <w:t xml:space="preserve">ienvirziena </w:t>
       </w:r>
-      <w:commentRangeEnd w:id="137"/>
+      <w:commentRangeEnd w:id="134"/>
       <w:r>
         <w:rPr>
           <w:rStyle w:val="CommentReference"/>
           <w:sz w:val="24"/>
           <w:szCs w:val="24"/>
         </w:rPr>
-        <w:commentReference w:id="137"/>
+        <w:commentReference w:id="134"/>
       </w:r>
       <w:r>
         <w:t>neironu tīklu</w:t>
@@ -18804,7 +19026,7 @@
       <w:r>
         <w:t xml:space="preserve"> (</w:t>
       </w:r>
-      <w:commentRangeStart w:id="138"/>
+      <w:commentRangeStart w:id="135"/>
       <w:r>
         <w:rPr>
           <w:i/>
@@ -18812,14 +19034,14 @@
         </w:rPr>
         <w:t>feedforward neural network</w:t>
       </w:r>
-      <w:commentRangeEnd w:id="138"/>
+      <w:commentRangeEnd w:id="135"/>
       <w:r>
         <w:rPr>
           <w:rStyle w:val="CommentReference"/>
           <w:sz w:val="24"/>
           <w:szCs w:val="24"/>
         </w:rPr>
-        <w:commentReference w:id="138"/>
+        <w:commentReference w:id="135"/>
       </w:r>
       <w:r>
         <w:t>)</w:t>
@@ -18926,7 +19148,7 @@
       <w:pPr>
         <w:pStyle w:val="Teksts"/>
       </w:pPr>
-      <w:commentRangeStart w:id="139"/>
+      <w:commentRangeStart w:id="136"/>
       <w:r>
         <w:t xml:space="preserve">Mākslīgs neirons pilnībā savienotā slānī aprēķina savu ieeju svērto summu ar pievienotu nobīdes terminu, kam seko nelineāras aktivācijas funkcijas pielietošana. Šo darbību var izteikt </w:t>
       </w:r>
@@ -18965,14 +19187,14 @@
       <w:r>
         <w:t>:</w:t>
       </w:r>
-      <w:commentRangeEnd w:id="139"/>
+      <w:commentRangeEnd w:id="136"/>
       <w:r>
         <w:rPr>
           <w:rStyle w:val="CommentReference"/>
           <w:sz w:val="24"/>
           <w:szCs w:val="24"/>
         </w:rPr>
-        <w:commentReference w:id="139"/>
+        <w:commentReference w:id="136"/>
       </w:r>
     </w:p>
     <w:p>
@@ -19223,18 +19445,18 @@
       <w:pPr>
         <w:pStyle w:val="Teksts"/>
       </w:pPr>
-      <w:commentRangeStart w:id="140"/>
+      <w:commentRangeStart w:id="137"/>
       <w:r>
         <w:t>Slānim</w:t>
       </w:r>
-      <w:commentRangeEnd w:id="140"/>
+      <w:commentRangeEnd w:id="137"/>
       <w:r>
         <w:rPr>
           <w:rStyle w:val="CommentReference"/>
           <w:sz w:val="24"/>
           <w:szCs w:val="24"/>
         </w:rPr>
-        <w:commentReference w:id="140"/>
+        <w:commentReference w:id="137"/>
       </w:r>
       <w:r>
         <w:t xml:space="preserve">, kas sastāv no vairākiem neironiem, šo aprēķinu </w:t>
@@ -19248,18 +19470,18 @@
       <w:r>
         <w:t xml:space="preserve">. </w:t>
       </w:r>
-      <w:commentRangeStart w:id="141"/>
+      <w:commentRangeStart w:id="138"/>
       <w:r>
         <w:t xml:space="preserve">Daudzslāņu </w:t>
       </w:r>
-      <w:commentRangeEnd w:id="141"/>
+      <w:commentRangeEnd w:id="138"/>
       <w:r>
         <w:rPr>
           <w:rStyle w:val="CommentReference"/>
           <w:sz w:val="24"/>
           <w:szCs w:val="24"/>
         </w:rPr>
-        <w:commentReference w:id="141"/>
+        <w:commentReference w:id="138"/>
       </w:r>
       <w:r>
         <w:t xml:space="preserve">perceptronos neironi ir organizēti ieejas, slēptajā un izejas slāņos, un tīkls mācās, pielāgojot svarus, lai samazinātu kļūdu starp prognozēto un vēlamo izejas vērtību </w:t>
@@ -19563,12 +19785,12 @@
       <w:pPr>
         <w:pStyle w:val="3-lm-virsraksts"/>
       </w:pPr>
-      <w:bookmarkStart w:id="142" w:name="_Toc230115254"/>
+      <w:bookmarkStart w:id="139" w:name="_Toc230115254"/>
       <w:r>
         <w:lastRenderedPageBreak/>
         <w:t>Aktivizācijas funkcijas</w:t>
       </w:r>
-      <w:bookmarkEnd w:id="142"/>
+      <w:bookmarkEnd w:id="139"/>
     </w:p>
     <w:p>
       <w:pPr>
@@ -20013,14 +20235,14 @@
           <w:lang w:val="ru-RU"/>
         </w:rPr>
       </w:pPr>
-      <w:bookmarkStart w:id="143" w:name="_Toc230115255"/>
+      <w:bookmarkStart w:id="140" w:name="_Toc230115255"/>
       <w:r>
         <w:rPr>
           <w:lang w:val="ru-RU"/>
         </w:rPr>
         <w:t>Tīkla apmācība</w:t>
       </w:r>
-      <w:bookmarkEnd w:id="143"/>
+      <w:bookmarkEnd w:id="140"/>
     </w:p>
     <w:p>
       <w:pPr>
@@ -20781,12 +21003,12 @@
       <w:pPr>
         <w:pStyle w:val="3-lm-virsraksts"/>
       </w:pPr>
-      <w:bookmarkStart w:id="144" w:name="_Toc230115256"/>
+      <w:bookmarkStart w:id="141" w:name="_Toc230115256"/>
       <w:r>
         <w:lastRenderedPageBreak/>
         <w:t>Optimizācija: SGD un adaptīvie optimizētāji</w:t>
       </w:r>
-      <w:bookmarkEnd w:id="144"/>
+      <w:bookmarkEnd w:id="141"/>
     </w:p>
     <w:p>
       <w:pPr>
@@ -20908,7 +21130,7 @@
           <w:lang w:val="ru-RU"/>
         </w:rPr>
       </w:pPr>
-      <w:bookmarkStart w:id="145" w:name="_Toc230115257"/>
+      <w:bookmarkStart w:id="142" w:name="_Toc230115257"/>
       <w:r>
         <w:t>Pazīm</w:t>
       </w:r>
@@ -20931,7 +21153,7 @@
       <w:r>
         <w:t xml:space="preserve"> standartizācija un normalizācija</w:t>
       </w:r>
-      <w:bookmarkEnd w:id="145"/>
+      <w:bookmarkEnd w:id="142"/>
     </w:p>
     <w:p>
       <w:pPr>
@@ -21936,14 +22158,14 @@
       <w:pPr>
         <w:pStyle w:val="3-lm-virsraksts"/>
       </w:pPr>
-      <w:bookmarkStart w:id="146" w:name="_Toc230115258"/>
+      <w:bookmarkStart w:id="143" w:name="_Toc230115258"/>
       <w:r>
         <w:t xml:space="preserve">Standartizācija </w:t>
       </w:r>
       <w:r>
         <w:t>LSTM realizācija</w:t>
       </w:r>
-      <w:bookmarkEnd w:id="146"/>
+      <w:bookmarkEnd w:id="143"/>
     </w:p>
     <w:p>
       <w:pPr>
@@ -22268,24 +22490,24 @@
           <w:lang w:val="it-IT"/>
         </w:rPr>
       </w:pPr>
-      <w:bookmarkStart w:id="147" w:name="_Toc230115259"/>
-      <w:commentRangeStart w:id="148"/>
+      <w:bookmarkStart w:id="144" w:name="_Toc230115259"/>
+      <w:commentRangeStart w:id="145"/>
       <w:r>
         <w:t xml:space="preserve">Rekurenti </w:t>
       </w:r>
-      <w:commentRangeEnd w:id="148"/>
+      <w:commentRangeEnd w:id="145"/>
       <w:r>
         <w:rPr>
           <w:rStyle w:val="CommentReference"/>
           <w:sz w:val="24"/>
           <w:szCs w:val="24"/>
         </w:rPr>
-        <w:commentReference w:id="148"/>
+        <w:commentReference w:id="145"/>
       </w:r>
       <w:r>
         <w:t>tīkli un LSTM atšķirība</w:t>
       </w:r>
-      <w:bookmarkEnd w:id="147"/>
+      <w:bookmarkEnd w:id="144"/>
     </w:p>
     <w:p>
       <w:pPr>
@@ -23155,24 +23377,24 @@
       <w:pPr>
         <w:pStyle w:val="3-lm-virsraksts"/>
       </w:pPr>
-      <w:bookmarkStart w:id="149" w:name="_Toc230115260"/>
-      <w:commentRangeStart w:id="150"/>
+      <w:bookmarkStart w:id="146" w:name="_Toc230115260"/>
+      <w:commentRangeStart w:id="147"/>
       <w:r>
         <w:t xml:space="preserve">Datu </w:t>
       </w:r>
-      <w:commentRangeEnd w:id="150"/>
+      <w:commentRangeEnd w:id="147"/>
       <w:r>
         <w:rPr>
           <w:rStyle w:val="CommentReference"/>
           <w:sz w:val="24"/>
           <w:szCs w:val="24"/>
         </w:rPr>
-        <w:commentReference w:id="150"/>
+        <w:commentReference w:id="147"/>
       </w:r>
       <w:r>
         <w:t>sagatavošana</w:t>
       </w:r>
-      <w:bookmarkEnd w:id="149"/>
+      <w:bookmarkEnd w:id="146"/>
     </w:p>
     <w:p>
       <w:pPr>
@@ -23671,18 +23893,18 @@
       <w:pPr>
         <w:pStyle w:val="Teksts"/>
       </w:pPr>
-      <w:commentRangeStart w:id="151"/>
+      <w:commentRangeStart w:id="148"/>
       <w:r>
         <w:t xml:space="preserve">Eksperimentā </w:t>
       </w:r>
-      <w:commentRangeEnd w:id="151"/>
+      <w:commentRangeEnd w:id="148"/>
       <w:r>
         <w:rPr>
           <w:rStyle w:val="CommentReference"/>
           <w:sz w:val="24"/>
           <w:szCs w:val="24"/>
         </w:rPr>
-        <w:commentReference w:id="151"/>
+        <w:commentReference w:id="148"/>
       </w:r>
       <w:r>
         <w:t xml:space="preserve">viens LSTM modelis tiek apmācīts uz kopīga logu kopas, kas savākta no visām grupām. To var redzēt </w:t>
@@ -24157,14 +24379,14 @@
       <w:pPr>
         <w:pStyle w:val="3-lm-virsraksts"/>
       </w:pPr>
-      <w:bookmarkStart w:id="152" w:name="_Toc230115261"/>
+      <w:bookmarkStart w:id="149" w:name="_Toc230115261"/>
       <w:r>
         <w:t xml:space="preserve">Modeļa arhitektūra </w:t>
       </w:r>
       <w:r>
         <w:t>un apmācībā</w:t>
       </w:r>
-      <w:bookmarkEnd w:id="152"/>
+      <w:bookmarkEnd w:id="149"/>
     </w:p>
     <w:p>
       <w:pPr>
@@ -24294,7 +24516,7 @@
           <w:numId w:val="16"/>
         </w:numPr>
       </w:pPr>
-      <w:commentRangeStart w:id="153"/>
+      <w:commentRangeStart w:id="150"/>
       <w:r>
         <w:t>g</w:t>
       </w:r>
@@ -24313,14 +24535,14 @@
       <w:r>
         <w:t xml:space="preserve">, </w:t>
       </w:r>
-      <w:commentRangeEnd w:id="153"/>
+      <w:commentRangeEnd w:id="150"/>
       <w:r>
         <w:rPr>
           <w:rStyle w:val="CommentReference"/>
           <w:sz w:val="24"/>
           <w:szCs w:val="24"/>
         </w:rPr>
-        <w:commentReference w:id="153"/>
+        <w:commentReference w:id="150"/>
       </w:r>
     </w:p>
     <w:p>
@@ -24399,8 +24621,8 @@
           <w:iCs/>
         </w:rPr>
       </w:pPr>
-      <w:commentRangeStart w:id="154"/>
-      <w:commentRangeStart w:id="155"/>
+      <w:commentRangeStart w:id="151"/>
+      <w:commentRangeStart w:id="152"/>
       <w:r>
         <w:t>l</w:t>
       </w:r>
@@ -24414,7 +24636,7 @@
         </w:rPr>
         <w:t>nn.Linear(16 + 4, 1).</w:t>
       </w:r>
-      <w:commentRangeEnd w:id="155"/>
+      <w:commentRangeEnd w:id="152"/>
       <w:r>
         <w:rPr>
           <w:rStyle w:val="CommentReference"/>
@@ -24423,9 +24645,9 @@
           <w:sz w:val="24"/>
           <w:szCs w:val="24"/>
         </w:rPr>
-        <w:commentReference w:id="155"/>
-      </w:r>
-      <w:commentRangeEnd w:id="154"/>
+        <w:commentReference w:id="152"/>
+      </w:r>
+      <w:commentRangeEnd w:id="151"/>
       <w:r>
         <w:rPr>
           <w:rStyle w:val="CommentReference"/>
@@ -24434,7 +24656,7 @@
           <w:sz w:val="24"/>
           <w:szCs w:val="24"/>
         </w:rPr>
-        <w:commentReference w:id="154"/>
+        <w:commentReference w:id="151"/>
       </w:r>
     </w:p>
     <w:p>
@@ -24444,18 +24666,18 @@
       <w:r>
         <w:t xml:space="preserve">Hiperparametri ir fiksēti faila sākumā: </w:t>
       </w:r>
-      <w:commentRangeStart w:id="156"/>
+      <w:commentRangeStart w:id="153"/>
       <w:r>
         <w:t>3 mēnešu logs</w:t>
       </w:r>
-      <w:commentRangeEnd w:id="156"/>
+      <w:commentRangeEnd w:id="153"/>
       <w:r>
         <w:rPr>
           <w:rStyle w:val="CommentReference"/>
           <w:sz w:val="24"/>
           <w:szCs w:val="24"/>
         </w:rPr>
-        <w:commentReference w:id="156"/>
+        <w:commentReference w:id="153"/>
       </w:r>
       <w:r>
         <w:t xml:space="preserve">, 16 slēptā stāvokļa lielums, 4 iegulšanas lielums, 400 </w:t>
@@ -24471,19 +24693,19 @@
       <w:pPr>
         <w:pStyle w:val="Teksts"/>
       </w:pPr>
-      <w:commentRangeStart w:id="157"/>
+      <w:commentRangeStart w:id="154"/>
       <w:r>
         <w:lastRenderedPageBreak/>
         <w:t xml:space="preserve">Apmācība </w:t>
       </w:r>
-      <w:commentRangeEnd w:id="157"/>
+      <w:commentRangeEnd w:id="154"/>
       <w:r>
         <w:rPr>
           <w:rStyle w:val="CommentReference"/>
           <w:sz w:val="24"/>
           <w:szCs w:val="24"/>
         </w:rPr>
-        <w:commentReference w:id="157"/>
+        <w:commentReference w:id="154"/>
       </w:r>
       <w:r>
         <w:t xml:space="preserve">notiek, izmantojot </w:t>
@@ -25450,28 +25672,28 @@
       <w:pPr>
         <w:pStyle w:val="2-lm-virsraksts"/>
       </w:pPr>
-      <w:bookmarkStart w:id="158" w:name="_Toc230115262"/>
+      <w:bookmarkStart w:id="155" w:name="_Toc230115262"/>
       <w:r>
         <w:t>Procentuālās kļūdas ierobežojumi un papildu relatīvās kļūdas rādītāji</w:t>
       </w:r>
-      <w:bookmarkEnd w:id="158"/>
+      <w:bookmarkEnd w:id="155"/>
     </w:p>
     <w:p>
       <w:pPr>
         <w:pStyle w:val="Teksts"/>
       </w:pPr>
-      <w:commentRangeStart w:id="159"/>
+      <w:commentRangeStart w:id="156"/>
       <w:r>
         <w:t xml:space="preserve">Kā </w:t>
       </w:r>
-      <w:commentRangeEnd w:id="159"/>
+      <w:commentRangeEnd w:id="156"/>
       <w:r>
         <w:rPr>
           <w:rStyle w:val="CommentReference"/>
           <w:sz w:val="24"/>
           <w:szCs w:val="24"/>
         </w:rPr>
-        <w:commentReference w:id="159"/>
+        <w:commentReference w:id="156"/>
       </w:r>
       <w:r>
         <w:t xml:space="preserve">minēts iepriekš, modeļi tika novērtēti trīs atsevišķos mēnešos katrai materiālu grupai, kā rezultātā katram modelim tika iegūta 21 prognoze. Absolūtā procentuālā kļūda (absolūtā starpība starp faktisko un prognozēto vērtību, dalīta ar faktisko vērtību) ir viegli interpretējama, taču tai </w:t>
@@ -25493,18 +25715,18 @@
       <w:pPr>
         <w:pStyle w:val="Teksts"/>
       </w:pPr>
-      <w:commentRangeStart w:id="160"/>
+      <w:commentRangeStart w:id="157"/>
       <w:r>
         <w:t xml:space="preserve">Varētu </w:t>
       </w:r>
-      <w:commentRangeEnd w:id="160"/>
+      <w:commentRangeEnd w:id="157"/>
       <w:r>
         <w:rPr>
           <w:rStyle w:val="CommentReference"/>
           <w:sz w:val="24"/>
           <w:szCs w:val="24"/>
         </w:rPr>
-        <w:commentReference w:id="160"/>
+        <w:commentReference w:id="157"/>
       </w:r>
       <w:r>
         <w:t xml:space="preserve">apgalvot, ka šī iemesla dēļ pastāv arī MAE un RMSE, taču arī tiem ir savas problēmas </w:t>
@@ -25547,18 +25769,18 @@
       <w:pPr>
         <w:pStyle w:val="Teksts"/>
       </w:pPr>
-      <w:commentRangeStart w:id="161"/>
+      <w:commentRangeStart w:id="158"/>
       <w:r>
         <w:t xml:space="preserve">Lai </w:t>
       </w:r>
-      <w:commentRangeEnd w:id="161"/>
+      <w:commentRangeEnd w:id="158"/>
       <w:r>
         <w:rPr>
           <w:rStyle w:val="CommentReference"/>
           <w:sz w:val="24"/>
           <w:szCs w:val="24"/>
         </w:rPr>
-        <w:commentReference w:id="161"/>
+        <w:commentReference w:id="158"/>
       </w:r>
       <w:r>
         <w:t>risinātu šo</w:t>
@@ -26227,19 +26449,19 @@
       <w:pPr>
         <w:pStyle w:val="Teksts"/>
       </w:pPr>
-      <w:commentRangeStart w:id="162"/>
+      <w:commentRangeStart w:id="159"/>
       <w:r>
         <w:lastRenderedPageBreak/>
         <w:t xml:space="preserve">Citiem </w:t>
       </w:r>
-      <w:commentRangeEnd w:id="162"/>
+      <w:commentRangeEnd w:id="159"/>
       <w:r>
         <w:rPr>
           <w:rStyle w:val="CommentReference"/>
           <w:sz w:val="24"/>
           <w:szCs w:val="24"/>
         </w:rPr>
-        <w:commentReference w:id="162"/>
+        <w:commentReference w:id="159"/>
       </w:r>
       <w:r>
         <w:t xml:space="preserve">vārdiem sakot, šis rādītājs parāda, cik liela ir mēneša prognozes kļūda, salīdzinot ar materiālu grupas kopējo faktisko pārdošanas apjomu visā prognozes periodā. Tas aprēķina relatīvu kļūdu pat tad, ja faktiskā vērtība </w:t>
@@ -26270,18 +26492,18 @@
       <w:pPr>
         <w:pStyle w:val="Teksts"/>
       </w:pPr>
-      <w:commentRangeStart w:id="163"/>
+      <w:commentRangeStart w:id="160"/>
       <w:r>
         <w:t xml:space="preserve">Šī </w:t>
       </w:r>
-      <w:commentRangeEnd w:id="163"/>
+      <w:commentRangeEnd w:id="160"/>
       <w:r>
         <w:rPr>
           <w:rStyle w:val="CommentReference"/>
           <w:sz w:val="24"/>
           <w:szCs w:val="24"/>
         </w:rPr>
-        <w:commentReference w:id="163"/>
+        <w:commentReference w:id="160"/>
       </w:r>
       <w:r>
         <w:t>iemesla dēļ tika apsvērts vēl viens rādītājs, kas novērtē kļūdu materiālu grupas līmenī, summējot visas grupas absolūtās kļūdas prognozes periodā un dalot šo vērtību ar tās pašas grupas kopējo faktisko pārdošanas apjomu. Šāda veida rādītājs ģenerē septiņas vērtības, pa vienai katrai grupai:</w:t>
@@ -26970,18 +27192,18 @@
       <w:pPr>
         <w:pStyle w:val="Teksts"/>
       </w:pPr>
-      <w:commentRangeStart w:id="164"/>
+      <w:commentRangeStart w:id="161"/>
       <w:r>
         <w:t xml:space="preserve">Šis </w:t>
       </w:r>
-      <w:commentRangeEnd w:id="164"/>
+      <w:commentRangeEnd w:id="161"/>
       <w:r>
         <w:rPr>
           <w:rStyle w:val="CommentReference"/>
           <w:sz w:val="24"/>
           <w:szCs w:val="24"/>
         </w:rPr>
-        <w:commentReference w:id="164"/>
+        <w:commentReference w:id="161"/>
       </w:r>
       <w:r>
         <w:t>rādītājs parāda, cik liela ir materiālu grupas kopējā prognozēšanas kļūda salīdzinājumā ar tās pašas grupas kopējo faktisko pārdošanas apjomu prognozēšanas periodā. Tas atrisina pielāgotā APE problēmu, jo gan skaitītājs, gan saucējs tiek aprēķināti vienā un tajā pašā periodā. Tomēr šī</w:t>
@@ -27079,18 +27301,18 @@
           <w:tab w:val="right" w:pos="8222"/>
         </w:tabs>
       </w:pPr>
-      <w:commentRangeStart w:id="165"/>
+      <w:commentRangeStart w:id="162"/>
       <w:r>
         <w:t xml:space="preserve">Tika </w:t>
       </w:r>
-      <w:commentRangeEnd w:id="165"/>
+      <w:commentRangeEnd w:id="162"/>
       <w:r>
         <w:rPr>
           <w:rStyle w:val="CommentReference"/>
           <w:sz w:val="24"/>
           <w:szCs w:val="24"/>
         </w:rPr>
-        <w:commentReference w:id="165"/>
+        <w:commentReference w:id="162"/>
       </w:r>
       <w:r>
         <w:t xml:space="preserve">konstatēts, ka otrais rādītājs ir ļoti līdzīgs </w:t>
@@ -27482,18 +27704,18 @@
       <w:pPr>
         <w:pStyle w:val="Teksts"/>
       </w:pPr>
-      <w:commentRangeStart w:id="166"/>
+      <w:commentRangeStart w:id="163"/>
       <w:r>
         <w:t xml:space="preserve">Vienkārši </w:t>
       </w:r>
-      <w:commentRangeEnd w:id="166"/>
+      <w:commentRangeEnd w:id="163"/>
       <w:r>
         <w:rPr>
           <w:rStyle w:val="CommentReference"/>
           <w:sz w:val="24"/>
           <w:szCs w:val="24"/>
         </w:rPr>
-        <w:commentReference w:id="166"/>
+        <w:commentReference w:id="163"/>
       </w:r>
       <w:r>
         <w:t>sakot, WAPE parāda, cik liela ir</w:t>
@@ -27508,18 +27730,18 @@
         <w:lastRenderedPageBreak/>
         <w:t xml:space="preserve">kā nav nepieciešama dalīšana ar katru atsevišķo faktisko vērtību, prognožu gadījumi ar nulles mēneša pārdošanas apjomu joprojām tiek iekļauti novērtējumā. WAPE arī novērš divu iepriekšējo metriku radītās problēmas, jo atšķirībā no tiem tas ietver visus 21 prognozes gadījumu, novērš dalīšanas ar nulli problēmu un tā rezultātu neietekmē testa sadalījuma apjoms. </w:t>
       </w:r>
-      <w:commentRangeStart w:id="167"/>
+      <w:commentRangeStart w:id="164"/>
       <w:r>
         <w:t xml:space="preserve">Tāpēc </w:t>
       </w:r>
-      <w:commentRangeEnd w:id="167"/>
+      <w:commentRangeEnd w:id="164"/>
       <w:r>
         <w:rPr>
           <w:rStyle w:val="CommentReference"/>
           <w:sz w:val="24"/>
           <w:szCs w:val="24"/>
         </w:rPr>
-        <w:commentReference w:id="167"/>
+        <w:commentReference w:id="164"/>
       </w:r>
       <w:r>
         <w:t xml:space="preserve">šis rādītājs </w:t>
@@ -27547,38 +27769,38 @@
       <w:pPr>
         <w:pStyle w:val="2-lm-virsraksts"/>
       </w:pPr>
-      <w:bookmarkStart w:id="168" w:name="_Toc230115263"/>
-      <w:commentRangeStart w:id="169"/>
+      <w:bookmarkStart w:id="165" w:name="_Toc230115263"/>
+      <w:commentRangeStart w:id="166"/>
       <w:r>
         <w:t>Metožu salīdzinājums un starpsecinājumi</w:t>
       </w:r>
-      <w:bookmarkEnd w:id="168"/>
-      <w:commentRangeEnd w:id="169"/>
+      <w:bookmarkEnd w:id="165"/>
+      <w:commentRangeEnd w:id="166"/>
       <w:r>
         <w:rPr>
           <w:rStyle w:val="CommentReference"/>
           <w:sz w:val="28"/>
           <w:szCs w:val="28"/>
         </w:rPr>
-        <w:commentReference w:id="169"/>
+        <w:commentReference w:id="166"/>
       </w:r>
     </w:p>
     <w:p>
       <w:pPr>
         <w:pStyle w:val="Teksts"/>
       </w:pPr>
-      <w:commentRangeStart w:id="170"/>
+      <w:commentRangeStart w:id="167"/>
       <w:r>
         <w:t xml:space="preserve">Lai </w:t>
       </w:r>
-      <w:commentRangeEnd w:id="170"/>
+      <w:commentRangeEnd w:id="167"/>
       <w:r>
         <w:rPr>
           <w:rStyle w:val="CommentReference"/>
           <w:sz w:val="24"/>
           <w:szCs w:val="24"/>
         </w:rPr>
-        <w:commentReference w:id="170"/>
+        <w:commentReference w:id="167"/>
       </w:r>
       <w:r>
         <w:t xml:space="preserve">salīdzinātu prognozēšanas metodes, katrs modelis ģenerēja viena mēneša prognozes tām pašām materiālu grupām un tiem pašiem trim testa mēnešiem. Tas neatspoguļo to, cik labi metodes kopumā darbojās, bet gan to, cik piemērota katra metode bija pašreizējam uzņēmuma datu kopumam. Lasītājiem jāpatur prātā arī atšķirība modeļa ievades datos: tradicionālajām metodēm tika doti tikai vēsturiskie pārdošanas apjomi, savukārt LSTM modelim papildus tika </w:t>
@@ -27612,18 +27834,18 @@
       <w:pPr>
         <w:pStyle w:val="Teksts"/>
       </w:pPr>
-      <w:commentRangeStart w:id="171"/>
+      <w:commentRangeStart w:id="168"/>
       <w:r>
         <w:t xml:space="preserve">Apkopotie </w:t>
       </w:r>
-      <w:commentRangeEnd w:id="171"/>
+      <w:commentRangeEnd w:id="168"/>
       <w:r>
         <w:rPr>
           <w:rStyle w:val="CommentReference"/>
           <w:sz w:val="24"/>
           <w:szCs w:val="24"/>
         </w:rPr>
-        <w:commentReference w:id="171"/>
+        <w:commentReference w:id="168"/>
       </w:r>
       <w:r>
         <w:t>novērtēto metožu rezultāti ir parādīti 5.</w:t>
@@ -28287,19 +28509,19 @@
       <w:pPr>
         <w:pStyle w:val="Teksts"/>
       </w:pPr>
-      <w:commentRangeStart w:id="172"/>
+      <w:commentRangeStart w:id="169"/>
       <w:r>
         <w:lastRenderedPageBreak/>
         <w:t xml:space="preserve">Saskaņā </w:t>
       </w:r>
-      <w:commentRangeEnd w:id="172"/>
+      <w:commentRangeEnd w:id="169"/>
       <w:r>
         <w:rPr>
           <w:rStyle w:val="CommentReference"/>
           <w:sz w:val="24"/>
           <w:szCs w:val="24"/>
         </w:rPr>
-        <w:commentReference w:id="172"/>
+        <w:commentReference w:id="169"/>
       </w:r>
       <w:r>
         <w:t xml:space="preserve">ar WAPE datiem, labākais rezultāts tika iegūts ar naivo metodi. Tas nozīmē, ka pašreizējam datu kopumam, izmantojot iepriekšējā mēneša pārdošanas vērtību kā nākamā mēneša prognozi, tika iegūta mazāka kopējā relatīvā kļūda nekā SES, ARIMA un LSTM. Šis rezultāts nav tik pārsteidzošs pieejamo datu kontekstā. Laikrindas pat neaptver pilnu gada sezonālo ciklu. Šādos apstākļos vienkāršāka metode var būt stabilāka nekā sarežģītāka, kas cenšas ņemt vērā </w:t>
@@ -28333,18 +28555,18 @@
       <w:pPr>
         <w:pStyle w:val="Teksts"/>
       </w:pPr>
-      <w:commentRangeStart w:id="173"/>
+      <w:commentRangeStart w:id="170"/>
       <w:r>
         <w:t xml:space="preserve">SES </w:t>
       </w:r>
-      <w:commentRangeEnd w:id="173"/>
+      <w:commentRangeEnd w:id="170"/>
       <w:r>
         <w:rPr>
           <w:rStyle w:val="CommentReference"/>
           <w:sz w:val="24"/>
           <w:szCs w:val="24"/>
         </w:rPr>
-        <w:commentReference w:id="173"/>
+        <w:commentReference w:id="170"/>
       </w:r>
       <w:r>
         <w:t xml:space="preserve">metode pēc WAPE datiem deva otro labāko rezultātu </w:t>
@@ -28437,18 +28659,18 @@
       <w:pPr>
         <w:pStyle w:val="Teksts"/>
       </w:pPr>
-      <w:commentRangeStart w:id="174"/>
+      <w:commentRangeStart w:id="171"/>
       <w:r>
         <w:t xml:space="preserve">ARIMA </w:t>
       </w:r>
-      <w:commentRangeEnd w:id="174"/>
+      <w:commentRangeEnd w:id="171"/>
       <w:r>
         <w:rPr>
           <w:rStyle w:val="CommentReference"/>
           <w:sz w:val="24"/>
           <w:szCs w:val="24"/>
         </w:rPr>
-        <w:commentReference w:id="174"/>
+        <w:commentReference w:id="171"/>
       </w:r>
       <w:r>
         <w:t xml:space="preserve">modelis uzrādīja vājākus rezultātus nekā gan naivā, gan SES metode. </w:t>
@@ -28464,18 +28686,18 @@
       <w:pPr>
         <w:pStyle w:val="Teksts"/>
       </w:pPr>
-      <w:commentRangeStart w:id="175"/>
+      <w:commentRangeStart w:id="172"/>
       <w:r>
         <w:t xml:space="preserve">LSTM </w:t>
       </w:r>
-      <w:commentRangeEnd w:id="175"/>
+      <w:commentRangeEnd w:id="172"/>
       <w:r>
         <w:rPr>
           <w:rStyle w:val="CommentReference"/>
           <w:sz w:val="24"/>
           <w:szCs w:val="24"/>
         </w:rPr>
-        <w:commentReference w:id="175"/>
+        <w:commentReference w:id="172"/>
       </w:r>
       <w:r>
         <w:t>modelis uzrādīja vājāko WAPE rezultātu. Tas parāda, ka piekļuve plašākam ievades funkciju kopumam nekā tradicionālajām metodēm automātiski nenodrošina labāku prognozēšanas kvalitāti. LSTM modeļiem parasti ir nepieciešams pietiekami daudz apmācības piemēru, lai atklātu lineār</w:t>
@@ -28545,7 +28767,7 @@
       <w:pPr>
         <w:pStyle w:val="1-lm-numurts-virsraksts"/>
       </w:pPr>
-      <w:bookmarkStart w:id="176" w:name="_Toc230115264"/>
+      <w:bookmarkStart w:id="173" w:name="_Toc230115264"/>
       <w:r>
         <w:lastRenderedPageBreak/>
         <w:t>D</w:t>
@@ -28553,7 +28775,7 @@
       <w:r>
         <w:t>atu papildināšana ar sintētiskajiem datiem</w:t>
       </w:r>
-      <w:bookmarkEnd w:id="176"/>
+      <w:bookmarkEnd w:id="173"/>
     </w:p>
     <w:p>
       <w:pPr>
@@ -28707,11 +28929,11 @@
       <w:pPr>
         <w:pStyle w:val="2-lm-virsraksts"/>
       </w:pPr>
-      <w:bookmarkStart w:id="177" w:name="_Toc230115265"/>
+      <w:bookmarkStart w:id="174" w:name="_Toc230115265"/>
       <w:r>
         <w:t>Iespējamās palielināšanas pieejas</w:t>
       </w:r>
-      <w:bookmarkEnd w:id="177"/>
+      <w:bookmarkEnd w:id="174"/>
     </w:p>
     <w:p>
       <w:pPr>
@@ -29017,18 +29239,18 @@
       <w:pPr>
         <w:pStyle w:val="Teksts"/>
       </w:pPr>
-      <w:commentRangeStart w:id="178"/>
+      <w:commentRangeStart w:id="175"/>
       <w:r>
         <w:t xml:space="preserve">Novērtēšanas </w:t>
       </w:r>
-      <w:commentRangeEnd w:id="178"/>
+      <w:commentRangeEnd w:id="175"/>
       <w:r>
         <w:rPr>
           <w:rStyle w:val="CommentReference"/>
           <w:sz w:val="24"/>
           <w:szCs w:val="24"/>
         </w:rPr>
-        <w:commentReference w:id="178"/>
+        <w:commentReference w:id="175"/>
       </w:r>
       <w:r>
         <w:t xml:space="preserve">protokols atspoguļo iepriekšējo nodaļu. Tiek saglabāti tie paši slīdošie vienu soli uz priekšu sadalījumi, un tie paši reālie testa mēneši paliek neskarti. </w:t>
@@ -29052,11 +29274,11 @@
       <w:pPr>
         <w:pStyle w:val="3-lm-virsraksts"/>
       </w:pPr>
-      <w:bookmarkStart w:id="179" w:name="_Toc230115266"/>
+      <w:bookmarkStart w:id="176" w:name="_Toc230115266"/>
       <w:r>
         <w:t>Trūkstošo mēnešu problēma</w:t>
       </w:r>
-      <w:bookmarkEnd w:id="179"/>
+      <w:bookmarkEnd w:id="176"/>
     </w:p>
     <w:p>
       <w:pPr>
@@ -29204,31 +29426,31 @@
       <w:pPr>
         <w:pStyle w:val="2-lm-virsraksts"/>
       </w:pPr>
-      <w:bookmarkStart w:id="180" w:name="_Toc230115267"/>
+      <w:bookmarkStart w:id="177" w:name="_Toc230115267"/>
       <w:r>
         <w:t xml:space="preserve">Python </w:t>
       </w:r>
       <w:r>
         <w:t>implementācija</w:t>
       </w:r>
-      <w:bookmarkEnd w:id="180"/>
+      <w:bookmarkEnd w:id="177"/>
     </w:p>
     <w:p>
       <w:pPr>
         <w:pStyle w:val="Teksts"/>
       </w:pPr>
-      <w:commentRangeStart w:id="181"/>
+      <w:commentRangeStart w:id="178"/>
       <w:r>
         <w:t xml:space="preserve">Papildināšanas </w:t>
       </w:r>
-      <w:commentRangeEnd w:id="181"/>
+      <w:commentRangeEnd w:id="178"/>
       <w:r>
         <w:rPr>
           <w:rStyle w:val="CommentReference"/>
           <w:sz w:val="24"/>
           <w:szCs w:val="24"/>
         </w:rPr>
-        <w:commentReference w:id="181"/>
+        <w:commentReference w:id="178"/>
       </w:r>
       <w:r>
         <w:t xml:space="preserve">eksperiments tika </w:t>
@@ -30258,29 +30480,29 @@
       <w:pPr>
         <w:pStyle w:val="2-lm-virsraksts"/>
       </w:pPr>
-      <w:bookmarkStart w:id="182" w:name="_Toc230115268"/>
+      <w:bookmarkStart w:id="179" w:name="_Toc230115268"/>
       <w:r>
         <w:lastRenderedPageBreak/>
         <w:t>LSTM novērtēšana ar papildinātiem apmācības datiem</w:t>
       </w:r>
-      <w:bookmarkEnd w:id="182"/>
+      <w:bookmarkEnd w:id="179"/>
     </w:p>
     <w:p>
       <w:pPr>
         <w:pStyle w:val="Teksts"/>
       </w:pPr>
-      <w:commentRangeStart w:id="183"/>
+      <w:commentRangeStart w:id="180"/>
       <w:r>
         <w:t xml:space="preserve">Salīdzinājums </w:t>
       </w:r>
-      <w:commentRangeEnd w:id="183"/>
+      <w:commentRangeEnd w:id="180"/>
       <w:r>
         <w:rPr>
           <w:rStyle w:val="CommentReference"/>
           <w:sz w:val="24"/>
           <w:szCs w:val="24"/>
         </w:rPr>
-        <w:commentReference w:id="183"/>
+        <w:commentReference w:id="180"/>
       </w:r>
       <w:r>
         <w:t xml:space="preserve">tika veikts ar sākotnējo LSTM modeli, kas apmācīts ar reāliem datiem. Salīdzinājumā tika iekļauts arī naivs modelis, jo tas ir galvenais bāzes modelis. Papildinātais LSTM izmantoja to pašu modeli, koda struktūru un testa periodus kā sākotnējais LSTM, bet apmācības laikā tika izmantoti papildinātie dati, kas tika sintezēti, aprēķinot blakus esošo apmācības paraugu vidējo vērtību. Rezultāti ir parādīti 6.8. tabulā. Tika izmantoti tie paši novērtēšanas rādītāji kā 5.7. sadaļā: MAE, RMSE, MAPE, </w:t>
@@ -30903,18 +31125,18 @@
       <w:pPr>
         <w:pStyle w:val="Teksts"/>
       </w:pPr>
-      <w:commentRangeStart w:id="184"/>
+      <w:commentRangeStart w:id="181"/>
       <w:r>
         <w:t xml:space="preserve">Rezultāti </w:t>
       </w:r>
-      <w:commentRangeEnd w:id="184"/>
+      <w:commentRangeEnd w:id="181"/>
       <w:r>
         <w:rPr>
           <w:rStyle w:val="CommentReference"/>
           <w:sz w:val="24"/>
           <w:szCs w:val="24"/>
         </w:rPr>
-        <w:commentReference w:id="184"/>
+        <w:commentReference w:id="181"/>
       </w:r>
       <w:r>
         <w:t>liecina, ka papildinātais LSTM nedaudz uzlaboja dažus apkopotos rādītājus, salīdzinot ar sākotnējo LSTM. MAE samazinājās no 3</w:t>
@@ -31029,18 +31251,18 @@
       <w:pPr>
         <w:pStyle w:val="Teksts"/>
       </w:pPr>
-      <w:commentRangeStart w:id="185"/>
+      <w:commentRangeStart w:id="182"/>
       <w:r>
         <w:t xml:space="preserve">Rezultātā </w:t>
       </w:r>
-      <w:commentRangeEnd w:id="185"/>
+      <w:commentRangeEnd w:id="182"/>
       <w:r>
         <w:rPr>
           <w:rStyle w:val="CommentReference"/>
           <w:sz w:val="24"/>
           <w:szCs w:val="24"/>
         </w:rPr>
-        <w:commentReference w:id="185"/>
+        <w:commentReference w:id="182"/>
       </w:r>
       <w:r>
         <w:t xml:space="preserve">nav skaidri redzams uzlabojums. RMSE </w:t>
@@ -31421,18 +31643,18 @@
       <w:pPr>
         <w:pStyle w:val="Teksts"/>
       </w:pPr>
-      <w:commentRangeStart w:id="186"/>
+      <w:commentRangeStart w:id="183"/>
       <w:r>
         <w:t xml:space="preserve">6.9. tabulā </w:t>
       </w:r>
-      <w:commentRangeEnd w:id="186"/>
+      <w:commentRangeEnd w:id="183"/>
       <w:r>
         <w:rPr>
           <w:rStyle w:val="CommentReference"/>
           <w:sz w:val="24"/>
           <w:szCs w:val="24"/>
         </w:rPr>
-        <w:commentReference w:id="186"/>
+        <w:commentReference w:id="183"/>
       </w:r>
       <w:r>
         <w:t xml:space="preserve">redzams, ka uzlabojums nav sistemātisks: </w:t>
@@ -31453,7 +31675,13 @@
         <w:t xml:space="preserve"> </w:t>
       </w:r>
       <w:r>
-        <w:t xml:space="preserve">Lai to pierādītu, testa gadījumi tika sadalīti trīs grupās, kuras pēc tam tika analizētas individuāli, kā redzams 6.10. tabulā. Grupas pārstāv: </w:t>
+        <w:t>Lai to pierādītu, testa gadījumi tika sadalīti trīs grupās, kuras pēc tam tika analizētas individuāli, kā redzams 6.10. tabulā</w:t>
+      </w:r>
+      <w:r>
+        <w:t>. Vizuāli šīs grupas var ieraudzīt</w:t>
+      </w:r>
+      <w:r>
+        <w:t xml:space="preserve">. Grupas pārstāv: </w:t>
       </w:r>
     </w:p>
     <w:p>
@@ -32113,18 +32341,121 @@
       <w:pPr>
         <w:pStyle w:val="Teksts"/>
       </w:pPr>
-      <w:commentRangeStart w:id="187"/>
-      <w:r>
-        <w:t xml:space="preserve">Sadalījums </w:t>
-      </w:r>
-      <w:commentRangeEnd w:id="187"/>
+    </w:p>
+    <w:p>
+      <w:pPr>
+        <w:pStyle w:val="Attls"/>
+      </w:pPr>
+      <w:r>
+        <w:lastRenderedPageBreak/>
+        <w:drawing>
+          <wp:inline distT="0" distB="0" distL="0" distR="0" wp14:anchorId="6BABA08D" wp14:editId="323B3357">
+            <wp:extent cx="4572000" cy="2743200"/>
+            <wp:effectExtent l="0" t="0" r="0" b="0"/>
+            <wp:docPr id="165138630" name="Chart 1">
+              <a:extLst xmlns:a="http://schemas.openxmlformats.org/drawingml/2006/main">
+                <a:ext uri="{FF2B5EF4-FFF2-40B4-BE49-F238E27FC236}">
+                  <a16:creationId xmlns:a16="http://schemas.microsoft.com/office/drawing/2014/main" id="{B5230AE3-2D10-DB83-3B29-8ACA6A2C499B}"/>
+                </a:ext>
+              </a:extLst>
+            </wp:docPr>
+            <wp:cNvGraphicFramePr/>
+            <a:graphic xmlns:a="http://schemas.openxmlformats.org/drawingml/2006/main">
+              <a:graphicData uri="http://schemas.openxmlformats.org/drawingml/2006/chart">
+                <c:chart xmlns:c="http://schemas.openxmlformats.org/drawingml/2006/chart" xmlns:r="http://schemas.openxmlformats.org/officeDocument/2006/relationships" r:id="rId23"/>
+              </a:graphicData>
+            </a:graphic>
+          </wp:inline>
+        </w:drawing>
+      </w:r>
+    </w:p>
+    <w:p>
+      <w:pPr>
+        <w:pStyle w:val="Att-nos-ar-skaidrojumiem"/>
+      </w:pPr>
+      <w:r>
+        <w:fldChar w:fldCharType="begin"/>
+      </w:r>
+      <w:r>
+        <w:instrText xml:space="preserve"> STYLEREF  \s 1-līm-numurēts-virsraksts  \* MERGEFORMAT </w:instrText>
+      </w:r>
+      <w:r>
+        <w:fldChar w:fldCharType="separate"/>
+      </w:r>
+      <w:r>
+        <w:rPr>
+          <w:noProof/>
+        </w:rPr>
+        <w:t>6</w:t>
+      </w:r>
+      <w:r>
+        <w:rPr>
+          <w:noProof/>
+        </w:rPr>
+        <w:fldChar w:fldCharType="end"/>
+      </w:r>
+      <w:r>
+        <w:t>.</w:t>
+      </w:r>
+      <w:r>
+        <w:fldChar w:fldCharType="begin"/>
+      </w:r>
+      <w:r>
+        <w:instrText xml:space="preserve"> SEQ ._att. \* ARABIC \s 1 </w:instrText>
+      </w:r>
+      <w:r>
+        <w:fldChar w:fldCharType="separate"/>
+      </w:r>
+      <w:r>
+        <w:rPr>
+          <w:noProof/>
+        </w:rPr>
+        <w:t>7</w:t>
+      </w:r>
+      <w:r>
+        <w:fldChar w:fldCharType="end"/>
+      </w:r>
+      <w:r>
+        <w:t xml:space="preserve">. att. </w:t>
+      </w:r>
+      <w:r>
+        <w:t xml:space="preserve">Testa </w:t>
+      </w:r>
+      <w:r>
+        <w:t>mēnešu</w:t>
+      </w:r>
+      <w:r>
+        <w:t xml:space="preserve"> faktisko pārdošanas apjoma grup</w:t>
+      </w:r>
+      <w:r>
+        <w:t>as</w:t>
+      </w:r>
+    </w:p>
+    <w:p>
+      <w:pPr>
+        <w:pStyle w:val="Teksts"/>
+        <w:jc w:val="center"/>
+      </w:pPr>
+    </w:p>
+    <w:p>
+      <w:pPr>
+        <w:pStyle w:val="Teksts"/>
+      </w:pPr>
+      <w:r>
+        <w:t>Tabula</w:t>
+      </w:r>
+      <w:commentRangeStart w:id="184"/>
+      <w:r>
+        <w:t xml:space="preserve"> </w:t>
+      </w:r>
+      <w:commentRangeEnd w:id="184"/>
       <w:r>
         <w:rPr>
           <w:rStyle w:val="CommentReference"/>
           <w:sz w:val="24"/>
           <w:szCs w:val="24"/>
         </w:rPr>
-        <w:commentReference w:id="187"/>
+        <w:commentReference w:id="184"/>
       </w:r>
       <w:r>
         <w:t xml:space="preserve">rāda, ka </w:t>
@@ -32160,7 +32491,6 @@
         <w:t xml:space="preserve">nulles grupās </w:t>
       </w:r>
       <w:r>
-        <w:lastRenderedPageBreak/>
         <w:t>papildināts</w:t>
       </w:r>
       <w:r>
@@ -32199,18 +32529,18 @@
       <w:r>
         <w:t xml:space="preserve"> </w:t>
       </w:r>
-      <w:commentRangeStart w:id="188"/>
+      <w:commentRangeStart w:id="185"/>
       <w:r>
         <w:t xml:space="preserve">Šis </w:t>
       </w:r>
-      <w:commentRangeEnd w:id="188"/>
+      <w:commentRangeEnd w:id="185"/>
       <w:r>
         <w:rPr>
           <w:rStyle w:val="CommentReference"/>
           <w:sz w:val="24"/>
           <w:szCs w:val="24"/>
         </w:rPr>
-        <w:commentReference w:id="188"/>
+        <w:commentReference w:id="185"/>
       </w:r>
       <w:r>
         <w:t xml:space="preserve">rezultāts izskaidro nelielo WAPE uzlabojumu </w:t>
@@ -32244,18 +32574,18 @@
       <w:pPr>
         <w:pStyle w:val="Teksts"/>
       </w:pPr>
-      <w:commentRangeStart w:id="189"/>
+      <w:commentRangeStart w:id="186"/>
       <w:r>
         <w:t xml:space="preserve">Šāds </w:t>
       </w:r>
-      <w:commentRangeEnd w:id="189"/>
+      <w:commentRangeEnd w:id="186"/>
       <w:r>
         <w:rPr>
           <w:rStyle w:val="CommentReference"/>
           <w:sz w:val="24"/>
           <w:szCs w:val="24"/>
         </w:rPr>
-        <w:commentReference w:id="189"/>
+        <w:commentReference w:id="186"/>
       </w:r>
       <w:r>
         <w:t>rezultāts, iespējams, ir saistīts ar</w:t>
@@ -32385,7 +32715,11 @@
         </w:sdtContent>
       </w:sdt>
       <w:r>
-        <w:t xml:space="preserve"> līdzīgi runā par nepieciešamību saglabāt reālu datu īpašības, izmantojot datu papildināšanas metodes.</w:t>
+        <w:t xml:space="preserve"> </w:t>
+      </w:r>
+      <w:r>
+        <w:lastRenderedPageBreak/>
+        <w:t>līdzīgi runā par nepieciešamību saglabāt reālu datu īpašības, izmantojot datu papildināšanas metodes.</w:t>
       </w:r>
     </w:p>
     <w:p>
@@ -32521,12 +32855,12 @@
       <w:pPr>
         <w:pStyle w:val="1-lm-nenumurts-virsraksts"/>
       </w:pPr>
-      <w:bookmarkStart w:id="190" w:name="_Toc230115269"/>
+      <w:bookmarkStart w:id="187" w:name="_Toc230115269"/>
       <w:r>
         <w:lastRenderedPageBreak/>
         <w:t>Rezultāti un secinājumi</w:t>
       </w:r>
-      <w:bookmarkEnd w:id="190"/>
+      <w:bookmarkEnd w:id="187"/>
     </w:p>
     <w:p>
       <w:pPr>
@@ -33057,7 +33391,7 @@
         <w:pStyle w:val="Teksts"/>
         <w:ind w:firstLine="0"/>
         <w:sectPr>
-          <w:footerReference w:type="default" r:id="rId23"/>
+          <w:footerReference w:type="default" r:id="rId24"/>
           <w:pgSz w:w="11907" w:h="16840" w:code="9"/>
           <w:pgMar w:top="1440" w:right="1803" w:bottom="1440" w:left="1803" w:header="709" w:footer="709" w:gutter="0"/>
           <w:cols w:space="708"/>
@@ -33069,14 +33403,14 @@
       <w:pPr>
         <w:pStyle w:val="1-lm-nenumurts-virsraksts"/>
       </w:pPr>
-      <w:bookmarkStart w:id="191" w:name="_Toc88602609"/>
-      <w:bookmarkStart w:id="192" w:name="_Toc230115270"/>
+      <w:bookmarkStart w:id="188" w:name="_Toc88602609"/>
+      <w:bookmarkStart w:id="189" w:name="_Toc230115270"/>
       <w:r>
         <w:lastRenderedPageBreak/>
         <w:t>Izmantotie informācijas avoti</w:t>
       </w:r>
-      <w:bookmarkEnd w:id="191"/>
-      <w:bookmarkEnd w:id="192"/>
+      <w:bookmarkEnd w:id="188"/>
+      <w:bookmarkEnd w:id="189"/>
     </w:p>
     <w:p>
       <w:pPr>
@@ -34224,13 +34558,13 @@
       <w:pPr>
         <w:pStyle w:val="Pielikumi-virsraksts"/>
       </w:pPr>
-      <w:bookmarkStart w:id="193" w:name="_Toc88602610"/>
-      <w:bookmarkStart w:id="194" w:name="_Toc230115271"/>
+      <w:bookmarkStart w:id="190" w:name="_Toc88602610"/>
+      <w:bookmarkStart w:id="191" w:name="_Toc230115271"/>
       <w:r>
         <w:t>Pielikumi</w:t>
       </w:r>
-      <w:bookmarkEnd w:id="193"/>
-      <w:bookmarkEnd w:id="194"/>
+      <w:bookmarkEnd w:id="190"/>
+      <w:bookmarkEnd w:id="191"/>
     </w:p>
     <w:p>
       <w:r>
@@ -34250,21 +34584,21 @@
       <w:pPr>
         <w:pStyle w:val="Pielik-nosaukums"/>
       </w:pPr>
-      <w:commentRangeStart w:id="195"/>
+      <w:commentRangeStart w:id="192"/>
       <w:r>
         <w:t xml:space="preserve">Uzņēmuma </w:t>
       </w:r>
       <w:r>
         <w:t>Excel dati</w:t>
       </w:r>
-      <w:commentRangeEnd w:id="195"/>
+      <w:commentRangeEnd w:id="192"/>
       <w:r>
         <w:rPr>
           <w:rStyle w:val="CommentReference"/>
           <w:sz w:val="24"/>
           <w:szCs w:val="24"/>
         </w:rPr>
-        <w:commentReference w:id="195"/>
+        <w:commentReference w:id="192"/>
       </w:r>
     </w:p>
     <w:p>
@@ -34292,7 +34626,7 @@
                     <pic:cNvPicPr/>
                   </pic:nvPicPr>
                   <pic:blipFill>
-                    <a:blip r:embed="rId24"/>
+                    <a:blip r:embed="rId25"/>
                     <a:stretch>
                       <a:fillRect/>
                     </a:stretch>
@@ -34332,7 +34666,7 @@
       <w:pPr>
         <w:pStyle w:val="Pielik-nosaukums"/>
       </w:pPr>
-      <w:commentRangeStart w:id="196"/>
+      <w:commentRangeStart w:id="193"/>
       <w:r>
         <w:t>Naiva metodes</w:t>
       </w:r>
@@ -34342,14 +34676,14 @@
       <w:r>
         <w:t>s</w:t>
       </w:r>
-      <w:commentRangeEnd w:id="196"/>
+      <w:commentRangeEnd w:id="193"/>
       <w:r>
         <w:rPr>
           <w:rStyle w:val="CommentReference"/>
           <w:sz w:val="24"/>
           <w:szCs w:val="24"/>
         </w:rPr>
-        <w:commentReference w:id="196"/>
+        <w:commentReference w:id="193"/>
       </w:r>
     </w:p>
     <w:tbl>
@@ -47846,7 +48180,7 @@
       </w:pPr>
     </w:p>
     <w:sectPr>
-      <w:footerReference w:type="default" r:id="rId25"/>
+      <w:footerReference w:type="default" r:id="rId26"/>
       <w:pgSz w:w="11907" w:h="16840" w:code="9"/>
       <w:pgMar w:top="1440" w:right="1803" w:bottom="1440" w:left="1803" w:header="709" w:footer="709" w:gutter="0"/>
       <w:cols w:space="708"/>
@@ -47911,12 +48245,51 @@
     <w:p>
       <w:pPr>
         <w:pStyle w:val="CommentText"/>
-      </w:pPr>
-      <w:r>
         <w:rPr>
           <w:noProof/>
         </w:rPr>
+      </w:pPr>
+      <w:r>
+        <w:rPr>
+          <w:noProof/>
+        </w:rPr>
         <w:t>u.c. -&gt; et al.</w:t>
+      </w:r>
+    </w:p>
+    <w:p>
+      <w:pPr>
+        <w:pStyle w:val="CommentText"/>
+        <w:rPr>
+          <w:noProof/>
+        </w:rPr>
+      </w:pPr>
+      <w:r>
+        <w:t>Some grammar/style issues remain</w:t>
+      </w:r>
+    </w:p>
+    <w:p>
+      <w:pPr>
+        <w:pStyle w:val="CommentText"/>
+        <w:rPr>
+          <w:noProof/>
+        </w:rPr>
+      </w:pPr>
+      <w:r>
+        <w:rPr>
+          <w:noProof/>
+        </w:rPr>
+        <w:t>update tables/images numbers</w:t>
+      </w:r>
+    </w:p>
+    <w:p>
+      <w:pPr>
+        <w:pStyle w:val="CommentText"/>
+      </w:pPr>
+      <w:r>
+        <w:rPr>
+          <w:noProof/>
+        </w:rPr>
+        <w:t>remove unused sources</w:t>
       </w:r>
     </w:p>
   </w:comment>
@@ -47995,7 +48368,7 @@
       </w:r>
     </w:p>
   </w:comment>
-  <w:comment w:id="17" w:author="Deniss" w:date="2026-01-16T17:11:00Z" w:initials="D">
+  <w:comment w:id="16" w:author="Deniss" w:date="2026-01-16T17:11:00Z" w:initials="D">
     <w:p>
       <w:pPr>
         <w:pStyle w:val="Teksts"/>
@@ -48046,44 +48419,6 @@
       <w:pPr>
         <w:pStyle w:val="CommentText"/>
       </w:pPr>
-    </w:p>
-  </w:comment>
-  <w:comment w:id="16" w:author="Deniss" w:date="2026-05-11T21:53:00Z" w:initials="D">
-    <w:p>
-      <w:pPr>
-        <w:pStyle w:val="CommentText"/>
-        <w:rPr>
-          <w:noProof/>
-        </w:rPr>
-      </w:pPr>
-      <w:r>
-        <w:rPr>
-          <w:rStyle w:val="CommentReference"/>
-        </w:rPr>
-        <w:annotationRef/>
-      </w:r>
-      <w:r>
-        <w:t>Ievadā skaidri formulēt, ka viens no darba pētījuma jautājumiem ir pārbaudīt, vai LSTM modelis ar plašāku ievades pazīmju kopu dod precīzāku mēneša pārdošanas prognozi nekā tradicionālās laikrindu bāzes metodes</w:t>
-      </w:r>
-    </w:p>
-    <w:p>
-      <w:pPr>
-        <w:pStyle w:val="CommentText"/>
-        <w:rPr>
-          <w:noProof/>
-        </w:rPr>
-      </w:pPr>
-    </w:p>
-    <w:p>
-      <w:pPr>
-        <w:pStyle w:val="CommentText"/>
-      </w:pPr>
-      <w:r>
-        <w:rPr>
-          <w:noProof/>
-        </w:rPr>
-        <w:t>(var būt tas jau ir uzrakstīts, hz)</w:t>
-      </w:r>
     </w:p>
   </w:comment>
   <w:comment w:id="15" w:author="Deniss" w:date="2026-05-12T19:36:00Z" w:initials="D">
@@ -48101,79 +48436,61 @@
         <w:rPr>
           <w:noProof/>
         </w:rPr>
-        <w:t xml:space="preserve">TODO add: </w:t>
+        <w:t xml:space="preserve">TODO </w:t>
+      </w:r>
+      <w:r>
+        <w:rPr>
+          <w:noProof/>
+        </w:rPr>
+        <w:t>done</w:t>
+      </w:r>
+      <w:r>
+        <w:rPr>
+          <w:noProof/>
+        </w:rPr>
+        <w:t xml:space="preserve">: </w:t>
       </w:r>
       <w:r>
         <w:t>In addition, the work evaluates whether synthetically augmented training samples improve the forecasting accuracy of the LSTM model under the conditions of limited historical company data.</w:t>
       </w:r>
     </w:p>
   </w:comment>
-  <w:comment w:id="20" w:author="Deniss" w:date="2026-03-27T17:30:00Z" w:initials="D">
+  <w:comment w:id="19" w:author="Deniss" w:date="2026-03-26T13:58:00Z" w:initials="D">
     <w:p>
       <w:pPr>
         <w:pStyle w:val="CommentText"/>
+      </w:pPr>
+      <w:r>
+        <w:rPr>
+          <w:rStyle w:val="CommentReference"/>
+        </w:rPr>
+        <w:annotationRef/>
+      </w:r>
+      <w:r>
+        <w:t>platība, noformēšana</w:t>
+      </w:r>
+    </w:p>
+  </w:comment>
+  <w:comment w:id="20" w:author="Deniss" w:date="2026-03-30T17:05:00Z" w:initials="D">
+    <w:p>
+      <w:pPr>
+        <w:pStyle w:val="CommentText"/>
+      </w:pPr>
+      <w:r>
+        <w:rPr>
+          <w:rStyle w:val="CommentReference"/>
+        </w:rPr>
+        <w:annotationRef/>
+      </w:r>
+      <w:r>
         <w:rPr>
           <w:noProof/>
         </w:rPr>
-      </w:pPr>
-      <w:r>
-        <w:rPr>
-          <w:rStyle w:val="CommentReference"/>
-        </w:rPr>
-        <w:annotationRef/>
-      </w:r>
-      <w:r>
-        <w:rPr>
-          <w:noProof/>
-        </w:rPr>
-        <w:t xml:space="preserve">varbūt nē. varbūt būs jāaizstāj ar </w:t>
-      </w:r>
-    </w:p>
-    <w:p>
-      <w:pPr>
-        <w:pStyle w:val="CommentText"/>
-      </w:pPr>
-      <w:r>
-        <w:t>“piegāžu dati tiks izvērtēti kā papildu pazīme; tomēr, ņemot vērā to nepilnīgumu, eksperimentu daļā primāri tiks izmantoti pārdošanas dati, bet piegādes – tikai tur, kur tās ir pietiekami pilnīgas.”</w:t>
+        <w:t>visu laiku resetojas, pārbaudīt beigās</w:t>
       </w:r>
     </w:p>
   </w:comment>
-  <w:comment w:id="21" w:author="Deniss" w:date="2026-03-26T13:58:00Z" w:initials="D">
-    <w:p>
-      <w:pPr>
-        <w:pStyle w:val="CommentText"/>
-      </w:pPr>
-      <w:r>
-        <w:rPr>
-          <w:rStyle w:val="CommentReference"/>
-        </w:rPr>
-        <w:annotationRef/>
-      </w:r>
-      <w:r>
-        <w:t>platība, noformēšana</w:t>
-      </w:r>
-    </w:p>
-  </w:comment>
-  <w:comment w:id="22" w:author="Deniss" w:date="2026-03-30T17:05:00Z" w:initials="D">
-    <w:p>
-      <w:pPr>
-        <w:pStyle w:val="CommentText"/>
-      </w:pPr>
-      <w:r>
-        <w:rPr>
-          <w:rStyle w:val="CommentReference"/>
-        </w:rPr>
-        <w:annotationRef/>
-      </w:r>
-      <w:r>
-        <w:rPr>
-          <w:noProof/>
-        </w:rPr>
-        <w:t>visu laiku resetojas, pārbaudīt beigās</w:t>
-      </w:r>
-    </w:p>
-  </w:comment>
-  <w:comment w:id="24" w:author="Deniss" w:date="2026-03-25T15:52:00Z" w:initials="D">
+  <w:comment w:id="22" w:author="Deniss" w:date="2026-03-25T15:52:00Z" w:initials="D">
     <w:p>
       <w:pPr>
         <w:pStyle w:val="CommentText"/>
@@ -48317,7 +48634,7 @@
       </w:pPr>
     </w:p>
   </w:comment>
-  <w:comment w:id="25" w:author="Deniss" w:date="2026-05-17T14:56:00Z" w:initials="D">
+  <w:comment w:id="23" w:author="Deniss" w:date="2026-05-17T14:56:00Z" w:initials="D">
     <w:p>
       <w:pPr>
         <w:pStyle w:val="CommentText"/>
@@ -48333,7 +48650,7 @@
       </w:r>
     </w:p>
   </w:comment>
-  <w:comment w:id="27" w:author="Deniss" w:date="2026-05-17T14:39:00Z" w:initials="D">
+  <w:comment w:id="25" w:author="Deniss" w:date="2026-05-17T14:39:00Z" w:initials="D">
     <w:p>
       <w:pPr>
         <w:pStyle w:val="CommentText"/>
@@ -48352,7 +48669,7 @@
       </w:r>
     </w:p>
   </w:comment>
-  <w:comment w:id="28" w:author="Deniss" w:date="2026-05-17T20:41:00Z" w:initials="D">
+  <w:comment w:id="26" w:author="Deniss" w:date="2026-05-17T20:41:00Z" w:initials="D">
     <w:p>
       <w:pPr>
         <w:pStyle w:val="CommentText"/>
@@ -48368,7 +48685,7 @@
       </w:r>
     </w:p>
   </w:comment>
-  <w:comment w:id="30" w:author="Deniss" w:date="2026-05-14T17:27:00Z" w:initials="D">
+  <w:comment w:id="28" w:author="Deniss" w:date="2026-05-14T17:27:00Z" w:initials="D">
     <w:p>
       <w:pPr>
         <w:pStyle w:val="CommentText"/>
@@ -48390,6 +48707,44 @@
           <w:noProof/>
         </w:rPr>
         <w:t>In addition to general time-series methods, intermittent-demand forecasting methods such as Croston-type approaches, SBA and TSB are used when demand contains many zero periods and irregular non-zero demand. These methods were not selected for the main experiment because the work focused on comparing a neural-network approach with commonly used traditional baselines and because the dataset was aggregated by material groups. However, they remain relevant for future research if forecasting is later performed at the level of individual materials or lower-volume groups.</w:t>
+      </w:r>
+    </w:p>
+  </w:comment>
+  <w:comment w:id="29" w:author="Deniss" w:date="2026-03-27T11:52:00Z" w:initials="D">
+    <w:p>
+      <w:pPr>
+        <w:pStyle w:val="CommentText"/>
+      </w:pPr>
+      <w:r>
+        <w:rPr>
+          <w:rStyle w:val="CommentReference"/>
+        </w:rPr>
+        <w:annotationRef/>
+      </w:r>
+      <w:r>
+        <w:t xml:space="preserve">В обзорах по прогнозированию спроса в производстве и цепочках поставок традиционные количественные методы описываются как подходы, которые используют исторические данные, выделяют тренды/паттерны и строят прогноз на будущие периоды; при этом отдельно выделяются простые базовые модели (naive), скользящие средние и ARIMA-семейство (Bender, Bretschneider, &amp; Fattah-Weil, 2024). В этом же источнике прямо отмечается, что Simple Moving Average прогнозирует будущее через усреднение прошлого, Weighted Moving Average </w:t>
+      </w:r>
+      <w:r>
+        <w:t>–</w:t>
+      </w:r>
+      <w:r>
+        <w:t xml:space="preserve"> через взвешивание прошлых точек, а ARIMA интегрирует авторегрессию, дифференцирование и moving average (Bender, Bretschneider, &amp; Fattah-Weil, 2024). Для сезонных рядов в прикладных задачах спроса отдельно упоминаются SARIMA/ARIMAX/SARIMAX как инструменты учета сезонности и/или внешних переменных (Bender, Bretschneider, &amp; Fattah-Weil, 2024).</w:t>
+      </w:r>
+    </w:p>
+  </w:comment>
+  <w:comment w:id="30" w:author="Deniss" w:date="2026-03-27T11:52:00Z" w:initials="D">
+    <w:p>
+      <w:pPr>
+        <w:pStyle w:val="CommentText"/>
+      </w:pPr>
+      <w:r>
+        <w:rPr>
+          <w:rStyle w:val="CommentReference"/>
+        </w:rPr>
+        <w:annotationRef/>
+      </w:r>
+      <w:r>
+        <w:t>Если сузиться именно до продаж, то в литературе по retail подчёркивается, что time series модели исторически широко применялись для прогнозирования агрегированных продаж, а наиболее употребимыми из них были simple exponential smoothing и его расширения, а также ARIMA (Emerson &amp; Napoleao, 2022). На уровне прикладных сравнений для sales forecasting с сезонностью традиционные методы обычно включают moving average, ARIMA и SARIMA, а затем сопоставляются с более современными моделями (Ali &amp; Nakti, 2023). В обзоре по retail sales forecasting также прямо перечисляются exponential smoothing, time series decomposition, ARIMA и Holt-Winters как используемые традиционные методы (B S &amp; Suresh, 2023).</w:t>
       </w:r>
     </w:p>
   </w:comment>
@@ -48405,13 +48760,7 @@
         <w:annotationRef/>
       </w:r>
       <w:r>
-        <w:t xml:space="preserve">В обзорах по прогнозированию спроса в производстве и цепочках поставок традиционные количественные методы описываются как подходы, которые используют исторические данные, выделяют тренды/паттерны и строят прогноз на будущие периоды; при этом отдельно выделяются простые базовые модели (naive), скользящие средние и ARIMA-семейство (Bender, Bretschneider, &amp; Fattah-Weil, 2024). В этом же источнике прямо отмечается, что Simple Moving Average прогнозирует будущее через усреднение прошлого, Weighted Moving Average </w:t>
-      </w:r>
-      <w:r>
-        <w:t>–</w:t>
-      </w:r>
-      <w:r>
-        <w:t xml:space="preserve"> через взвешивание прошлых точек, а ARIMA интегрирует авторегрессию, дифференцирование и moving average (Bender, Bretschneider, &amp; Fattah-Weil, 2024). Для сезонных рядов в прикладных задачах спроса отдельно упоминаются SARIMA/ARIMAX/SARIMAX как инструменты учета сезонности и/или внешних переменных (Bender, Bretschneider, &amp; Fattah-Weil, 2024).</w:t>
+        <w:t>раз в литературе по продажам устойчиво повторяются SARIMA и экспоненциальное сглаживание, их разумно включить как статистические baselines для сравнения с нейросетью (Ali &amp; Nakti, 2023) и как «классическую» точку отсчёта (Emerson &amp; Napoleao, 2022). Дополнительно полезно держать в уме, что иногда простые методы (например, exponential smoothing) в прикладных сравнениях могут оказаться сильнее более сложных настроек ARIMA, и это поддерживает идею включать простые baselines (Rosenblad, 2021).</w:t>
       </w:r>
     </w:p>
   </w:comment>
@@ -48427,11 +48776,29 @@
         <w:annotationRef/>
       </w:r>
       <w:r>
-        <w:t>Если сузиться именно до продаж, то в литературе по retail подчёркивается, что time series модели исторически широко применялись для прогнозирования агрегированных продаж, а наиболее употребимыми из них были simple exponential smoothing и его расширения, а также ARIMA (Emerson &amp; Napoleao, 2022). На уровне прикладных сравнений для sales forecasting с сезонностью традиционные методы обычно включают moving average, ARIMA и SARIMA, а затем сопоставляются с более современными моделями (Ali &amp; Nakti, 2023). В обзоре по retail sales forecasting также прямо перечисляются exponential smoothing, time series decomposition, ARIMA и Holt-Winters как используемые традиционные методы (B S &amp; Suresh, 2023).</w:t>
+        <w:t xml:space="preserve">SARIMA </w:t>
+      </w:r>
+      <w:r>
+        <w:t>–</w:t>
+      </w:r>
+      <w:r>
+        <w:t xml:space="preserve"> расширение ARIMA для сезонных рядов: модель использует два набора параметров </w:t>
+      </w:r>
+      <w:r>
+        <w:t>–</w:t>
+      </w:r>
+      <w:r>
+        <w:t xml:space="preserve"> несезонные (p, d, q) и сезонные (P, D, Q, s), где p/q отвечают за AR/MA компоненты, d </w:t>
+      </w:r>
+      <w:r>
+        <w:t>–</w:t>
+      </w:r>
+      <w:r>
+        <w:t xml:space="preserve"> за порядок дифференцирования, а сезонные параметры добавляют аналогичную структуру на сезонном лаге s (Sirisha, Belavagi, &amp; Attigeri, 2022). На практике применение SARIMA обычно описывают как процесс: проверка/обеспечение стационарности, подбор структуры AR и MA, оценка параметров, валидация и затем прогноз (Pongdatu &amp; Putra, 2018). В задаче сезонных продаж SARIMA часто рассматривается именно как осмысленный baseline: в сравнении на данных розничных продаж с сезонным паттерном лучшая SARIMA-конфигурация выбиралась по ошибке (MAD) и признавалась пригодной для дальнейшего прогнозирования (Pongdatu &amp; Putra, 2018), а в сравнении «традиционных vs современных» её отдельно рекомендуют для быстрых и сезонных продаж (Ali &amp; Nakti, 2023).</w:t>
       </w:r>
     </w:p>
   </w:comment>
-  <w:comment w:id="33" w:author="Deniss" w:date="2026-03-27T11:52:00Z" w:initials="D">
+  <w:comment w:id="33" w:author="Deniss" w:date="2026-03-27T11:53:00Z" w:initials="D">
     <w:p>
       <w:pPr>
         <w:pStyle w:val="CommentText"/>
@@ -48443,11 +48810,23 @@
         <w:annotationRef/>
       </w:r>
       <w:r>
-        <w:t>раз в литературе по продажам устойчиво повторяются SARIMA и экспоненциальное сглаживание, их разумно включить как статистические baselines для сравнения с нейросетью (Ali &amp; Nakti, 2023) и как «классическую» точку отсчёта (Emerson &amp; Napoleao, 2022). Дополнительно полезно держать в уме, что иногда простые методы (например, exponential smoothing) в прикладных сравнениях могут оказаться сильнее более сложных настроек ARIMA, и это поддерживает идею включать простые baselines (Rosenblad, 2021).</w:t>
+        <w:t xml:space="preserve">Holt-Winters </w:t>
+      </w:r>
+      <w:r>
+        <w:t>–</w:t>
+      </w:r>
+      <w:r>
+        <w:t xml:space="preserve"> семейство методов экспоненциального сглаживания, которые расширяют простое сглаживание так, чтобы учитывать тренд и сезонность; в прикладной литературе его прямо описывают как метод, применяемый когда данные демонстрируют тренд и сезонное поведение, а также разделяют на мультипликативный и аддитивный варианты сезонности (Pongdatu &amp; Putra, 2018). В обзоре по retail sales forecasting Holt-Winters также фигурирует как один из стандартных традиционных методов рядом с ARIMA и exponential smoothing (B S &amp; Suresh, 2023). Для твоей работы смысл Holt-Winters </w:t>
+      </w:r>
+      <w:r>
+        <w:t>–</w:t>
+      </w:r>
+      <w:r>
+        <w:t xml:space="preserve"> дать интерпретируемый «классический» прогноз сезонной компоненты и служить baseline рядом с SARIMA.</w:t>
       </w:r>
     </w:p>
   </w:comment>
-  <w:comment w:id="34" w:author="Deniss" w:date="2026-03-27T11:52:00Z" w:initials="D">
+  <w:comment w:id="35" w:author="Deniss" w:date="2026-03-27T11:54:00Z" w:initials="D">
     <w:p>
       <w:pPr>
         <w:pStyle w:val="CommentText"/>
@@ -48459,29 +48838,99 @@
         <w:annotationRef/>
       </w:r>
       <w:r>
-        <w:t xml:space="preserve">SARIMA </w:t>
+        <w:t>Факт применения нейросетей в sales forecasting подтверждается систематическими обзорами по retail: deep learning модели рассматриваются как отдельное направление, в обзорах перечисляются используемые DL-фреймворки и метрики оценки, а также обсуждаются преимущества и ограничения DL для прогнозирования продаж (Eglite &amp; Birzniece, 2022). На уровне прикладного сравнения моделей в данных по продажам с сезонностью современная часть часто включает LSTM и её варианты (Ali &amp; Nakti, 2023). Кроме LSTM, в продажах встречаются и другие рекуррентные архитектуры: например, PRNN рассматриваются как сети, хорошо подходящие для прогнозирования временных рядов, и их сравнивают со статистическими бенчмарками на реальных рядах продаж (Müller-Navarra, Lessmann, &amp; Voß, 2015). Это в целом закрепляет вывод: нейросети не экзотика, а нормальный класс моделей для прогнозирования продаж как временных рядов.</w:t>
+      </w:r>
+    </w:p>
+  </w:comment>
+  <w:comment w:id="36" w:author="Deniss" w:date="2026-03-27T11:56:00Z" w:initials="D">
+    <w:p>
+      <w:pPr>
+        <w:pStyle w:val="CommentText"/>
+      </w:pPr>
+      <w:r>
+        <w:rPr>
+          <w:rStyle w:val="CommentReference"/>
+        </w:rPr>
+        <w:annotationRef/>
+      </w:r>
+      <w:r>
+        <w:t>В литературе по time series forecasting LSTM обычно выделяют как развитие RNN, которое решает проблему «короткой памяти» обычных RNN и позволяет удерживать зависимости на более длинном горизонте за счет состояния ячейки и механизма gates (Yunita, et al., 2025). В прикладной статье по demand forecasting в supply chain LSTM прямо рассматривается как модель, способная улавливать нелинейные особенности временных рядов лучше некоторых статистических и ML-бейзлайнов, и сравнивается с ETS, ARIMA и RNN на исторических данных продаж (Filali, et al., 2022). В сравнении нейросетевых архитектур для временных рядов показывается, что итоговый «лучший» вариант зависит от метрики и набора данных, но при этом гибриды вокруг LSTM/GRU часто выглядят сильнее «vanilla RNN», а различия не всегда статистически значимы (Yunita, et al., 2025).</w:t>
+      </w:r>
+    </w:p>
+  </w:comment>
+  <w:comment w:id="37" w:author="Deniss" w:date="2026-03-27T11:57:00Z" w:initials="D">
+    <w:p>
+      <w:pPr>
+        <w:pStyle w:val="CommentText"/>
+      </w:pPr>
+      <w:r>
+        <w:rPr>
+          <w:rStyle w:val="CommentReference"/>
+        </w:rPr>
+        <w:annotationRef/>
+      </w:r>
+      <w:r>
+        <w:t xml:space="preserve">LSTM </w:t>
       </w:r>
       <w:r>
         <w:t>–</w:t>
       </w:r>
       <w:r>
-        <w:t xml:space="preserve"> расширение ARIMA для сезонных рядов: модель использует два набора параметров </w:t>
+        <w:t xml:space="preserve"> рекуррентная сеть, которая передает во времени не только скрытое состояние, но и состояние ячейки (cell state); обновление этого состояния контролируется gates (input/forget/output), что уменьшает проблему затухающих градиентов и помогает удерживать релевантную информацию из прошлого (Yunita, et al., 2025). В описании механики LSTM подчеркивается, что “cell states and gate mechanism” добавляются к RNN, а контрольные gates управляют тем, какая информация из прошлого сохраняется и как она влияет на текущий шаг, что делает обучение более устойчивым на последовательностях (Filali, et al., 2022). Практически для задачи продаж это означает: модель учится по последовательностям прошлых значений ряда и строит прогноз следующего значения/нескольких значений, пытаясь уловить нелинейные зависимости, которые не всегда захватываются SARIMA/Holt-Winters (Filali, et al., 2022).</w:t>
+      </w:r>
+    </w:p>
+  </w:comment>
+  <w:comment w:id="39" w:author="Deniss" w:date="2026-03-27T12:07:00Z" w:initials="D">
+    <w:p>
+      <w:pPr>
+        <w:pStyle w:val="CommentText"/>
+      </w:pPr>
+      <w:r>
+        <w:rPr>
+          <w:rStyle w:val="CommentReference"/>
+        </w:rPr>
+        <w:annotationRef/>
+      </w:r>
+      <w:r>
+        <w:t>В работах по синтетическим временным рядам синтетические данные рассматриваются как способ получить дополнительные временные ряды там, где реальных наблюдений мало; в статье про Synthetic Wells цель прямо формулируется как генерация synthetic groundwater level time series для задач управления в условиях дефицита реальных данных, а генерация делается через ML-синтезатор (SDV PAR) с оценкой качества сходства синтетики с реалом (Pulla, Yasarer, &amp; Yarbrough, 2024). С другой стороны, синтетика требует отдельного контроля качества: для GAN-подходов напрямую отмечаются сложности обучения, нестабильность процесса и риск смещения (biased data) (Pulla, Yasarer, &amp; Yarbrough, 2024), а для augmentation в time-domain подчеркивается риск вмешательства шумов и нерелевантных переменных (Hu, Hu, Li, &amp; Du, 2023).</w:t>
+      </w:r>
+    </w:p>
+  </w:comment>
+  <w:comment w:id="41" w:author="Deniss" w:date="2026-03-27T12:10:00Z" w:initials="D">
+    <w:p>
+      <w:pPr>
+        <w:pStyle w:val="CommentText"/>
+      </w:pPr>
+      <w:r>
+        <w:rPr>
+          <w:rStyle w:val="CommentReference"/>
+        </w:rPr>
+        <w:annotationRef/>
+      </w:r>
+      <w:r>
+        <w:t xml:space="preserve">В обзоре по retail sales forecasting метрики описываются прямо как стандарт оценки качества прогноза: MAE </w:t>
       </w:r>
       <w:r>
         <w:t>–</w:t>
       </w:r>
       <w:r>
-        <w:t xml:space="preserve"> несезонные (p, d, q) и сезонные (P, D, Q, s), где p/q отвечают за AR/MA компоненты, d </w:t>
+        <w:t xml:space="preserve"> средняя абсолютная ошибка, MAPE </w:t>
       </w:r>
       <w:r>
         <w:t>–</w:t>
       </w:r>
       <w:r>
-        <w:t xml:space="preserve"> за порядок дифференцирования, а сезонные параметры добавляют аналогичную структуру на сезонном лаге s (Sirisha, Belavagi, &amp; Attigeri, 2022). На практике применение SARIMA обычно описывают как процесс: проверка/обеспечение стационарности, подбор структуры AR и MA, оценка параметров, валидация и затем прогноз (Pongdatu &amp; Putra, 2018). В задаче сезонных продаж SARIMA часто рассматривается именно как осмысленный baseline: в сравнении на данных розничных продаж с сезонным паттерном лучшая SARIMA-конфигурация выбиралась по ошибке (MAD) и признавалась пригодной для дальнейшего прогнозирования (Pongdatu &amp; Putra, 2018), а в сравнении «традиционных vs современных» её отдельно рекомендуют для быстрых и сезонных продаж (Ali &amp; Nakti, 2023).</w:t>
+        <w:t xml:space="preserve"> средняя абсолютная процентная ошибка, RMSE </w:t>
+      </w:r>
+      <w:r>
+        <w:t>–</w:t>
+      </w:r>
+      <w:r>
+        <w:t xml:space="preserve"> корень из среднеквадратичной ошибки, при этом отмечается, что MAPE удобен для сопоставления как процент, а меньший RMSE означает меньший диапазон ошибок (Eglite &amp; Birzniece, 2022). В сравнении моделей продаж с сезонностью для оценки используется RMSE (Ali &amp; Nakti, 2023). В сравнении SARIMA и Holt-Winters отдельно применяется MAD и упоминается MSE как распространенная метрика (Pongdatu &amp; Putra, 2018). В сравнительной работе по архитектурам RNN/LSTM/GRU используются MAE, MAPE и RMSE и отдельно обсуждается, что “лучший” результат может меняться в зависимости от метрики и того, что именно считается приоритетом (Yunita, et al., 2025). Для demand forecasting на LSTM в supply chain также применяются стандартные error-метрики (в тексте встречаются RMSE/MAPE/SMAPE), что показывает их типичность для сравнения подходов в прикладной задаче спроса (Filali, et al., 2022).</w:t>
       </w:r>
     </w:p>
   </w:comment>
-  <w:comment w:id="35" w:author="Deniss" w:date="2026-03-27T11:53:00Z" w:initials="D">
+  <w:comment w:id="42" w:author="Deniss" w:date="2026-05-17T13:22:00Z" w:initials="D">
     <w:p>
       <w:pPr>
         <w:pStyle w:val="CommentText"/>
@@ -48493,23 +48942,14 @@
         <w:annotationRef/>
       </w:r>
       <w:r>
-        <w:t xml:space="preserve">Holt-Winters </w:t>
-      </w:r>
-      <w:r>
-        <w:t>–</w:t>
-      </w:r>
-      <w:r>
-        <w:t xml:space="preserve"> семейство методов экспоненциального сглаживания, которые расширяют простое сглаживание так, чтобы учитывать тренд и сезонность; в прикладной литературе его прямо описывают как метод, применяемый когда данные демонстрируют тренд и сезонное поведение, а также разделяют на мультипликативный и аддитивный варианты сезонности (Pongdatu &amp; Putra, 2018). В обзоре по retail sales forecasting Holt-Winters также фигурирует как один из стандартных традиционных методов рядом с ARIMA и exponential smoothing (B S &amp; Suresh, 2023). Для твоей работы смысл Holt-Winters </w:t>
-      </w:r>
-      <w:r>
-        <w:t>–</w:t>
-      </w:r>
-      <w:r>
-        <w:t xml:space="preserve"> дать интерпретируемый «классический» прогноз сезонной компоненты и служить baseline рядом с SARIMA.</w:t>
+        <w:rPr>
+          <w:noProof/>
+        </w:rPr>
+        <w:t>let the AI find the exact for each reference</w:t>
       </w:r>
     </w:p>
   </w:comment>
-  <w:comment w:id="37" w:author="Deniss" w:date="2026-03-27T11:54:00Z" w:initials="D">
+  <w:comment w:id="45" w:author="Deniss" w:date="2026-03-27T12:10:00Z" w:initials="D">
     <w:p>
       <w:pPr>
         <w:pStyle w:val="CommentText"/>
@@ -48521,11 +48961,11 @@
         <w:annotationRef/>
       </w:r>
       <w:r>
-        <w:t>Факт применения нейросетей в sales forecasting подтверждается систематическими обзорами по retail: deep learning модели рассматриваются как отдельное направление, в обзорах перечисляются используемые DL-фреймворки и метрики оценки, а также обсуждаются преимущества и ограничения DL для прогнозирования продаж (Eglite &amp; Birzniece, 2022). На уровне прикладного сравнения моделей в данных по продажам с сезонностью современная часть часто включает LSTM и её варианты (Ali &amp; Nakti, 2023). Кроме LSTM, в продажах встречаются и другие рекуррентные архитектуры: например, PRNN рассматриваются как сети, хорошо подходящие для прогнозирования временных рядов, и их сравнивают со статистическими бенчмарками на реальных рядах продаж (Müller-Navarra, Lessmann, &amp; Voß, 2015). Это в целом закрепляет вывод: нейросети не экзотика, а нормальный класс моделей для прогнозирования продаж как временных рядов.</w:t>
+        <w:t>Набор метрик, который прямо поддержан источниками по sales/time series, для этой работы: RMSE + MAE + MAPE (Eglite &amp; Birzniece, 2022), при необоходимости можно будет добавить SMAPE как альтернативу процентной ошибке, поскольку она явно встречается в demand forecasting (Filali, et al., 2022). MAD можно держать как дополнительную метрику, если нужно повторить логику сравнения Holt-Winters vs SARIMA из их прикладной работы (Pongdatu &amp; Putra, 2018), но в большинстве сравнения достаточно MAE/RMSE/MAPE.</w:t>
       </w:r>
     </w:p>
   </w:comment>
-  <w:comment w:id="38" w:author="Deniss" w:date="2026-03-27T11:56:00Z" w:initials="D">
+  <w:comment w:id="44" w:author="Deniss" w:date="2026-05-17T13:30:00Z" w:initials="D">
     <w:p>
       <w:pPr>
         <w:pStyle w:val="CommentText"/>
@@ -48537,114 +48977,10 @@
         <w:annotationRef/>
       </w:r>
       <w:r>
-        <w:t>В литературе по time series forecasting LSTM обычно выделяют как развитие RNN, которое решает проблему «короткой памяти» обычных RNN и позволяет удерживать зависимости на более длинном горизонте за счет состояния ячейки и механизма gates (Yunita, et al., 2025). В прикладной статье по demand forecasting в supply chain LSTM прямо рассматривается как модель, способная улавливать нелинейные особенности временных рядов лучше некоторых статистических и ML-бейзлайнов, и сравнивается с ETS, ARIMA и RNN на исторических данных продаж (Filali, et al., 2022). В сравнении нейросетевых архитектур для временных рядов показывается, что итоговый «лучший» вариант зависит от метрики и набора данных, но при этом гибриды вокруг LSTM/GRU часто выглядят сильнее «vanilla RNN», а различия не всегда статистически значимы (Yunita, et al., 2025).</w:t>
-      </w:r>
-    </w:p>
-  </w:comment>
-  <w:comment w:id="39" w:author="Deniss" w:date="2026-03-27T11:57:00Z" w:initials="D">
-    <w:p>
-      <w:pPr>
-        <w:pStyle w:val="CommentText"/>
-      </w:pPr>
-      <w:r>
-        <w:rPr>
-          <w:rStyle w:val="CommentReference"/>
-        </w:rPr>
-        <w:annotationRef/>
-      </w:r>
-      <w:r>
-        <w:t xml:space="preserve">LSTM </w:t>
-      </w:r>
-      <w:r>
-        <w:t>–</w:t>
-      </w:r>
-      <w:r>
-        <w:t xml:space="preserve"> рекуррентная сеть, которая передает во времени не только скрытое состояние, но и состояние ячейки (cell state); обновление этого состояния контролируется gates (input/forget/output), что уменьшает проблему затухающих градиентов и помогает удерживать релевантную информацию из прошлого (Yunita, et al., 2025). В описании механики LSTM подчеркивается, что “cell states and gate mechanism” добавляются к RNN, а контрольные gates управляют тем, какая информация из прошлого сохраняется и как она влияет на текущий шаг, что делает обучение более устойчивым на последовательностях (Filali, et al., 2022). Практически для задачи продаж это означает: модель учится по последовательностям прошлых значений ряда и строит прогноз следующего значения/нескольких значений, пытаясь уловить нелинейные зависимости, которые не всегда захватываются SARIMA/Holt-Winters (Filali, et al., 2022).</w:t>
-      </w:r>
-    </w:p>
-  </w:comment>
-  <w:comment w:id="41" w:author="Deniss" w:date="2026-03-27T12:07:00Z" w:initials="D">
-    <w:p>
-      <w:pPr>
-        <w:pStyle w:val="CommentText"/>
-      </w:pPr>
-      <w:r>
-        <w:rPr>
-          <w:rStyle w:val="CommentReference"/>
-        </w:rPr>
-        <w:annotationRef/>
-      </w:r>
-      <w:r>
-        <w:t>В работах по синтетическим временным рядам синтетические данные рассматриваются как способ получить дополнительные временные ряды там, где реальных наблюдений мало; в статье про Synthetic Wells цель прямо формулируется как генерация synthetic groundwater level time series для задач управления в условиях дефицита реальных данных, а генерация делается через ML-синтезатор (SDV PAR) с оценкой качества сходства синтетики с реалом (Pulla, Yasarer, &amp; Yarbrough, 2024). С другой стороны, синтетика требует отдельного контроля качества: для GAN-подходов напрямую отмечаются сложности обучения, нестабильность процесса и риск смещения (biased data) (Pulla, Yasarer, &amp; Yarbrough, 2024), а для augmentation в time-domain подчеркивается риск вмешательства шумов и нерелевантных переменных (Hu, Hu, Li, &amp; Du, 2023).</w:t>
-      </w:r>
-    </w:p>
-  </w:comment>
-  <w:comment w:id="43" w:author="Deniss" w:date="2026-03-27T12:10:00Z" w:initials="D">
-    <w:p>
-      <w:pPr>
-        <w:pStyle w:val="CommentText"/>
-      </w:pPr>
-      <w:r>
-        <w:rPr>
-          <w:rStyle w:val="CommentReference"/>
-        </w:rPr>
-        <w:annotationRef/>
-      </w:r>
-      <w:r>
-        <w:t xml:space="preserve">В обзоре по retail sales forecasting метрики описываются прямо как стандарт оценки качества прогноза: MAE </w:t>
-      </w:r>
-      <w:r>
-        <w:t>–</w:t>
-      </w:r>
-      <w:r>
-        <w:t xml:space="preserve"> средняя абсолютная ошибка, MAPE </w:t>
-      </w:r>
-      <w:r>
-        <w:t>–</w:t>
-      </w:r>
-      <w:r>
-        <w:t xml:space="preserve"> средняя абсолютная процентная ошибка, RMSE </w:t>
-      </w:r>
-      <w:r>
-        <w:t>–</w:t>
-      </w:r>
-      <w:r>
-        <w:t xml:space="preserve"> корень из среднеквадратичной ошибки, при этом отмечается, что MAPE удобен для сопоставления как процент, а меньший RMSE означает меньший диапазон ошибок (Eglite &amp; Birzniece, 2022). В сравнении моделей продаж с сезонностью для оценки используется RMSE (Ali &amp; Nakti, 2023). В сравнении SARIMA и Holt-Winters отдельно применяется MAD и упоминается MSE как распространенная метрика (Pongdatu &amp; Putra, 2018). В сравнительной работе по архитектурам RNN/LSTM/GRU используются MAE, MAPE и RMSE и отдельно обсуждается, что “лучший” результат может меняться в зависимости от метрики и того, что именно считается приоритетом (Yunita, et al., 2025). Для demand forecasting на LSTM в supply chain также применяются стандартные error-метрики (в тексте встречаются RMSE/MAPE/SMAPE), что показывает их типичность для сравнения подходов в прикладной задаче спроса (Filali, et al., 2022).</w:t>
-      </w:r>
-    </w:p>
-  </w:comment>
-  <w:comment w:id="44" w:author="Deniss" w:date="2026-05-17T13:22:00Z" w:initials="D">
-    <w:p>
-      <w:pPr>
-        <w:pStyle w:val="CommentText"/>
-      </w:pPr>
-      <w:r>
-        <w:rPr>
-          <w:rStyle w:val="CommentReference"/>
-        </w:rPr>
-        <w:annotationRef/>
-      </w:r>
-      <w:r>
         <w:rPr>
           <w:noProof/>
         </w:rPr>
-        <w:t>let the AI find the exact for each reference</w:t>
-      </w:r>
-    </w:p>
-  </w:comment>
-  <w:comment w:id="47" w:author="Deniss" w:date="2026-03-27T12:10:00Z" w:initials="D">
-    <w:p>
-      <w:pPr>
-        <w:pStyle w:val="CommentText"/>
-      </w:pPr>
-      <w:r>
-        <w:rPr>
-          <w:rStyle w:val="CommentReference"/>
-        </w:rPr>
-        <w:annotationRef/>
-      </w:r>
-      <w:r>
-        <w:t>Набор метрик, который прямо поддержан источниками по sales/time series, для этой работы: RMSE + MAE + MAPE (Eglite &amp; Birzniece, 2022), при необоходимости можно будет добавить SMAPE как альтернативу процентной ошибке, поскольку она явно встречается в demand forecasting (Filali, et al., 2022). MAD можно держать как дополнительную метрику, если нужно повторить логику сравнения Holt-Winters vs SARIMA из их прикладной работы (Pongdatu &amp; Putra, 2018), но в большинстве сравнения достаточно MAE/RMSE/MAPE.</w:t>
+        <w:t>awkward wording</w:t>
       </w:r>
     </w:p>
   </w:comment>
@@ -48663,11 +48999,11 @@
         <w:rPr>
           <w:noProof/>
         </w:rPr>
-        <w:t>awkward wording</w:t>
+        <w:t>justify why it was not used in the end</w:t>
       </w:r>
     </w:p>
   </w:comment>
-  <w:comment w:id="48" w:author="Deniss" w:date="2026-05-17T13:30:00Z" w:initials="D">
+  <w:comment w:id="47" w:author="Deniss" w:date="2026-03-30T15:12:00Z" w:initials="D">
     <w:p>
       <w:pPr>
         <w:pStyle w:val="CommentText"/>
@@ -48679,17 +49015,47 @@
         <w:annotationRef/>
       </w:r>
       <w:r>
+        <w:t xml:space="preserve">Как сравнивать выбранные методы. Минимально корректная схема </w:t>
+      </w:r>
+      <w:r>
+        <w:t>–</w:t>
+      </w:r>
+      <w:r>
+        <w:t xml:space="preserve"> обучать/настраивать модели на одной и той же обучающей части и сравнивать на одинаковом тестовом периоде; так делают и в сравнении традиционных и современных моделей продаж, где модели обучаются на обработанных данных и сопоставляются по одной метрике качества (Ali &amp; Nakti, 2023). В работах про “automatic forecasting” также демонстрируется, что сравнение семейства моделей имеет смысл только при едином протоколе оценки и сопоставимых условиях (Rosenblad, 2021).</w:t>
+      </w:r>
+    </w:p>
+    <w:p>
+      <w:pPr>
+        <w:pStyle w:val="CommentText"/>
+      </w:pPr>
+    </w:p>
+  </w:comment>
+  <w:comment w:id="48" w:author="Deniss" w:date="2026-03-30T15:14:00Z" w:initials="D">
+    <w:p>
+      <w:pPr>
+        <w:pStyle w:val="CommentText"/>
+      </w:pPr>
+      <w:r>
+        <w:rPr>
+          <w:rStyle w:val="CommentReference"/>
+        </w:rPr>
+        <w:annotationRef/>
+      </w:r>
+      <w:r>
         <w:rPr>
           <w:noProof/>
         </w:rPr>
-        <w:t>justify why it was not used in the end</w:t>
+        <w:t>būtu labi paskaidrot, kāpēc neesmu izvēlējies finālo metožu kopu šeit, bet Datu Analīzes nodaļā</w:t>
       </w:r>
     </w:p>
   </w:comment>
-  <w:comment w:id="49" w:author="Deniss" w:date="2026-03-30T15:12:00Z" w:initials="D">
+  <w:comment w:id="51" w:author="Deniss" w:date="2026-04-10T02:31:00Z" w:initials="D">
     <w:p>
       <w:pPr>
         <w:pStyle w:val="CommentText"/>
+        <w:rPr>
+          <w:noProof/>
+        </w:rPr>
       </w:pPr>
       <w:r>
         <w:rPr>
@@ -48698,22 +49064,103 @@
         <w:annotationRef/>
       </w:r>
       <w:r>
-        <w:t xml:space="preserve">Как сравнивать выбранные методы. Минимально корректная схема </w:t>
+        <w:rPr>
+          <w:noProof/>
+        </w:rPr>
+        <w:t>jāpievieno links uz repo</w:t>
+      </w:r>
+    </w:p>
+    <w:p>
+      <w:pPr>
+        <w:pStyle w:val="CommentText"/>
+      </w:pPr>
+      <w:r>
+        <w:t>2025_Nikiforova_Proj_Lab</w:t>
+      </w:r>
+      <w:r>
+        <w:rPr>
+          <w:noProof/>
+        </w:rPr>
+        <w:t xml:space="preserve"> [22/</w:t>
+      </w:r>
+    </w:p>
+  </w:comment>
+  <w:comment w:id="50" w:author="Deniss" w:date="2026-05-16T16:05:00Z" w:initials="D">
+    <w:p>
+      <w:pPr>
+        <w:pStyle w:val="CommentText"/>
+      </w:pPr>
+      <w:r>
+        <w:rPr>
+          <w:rStyle w:val="CommentReference"/>
+        </w:rPr>
+        <w:annotationRef/>
+      </w:r>
+      <w:r>
+        <w:t>justification as to why I use SQLite and not parse and load the data directly into the models</w:t>
+      </w:r>
+    </w:p>
+    <w:p>
+      <w:pPr>
+        <w:pStyle w:val="CommentText"/>
+      </w:pPr>
+    </w:p>
+  </w:comment>
+  <w:comment w:id="52" w:author="Deniss" w:date="2026-03-27T15:23:00Z" w:initials="D">
+    <w:p>
+      <w:pPr>
+        <w:pStyle w:val="CommentText"/>
+      </w:pPr>
+      <w:r>
+        <w:rPr>
+          <w:rStyle w:val="CommentReference"/>
+        </w:rPr>
+        <w:annotationRef/>
+      </w:r>
+      <w:r>
+        <w:t>Был разработан вспомогательный Python-скрипт для первичной обработки и нормализации корпоративных данных о материалах, продажах и поставках. Скрипт timber_parse.py реализует ETL-подход: извлекает данные из Excel-файлов, преобразует их во внутреннюю структурированную форму и загружает результат в SQLite-базу данных timber.sqlite. Вспомогательный модуль log.py используется для буферизированного вывода служебных сообщений в процессе обработки.</w:t>
+      </w:r>
+    </w:p>
+  </w:comment>
+  <w:comment w:id="53" w:author="Deniss" w:date="2026-03-27T15:25:00Z" w:initials="D">
+    <w:p>
+      <w:pPr>
+        <w:pStyle w:val="CommentText"/>
+      </w:pPr>
+      <w:r>
+        <w:rPr>
+          <w:rStyle w:val="CommentReference"/>
+        </w:rPr>
+        <w:annotationRef/>
+      </w:r>
+      <w:r>
+        <w:t xml:space="preserve">Обработка начинается с поиска Excel-файлов в каталоге sources. Для каждого файла рабочая книга загружается дважды: один раз для чтения вычисленных значений ячеек, второй раз </w:t>
       </w:r>
       <w:r>
         <w:t>–</w:t>
       </w:r>
       <w:r>
-        <w:t xml:space="preserve"> обучать/настраивать модели на одной и той же обучающей части и сравнивать на одинаковом тестовом периоде; так делают и в сравнении традиционных и современных моделей продаж, где модели обучаются на обработанных данных и сопоставляются по одной метрике качества (Ali &amp; Nakti, 2023). В работах про “automatic forecasting” также демонстрируется, что сравнение семейства моделей имеет смысл только при едином протоколе оценки и сопоставимых условиях (Rosenblad, 2021).</w:t>
-      </w:r>
-    </w:p>
+        <w:t xml:space="preserve"> для чтения формул. Такой подход позволяет не только получать итоговые числовые значения, но и анализировать исходные формулы, если они используются для записи нескольких операций в одной ячейке.</w:t>
+      </w:r>
+    </w:p>
+  </w:comment>
+  <w:comment w:id="54" w:author="Deniss" w:date="2026-03-27T15:32:00Z" w:initials="D">
     <w:p>
       <w:pPr>
         <w:pStyle w:val="CommentText"/>
       </w:pPr>
+      <w:r>
+        <w:rPr>
+          <w:rStyle w:val="CommentReference"/>
+        </w:rPr>
+        <w:annotationRef/>
+      </w:r>
+      <w:r>
+        <w:t>Скрипт отбирает только те листы, названия которых соответствуют формату mm.yyyy, то есть представляют отдельные месячные периоды. Далее из каждого листа извлекаются строки материалов. В ходе чтения строки для каждого поля сохраняются текстовое значение, числовое представление и, при необходимости, формула. Это позволяет в дальнейшем выполнять как очистку значений, так и более детальный разбор агрегированных записей.</w:t>
+      </w:r>
     </w:p>
   </w:comment>
-  <w:comment w:id="50" w:author="Deniss" w:date="2026-03-30T15:14:00Z" w:initials="D">
+  <w:comment w:id="55" w:author="Deniss" w:date="2026-03-27T13:14:00Z" w:initials="D">
     <w:p>
       <w:pPr>
         <w:pStyle w:val="CommentText"/>
@@ -48725,20 +49172,14 @@
         <w:annotationRef/>
       </w:r>
       <w:r>
-        <w:rPr>
-          <w:noProof/>
-        </w:rPr>
-        <w:t>būtu labi paskaidrot, kāpēc neesmu izvēlējies finālo metožu kopu šeit, bet Datu Analīzes nodaļā</w:t>
+        <w:t>Эта функция перебирает все листы workbook и отбирает только те, чьи имена соответствуют формату mm.yyyy. Остальные листы пропускаются. Это как раз отделяет листы с данными по месяцам от служебных листов с метаданными. Для каждого подходящего листа функция возвращает структуру с самим листом, его “формульной” парой, а также с разобранными month и year. Обработка каждого листа оборачивается в log.prefix(), чтобы логи помечались названием листа.</w:t>
       </w:r>
     </w:p>
   </w:comment>
-  <w:comment w:id="53" w:author="Deniss" w:date="2026-04-10T02:31:00Z" w:initials="D">
+  <w:comment w:id="56" w:author="Deniss" w:date="2026-03-27T13:27:00Z" w:initials="D">
     <w:p>
       <w:pPr>
         <w:pStyle w:val="CommentText"/>
-        <w:rPr>
-          <w:noProof/>
-        </w:rPr>
       </w:pPr>
       <w:r>
         <w:rPr>
@@ -48747,28 +49188,241 @@
         <w:annotationRef/>
       </w:r>
       <w:r>
-        <w:rPr>
-          <w:noProof/>
-        </w:rPr>
-        <w:t>jāpievieno links uz repo</w:t>
+        <w:t>worksheet_records()</w:t>
       </w:r>
     </w:p>
     <w:p>
       <w:pPr>
         <w:pStyle w:val="CommentText"/>
       </w:pPr>
-      <w:r>
-        <w:t>2025_Nikiforova_Proj_Lab</w:t>
-      </w:r>
-      <w:r>
-        <w:rPr>
-          <w:noProof/>
-        </w:rPr>
-        <w:t xml:space="preserve"> [22/</w:t>
+    </w:p>
+    <w:p>
+      <w:pPr>
+        <w:pStyle w:val="CommentText"/>
+      </w:pPr>
+      <w:r>
+        <w:t>Эта функция превращает Excel-лист в поток записей-материалов.</w:t>
+      </w:r>
+    </w:p>
+    <w:p>
+      <w:pPr>
+        <w:pStyle w:val="CommentText"/>
+      </w:pPr>
+    </w:p>
+    <w:p>
+      <w:pPr>
+        <w:pStyle w:val="CommentText"/>
+      </w:pPr>
+      <w:r>
+        <w:t>Её логика такая:</w:t>
+      </w:r>
+    </w:p>
+    <w:p>
+      <w:pPr>
+        <w:pStyle w:val="CommentText"/>
+      </w:pPr>
+    </w:p>
+    <w:p>
+      <w:pPr>
+        <w:pStyle w:val="CommentText"/>
+      </w:pPr>
+      <w:r>
+        <w:t xml:space="preserve">В первых 10 строках она ищет строку заголовков </w:t>
+      </w:r>
+      <w:r>
+        <w:t>–</w:t>
+      </w:r>
+      <w:r>
+        <w:t xml:space="preserve"> ориентиром служит наличие заголовка KVALITĀTE.</w:t>
+      </w:r>
+    </w:p>
+    <w:p>
+      <w:pPr>
+        <w:pStyle w:val="CommentText"/>
+      </w:pPr>
+      <w:r>
+        <w:t>Если заголовки не найдены, функция просто завершает работу.</w:t>
+      </w:r>
+    </w:p>
+    <w:p>
+      <w:pPr>
+        <w:pStyle w:val="CommentText"/>
+      </w:pPr>
+      <w:r>
+        <w:t>Дальше начинается построчный проход по листу.</w:t>
+      </w:r>
+    </w:p>
+    <w:p>
+      <w:pPr>
+        <w:pStyle w:val="CommentText"/>
+      </w:pPr>
+      <w:r>
+        <w:t>Если встречается KOPĀ VISS, значит таблица закончилась.</w:t>
+      </w:r>
+    </w:p>
+    <w:p>
+      <w:pPr>
+        <w:pStyle w:val="CommentText"/>
+      </w:pPr>
+      <w:r>
+        <w:t>Бренд определяется по первой колонке и обновляется, когда начинается новый диапазон.</w:t>
+      </w:r>
+    </w:p>
+    <w:p>
+      <w:pPr>
+        <w:pStyle w:val="CommentText"/>
+      </w:pPr>
+      <w:r>
+        <w:t>Категория берётся из второй колонки и сбрасывается, если строка содержит KOPĀ.</w:t>
+      </w:r>
+    </w:p>
+    <w:p>
+      <w:pPr>
+        <w:pStyle w:val="CommentText"/>
+      </w:pPr>
+      <w:r>
+        <w:t>Пустые строки пропускаются.</w:t>
+      </w:r>
+    </w:p>
+    <w:p>
+      <w:pPr>
+        <w:pStyle w:val="CommentText"/>
+      </w:pPr>
+      <w:r>
+        <w:t>Для каждой строки собирается словарь record.</w:t>
+      </w:r>
+    </w:p>
+    <w:p>
+      <w:pPr>
+        <w:pStyle w:val="CommentText"/>
+      </w:pPr>
+    </w:p>
+    <w:p>
+      <w:pPr>
+        <w:pStyle w:val="CommentText"/>
+      </w:pPr>
+      <w:r>
+        <w:t>Для каждого столбца в record сохраняется сразу несколько представлений:</w:t>
+      </w:r>
+    </w:p>
+    <w:p>
+      <w:pPr>
+        <w:pStyle w:val="CommentText"/>
+      </w:pPr>
+    </w:p>
+    <w:p>
+      <w:pPr>
+        <w:pStyle w:val="CommentText"/>
+      </w:pPr>
+      <w:r>
+        <w:t xml:space="preserve">text </w:t>
+      </w:r>
+      <w:r>
+        <w:t>–</w:t>
+      </w:r>
+      <w:r>
+        <w:t xml:space="preserve"> нормализованный текст ячейки;</w:t>
+      </w:r>
+    </w:p>
+    <w:p>
+      <w:pPr>
+        <w:pStyle w:val="CommentText"/>
+      </w:pPr>
+      <w:r>
+        <w:t xml:space="preserve">formula </w:t>
+      </w:r>
+      <w:r>
+        <w:t>–</w:t>
+      </w:r>
+      <w:r>
+        <w:t xml:space="preserve"> формула без знака =, но только если это формула с плюсом;</w:t>
+      </w:r>
+    </w:p>
+    <w:p>
+      <w:pPr>
+        <w:pStyle w:val="CommentText"/>
+      </w:pPr>
+      <w:r>
+        <w:t xml:space="preserve">float </w:t>
+      </w:r>
+      <w:r>
+        <w:t>–</w:t>
+      </w:r>
+      <w:r>
+        <w:t xml:space="preserve"> числовое представление;</w:t>
+      </w:r>
+    </w:p>
+    <w:p>
+      <w:pPr>
+        <w:pStyle w:val="CommentText"/>
+      </w:pPr>
+      <w:r>
+        <w:t xml:space="preserve">_text_cell </w:t>
+      </w:r>
+      <w:r>
+        <w:t>–</w:t>
+      </w:r>
+      <w:r>
+        <w:t xml:space="preserve"> ссылка на исходную ячейку openpyxl.</w:t>
+      </w:r>
+    </w:p>
+    <w:p>
+      <w:pPr>
+        <w:pStyle w:val="CommentText"/>
+      </w:pPr>
+    </w:p>
+    <w:p>
+      <w:pPr>
+        <w:pStyle w:val="CommentText"/>
+      </w:pPr>
+      <w:r>
+        <w:t>Это очень сильная часть кода. Она делает запись достаточно богатой, чтобы потом на следующих шагах можно было:</w:t>
+      </w:r>
+    </w:p>
+    <w:p>
+      <w:pPr>
+        <w:pStyle w:val="CommentText"/>
+      </w:pPr>
+    </w:p>
+    <w:p>
+      <w:pPr>
+        <w:pStyle w:val="CommentText"/>
+      </w:pPr>
+      <w:r>
+        <w:t>использовать исходный текст;</w:t>
+      </w:r>
+    </w:p>
+    <w:p>
+      <w:pPr>
+        <w:pStyle w:val="CommentText"/>
+      </w:pPr>
+      <w:r>
+        <w:t>использовать уже рассчитанное число;</w:t>
+      </w:r>
+    </w:p>
+    <w:p>
+      <w:pPr>
+        <w:pStyle w:val="CommentText"/>
+      </w:pPr>
+      <w:r>
+        <w:t>при необходимости раскладывать агрегированные значения из формулы.</w:t>
+      </w:r>
+    </w:p>
+    <w:p>
+      <w:pPr>
+        <w:pStyle w:val="CommentText"/>
+      </w:pPr>
+    </w:p>
+    <w:p>
+      <w:pPr>
+        <w:pStyle w:val="CommentText"/>
+      </w:pPr>
+      <w:r>
+        <w:t>Именно эта функция является центральным “парсером” листа. Она превращает сырую табличную структуру Excel в стандартизированную внутреннюю структуру Python.</w:t>
       </w:r>
     </w:p>
   </w:comment>
-  <w:comment w:id="52" w:author="Deniss" w:date="2026-05-16T16:05:00Z" w:initials="D">
+  <w:comment w:id="57" w:author="Deniss" w:date="2026-03-27T15:41:00Z" w:initials="D">
     <w:p>
       <w:pPr>
         <w:pStyle w:val="CommentText"/>
@@ -48780,16 +49434,170 @@
         <w:annotationRef/>
       </w:r>
       <w:r>
-        <w:t>justification as to why I use SQLite and not parse and load the data directly into the models</w:t>
-      </w:r>
-    </w:p>
+        <w:t>Особое место в реализации занимает обработка специальных случаев. В данных компании присутствуют неполные, неоднородные и частично ошибочные записи, поэтому в коде предусмотрен набор правил для их исправления. В частности, выполняется нормализация названий брендов и категорий, восстановление недостающих размерностей и заполнение отсутствующих значений остатков. Таким образом, скрипт учитывает реальные особенности исходных данных, а не только их формальную структуру.</w:t>
+      </w:r>
+    </w:p>
+  </w:comment>
+  <w:comment w:id="58" w:author="Deniss" w:date="2026-03-27T13:21:00Z" w:initials="D">
     <w:p>
       <w:pPr>
         <w:pStyle w:val="CommentText"/>
       </w:pPr>
+      <w:r>
+        <w:rPr>
+          <w:rStyle w:val="CommentReference"/>
+        </w:rPr>
+        <w:annotationRef/>
+      </w:r>
+      <w:r>
+        <w:t>handle_special_cases()</w:t>
+      </w:r>
+    </w:p>
+    <w:p>
+      <w:pPr>
+        <w:pStyle w:val="CommentText"/>
+      </w:pPr>
+    </w:p>
+    <w:p>
+      <w:pPr>
+        <w:pStyle w:val="CommentText"/>
+      </w:pPr>
+      <w:r>
+        <w:t>Это одна из самых важных функций в скрипте, потому что именно в ней собраны ручные исключения и правила коррекции. По сути, это слой доменной очистки данных.</w:t>
+      </w:r>
+    </w:p>
+    <w:p>
+      <w:pPr>
+        <w:pStyle w:val="CommentText"/>
+      </w:pPr>
+    </w:p>
+    <w:p>
+      <w:pPr>
+        <w:pStyle w:val="CommentText"/>
+      </w:pPr>
+      <w:r>
+        <w:t>У неё два режима работы.</w:t>
+      </w:r>
+    </w:p>
+    <w:p>
+      <w:pPr>
+        <w:pStyle w:val="CommentText"/>
+      </w:pPr>
+    </w:p>
+    <w:p>
+      <w:pPr>
+        <w:pStyle w:val="CommentText"/>
+      </w:pPr>
+      <w:r>
+        <w:t xml:space="preserve">Первый режим </w:t>
+      </w:r>
+      <w:r>
+        <w:t>–</w:t>
+      </w:r>
+      <w:r>
+        <w:t xml:space="preserve"> когда category is None. Тогда на вход подаётся уже сформированный record, и функция исправляет проблемные поля:</w:t>
+      </w:r>
+    </w:p>
+    <w:p>
+      <w:pPr>
+        <w:pStyle w:val="CommentText"/>
+      </w:pPr>
+    </w:p>
+    <w:p>
+      <w:pPr>
+        <w:pStyle w:val="CommentText"/>
+      </w:pPr>
+      <w:r>
+        <w:t>заменяет текст Daniil в поле закупочной цены на 0;</w:t>
+      </w:r>
+    </w:p>
+    <w:p>
+      <w:pPr>
+        <w:pStyle w:val="CommentText"/>
+      </w:pPr>
+      <w:r>
+        <w:t>подставляет толщину из высоты и наоборот, если одно из измерений отсутствует;</w:t>
+      </w:r>
+    </w:p>
+    <w:p>
+      <w:pPr>
+        <w:pStyle w:val="CommentText"/>
+      </w:pPr>
+      <w:r>
+        <w:t>если нет остатка в штуках, пытается взять предыдущий остаток;</w:t>
+      </w:r>
+    </w:p>
+    <w:p>
+      <w:pPr>
+        <w:pStyle w:val="CommentText"/>
+      </w:pPr>
+      <w:r>
+        <w:t>если нет остатка в m3 или m2, создаёт пустое значение.</w:t>
+      </w:r>
+    </w:p>
+    <w:p>
+      <w:pPr>
+        <w:pStyle w:val="CommentText"/>
+      </w:pPr>
+    </w:p>
+    <w:p>
+      <w:pPr>
+        <w:pStyle w:val="CommentText"/>
+      </w:pPr>
+      <w:r>
+        <w:t xml:space="preserve">Второй режим </w:t>
+      </w:r>
+      <w:r>
+        <w:t>–</w:t>
+      </w:r>
+      <w:r>
+        <w:t xml:space="preserve"> когда category уже переданы отдельно. Тогда функция занимается нормализацией брендов и категорий:</w:t>
+      </w:r>
+    </w:p>
+    <w:p>
+      <w:pPr>
+        <w:pStyle w:val="CommentText"/>
+      </w:pPr>
+    </w:p>
+    <w:p>
+      <w:pPr>
+        <w:pStyle w:val="CommentText"/>
+      </w:pPr>
+      <w:r>
+        <w:t>для BUVNIEKS исправляет категории Zāģmateriali и Ēvelēts/Ēvelēti;</w:t>
+      </w:r>
+    </w:p>
+    <w:p>
+      <w:pPr>
+        <w:pStyle w:val="CommentText"/>
+      </w:pPr>
+      <w:r>
+        <w:t>KARTEX WOOD сокращает до KARTEX;</w:t>
+      </w:r>
+    </w:p>
+    <w:p>
+      <w:pPr>
+        <w:pStyle w:val="CommentText"/>
+      </w:pPr>
+      <w:r>
+        <w:t>для RONDI нормализует категорию C24 no Zviedrijas до C24.</w:t>
+      </w:r>
+    </w:p>
+    <w:p>
+      <w:pPr>
+        <w:pStyle w:val="CommentText"/>
+      </w:pPr>
+    </w:p>
+    <w:p>
+      <w:pPr>
+        <w:pStyle w:val="CommentText"/>
+      </w:pPr>
+      <w:r>
+        <w:t>То есть эта функция не универсальная, а жестко заточенная под фактические проблемы конкретного набора данных компании. Для раздела о коде это можно прямо подчеркнуть: очистка выполнена не абстрактно, а на основе реально найденных аномалий в корпоративных Excel-файлах.</w:t>
+      </w:r>
     </w:p>
   </w:comment>
-  <w:comment w:id="54" w:author="Deniss" w:date="2026-03-27T15:23:00Z" w:initials="D">
+  <w:comment w:id="59" w:author="Deniss" w:date="2026-03-27T13:07:00Z" w:initials="D">
     <w:p>
       <w:pPr>
         <w:pStyle w:val="CommentText"/>
@@ -48801,11 +49609,11 @@
         <w:annotationRef/>
       </w:r>
       <w:r>
-        <w:t>Был разработан вспомогательный Python-скрипт для первичной обработки и нормализации корпоративных данных о материалах, продажах и поставках. Скрипт timber_parse.py реализует ETL-подход: извлекает данные из Excel-файлов, преобразует их во внутреннюю структурированную форму и загружает результат в SQLite-базу данных timber.sqlite. Вспомогательный модуль log.py используется для буферизированного вывода служебных сообщений в процессе обработки.</w:t>
+        <w:t>Таблица materials хранит сам объект материала: бренд, категорию, качество, размеры и метаданные происхождения строки. Это справочник материалов. Материал получает стабильный id, который вычисляется не случайно, а как SHA-256-хэш от набора его свойств. Благодаря этому один и тот же материал, повторяющийся в нескольких месяцах, получает один и тот же идентификатор. Это позволяет не дублировать сущность материала в каждой записи продаж или остатков.</w:t>
       </w:r>
     </w:p>
   </w:comment>
-  <w:comment w:id="55" w:author="Deniss" w:date="2026-03-27T15:25:00Z" w:initials="D">
+  <w:comment w:id="60" w:author="Deniss" w:date="2026-03-27T13:28:00Z" w:initials="D">
     <w:p>
       <w:pPr>
         <w:pStyle w:val="CommentText"/>
@@ -48817,17 +49625,11 @@
         <w:annotationRef/>
       </w:r>
       <w:r>
-        <w:t xml:space="preserve">Обработка начинается с поиска Excel-файлов в каталоге sources. Для каждого файла рабочая книга загружается дважды: один раз для чтения вычисленных значений ячеек, второй раз </w:t>
-      </w:r>
-      <w:r>
-        <w:t>–</w:t>
-      </w:r>
-      <w:r>
-        <w:t xml:space="preserve"> для чтения формул. Такой подход позволяет не только получать итоговые числовые значения, но и анализировать исходные формулы, если они используются для записи нескольких операций в одной ячейке.</w:t>
+        <w:t>material_hash() - функция возвращает хеш материала на основе его бренда, категории, качества, толщины, ширины, длины. Это означает, что одинаковый материал, найденный в разных листах, будет иметь одинаковый id. Такой подход уменьшает дублирование и помогает превратить “одна строка Excel = отдельный объект” в нормализованную модель “материал + связанные с ним события и состояния”.</w:t>
       </w:r>
     </w:p>
   </w:comment>
-  <w:comment w:id="56" w:author="Deniss" w:date="2026-03-27T15:32:00Z" w:initials="D">
+  <w:comment w:id="61" w:author="Deniss" w:date="2026-03-27T13:12:00Z" w:initials="D">
     <w:p>
       <w:pPr>
         <w:pStyle w:val="CommentText"/>
@@ -48839,11 +49641,11 @@
         <w:annotationRef/>
       </w:r>
       <w:r>
-        <w:t>Скрипт отбирает только те листы, названия которых соответствуют формату mm.yyyy, то есть представляют отдельные месячные периоды. Далее из каждого листа извлекаются строки материалов. В ходе чтения строки для каждого поля сохраняются текстовое значение, числовое представление и, при необходимости, формула. Это позволяет в дальнейшем выполнять как очистку значений, так и более детальный разбор агрегированных записей.</w:t>
+        <w:t>Таблица end_of_month_material_stats хранит снимок состояния материала на конец месяца. Здесь лежат цены закупки и продажи в разных единицах, а также остатки в штуках, кубометрах, квадратных метрах и евро. Это уже не справочник, а месячная статистика по материалу.</w:t>
       </w:r>
     </w:p>
   </w:comment>
-  <w:comment w:id="57" w:author="Deniss" w:date="2026-03-27T13:14:00Z" w:initials="D">
+  <w:comment w:id="62" w:author="Deniss" w:date="2026-03-27T13:12:00Z" w:initials="D">
     <w:p>
       <w:pPr>
         <w:pStyle w:val="CommentText"/>
@@ -48855,496 +49657,11 @@
         <w:annotationRef/>
       </w:r>
       <w:r>
-        <w:t>Эта функция перебирает все листы workbook и отбирает только те, чьи имена соответствуют формату mm.yyyy. Остальные листы пропускаются. Это как раз отделяет листы с данными по месяцам от служебных листов с метаданными. Для каждого подходящего листа функция возвращает структуру с самим листом, его “формульной” парой, а также с разобранными month и year. Обработка каждого листа оборачивается в log.prefix(), чтобы логи помечались названием листа.</w:t>
+        <w:t>Таблица sales хранит продажи. В ней каждая запись привязана к материалу, году и месяцу. Если продажа в Excel была агрегирована формулой из нескольких частей, скрипт может разложить её на несколько строк. Таблица deliveries устроена аналогично sales, но относится к поступлениям материала.</w:t>
       </w:r>
     </w:p>
   </w:comment>
-  <w:comment w:id="58" w:author="Deniss" w:date="2026-03-27T13:27:00Z" w:initials="D">
-    <w:p>
-      <w:pPr>
-        <w:pStyle w:val="CommentText"/>
-      </w:pPr>
-      <w:r>
-        <w:rPr>
-          <w:rStyle w:val="CommentReference"/>
-        </w:rPr>
-        <w:annotationRef/>
-      </w:r>
-      <w:r>
-        <w:t>worksheet_records()</w:t>
-      </w:r>
-    </w:p>
-    <w:p>
-      <w:pPr>
-        <w:pStyle w:val="CommentText"/>
-      </w:pPr>
-    </w:p>
-    <w:p>
-      <w:pPr>
-        <w:pStyle w:val="CommentText"/>
-      </w:pPr>
-      <w:r>
-        <w:t>Эта функция превращает Excel-лист в поток записей-материалов.</w:t>
-      </w:r>
-    </w:p>
-    <w:p>
-      <w:pPr>
-        <w:pStyle w:val="CommentText"/>
-      </w:pPr>
-    </w:p>
-    <w:p>
-      <w:pPr>
-        <w:pStyle w:val="CommentText"/>
-      </w:pPr>
-      <w:r>
-        <w:t>Её логика такая:</w:t>
-      </w:r>
-    </w:p>
-    <w:p>
-      <w:pPr>
-        <w:pStyle w:val="CommentText"/>
-      </w:pPr>
-    </w:p>
-    <w:p>
-      <w:pPr>
-        <w:pStyle w:val="CommentText"/>
-      </w:pPr>
-      <w:r>
-        <w:t xml:space="preserve">В первых 10 строках она ищет строку заголовков </w:t>
-      </w:r>
-      <w:r>
-        <w:t>–</w:t>
-      </w:r>
-      <w:r>
-        <w:t xml:space="preserve"> ориентиром служит наличие заголовка KVALITĀTE.</w:t>
-      </w:r>
-    </w:p>
-    <w:p>
-      <w:pPr>
-        <w:pStyle w:val="CommentText"/>
-      </w:pPr>
-      <w:r>
-        <w:t>Если заголовки не найдены, функция просто завершает работу.</w:t>
-      </w:r>
-    </w:p>
-    <w:p>
-      <w:pPr>
-        <w:pStyle w:val="CommentText"/>
-      </w:pPr>
-      <w:r>
-        <w:t>Дальше начинается построчный проход по листу.</w:t>
-      </w:r>
-    </w:p>
-    <w:p>
-      <w:pPr>
-        <w:pStyle w:val="CommentText"/>
-      </w:pPr>
-      <w:r>
-        <w:t>Если встречается KOPĀ VISS, значит таблица закончилась.</w:t>
-      </w:r>
-    </w:p>
-    <w:p>
-      <w:pPr>
-        <w:pStyle w:val="CommentText"/>
-      </w:pPr>
-      <w:r>
-        <w:t>Бренд определяется по первой колонке и обновляется, когда начинается новый диапазон.</w:t>
-      </w:r>
-    </w:p>
-    <w:p>
-      <w:pPr>
-        <w:pStyle w:val="CommentText"/>
-      </w:pPr>
-      <w:r>
-        <w:t>Категория берётся из второй колонки и сбрасывается, если строка содержит KOPĀ.</w:t>
-      </w:r>
-    </w:p>
-    <w:p>
-      <w:pPr>
-        <w:pStyle w:val="CommentText"/>
-      </w:pPr>
-      <w:r>
-        <w:t>Пустые строки пропускаются.</w:t>
-      </w:r>
-    </w:p>
-    <w:p>
-      <w:pPr>
-        <w:pStyle w:val="CommentText"/>
-      </w:pPr>
-      <w:r>
-        <w:t>Для каждой строки собирается словарь record.</w:t>
-      </w:r>
-    </w:p>
-    <w:p>
-      <w:pPr>
-        <w:pStyle w:val="CommentText"/>
-      </w:pPr>
-    </w:p>
-    <w:p>
-      <w:pPr>
-        <w:pStyle w:val="CommentText"/>
-      </w:pPr>
-      <w:r>
-        <w:t>Для каждого столбца в record сохраняется сразу несколько представлений:</w:t>
-      </w:r>
-    </w:p>
-    <w:p>
-      <w:pPr>
-        <w:pStyle w:val="CommentText"/>
-      </w:pPr>
-    </w:p>
-    <w:p>
-      <w:pPr>
-        <w:pStyle w:val="CommentText"/>
-      </w:pPr>
-      <w:r>
-        <w:t xml:space="preserve">text </w:t>
-      </w:r>
-      <w:r>
-        <w:t>–</w:t>
-      </w:r>
-      <w:r>
-        <w:t xml:space="preserve"> нормализованный текст ячейки;</w:t>
-      </w:r>
-    </w:p>
-    <w:p>
-      <w:pPr>
-        <w:pStyle w:val="CommentText"/>
-      </w:pPr>
-      <w:r>
-        <w:t xml:space="preserve">formula </w:t>
-      </w:r>
-      <w:r>
-        <w:t>–</w:t>
-      </w:r>
-      <w:r>
-        <w:t xml:space="preserve"> формула без знака =, но только если это формула с плюсом;</w:t>
-      </w:r>
-    </w:p>
-    <w:p>
-      <w:pPr>
-        <w:pStyle w:val="CommentText"/>
-      </w:pPr>
-      <w:r>
-        <w:t xml:space="preserve">float </w:t>
-      </w:r>
-      <w:r>
-        <w:t>–</w:t>
-      </w:r>
-      <w:r>
-        <w:t xml:space="preserve"> числовое представление;</w:t>
-      </w:r>
-    </w:p>
-    <w:p>
-      <w:pPr>
-        <w:pStyle w:val="CommentText"/>
-      </w:pPr>
-      <w:r>
-        <w:t xml:space="preserve">_text_cell </w:t>
-      </w:r>
-      <w:r>
-        <w:t>–</w:t>
-      </w:r>
-      <w:r>
-        <w:t xml:space="preserve"> ссылка на исходную ячейку openpyxl.</w:t>
-      </w:r>
-    </w:p>
-    <w:p>
-      <w:pPr>
-        <w:pStyle w:val="CommentText"/>
-      </w:pPr>
-    </w:p>
-    <w:p>
-      <w:pPr>
-        <w:pStyle w:val="CommentText"/>
-      </w:pPr>
-      <w:r>
-        <w:t>Это очень сильная часть кода. Она делает запись достаточно богатой, чтобы потом на следующих шагах можно было:</w:t>
-      </w:r>
-    </w:p>
-    <w:p>
-      <w:pPr>
-        <w:pStyle w:val="CommentText"/>
-      </w:pPr>
-    </w:p>
-    <w:p>
-      <w:pPr>
-        <w:pStyle w:val="CommentText"/>
-      </w:pPr>
-      <w:r>
-        <w:t>использовать исходный текст;</w:t>
-      </w:r>
-    </w:p>
-    <w:p>
-      <w:pPr>
-        <w:pStyle w:val="CommentText"/>
-      </w:pPr>
-      <w:r>
-        <w:t>использовать уже рассчитанное число;</w:t>
-      </w:r>
-    </w:p>
-    <w:p>
-      <w:pPr>
-        <w:pStyle w:val="CommentText"/>
-      </w:pPr>
-      <w:r>
-        <w:t>при необходимости раскладывать агрегированные значения из формулы.</w:t>
-      </w:r>
-    </w:p>
-    <w:p>
-      <w:pPr>
-        <w:pStyle w:val="CommentText"/>
-      </w:pPr>
-    </w:p>
-    <w:p>
-      <w:pPr>
-        <w:pStyle w:val="CommentText"/>
-      </w:pPr>
-      <w:r>
-        <w:t>Именно эта функция является центральным “парсером” листа. Она превращает сырую табличную структуру Excel в стандартизированную внутреннюю структуру Python.</w:t>
-      </w:r>
-    </w:p>
-  </w:comment>
-  <w:comment w:id="59" w:author="Deniss" w:date="2026-03-27T15:41:00Z" w:initials="D">
-    <w:p>
-      <w:pPr>
-        <w:pStyle w:val="CommentText"/>
-      </w:pPr>
-      <w:r>
-        <w:rPr>
-          <w:rStyle w:val="CommentReference"/>
-        </w:rPr>
-        <w:annotationRef/>
-      </w:r>
-      <w:r>
-        <w:t>Особое место в реализации занимает обработка специальных случаев. В данных компании присутствуют неполные, неоднородные и частично ошибочные записи, поэтому в коде предусмотрен набор правил для их исправления. В частности, выполняется нормализация названий брендов и категорий, восстановление недостающих размерностей и заполнение отсутствующих значений остатков. Таким образом, скрипт учитывает реальные особенности исходных данных, а не только их формальную структуру.</w:t>
-      </w:r>
-    </w:p>
-  </w:comment>
-  <w:comment w:id="60" w:author="Deniss" w:date="2026-03-27T13:21:00Z" w:initials="D">
-    <w:p>
-      <w:pPr>
-        <w:pStyle w:val="CommentText"/>
-      </w:pPr>
-      <w:r>
-        <w:rPr>
-          <w:rStyle w:val="CommentReference"/>
-        </w:rPr>
-        <w:annotationRef/>
-      </w:r>
-      <w:r>
-        <w:t>handle_special_cases()</w:t>
-      </w:r>
-    </w:p>
-    <w:p>
-      <w:pPr>
-        <w:pStyle w:val="CommentText"/>
-      </w:pPr>
-    </w:p>
-    <w:p>
-      <w:pPr>
-        <w:pStyle w:val="CommentText"/>
-      </w:pPr>
-      <w:r>
-        <w:t>Это одна из самых важных функций в скрипте, потому что именно в ней собраны ручные исключения и правила коррекции. По сути, это слой доменной очистки данных.</w:t>
-      </w:r>
-    </w:p>
-    <w:p>
-      <w:pPr>
-        <w:pStyle w:val="CommentText"/>
-      </w:pPr>
-    </w:p>
-    <w:p>
-      <w:pPr>
-        <w:pStyle w:val="CommentText"/>
-      </w:pPr>
-      <w:r>
-        <w:t>У неё два режима работы.</w:t>
-      </w:r>
-    </w:p>
-    <w:p>
-      <w:pPr>
-        <w:pStyle w:val="CommentText"/>
-      </w:pPr>
-    </w:p>
-    <w:p>
-      <w:pPr>
-        <w:pStyle w:val="CommentText"/>
-      </w:pPr>
-      <w:r>
-        <w:t xml:space="preserve">Первый режим </w:t>
-      </w:r>
-      <w:r>
-        <w:t>–</w:t>
-      </w:r>
-      <w:r>
-        <w:t xml:space="preserve"> когда category is None. Тогда на вход подаётся уже сформированный record, и функция исправляет проблемные поля:</w:t>
-      </w:r>
-    </w:p>
-    <w:p>
-      <w:pPr>
-        <w:pStyle w:val="CommentText"/>
-      </w:pPr>
-    </w:p>
-    <w:p>
-      <w:pPr>
-        <w:pStyle w:val="CommentText"/>
-      </w:pPr>
-      <w:r>
-        <w:t>заменяет текст Daniil в поле закупочной цены на 0;</w:t>
-      </w:r>
-    </w:p>
-    <w:p>
-      <w:pPr>
-        <w:pStyle w:val="CommentText"/>
-      </w:pPr>
-      <w:r>
-        <w:t>подставляет толщину из высоты и наоборот, если одно из измерений отсутствует;</w:t>
-      </w:r>
-    </w:p>
-    <w:p>
-      <w:pPr>
-        <w:pStyle w:val="CommentText"/>
-      </w:pPr>
-      <w:r>
-        <w:t>если нет остатка в штуках, пытается взять предыдущий остаток;</w:t>
-      </w:r>
-    </w:p>
-    <w:p>
-      <w:pPr>
-        <w:pStyle w:val="CommentText"/>
-      </w:pPr>
-      <w:r>
-        <w:t>если нет остатка в m3 или m2, создаёт пустое значение.</w:t>
-      </w:r>
-    </w:p>
-    <w:p>
-      <w:pPr>
-        <w:pStyle w:val="CommentText"/>
-      </w:pPr>
-    </w:p>
-    <w:p>
-      <w:pPr>
-        <w:pStyle w:val="CommentText"/>
-      </w:pPr>
-      <w:r>
-        <w:t xml:space="preserve">Второй режим </w:t>
-      </w:r>
-      <w:r>
-        <w:t>–</w:t>
-      </w:r>
-      <w:r>
-        <w:t xml:space="preserve"> когда category уже переданы отдельно. Тогда функция занимается нормализацией брендов и категорий:</w:t>
-      </w:r>
-    </w:p>
-    <w:p>
-      <w:pPr>
-        <w:pStyle w:val="CommentText"/>
-      </w:pPr>
-    </w:p>
-    <w:p>
-      <w:pPr>
-        <w:pStyle w:val="CommentText"/>
-      </w:pPr>
-      <w:r>
-        <w:t>для BUVNIEKS исправляет категории Zāģmateriali и Ēvelēts/Ēvelēti;</w:t>
-      </w:r>
-    </w:p>
-    <w:p>
-      <w:pPr>
-        <w:pStyle w:val="CommentText"/>
-      </w:pPr>
-      <w:r>
-        <w:t>KARTEX WOOD сокращает до KARTEX;</w:t>
-      </w:r>
-    </w:p>
-    <w:p>
-      <w:pPr>
-        <w:pStyle w:val="CommentText"/>
-      </w:pPr>
-      <w:r>
-        <w:t>для RONDI нормализует категорию C24 no Zviedrijas до C24.</w:t>
-      </w:r>
-    </w:p>
-    <w:p>
-      <w:pPr>
-        <w:pStyle w:val="CommentText"/>
-      </w:pPr>
-    </w:p>
-    <w:p>
-      <w:pPr>
-        <w:pStyle w:val="CommentText"/>
-      </w:pPr>
-      <w:r>
-        <w:t>То есть эта функция не универсальная, а жестко заточенная под фактические проблемы конкретного набора данных компании. Для раздела о коде это можно прямо подчеркнуть: очистка выполнена не абстрактно, а на основе реально найденных аномалий в корпоративных Excel-файлах.</w:t>
-      </w:r>
-    </w:p>
-  </w:comment>
-  <w:comment w:id="61" w:author="Deniss" w:date="2026-03-27T13:07:00Z" w:initials="D">
-    <w:p>
-      <w:pPr>
-        <w:pStyle w:val="CommentText"/>
-      </w:pPr>
-      <w:r>
-        <w:rPr>
-          <w:rStyle w:val="CommentReference"/>
-        </w:rPr>
-        <w:annotationRef/>
-      </w:r>
-      <w:r>
-        <w:t>Таблица materials хранит сам объект материала: бренд, категорию, качество, размеры и метаданные происхождения строки. Это справочник материалов. Материал получает стабильный id, который вычисляется не случайно, а как SHA-256-хэш от набора его свойств. Благодаря этому один и тот же материал, повторяющийся в нескольких месяцах, получает один и тот же идентификатор. Это позволяет не дублировать сущность материала в каждой записи продаж или остатков.</w:t>
-      </w:r>
-    </w:p>
-  </w:comment>
-  <w:comment w:id="62" w:author="Deniss" w:date="2026-03-27T13:28:00Z" w:initials="D">
-    <w:p>
-      <w:pPr>
-        <w:pStyle w:val="CommentText"/>
-      </w:pPr>
-      <w:r>
-        <w:rPr>
-          <w:rStyle w:val="CommentReference"/>
-        </w:rPr>
-        <w:annotationRef/>
-      </w:r>
-      <w:r>
-        <w:t>material_hash() - функция возвращает хеш материала на основе его бренда, категории, качества, толщины, ширины, длины. Это означает, что одинаковый материал, найденный в разных листах, будет иметь одинаковый id. Такой подход уменьшает дублирование и помогает превратить “одна строка Excel = отдельный объект” в нормализованную модель “материал + связанные с ним события и состояния”.</w:t>
-      </w:r>
-    </w:p>
-  </w:comment>
-  <w:comment w:id="63" w:author="Deniss" w:date="2026-03-27T13:12:00Z" w:initials="D">
-    <w:p>
-      <w:pPr>
-        <w:pStyle w:val="CommentText"/>
-      </w:pPr>
-      <w:r>
-        <w:rPr>
-          <w:rStyle w:val="CommentReference"/>
-        </w:rPr>
-        <w:annotationRef/>
-      </w:r>
-      <w:r>
-        <w:t>Таблица end_of_month_material_stats хранит снимок состояния материала на конец месяца. Здесь лежат цены закупки и продажи в разных единицах, а также остатки в штуках, кубометрах, квадратных метрах и евро. Это уже не справочник, а месячная статистика по материалу.</w:t>
-      </w:r>
-    </w:p>
-  </w:comment>
-  <w:comment w:id="64" w:author="Deniss" w:date="2026-03-27T13:12:00Z" w:initials="D">
-    <w:p>
-      <w:pPr>
-        <w:pStyle w:val="CommentText"/>
-      </w:pPr>
-      <w:r>
-        <w:rPr>
-          <w:rStyle w:val="CommentReference"/>
-        </w:rPr>
-        <w:annotationRef/>
-      </w:r>
-      <w:r>
-        <w:t>Таблица sales хранит продажи. В ней каждая запись привязана к материалу, году и месяцу. Если продажа в Excel была агрегирована формулой из нескольких частей, скрипт может разложить её на несколько строк. Таблица deliveries устроена аналогично sales, но относится к поступлениям материала.</w:t>
-      </w:r>
-    </w:p>
-  </w:comment>
-  <w:comment w:id="65" w:author="Deniss" w:date="2026-03-27T13:31:00Z" w:initials="D">
+  <w:comment w:id="63" w:author="Deniss" w:date="2026-03-27T13:31:00Z" w:initials="D">
     <w:p>
       <w:pPr>
         <w:pStyle w:val="CommentText"/>
@@ -49429,7 +49746,7 @@
       </w:pPr>
     </w:p>
   </w:comment>
-  <w:comment w:id="66" w:author="Deniss" w:date="2026-03-27T13:12:00Z" w:initials="D">
+  <w:comment w:id="64" w:author="Deniss" w:date="2026-03-27T13:12:00Z" w:initials="D">
     <w:p>
       <w:pPr>
         <w:pStyle w:val="CommentText"/>
@@ -49445,7 +49762,7 @@
       </w:r>
     </w:p>
   </w:comment>
-  <w:comment w:id="67" w:author="Deniss" w:date="2026-03-27T16:28:00Z" w:initials="D">
+  <w:comment w:id="65" w:author="Deniss" w:date="2026-03-27T16:28:00Z" w:initials="D">
     <w:p>
       <w:pPr>
         <w:pStyle w:val="CommentText"/>
@@ -49685,7 +50002,7 @@
       </w:pPr>
     </w:p>
   </w:comment>
-  <w:comment w:id="68" w:author="Deniss" w:date="2026-05-15T18:44:00Z" w:initials="D">
+  <w:comment w:id="66" w:author="Deniss" w:date="2026-05-15T18:44:00Z" w:initials="D">
     <w:p>
       <w:pPr>
         <w:pStyle w:val="CommentText"/>
@@ -49704,7 +50021,7 @@
       </w:r>
     </w:p>
   </w:comment>
-  <w:comment w:id="71" w:author="Deniss" w:date="2026-03-30T16:43:00Z" w:initials="D">
+  <w:comment w:id="69" w:author="Deniss" w:date="2026-03-30T16:43:00Z" w:initials="D">
     <w:p>
       <w:pPr>
         <w:pStyle w:val="CommentText"/>
@@ -49717,6 +50034,22 @@
       </w:r>
       <w:r>
         <w:t>Для задачи прогнозирования основной интерес представляет таблица sales, поскольку именно на ее основе далее формируется целевая переменная, связанная с объемом продаж. Таблица deliveries при этом сохраняет вспомогательное значение, так как поставки могут использоваться как дополнительный входной признак в нейросетевом подходе, но не как основной объект прогноза.</w:t>
+      </w:r>
+    </w:p>
+  </w:comment>
+  <w:comment w:id="70" w:author="Deniss" w:date="2026-03-30T18:33:00Z" w:initials="D">
+    <w:p>
+      <w:pPr>
+        <w:pStyle w:val="CommentText"/>
+      </w:pPr>
+      <w:r>
+        <w:rPr>
+          <w:rStyle w:val="CommentReference"/>
+        </w:rPr>
+        <w:annotationRef/>
+      </w:r>
+      <w:r>
+        <w:t>Таким образом, на данном этапе можно считать, что исходные данные уже преобразованы в аналитически пригодную форму, и следующей задачей становится оценка того, насколько эти данные подходят именно для построения прогностических моделей.</w:t>
       </w:r>
     </w:p>
   </w:comment>
@@ -49732,7 +50065,26 @@
         <w:annotationRef/>
       </w:r>
       <w:r>
-        <w:t>Таким образом, на данном этапе можно считать, что исходные данные уже преобразованы в аналитически пригодную форму, и следующей задачей становится оценка того, насколько эти данные подходят именно для построения прогностических моделей.</w:t>
+        <w:t>Как было сказано ранее, доступные наблюдения охватывают период с июля 2025 года по март 2026 года включительно. Это означает, что в распоряжении находится только девять последовательных месяцев наблюдений. Уже одно это накладывает существенные ограничения на последующий прогноз, поскольку в данных отсутствует хотя бы один полный годовой цикл. Следовательно, даже если в поведении продаж присутствует сезонность, полноценно выявить и проверить ее на таком горизонте затруднительно.</w:t>
+      </w:r>
+    </w:p>
+  </w:comment>
+  <w:comment w:id="73" w:author="Deniss" w:date="2026-03-30T16:47:00Z" w:initials="D">
+    <w:p>
+      <w:pPr>
+        <w:pStyle w:val="CommentText"/>
+      </w:pPr>
+      <w:r>
+        <w:rPr>
+          <w:rStyle w:val="CommentReference"/>
+        </w:rPr>
+        <w:annotationRef/>
+      </w:r>
+      <w:r>
+        <w:rPr>
+          <w:noProof/>
+        </w:rPr>
+        <w:t>vrb būs aprīlis vai mat maijs</w:t>
       </w:r>
     </w:p>
   </w:comment>
@@ -49748,11 +50100,11 @@
         <w:annotationRef/>
       </w:r>
       <w:r>
-        <w:t>Как было сказано ранее, доступные наблюдения охватывают период с июля 2025 года по март 2026 года включительно. Это означает, что в распоряжении находится только девять последовательных месяцев наблюдений. Уже одно это накладывает существенные ограничения на последующий прогноз, поскольку в данных отсутствует хотя бы один полный годовой цикл. Следовательно, даже если в поведении продаж присутствует сезонность, полноценно выявить и проверить ее на таком горизонте затруднительно.</w:t>
+        <w:t>Дополнительная сложность состоит в том, что база наблюдений не только короткая, но и формировалась постепенно. В первые месяцы учета перечень задокументированных материалов продолжал пополняться, то есть часть товаров в систему была занесена не сразу. Поэтому ранние значения ряда могут отражать не только фактический уровень продаж, но и степень полноты самого учета. Это особенно важно для интерпретации начального участка временной шкалы: более низкие продажи в ранние месяцы не обязательно означают столь же низкий реальный спрос.</w:t>
       </w:r>
     </w:p>
   </w:comment>
-  <w:comment w:id="75" w:author="Deniss" w:date="2026-03-30T16:47:00Z" w:initials="D">
+  <w:comment w:id="75" w:author="Deniss" w:date="2026-05-17T13:34:00Z" w:initials="D">
     <w:p>
       <w:pPr>
         <w:pStyle w:val="CommentText"/>
@@ -49767,46 +50119,11 @@
         <w:rPr>
           <w:noProof/>
         </w:rPr>
-        <w:t>vrb būs aprīlis vai mat maijs</w:t>
+        <w:t>what does y-axis represent? currently it represents both the amount of documented materials (orange and grey), and the sales in m3 (blue). either split the last line into separate graph or into separate y-axis. because otherwise it feels like we are comparing amount to m3</w:t>
       </w:r>
     </w:p>
   </w:comment>
-  <w:comment w:id="76" w:author="Deniss" w:date="2026-03-30T18:33:00Z" w:initials="D">
-    <w:p>
-      <w:pPr>
-        <w:pStyle w:val="CommentText"/>
-      </w:pPr>
-      <w:r>
-        <w:rPr>
-          <w:rStyle w:val="CommentReference"/>
-        </w:rPr>
-        <w:annotationRef/>
-      </w:r>
-      <w:r>
-        <w:t>Дополнительная сложность состоит в том, что база наблюдений не только короткая, но и формировалась постепенно. В первые месяцы учета перечень задокументированных материалов продолжал пополняться, то есть часть товаров в систему была занесена не сразу. Поэтому ранние значения ряда могут отражать не только фактический уровень продаж, но и степень полноты самого учета. Это особенно важно для интерпретации начального участка временной шкалы: более низкие продажи в ранние месяцы не обязательно означают столь же низкий реальный спрос.</w:t>
-      </w:r>
-    </w:p>
-  </w:comment>
-  <w:comment w:id="77" w:author="Deniss" w:date="2026-05-17T13:34:00Z" w:initials="D">
-    <w:p>
-      <w:pPr>
-        <w:pStyle w:val="CommentText"/>
-      </w:pPr>
-      <w:r>
-        <w:rPr>
-          <w:rStyle w:val="CommentReference"/>
-        </w:rPr>
-        <w:annotationRef/>
-      </w:r>
-      <w:r>
-        <w:rPr>
-          <w:noProof/>
-        </w:rPr>
-        <w:t>what does y-axis represent? currently it represents both the amount of documented materials (orange and grey), and the sales in m3 (blue). either split the last line into separate graph or into separate y-axis. because otherwise it feels like we are comparing amount to m3</w:t>
-      </w:r>
-    </w:p>
-  </w:comment>
-  <w:comment w:id="78" w:author="Deniss" w:date="2026-03-30T21:27:00Z" w:initials="D">
+  <w:comment w:id="76" w:author="Deniss" w:date="2026-03-30T21:27:00Z" w:initials="D">
     <w:p>
       <w:pPr>
         <w:pStyle w:val="CommentText"/>
@@ -50035,7 +50352,7 @@
       </w:r>
     </w:p>
   </w:comment>
-  <w:comment w:id="79" w:author="Deniss" w:date="2026-03-30T18:33:00Z" w:initials="D">
+  <w:comment w:id="77" w:author="Deniss" w:date="2026-03-30T18:33:00Z" w:initials="D">
     <w:p>
       <w:pPr>
         <w:pStyle w:val="CommentText"/>
@@ -50048,6 +50365,22 @@
       </w:r>
       <w:r>
         <w:t>По графику продаж видно, что наблюдаемый период действительно короткий: на временной оси представлена лишь часть года, причем без повторения тех же месяцев второго года. Это означает, что работа должна опираться не на сложные сезонные конструкции, а на более осторожные и устойчивые подходы, пригодные для коротких рядов. Одновременно график количества материалов показывает, что база наблюдений в первые месяцы еще формировалась, а значит, ранние периоды следует рассматривать с осторожностью.</w:t>
+      </w:r>
+    </w:p>
+  </w:comment>
+  <w:comment w:id="78" w:author="Deniss" w:date="2026-03-30T18:33:00Z" w:initials="D">
+    <w:p>
+      <w:pPr>
+        <w:pStyle w:val="CommentText"/>
+      </w:pPr>
+      <w:r>
+        <w:rPr>
+          <w:rStyle w:val="CommentReference"/>
+        </w:rPr>
+        <w:annotationRef/>
+      </w:r>
+      <w:r>
+        <w:t>Из этого следует важный промежуточный вывод: доступные данные ограничены и по длине временного горизонта, и по полноте ранних наблюдений. Именно это в дальнейшем становится одним из главных аргументов в пользу укрупнения объекта прогноза и отказа от слишком детализированного прогнозирования на уровне отдельных материалов.</w:t>
       </w:r>
     </w:p>
   </w:comment>
@@ -50063,11 +50396,11 @@
         <w:annotationRef/>
       </w:r>
       <w:r>
-        <w:t>Из этого следует важный промежуточный вывод: доступные данные ограничены и по длине временного горизонта, и по полноте ранних наблюдений. Именно это в дальнейшем становится одним из главных аргументов в пользу укрупнения объекта прогноза и отказа от слишком детализированного прогнозирования на уровне отдельных материалов.</w:t>
+        <w:t>С точки зрения задачи прогнозирования данные о продажах и поставках играют разную роль. Продажи напрямую отражают фактический спрос и потому естественным образом становятся основным объектом прогнозирования. Поставки, напротив, описывают пополнение запасов и зависят не только от спроса, но и от внутренних решений предприятия, логистики, сроков закупки и особенностей поставщиков.</w:t>
       </w:r>
     </w:p>
   </w:comment>
-  <w:comment w:id="82" w:author="Deniss" w:date="2026-03-30T18:33:00Z" w:initials="D">
+  <w:comment w:id="81" w:author="Deniss" w:date="2026-03-30T18:53:00Z" w:initials="D">
     <w:p>
       <w:pPr>
         <w:pStyle w:val="CommentText"/>
@@ -50079,7 +50412,98 @@
         <w:annotationRef/>
       </w:r>
       <w:r>
-        <w:t>С точки зрения задачи прогнозирования данные о продажах и поставках играют разную роль. Продажи напрямую отражают фактический спрос и потому естественным образом становятся основным объектом прогнозирования. Поставки, напротив, описывают пополнение запасов и зависят не только от спроса, но и от внутренних решений предприятия, логистики, сроков закупки и особенностей поставщиков.</w:t>
+        <w:t>with periods as (</w:t>
+      </w:r>
+    </w:p>
+    <w:p>
+      <w:pPr>
+        <w:pStyle w:val="CommentText"/>
+      </w:pPr>
+      <w:r>
+        <w:tab/>
+        <w:t>select distinct printf("%d-%02d", sales.year, sales.month) as period, year, month from sales</w:t>
+      </w:r>
+    </w:p>
+    <w:p>
+      <w:pPr>
+        <w:pStyle w:val="CommentText"/>
+      </w:pPr>
+      <w:r>
+        <w:t>), s as (</w:t>
+      </w:r>
+    </w:p>
+    <w:p>
+      <w:pPr>
+        <w:pStyle w:val="CommentText"/>
+      </w:pPr>
+      <w:r>
+        <w:tab/>
+        <w:t>select periods.period, count(sales.sale_m3) as "sales" from sales right outer join periods on periods.year = sales.year and periods.month = sales.month group by periods.period</w:t>
+      </w:r>
+    </w:p>
+    <w:p>
+      <w:pPr>
+        <w:pStyle w:val="CommentText"/>
+      </w:pPr>
+      <w:r>
+        <w:t>), d as (</w:t>
+      </w:r>
+    </w:p>
+    <w:p>
+      <w:pPr>
+        <w:pStyle w:val="CommentText"/>
+      </w:pPr>
+      <w:r>
+        <w:tab/>
+        <w:t>select periods.period, count(deliveries.received_m3) as "deliveries" from deliveries right outer join periods on periods.year = deliveries.year and periods.month = deliveries.month group by periods.period</w:t>
+      </w:r>
+    </w:p>
+    <w:p>
+      <w:pPr>
+        <w:pStyle w:val="CommentText"/>
+      </w:pPr>
+      <w:r>
+        <w:t>)</w:t>
+      </w:r>
+    </w:p>
+    <w:p>
+      <w:pPr>
+        <w:pStyle w:val="CommentText"/>
+      </w:pPr>
+      <w:r>
+        <w:t>select periods.period, s.sales, d.deliveries from periods</w:t>
+      </w:r>
+    </w:p>
+    <w:p>
+      <w:pPr>
+        <w:pStyle w:val="CommentText"/>
+      </w:pPr>
+      <w:r>
+        <w:t>inner join s on periods.period = s.period</w:t>
+      </w:r>
+    </w:p>
+    <w:p>
+      <w:pPr>
+        <w:pStyle w:val="CommentText"/>
+      </w:pPr>
+      <w:r>
+        <w:t>inner join d on periods.period = d.period</w:t>
+      </w:r>
+    </w:p>
+  </w:comment>
+  <w:comment w:id="82" w:author="Deniss" w:date="2026-03-30T19:45:00Z" w:initials="D">
+    <w:p>
+      <w:pPr>
+        <w:pStyle w:val="CommentText"/>
+      </w:pPr>
+      <w:r>
+        <w:rPr>
+          <w:rStyle w:val="CommentReference"/>
+        </w:rPr>
+        <w:annotationRef/>
+      </w:r>
+      <w:r>
+        <w:t>Для традиционных моделей это наблюдение особенно важно. Поскольку поставки образуют слишком короткий и нестабильный ряд, они не подходят для роли прогнозируемой переменной. Для нейросетевого подхода ситуация другая: даже редкие поставки могут быть полезны как дополнительный входной сигнал, если модель будет использовать несколько признаков одновременно. Однако и в этом случае поставки следует рассматривать не как отдельную задачу прогнозирования, а как возможную вспомогательную информацию для модели, прогнозирующей продажи.</w:t>
       </w:r>
     </w:p>
   </w:comment>
@@ -50095,11 +50519,17 @@
         <w:annotationRef/>
       </w:r>
       <w:r>
-        <w:t>В доступной базе различие между этими двумя типами данных заметно и количественно. Продажи представлены значительно шире и образуют более содержательный массив наблюдений. Поставки же покрыты существенно слабее: событий поставки на весь доступный период немного, а их месячное распределение нерегулярно. Поэтому использовать поставки как самостоятельную целевую переменную в данной работе нецелесообразно. Даже если прогноз поставок мог бы быть интересен с прикладной точки зрения, текущего объема данных для этого недостаточно.</w:t>
+        <w:t xml:space="preserve">Следовательно, в рамках данной работы продажи принимаются как основной объект анализа и прогноза, а поставки </w:t>
+      </w:r>
+      <w:r>
+        <w:t>–</w:t>
+      </w:r>
+      <w:r>
+        <w:t xml:space="preserve"> как дополнительный контекстный фактор, который в дальнейшем может быть использован только в более сложной модели.</w:t>
       </w:r>
     </w:p>
   </w:comment>
-  <w:comment w:id="84" w:author="Deniss" w:date="2026-03-30T18:53:00Z" w:initials="D">
+  <w:comment w:id="85" w:author="Deniss" w:date="2026-03-30T20:15:00Z" w:initials="D">
     <w:p>
       <w:pPr>
         <w:pStyle w:val="CommentText"/>
@@ -50111,16 +50541,23 @@
         <w:annotationRef/>
       </w:r>
       <w:r>
-        <w:t>with periods as (</w:t>
-      </w:r>
-    </w:p>
+        <w:t>Следующий важный вопрос состоит в том, на каком уровне вообще следует строить прогноз: на уровне отдельных материалов или на уровне более крупных товарных групп. Формально исходные данные позволяют построить временной ряд для каждого материала отдельно. Однако после анализа распределения продаж по месяцам становится ясно, что такой уровень детализации в большинстве случаев не подходит для прогноза: значительная часть материалов либо вообще не имеет продаж в доступном периоде, либо продается редко. Для 88 из  206 материалов в базе вообще не зафиксировано ни одного месяца продаж. Медианный материал продается только в двух месяцев из девяти, это можно увидеть на картинке 4.5. Лишь очень небольшое число материалов демонстрирует продажи в большинстве доступных месяцев. Если использовать отдельные материалы как основной объект прогноза, то сравнение моделей будет происходить на слишком коротких и разреженных рядах.</w:t>
+      </w:r>
+    </w:p>
+  </w:comment>
+  <w:comment w:id="86" w:author="Deniss" w:date="2026-03-30T20:16:00Z" w:initials="D">
     <w:p>
       <w:pPr>
         <w:pStyle w:val="CommentText"/>
       </w:pPr>
       <w:r>
-        <w:tab/>
-        <w:t>select distinct printf("%d-%02d", sales.year, sales.month) as period, year, month from sales</w:t>
+        <w:rPr>
+          <w:rStyle w:val="CommentReference"/>
+        </w:rPr>
+        <w:annotationRef/>
+      </w:r>
+      <w:r>
+        <w:t>with material_sales as (</w:t>
       </w:r>
     </w:p>
     <w:p>
@@ -50128,7 +50565,7 @@
         <w:pStyle w:val="CommentText"/>
       </w:pPr>
       <w:r>
-        <w:t>), s as (</w:t>
+        <w:t xml:space="preserve">    select</w:t>
       </w:r>
     </w:p>
     <w:p>
@@ -50136,8 +50573,7 @@
         <w:pStyle w:val="CommentText"/>
       </w:pPr>
       <w:r>
-        <w:tab/>
-        <w:t>select periods.period, count(sales.sale_m3) as "sales" from sales right outer join periods on periods.year = sales.year and periods.month = sales.month group by periods.period</w:t>
+        <w:t xml:space="preserve">        material_id,</w:t>
       </w:r>
     </w:p>
     <w:p>
@@ -50145,7 +50581,7 @@
         <w:pStyle w:val="CommentText"/>
       </w:pPr>
       <w:r>
-        <w:t>), d as (</w:t>
+        <w:t xml:space="preserve">        count(distinct year || '-' || month) as months_with_sales</w:t>
       </w:r>
     </w:p>
     <w:p>
@@ -50153,8 +50589,7 @@
         <w:pStyle w:val="CommentText"/>
       </w:pPr>
       <w:r>
-        <w:tab/>
-        <w:t>select periods.period, count(deliveries.received_m3) as "deliveries" from deliveries right outer join periods on periods.year = deliveries.year and periods.month = deliveries.month group by periods.period</w:t>
+        <w:t xml:space="preserve">    from sales</w:t>
       </w:r>
     </w:p>
     <w:p>
@@ -50162,6 +50597,70 @@
         <w:pStyle w:val="CommentText"/>
       </w:pPr>
       <w:r>
+        <w:t xml:space="preserve">    group by material_id</w:t>
+      </w:r>
+    </w:p>
+    <w:p>
+      <w:pPr>
+        <w:pStyle w:val="CommentText"/>
+      </w:pPr>
+      <w:r>
+        <w:t>),</w:t>
+      </w:r>
+    </w:p>
+    <w:p>
+      <w:pPr>
+        <w:pStyle w:val="CommentText"/>
+      </w:pPr>
+      <w:r>
+        <w:t>ordered as (</w:t>
+      </w:r>
+    </w:p>
+    <w:p>
+      <w:pPr>
+        <w:pStyle w:val="CommentText"/>
+      </w:pPr>
+      <w:r>
+        <w:t xml:space="preserve">    select</w:t>
+      </w:r>
+    </w:p>
+    <w:p>
+      <w:pPr>
+        <w:pStyle w:val="CommentText"/>
+      </w:pPr>
+      <w:r>
+        <w:t xml:space="preserve">        months_with_sales,</w:t>
+      </w:r>
+    </w:p>
+    <w:p>
+      <w:pPr>
+        <w:pStyle w:val="CommentText"/>
+      </w:pPr>
+      <w:r>
+        <w:t xml:space="preserve">        row_number() over (order by months_with_sales) as rn,</w:t>
+      </w:r>
+    </w:p>
+    <w:p>
+      <w:pPr>
+        <w:pStyle w:val="CommentText"/>
+      </w:pPr>
+      <w:r>
+        <w:t xml:space="preserve">        count(*) over () as total</w:t>
+      </w:r>
+    </w:p>
+    <w:p>
+      <w:pPr>
+        <w:pStyle w:val="CommentText"/>
+      </w:pPr>
+      <w:r>
+        <w:t xml:space="preserve">    from material_sales</w:t>
+      </w:r>
+    </w:p>
+    <w:p>
+      <w:pPr>
+        <w:pStyle w:val="CommentText"/>
+      </w:pPr>
+      <w:r>
         <w:t>)</w:t>
       </w:r>
     </w:p>
@@ -50170,7 +50669,7 @@
         <w:pStyle w:val="CommentText"/>
       </w:pPr>
       <w:r>
-        <w:t>select periods.period, s.sales, d.deliveries from periods</w:t>
+        <w:t>select months_with_sales</w:t>
       </w:r>
     </w:p>
     <w:p>
@@ -50178,7 +50677,7 @@
         <w:pStyle w:val="CommentText"/>
       </w:pPr>
       <w:r>
-        <w:t>inner join s on periods.period = s.period</w:t>
+        <w:t>from ordered</w:t>
       </w:r>
     </w:p>
     <w:p>
@@ -50186,11 +50685,11 @@
         <w:pStyle w:val="CommentText"/>
       </w:pPr>
       <w:r>
-        <w:t>inner join d on periods.period = d.period</w:t>
+        <w:t>where rn = (total + 1) / 2</w:t>
       </w:r>
     </w:p>
   </w:comment>
-  <w:comment w:id="85" w:author="Deniss" w:date="2026-03-30T19:45:00Z" w:initials="D">
+  <w:comment w:id="87" w:author="Deniss" w:date="2026-03-30T20:29:00Z" w:initials="D">
     <w:p>
       <w:pPr>
         <w:pStyle w:val="CommentText"/>
@@ -50202,305 +50701,107 @@
         <w:annotationRef/>
       </w:r>
       <w:r>
-        <w:t>Для традиционных моделей это наблюдение особенно важно. Поскольку поставки образуют слишком короткий и нестабильный ряд, они не подходят для роли прогнозируемой переменной. Для нейросетевого подхода ситуация другая: даже редкие поставки могут быть полезны как дополнительный входной сигнал, если модель будет использовать несколько признаков одновременно. Однако и в этом случае поставки следует рассматривать не как отдельную задачу прогнозирования, а как возможную вспомогательную информацию для модели, прогнозирующей продажи.</w:t>
+        <w:t>with material_sales as (</w:t>
+      </w:r>
+    </w:p>
+    <w:p>
+      <w:pPr>
+        <w:pStyle w:val="CommentText"/>
+      </w:pPr>
+      <w:r>
+        <w:t xml:space="preserve">    select</w:t>
+      </w:r>
+    </w:p>
+    <w:p>
+      <w:pPr>
+        <w:pStyle w:val="CommentText"/>
+      </w:pPr>
+      <w:r>
+        <w:t xml:space="preserve">        material_id,</w:t>
+      </w:r>
+    </w:p>
+    <w:p>
+      <w:pPr>
+        <w:pStyle w:val="CommentText"/>
+      </w:pPr>
+      <w:r>
+        <w:t xml:space="preserve">        count(distinct year || '-' || month) as months_with_sales</w:t>
+      </w:r>
+    </w:p>
+    <w:p>
+      <w:pPr>
+        <w:pStyle w:val="CommentText"/>
+      </w:pPr>
+      <w:r>
+        <w:t xml:space="preserve">    from sales</w:t>
+      </w:r>
+    </w:p>
+    <w:p>
+      <w:pPr>
+        <w:pStyle w:val="CommentText"/>
+      </w:pPr>
+      <w:r>
+        <w:t xml:space="preserve">    group by material_id</w:t>
+      </w:r>
+    </w:p>
+    <w:p>
+      <w:pPr>
+        <w:pStyle w:val="CommentText"/>
+      </w:pPr>
+      <w:r>
+        <w:t>)</w:t>
+      </w:r>
+    </w:p>
+    <w:p>
+      <w:pPr>
+        <w:pStyle w:val="CommentText"/>
+      </w:pPr>
+      <w:r>
+        <w:t>select</w:t>
+      </w:r>
+    </w:p>
+    <w:p>
+      <w:pPr>
+        <w:pStyle w:val="CommentText"/>
+      </w:pPr>
+      <w:r>
+        <w:t xml:space="preserve">    months_with_sales,</w:t>
+      </w:r>
+    </w:p>
+    <w:p>
+      <w:pPr>
+        <w:pStyle w:val="CommentText"/>
+      </w:pPr>
+      <w:r>
+        <w:t xml:space="preserve">    count(*) as material_count</w:t>
+      </w:r>
+    </w:p>
+    <w:p>
+      <w:pPr>
+        <w:pStyle w:val="CommentText"/>
+      </w:pPr>
+      <w:r>
+        <w:t>from material_sales</w:t>
+      </w:r>
+    </w:p>
+    <w:p>
+      <w:pPr>
+        <w:pStyle w:val="CommentText"/>
+      </w:pPr>
+      <w:r>
+        <w:t>group by months_with_sales</w:t>
+      </w:r>
+    </w:p>
+    <w:p>
+      <w:pPr>
+        <w:pStyle w:val="CommentText"/>
+      </w:pPr>
+      <w:r>
+        <w:t>order by months_with_sales</w:t>
       </w:r>
     </w:p>
   </w:comment>
-  <w:comment w:id="86" w:author="Deniss" w:date="2026-03-30T19:45:00Z" w:initials="D">
-    <w:p>
-      <w:pPr>
-        <w:pStyle w:val="CommentText"/>
-      </w:pPr>
-      <w:r>
-        <w:rPr>
-          <w:rStyle w:val="CommentReference"/>
-        </w:rPr>
-        <w:annotationRef/>
-      </w:r>
-      <w:r>
-        <w:t xml:space="preserve">Следовательно, в рамках данной работы продажи принимаются как основной объект анализа и прогноза, а поставки </w:t>
-      </w:r>
-      <w:r>
-        <w:t>–</w:t>
-      </w:r>
-      <w:r>
-        <w:t xml:space="preserve"> как дополнительный контекстный фактор, который в дальнейшем может быть использован только в более сложной модели.</w:t>
-      </w:r>
-    </w:p>
-  </w:comment>
-  <w:comment w:id="88" w:author="Deniss" w:date="2026-03-30T20:15:00Z" w:initials="D">
-    <w:p>
-      <w:pPr>
-        <w:pStyle w:val="CommentText"/>
-      </w:pPr>
-      <w:r>
-        <w:rPr>
-          <w:rStyle w:val="CommentReference"/>
-        </w:rPr>
-        <w:annotationRef/>
-      </w:r>
-      <w:r>
-        <w:t>Следующий важный вопрос состоит в том, на каком уровне вообще следует строить прогноз: на уровне отдельных материалов или на уровне более крупных товарных групп. Формально исходные данные позволяют построить временной ряд для каждого материала отдельно. Однако после анализа распределения продаж по месяцам становится ясно, что такой уровень детализации в большинстве случаев не подходит для прогноза: значительная часть материалов либо вообще не имеет продаж в доступном периоде, либо продается редко. Для 88 из  206 материалов в базе вообще не зафиксировано ни одного месяца продаж. Медианный материал продается только в двух месяцев из девяти, это можно увидеть на картинке 4.5. Лишь очень небольшое число материалов демонстрирует продажи в большинстве доступных месяцев. Если использовать отдельные материалы как основной объект прогноза, то сравнение моделей будет происходить на слишком коротких и разреженных рядах.</w:t>
-      </w:r>
-    </w:p>
-  </w:comment>
-  <w:comment w:id="89" w:author="Deniss" w:date="2026-03-30T20:16:00Z" w:initials="D">
-    <w:p>
-      <w:pPr>
-        <w:pStyle w:val="CommentText"/>
-      </w:pPr>
-      <w:r>
-        <w:rPr>
-          <w:rStyle w:val="CommentReference"/>
-        </w:rPr>
-        <w:annotationRef/>
-      </w:r>
-      <w:r>
-        <w:t>with material_sales as (</w:t>
-      </w:r>
-    </w:p>
-    <w:p>
-      <w:pPr>
-        <w:pStyle w:val="CommentText"/>
-      </w:pPr>
-      <w:r>
-        <w:t xml:space="preserve">    select</w:t>
-      </w:r>
-    </w:p>
-    <w:p>
-      <w:pPr>
-        <w:pStyle w:val="CommentText"/>
-      </w:pPr>
-      <w:r>
-        <w:t xml:space="preserve">        material_id,</w:t>
-      </w:r>
-    </w:p>
-    <w:p>
-      <w:pPr>
-        <w:pStyle w:val="CommentText"/>
-      </w:pPr>
-      <w:r>
-        <w:t xml:space="preserve">        count(distinct year || '-' || month) as months_with_sales</w:t>
-      </w:r>
-    </w:p>
-    <w:p>
-      <w:pPr>
-        <w:pStyle w:val="CommentText"/>
-      </w:pPr>
-      <w:r>
-        <w:t xml:space="preserve">    from sales</w:t>
-      </w:r>
-    </w:p>
-    <w:p>
-      <w:pPr>
-        <w:pStyle w:val="CommentText"/>
-      </w:pPr>
-      <w:r>
-        <w:t xml:space="preserve">    group by material_id</w:t>
-      </w:r>
-    </w:p>
-    <w:p>
-      <w:pPr>
-        <w:pStyle w:val="CommentText"/>
-      </w:pPr>
-      <w:r>
-        <w:t>),</w:t>
-      </w:r>
-    </w:p>
-    <w:p>
-      <w:pPr>
-        <w:pStyle w:val="CommentText"/>
-      </w:pPr>
-      <w:r>
-        <w:t>ordered as (</w:t>
-      </w:r>
-    </w:p>
-    <w:p>
-      <w:pPr>
-        <w:pStyle w:val="CommentText"/>
-      </w:pPr>
-      <w:r>
-        <w:t xml:space="preserve">    select</w:t>
-      </w:r>
-    </w:p>
-    <w:p>
-      <w:pPr>
-        <w:pStyle w:val="CommentText"/>
-      </w:pPr>
-      <w:r>
-        <w:t xml:space="preserve">        months_with_sales,</w:t>
-      </w:r>
-    </w:p>
-    <w:p>
-      <w:pPr>
-        <w:pStyle w:val="CommentText"/>
-      </w:pPr>
-      <w:r>
-        <w:t xml:space="preserve">        row_number() over (order by months_with_sales) as rn,</w:t>
-      </w:r>
-    </w:p>
-    <w:p>
-      <w:pPr>
-        <w:pStyle w:val="CommentText"/>
-      </w:pPr>
-      <w:r>
-        <w:t xml:space="preserve">        count(*) over () as total</w:t>
-      </w:r>
-    </w:p>
-    <w:p>
-      <w:pPr>
-        <w:pStyle w:val="CommentText"/>
-      </w:pPr>
-      <w:r>
-        <w:t xml:space="preserve">    from material_sales</w:t>
-      </w:r>
-    </w:p>
-    <w:p>
-      <w:pPr>
-        <w:pStyle w:val="CommentText"/>
-      </w:pPr>
-      <w:r>
-        <w:t>)</w:t>
-      </w:r>
-    </w:p>
-    <w:p>
-      <w:pPr>
-        <w:pStyle w:val="CommentText"/>
-      </w:pPr>
-      <w:r>
-        <w:t>select months_with_sales</w:t>
-      </w:r>
-    </w:p>
-    <w:p>
-      <w:pPr>
-        <w:pStyle w:val="CommentText"/>
-      </w:pPr>
-      <w:r>
-        <w:t>from ordered</w:t>
-      </w:r>
-    </w:p>
-    <w:p>
-      <w:pPr>
-        <w:pStyle w:val="CommentText"/>
-      </w:pPr>
-      <w:r>
-        <w:t>where rn = (total + 1) / 2</w:t>
-      </w:r>
-    </w:p>
-  </w:comment>
-  <w:comment w:id="90" w:author="Deniss" w:date="2026-03-30T20:29:00Z" w:initials="D">
-    <w:p>
-      <w:pPr>
-        <w:pStyle w:val="CommentText"/>
-      </w:pPr>
-      <w:r>
-        <w:rPr>
-          <w:rStyle w:val="CommentReference"/>
-        </w:rPr>
-        <w:annotationRef/>
-      </w:r>
-      <w:r>
-        <w:t>with material_sales as (</w:t>
-      </w:r>
-    </w:p>
-    <w:p>
-      <w:pPr>
-        <w:pStyle w:val="CommentText"/>
-      </w:pPr>
-      <w:r>
-        <w:t xml:space="preserve">    select</w:t>
-      </w:r>
-    </w:p>
-    <w:p>
-      <w:pPr>
-        <w:pStyle w:val="CommentText"/>
-      </w:pPr>
-      <w:r>
-        <w:t xml:space="preserve">        material_id,</w:t>
-      </w:r>
-    </w:p>
-    <w:p>
-      <w:pPr>
-        <w:pStyle w:val="CommentText"/>
-      </w:pPr>
-      <w:r>
-        <w:t xml:space="preserve">        count(distinct year || '-' || month) as months_with_sales</w:t>
-      </w:r>
-    </w:p>
-    <w:p>
-      <w:pPr>
-        <w:pStyle w:val="CommentText"/>
-      </w:pPr>
-      <w:r>
-        <w:t xml:space="preserve">    from sales</w:t>
-      </w:r>
-    </w:p>
-    <w:p>
-      <w:pPr>
-        <w:pStyle w:val="CommentText"/>
-      </w:pPr>
-      <w:r>
-        <w:t xml:space="preserve">    group by material_id</w:t>
-      </w:r>
-    </w:p>
-    <w:p>
-      <w:pPr>
-        <w:pStyle w:val="CommentText"/>
-      </w:pPr>
-      <w:r>
-        <w:t>)</w:t>
-      </w:r>
-    </w:p>
-    <w:p>
-      <w:pPr>
-        <w:pStyle w:val="CommentText"/>
-      </w:pPr>
-      <w:r>
-        <w:t>select</w:t>
-      </w:r>
-    </w:p>
-    <w:p>
-      <w:pPr>
-        <w:pStyle w:val="CommentText"/>
-      </w:pPr>
-      <w:r>
-        <w:t xml:space="preserve">    months_with_sales,</w:t>
-      </w:r>
-    </w:p>
-    <w:p>
-      <w:pPr>
-        <w:pStyle w:val="CommentText"/>
-      </w:pPr>
-      <w:r>
-        <w:t xml:space="preserve">    count(*) as material_count</w:t>
-      </w:r>
-    </w:p>
-    <w:p>
-      <w:pPr>
-        <w:pStyle w:val="CommentText"/>
-      </w:pPr>
-      <w:r>
-        <w:t>from material_sales</w:t>
-      </w:r>
-    </w:p>
-    <w:p>
-      <w:pPr>
-        <w:pStyle w:val="CommentText"/>
-      </w:pPr>
-      <w:r>
-        <w:t>group by months_with_sales</w:t>
-      </w:r>
-    </w:p>
-    <w:p>
-      <w:pPr>
-        <w:pStyle w:val="CommentText"/>
-      </w:pPr>
-      <w:r>
-        <w:t>order by months_with_sales</w:t>
-      </w:r>
-    </w:p>
-  </w:comment>
-  <w:comment w:id="91" w:author="Deniss" w:date="2026-03-30T20:30:00Z" w:initials="D">
+  <w:comment w:id="88" w:author="Deniss" w:date="2026-03-30T20:30:00Z" w:initials="D">
     <w:p>
       <w:pPr>
         <w:pStyle w:val="CommentText"/>
@@ -50557,7 +50858,7 @@
       </w:r>
     </w:p>
   </w:comment>
-  <w:comment w:id="92" w:author="Deniss" w:date="2026-05-17T13:39:00Z" w:initials="D">
+  <w:comment w:id="89" w:author="Deniss" w:date="2026-05-17T13:39:00Z" w:initials="D">
     <w:p>
       <w:pPr>
         <w:pStyle w:val="CommentText"/>
@@ -50576,7 +50877,7 @@
       </w:r>
     </w:p>
   </w:comment>
-  <w:comment w:id="93" w:author="Deniss" w:date="2026-03-30T20:28:00Z" w:initials="D">
+  <w:comment w:id="90" w:author="Deniss" w:date="2026-03-30T20:28:00Z" w:initials="D">
     <w:p>
       <w:pPr>
         <w:pStyle w:val="CommentText"/>
@@ -50592,7 +50893,7 @@
       </w:r>
     </w:p>
   </w:comment>
-  <w:comment w:id="94" w:author="Deniss" w:date="2026-03-30T20:27:00Z" w:initials="D">
+  <w:comment w:id="91" w:author="Deniss" w:date="2026-03-30T20:27:00Z" w:initials="D">
     <w:p>
       <w:pPr>
         <w:pStyle w:val="CommentText"/>
@@ -50614,7 +50915,7 @@
       </w:r>
     </w:p>
   </w:comment>
-  <w:comment w:id="95" w:author="Deniss" w:date="2026-03-30T20:36:00Z" w:initials="D">
+  <w:comment w:id="92" w:author="Deniss" w:date="2026-03-30T20:36:00Z" w:initials="D">
     <w:p>
       <w:pPr>
         <w:pStyle w:val="CommentText"/>
@@ -50750,7 +51051,7 @@
       </w:r>
     </w:p>
   </w:comment>
-  <w:comment w:id="96" w:author="Deniss" w:date="2026-03-30T20:38:00Z" w:initials="D">
+  <w:comment w:id="93" w:author="Deniss" w:date="2026-03-30T20:38:00Z" w:initials="D">
     <w:p>
       <w:pPr>
         <w:pStyle w:val="CommentText"/>
@@ -50781,7 +51082,7 @@
       </w:r>
     </w:p>
   </w:comment>
-  <w:comment w:id="97" w:author="Deniss" w:date="2026-04-10T14:35:00Z" w:initials="D">
+  <w:comment w:id="94" w:author="Deniss" w:date="2026-04-10T14:35:00Z" w:initials="D">
     <w:p>
       <w:pPr>
         <w:pStyle w:val="CommentText"/>
@@ -50800,7 +51101,7 @@
       </w:r>
     </w:p>
   </w:comment>
-  <w:comment w:id="98" w:author="Deniss" w:date="2026-03-30T20:56:00Z" w:initials="D">
+  <w:comment w:id="95" w:author="Deniss" w:date="2026-03-30T20:56:00Z" w:initials="D">
     <w:p>
       <w:pPr>
         <w:pStyle w:val="CommentText"/>
@@ -50852,7 +51153,7 @@
       </w:r>
     </w:p>
   </w:comment>
-  <w:comment w:id="99" w:author="Deniss" w:date="2026-04-10T14:35:00Z" w:initials="D">
+  <w:comment w:id="96" w:author="Deniss" w:date="2026-04-10T14:35:00Z" w:initials="D">
     <w:p>
       <w:pPr>
         <w:pStyle w:val="CommentText"/>
@@ -50871,7 +51172,7 @@
       </w:r>
     </w:p>
   </w:comment>
-  <w:comment w:id="102" w:author="Deniss" w:date="2026-03-30T20:56:00Z" w:initials="D">
+  <w:comment w:id="99" w:author="Deniss" w:date="2026-03-30T20:56:00Z" w:initials="D">
     <w:p>
       <w:pPr>
         <w:pStyle w:val="CommentText"/>
@@ -50893,7 +51194,7 @@
       </w:r>
     </w:p>
   </w:comment>
-  <w:comment w:id="101" w:author="Deniss" w:date="2026-04-10T14:32:00Z" w:initials="D">
+  <w:comment w:id="98" w:author="Deniss" w:date="2026-04-10T14:32:00Z" w:initials="D">
     <w:p>
       <w:pPr>
         <w:pStyle w:val="CommentText"/>
@@ -50912,7 +51213,7 @@
       </w:r>
     </w:p>
   </w:comment>
-  <w:comment w:id="103" w:author="Deniss" w:date="2026-03-30T20:59:00Z" w:initials="D">
+  <w:comment w:id="100" w:author="Deniss" w:date="2026-03-30T20:59:00Z" w:initials="D">
     <w:p>
       <w:pPr>
         <w:pStyle w:val="CommentText"/>
@@ -50936,7 +51237,7 @@
       </w:r>
     </w:p>
   </w:comment>
-  <w:comment w:id="106" w:author="Deniss" w:date="2026-03-30T21:29:00Z" w:initials="D">
+  <w:comment w:id="103" w:author="Deniss" w:date="2026-03-30T21:29:00Z" w:initials="D">
     <w:p>
       <w:pPr>
         <w:pStyle w:val="CommentText"/>
@@ -50955,7 +51256,7 @@
       </w:r>
     </w:p>
   </w:comment>
-  <w:comment w:id="105" w:author="Deniss" w:date="2026-05-15T18:42:00Z" w:initials="D">
+  <w:comment w:id="102" w:author="Deniss" w:date="2026-05-15T18:42:00Z" w:initials="D">
     <w:p>
       <w:pPr>
         <w:pStyle w:val="CommentText"/>
@@ -50985,7 +51286,7 @@
       </w:r>
     </w:p>
   </w:comment>
-  <w:comment w:id="107" w:author="Deniss" w:date="2026-03-30T21:26:00Z" w:initials="D">
+  <w:comment w:id="104" w:author="Deniss" w:date="2026-03-30T21:26:00Z" w:initials="D">
     <w:p>
       <w:pPr>
         <w:pStyle w:val="CommentText"/>
@@ -51001,7 +51302,7 @@
       </w:r>
     </w:p>
   </w:comment>
-  <w:comment w:id="108" w:author="Deniss" w:date="2026-03-30T21:29:00Z" w:initials="D">
+  <w:comment w:id="105" w:author="Deniss" w:date="2026-03-30T21:29:00Z" w:initials="D">
     <w:p>
       <w:pPr>
         <w:pStyle w:val="CommentText"/>
@@ -51017,7 +51318,7 @@
       </w:r>
     </w:p>
   </w:comment>
-  <w:comment w:id="110" w:author="Deniss" w:date="2026-04-10T14:39:00Z" w:initials="D">
+  <w:comment w:id="107" w:author="Deniss" w:date="2026-04-10T14:39:00Z" w:initials="D">
     <w:p>
       <w:pPr>
         <w:pStyle w:val="CommentText"/>
@@ -51036,7 +51337,7 @@
       </w:r>
     </w:p>
   </w:comment>
-  <w:comment w:id="111" w:author="Deniss" w:date="2026-04-10T02:02:00Z" w:initials="D">
+  <w:comment w:id="108" w:author="Deniss" w:date="2026-04-10T02:02:00Z" w:initials="D">
     <w:p>
       <w:pPr>
         <w:pStyle w:val="CommentText"/>
@@ -51132,7 +51433,7 @@
       </w:r>
     </w:p>
   </w:comment>
-  <w:comment w:id="112" w:author="Deniss" w:date="2026-04-10T01:59:00Z" w:initials="D">
+  <w:comment w:id="109" w:author="Deniss" w:date="2026-04-10T01:59:00Z" w:initials="D">
     <w:p>
       <w:pPr>
         <w:pStyle w:val="CommentText"/>
@@ -52155,7 +52456,7 @@
       </w:pPr>
     </w:p>
   </w:comment>
-  <w:comment w:id="115" w:author="Deniss" w:date="2026-04-10T14:42:00Z" w:initials="D">
+  <w:comment w:id="112" w:author="Deniss" w:date="2026-04-10T14:42:00Z" w:initials="D">
     <w:p>
       <w:pPr>
         <w:pStyle w:val="CommentText"/>
@@ -52201,7 +52502,7 @@
       </w:r>
     </w:p>
   </w:comment>
-  <w:comment w:id="116" w:author="Deniss" w:date="2026-04-10T14:44:00Z" w:initials="D">
+  <w:comment w:id="113" w:author="Deniss" w:date="2026-04-10T14:44:00Z" w:initials="D">
     <w:p>
       <w:pPr>
         <w:pStyle w:val="CommentText"/>
@@ -52214,6 +52515,66 @@
       </w:r>
       <w:r>
         <w:t>Таким образом, каждый следующий эксперимент использует немного болье данных для обучения и проверяет прогноз на следующем месяце. Это позволяет получить несколько последовательных результатов и сравнить устойчивость методов, чтобы убедится в их эфективности.</w:t>
+      </w:r>
+    </w:p>
+  </w:comment>
+  <w:comment w:id="115" w:author="Deniss" w:date="2026-04-10T15:07:00Z" w:initials="D">
+    <w:p>
+      <w:pPr>
+        <w:pStyle w:val="CommentText"/>
+      </w:pPr>
+      <w:r>
+        <w:rPr>
+          <w:rStyle w:val="CommentReference"/>
+        </w:rPr>
+        <w:annotationRef/>
+      </w:r>
+      <w:r>
+        <w:t>Наивный прогноз представляет собой самый простой способ прогнозирования, при котором значение следующего месяца принимается равным значению предыдущего. Формально это можно записать следующим образом:</w:t>
+      </w:r>
+    </w:p>
+  </w:comment>
+  <w:comment w:id="116" w:author="Deniss" w:date="2026-04-10T15:07:00Z" w:initials="D">
+    <w:p>
+      <w:pPr>
+        <w:pStyle w:val="CommentText"/>
+      </w:pPr>
+      <w:r>
+        <w:rPr>
+          <w:rStyle w:val="CommentReference"/>
+        </w:rPr>
+        <w:annotationRef/>
+      </w:r>
+      <w:r>
+        <w:t xml:space="preserve">Иными словами, при прогнозировании января 2026 года использовалось значение декабря 2025 года, при прогнозировании февраля 2026 года </w:t>
+      </w:r>
+      <w:r>
+        <w:t>–</w:t>
+      </w:r>
+      <w:r>
+        <w:t xml:space="preserve"> значение января 2026 года, а при прогнозировании марта 2026 года </w:t>
+      </w:r>
+      <w:r>
+        <w:t>–</w:t>
+      </w:r>
+      <w:r>
+        <w:t xml:space="preserve"> значение февраля 2026 года.</w:t>
+      </w:r>
+    </w:p>
+  </w:comment>
+  <w:comment w:id="117" w:author="Deniss" w:date="2026-04-10T15:07:00Z" w:initials="D">
+    <w:p>
+      <w:pPr>
+        <w:pStyle w:val="CommentText"/>
+      </w:pPr>
+      <w:r>
+        <w:rPr>
+          <w:rStyle w:val="CommentReference"/>
+        </w:rPr>
+        <w:annotationRef/>
+      </w:r>
+      <w:r>
+        <w:t>В данной работе наивный прогноз используется как минимальный эталон сравнения для остальных методов. Если более сложная модель не показывает лучшего результата, чем простое перенесение значения предыдущего месяца, то ее практическое преимущество на данном наборе данных нельзя считать подтвержденным.</w:t>
       </w:r>
     </w:p>
   </w:comment>
@@ -52229,11 +52590,11 @@
         <w:annotationRef/>
       </w:r>
       <w:r>
-        <w:t>Наивный прогноз представляет собой самый простой способ прогнозирования, при котором значение следующего месяца принимается равным значению предыдущего. Формально это можно записать следующим образом:</w:t>
+        <w:t>Совпадение прогноза более сложной модели с наивным прогнозом не рассматривается как ошибка постановки эксперимента, а напротив, показывает, что в некоторых случаях baseline уже адекватно описывает динамику продаж. Премущество более сложной модели выявляется савокупностью меньших ошибочных прогнозов среди всех трех тестов. Другими словами, если сложный метод дает тот же результат, что naive, это полезно - это дает проверить, действительно ли сложность модели в сравнении с baseline окупается</w:t>
       </w:r>
     </w:p>
   </w:comment>
-  <w:comment w:id="119" w:author="Deniss" w:date="2026-04-10T15:07:00Z" w:initials="D">
+  <w:comment w:id="120" w:author="Deniss" w:date="2026-04-10T17:46:00Z" w:initials="D">
     <w:p>
       <w:pPr>
         <w:pStyle w:val="CommentText"/>
@@ -52245,23 +52606,119 @@
         <w:annotationRef/>
       </w:r>
       <w:r>
-        <w:t xml:space="preserve">Иными словами, при прогнозировании января 2026 года использовалось значение декабря 2025 года, при прогнозировании февраля 2026 года </w:t>
+        <w:t>Простое экспоненциальное сглаживание является традиционным методом прогнозирования временных рядов, при котором прогноз следующего значения строится на основе сглаженного уровня ряда, учитывающего предыдущие наблюдения. В отличие от наивного прогноза, данный метод опирается на все известные значение ряда (включая более ранние), постепенно уменьшая их влияние. Формально метод может быть записан следующим образом:</w:t>
+      </w:r>
+    </w:p>
+  </w:comment>
+  <w:comment w:id="121" w:author="Deniss" w:date="2026-04-10T18:36:00Z" w:initials="D">
+    <w:p>
+      <w:pPr>
+        <w:pStyle w:val="CommentText"/>
+      </w:pPr>
+      <w:r>
+        <w:rPr>
+          <w:rStyle w:val="CommentReference"/>
+        </w:rPr>
+        <w:annotationRef/>
+      </w:r>
+    </w:p>
+  </w:comment>
+  <w:comment w:id="122" w:author="Deniss" w:date="2026-04-10T18:36:00Z" w:initials="D">
+    <w:p>
+      <w:pPr>
+        <w:pStyle w:val="CommentText"/>
+      </w:pPr>
+      <w:r>
+        <w:rPr>
+          <w:rStyle w:val="CommentReference"/>
+        </w:rPr>
+        <w:annotationRef/>
+      </w:r>
+      <w:r>
+        <w:t>Реализация метода выполнялась на языке Python с использованием библиотеки statsmodels, в которой простое экспоненциальное сглаживание представлено классом SimpleExpSmoothing. Для каждой группы модель обучалась отдельно на обучающей части ряда в рамках каждого временного разбиения. Начальный уровень ряда и параметр сглаживания определялись автоматически при вызове метода fit(), после чего прогноз тестового месяца строился с помощью метода forecast(1). Такой порядок последовательно применялся ко всем выбранным группам и ко всем трём историческим разбиениям.</w:t>
+      </w:r>
+    </w:p>
+  </w:comment>
+  <w:comment w:id="124" w:author="Deniss" w:date="2026-04-13T14:56:00Z" w:initials="D">
+    <w:p>
+      <w:pPr>
+        <w:pStyle w:val="CommentText"/>
+      </w:pPr>
+      <w:r>
+        <w:rPr>
+          <w:rStyle w:val="CommentReference"/>
+        </w:rPr>
+        <w:annotationRef/>
+      </w:r>
+      <w:r>
+        <w:t>ARIMA-модель задаётся тремя числовыми целыми неотрицательными параметрами: p, d и q. Параметр p определяет, сколько предыдущих значений ряда используется при прогнозировании следующего значения. Параметр d задаёт порядок дифференцирования, что определяет, строить ли модель по исходным значениям ряда или по их изменениям, или по изменениям изменений и тд. Параметр q определяет, учитывает ли модель ошибки, возникавших на предыдущих шагах, в процессе обучения модели. Более простыми словами, параметры можно рассматривать как:</w:t>
+      </w:r>
+    </w:p>
+  </w:comment>
+  <w:comment w:id="125" w:author="Deniss" w:date="2026-04-13T14:35:00Z" w:initials="D">
+    <w:p>
+      <w:pPr>
+        <w:pStyle w:val="CommentText"/>
+      </w:pPr>
+      <w:r>
+        <w:rPr>
+          <w:rStyle w:val="CommentReference"/>
+        </w:rPr>
+        <w:annotationRef/>
+      </w:r>
+      <w:r>
+        <w:t>Правильная комбинация этих трех параметров дала бы лучший результат прогноза модели. Так как заранее нельзя знать правильную конфигурацию ARIMA, для каждого теста в коде проверялся ограниченный набор кандидатных комбинаций p, d и q и отбирался лучший. Для выбора лучшей конфигурации использовался критерий AIC. Его стандартная форма может быть записана как</w:t>
+      </w:r>
+    </w:p>
+  </w:comment>
+  <w:comment w:id="128" w:author="Deniss" w:date="2026-04-13T15:49:00Z" w:initials="D">
+    <w:p>
+      <w:pPr>
+        <w:pStyle w:val="CommentText"/>
+      </w:pPr>
+      <w:r>
+        <w:rPr>
+          <w:rStyle w:val="CommentReference"/>
+        </w:rPr>
+        <w:annotationRef/>
+      </w:r>
+      <w:r>
+        <w:t xml:space="preserve">Критерий высчитывается из качества подгонки (fitting) и сложности получившейся конфигурации модели. Зная это, части формулы можно интепретировать другим образом: −2ln(L) показывает насколько хорошо модель подогналась, 2k </w:t>
       </w:r>
       <w:r>
         <w:t>–</w:t>
       </w:r>
       <w:r>
-        <w:t xml:space="preserve"> значение января 2026 года, а при прогнозировании марта 2026 года </w:t>
+        <w:t xml:space="preserve"> штраф за сложность (количество параметров). В контексте ARIMA сложность означает вероятность, что конфигурации присущ overfitting - сценарий, когда модель настолько хорошо (отсюда и сложность) запомнила ряды, что она уже скорее начинает ловить "шум", а не закономерность. Это значит, что на тестовых данных модель поведет себя хуже, чем условная конфигурация с несильно худшим качеством подгонки, но более низкой сложностью [источник].  В коде для каждого обучения последовательно оценивались все заданные конфигурации, после чего выбиралась та, у которой значение AIC было минимальным.</w:t>
+      </w:r>
+    </w:p>
+  </w:comment>
+  <w:comment w:id="127" w:author="Deniss" w:date="2026-04-13T15:58:00Z" w:initials="D">
+    <w:p>
+      <w:pPr>
+        <w:pStyle w:val="CommentText"/>
+      </w:pPr>
+      <w:r>
+        <w:rPr>
+          <w:rStyle w:val="CommentReference"/>
+        </w:rPr>
+        <w:annotationRef/>
+      </w:r>
+      <w:r>
+        <w:t xml:space="preserve">Критерий высчитывается из качества подгонки (fitting) и сложности получившейся конфигурации модели. Зная это, части формулы можно интепретировать другим образом: −2ln(L) показывает насколько хорошо модель подогналась, 2k </w:t>
       </w:r>
       <w:r>
         <w:t>–</w:t>
       </w:r>
       <w:r>
-        <w:t xml:space="preserve"> значение февраля 2026 года.</w:t>
+        <w:t xml:space="preserve"> штраф за сложность (количество параметров). В контексте ARIMA сложность означает вероятность, что конфигурации присущ overfitting - сценарий, когда модель настолько хорошо (отсюда и сложность) запомнила ряды, что она уже скорее начинает ловить "шум", а не закономерность. Это значит, что на тестовых данных модель поведет себя хуже, чем условная конфигурация с несильно худшим качеством подгонки, но более низкой сложностью [источник].  </w:t>
+      </w:r>
+      <w:r>
+        <w:t xml:space="preserve"> </w:t>
       </w:r>
     </w:p>
   </w:comment>
-  <w:comment w:id="120" w:author="Deniss" w:date="2026-04-10T15:07:00Z" w:initials="D">
+  <w:comment w:id="129" w:author="Deniss" w:date="2026-04-13T16:23:00Z" w:initials="D">
     <w:p>
       <w:pPr>
         <w:pStyle w:val="CommentText"/>
@@ -52273,11 +52730,11 @@
         <w:annotationRef/>
       </w:r>
       <w:r>
-        <w:t>В данной работе наивный прогноз используется как минимальный эталон сравнения для остальных методов. Если более сложная модель не показывает лучшего результата, чем простое перенесение значения предыдущего месяца, то ее практическое преимущество на данном наборе данных нельзя считать подтвержденным.</w:t>
+        <w:t>Для каждого ряда и для каждого обучения код по очереди пытался обучить все указанные конфигурации ARIMA. Если конкретная конфигурация не могла быть корректно оценена библиотекой, она пропускалась. После этого выбиралась модель с наименьшим значением AIC, и уже она использовалась для прогноза следующего месяца. Таким образом, модель переконфигурировалась для всех рядов данных</w:t>
       </w:r>
     </w:p>
   </w:comment>
-  <w:comment w:id="121" w:author="Deniss" w:date="2026-04-10T15:07:00Z" w:initials="D">
+  <w:comment w:id="130" w:author="Deniss" w:date="2026-04-13T16:18:00Z" w:initials="D">
     <w:p>
       <w:pPr>
         <w:pStyle w:val="CommentText"/>
@@ -52289,11 +52746,11 @@
         <w:annotationRef/>
       </w:r>
       <w:r>
-        <w:t>Совпадение прогноза более сложной модели с наивным прогнозом не рассматривается как ошибка постановки эксперимента, а напротив, показывает, что в некоторых случаях baseline уже адекватно описывает динамику продаж. Премущество более сложной модели выявляется савокупностью меньших ошибочных прогнозов среди всех трех тестов. Другими словами, если сложный метод дает тот же результат, что naive, это полезно - это дает проверить, действительно ли сложность модели в сравнении с baseline окупается</w:t>
+        <w:t>Данный набор был выбран как компромисс между читаемостью реализации и достаточной вариативностью модели. Конфигурация (0,0,0) была оставлена как предельно простой вариант внутри самого семейства ARIMA. Значения d были ограничены только 0 и 1, поскольку при коротких рядах использование d=2 означало бы слишком агрессивное преобразование данных и дополнительную потерю информации. Значения p в основном были ограничены 0 и 1, а значение 2 оставлено только в одном варианте, чтобы проверить, даёт ли более длинная авторегрессионная память практическое улучшение. Значения q были включены в нескольких вариантах, так как даже при прогнозе на один месяц вперёд могло оказаться полезным учитывать не только прошлые значения ряда, но и структуру прошлых ошибок модели. При этом полный перебор большого числа конфигураций не использовался, так как в контексте коротких рядов это лишь усложнило бы модель без явной практической пользы.</w:t>
       </w:r>
     </w:p>
   </w:comment>
-  <w:comment w:id="123" w:author="Deniss" w:date="2026-04-10T17:46:00Z" w:initials="D">
+  <w:comment w:id="131" w:author="Deniss" w:date="2026-04-13T16:19:00Z" w:initials="D">
     <w:p>
       <w:pPr>
         <w:pStyle w:val="CommentText"/>
@@ -52305,11 +52762,17 @@
         <w:annotationRef/>
       </w:r>
       <w:r>
-        <w:t>Простое экспоненциальное сглаживание является традиционным методом прогнозирования временных рядов, при котором прогноз следующего значения строится на основе сглаженного уровня ряда, учитывающего предыдущие наблюдения. В отличие от наивного прогноза, данный метод опирается на все известные значение ряда (включая более ранние), постепенно уменьшая их влияние. Формально метод может быть записан следующим образом:</w:t>
+        <w:t xml:space="preserve">Для реализации использовалась та же библиотека, которая использовалась для Simple Exponential Smoothing, потому подход и методы остались те же, код отличался только отдельными параметрами моделей. При создании ARIMA дополнительно использовались параметры enforce_stationarity=False и enforce_invertibility=False. Первый параметр отключает жёсткое требование стационарности для авторегрессионной части модели, а второй </w:t>
+      </w:r>
+      <w:r>
+        <w:t>–</w:t>
+      </w:r>
+      <w:r>
+        <w:t xml:space="preserve"> жёсткое требование инвертируемости для части скользящего среднего [источник]. В контексте данной реализации это было сделано как техническое решение: если оставить эти ограничения включёнными, библиотека могла бы отбрасывать часть кандидатных конфигураций ещё на этапе оценки. Поскольку ряды короткие, а подбор выполнялся по ограниченному набору вариантов, было целесообразно не вводить дополнительную жёсткую фильтрацию заранее, а позволить модели оцениться и затем сравнить её с другими по AIC. Это не означает, что ряд заранее считался нестационарным или что инвертируемость неважна; это означает только то, что в данной реализации эти свойства не использовались как предварительный критерий исключения модели.</w:t>
       </w:r>
     </w:p>
   </w:comment>
-  <w:comment w:id="124" w:author="Deniss" w:date="2026-04-10T18:36:00Z" w:initials="D">
+  <w:comment w:id="134" w:author="Deniss" w:date="2026-04-15T21:45:00Z" w:initials="D">
     <w:p>
       <w:pPr>
         <w:pStyle w:val="CommentText"/>
@@ -52320,9 +52783,12 @@
         </w:rPr>
         <w:annotationRef/>
       </w:r>
+      <w:r>
+        <w:t>A feedforward neural network can be viewed as a function that tranforms an input feature vector \(x\) to a numerical prediction \(\hat{y}\), and is commonly used in regression and function approximation tasks (Minnett et al., 2011). In such models, the output is formed as an affine combination of hidden units with nonlinear activation functions, such as the hyperbolic tangent, which enables modeling of complex nonlinear relationships between inputs and outputs (Minnett et al., 2011).</w:t>
+      </w:r>
     </w:p>
   </w:comment>
-  <w:comment w:id="125" w:author="Deniss" w:date="2026-04-10T18:36:00Z" w:initials="D">
+  <w:comment w:id="135" w:author="Deniss" w:date="2026-04-15T21:39:00Z" w:initials="D">
     <w:p>
       <w:pPr>
         <w:pStyle w:val="CommentText"/>
@@ -52334,11 +52800,11 @@
         <w:annotationRef/>
       </w:r>
       <w:r>
-        <w:t>Реализация метода выполнялась на языке Python с использованием библиотеки statsmodels, в которой простое экспоненциальное сглаживание представлено классом SimpleExpSmoothing. Для каждой группы модель обучалась отдельно на обучающей части ряда в рамках каждого временного разбиения. Начальный уровень ряда и параметр сглаживания определялись автоматически при вызове метода fit(), после чего прогноз тестового месяца строился с помощью метода forecast(1). Такой порядок последовательно применялся ко всем выбранным группам и ко всем трём историческим разбиениям.</w:t>
+        <w:t>https://www.akadterm.lv/term.php?term=feedforward+neural+network&amp;list=feedforward+neural+network&amp;lang=EN</w:t>
       </w:r>
     </w:p>
   </w:comment>
-  <w:comment w:id="127" w:author="Deniss" w:date="2026-04-13T14:56:00Z" w:initials="D">
+  <w:comment w:id="136" w:author="Deniss" w:date="2026-04-15T22:12:00Z" w:initials="D">
     <w:p>
       <w:pPr>
         <w:pStyle w:val="CommentText"/>
@@ -52350,11 +52816,11 @@
         <w:annotationRef/>
       </w:r>
       <w:r>
-        <w:t>ARIMA-модель задаётся тремя числовыми целыми неотрицательными параметрами: p, d и q. Параметр p определяет, сколько предыдущих значений ряда используется при прогнозировании следующего значения. Параметр d задаёт порядок дифференцирования, что определяет, строить ли модель по исходным значениям ряда или по их изменениям, или по изменениям изменений и тд. Параметр q определяет, учитывает ли модель ошибки, возникавших на предыдущих шагах, в процессе обучения модели. Более простыми словами, параметры можно рассматривать как:</w:t>
+        <w:t>An artificial neuron in a fully connected layer computes a weighted sum of its inputs with an added bias term, followed by the application of a nonlinear activation function. This operation can be expressed as (Chiang &amp; Fu, 1992):</w:t>
       </w:r>
     </w:p>
   </w:comment>
-  <w:comment w:id="128" w:author="Deniss" w:date="2026-04-13T14:35:00Z" w:initials="D">
+  <w:comment w:id="137" w:author="Deniss" w:date="2026-04-15T22:30:00Z" w:initials="D">
     <w:p>
       <w:pPr>
         <w:pStyle w:val="CommentText"/>
@@ -52366,11 +52832,11 @@
         <w:annotationRef/>
       </w:r>
       <w:r>
-        <w:t>Правильная комбинация этих трех параметров дала бы лучший результат прогноза модели. Так как заранее нельзя знать правильную конфигурацию ARIMA, для каждого теста в коде проверялся ограниченный набор кандидатных комбинаций p, d и q и отбирался лучший. Для выбора лучшей конфигурации использовался критерий AIC. Его стандартная форма может быть записана как</w:t>
+        <w:t>For a layer consisting of multiple neurons, this computation can be written in matrix form as:</w:t>
       </w:r>
     </w:p>
   </w:comment>
-  <w:comment w:id="131" w:author="Deniss" w:date="2026-04-13T15:49:00Z" w:initials="D">
+  <w:comment w:id="138" w:author="Deniss" w:date="2026-04-15T22:30:00Z" w:initials="D">
     <w:p>
       <w:pPr>
         <w:pStyle w:val="CommentText"/>
@@ -52382,350 +52848,185 @@
         <w:annotationRef/>
       </w:r>
       <w:r>
-        <w:t xml:space="preserve">Критерий высчитывается из качества подгонки (fitting) и сложности получившейся конфигурации модели. Зная это, части формулы можно интепретировать другим образом: −2ln(L) показывает насколько хорошо модель подогналась, 2k </w:t>
+        <w:t>In multilayer perceptrons, neurons are organized into input, hidden, and output layers, and the network learns by adjusting weights to minimize the error between predicted and desired outputs (Ramchoun et al., 2019). For regression tasks, the output layer is commonly defined as a linear transformation of the last hidden representation, allowing the network to produce continuous-valued predictions (Chiang &amp; Fu, 1992). In this case, the predicted output can be written as formula 3, where the network parameters are optimized to minimize the discrepancy between \( \hat{y} \) and the true target \( y \) (Ramchoun et al., 2019).:</w:t>
+      </w:r>
+    </w:p>
+  </w:comment>
+  <w:comment w:id="145" w:author="Deniss" w:date="2026-04-18T11:55:00Z" w:initials="D">
+    <w:p>
+      <w:pPr>
+        <w:pStyle w:val="CommentText"/>
+      </w:pPr>
+      <w:r>
+        <w:rPr>
+          <w:rStyle w:val="CommentReference"/>
+        </w:rPr>
+        <w:annotationRef/>
+      </w:r>
+      <w:r>
+        <w:t>Рекуррентные сети и отличие LSTM</w:t>
+      </w:r>
+    </w:p>
+    <w:p>
+      <w:pPr>
+        <w:pStyle w:val="CommentText"/>
+      </w:pPr>
+    </w:p>
+    <w:p>
+      <w:pPr>
+        <w:pStyle w:val="CommentText"/>
+      </w:pPr>
+      <w:r>
+        <w:t>Обычная полносвязная сеть ожидает фиксированное количество входных признаков. Рекуррентные нейронные сети (RNN) вводят скрытое состояние (h_t), которое обновляется шаг за шагом и переносит информацию из прошлого в будущее. Это удобно использовать для временных рядов, где данные выглядят как последовательность во времени.  (Yunita et al., 2025).</w:t>
+      </w:r>
+    </w:p>
+    <w:p>
+      <w:pPr>
+        <w:pStyle w:val="CommentText"/>
+      </w:pPr>
+    </w:p>
+    <w:p>
+      <w:pPr>
+        <w:pStyle w:val="CommentText"/>
+      </w:pPr>
+      <w:r>
+        <w:t>[ h_t = f(x_t, h_{t-1}), \qquad \hat{y}_t = g(h_t). ]</w:t>
+      </w:r>
+    </w:p>
+    <w:p>
+      <w:pPr>
+        <w:pStyle w:val="CommentText"/>
+      </w:pPr>
+    </w:p>
+    <w:p>
+      <w:pPr>
+        <w:pStyle w:val="CommentText"/>
+      </w:pPr>
+      <w:r>
+        <w:t>Недостаток простых RNN в том, что им сложнее запоминать дальние зависимости из-за затухающих градиентов при обратном распространении по времени (BPTT) (El Filali et al., 2022).</w:t>
+      </w:r>
+    </w:p>
+    <w:p>
+      <w:pPr>
+        <w:pStyle w:val="CommentText"/>
+      </w:pPr>
+    </w:p>
+    <w:p>
+      <w:pPr>
+        <w:pStyle w:val="CommentText"/>
+      </w:pPr>
+      <w:r>
+        <w:t>Идея LSTM</w:t>
+      </w:r>
+    </w:p>
+    <w:p>
+      <w:pPr>
+        <w:pStyle w:val="CommentText"/>
+      </w:pPr>
+    </w:p>
+    <w:p>
+      <w:pPr>
+        <w:pStyle w:val="CommentText"/>
+      </w:pPr>
+      <w:r>
+        <w:t xml:space="preserve">LSTM (Long Short-Term Memory) </w:t>
       </w:r>
       <w:r>
         <w:t>–</w:t>
       </w:r>
       <w:r>
-        <w:t xml:space="preserve"> штраф за сложность (количество параметров). В контексте ARIMA сложность означает вероятность, что конфигурации присущ overfitting - сценарий, когда модель настолько хорошо (отсюда и сложность) запомнила ряды, что она уже скорее начинает ловить "шум", а не закономерность. Это значит, что на тестовых данных модель поведет себя хуже, чем условная конфигурация с несильно худшим качеством подгонки, но более низкой сложностью [источник].  В коде для каждого обучения последовательно оценивались все заданные конфигурации, после чего выбиралась та, у которой значение AIC было минимальным.</w:t>
+        <w:t xml:space="preserve"> развитие RNN, где внутри ячейки появляется отдельное «состояние памяти» (c_t) и набор «врат» (gates), которые управляют тем, что забывается, что записывается и что выдаётся наружу (Yunita et al., 2025; El Filali et al., 2022).</w:t>
+      </w:r>
+    </w:p>
+    <w:p>
+      <w:pPr>
+        <w:pStyle w:val="CommentText"/>
+      </w:pPr>
+    </w:p>
+    <w:p>
+      <w:pPr>
+        <w:pStyle w:val="CommentText"/>
+      </w:pPr>
+      <w:r>
+        <w:t>Типичная формулировка включает (El Filali et al., 2022):</w:t>
+      </w:r>
+    </w:p>
+    <w:p>
+      <w:pPr>
+        <w:pStyle w:val="CommentText"/>
+      </w:pPr>
+    </w:p>
+    <w:p>
+      <w:pPr>
+        <w:pStyle w:val="CommentText"/>
+      </w:pPr>
+      <w:r>
+        <w:t xml:space="preserve">forget gate (f_t) </w:t>
+      </w:r>
+      <w:r>
+        <w:t>–</w:t>
+      </w:r>
+      <w:r>
+        <w:t xml:space="preserve"> сколько информации из (c_{t-1}) сохранить,</w:t>
+      </w:r>
+    </w:p>
+    <w:p>
+      <w:pPr>
+        <w:pStyle w:val="CommentText"/>
+      </w:pPr>
+      <w:r>
+        <w:t xml:space="preserve">input gate (i_t) </w:t>
+      </w:r>
+      <w:r>
+        <w:t>–</w:t>
+      </w:r>
+      <w:r>
+        <w:t xml:space="preserve"> сколько новой информации записать,</w:t>
+      </w:r>
+    </w:p>
+    <w:p>
+      <w:pPr>
+        <w:pStyle w:val="CommentText"/>
+      </w:pPr>
+      <w:r>
+        <w:t xml:space="preserve">candidate (\tilde{c}_t) </w:t>
+      </w:r>
+      <w:r>
+        <w:t>–</w:t>
+      </w:r>
+      <w:r>
+        <w:t xml:space="preserve"> кандидаты на запись в память,</w:t>
+      </w:r>
+    </w:p>
+    <w:p>
+      <w:pPr>
+        <w:pStyle w:val="CommentText"/>
+      </w:pPr>
+      <w:r>
+        <w:t xml:space="preserve">output gate (o_t) </w:t>
+      </w:r>
+      <w:r>
+        <w:t>–</w:t>
+      </w:r>
+      <w:r>
+        <w:t xml:space="preserve"> какая часть состояния памяти попадёт в выход (h_t).</w:t>
+      </w:r>
+    </w:p>
+    <w:p>
+      <w:pPr>
+        <w:pStyle w:val="CommentText"/>
+      </w:pPr>
+    </w:p>
+    <w:p>
+      <w:pPr>
+        <w:pStyle w:val="CommentText"/>
+      </w:pPr>
+      <w:r>
+        <w:t>Смысл LSTM в том, что она обучает механизмы управления памятью, что может лучше обучить моделирование последовательностей по сравнению с RNN (El Filali et al., 2022). В задаче прогнозирования на месячные продажи влияют и последние наблюдения, и недавняя динамика (рост/падение), и доступность товара (поставки). С LSTM можно подавать на вход последовательность значений и признаков, поэтому модель может учитывать контекст нескольких прошлых месяцев при прогнозе следующего (El Filali et al., 2022; Yunita et al., 2025).</w:t>
       </w:r>
     </w:p>
   </w:comment>
-  <w:comment w:id="130" w:author="Deniss" w:date="2026-04-13T15:58:00Z" w:initials="D">
-    <w:p>
-      <w:pPr>
-        <w:pStyle w:val="CommentText"/>
-      </w:pPr>
-      <w:r>
-        <w:rPr>
-          <w:rStyle w:val="CommentReference"/>
-        </w:rPr>
-        <w:annotationRef/>
-      </w:r>
-      <w:r>
-        <w:t xml:space="preserve">Критерий высчитывается из качества подгонки (fitting) и сложности получившейся конфигурации модели. Зная это, части формулы можно интепретировать другим образом: −2ln(L) показывает насколько хорошо модель подогналась, 2k </w:t>
-      </w:r>
-      <w:r>
-        <w:t>–</w:t>
-      </w:r>
-      <w:r>
-        <w:t xml:space="preserve"> штраф за сложность (количество параметров). В контексте ARIMA сложность означает вероятность, что конфигурации присущ overfitting - сценарий, когда модель настолько хорошо (отсюда и сложность) запомнила ряды, что она уже скорее начинает ловить "шум", а не закономерность. Это значит, что на тестовых данных модель поведет себя хуже, чем условная конфигурация с несильно худшим качеством подгонки, но более низкой сложностью [источник].  </w:t>
-      </w:r>
-      <w:r>
-        <w:t xml:space="preserve"> </w:t>
-      </w:r>
-    </w:p>
-  </w:comment>
-  <w:comment w:id="132" w:author="Deniss" w:date="2026-04-13T16:23:00Z" w:initials="D">
-    <w:p>
-      <w:pPr>
-        <w:pStyle w:val="CommentText"/>
-      </w:pPr>
-      <w:r>
-        <w:rPr>
-          <w:rStyle w:val="CommentReference"/>
-        </w:rPr>
-        <w:annotationRef/>
-      </w:r>
-      <w:r>
-        <w:t>Для каждого ряда и для каждого обучения код по очереди пытался обучить все указанные конфигурации ARIMA. Если конкретная конфигурация не могла быть корректно оценена библиотекой, она пропускалась. После этого выбиралась модель с наименьшим значением AIC, и уже она использовалась для прогноза следующего месяца. Таким образом, модель переконфигурировалась для всех рядов данных</w:t>
-      </w:r>
-    </w:p>
-  </w:comment>
-  <w:comment w:id="133" w:author="Deniss" w:date="2026-04-13T16:18:00Z" w:initials="D">
-    <w:p>
-      <w:pPr>
-        <w:pStyle w:val="CommentText"/>
-      </w:pPr>
-      <w:r>
-        <w:rPr>
-          <w:rStyle w:val="CommentReference"/>
-        </w:rPr>
-        <w:annotationRef/>
-      </w:r>
-      <w:r>
-        <w:t>Данный набор был выбран как компромисс между читаемостью реализации и достаточной вариативностью модели. Конфигурация (0,0,0) была оставлена как предельно простой вариант внутри самого семейства ARIMA. Значения d были ограничены только 0 и 1, поскольку при коротких рядах использование d=2 означало бы слишком агрессивное преобразование данных и дополнительную потерю информации. Значения p в основном были ограничены 0 и 1, а значение 2 оставлено только в одном варианте, чтобы проверить, даёт ли более длинная авторегрессионная память практическое улучшение. Значения q были включены в нескольких вариантах, так как даже при прогнозе на один месяц вперёд могло оказаться полезным учитывать не только прошлые значения ряда, но и структуру прошлых ошибок модели. При этом полный перебор большого числа конфигураций не использовался, так как в контексте коротких рядов это лишь усложнило бы модель без явной практической пользы.</w:t>
-      </w:r>
-    </w:p>
-  </w:comment>
-  <w:comment w:id="134" w:author="Deniss" w:date="2026-04-13T16:19:00Z" w:initials="D">
-    <w:p>
-      <w:pPr>
-        <w:pStyle w:val="CommentText"/>
-      </w:pPr>
-      <w:r>
-        <w:rPr>
-          <w:rStyle w:val="CommentReference"/>
-        </w:rPr>
-        <w:annotationRef/>
-      </w:r>
-      <w:r>
-        <w:t xml:space="preserve">Для реализации использовалась та же библиотека, которая использовалась для Simple Exponential Smoothing, потому подход и методы остались те же, код отличался только отдельными параметрами моделей. При создании ARIMA дополнительно использовались параметры enforce_stationarity=False и enforce_invertibility=False. Первый параметр отключает жёсткое требование стационарности для авторегрессионной части модели, а второй </w:t>
-      </w:r>
-      <w:r>
-        <w:t>–</w:t>
-      </w:r>
-      <w:r>
-        <w:t xml:space="preserve"> жёсткое требование инвертируемости для части скользящего среднего [источник]. В контексте данной реализации это было сделано как техническое решение: если оставить эти ограничения включёнными, библиотека могла бы отбрасывать часть кандидатных конфигураций ещё на этапе оценки. Поскольку ряды короткие, а подбор выполнялся по ограниченному набору вариантов, было целесообразно не вводить дополнительную жёсткую фильтрацию заранее, а позволить модели оцениться и затем сравнить её с другими по AIC. Это не означает, что ряд заранее считался нестационарным или что инвертируемость неважна; это означает только то, что в данной реализации эти свойства не использовались как предварительный критерий исключения модели.</w:t>
-      </w:r>
-    </w:p>
-  </w:comment>
-  <w:comment w:id="137" w:author="Deniss" w:date="2026-04-15T21:45:00Z" w:initials="D">
-    <w:p>
-      <w:pPr>
-        <w:pStyle w:val="CommentText"/>
-      </w:pPr>
-      <w:r>
-        <w:rPr>
-          <w:rStyle w:val="CommentReference"/>
-        </w:rPr>
-        <w:annotationRef/>
-      </w:r>
-      <w:r>
-        <w:t>A feedforward neural network can be viewed as a function that tranforms an input feature vector \(x\) to a numerical prediction \(\hat{y}\), and is commonly used in regression and function approximation tasks (Minnett et al., 2011). In such models, the output is formed as an affine combination of hidden units with nonlinear activation functions, such as the hyperbolic tangent, which enables modeling of complex nonlinear relationships between inputs and outputs (Minnett et al., 2011).</w:t>
-      </w:r>
-    </w:p>
-  </w:comment>
-  <w:comment w:id="138" w:author="Deniss" w:date="2026-04-15T21:39:00Z" w:initials="D">
-    <w:p>
-      <w:pPr>
-        <w:pStyle w:val="CommentText"/>
-      </w:pPr>
-      <w:r>
-        <w:rPr>
-          <w:rStyle w:val="CommentReference"/>
-        </w:rPr>
-        <w:annotationRef/>
-      </w:r>
-      <w:r>
-        <w:t>https://www.akadterm.lv/term.php?term=feedforward+neural+network&amp;list=feedforward+neural+network&amp;lang=EN</w:t>
-      </w:r>
-    </w:p>
-  </w:comment>
-  <w:comment w:id="139" w:author="Deniss" w:date="2026-04-15T22:12:00Z" w:initials="D">
-    <w:p>
-      <w:pPr>
-        <w:pStyle w:val="CommentText"/>
-      </w:pPr>
-      <w:r>
-        <w:rPr>
-          <w:rStyle w:val="CommentReference"/>
-        </w:rPr>
-        <w:annotationRef/>
-      </w:r>
-      <w:r>
-        <w:t>An artificial neuron in a fully connected layer computes a weighted sum of its inputs with an added bias term, followed by the application of a nonlinear activation function. This operation can be expressed as (Chiang &amp; Fu, 1992):</w:t>
-      </w:r>
-    </w:p>
-  </w:comment>
-  <w:comment w:id="140" w:author="Deniss" w:date="2026-04-15T22:30:00Z" w:initials="D">
-    <w:p>
-      <w:pPr>
-        <w:pStyle w:val="CommentText"/>
-      </w:pPr>
-      <w:r>
-        <w:rPr>
-          <w:rStyle w:val="CommentReference"/>
-        </w:rPr>
-        <w:annotationRef/>
-      </w:r>
-      <w:r>
-        <w:t>For a layer consisting of multiple neurons, this computation can be written in matrix form as:</w:t>
-      </w:r>
-    </w:p>
-  </w:comment>
-  <w:comment w:id="141" w:author="Deniss" w:date="2026-04-15T22:30:00Z" w:initials="D">
-    <w:p>
-      <w:pPr>
-        <w:pStyle w:val="CommentText"/>
-      </w:pPr>
-      <w:r>
-        <w:rPr>
-          <w:rStyle w:val="CommentReference"/>
-        </w:rPr>
-        <w:annotationRef/>
-      </w:r>
-      <w:r>
-        <w:t>In multilayer perceptrons, neurons are organized into input, hidden, and output layers, and the network learns by adjusting weights to minimize the error between predicted and desired outputs (Ramchoun et al., 2019). For regression tasks, the output layer is commonly defined as a linear transformation of the last hidden representation, allowing the network to produce continuous-valued predictions (Chiang &amp; Fu, 1992). In this case, the predicted output can be written as formula 3, where the network parameters are optimized to minimize the discrepancy between \( \hat{y} \) and the true target \( y \) (Ramchoun et al., 2019).:</w:t>
-      </w:r>
-    </w:p>
-  </w:comment>
-  <w:comment w:id="148" w:author="Deniss" w:date="2026-04-18T11:55:00Z" w:initials="D">
-    <w:p>
-      <w:pPr>
-        <w:pStyle w:val="CommentText"/>
-      </w:pPr>
-      <w:r>
-        <w:rPr>
-          <w:rStyle w:val="CommentReference"/>
-        </w:rPr>
-        <w:annotationRef/>
-      </w:r>
-      <w:r>
-        <w:t>Рекуррентные сети и отличие LSTM</w:t>
-      </w:r>
-    </w:p>
-    <w:p>
-      <w:pPr>
-        <w:pStyle w:val="CommentText"/>
-      </w:pPr>
-    </w:p>
-    <w:p>
-      <w:pPr>
-        <w:pStyle w:val="CommentText"/>
-      </w:pPr>
-      <w:r>
-        <w:t>Обычная полносвязная сеть ожидает фиксированное количество входных признаков. Рекуррентные нейронные сети (RNN) вводят скрытое состояние (h_t), которое обновляется шаг за шагом и переносит информацию из прошлого в будущее. Это удобно использовать для временных рядов, где данные выглядят как последовательность во времени.  (Yunita et al., 2025).</w:t>
-      </w:r>
-    </w:p>
-    <w:p>
-      <w:pPr>
-        <w:pStyle w:val="CommentText"/>
-      </w:pPr>
-    </w:p>
-    <w:p>
-      <w:pPr>
-        <w:pStyle w:val="CommentText"/>
-      </w:pPr>
-      <w:r>
-        <w:t>[ h_t = f(x_t, h_{t-1}), \qquad \hat{y}_t = g(h_t). ]</w:t>
-      </w:r>
-    </w:p>
-    <w:p>
-      <w:pPr>
-        <w:pStyle w:val="CommentText"/>
-      </w:pPr>
-    </w:p>
-    <w:p>
-      <w:pPr>
-        <w:pStyle w:val="CommentText"/>
-      </w:pPr>
-      <w:r>
-        <w:t>Недостаток простых RNN в том, что им сложнее запоминать дальние зависимости из-за затухающих градиентов при обратном распространении по времени (BPTT) (El Filali et al., 2022).</w:t>
-      </w:r>
-    </w:p>
-    <w:p>
-      <w:pPr>
-        <w:pStyle w:val="CommentText"/>
-      </w:pPr>
-    </w:p>
-    <w:p>
-      <w:pPr>
-        <w:pStyle w:val="CommentText"/>
-      </w:pPr>
-      <w:r>
-        <w:t>Идея LSTM</w:t>
-      </w:r>
-    </w:p>
-    <w:p>
-      <w:pPr>
-        <w:pStyle w:val="CommentText"/>
-      </w:pPr>
-    </w:p>
-    <w:p>
-      <w:pPr>
-        <w:pStyle w:val="CommentText"/>
-      </w:pPr>
-      <w:r>
-        <w:t xml:space="preserve">LSTM (Long Short-Term Memory) </w:t>
-      </w:r>
-      <w:r>
-        <w:t>–</w:t>
-      </w:r>
-      <w:r>
-        <w:t xml:space="preserve"> развитие RNN, где внутри ячейки появляется отдельное «состояние памяти» (c_t) и набор «врат» (gates), которые управляют тем, что забывается, что записывается и что выдаётся наружу (Yunita et al., 2025; El Filali et al., 2022).</w:t>
-      </w:r>
-    </w:p>
-    <w:p>
-      <w:pPr>
-        <w:pStyle w:val="CommentText"/>
-      </w:pPr>
-    </w:p>
-    <w:p>
-      <w:pPr>
-        <w:pStyle w:val="CommentText"/>
-      </w:pPr>
-      <w:r>
-        <w:t>Типичная формулировка включает (El Filali et al., 2022):</w:t>
-      </w:r>
-    </w:p>
-    <w:p>
-      <w:pPr>
-        <w:pStyle w:val="CommentText"/>
-      </w:pPr>
-    </w:p>
-    <w:p>
-      <w:pPr>
-        <w:pStyle w:val="CommentText"/>
-      </w:pPr>
-      <w:r>
-        <w:t xml:space="preserve">forget gate (f_t) </w:t>
-      </w:r>
-      <w:r>
-        <w:t>–</w:t>
-      </w:r>
-      <w:r>
-        <w:t xml:space="preserve"> сколько информации из (c_{t-1}) сохранить,</w:t>
-      </w:r>
-    </w:p>
-    <w:p>
-      <w:pPr>
-        <w:pStyle w:val="CommentText"/>
-      </w:pPr>
-      <w:r>
-        <w:t xml:space="preserve">input gate (i_t) </w:t>
-      </w:r>
-      <w:r>
-        <w:t>–</w:t>
-      </w:r>
-      <w:r>
-        <w:t xml:space="preserve"> сколько новой информации записать,</w:t>
-      </w:r>
-    </w:p>
-    <w:p>
-      <w:pPr>
-        <w:pStyle w:val="CommentText"/>
-      </w:pPr>
-      <w:r>
-        <w:t xml:space="preserve">candidate (\tilde{c}_t) </w:t>
-      </w:r>
-      <w:r>
-        <w:t>–</w:t>
-      </w:r>
-      <w:r>
-        <w:t xml:space="preserve"> кандидаты на запись в память,</w:t>
-      </w:r>
-    </w:p>
-    <w:p>
-      <w:pPr>
-        <w:pStyle w:val="CommentText"/>
-      </w:pPr>
-      <w:r>
-        <w:t xml:space="preserve">output gate (o_t) </w:t>
-      </w:r>
-      <w:r>
-        <w:t>–</w:t>
-      </w:r>
-      <w:r>
-        <w:t xml:space="preserve"> какая часть состояния памяти попадёт в выход (h_t).</w:t>
-      </w:r>
-    </w:p>
-    <w:p>
-      <w:pPr>
-        <w:pStyle w:val="CommentText"/>
-      </w:pPr>
-    </w:p>
-    <w:p>
-      <w:pPr>
-        <w:pStyle w:val="CommentText"/>
-      </w:pPr>
-      <w:r>
-        <w:t>Смысл LSTM в том, что она обучает механизмы управления памятью, что может лучше обучить моделирование последовательностей по сравнению с RNN (El Filali et al., 2022). В задаче прогнозирования на месячные продажи влияют и последние наблюдения, и недавняя динамика (рост/падение), и доступность товара (поставки). С LSTM можно подавать на вход последовательность значений и признаков, поэтому модель может учитывать контекст нескольких прошлых месяцев при прогнозе следующего (El Filali et al., 2022; Yunita et al., 2025).</w:t>
-      </w:r>
-    </w:p>
-  </w:comment>
-  <w:comment w:id="150" w:author="Deniss" w:date="2026-04-18T12:47:00Z" w:initials="D">
+  <w:comment w:id="147" w:author="Deniss" w:date="2026-04-18T12:47:00Z" w:initials="D">
     <w:p>
       <w:pPr>
         <w:pStyle w:val="CommentText"/>
@@ -52918,7 +53219,7 @@
       </w:pPr>
     </w:p>
   </w:comment>
-  <w:comment w:id="151" w:author="Deniss" w:date="2026-04-18T13:32:00Z" w:initials="D">
+  <w:comment w:id="148" w:author="Deniss" w:date="2026-04-18T13:32:00Z" w:initials="D">
     <w:p>
       <w:pPr>
         <w:pStyle w:val="CommentText"/>
@@ -52947,7 +53248,7 @@
       </w:r>
     </w:p>
   </w:comment>
-  <w:comment w:id="153" w:author="Deniss" w:date="2026-05-18T19:01:00Z" w:initials="D">
+  <w:comment w:id="150" w:author="Deniss" w:date="2026-05-18T19:01:00Z" w:initials="D">
     <w:p>
       <w:pPr>
         <w:pStyle w:val="CommentText"/>
@@ -52963,7 +53264,7 @@
       </w:r>
     </w:p>
   </w:comment>
-  <w:comment w:id="155" w:author="Deniss" w:date="2026-05-18T19:01:00Z" w:initials="D">
+  <w:comment w:id="152" w:author="Deniss" w:date="2026-05-18T19:01:00Z" w:initials="D">
     <w:p>
       <w:pPr>
         <w:pStyle w:val="CommentText"/>
@@ -52979,7 +53280,7 @@
       </w:r>
     </w:p>
   </w:comment>
-  <w:comment w:id="154" w:author="Deniss" w:date="2026-05-18T19:05:00Z" w:initials="D">
+  <w:comment w:id="151" w:author="Deniss" w:date="2026-05-18T19:05:00Z" w:initials="D">
     <w:p>
       <w:pPr>
         <w:pStyle w:val="CommentText"/>
@@ -52995,7 +53296,7 @@
       </w:r>
     </w:p>
   </w:comment>
-  <w:comment w:id="156" w:author="Deniss" w:date="2026-05-18T19:00:00Z" w:initials="D">
+  <w:comment w:id="153" w:author="Deniss" w:date="2026-05-18T19:00:00Z" w:initials="D">
     <w:p>
       <w:pPr>
         <w:pStyle w:val="CommentText"/>
@@ -53011,7 +53312,7 @@
       </w:r>
     </w:p>
   </w:comment>
-  <w:comment w:id="157" w:author="Deniss" w:date="2026-04-18T18:44:00Z" w:initials="D">
+  <w:comment w:id="154" w:author="Deniss" w:date="2026-04-18T18:44:00Z" w:initials="D">
     <w:p>
       <w:pPr>
         <w:pStyle w:val="CommentText"/>
@@ -53053,7 +53354,7 @@
       </w:r>
     </w:p>
   </w:comment>
-  <w:comment w:id="159" w:author="Deniss" w:date="2026-05-11T15:49:00Z" w:initials="D">
+  <w:comment w:id="156" w:author="Deniss" w:date="2026-05-11T15:49:00Z" w:initials="D">
     <w:p>
       <w:pPr>
         <w:pStyle w:val="CommentText"/>
@@ -53069,7 +53370,7 @@
       </w:r>
     </w:p>
   </w:comment>
-  <w:comment w:id="160" w:author="Deniss" w:date="2026-05-11T21:45:00Z" w:initials="D">
+  <w:comment w:id="157" w:author="Deniss" w:date="2026-05-11T21:45:00Z" w:initials="D">
     <w:p>
       <w:pPr>
         <w:pStyle w:val="CommentText"/>
@@ -53091,7 +53392,7 @@
       </w:r>
     </w:p>
   </w:comment>
-  <w:comment w:id="161" w:author="Deniss" w:date="2026-05-11T15:52:00Z" w:initials="D">
+  <w:comment w:id="158" w:author="Deniss" w:date="2026-05-11T15:52:00Z" w:initials="D">
     <w:p>
       <w:pPr>
         <w:pStyle w:val="CommentText"/>
@@ -53107,7 +53408,7 @@
       </w:r>
     </w:p>
   </w:comment>
-  <w:comment w:id="162" w:author="Deniss" w:date="2026-05-11T16:11:00Z" w:initials="D">
+  <w:comment w:id="159" w:author="Deniss" w:date="2026-05-11T16:11:00Z" w:initials="D">
     <w:p>
       <w:pPr>
         <w:pStyle w:val="CommentText"/>
@@ -53123,7 +53424,7 @@
       </w:r>
     </w:p>
   </w:comment>
-  <w:comment w:id="163" w:author="Deniss" w:date="2026-05-11T16:28:00Z" w:initials="D">
+  <w:comment w:id="160" w:author="Deniss" w:date="2026-05-11T16:28:00Z" w:initials="D">
     <w:p>
       <w:pPr>
         <w:pStyle w:val="CommentText"/>
@@ -53139,7 +53440,7 @@
       </w:r>
     </w:p>
   </w:comment>
-  <w:comment w:id="164" w:author="Deniss" w:date="2026-05-11T18:58:00Z" w:initials="D">
+  <w:comment w:id="161" w:author="Deniss" w:date="2026-05-11T18:58:00Z" w:initials="D">
     <w:p>
       <w:pPr>
         <w:pStyle w:val="CommentText"/>
@@ -53155,7 +53456,7 @@
       </w:r>
     </w:p>
   </w:comment>
-  <w:comment w:id="165" w:author="Deniss" w:date="2026-05-11T19:56:00Z" w:initials="D">
+  <w:comment w:id="162" w:author="Deniss" w:date="2026-05-11T19:56:00Z" w:initials="D">
     <w:p>
       <w:pPr>
         <w:pStyle w:val="CommentText"/>
@@ -53171,7 +53472,7 @@
       </w:r>
     </w:p>
   </w:comment>
-  <w:comment w:id="166" w:author="Deniss" w:date="2026-05-11T19:19:00Z" w:initials="D">
+  <w:comment w:id="163" w:author="Deniss" w:date="2026-05-11T19:19:00Z" w:initials="D">
     <w:p>
       <w:pPr>
         <w:pStyle w:val="CommentText"/>
@@ -53187,7 +53488,7 @@
       </w:r>
     </w:p>
   </w:comment>
-  <w:comment w:id="167" w:author="Deniss" w:date="2026-05-17T14:26:00Z" w:initials="D">
+  <w:comment w:id="164" w:author="Deniss" w:date="2026-05-17T14:26:00Z" w:initials="D">
     <w:p>
       <w:pPr>
         <w:pStyle w:val="CommentText"/>
@@ -53203,7 +53504,7 @@
       </w:r>
     </w:p>
   </w:comment>
-  <w:comment w:id="169" w:author="Deniss" w:date="2026-04-19T14:23:00Z" w:initials="D">
+  <w:comment w:id="166" w:author="Deniss" w:date="2026-04-19T14:23:00Z" w:initials="D">
     <w:p>
       <w:pPr>
         <w:pStyle w:val="CommentText"/>
@@ -53219,7 +53520,7 @@
       </w:r>
     </w:p>
   </w:comment>
-  <w:comment w:id="170" w:author="Deniss" w:date="2026-05-11T22:33:00Z" w:initials="D">
+  <w:comment w:id="167" w:author="Deniss" w:date="2026-05-11T22:33:00Z" w:initials="D">
     <w:p>
       <w:pPr>
         <w:pStyle w:val="CommentText"/>
@@ -53235,7 +53536,7 @@
       </w:r>
     </w:p>
   </w:comment>
-  <w:comment w:id="171" w:author="Deniss" w:date="2026-05-11T22:37:00Z" w:initials="D">
+  <w:comment w:id="168" w:author="Deniss" w:date="2026-05-11T22:37:00Z" w:initials="D">
     <w:p>
       <w:pPr>
         <w:pStyle w:val="CommentText"/>
@@ -53251,7 +53552,7 @@
       </w:r>
     </w:p>
   </w:comment>
-  <w:comment w:id="172" w:author="Deniss" w:date="2026-05-11T22:58:00Z" w:initials="D">
+  <w:comment w:id="169" w:author="Deniss" w:date="2026-05-11T22:58:00Z" w:initials="D">
     <w:p>
       <w:pPr>
         <w:pStyle w:val="CommentText"/>
@@ -53267,7 +53568,7 @@
       </w:r>
     </w:p>
   </w:comment>
-  <w:comment w:id="173" w:author="Deniss" w:date="2026-05-11T23:15:00Z" w:initials="D">
+  <w:comment w:id="170" w:author="Deniss" w:date="2026-05-11T23:15:00Z" w:initials="D">
     <w:p>
       <w:pPr>
         <w:pStyle w:val="CommentText"/>
@@ -53283,7 +53584,7 @@
       </w:r>
     </w:p>
   </w:comment>
-  <w:comment w:id="174" w:author="Deniss" w:date="2026-05-11T23:14:00Z" w:initials="D">
+  <w:comment w:id="171" w:author="Deniss" w:date="2026-05-11T23:14:00Z" w:initials="D">
     <w:p>
       <w:pPr>
         <w:pStyle w:val="CommentText"/>
@@ -53299,7 +53600,7 @@
       </w:r>
     </w:p>
   </w:comment>
-  <w:comment w:id="175" w:author="Deniss" w:date="2026-05-11T23:15:00Z" w:initials="D">
+  <w:comment w:id="172" w:author="Deniss" w:date="2026-05-11T23:15:00Z" w:initials="D">
     <w:p>
       <w:pPr>
         <w:pStyle w:val="CommentText"/>
@@ -53315,7 +53616,7 @@
       </w:r>
     </w:p>
   </w:comment>
-  <w:comment w:id="178" w:author="Deniss" w:date="2026-04-19T17:53:00Z" w:initials="D">
+  <w:comment w:id="175" w:author="Deniss" w:date="2026-04-19T17:53:00Z" w:initials="D">
     <w:p>
       <w:pPr>
         <w:pStyle w:val="CommentText"/>
@@ -53331,7 +53632,7 @@
       </w:r>
     </w:p>
   </w:comment>
-  <w:comment w:id="181" w:author="Deniss" w:date="2026-04-19T20:47:00Z" w:initials="D">
+  <w:comment w:id="178" w:author="Deniss" w:date="2026-04-19T20:47:00Z" w:initials="D">
     <w:p>
       <w:pPr>
         <w:pStyle w:val="CommentText"/>
@@ -53359,7 +53660,7 @@
       </w:r>
     </w:p>
   </w:comment>
-  <w:comment w:id="183" w:author="Deniss" w:date="2026-05-13T12:27:00Z" w:initials="D">
+  <w:comment w:id="180" w:author="Deniss" w:date="2026-05-13T12:27:00Z" w:initials="D">
     <w:p>
       <w:pPr>
         <w:pStyle w:val="CommentText"/>
@@ -53375,7 +53676,7 @@
       </w:r>
     </w:p>
   </w:comment>
-  <w:comment w:id="184" w:author="Deniss" w:date="2026-05-13T12:46:00Z" w:initials="D">
+  <w:comment w:id="181" w:author="Deniss" w:date="2026-05-13T12:46:00Z" w:initials="D">
     <w:p>
       <w:pPr>
         <w:pStyle w:val="CommentText"/>
@@ -53391,7 +53692,7 @@
       </w:r>
     </w:p>
   </w:comment>
-  <w:comment w:id="185" w:author="Deniss" w:date="2026-05-13T13:04:00Z" w:initials="D">
+  <w:comment w:id="182" w:author="Deniss" w:date="2026-05-13T13:04:00Z" w:initials="D">
     <w:p>
       <w:pPr>
         <w:pStyle w:val="CommentText"/>
@@ -53420,7 +53721,7 @@
       </w:pPr>
     </w:p>
   </w:comment>
-  <w:comment w:id="186" w:author="Deniss" w:date="2026-05-13T13:16:00Z" w:initials="D">
+  <w:comment w:id="183" w:author="Deniss" w:date="2026-05-13T13:16:00Z" w:initials="D">
     <w:p>
       <w:pPr>
         <w:pStyle w:val="CommentText"/>
@@ -53468,7 +53769,7 @@
       </w:r>
     </w:p>
   </w:comment>
-  <w:comment w:id="187" w:author="Deniss" w:date="2026-05-13T13:48:00Z" w:initials="D">
+  <w:comment w:id="184" w:author="Deniss" w:date="2026-05-13T13:48:00Z" w:initials="D">
     <w:p>
       <w:pPr>
         <w:pStyle w:val="CommentText"/>
@@ -53484,7 +53785,7 @@
       </w:r>
     </w:p>
   </w:comment>
-  <w:comment w:id="188" w:author="Deniss" w:date="2026-05-13T14:01:00Z" w:initials="D">
+  <w:comment w:id="185" w:author="Deniss" w:date="2026-05-13T14:01:00Z" w:initials="D">
     <w:p>
       <w:pPr>
         <w:pStyle w:val="CommentText"/>
@@ -53500,7 +53801,7 @@
       </w:r>
     </w:p>
   </w:comment>
-  <w:comment w:id="189" w:author="Deniss" w:date="2026-05-13T22:36:00Z" w:initials="D">
+  <w:comment w:id="186" w:author="Deniss" w:date="2026-05-13T22:36:00Z" w:initials="D">
     <w:p>
       <w:pPr>
         <w:pStyle w:val="CommentText"/>
@@ -53516,7 +53817,7 @@
       </w:r>
     </w:p>
   </w:comment>
-  <w:comment w:id="195" w:author="Deniss" w:date="2026-05-17T13:50:00Z" w:initials="D">
+  <w:comment w:id="192" w:author="Deniss" w:date="2026-05-17T13:50:00Z" w:initials="D">
     <w:p>
       <w:pPr>
         <w:pStyle w:val="CommentText"/>
@@ -53535,7 +53836,7 @@
       </w:r>
     </w:p>
   </w:comment>
-  <w:comment w:id="196" w:author="Deniss" w:date="2026-05-17T13:50:00Z" w:initials="D">
+  <w:comment w:id="193" w:author="Deniss" w:date="2026-05-17T13:50:00Z" w:initials="D">
     <w:p>
       <w:pPr>
         <w:pStyle w:val="CommentText"/>
@@ -53567,9 +53868,7 @@
   <w15:commentEx w15:paraId="664D92D5" w15:done="0"/>
   <w15:commentEx w15:paraId="0E29FF7F" w15:done="0"/>
   <w15:commentEx w15:paraId="72ECF663" w15:done="0"/>
-  <w15:commentEx w15:paraId="631D7931" w15:done="0"/>
-  <w15:commentEx w15:paraId="61322995" w15:done="0"/>
-  <w15:commentEx w15:paraId="5FB9DE96" w15:done="0"/>
+  <w15:commentEx w15:paraId="61322995" w15:done="1"/>
   <w15:commentEx w15:paraId="1E8926FE" w15:done="0"/>
   <w15:commentEx w15:paraId="730D8FFE" w15:done="0"/>
   <w15:commentEx w15:paraId="38B7557E" w15:done="0"/>
@@ -53620,7 +53919,6 @@
   <w15:commentEx w15:paraId="3C7BF8CC" w15:done="1"/>
   <w15:commentEx w15:paraId="633D4486" w15:done="1"/>
   <w15:commentEx w15:paraId="5C6591A6" w15:done="1"/>
-  <w15:commentEx w15:paraId="6A0FF1B8" w15:done="1"/>
   <w15:commentEx w15:paraId="4E187C41" w15:done="1"/>
   <w15:commentEx w15:paraId="70AA48BA" w15:done="1"/>
   <w15:commentEx w15:paraId="0747B42C" w15:done="1"/>
@@ -53712,9 +54010,7 @@
   <w16cex:commentExtensible w16cex:durableId="29CAA0AD" w16cex:dateUtc="2026-05-18T14:56:00Z"/>
   <w16cex:commentExtensible w16cex:durableId="02AE63D6" w16cex:dateUtc="2026-05-18T14:45:00Z"/>
   <w16cex:commentExtensible w16cex:durableId="17932FDB" w16cex:dateUtc="2026-01-16T15:11:00Z"/>
-  <w16cex:commentExtensible w16cex:durableId="5D5C9A32" w16cex:dateUtc="2026-05-11T18:53:00Z"/>
   <w16cex:commentExtensible w16cex:durableId="00F0D029" w16cex:dateUtc="2026-05-12T16:36:00Z"/>
-  <w16cex:commentExtensible w16cex:durableId="7D3097E8" w16cex:dateUtc="2026-03-27T15:30:00Z"/>
   <w16cex:commentExtensible w16cex:durableId="7BB90083" w16cex:dateUtc="2026-03-26T11:58:00Z"/>
   <w16cex:commentExtensible w16cex:durableId="5898A044" w16cex:dateUtc="2026-03-30T14:05:00Z"/>
   <w16cex:commentExtensible w16cex:durableId="69D8B699" w16cex:dateUtc="2026-03-25T13:52:00Z"/>
@@ -53765,7 +54061,6 @@
   <w16cex:commentExtensible w16cex:durableId="69044FEC" w16cex:dateUtc="2026-03-30T15:33:00Z"/>
   <w16cex:commentExtensible w16cex:durableId="4AAEBABD" w16cex:dateUtc="2026-03-30T15:33:00Z"/>
   <w16cex:commentExtensible w16cex:durableId="6E70AC39" w16cex:dateUtc="2026-03-30T15:33:00Z"/>
-  <w16cex:commentExtensible w16cex:durableId="4064141D" w16cex:dateUtc="2026-03-30T16:45:00Z"/>
   <w16cex:commentExtensible w16cex:durableId="636758E0" w16cex:dateUtc="2026-03-30T15:53:00Z"/>
   <w16cex:commentExtensible w16cex:durableId="3CF9D6EB" w16cex:dateUtc="2026-03-30T16:45:00Z"/>
   <w16cex:commentExtensible w16cex:durableId="793B57F1" w16cex:dateUtc="2026-03-30T16:45:00Z"/>
@@ -53857,9 +54152,7 @@
   <w16cid:commentId w16cid:paraId="664D92D5" w16cid:durableId="29CAA0AD"/>
   <w16cid:commentId w16cid:paraId="0E29FF7F" w16cid:durableId="02AE63D6"/>
   <w16cid:commentId w16cid:paraId="72ECF663" w16cid:durableId="17932FDB"/>
-  <w16cid:commentId w16cid:paraId="631D7931" w16cid:durableId="5D5C9A32"/>
   <w16cid:commentId w16cid:paraId="61322995" w16cid:durableId="00F0D029"/>
-  <w16cid:commentId w16cid:paraId="5FB9DE96" w16cid:durableId="7D3097E8"/>
   <w16cid:commentId w16cid:paraId="1E8926FE" w16cid:durableId="7BB90083"/>
   <w16cid:commentId w16cid:paraId="730D8FFE" w16cid:durableId="5898A044"/>
   <w16cid:commentId w16cid:paraId="38B7557E" w16cid:durableId="69D8B699"/>
@@ -53910,7 +54203,6 @@
   <w16cid:commentId w16cid:paraId="3C7BF8CC" w16cid:durableId="69044FEC"/>
   <w16cid:commentId w16cid:paraId="633D4486" w16cid:durableId="4AAEBABD"/>
   <w16cid:commentId w16cid:paraId="5C6591A6" w16cid:durableId="6E70AC39"/>
-  <w16cid:commentId w16cid:paraId="6A0FF1B8" w16cid:durableId="4064141D"/>
   <w16cid:commentId w16cid:paraId="4E187C41" w16cid:durableId="636758E0"/>
   <w16cid:commentId w16cid:paraId="70AA48BA" w16cid:durableId="3CF9D6EB"/>
   <w16cid:commentId w16cid:paraId="0747B42C" w16cid:durableId="793B57F1"/>
@@ -59920,6 +60212,465 @@
 </c:chartSpace>
 </file>
 
+<file path=word/charts/chart5.xml><?xml version="1.0" encoding="utf-8"?>
+<c:chartSpace xmlns:c="http://schemas.openxmlformats.org/drawingml/2006/chart" xmlns:a="http://schemas.openxmlformats.org/drawingml/2006/main" xmlns:r="http://schemas.openxmlformats.org/officeDocument/2006/relationships" xmlns:c16r2="http://schemas.microsoft.com/office/drawing/2015/06/chart">
+  <c:date1904 val="0"/>
+  <c:lang val="en-US"/>
+  <c:roundedCorners val="0"/>
+  <mc:AlternateContent xmlns:mc="http://schemas.openxmlformats.org/markup-compatibility/2006">
+    <mc:Choice xmlns:c14="http://schemas.microsoft.com/office/drawing/2007/8/2/chart" Requires="c14">
+      <c14:style val="102"/>
+    </mc:Choice>
+    <mc:Fallback>
+      <c:style val="2"/>
+    </mc:Fallback>
+  </mc:AlternateContent>
+  <c:chart>
+    <c:autoTitleDeleted val="1"/>
+    <c:plotArea>
+      <c:layout/>
+      <c:barChart>
+        <c:barDir val="col"/>
+        <c:grouping val="stacked"/>
+        <c:varyColors val="0"/>
+        <c:ser>
+          <c:idx val="0"/>
+          <c:order val="0"/>
+          <c:tx>
+            <c:strRef>
+              <c:f>Sheet1!$C$40</c:f>
+              <c:strCache>
+                <c:ptCount val="1"/>
+                <c:pt idx="0">
+                  <c:v>=0</c:v>
+                </c:pt>
+              </c:strCache>
+            </c:strRef>
+          </c:tx>
+          <c:spPr>
+            <a:solidFill>
+              <a:schemeClr val="accent1"/>
+            </a:solidFill>
+            <a:ln>
+              <a:noFill/>
+            </a:ln>
+            <a:effectLst/>
+          </c:spPr>
+          <c:invertIfNegative val="0"/>
+          <c:cat>
+            <c:strRef>
+              <c:f>Sheet1!$B$41:$B$43</c:f>
+              <c:strCache>
+                <c:ptCount val="3"/>
+                <c:pt idx="0">
+                  <c:v>2026-01</c:v>
+                </c:pt>
+                <c:pt idx="1">
+                  <c:v>2026-02</c:v>
+                </c:pt>
+                <c:pt idx="2">
+                  <c:v>2026-03</c:v>
+                </c:pt>
+              </c:strCache>
+            </c:strRef>
+          </c:cat>
+          <c:val>
+            <c:numRef>
+              <c:f>Sheet1!$C$41:$C$43</c:f>
+              <c:numCache>
+                <c:formatCode>General</c:formatCode>
+                <c:ptCount val="3"/>
+                <c:pt idx="0">
+                  <c:v>4</c:v>
+                </c:pt>
+                <c:pt idx="1">
+                  <c:v>4</c:v>
+                </c:pt>
+                <c:pt idx="2">
+                  <c:v>0</c:v>
+                </c:pt>
+              </c:numCache>
+            </c:numRef>
+          </c:val>
+          <c:extLst>
+            <c:ext xmlns:c16="http://schemas.microsoft.com/office/drawing/2014/chart" uri="{C3380CC4-5D6E-409C-BE32-E72D297353CC}">
+              <c16:uniqueId val="{00000000-BF25-4B6F-8A92-0AE015B0092F}"/>
+            </c:ext>
+          </c:extLst>
+        </c:ser>
+        <c:ser>
+          <c:idx val="1"/>
+          <c:order val="1"/>
+          <c:tx>
+            <c:strRef>
+              <c:f>Sheet1!$D$40</c:f>
+              <c:strCache>
+                <c:ptCount val="1"/>
+                <c:pt idx="0">
+                  <c:v>&lt;1.27</c:v>
+                </c:pt>
+              </c:strCache>
+            </c:strRef>
+          </c:tx>
+          <c:spPr>
+            <a:solidFill>
+              <a:schemeClr val="accent2"/>
+            </a:solidFill>
+            <a:ln>
+              <a:noFill/>
+            </a:ln>
+            <a:effectLst/>
+          </c:spPr>
+          <c:invertIfNegative val="0"/>
+          <c:cat>
+            <c:strRef>
+              <c:f>Sheet1!$B$41:$B$43</c:f>
+              <c:strCache>
+                <c:ptCount val="3"/>
+                <c:pt idx="0">
+                  <c:v>2026-01</c:v>
+                </c:pt>
+                <c:pt idx="1">
+                  <c:v>2026-02</c:v>
+                </c:pt>
+                <c:pt idx="2">
+                  <c:v>2026-03</c:v>
+                </c:pt>
+              </c:strCache>
+            </c:strRef>
+          </c:cat>
+          <c:val>
+            <c:numRef>
+              <c:f>Sheet1!$D$41:$D$43</c:f>
+              <c:numCache>
+                <c:formatCode>General</c:formatCode>
+                <c:ptCount val="3"/>
+                <c:pt idx="0">
+                  <c:v>1</c:v>
+                </c:pt>
+                <c:pt idx="1">
+                  <c:v>2</c:v>
+                </c:pt>
+                <c:pt idx="2">
+                  <c:v>3</c:v>
+                </c:pt>
+              </c:numCache>
+            </c:numRef>
+          </c:val>
+          <c:extLst>
+            <c:ext xmlns:c16="http://schemas.microsoft.com/office/drawing/2014/chart" uri="{C3380CC4-5D6E-409C-BE32-E72D297353CC}">
+              <c16:uniqueId val="{00000001-BF25-4B6F-8A92-0AE015B0092F}"/>
+            </c:ext>
+          </c:extLst>
+        </c:ser>
+        <c:ser>
+          <c:idx val="2"/>
+          <c:order val="2"/>
+          <c:tx>
+            <c:strRef>
+              <c:f>Sheet1!$E$40</c:f>
+              <c:strCache>
+                <c:ptCount val="1"/>
+              </c:strCache>
+            </c:strRef>
+          </c:tx>
+          <c:spPr>
+            <a:solidFill>
+              <a:schemeClr val="accent3"/>
+            </a:solidFill>
+            <a:ln>
+              <a:noFill/>
+            </a:ln>
+            <a:effectLst/>
+          </c:spPr>
+          <c:invertIfNegative val="0"/>
+          <c:cat>
+            <c:strRef>
+              <c:f>Sheet1!$B$41:$B$43</c:f>
+              <c:strCache>
+                <c:ptCount val="3"/>
+                <c:pt idx="0">
+                  <c:v>2026-01</c:v>
+                </c:pt>
+                <c:pt idx="1">
+                  <c:v>2026-02</c:v>
+                </c:pt>
+                <c:pt idx="2">
+                  <c:v>2026-03</c:v>
+                </c:pt>
+              </c:strCache>
+            </c:strRef>
+          </c:cat>
+          <c:val>
+            <c:numRef>
+              <c:f>Sheet1!$E$41:$E$43</c:f>
+            </c:numRef>
+          </c:val>
+          <c:extLst>
+            <c:ext xmlns:c16="http://schemas.microsoft.com/office/drawing/2014/chart" uri="{C3380CC4-5D6E-409C-BE32-E72D297353CC}">
+              <c16:uniqueId val="{00000002-BF25-4B6F-8A92-0AE015B0092F}"/>
+            </c:ext>
+          </c:extLst>
+        </c:ser>
+        <c:ser>
+          <c:idx val="3"/>
+          <c:order val="3"/>
+          <c:tx>
+            <c:strRef>
+              <c:f>Sheet1!$F$40</c:f>
+              <c:strCache>
+                <c:ptCount val="1"/>
+                <c:pt idx="0">
+                  <c:v>&gt;=1.27</c:v>
+                </c:pt>
+              </c:strCache>
+            </c:strRef>
+          </c:tx>
+          <c:spPr>
+            <a:solidFill>
+              <a:schemeClr val="accent4"/>
+            </a:solidFill>
+            <a:ln>
+              <a:noFill/>
+            </a:ln>
+            <a:effectLst/>
+          </c:spPr>
+          <c:invertIfNegative val="0"/>
+          <c:cat>
+            <c:strRef>
+              <c:f>Sheet1!$B$41:$B$43</c:f>
+              <c:strCache>
+                <c:ptCount val="3"/>
+                <c:pt idx="0">
+                  <c:v>2026-01</c:v>
+                </c:pt>
+                <c:pt idx="1">
+                  <c:v>2026-02</c:v>
+                </c:pt>
+                <c:pt idx="2">
+                  <c:v>2026-03</c:v>
+                </c:pt>
+              </c:strCache>
+            </c:strRef>
+          </c:cat>
+          <c:val>
+            <c:numRef>
+              <c:f>Sheet1!$F$41:$F$43</c:f>
+              <c:numCache>
+                <c:formatCode>General</c:formatCode>
+                <c:ptCount val="3"/>
+                <c:pt idx="0">
+                  <c:v>2</c:v>
+                </c:pt>
+                <c:pt idx="1">
+                  <c:v>1</c:v>
+                </c:pt>
+                <c:pt idx="2">
+                  <c:v>4</c:v>
+                </c:pt>
+              </c:numCache>
+            </c:numRef>
+          </c:val>
+          <c:extLst>
+            <c:ext xmlns:c16="http://schemas.microsoft.com/office/drawing/2014/chart" uri="{C3380CC4-5D6E-409C-BE32-E72D297353CC}">
+              <c16:uniqueId val="{00000003-BF25-4B6F-8A92-0AE015B0092F}"/>
+            </c:ext>
+          </c:extLst>
+        </c:ser>
+        <c:dLbls>
+          <c:showLegendKey val="0"/>
+          <c:showVal val="0"/>
+          <c:showCatName val="0"/>
+          <c:showSerName val="0"/>
+          <c:showPercent val="0"/>
+          <c:showBubbleSize val="0"/>
+        </c:dLbls>
+        <c:gapWidth val="150"/>
+        <c:overlap val="100"/>
+        <c:axId val="1360206352"/>
+        <c:axId val="1360211152"/>
+      </c:barChart>
+      <c:catAx>
+        <c:axId val="1360206352"/>
+        <c:scaling>
+          <c:orientation val="minMax"/>
+        </c:scaling>
+        <c:delete val="0"/>
+        <c:axPos val="b"/>
+        <c:numFmt formatCode="General" sourceLinked="1"/>
+        <c:majorTickMark val="out"/>
+        <c:minorTickMark val="none"/>
+        <c:tickLblPos val="nextTo"/>
+        <c:spPr>
+          <a:noFill/>
+          <a:ln w="9525" cap="flat" cmpd="sng" algn="ctr">
+            <a:solidFill>
+              <a:schemeClr val="tx1">
+                <a:lumMod val="15000"/>
+                <a:lumOff val="85000"/>
+              </a:schemeClr>
+            </a:solidFill>
+            <a:round/>
+          </a:ln>
+          <a:effectLst/>
+        </c:spPr>
+        <c:txPr>
+          <a:bodyPr rot="-60000000" spcFirstLastPara="1" vertOverflow="ellipsis" vert="horz" wrap="square" anchor="ctr" anchorCtr="1"/>
+          <a:lstStyle/>
+          <a:p>
+            <a:pPr>
+              <a:defRPr sz="900" b="0" i="0" u="none" strike="noStrike" kern="1200" baseline="0">
+                <a:solidFill>
+                  <a:schemeClr val="tx1">
+                    <a:lumMod val="65000"/>
+                    <a:lumOff val="35000"/>
+                  </a:schemeClr>
+                </a:solidFill>
+                <a:latin typeface="+mn-lt"/>
+                <a:ea typeface="+mn-ea"/>
+                <a:cs typeface="+mn-cs"/>
+              </a:defRPr>
+            </a:pPr>
+            <a:endParaRPr lang="lv-LV"/>
+          </a:p>
+        </c:txPr>
+        <c:crossAx val="1360211152"/>
+        <c:crosses val="autoZero"/>
+        <c:auto val="1"/>
+        <c:lblAlgn val="ctr"/>
+        <c:lblOffset val="100"/>
+        <c:noMultiLvlLbl val="0"/>
+      </c:catAx>
+      <c:valAx>
+        <c:axId val="1360211152"/>
+        <c:scaling>
+          <c:orientation val="minMax"/>
+        </c:scaling>
+        <c:delete val="0"/>
+        <c:axPos val="l"/>
+        <c:majorGridlines>
+          <c:spPr>
+            <a:ln w="9525" cap="flat" cmpd="sng" algn="ctr">
+              <a:solidFill>
+                <a:schemeClr val="tx1">
+                  <a:lumMod val="15000"/>
+                  <a:lumOff val="85000"/>
+                </a:schemeClr>
+              </a:solidFill>
+              <a:round/>
+            </a:ln>
+            <a:effectLst/>
+          </c:spPr>
+        </c:majorGridlines>
+        <c:numFmt formatCode="General" sourceLinked="1"/>
+        <c:majorTickMark val="out"/>
+        <c:minorTickMark val="none"/>
+        <c:tickLblPos val="nextTo"/>
+        <c:spPr>
+          <a:noFill/>
+          <a:ln>
+            <a:noFill/>
+          </a:ln>
+          <a:effectLst/>
+        </c:spPr>
+        <c:txPr>
+          <a:bodyPr rot="-60000000" spcFirstLastPara="1" vertOverflow="ellipsis" vert="horz" wrap="square" anchor="ctr" anchorCtr="1"/>
+          <a:lstStyle/>
+          <a:p>
+            <a:pPr>
+              <a:defRPr sz="900" b="0" i="0" u="none" strike="noStrike" kern="1200" baseline="0">
+                <a:solidFill>
+                  <a:schemeClr val="tx1">
+                    <a:lumMod val="65000"/>
+                    <a:lumOff val="35000"/>
+                  </a:schemeClr>
+                </a:solidFill>
+                <a:latin typeface="+mn-lt"/>
+                <a:ea typeface="+mn-ea"/>
+                <a:cs typeface="+mn-cs"/>
+              </a:defRPr>
+            </a:pPr>
+            <a:endParaRPr lang="lv-LV"/>
+          </a:p>
+        </c:txPr>
+        <c:crossAx val="1360206352"/>
+        <c:crosses val="autoZero"/>
+        <c:crossBetween val="between"/>
+      </c:valAx>
+      <c:spPr>
+        <a:noFill/>
+        <a:ln>
+          <a:noFill/>
+        </a:ln>
+        <a:effectLst/>
+      </c:spPr>
+    </c:plotArea>
+    <c:legend>
+      <c:legendPos val="b"/>
+      <c:overlay val="0"/>
+      <c:spPr>
+        <a:noFill/>
+        <a:ln>
+          <a:noFill/>
+        </a:ln>
+        <a:effectLst/>
+      </c:spPr>
+      <c:txPr>
+        <a:bodyPr rot="0" spcFirstLastPara="1" vertOverflow="ellipsis" vert="horz" wrap="square" anchor="ctr" anchorCtr="1"/>
+        <a:lstStyle/>
+        <a:p>
+          <a:pPr>
+            <a:defRPr sz="900" b="0" i="0" u="none" strike="noStrike" kern="1200" baseline="0">
+              <a:solidFill>
+                <a:schemeClr val="tx1">
+                  <a:lumMod val="65000"/>
+                  <a:lumOff val="35000"/>
+                </a:schemeClr>
+              </a:solidFill>
+              <a:latin typeface="+mn-lt"/>
+              <a:ea typeface="+mn-ea"/>
+              <a:cs typeface="+mn-cs"/>
+            </a:defRPr>
+          </a:pPr>
+          <a:endParaRPr lang="lv-LV"/>
+        </a:p>
+      </c:txPr>
+    </c:legend>
+    <c:plotVisOnly val="1"/>
+    <c:dispBlanksAs val="gap"/>
+    <c:showDLblsOverMax val="0"/>
+  </c:chart>
+  <c:spPr>
+    <a:solidFill>
+      <a:schemeClr val="bg1"/>
+    </a:solidFill>
+    <a:ln w="9525" cap="flat" cmpd="sng" algn="ctr">
+      <a:solidFill>
+        <a:schemeClr val="tx1">
+          <a:lumMod val="15000"/>
+          <a:lumOff val="85000"/>
+        </a:schemeClr>
+      </a:solidFill>
+      <a:round/>
+    </a:ln>
+    <a:effectLst/>
+  </c:spPr>
+  <c:txPr>
+    <a:bodyPr/>
+    <a:lstStyle/>
+    <a:p>
+      <a:pPr>
+        <a:defRPr/>
+      </a:pPr>
+      <a:endParaRPr lang="lv-LV"/>
+    </a:p>
+  </c:txPr>
+  <c:externalData r:id="rId3">
+    <c:autoUpdate val="0"/>
+  </c:externalData>
+</c:chartSpace>
+</file>
+
 <file path=word/charts/colors1.xml><?xml version="1.0" encoding="utf-8"?>
 <cs:colorStyle xmlns:cs="http://schemas.microsoft.com/office/drawing/2012/chartStyle" xmlns:a="http://schemas.openxmlformats.org/drawingml/2006/main" meth="cycle" id="10">
   <a:schemeClr val="accent1"/>
@@ -60041,6 +60792,46 @@
 </file>
 
 <file path=word/charts/colors4.xml><?xml version="1.0" encoding="utf-8"?>
+<cs:colorStyle xmlns:cs="http://schemas.microsoft.com/office/drawing/2012/chartStyle" xmlns:a="http://schemas.openxmlformats.org/drawingml/2006/main" meth="cycle" id="10">
+  <a:schemeClr val="accent1"/>
+  <a:schemeClr val="accent2"/>
+  <a:schemeClr val="accent3"/>
+  <a:schemeClr val="accent4"/>
+  <a:schemeClr val="accent5"/>
+  <a:schemeClr val="accent6"/>
+  <cs:variation/>
+  <cs:variation>
+    <a:lumMod val="60000"/>
+  </cs:variation>
+  <cs:variation>
+    <a:lumMod val="80000"/>
+    <a:lumOff val="20000"/>
+  </cs:variation>
+  <cs:variation>
+    <a:lumMod val="80000"/>
+  </cs:variation>
+  <cs:variation>
+    <a:lumMod val="60000"/>
+    <a:lumOff val="40000"/>
+  </cs:variation>
+  <cs:variation>
+    <a:lumMod val="50000"/>
+  </cs:variation>
+  <cs:variation>
+    <a:lumMod val="70000"/>
+    <a:lumOff val="30000"/>
+  </cs:variation>
+  <cs:variation>
+    <a:lumMod val="70000"/>
+  </cs:variation>
+  <cs:variation>
+    <a:lumMod val="50000"/>
+    <a:lumOff val="50000"/>
+  </cs:variation>
+</cs:colorStyle>
+</file>
+
+<file path=word/charts/colors5.xml><?xml version="1.0" encoding="utf-8"?>
 <cs:colorStyle xmlns:cs="http://schemas.microsoft.com/office/drawing/2012/chartStyle" xmlns:a="http://schemas.openxmlformats.org/drawingml/2006/main" meth="cycle" id="10">
   <a:schemeClr val="accent1"/>
   <a:schemeClr val="accent2"/>
@@ -62118,6 +62909,511 @@
 </cs:chartStyle>
 </file>
 
+<file path=word/charts/style5.xml><?xml version="1.0" encoding="utf-8"?>
+<cs:chartStyle xmlns:cs="http://schemas.microsoft.com/office/drawing/2012/chartStyle" xmlns:a="http://schemas.openxmlformats.org/drawingml/2006/main" id="297">
+  <cs:axisTitle>
+    <cs:lnRef idx="0"/>
+    <cs:fillRef idx="0"/>
+    <cs:effectRef idx="0"/>
+    <cs:fontRef idx="minor">
+      <a:schemeClr val="tx1">
+        <a:lumMod val="65000"/>
+        <a:lumOff val="35000"/>
+      </a:schemeClr>
+    </cs:fontRef>
+    <cs:defRPr sz="1000" kern="1200"/>
+  </cs:axisTitle>
+  <cs:categoryAxis>
+    <cs:lnRef idx="0"/>
+    <cs:fillRef idx="0"/>
+    <cs:effectRef idx="0"/>
+    <cs:fontRef idx="minor">
+      <a:schemeClr val="tx1">
+        <a:lumMod val="65000"/>
+        <a:lumOff val="35000"/>
+      </a:schemeClr>
+    </cs:fontRef>
+    <cs:spPr>
+      <a:ln w="9525" cap="flat" cmpd="sng" algn="ctr">
+        <a:solidFill>
+          <a:schemeClr val="tx1">
+            <a:lumMod val="15000"/>
+            <a:lumOff val="85000"/>
+          </a:schemeClr>
+        </a:solidFill>
+        <a:round/>
+      </a:ln>
+    </cs:spPr>
+    <cs:defRPr sz="900" kern="1200"/>
+  </cs:categoryAxis>
+  <cs:chartArea mods="allowNoFillOverride allowNoLineOverride">
+    <cs:lnRef idx="0"/>
+    <cs:fillRef idx="0"/>
+    <cs:effectRef idx="0"/>
+    <cs:fontRef idx="minor">
+      <a:schemeClr val="tx1"/>
+    </cs:fontRef>
+    <cs:spPr>
+      <a:solidFill>
+        <a:schemeClr val="bg1"/>
+      </a:solidFill>
+      <a:ln w="9525" cap="flat" cmpd="sng" algn="ctr">
+        <a:solidFill>
+          <a:schemeClr val="tx1">
+            <a:lumMod val="15000"/>
+            <a:lumOff val="85000"/>
+          </a:schemeClr>
+        </a:solidFill>
+        <a:round/>
+      </a:ln>
+    </cs:spPr>
+    <cs:defRPr sz="1000" kern="1200"/>
+  </cs:chartArea>
+  <cs:dataLabel>
+    <cs:lnRef idx="0"/>
+    <cs:fillRef idx="0"/>
+    <cs:effectRef idx="0"/>
+    <cs:fontRef idx="minor">
+      <a:schemeClr val="tx1">
+        <a:lumMod val="75000"/>
+        <a:lumOff val="25000"/>
+      </a:schemeClr>
+    </cs:fontRef>
+    <cs:defRPr sz="900" kern="1200"/>
+  </cs:dataLabel>
+  <cs:dataLabelCallout>
+    <cs:lnRef idx="0"/>
+    <cs:fillRef idx="0"/>
+    <cs:effectRef idx="0"/>
+    <cs:fontRef idx="minor">
+      <a:schemeClr val="dk1">
+        <a:lumMod val="65000"/>
+        <a:lumOff val="35000"/>
+      </a:schemeClr>
+    </cs:fontRef>
+    <cs:spPr>
+      <a:solidFill>
+        <a:schemeClr val="lt1"/>
+      </a:solidFill>
+      <a:ln>
+        <a:solidFill>
+          <a:schemeClr val="dk1">
+            <a:lumMod val="25000"/>
+            <a:lumOff val="75000"/>
+          </a:schemeClr>
+        </a:solidFill>
+      </a:ln>
+    </cs:spPr>
+    <cs:defRPr sz="900" kern="1200"/>
+    <cs:bodyPr rot="0" spcFirstLastPara="1" vertOverflow="clip" horzOverflow="clip" vert="horz" wrap="square" lIns="36576" tIns="18288" rIns="36576" bIns="18288" anchor="ctr" anchorCtr="1">
+      <a:spAutoFit/>
+    </cs:bodyPr>
+  </cs:dataLabelCallout>
+  <cs:dataPoint>
+    <cs:lnRef idx="0"/>
+    <cs:fillRef idx="1">
+      <cs:styleClr val="auto"/>
+    </cs:fillRef>
+    <cs:effectRef idx="0"/>
+    <cs:fontRef idx="minor">
+      <a:schemeClr val="tx1"/>
+    </cs:fontRef>
+  </cs:dataPoint>
+  <cs:dataPoint3D>
+    <cs:lnRef idx="0"/>
+    <cs:fillRef idx="1">
+      <cs:styleClr val="auto"/>
+    </cs:fillRef>
+    <cs:effectRef idx="0"/>
+    <cs:fontRef idx="minor">
+      <a:schemeClr val="tx1"/>
+    </cs:fontRef>
+  </cs:dataPoint3D>
+  <cs:dataPointLine>
+    <cs:lnRef idx="0">
+      <cs:styleClr val="auto"/>
+    </cs:lnRef>
+    <cs:fillRef idx="1"/>
+    <cs:effectRef idx="0"/>
+    <cs:fontRef idx="minor">
+      <a:schemeClr val="tx1"/>
+    </cs:fontRef>
+    <cs:spPr>
+      <a:ln w="28575" cap="rnd">
+        <a:solidFill>
+          <a:schemeClr val="phClr"/>
+        </a:solidFill>
+        <a:round/>
+      </a:ln>
+    </cs:spPr>
+  </cs:dataPointLine>
+  <cs:dataPointMarker>
+    <cs:lnRef idx="0">
+      <cs:styleClr val="auto"/>
+    </cs:lnRef>
+    <cs:fillRef idx="1">
+      <cs:styleClr val="auto"/>
+    </cs:fillRef>
+    <cs:effectRef idx="0"/>
+    <cs:fontRef idx="minor">
+      <a:schemeClr val="tx1"/>
+    </cs:fontRef>
+    <cs:spPr>
+      <a:ln w="9525">
+        <a:solidFill>
+          <a:schemeClr val="phClr"/>
+        </a:solidFill>
+      </a:ln>
+    </cs:spPr>
+  </cs:dataPointMarker>
+  <cs:dataPointMarkerLayout symbol="circle" size="5"/>
+  <cs:dataPointWireframe>
+    <cs:lnRef idx="0">
+      <cs:styleClr val="auto"/>
+    </cs:lnRef>
+    <cs:fillRef idx="1"/>
+    <cs:effectRef idx="0"/>
+    <cs:fontRef idx="minor">
+      <a:schemeClr val="tx1"/>
+    </cs:fontRef>
+    <cs:spPr>
+      <a:ln w="9525" cap="rnd">
+        <a:solidFill>
+          <a:schemeClr val="phClr"/>
+        </a:solidFill>
+        <a:round/>
+      </a:ln>
+    </cs:spPr>
+  </cs:dataPointWireframe>
+  <cs:dataTable>
+    <cs:lnRef idx="0"/>
+    <cs:fillRef idx="0"/>
+    <cs:effectRef idx="0"/>
+    <cs:fontRef idx="minor">
+      <a:schemeClr val="tx1">
+        <a:lumMod val="65000"/>
+        <a:lumOff val="35000"/>
+      </a:schemeClr>
+    </cs:fontRef>
+    <cs:spPr>
+      <a:noFill/>
+      <a:ln w="9525" cap="flat" cmpd="sng" algn="ctr">
+        <a:solidFill>
+          <a:schemeClr val="tx1">
+            <a:lumMod val="15000"/>
+            <a:lumOff val="85000"/>
+          </a:schemeClr>
+        </a:solidFill>
+        <a:round/>
+      </a:ln>
+    </cs:spPr>
+    <cs:defRPr sz="900" kern="1200"/>
+  </cs:dataTable>
+  <cs:downBar>
+    <cs:lnRef idx="0"/>
+    <cs:fillRef idx="0"/>
+    <cs:effectRef idx="0"/>
+    <cs:fontRef idx="minor">
+      <a:schemeClr val="tx1"/>
+    </cs:fontRef>
+    <cs:spPr>
+      <a:solidFill>
+        <a:schemeClr val="dk1">
+          <a:lumMod val="75000"/>
+          <a:lumOff val="25000"/>
+        </a:schemeClr>
+      </a:solidFill>
+      <a:ln w="9525" cap="flat" cmpd="sng" algn="ctr">
+        <a:solidFill>
+          <a:schemeClr val="tx1">
+            <a:lumMod val="65000"/>
+            <a:lumOff val="35000"/>
+          </a:schemeClr>
+        </a:solidFill>
+        <a:round/>
+      </a:ln>
+    </cs:spPr>
+  </cs:downBar>
+  <cs:dropLine>
+    <cs:lnRef idx="0"/>
+    <cs:fillRef idx="0"/>
+    <cs:effectRef idx="0"/>
+    <cs:fontRef idx="minor">
+      <a:schemeClr val="tx1"/>
+    </cs:fontRef>
+    <cs:spPr>
+      <a:ln w="9525" cap="flat" cmpd="sng" algn="ctr">
+        <a:solidFill>
+          <a:schemeClr val="tx1">
+            <a:lumMod val="35000"/>
+            <a:lumOff val="65000"/>
+          </a:schemeClr>
+        </a:solidFill>
+        <a:round/>
+      </a:ln>
+    </cs:spPr>
+  </cs:dropLine>
+  <cs:errorBar>
+    <cs:lnRef idx="0"/>
+    <cs:fillRef idx="0"/>
+    <cs:effectRef idx="0"/>
+    <cs:fontRef idx="minor">
+      <a:schemeClr val="tx1"/>
+    </cs:fontRef>
+    <cs:spPr>
+      <a:ln w="9525" cap="flat" cmpd="sng" algn="ctr">
+        <a:solidFill>
+          <a:schemeClr val="tx1">
+            <a:lumMod val="65000"/>
+            <a:lumOff val="35000"/>
+          </a:schemeClr>
+        </a:solidFill>
+        <a:round/>
+      </a:ln>
+    </cs:spPr>
+  </cs:errorBar>
+  <cs:floor>
+    <cs:lnRef idx="0"/>
+    <cs:fillRef idx="0"/>
+    <cs:effectRef idx="0"/>
+    <cs:fontRef idx="minor">
+      <a:schemeClr val="tx1"/>
+    </cs:fontRef>
+    <cs:spPr>
+      <a:noFill/>
+      <a:ln>
+        <a:noFill/>
+      </a:ln>
+    </cs:spPr>
+  </cs:floor>
+  <cs:gridlineMajor>
+    <cs:lnRef idx="0"/>
+    <cs:fillRef idx="0"/>
+    <cs:effectRef idx="0"/>
+    <cs:fontRef idx="minor">
+      <a:schemeClr val="tx1"/>
+    </cs:fontRef>
+    <cs:spPr>
+      <a:ln w="9525" cap="flat" cmpd="sng" algn="ctr">
+        <a:solidFill>
+          <a:schemeClr val="tx1">
+            <a:lumMod val="15000"/>
+            <a:lumOff val="85000"/>
+          </a:schemeClr>
+        </a:solidFill>
+        <a:round/>
+      </a:ln>
+    </cs:spPr>
+  </cs:gridlineMajor>
+  <cs:gridlineMinor>
+    <cs:lnRef idx="0"/>
+    <cs:fillRef idx="0"/>
+    <cs:effectRef idx="0"/>
+    <cs:fontRef idx="minor">
+      <a:schemeClr val="tx1"/>
+    </cs:fontRef>
+    <cs:spPr>
+      <a:ln w="9525" cap="flat" cmpd="sng" algn="ctr">
+        <a:solidFill>
+          <a:schemeClr val="tx1">
+            <a:lumMod val="5000"/>
+            <a:lumOff val="95000"/>
+          </a:schemeClr>
+        </a:solidFill>
+        <a:round/>
+      </a:ln>
+    </cs:spPr>
+  </cs:gridlineMinor>
+  <cs:hiLoLine>
+    <cs:lnRef idx="0"/>
+    <cs:fillRef idx="0"/>
+    <cs:effectRef idx="0"/>
+    <cs:fontRef idx="minor">
+      <a:schemeClr val="tx1"/>
+    </cs:fontRef>
+    <cs:spPr>
+      <a:ln w="9525" cap="flat" cmpd="sng" algn="ctr">
+        <a:solidFill>
+          <a:schemeClr val="tx1">
+            <a:lumMod val="50000"/>
+            <a:lumOff val="50000"/>
+          </a:schemeClr>
+        </a:solidFill>
+        <a:round/>
+      </a:ln>
+    </cs:spPr>
+  </cs:hiLoLine>
+  <cs:leaderLine>
+    <cs:lnRef idx="0"/>
+    <cs:fillRef idx="0"/>
+    <cs:effectRef idx="0"/>
+    <cs:fontRef idx="minor">
+      <a:schemeClr val="tx1"/>
+    </cs:fontRef>
+    <cs:spPr>
+      <a:ln w="9525" cap="flat" cmpd="sng" algn="ctr">
+        <a:solidFill>
+          <a:schemeClr val="tx1">
+            <a:lumMod val="35000"/>
+            <a:lumOff val="65000"/>
+          </a:schemeClr>
+        </a:solidFill>
+        <a:round/>
+      </a:ln>
+    </cs:spPr>
+  </cs:leaderLine>
+  <cs:legend>
+    <cs:lnRef idx="0"/>
+    <cs:fillRef idx="0"/>
+    <cs:effectRef idx="0"/>
+    <cs:fontRef idx="minor">
+      <a:schemeClr val="tx1">
+        <a:lumMod val="65000"/>
+        <a:lumOff val="35000"/>
+      </a:schemeClr>
+    </cs:fontRef>
+    <cs:defRPr sz="900" kern="1200"/>
+  </cs:legend>
+  <cs:plotArea mods="allowNoFillOverride allowNoLineOverride">
+    <cs:lnRef idx="0"/>
+    <cs:fillRef idx="0"/>
+    <cs:effectRef idx="0"/>
+    <cs:fontRef idx="minor">
+      <a:schemeClr val="tx1"/>
+    </cs:fontRef>
+  </cs:plotArea>
+  <cs:plotArea3D mods="allowNoFillOverride allowNoLineOverride">
+    <cs:lnRef idx="0"/>
+    <cs:fillRef idx="0"/>
+    <cs:effectRef idx="0"/>
+    <cs:fontRef idx="minor">
+      <a:schemeClr val="tx1"/>
+    </cs:fontRef>
+  </cs:plotArea3D>
+  <cs:seriesAxis>
+    <cs:lnRef idx="0"/>
+    <cs:fillRef idx="0"/>
+    <cs:effectRef idx="0"/>
+    <cs:fontRef idx="minor">
+      <a:schemeClr val="tx1">
+        <a:lumMod val="65000"/>
+        <a:lumOff val="35000"/>
+      </a:schemeClr>
+    </cs:fontRef>
+    <cs:defRPr sz="900" kern="1200"/>
+  </cs:seriesAxis>
+  <cs:seriesLine>
+    <cs:lnRef idx="0"/>
+    <cs:fillRef idx="0"/>
+    <cs:effectRef idx="0"/>
+    <cs:fontRef idx="minor">
+      <a:schemeClr val="tx1"/>
+    </cs:fontRef>
+    <cs:spPr>
+      <a:ln w="9525" cap="flat" cmpd="sng" algn="ctr">
+        <a:solidFill>
+          <a:schemeClr val="tx1">
+            <a:lumMod val="35000"/>
+            <a:lumOff val="65000"/>
+          </a:schemeClr>
+        </a:solidFill>
+        <a:round/>
+      </a:ln>
+    </cs:spPr>
+  </cs:seriesLine>
+  <cs:title>
+    <cs:lnRef idx="0"/>
+    <cs:fillRef idx="0"/>
+    <cs:effectRef idx="0"/>
+    <cs:fontRef idx="minor">
+      <a:schemeClr val="tx1">
+        <a:lumMod val="65000"/>
+        <a:lumOff val="35000"/>
+      </a:schemeClr>
+    </cs:fontRef>
+    <cs:defRPr sz="1400" b="0" kern="1200" spc="0" baseline="0"/>
+  </cs:title>
+  <cs:trendline>
+    <cs:lnRef idx="0">
+      <cs:styleClr val="auto"/>
+    </cs:lnRef>
+    <cs:fillRef idx="0"/>
+    <cs:effectRef idx="0"/>
+    <cs:fontRef idx="minor">
+      <a:schemeClr val="tx1"/>
+    </cs:fontRef>
+    <cs:spPr>
+      <a:ln w="19050" cap="rnd">
+        <a:solidFill>
+          <a:schemeClr val="phClr"/>
+        </a:solidFill>
+        <a:prstDash val="sysDot"/>
+      </a:ln>
+    </cs:spPr>
+  </cs:trendline>
+  <cs:trendlineLabel>
+    <cs:lnRef idx="0"/>
+    <cs:fillRef idx="0"/>
+    <cs:effectRef idx="0"/>
+    <cs:fontRef idx="minor">
+      <a:schemeClr val="tx1">
+        <a:lumMod val="65000"/>
+        <a:lumOff val="35000"/>
+      </a:schemeClr>
+    </cs:fontRef>
+    <cs:defRPr sz="900" kern="1200"/>
+  </cs:trendlineLabel>
+  <cs:upBar>
+    <cs:lnRef idx="0"/>
+    <cs:fillRef idx="0"/>
+    <cs:effectRef idx="0"/>
+    <cs:fontRef idx="minor">
+      <a:schemeClr val="tx1"/>
+    </cs:fontRef>
+    <cs:spPr>
+      <a:solidFill>
+        <a:schemeClr val="lt1"/>
+      </a:solidFill>
+      <a:ln w="9525" cap="flat" cmpd="sng" algn="ctr">
+        <a:solidFill>
+          <a:schemeClr val="tx1">
+            <a:lumMod val="65000"/>
+            <a:lumOff val="35000"/>
+          </a:schemeClr>
+        </a:solidFill>
+        <a:round/>
+      </a:ln>
+    </cs:spPr>
+  </cs:upBar>
+  <cs:valueAxis>
+    <cs:lnRef idx="0"/>
+    <cs:fillRef idx="0"/>
+    <cs:effectRef idx="0"/>
+    <cs:fontRef idx="minor">
+      <a:schemeClr val="tx1">
+        <a:lumMod val="65000"/>
+        <a:lumOff val="35000"/>
+      </a:schemeClr>
+    </cs:fontRef>
+    <cs:defRPr sz="900" kern="1200"/>
+  </cs:valueAxis>
+  <cs:wall>
+    <cs:lnRef idx="0"/>
+    <cs:fillRef idx="0"/>
+    <cs:effectRef idx="0"/>
+    <cs:fontRef idx="minor">
+      <a:schemeClr val="tx1"/>
+    </cs:fontRef>
+    <cs:spPr>
+      <a:noFill/>
+      <a:ln>
+        <a:noFill/>
+      </a:ln>
+    </cs:spPr>
+  </cs:wall>
+</cs:chartStyle>
+</file>
+
 <file path=word/glossary/document.xml><?xml version="1.0" encoding="utf-8"?>
 <w:glossaryDocument xmlns:wpc="http://schemas.microsoft.com/office/word/2010/wordprocessingCanvas" xmlns:cx="http://schemas.microsoft.com/office/drawing/2014/chartex" xmlns:cx1="http://schemas.microsoft.com/office/drawing/2015/9/8/chartex" xmlns:cx2="http://schemas.microsoft.com/office/drawing/2015/10/21/chartex" xmlns:cx3="http://schemas.microsoft.com/office/drawing/2016/5/9/chartex" xmlns:cx4="http://schemas.microsoft.com/office/drawing/2016/5/10/chartex" xmlns:cx5="http://schemas.microsoft.com/office/drawing/2016/5/11/chartex" xmlns:cx6="http://schemas.microsoft.com/office/drawing/2016/5/12/chartex" xmlns:cx7="http://schemas.microsoft.com/office/drawing/2016/5/13/chartex" xmlns:cx8="http://schemas.microsoft.com/office/drawing/2016/5/14/chartex" xmlns:mc="http://schemas.openxmlformats.org/markup-compatibility/2006" xmlns:aink="http://schemas.microsoft.com/office/drawing/2016/ink" xmlns:am3d="http://schemas.microsoft.com/office/drawing/2017/model3d" xmlns:o="urn:schemas-microsoft-com:office:office" xmlns:oel="http://schemas.microsoft.com/office/2019/extlst" xmlns:r="http://schemas.openxmlformats.org/officeDocument/2006/relationships" xmlns:m="http://schemas.openxmlformats.org/officeDocument/2006/math" xmlns:v="urn:schemas-microsoft-com:vml" xmlns:wp14="http://schemas.microsoft.com/office/word/2010/wordprocessingDrawing" xmlns:wp="http://schemas.openxmlformats.org/drawingml/2006/wordprocessingDrawing" xmlns:w10="urn:schemas-microsoft-com:office:word" xmlns:w="http://schemas.openxmlformats.org/wordprocessingml/2006/main" xmlns:w14="http://schemas.microsoft.com/office/word/2010/wordml" xmlns:w15="http://schemas.microsoft.com/office/word/2012/wordml" xmlns:w16cex="http://schemas.microsoft.com/office/word/2018/wordml/cex" xmlns:w16cid="http://schemas.microsoft.com/office/word/2016/wordml/cid" xmlns:w16="http://schemas.microsoft.com/office/word/2018/wordml" xmlns:w16du="http://schemas.microsoft.com/office/word/2023/wordml/word16du" xmlns:w16sdtdh="http://schemas.microsoft.com/office/word/2020/wordml/sdtdatahash" xmlns:w16sdtfl="http://schemas.microsoft.com/office/word/2024/wordml/sdtformatlock" xmlns:w16se="http://schemas.microsoft.com/office/word/2015/wordml/symex" xmlns:wpg="http://schemas.microsoft.com/office/word/2010/wordprocessingGroup" xmlns:wpi="http://schemas.microsoft.com/office/word/2010/wordprocessingInk" xmlns:wne="http://schemas.microsoft.com/office/word/2006/wordml" xmlns:wps="http://schemas.microsoft.com/office/word/2010/wordprocessingShape" mc:Ignorable="w14 w15 w16se w16cid w16 w16cex w16sdtdh w16sdtfl w16du wp14">
   <w:docParts>
@@ -62385,7 +63681,6 @@
     <w:rsid w:val="00443008"/>
     <w:rsid w:val="004A34AB"/>
     <w:rsid w:val="004A43FC"/>
-    <w:rsid w:val="004B610F"/>
     <w:rsid w:val="00590CA3"/>
     <w:rsid w:val="005934A5"/>
     <w:rsid w:val="005C4988"/>
@@ -62414,6 +63709,7 @@
     <w:rsid w:val="00960E16"/>
     <w:rsid w:val="00984AC2"/>
     <w:rsid w:val="009E14D8"/>
+    <w:rsid w:val="00AC56D6"/>
     <w:rsid w:val="00B003D8"/>
     <w:rsid w:val="00B62A4C"/>
     <w:rsid w:val="00B83BC5"/>

--- a/misc/Deniss Grabovskis 231RDB217.docx
+++ b/misc/Deniss Grabovskis 231RDB217.docx
@@ -1123,7 +1123,13 @@
         <w:t>ja</w:t>
       </w:r>
       <w:r>
-        <w:t xml:space="preserve"> tādus pārdošanas apjomus, kādas bija pēdējā mēnesi. </w:t>
+        <w:t xml:space="preserve"> tādus pārdošanas apjomus, kādas </w:t>
+      </w:r>
+      <w:r>
+        <w:t xml:space="preserve">faktiski </w:t>
+      </w:r>
+      <w:r>
+        <w:t xml:space="preserve">bija pēdējā mēnesi. </w:t>
       </w:r>
       <w:r>
         <w:t>LSTM modelis tiek apmācīts ar to pašu datu kopu</w:t>
@@ -5450,10 +5456,7 @@
         <w:t xml:space="preserve"> </w:t>
       </w:r>
       <w:r>
-        <w:t>Šādas sakarības savukārt potenciāli var modelēt neironu tīklu modelis</w:t>
-      </w:r>
-      <w:r>
-        <w:t xml:space="preserve"> </w:t>
+        <w:t xml:space="preserve">Šādas sakarības savukārt potenciāli var modelēt neironu tīklu modelis </w:t>
       </w:r>
       <w:sdt>
         <w:sdtPr>
@@ -5936,10 +5939,7 @@
         <w:t xml:space="preserve"> modelis nodrošina precīzāku mēneša pārdošanas prognozi nekā tradicionālās laikrindu </w:t>
       </w:r>
       <w:r>
-        <w:t>prognozēšanas</w:t>
-      </w:r>
-      <w:r>
-        <w:t xml:space="preserve"> </w:t>
+        <w:t xml:space="preserve">prognozēšanas </w:t>
       </w:r>
       <w:r>
         <w:t xml:space="preserve">metodes? </w:t>
@@ -8643,19 +8643,7 @@
         </w:sdtContent>
       </w:sdt>
       <w:r>
-        <w:t>. Šī darbā Holt-</w:t>
-      </w:r>
-      <w:r>
-        <w:t>Winters</w:t>
-      </w:r>
-      <w:r>
-        <w:t xml:space="preserve"> metode</w:t>
-      </w:r>
-      <w:r>
-        <w:t xml:space="preserve"> netiks izmantota, kas ir paskaidrots datu analīzes nodaļā</w:t>
-      </w:r>
-      <w:r>
-        <w:t>.</w:t>
+        <w:t xml:space="preserve">. </w:t>
       </w:r>
     </w:p>
     <w:p>
@@ -8977,7 +8965,13 @@
       </w:r>
       <w:r>
         <w:lastRenderedPageBreak/>
-        <w:t xml:space="preserve">nākamo vērtību/vērtību kopu, mēģinot uztvert nelineāras atkarības, kuras ne vienmēr uztver SARIMA/Holt-Winters </w:t>
+        <w:t xml:space="preserve">nākamo vērtību/vērtību kopu, mēģinot uztvert nelineāras atkarības, </w:t>
+      </w:r>
+      <w:r>
+        <w:t>kuras tradicionālās laikrindu metodes ne vienmēr spēj aprakstīt</w:t>
+      </w:r>
+      <w:r>
+        <w:t xml:space="preserve"> </w:t>
       </w:r>
       <w:sdt>
         <w:sdtPr>
@@ -9812,6 +9806,20 @@
         </w:rPr>
         <w:commentReference w:id="48"/>
       </w:r>
+      <w:r>
+        <w:t xml:space="preserve"> </w:t>
+      </w:r>
+      <w:r>
+        <w:t>Galīgā metožu izvēle tiek veikta pēc uzņēmuma datu analīzes</w:t>
+      </w:r>
+      <w:r>
+        <w:t>.</w:t>
+      </w:r>
+    </w:p>
+    <w:p>
+      <w:pPr>
+        <w:pStyle w:val="Teksts"/>
+      </w:pPr>
     </w:p>
     <w:p>
       <w:pPr>
@@ -9855,10 +9863,34 @@
     <w:p>
       <w:pPr>
         <w:pStyle w:val="Teksts"/>
-        <w:rPr>
-          <w:lang w:val="ru-RU"/>
-        </w:rPr>
-      </w:pPr>
+      </w:pPr>
+      <w:r>
+        <w:t>P</w:t>
+      </w:r>
+      <w:r>
+        <w:t>irms datu analīzes un modeļu apmācības</w:t>
+      </w:r>
+      <w:r>
+        <w:t>,</w:t>
+      </w:r>
+      <w:r>
+        <w:t xml:space="preserve"> </w:t>
+      </w:r>
+      <w:r>
+        <w:t xml:space="preserve">uzņēmuma </w:t>
+      </w:r>
+      <w:r>
+        <w:t xml:space="preserve">dati </w:t>
+      </w:r>
+      <w:r>
+        <w:t xml:space="preserve">bija </w:t>
+      </w:r>
+      <w:r>
+        <w:t>jā</w:t>
+      </w:r>
+      <w:r>
+        <w:t xml:space="preserve">pārveido datoriem saprotama veidā, līdz ar to </w:t>
+      </w:r>
       <w:commentRangeStart w:id="52"/>
       <w:r>
         <w:t xml:space="preserve">Python </w:t>
@@ -9873,218 +9905,11 @@
         <w:commentReference w:id="52"/>
       </w:r>
       <w:r>
-        <w:t xml:space="preserve">palīgskripts tika izstrādāts uzņēmuma datu par materiāliem, pārdošanu un piegādēm sākotnējai apstrādei un normalizēšanai. timber_parse.py skripts īsteno ETL pieeju: </w:t>
-      </w:r>
-      <w:r>
-        <w:t>t</w:t>
-      </w:r>
-      <w:r>
-        <w:t xml:space="preserve">ā mērķis ir paņemt neapstrādātus Excel failus no avotu mapes, atrast lapas, kurās ir ikmēneša dati, no šīm lapām iegūt informāciju par materiāliem, krājumiem, pārdošanas apjomiem un piegādēm un pēc tam visu to konvertēt normalizētākā SQLite datubāzes struktūrā </w:t>
-      </w:r>
-      <w:r>
-        <w:t>–</w:t>
-      </w:r>
-      <w:r>
-        <w:t xml:space="preserve"> timber.sqlite</w:t>
-      </w:r>
-      <w:r>
-        <w:t xml:space="preserve"> – ko r</w:t>
-      </w:r>
-      <w:r>
-        <w:t>a</w:t>
-      </w:r>
-      <w:r>
-        <w:t>da no jau</w:t>
-      </w:r>
-      <w:r>
-        <w:t>n</w:t>
-      </w:r>
-      <w:r>
-        <w:t>a</w:t>
-      </w:r>
-      <w:r>
-        <w:t xml:space="preserve"> </w:t>
-      </w:r>
-      <w:r>
-        <w:t>ar katru skriptu palaišanu</w:t>
-      </w:r>
-      <w:r>
-        <w:t xml:space="preserve">. </w:t>
-      </w:r>
-    </w:p>
-    <w:p>
-      <w:pPr>
-        <w:pStyle w:val="Uzsk-cipars-ar-punktu"/>
-      </w:pPr>
-      <w:r>
-        <w:rPr>
-          <w:b/>
-          <w:bCs/>
-        </w:rPr>
-        <w:t>E</w:t>
-      </w:r>
-      <w:r>
-        <w:t xml:space="preserve">xtract </w:t>
-      </w:r>
-      <w:r>
-        <w:t>–</w:t>
-      </w:r>
-      <w:r>
-        <w:t xml:space="preserve"> izvelk datus no Excel. </w:t>
-      </w:r>
-    </w:p>
-    <w:p>
-      <w:pPr>
-        <w:pStyle w:val="Uzsk-cipars-ar-punktu"/>
-      </w:pPr>
-      <w:r>
-        <w:rPr>
-          <w:b/>
-          <w:bCs/>
-        </w:rPr>
-        <w:t>T</w:t>
-      </w:r>
-      <w:r>
-        <w:t xml:space="preserve">ransform </w:t>
-      </w:r>
-      <w:r>
-        <w:t>–</w:t>
-      </w:r>
-      <w:r>
-        <w:t xml:space="preserve"> attīra, normalizē, labo īpašos gadījumos un sadala apkopotos laukus </w:t>
-      </w:r>
-      <w:r>
-        <w:t>atsevišķos</w:t>
-      </w:r>
-      <w:r>
-        <w:t xml:space="preserve"> ierakstos. </w:t>
-      </w:r>
-    </w:p>
-    <w:p>
-      <w:pPr>
-        <w:pStyle w:val="Uzsk-cipars-ar-punktu"/>
-      </w:pPr>
-      <w:r>
-        <w:rPr>
-          <w:b/>
-          <w:bCs/>
-        </w:rPr>
-        <w:t>L</w:t>
-      </w:r>
-      <w:r>
-        <w:t xml:space="preserve">oad </w:t>
-      </w:r>
-      <w:r>
-        <w:t>–</w:t>
-      </w:r>
-      <w:r>
-        <w:t xml:space="preserve"> ielādē rezultātu SQLite.</w:t>
-      </w:r>
-    </w:p>
-    <w:p>
-      <w:pPr>
-        <w:pStyle w:val="Teksts"/>
-      </w:pPr>
-      <w:r>
-        <w:t xml:space="preserve">Log.py palīgmodulis tiek izmantots buferētai servisa ziņojumu izvadei apstrādes laikā. </w:t>
-      </w:r>
-      <w:r>
-        <w:t xml:space="preserve">Tas izmanto standarta </w:t>
-      </w:r>
-      <w:r>
-        <w:t>izvadi</w:t>
-      </w:r>
-      <w:r>
-        <w:t>, bet ievieš vienkāršu pielāgotu mehānismu.</w:t>
-      </w:r>
-      <w:r>
-        <w:t xml:space="preserve"> Tas satur funkcijas kā:</w:t>
-      </w:r>
-    </w:p>
-    <w:p>
-      <w:pPr>
-        <w:pStyle w:val="Uzsk-aizzmes"/>
-      </w:pPr>
-      <w:r>
-        <w:t>prefikss()</w:t>
-      </w:r>
-      <w:r>
-        <w:t xml:space="preserve"> - </w:t>
-      </w:r>
-      <w:r>
-        <w:t>konteksta pārvaldnieks</w:t>
-      </w:r>
-      <w:r>
-        <w:t xml:space="preserve"> -</w:t>
-      </w:r>
-      <w:r>
-        <w:t xml:space="preserve"> īslaicīgi iest</w:t>
-      </w:r>
-      <w:r>
-        <w:t>āda</w:t>
-      </w:r>
-      <w:r>
-        <w:t xml:space="preserve"> kopīgu prefiksu</w:t>
-      </w:r>
-      <w:r>
-        <w:t xml:space="preserve"> visiem</w:t>
-      </w:r>
-      <w:r>
-        <w:t xml:space="preserve"> </w:t>
-      </w:r>
-      <w:r>
-        <w:t xml:space="preserve">izvadītiem </w:t>
-      </w:r>
-      <w:r>
-        <w:t>ziņojumiem</w:t>
-      </w:r>
-      <w:r>
-        <w:t xml:space="preserve"> </w:t>
-      </w:r>
-      <w:r>
-        <w:t xml:space="preserve">drukāšanu. </w:t>
-      </w:r>
-    </w:p>
-    <w:p>
-      <w:pPr>
-        <w:pStyle w:val="Uzsk-aizzmes"/>
-      </w:pPr>
-      <w:r>
-        <w:t xml:space="preserve">log() - </w:t>
-      </w:r>
-      <w:r>
-        <w:t>drukā ziņojumus</w:t>
-      </w:r>
-      <w:r>
-        <w:t xml:space="preserve"> </w:t>
-      </w:r>
-    </w:p>
-    <w:p>
-      <w:pPr>
-        <w:pStyle w:val="Uzsk-aizzmes"/>
-      </w:pPr>
-      <w:r>
-        <w:t>enable() – iespējot visu moduli</w:t>
-      </w:r>
-    </w:p>
-    <w:p>
-      <w:pPr>
-        <w:pStyle w:val="Uzsk-aizzmes"/>
-      </w:pPr>
-      <w:r>
-        <w:t>throttle() – iespējot buferi, kas sāks izvadīt ziņojumus pēc daļām</w:t>
-      </w:r>
-      <w:r>
-        <w:t xml:space="preserve"> , lai konsole netiktu pastāvīgi pārblīvēta.</w:t>
-      </w:r>
-    </w:p>
-    <w:p>
-      <w:pPr>
-        <w:pStyle w:val="Teksts"/>
-      </w:pPr>
+        <w:t xml:space="preserve">palīgskripts tika izstrādāts uzņēmuma datu par materiāliem, pārdošanu un piegādēm sākotnējai apstrādei un normalizēšanai. </w:t>
+      </w:r>
       <w:commentRangeStart w:id="53"/>
       <w:r>
-        <w:t xml:space="preserve">Apstrāde </w:t>
+        <w:t xml:space="preserve">timber_parse.py </w:t>
       </w:r>
       <w:commentRangeEnd w:id="53"/>
       <w:r>
@@ -10096,19 +9921,282 @@
         <w:commentReference w:id="53"/>
       </w:r>
       <w:r>
-        <w:t xml:space="preserve">sākas, meklējot Excel failus avotu direktorijā. Katram failam darbgrāmata tiek ielādēta divas reizes: vienreiz, lai nolasītu aprēķinātās šūnu vērtības, un vienreiz, lai nolasītu formulas. </w:t>
-      </w:r>
-      <w:r>
-        <w:t>Šī ir galvenā ieviešanas ideja: skripts vienlaikus paļaujas gan uz šūnas teksta/skaitlisko saturu, gan uz formulu, ja ir nepieciešams rekonstruēt vairākus atsevišķus pārdošanas vai piegādes darījumus no vienas šūnas. Piemēram, ja Excel šūnā ir tāda formula kā =1+2+3, skripts nav ierobežots ar galīgo vērtību 6, bet var rekonstruēt trīs atsevišķus darījumus.</w:t>
+        <w:t xml:space="preserve">skripts īsteno ETL pieeju: </w:t>
+      </w:r>
+      <w:r>
+        <w:t>t</w:t>
+      </w:r>
+      <w:r>
+        <w:t xml:space="preserve">ā mērķis ir paņemt neapstrādātus Excel failus no avotu mapes, atrast lapas, kurās ir ikmēneša dati, no šīm lapām iegūt informāciju par materiāliem, krājumiem, pārdošanas apjomiem un piegādēm un pēc tam visu to konvertēt normalizētākā SQLite datubāzes struktūrā </w:t>
+      </w:r>
+      <w:r>
+        <w:t>–</w:t>
+      </w:r>
+      <w:r>
+        <w:t xml:space="preserve"> timber.sqlite</w:t>
+      </w:r>
+      <w:r>
+        <w:t xml:space="preserve"> – ko r</w:t>
+      </w:r>
+      <w:r>
+        <w:t>a</w:t>
+      </w:r>
+      <w:r>
+        <w:t>da no jau</w:t>
+      </w:r>
+      <w:r>
+        <w:t>n</w:t>
+      </w:r>
+      <w:r>
+        <w:t>a</w:t>
+      </w:r>
+      <w:r>
+        <w:t xml:space="preserve"> </w:t>
+      </w:r>
+      <w:r>
+        <w:t>ar katru skriptu palaišanu</w:t>
+      </w:r>
+      <w:r>
+        <w:t xml:space="preserve">. </w:t>
+      </w:r>
+    </w:p>
+    <w:p>
+      <w:pPr>
+        <w:pStyle w:val="Uzsk-cipars-ar-punktu"/>
+        <w:numPr>
+          <w:ilvl w:val="0"/>
+          <w:numId w:val="25"/>
+        </w:numPr>
+        <w:ind w:left="1434" w:hanging="357"/>
+      </w:pPr>
+      <w:r>
+        <w:rPr>
+          <w:b/>
+          <w:bCs/>
+        </w:rPr>
+        <w:t>E</w:t>
+      </w:r>
+      <w:r>
+        <w:t xml:space="preserve">xtract </w:t>
+      </w:r>
+      <w:r>
+        <w:t>–</w:t>
+      </w:r>
+      <w:r>
+        <w:t xml:space="preserve"> </w:t>
+      </w:r>
+      <w:r>
+        <w:t xml:space="preserve">izvelk datus no Excel. </w:t>
+      </w:r>
+    </w:p>
+    <w:p>
+      <w:pPr>
+        <w:pStyle w:val="Uzsk-cipars-ar-punktu"/>
+      </w:pPr>
+      <w:r>
+        <w:rPr>
+          <w:b/>
+          <w:bCs/>
+        </w:rPr>
+        <w:t>T</w:t>
+      </w:r>
+      <w:r>
+        <w:t xml:space="preserve">ransform </w:t>
+      </w:r>
+      <w:r>
+        <w:t>–</w:t>
+      </w:r>
+      <w:r>
+        <w:t xml:space="preserve"> attīra, normalizē, labo īpašos gadījumos un sadala apkopotos laukus atsevišķos ierakstos. </w:t>
+      </w:r>
+    </w:p>
+    <w:p>
+      <w:pPr>
+        <w:pStyle w:val="Uzsk-cipars-ar-punktu"/>
+      </w:pPr>
+      <w:r>
+        <w:rPr>
+          <w:b/>
+          <w:bCs/>
+        </w:rPr>
+        <w:t>L</w:t>
+      </w:r>
+      <w:r>
+        <w:t>oad</w:t>
+      </w:r>
+      <w:r>
+        <w:t xml:space="preserve"> </w:t>
+      </w:r>
+      <w:r>
+        <w:t>–</w:t>
+      </w:r>
+      <w:r>
+        <w:t xml:space="preserve"> ielādē rezultātu SQLite.</w:t>
       </w:r>
     </w:p>
     <w:p>
       <w:pPr>
         <w:pStyle w:val="Teksts"/>
       </w:pPr>
+      <w:r>
+        <w:t xml:space="preserve">Normalizētie dati tika saglabāti SQLite datubāzē, nevis uzreiz nodoti prognozēšanas modeļiem vairāku iemeslu dēļ. Pirmkārt, šāda pieeja </w:t>
+      </w:r>
+      <w:r>
+        <w:t>atviegloja</w:t>
+      </w:r>
+      <w:r>
+        <w:t xml:space="preserve"> datu analīzi</w:t>
+      </w:r>
+      <w:r>
+        <w:t>.</w:t>
+      </w:r>
+      <w:r>
+        <w:t xml:space="preserve"> Otrkārt, </w:t>
+      </w:r>
+      <w:r>
+        <w:t>tā atvieglo modeļu apmācības, jo ar to dati tiek fiziski at</w:t>
+      </w:r>
+      <w:r>
+        <w:t>dalīt</w:t>
+      </w:r>
+      <w:r>
+        <w:t>as</w:t>
+      </w:r>
+      <w:r>
+        <w:t xml:space="preserve">, </w:t>
+      </w:r>
+      <w:r>
+        <w:t>tas ļauj labāk redzēt kā un kādi dati tiek atkārtoti izmantoti apmācībā.</w:t>
+      </w:r>
+      <w:r>
+        <w:t xml:space="preserve"> </w:t>
+      </w:r>
+      <w:r>
+        <w:t>Arī autoram bija vieglāk saprast un redzēt visas datu relācijas</w:t>
+      </w:r>
+      <w:r>
+        <w:t xml:space="preserve">. Turklāt katram ierakstam tika saglabāta informācija par sākotnējo failu, lapu un rindu, kas </w:t>
+      </w:r>
+      <w:r>
+        <w:t>atviegloja atkļūdošanu</w:t>
+      </w:r>
+      <w:r>
+        <w:t>.</w:t>
+      </w:r>
+      <w:r>
+        <w:t xml:space="preserve"> Tieši </w:t>
+      </w:r>
+      <w:r>
+        <w:t>SQLite tika izvēlēta autora iepriekšējās pieredzes un vienkāršās integrācijas ar Python dēļ</w:t>
+      </w:r>
+      <w:r>
+        <w:t>.</w:t>
+      </w:r>
+    </w:p>
+    <w:p>
+      <w:pPr>
+        <w:pStyle w:val="Teksts"/>
+      </w:pPr>
+      <w:r>
+        <w:t xml:space="preserve">Log.py palīgmodulis tiek izmantots buferētai servisa ziņojumu izvadei apstrādes laikā. </w:t>
+      </w:r>
+      <w:r>
+        <w:t xml:space="preserve">Tas izmanto standarta </w:t>
+      </w:r>
+      <w:r>
+        <w:t>izvadi</w:t>
+      </w:r>
+      <w:r>
+        <w:t>, bet ievieš vienkāršu pielāgotu mehānismu.</w:t>
+      </w:r>
+      <w:r>
+        <w:t xml:space="preserve"> Tas satur funkcijas kā:</w:t>
+      </w:r>
+    </w:p>
+    <w:p>
+      <w:pPr>
+        <w:pStyle w:val="Uzsk-aizzmes"/>
+      </w:pPr>
+      <w:r>
+        <w:t>prefikss()</w:t>
+      </w:r>
+      <w:r>
+        <w:t xml:space="preserve"> - </w:t>
+      </w:r>
+      <w:r>
+        <w:t>konteksta pārvaldnieks</w:t>
+      </w:r>
+      <w:r>
+        <w:t xml:space="preserve"> -</w:t>
+      </w:r>
+      <w:r>
+        <w:t xml:space="preserve"> īslaicīgi iest</w:t>
+      </w:r>
+      <w:r>
+        <w:t>āda</w:t>
+      </w:r>
+      <w:r>
+        <w:t xml:space="preserve"> kopīgu prefiksu</w:t>
+      </w:r>
+      <w:r>
+        <w:t xml:space="preserve"> visiem</w:t>
+      </w:r>
+      <w:r>
+        <w:t xml:space="preserve"> </w:t>
+      </w:r>
+      <w:r>
+        <w:t xml:space="preserve">izvadītiem </w:t>
+      </w:r>
+      <w:r>
+        <w:t>ziņojumiem</w:t>
+      </w:r>
+      <w:r>
+        <w:t xml:space="preserve"> </w:t>
+      </w:r>
+      <w:r>
+        <w:t xml:space="preserve">drukāšanu. </w:t>
+      </w:r>
+    </w:p>
+    <w:p>
+      <w:pPr>
+        <w:pStyle w:val="Uzsk-aizzmes"/>
+      </w:pPr>
+      <w:r>
+        <w:t xml:space="preserve">log() - </w:t>
+      </w:r>
+      <w:r>
+        <w:t>drukā ziņojumus</w:t>
+      </w:r>
+      <w:r>
+        <w:t xml:space="preserve"> </w:t>
+      </w:r>
+    </w:p>
+    <w:p>
+      <w:pPr>
+        <w:pStyle w:val="Uzsk-aizzmes"/>
+      </w:pPr>
+      <w:r>
+        <w:t>enable() – iespējot visu moduli</w:t>
+      </w:r>
+    </w:p>
+    <w:p>
+      <w:pPr>
+        <w:pStyle w:val="Uzsk-aizzmes"/>
+      </w:pPr>
+      <w:r>
+        <w:t>throttle() – iespējot buferi, kas sāks izvadīt ziņojumus pēc daļām</w:t>
+      </w:r>
+      <w:r>
+        <w:t xml:space="preserve"> , lai konsole netiktu pastāvīgi pārblīvēta.</w:t>
+      </w:r>
+    </w:p>
+    <w:p>
+      <w:pPr>
+        <w:pStyle w:val="Teksts"/>
+      </w:pPr>
       <w:commentRangeStart w:id="54"/>
       <w:r>
-        <w:t xml:space="preserve">Skripts </w:t>
+        <w:t xml:space="preserve">Apstrāde </w:t>
       </w:r>
       <w:commentRangeEnd w:id="54"/>
       <w:r>
@@ -10120,9 +10208,37 @@
         <w:commentReference w:id="54"/>
       </w:r>
       <w:r>
+        <w:t xml:space="preserve">sākas, meklējot Excel failus avotu direktorijā. Katram failam darbgrāmata tiek ielādēta divas reizes: vienreiz, lai nolasītu aprēķinātās šūnu vērtības, un vienreiz, lai nolasītu formulas. </w:t>
+      </w:r>
+      <w:r>
+        <w:t xml:space="preserve">Šī ir galvenā ieviešanas ideja: skripts vienlaikus paļaujas gan uz šūnas teksta/skaitlisko saturu, gan uz formulu, ja ir nepieciešams </w:t>
+      </w:r>
+      <w:r>
+        <w:lastRenderedPageBreak/>
+        <w:t>rekonstruēt vairākus atsevišķus pārdošanas vai piegādes darījumus no vienas šūnas. Piemēram, ja Excel šūnā ir tāda formula kā =1+2+3, skripts nav ierobežots ar galīgo vērtību 6, bet var rekonstruēt trīs atsevišķus darījumus.</w:t>
+      </w:r>
+    </w:p>
+    <w:p>
+      <w:pPr>
+        <w:pStyle w:val="Teksts"/>
+      </w:pPr>
+      <w:commentRangeStart w:id="55"/>
+      <w:r>
+        <w:t xml:space="preserve">Skripts </w:t>
+      </w:r>
+      <w:commentRangeEnd w:id="55"/>
+      <w:r>
+        <w:rPr>
+          <w:rStyle w:val="CommentReference"/>
+          <w:sz w:val="24"/>
+          <w:szCs w:val="24"/>
+        </w:rPr>
+        <w:commentReference w:id="55"/>
+      </w:r>
+      <w:r>
         <w:t xml:space="preserve">ar </w:t>
       </w:r>
-      <w:commentRangeStart w:id="55"/>
+      <w:commentRangeStart w:id="56"/>
       <w:r>
         <w:rPr>
           <w:i/>
@@ -10130,7 +10246,7 @@
         </w:rPr>
         <w:t>read_periods</w:t>
       </w:r>
-      <w:commentRangeEnd w:id="55"/>
+      <w:commentRangeEnd w:id="56"/>
       <w:r>
         <w:rPr>
           <w:rStyle w:val="CommentReference"/>
@@ -10139,7 +10255,7 @@
           <w:sz w:val="24"/>
           <w:szCs w:val="24"/>
         </w:rPr>
-        <w:commentReference w:id="55"/>
+        <w:commentReference w:id="56"/>
       </w:r>
       <w:r>
         <w:rPr>
@@ -10172,13 +10288,12 @@
         <w:pStyle w:val="Teksts"/>
       </w:pPr>
       <w:r>
-        <w:lastRenderedPageBreak/>
         <w:t>Pēc tam</w:t>
       </w:r>
       <w:r>
         <w:t xml:space="preserve"> ar </w:t>
       </w:r>
-      <w:commentRangeStart w:id="56"/>
+      <w:commentRangeStart w:id="57"/>
       <w:r>
         <w:rPr>
           <w:i/>
@@ -10186,7 +10301,7 @@
         </w:rPr>
         <w:t>worksheet_records</w:t>
       </w:r>
-      <w:commentRangeEnd w:id="56"/>
+      <w:commentRangeEnd w:id="57"/>
       <w:r>
         <w:rPr>
           <w:rStyle w:val="CommentReference"/>
@@ -10195,7 +10310,7 @@
           <w:sz w:val="24"/>
           <w:szCs w:val="24"/>
         </w:rPr>
-        <w:commentReference w:id="56"/>
+        <w:commentReference w:id="57"/>
       </w:r>
       <w:r>
         <w:rPr>
@@ -10402,7 +10517,7 @@
         <w:pStyle w:val="Teksts"/>
       </w:pPr>
       <w:r>
-        <w:t>Šis ir ļoti spēcīgs koda fragments. Tas padara ierakstu</w:t>
+        <w:t>Šis koda fragments padara ierakstu</w:t>
       </w:r>
       <w:r>
         <w:t xml:space="preserve">s, lai varētu </w:t>
@@ -10427,18 +10542,18 @@
       <w:pPr>
         <w:pStyle w:val="Teksts"/>
       </w:pPr>
-      <w:commentRangeStart w:id="57"/>
+      <w:commentRangeStart w:id="58"/>
       <w:r>
         <w:t xml:space="preserve">Īpašu </w:t>
       </w:r>
-      <w:commentRangeEnd w:id="57"/>
+      <w:commentRangeEnd w:id="58"/>
       <w:r>
         <w:rPr>
           <w:rStyle w:val="CommentReference"/>
           <w:sz w:val="24"/>
           <w:szCs w:val="24"/>
         </w:rPr>
-        <w:commentReference w:id="57"/>
+        <w:commentReference w:id="58"/>
       </w:r>
       <w:r>
         <w:t xml:space="preserve">gadījumu apstrāde ir galvenā ieviešanas </w:t>
@@ -10465,7 +10580,7 @@
       <w:r>
         <w:t xml:space="preserve"> Tas ir realizēts ar </w:t>
       </w:r>
-      <w:commentRangeStart w:id="58"/>
+      <w:commentRangeStart w:id="59"/>
       <w:r>
         <w:rPr>
           <w:i/>
@@ -10473,7 +10588,7 @@
         </w:rPr>
         <w:t>handle_special_cases</w:t>
       </w:r>
-      <w:commentRangeEnd w:id="58"/>
+      <w:commentRangeEnd w:id="59"/>
       <w:r>
         <w:rPr>
           <w:rStyle w:val="CommentReference"/>
@@ -10482,7 +10597,7 @@
           <w:sz w:val="24"/>
           <w:szCs w:val="24"/>
         </w:rPr>
-        <w:commentReference w:id="58"/>
+        <w:commentReference w:id="59"/>
       </w:r>
       <w:r>
         <w:rPr>
@@ -10492,7 +10607,11 @@
         <w:t>()</w:t>
       </w:r>
       <w:r>
-        <w:t xml:space="preserve"> funkcijas palīdzību – tieši tā glabā </w:t>
+        <w:t xml:space="preserve"> </w:t>
+      </w:r>
+      <w:r>
+        <w:lastRenderedPageBreak/>
+        <w:t xml:space="preserve">funkcijas palīdzību – tieši tā glabā </w:t>
       </w:r>
       <w:r>
         <w:t xml:space="preserve">manuālus izņēmumus un labošanas noteikumus. </w:t>
@@ -10555,7 +10674,6 @@
         </w:numPr>
       </w:pPr>
       <w:r>
-        <w:lastRenderedPageBreak/>
         <w:t>aizstāj biezumu no augstuma un otrādi, ja trūkst kāda no dimensijām</w:t>
       </w:r>
       <w:r>
@@ -10592,7 +10710,22 @@
         <w:t xml:space="preserve"> </w:t>
       </w:r>
       <w:r>
-        <w:t xml:space="preserve">arī tika pārsaukta, tas arī bija jāatrisina; </w:t>
+        <w:t xml:space="preserve">arī tika pārsaukta, </w:t>
+      </w:r>
+      <w:r>
+        <w:t xml:space="preserve">šīs gadījums </w:t>
+      </w:r>
+      <w:r>
+        <w:t xml:space="preserve">arī </w:t>
+      </w:r>
+      <w:r>
+        <w:t xml:space="preserve">bija </w:t>
+      </w:r>
+      <w:r>
+        <w:t>atsevišķi apstrādāts transformācijas posmā</w:t>
+      </w:r>
+      <w:r>
+        <w:t xml:space="preserve">; </w:t>
       </w:r>
     </w:p>
     <w:p>
@@ -10690,7 +10823,16 @@
         <w:pStyle w:val="Teksts"/>
       </w:pPr>
       <w:r>
-        <w:t xml:space="preserve">Tas nozīmē, ka šī funkcija nav universāla, bet gan pielāgota </w:t>
+        <w:t>Īpašu gadījumu apstrāde</w:t>
+      </w:r>
+      <w:r>
+        <w:t xml:space="preserve"> </w:t>
+      </w:r>
+      <w:r>
+        <w:t xml:space="preserve">ir </w:t>
+      </w:r>
+      <w:r>
+        <w:t xml:space="preserve">pielāgota </w:t>
       </w:r>
       <w:r>
         <w:t xml:space="preserve">šīm </w:t>
@@ -10708,7 +10850,34 @@
         <w:t>m</w:t>
       </w:r>
       <w:r>
-        <w:t xml:space="preserve"> datu kopas faktiskajām problēmām. To var skaidri uzsvērt koda sadaļā: tīrīšana netiek veikta abstrakti, bet gan pamatojoties uz faktiskajām anomālijām, kas atrastas uzņēmuma Excel failos.</w:t>
+        <w:t xml:space="preserve"> datu kopas faktiskajām problēmām</w:t>
+      </w:r>
+      <w:r>
+        <w:t>, tas nav universāls Excel parseris.</w:t>
+      </w:r>
+      <w:r>
+        <w:t xml:space="preserve"> To var skaidri </w:t>
+      </w:r>
+      <w:r>
+        <w:t>ieraudzīt</w:t>
+      </w:r>
+      <w:r>
+        <w:t xml:space="preserve"> koda: tīrīšana pamatoj</w:t>
+      </w:r>
+      <w:r>
+        <w:t>as</w:t>
+      </w:r>
+      <w:r>
+        <w:t xml:space="preserve"> uz </w:t>
+      </w:r>
+      <w:r>
+        <w:t>zināmām problēm</w:t>
+      </w:r>
+      <w:r>
+        <w:t>ām</w:t>
+      </w:r>
+      <w:r>
+        <w:t>, kas atrastas uzņēmuma Excel failos.</w:t>
       </w:r>
     </w:p>
     <w:p>
@@ -10726,18 +10895,18 @@
       <w:pPr>
         <w:pStyle w:val="Teksts"/>
       </w:pPr>
-      <w:commentRangeStart w:id="59"/>
+      <w:commentRangeStart w:id="60"/>
       <w:r>
         <w:t xml:space="preserve">Materiālu </w:t>
       </w:r>
-      <w:commentRangeEnd w:id="59"/>
+      <w:commentRangeEnd w:id="60"/>
       <w:r>
         <w:rPr>
           <w:rStyle w:val="CommentReference"/>
           <w:sz w:val="24"/>
           <w:szCs w:val="24"/>
         </w:rPr>
-        <w:commentReference w:id="59"/>
+        <w:commentReference w:id="60"/>
       </w:r>
       <w:r>
         <w:t>tabulā tiek glabāts pats materiāla objekts: zīmols, kategorija, kvalitāte, izmēri un rindas izcelsmes metadati. Šī ir materiālu uzziņu grāmata. Katrs materiāls saņem ID</w:t>
@@ -10745,7 +10914,7 @@
       <w:r>
         <w:t xml:space="preserve"> ar </w:t>
       </w:r>
-      <w:commentRangeStart w:id="60"/>
+      <w:commentRangeStart w:id="61"/>
       <w:r>
         <w:rPr>
           <w:i/>
@@ -10753,7 +10922,7 @@
         </w:rPr>
         <w:t>material_hash</w:t>
       </w:r>
-      <w:commentRangeEnd w:id="60"/>
+      <w:commentRangeEnd w:id="61"/>
       <w:r>
         <w:rPr>
           <w:rStyle w:val="CommentReference"/>
@@ -10762,7 +10931,7 @@
           <w:sz w:val="24"/>
           <w:szCs w:val="24"/>
         </w:rPr>
-        <w:commentReference w:id="60"/>
+        <w:commentReference w:id="61"/>
       </w:r>
       <w:r>
         <w:rPr>
@@ -10800,11 +10969,11 @@
       <w:pPr>
         <w:pStyle w:val="Teksts"/>
       </w:pPr>
-      <w:commentRangeStart w:id="61"/>
+      <w:commentRangeStart w:id="62"/>
       <w:r>
         <w:t xml:space="preserve">Tabulā </w:t>
       </w:r>
-      <w:commentRangeEnd w:id="61"/>
+      <w:commentRangeEnd w:id="62"/>
       <w:r>
         <w:rPr>
           <w:rStyle w:val="CommentReference"/>
@@ -10813,7 +10982,7 @@
           <w:sz w:val="24"/>
           <w:szCs w:val="24"/>
         </w:rPr>
-        <w:commentReference w:id="61"/>
+        <w:commentReference w:id="62"/>
       </w:r>
       <w:r>
         <w:rPr>
@@ -10835,25 +11004,29 @@
         <w:t xml:space="preserve">dati </w:t>
       </w:r>
       <w:r>
-        <w:t xml:space="preserve">dažādās mērvienībās, kā arī atlikumi gabalos, kubikmetros, kvadrātmetros un eiro. Šī vairs nav uzziņu grāmata, bet gan materiāla mēneša statistika. </w:t>
+        <w:t xml:space="preserve">dažādās </w:t>
+      </w:r>
+      <w:r>
+        <w:lastRenderedPageBreak/>
+        <w:t xml:space="preserve">mērvienībās, kā arī atlikumi gabalos, kubikmetros, kvadrātmetros un eiro. Šī vairs nav uzziņu grāmata, bet gan materiāla mēneša statistika. </w:t>
       </w:r>
     </w:p>
     <w:p>
       <w:pPr>
         <w:pStyle w:val="Teksts"/>
       </w:pPr>
-      <w:commentRangeStart w:id="62"/>
+      <w:commentRangeStart w:id="63"/>
       <w:r>
         <w:t xml:space="preserve">Pārdošanas </w:t>
       </w:r>
-      <w:commentRangeEnd w:id="62"/>
+      <w:commentRangeEnd w:id="63"/>
       <w:r>
         <w:rPr>
           <w:rStyle w:val="CommentReference"/>
           <w:sz w:val="24"/>
           <w:szCs w:val="24"/>
         </w:rPr>
-        <w:commentReference w:id="62"/>
+        <w:commentReference w:id="63"/>
       </w:r>
       <w:r>
         <w:t xml:space="preserve">tabulā tiek glabāti pārdošanas apjomi. Katrs ieraksts ir saistīts ar materiālu, gadu un mēnesi. </w:t>
@@ -10874,16 +11047,12 @@
         <w:t>Tas ir svarīgi: sākotnējā failā vairākas transakcijas, iespējams, tika apvienotas vienā šūnā, izmantojot formulu, taču skripts mēģina tās atgriezt kā vairākas rindas pārdošanas un piegāžu tabulās</w:t>
       </w:r>
       <w:r>
-        <w:t xml:space="preserve">. Piegāžu tabula ir strukturēta </w:t>
-      </w:r>
-      <w:r>
-        <w:lastRenderedPageBreak/>
-        <w:t xml:space="preserve">līdzīgi kā pārdošanas apjomi, bet attiecas uz materiālu saņemšanu. </w:t>
+        <w:t xml:space="preserve">. Piegāžu tabula ir strukturēta līdzīgi kā pārdošanas apjomi, bet attiecas uz materiālu saņemšanu. </w:t>
       </w:r>
       <w:r>
         <w:t xml:space="preserve">Formulas interpretēšana ir realizēta ar </w:t>
       </w:r>
-      <w:commentRangeStart w:id="63"/>
+      <w:commentRangeStart w:id="64"/>
       <w:r>
         <w:rPr>
           <w:i/>
@@ -10901,7 +11070,7 @@
         </w:rPr>
         <w:t>parse_deliveries</w:t>
       </w:r>
-      <w:commentRangeEnd w:id="63"/>
+      <w:commentRangeEnd w:id="64"/>
       <w:r>
         <w:rPr>
           <w:rStyle w:val="CommentReference"/>
@@ -10910,7 +11079,7 @@
           <w:sz w:val="24"/>
           <w:szCs w:val="24"/>
         </w:rPr>
-        <w:commentReference w:id="63"/>
+        <w:commentReference w:id="64"/>
       </w:r>
       <w:r>
         <w:rPr>
@@ -10939,18 +11108,18 @@
       <w:pPr>
         <w:pStyle w:val="Teksts"/>
       </w:pPr>
-      <w:commentRangeStart w:id="64"/>
+      <w:commentRangeStart w:id="65"/>
       <w:r>
         <w:t xml:space="preserve">Visās </w:t>
       </w:r>
-      <w:commentRangeEnd w:id="64"/>
+      <w:commentRangeEnd w:id="65"/>
       <w:r>
         <w:rPr>
           <w:rStyle w:val="CommentReference"/>
           <w:sz w:val="24"/>
           <w:szCs w:val="24"/>
         </w:rPr>
-        <w:commentReference w:id="64"/>
+        <w:commentReference w:id="65"/>
       </w:r>
       <w:r>
         <w:t>tabulās ir ietverti faila file_</w:t>
@@ -10974,252 +11143,102 @@
       <w:pPr>
         <w:pStyle w:val="Teksts"/>
       </w:pPr>
-      <w:commentRangeStart w:id="65"/>
-      <w:r>
-        <w:t>Pilno blokshēmu skriptam var ieraudzīt zemāk:</w:t>
-      </w:r>
-      <w:commentRangeEnd w:id="65"/>
+      <w:r>
+        <w:t>Pilns izstrādātā risinājuma pirmkods ir pieejams GitHub repozitorijā</w:t>
+      </w:r>
+      <w:r>
+        <w:t xml:space="preserve"> </w:t>
+      </w:r>
+      <w:sdt>
+        <w:sdtPr>
+          <w:id w:val="-748416259"/>
+          <w:citation/>
+        </w:sdtPr>
+        <w:sdtContent>
+          <w:r>
+            <w:fldChar w:fldCharType="begin"/>
+          </w:r>
+          <w:r>
+            <w:instrText xml:space="preserve">CITATION Den26 \n  \l 1062 </w:instrText>
+          </w:r>
+          <w:r>
+            <w:fldChar w:fldCharType="separate"/>
+          </w:r>
+          <w:r>
+            <w:rPr>
+              <w:noProof/>
+            </w:rPr>
+            <w:t>(denissgrabovskis/bachelor, 2026)</w:t>
+          </w:r>
+          <w:r>
+            <w:fldChar w:fldCharType="end"/>
+          </w:r>
+        </w:sdtContent>
+      </w:sdt>
+      <w:r>
+        <w:t>.</w:t>
+      </w:r>
+    </w:p>
+    <w:p>
+      <w:pPr>
+        <w:pStyle w:val="Att-nos-ar-skaidrojumiem"/>
+      </w:pPr>
+    </w:p>
+    <w:p>
+      <w:pPr>
+        <w:pStyle w:val="1-lm-numurts-virsraksts"/>
+        <w:rPr>
+          <w:rFonts w:asciiTheme="minorHAnsi" w:hAnsiTheme="minorHAnsi"/>
+          <w:lang w:val="ru-RU"/>
+        </w:rPr>
+      </w:pPr>
+      <w:bookmarkStart w:id="66" w:name="_Toc230115239"/>
+      <w:r>
+        <w:rPr>
+          <w:lang w:val="ru-RU"/>
+        </w:rPr>
+        <w:lastRenderedPageBreak/>
+        <w:t>Datu analīze</w:t>
+      </w:r>
+      <w:bookmarkEnd w:id="66"/>
+    </w:p>
+    <w:p>
+      <w:pPr>
+        <w:pStyle w:val="2-lm-virsraksts"/>
+        <w:rPr>
+          <w:rFonts w:asciiTheme="minorHAnsi" w:hAnsiTheme="minorHAnsi"/>
+        </w:rPr>
+      </w:pPr>
+      <w:bookmarkStart w:id="67" w:name="_Toc230115240"/>
+      <w:r>
+        <w:t>Prognozēšanas datu kopas īss apraksts</w:t>
+      </w:r>
+      <w:bookmarkEnd w:id="67"/>
+    </w:p>
+    <w:p>
+      <w:pPr>
+        <w:pStyle w:val="Teksts"/>
+      </w:pPr>
+      <w:r>
+        <w:t>Kā parādīts iepriekšējās nodaļās, uzņēmuma avota dati tika parsēti no Excel failiem un pārveidoti strukturētā formā SQLite datubāzē.</w:t>
+      </w:r>
+    </w:p>
+    <w:p>
+      <w:pPr>
+        <w:pStyle w:val="Teksts"/>
+      </w:pPr>
+      <w:commentRangeStart w:id="68"/>
+      <w:r>
+        <w:t>Prognozēšanas uzdevumā pārdošanas tabula ir primāri interesanta, jo tā ir pamats mērķa mainīgā, kas saistīts ar pārdošanas apjomu, turpmākai veidošanai. Piegāžu tabulai tomēr ir papildu nozīme, jo piegādes var izmantot kā papildu ievades funkciju neironu tīkla pieejā, bet ne kā galveno prognozes objektu.</w:t>
+      </w:r>
+      <w:commentRangeEnd w:id="68"/>
       <w:r>
         <w:rPr>
           <w:rStyle w:val="CommentReference"/>
           <w:sz w:val="24"/>
           <w:szCs w:val="24"/>
         </w:rPr>
-        <w:commentReference w:id="65"/>
-      </w:r>
-    </w:p>
-    <w:p>
-      <w:pPr>
-        <w:pStyle w:val="Teksts"/>
-        <w:rPr>
-          <w:noProof/>
-        </w:rPr>
-      </w:pPr>
-      <w:r>
-        <w:rPr>
-          <w:noProof/>
-          <w:lang w:val="ru-RU"/>
-        </w:rPr>
-        <w:drawing>
-          <wp:inline distT="0" distB="0" distL="0" distR="0" wp14:anchorId="540F7E54" wp14:editId="50F3D8CF">
-            <wp:extent cx="2251267" cy="5336274"/>
-            <wp:effectExtent l="0" t="0" r="0" b="0"/>
-            <wp:docPr id="2067749863" name="Picture 1"/>
-            <wp:cNvGraphicFramePr>
-              <a:graphicFrameLocks xmlns:a="http://schemas.openxmlformats.org/drawingml/2006/main" noChangeAspect="1"/>
-            </wp:cNvGraphicFramePr>
-            <a:graphic xmlns:a="http://schemas.openxmlformats.org/drawingml/2006/main">
-              <a:graphicData uri="http://schemas.openxmlformats.org/drawingml/2006/picture">
-                <pic:pic xmlns:pic="http://schemas.openxmlformats.org/drawingml/2006/picture">
-                  <pic:nvPicPr>
-                    <pic:cNvPr id="2067749863" name=""/>
-                    <pic:cNvPicPr/>
-                  </pic:nvPicPr>
-                  <pic:blipFill rotWithShape="1">
-                    <a:blip r:embed="rId17"/>
-                    <a:srcRect b="48229"/>
-                    <a:stretch>
-                      <a:fillRect/>
-                    </a:stretch>
-                  </pic:blipFill>
-                  <pic:spPr bwMode="auto">
-                    <a:xfrm>
-                      <a:off x="0" y="0"/>
-                      <a:ext cx="2252995" cy="5340370"/>
-                    </a:xfrm>
-                    <a:prstGeom prst="rect">
-                      <a:avLst/>
-                    </a:prstGeom>
-                    <a:ln>
-                      <a:noFill/>
-                    </a:ln>
-                    <a:extLst>
-                      <a:ext uri="{53640926-AAD7-44D8-BBD7-CCE9431645EC}">
-                        <a14:shadowObscured xmlns:a14="http://schemas.microsoft.com/office/drawing/2010/main"/>
-                      </a:ext>
-                    </a:extLst>
-                  </pic:spPr>
-                </pic:pic>
-              </a:graphicData>
-            </a:graphic>
-          </wp:inline>
-        </w:drawing>
-      </w:r>
-      <w:r>
-        <w:rPr>
-          <w:noProof/>
-        </w:rPr>
-        <w:t xml:space="preserve"> </w:t>
-      </w:r>
-      <w:r>
-        <w:rPr>
-          <w:noProof/>
-          <w:lang w:val="ru-RU"/>
-        </w:rPr>
-        <w:drawing>
-          <wp:inline distT="0" distB="0" distL="0" distR="0" wp14:anchorId="2466ECF8" wp14:editId="5B67E322">
-            <wp:extent cx="2384425" cy="5307805"/>
-            <wp:effectExtent l="0" t="0" r="0" b="7620"/>
-            <wp:docPr id="212033829" name="Picture 1"/>
-            <wp:cNvGraphicFramePr>
-              <a:graphicFrameLocks xmlns:a="http://schemas.openxmlformats.org/drawingml/2006/main" noChangeAspect="1"/>
-            </wp:cNvGraphicFramePr>
-            <a:graphic xmlns:a="http://schemas.openxmlformats.org/drawingml/2006/main">
-              <a:graphicData uri="http://schemas.openxmlformats.org/drawingml/2006/picture">
-                <pic:pic xmlns:pic="http://schemas.openxmlformats.org/drawingml/2006/picture">
-                  <pic:nvPicPr>
-                    <pic:cNvPr id="212033829" name=""/>
-                    <pic:cNvPicPr/>
-                  </pic:nvPicPr>
-                  <pic:blipFill rotWithShape="1">
-                    <a:blip r:embed="rId18"/>
-                    <a:srcRect t="51381"/>
-                    <a:stretch>
-                      <a:fillRect/>
-                    </a:stretch>
-                  </pic:blipFill>
-                  <pic:spPr bwMode="auto">
-                    <a:xfrm>
-                      <a:off x="0" y="0"/>
-                      <a:ext cx="2395721" cy="5332950"/>
-                    </a:xfrm>
-                    <a:prstGeom prst="rect">
-                      <a:avLst/>
-                    </a:prstGeom>
-                    <a:ln>
-                      <a:noFill/>
-                    </a:ln>
-                    <a:extLst>
-                      <a:ext uri="{53640926-AAD7-44D8-BBD7-CCE9431645EC}">
-                        <a14:shadowObscured xmlns:a14="http://schemas.microsoft.com/office/drawing/2010/main"/>
-                      </a:ext>
-                    </a:extLst>
-                  </pic:spPr>
-                </pic:pic>
-              </a:graphicData>
-            </a:graphic>
-          </wp:inline>
-        </w:drawing>
-      </w:r>
-    </w:p>
-    <w:commentRangeStart w:id="66"/>
-    <w:p>
-      <w:pPr>
-        <w:pStyle w:val="Att-nos-ar-skaidrojumiem"/>
-      </w:pPr>
-      <w:r>
-        <w:fldChar w:fldCharType="begin"/>
-      </w:r>
-      <w:r>
-        <w:instrText xml:space="preserve"> STYLEREF  \s 1-līm-numurēts-virsraksts  \* MERGEFORMAT </w:instrText>
-      </w:r>
-      <w:r>
-        <w:fldChar w:fldCharType="separate"/>
-      </w:r>
-      <w:r>
-        <w:rPr>
-          <w:noProof/>
-        </w:rPr>
-        <w:t>3</w:t>
-      </w:r>
-      <w:r>
-        <w:rPr>
-          <w:noProof/>
-        </w:rPr>
-        <w:fldChar w:fldCharType="end"/>
-      </w:r>
-      <w:r>
-        <w:t>.</w:t>
-      </w:r>
-      <w:r>
-        <w:fldChar w:fldCharType="begin"/>
-      </w:r>
-      <w:r>
-        <w:instrText xml:space="preserve"> SEQ ._att. \* ARABIC \s 1 </w:instrText>
-      </w:r>
-      <w:r>
-        <w:fldChar w:fldCharType="separate"/>
-      </w:r>
-      <w:r>
-        <w:rPr>
-          <w:noProof/>
-        </w:rPr>
-        <w:t>2</w:t>
-      </w:r>
-      <w:r>
-        <w:fldChar w:fldCharType="end"/>
-      </w:r>
-      <w:r>
-        <w:t>. att.</w:t>
-      </w:r>
-      <w:r>
-        <w:t xml:space="preserve"> Parsēšanas skripta blokshēma</w:t>
-      </w:r>
-      <w:commentRangeEnd w:id="66"/>
-      <w:r>
-        <w:rPr>
-          <w:rStyle w:val="CommentReference"/>
-          <w:sz w:val="24"/>
-          <w:szCs w:val="24"/>
-        </w:rPr>
-        <w:commentReference w:id="66"/>
-      </w:r>
-    </w:p>
-    <w:p>
-      <w:pPr>
-        <w:pStyle w:val="1-lm-numurts-virsraksts"/>
-        <w:rPr>
-          <w:rFonts w:asciiTheme="minorHAnsi" w:hAnsiTheme="minorHAnsi"/>
-          <w:lang w:val="ru-RU"/>
-        </w:rPr>
-      </w:pPr>
-      <w:bookmarkStart w:id="67" w:name="_Toc230115239"/>
-      <w:r>
-        <w:rPr>
-          <w:lang w:val="ru-RU"/>
-        </w:rPr>
-        <w:lastRenderedPageBreak/>
-        <w:t>Datu analīze</w:t>
-      </w:r>
-      <w:bookmarkEnd w:id="67"/>
-    </w:p>
-    <w:p>
-      <w:pPr>
-        <w:pStyle w:val="2-lm-virsraksts"/>
-        <w:rPr>
-          <w:rFonts w:asciiTheme="minorHAnsi" w:hAnsiTheme="minorHAnsi"/>
-        </w:rPr>
-      </w:pPr>
-      <w:bookmarkStart w:id="68" w:name="_Toc230115240"/>
-      <w:r>
-        <w:t>Prognozēšanas datu kopas īss apraksts</w:t>
-      </w:r>
-      <w:bookmarkEnd w:id="68"/>
-    </w:p>
-    <w:p>
-      <w:pPr>
-        <w:pStyle w:val="Teksts"/>
-      </w:pPr>
-      <w:r>
-        <w:t>Kā parādīts iepriekšējās nodaļās, uzņēmuma avota dati tika parsēti no Excel failiem un pārveidoti strukturētā formā SQLite datubāzē.</w:t>
-      </w:r>
-    </w:p>
-    <w:p>
-      <w:pPr>
-        <w:pStyle w:val="Teksts"/>
-      </w:pPr>
-      <w:commentRangeStart w:id="69"/>
-      <w:r>
-        <w:t>Prognozēšanas uzdevumā pārdošanas tabula ir primāri interesanta, jo tā ir pamats mērķa mainīgā, kas saistīts ar pārdošanas apjomu, turpmākai veidošanai. Piegāžu tabulai tomēr ir papildu nozīme, jo piegādes var izmantot kā papildu ievades funkciju neironu tīkla pieejā, bet ne kā galveno prognozes objektu.</w:t>
-      </w:r>
-      <w:commentRangeEnd w:id="69"/>
-      <w:r>
-        <w:rPr>
-          <w:rStyle w:val="CommentReference"/>
-          <w:sz w:val="24"/>
-          <w:szCs w:val="24"/>
-        </w:rPr>
-        <w:commentReference w:id="69"/>
+        <w:commentReference w:id="68"/>
       </w:r>
     </w:p>
     <w:p>
@@ -11622,18 +11641,18 @@
         <w:pStyle w:val="Teksts"/>
         <w:spacing w:before="120"/>
       </w:pPr>
-      <w:commentRangeStart w:id="70"/>
+      <w:commentRangeStart w:id="69"/>
       <w:r>
         <w:t xml:space="preserve">Tādējādi </w:t>
       </w:r>
-      <w:commentRangeEnd w:id="70"/>
+      <w:commentRangeEnd w:id="69"/>
       <w:r>
         <w:rPr>
           <w:rStyle w:val="CommentReference"/>
           <w:sz w:val="24"/>
           <w:szCs w:val="24"/>
         </w:rPr>
-        <w:commentReference w:id="70"/>
+        <w:commentReference w:id="69"/>
       </w:r>
       <w:r>
         <w:t>šajā posmā var uzskatīt, ka sākotnējie dati jau ir pārveidoti analītiski piemērotā formā, un nākamais uzdevums ir novērtēt, cik lielā mērā šie dati ir piemēroti prognozējošo modeļu konstruēšanai.</w:t>
@@ -11643,66 +11662,69 @@
       <w:pPr>
         <w:pStyle w:val="2-lm-virsraksts"/>
       </w:pPr>
-      <w:bookmarkStart w:id="71" w:name="_Toc230115241"/>
+      <w:bookmarkStart w:id="70" w:name="_Toc230115241"/>
       <w:r>
         <w:t>Datu laika pārklājums un novērojumu ierobežojumi</w:t>
       </w:r>
-      <w:bookmarkEnd w:id="71"/>
+      <w:bookmarkEnd w:id="70"/>
     </w:p>
     <w:p>
       <w:pPr>
         <w:pStyle w:val="Teksts"/>
       </w:pPr>
-      <w:commentRangeStart w:id="72"/>
+      <w:commentRangeStart w:id="71"/>
       <w:r>
         <w:t xml:space="preserve">Kā </w:t>
       </w:r>
-      <w:commentRangeEnd w:id="72"/>
+      <w:commentRangeEnd w:id="71"/>
       <w:r>
         <w:rPr>
           <w:rStyle w:val="CommentReference"/>
           <w:sz w:val="24"/>
           <w:szCs w:val="24"/>
         </w:rPr>
-        <w:commentReference w:id="72"/>
+        <w:commentReference w:id="71"/>
       </w:r>
       <w:r>
         <w:t xml:space="preserve">jau minēts iepriekš, pieejamie novērojumi aptver periodu no 2025. gada jūlija līdz </w:t>
       </w:r>
-      <w:commentRangeStart w:id="73"/>
+      <w:commentRangeStart w:id="72"/>
       <w:r>
         <w:t xml:space="preserve">2026. gada martam </w:t>
       </w:r>
-      <w:commentRangeEnd w:id="73"/>
+      <w:commentRangeEnd w:id="72"/>
       <w:r>
         <w:rPr>
           <w:rStyle w:val="CommentReference"/>
           <w:sz w:val="24"/>
           <w:szCs w:val="24"/>
         </w:rPr>
-        <w:commentReference w:id="73"/>
-      </w:r>
-      <w:r>
-        <w:t>(ieskaitot). Tas nozīmē, ka ir pieejami tikai deviņu secīgu mēnešu novērojumi. Tas vien jau rada būtiskus ierobežojumus turpmākajai prognozēšanai, jo datos trūkst pat viena pilnīga gada cikla. Līdz ar to, pat ja pārdošanas paradumos ir sezonalitāte, to ir grūti pilnībā noteikt un pārbaudīt tik ilgā laika periodā.</w:t>
+        <w:commentReference w:id="72"/>
+      </w:r>
+      <w:r>
+        <w:t>(ieskaitot). Tas nozīmē, ka ir pieejami tikai deviņu secīgu mēnešu novērojumi. Tas vien jau rada būtiskus ierobežojumus turpmākajai prognozēšanai, jo datos trūkst pat viena pilnīga gada cikla. Līdz ar to, pat ja pārdošanas paradumos ir sezonalitāte, to ir grūti pilnībā noteikt un pārbaudīt tik ilgā laika periodā</w:t>
+      </w:r>
+      <w:r>
+        <w:t>.</w:t>
       </w:r>
     </w:p>
     <w:p>
       <w:pPr>
         <w:pStyle w:val="Teksts"/>
       </w:pPr>
-      <w:commentRangeStart w:id="74"/>
+      <w:commentRangeStart w:id="73"/>
       <w:r>
         <w:lastRenderedPageBreak/>
         <w:t xml:space="preserve">Papildu </w:t>
       </w:r>
-      <w:commentRangeEnd w:id="74"/>
+      <w:commentRangeEnd w:id="73"/>
       <w:r>
         <w:rPr>
           <w:rStyle w:val="CommentReference"/>
           <w:sz w:val="24"/>
           <w:szCs w:val="24"/>
         </w:rPr>
-        <w:commentReference w:id="74"/>
+        <w:commentReference w:id="73"/>
       </w:r>
       <w:r>
         <w:t>sarežģījums ir tas, ka novērojumu bāze ir ne tikai īsa, bet arī tiek veidota pakāpeniski. Pirmajos grāmatvedības mēnešos dokumentēto materiālu saraksts turpināja paplašināties, kas nozīmē, ka daži produkti netika nekavējoties ievadīti sistēmā. Tāpēc agrīnās vērtības sērijā var atspoguļot ne tikai faktiskos pārdošanas apjomus, bet arī pašas grāmatvedības pilnīgumu. Tas nozīmē, ka zemāki pārdošanas apjomi sākumā (pirmajos mēnešos) ne vienmēr norāda uz tikpat zemu faktisko pieprasījumu.</w:t>
@@ -11715,13 +11737,12 @@
           <w:lang w:val="en-GB"/>
         </w:rPr>
       </w:pPr>
-      <w:commentRangeStart w:id="75"/>
       <w:r>
         <w:drawing>
-          <wp:inline distT="0" distB="0" distL="0" distR="0" wp14:anchorId="52F4B897" wp14:editId="491EAD3A">
+          <wp:inline distT="0" distB="0" distL="0" distR="0" wp14:anchorId="082FA214" wp14:editId="7EFCB5F8">
             <wp:extent cx="5271135" cy="2792730"/>
             <wp:effectExtent l="0" t="0" r="5715" b="7620"/>
-            <wp:docPr id="589744022" name="Chart 1">
+            <wp:docPr id="542637102" name="Chart 1">
               <a:extLst xmlns:a="http://schemas.openxmlformats.org/drawingml/2006/main">
                 <a:ext uri="{FF2B5EF4-FFF2-40B4-BE49-F238E27FC236}">
                   <a16:creationId xmlns:a16="http://schemas.microsoft.com/office/drawing/2014/main" id="{CA8E6672-2D5B-1B18-1EAE-7152C79A8738}"/>
@@ -11731,110 +11752,190 @@
             <wp:cNvGraphicFramePr/>
             <a:graphic xmlns:a="http://schemas.openxmlformats.org/drawingml/2006/main">
               <a:graphicData uri="http://schemas.openxmlformats.org/drawingml/2006/chart">
-                <c:chart xmlns:c="http://schemas.openxmlformats.org/drawingml/2006/chart" xmlns:r="http://schemas.openxmlformats.org/officeDocument/2006/relationships" r:id="rId19"/>
+                <c:chart xmlns:c="http://schemas.openxmlformats.org/drawingml/2006/chart" xmlns:r="http://schemas.openxmlformats.org/officeDocument/2006/relationships" r:id="rId17"/>
               </a:graphicData>
             </a:graphic>
           </wp:inline>
         </w:drawing>
       </w:r>
-      <w:commentRangeEnd w:id="75"/>
+    </w:p>
+    <w:commentRangeStart w:id="74"/>
+    <w:p>
+      <w:pPr>
+        <w:pStyle w:val="Att-nos-ar-skaidrojumiem"/>
+      </w:pPr>
+      <w:r>
+        <w:fldChar w:fldCharType="begin"/>
+      </w:r>
+      <w:r>
+        <w:instrText xml:space="preserve"> STYLEREF  \s 1-līm-numurēts-virsraksts  \* MERGEFORMAT </w:instrText>
+      </w:r>
+      <w:r>
+        <w:fldChar w:fldCharType="separate"/>
+      </w:r>
+      <w:r>
+        <w:rPr>
+          <w:noProof/>
+        </w:rPr>
+        <w:t>4</w:t>
+      </w:r>
+      <w:r>
+        <w:rPr>
+          <w:noProof/>
+        </w:rPr>
+        <w:fldChar w:fldCharType="end"/>
+      </w:r>
+      <w:r>
+        <w:t>.</w:t>
+      </w:r>
+      <w:r>
+        <w:fldChar w:fldCharType="begin"/>
+      </w:r>
+      <w:r>
+        <w:instrText xml:space="preserve"> SEQ ._att. \* ARABIC \s 1 </w:instrText>
+      </w:r>
+      <w:r>
+        <w:fldChar w:fldCharType="separate"/>
+      </w:r>
+      <w:r>
+        <w:rPr>
+          <w:noProof/>
+        </w:rPr>
+        <w:t>3</w:t>
+      </w:r>
+      <w:r>
+        <w:fldChar w:fldCharType="end"/>
+      </w:r>
+      <w:r>
+        <w:t xml:space="preserve">. att. </w:t>
+      </w:r>
+      <w:commentRangeEnd w:id="74"/>
       <w:r>
         <w:rPr>
           <w:rStyle w:val="CommentReference"/>
           <w:sz w:val="24"/>
           <w:szCs w:val="24"/>
+        </w:rPr>
+        <w:commentReference w:id="74"/>
+      </w:r>
+      <w:r>
+        <w:t>Pārdošanas apjoms un dokumentēto materiālu skaits pa mēnešiem</w:t>
+      </w:r>
+    </w:p>
+    <w:p>
+      <w:pPr>
+        <w:pStyle w:val="Att-skaidrojumi"/>
+        <w:rPr>
           <w:lang w:val="en-GB"/>
         </w:rPr>
-        <w:commentReference w:id="75"/>
-      </w:r>
-    </w:p>
-    <w:p>
-      <w:pPr>
-        <w:pStyle w:val="Att-nos-ar-skaidrojumiem"/>
-        <w:tabs>
-          <w:tab w:val="center" w:pos="4150"/>
-          <w:tab w:val="left" w:pos="5409"/>
-        </w:tabs>
-        <w:jc w:val="left"/>
-      </w:pPr>
-      <w:commentRangeStart w:id="76"/>
+      </w:pPr>
+      <w:r>
+        <w:t>P</w:t>
+      </w:r>
+      <w:r>
+        <w:t>irmajos četros mēnešos korelācija starp dokumentēto materiālu skaitu un kopējo pārdošanas apjomu ir 0,99.</w:t>
+      </w:r>
+    </w:p>
+    <w:p>
+      <w:pPr>
+        <w:pStyle w:val="Teksts"/>
+      </w:pPr>
       <w:r>
         <w:tab/>
       </w:r>
-      <w:fldSimple w:instr=" STYLEREF  \s 1-līm-numurēts-virsraksts  \* MERGEFORMAT ">
-        <w:r>
-          <w:rPr>
-            <w:noProof/>
-          </w:rPr>
-          <w:t>4</w:t>
-        </w:r>
-      </w:fldSimple>
-      <w:r>
-        <w:t>.</w:t>
-      </w:r>
-      <w:r>
-        <w:fldChar w:fldCharType="begin"/>
-      </w:r>
-      <w:r>
-        <w:instrText xml:space="preserve"> SEQ ._att. \* ARABIC \s 1 </w:instrText>
-      </w:r>
-      <w:r>
-        <w:fldChar w:fldCharType="separate"/>
-      </w:r>
-      <w:r>
-        <w:rPr>
-          <w:noProof/>
-        </w:rPr>
-        <w:t>3</w:t>
-      </w:r>
-      <w:r>
-        <w:fldChar w:fldCharType="end"/>
-      </w:r>
-      <w:r>
-        <w:t xml:space="preserve">. att. </w:t>
-      </w:r>
-      <w:r>
-        <w:t>Pārdošanas apjoms</w:t>
-      </w:r>
-      <w:r>
-        <w:t xml:space="preserve"> un dokumentētie materiālie</w:t>
-      </w:r>
-      <w:r>
-        <w:t xml:space="preserve"> pa mēnešiem </w:t>
-      </w:r>
-      <w:commentRangeEnd w:id="76"/>
+      <w:commentRangeStart w:id="75"/>
+      <w:r>
+        <w:t xml:space="preserve">Grafikā </w:t>
+      </w:r>
+      <w:commentRangeEnd w:id="75"/>
       <w:r>
         <w:rPr>
           <w:rStyle w:val="CommentReference"/>
           <w:sz w:val="24"/>
           <w:szCs w:val="24"/>
         </w:rPr>
-        <w:commentReference w:id="76"/>
+        <w:commentReference w:id="75"/>
+      </w:r>
+      <w:r>
+        <w:t xml:space="preserve">redzams, ka novērotais periods patiešām ir īss: laika ass attēlo tikai daļu no gada, un neatkārtojas tie paši otrā gada mēneši. Tas nozīmē, ka prognozei vajadzētu mazāk paļauties uz sezonalitāti, nekā sākotnēji pieņemts. Vienlaikus grafikā redzams, ka pirmajos mēnešos </w:t>
+      </w:r>
+      <w:r>
+        <w:t>dokumentēto materiālu skaits vēl palielinājās</w:t>
+      </w:r>
+      <w:r>
+        <w:t xml:space="preserve">, kas nozīmē, ka agrīnie periodi jāvērtē piesardzīgi. Ir arī vērts atzīmēt, ka dokumentēto materiālu </w:t>
+      </w:r>
+      <w:r>
+        <w:t>skaits</w:t>
+      </w:r>
+      <w:r>
+        <w:t xml:space="preserve"> turpmākajos mēnešos samazinājās. Tas var būt saistīts ar dažādiem procesiem uzņēmumā, un teorētiski tam nevajadzētu ietekmēt prognozi, taču ir vērts to paturēt prātā.</w:t>
       </w:r>
     </w:p>
     <w:p>
       <w:pPr>
         <w:pStyle w:val="Teksts"/>
       </w:pPr>
-      <w:r>
-        <w:tab/>
-      </w:r>
-      <w:commentRangeStart w:id="77"/>
-      <w:r>
-        <w:t xml:space="preserve">Grafikā </w:t>
-      </w:r>
-      <w:commentRangeEnd w:id="77"/>
+      <w:commentRangeStart w:id="76"/>
+      <w:r>
+        <w:t xml:space="preserve">Tas </w:t>
+      </w:r>
+      <w:commentRangeEnd w:id="76"/>
       <w:r>
         <w:rPr>
           <w:rStyle w:val="CommentReference"/>
           <w:sz w:val="24"/>
           <w:szCs w:val="24"/>
         </w:rPr>
-        <w:commentReference w:id="77"/>
-      </w:r>
-      <w:r>
-        <w:t>redzams, ka novērotais periods patiešām ir īss: laika ass attēlo tikai daļu no gada, un neatkārtojas tie paši otrā gada mēneši. Tas nozīmē, ka prognozei vajadzētu mazāk paļauties uz sezonalitāti, nekā sākotnēji pieņemts. Vienlaikus grafikā redzams, ka pirmajos mēnešos materiālu apjoms joprojām tika ģenerēts, kas nozīmē, ka agrīnie periodi jāvērtē piesardzīgi. Ir arī vērts atzīmēt, ka dokumentēto materiālu apjoms turpmākajos mēnešos samazinājās. Tas var būt saistīts ar dažādiem procesiem uzņēmumā, un teorētiski tam nevajadzētu ietekmēt prognozi, taču ir vērts to paturēt prātā.</w:t>
-      </w:r>
+        <w:commentReference w:id="76"/>
+      </w:r>
+      <w:r>
+        <w:t xml:space="preserve">noved pie svarīga starpsecinājuma: pieejamie dati ir ierobežoti gan laika horizonta ilguma, gan agrīno novērojumu pilnīguma ziņā. Tas savukārt kļūst par vienu no galvenajiem argumentiem par labu plašākam prognožu apgabalam, nevis </w:t>
+      </w:r>
+      <w:r>
+        <w:lastRenderedPageBreak/>
+        <w:t>detalizētākam (individuālu datu līmenī).</w:t>
+      </w:r>
+      <w:r>
+        <w:t xml:space="preserve"> </w:t>
+      </w:r>
+      <w:r>
+        <w:t>T</w:t>
+      </w:r>
+      <w:r>
+        <w:t xml:space="preserve">as arī nozīme, ka </w:t>
+      </w:r>
+      <w:r>
+        <w:t>aprakstītas literatūras analīz</w:t>
+      </w:r>
+      <w:r>
+        <w:t>ē</w:t>
+      </w:r>
+      <w:r>
+        <w:t xml:space="preserve"> piemērotas sezonālām laikrindām metodes </w:t>
+      </w:r>
+      <w:r>
+        <w:t xml:space="preserve">SARIMA un Holt-Winters </w:t>
+      </w:r>
+      <w:r>
+        <w:t xml:space="preserve">nebūs izmantoti eksperimentā. Savā starpā būs salīdzināti </w:t>
+      </w:r>
+      <w:r>
+        <w:t>naivā prognoze, vienkāršā eksponenciālā izlīdzināšana, ARIMA un LSTM modelis</w:t>
+      </w:r>
+    </w:p>
+    <w:p>
+      <w:pPr>
+        <w:pStyle w:val="2-lm-virsraksts"/>
+        <w:rPr>
+          <w:rFonts w:asciiTheme="minorHAnsi" w:hAnsiTheme="minorHAnsi"/>
+        </w:rPr>
+      </w:pPr>
+      <w:bookmarkStart w:id="77" w:name="_Toc230115242"/>
+      <w:r>
+        <w:t>Pārdošana un piegādes kā analīzes objekti</w:t>
+      </w:r>
+      <w:bookmarkEnd w:id="77"/>
     </w:p>
     <w:p>
       <w:pPr>
@@ -11842,7 +11943,7 @@
       </w:pPr>
       <w:commentRangeStart w:id="78"/>
       <w:r>
-        <w:t xml:space="preserve">Tas </w:t>
+        <w:t xml:space="preserve">No </w:t>
       </w:r>
       <w:commentRangeEnd w:id="78"/>
       <w:r>
@@ -11854,60 +11955,25 @@
         <w:commentReference w:id="78"/>
       </w:r>
       <w:r>
-        <w:t>noved pie svarīga starpsecinājuma: pieejamie dati ir ierobežoti gan laika horizonta ilguma, gan agrīno novērojumu pilnīguma ziņā. Tas savukārt kļūst par vienu no galvenajiem argumentiem par labu plašākam prognožu apgabalam, nevis detalizētākam (individuālu datu līmenī).</w:t>
-      </w:r>
-    </w:p>
-    <w:p>
-      <w:pPr>
-        <w:pStyle w:val="2-lm-virsraksts"/>
-        <w:rPr>
-          <w:rFonts w:asciiTheme="minorHAnsi" w:hAnsiTheme="minorHAnsi"/>
-        </w:rPr>
-      </w:pPr>
-      <w:bookmarkStart w:id="79" w:name="_Toc230115242"/>
-      <w:r>
-        <w:lastRenderedPageBreak/>
-        <w:t>Pārdošana un piegādes kā analīzes objekti</w:t>
-      </w:r>
-      <w:bookmarkEnd w:id="79"/>
+        <w:t xml:space="preserve">prognozēšanas viedokļa pārdošanas un piegādes datiem ir atšķirīga loma. Pārdošanas apjomi tieši atspoguļo faktisko pieprasījumu un tāpēc dabiski kļūst par prognozēšanas galveno uzmanības objektu. Savukārt </w:t>
+      </w:r>
+      <w:r>
+        <w:t>piegāžu</w:t>
+      </w:r>
+      <w:r>
+        <w:t xml:space="preserve"> </w:t>
+      </w:r>
+      <w:r>
+        <w:t>apjomi</w:t>
+      </w:r>
+      <w:r>
+        <w:t xml:space="preserve"> raksturo krājumu papildināšanu un ir atkarīgs ne tikai no pieprasījuma, bet arī no iekšējiem lēmumiem un nezināmiem uzņēmuma procesiem.</w:t>
+      </w:r>
     </w:p>
     <w:p>
       <w:pPr>
         <w:pStyle w:val="Teksts"/>
       </w:pPr>
-      <w:commentRangeStart w:id="80"/>
-      <w:r>
-        <w:t xml:space="preserve">No </w:t>
-      </w:r>
-      <w:commentRangeEnd w:id="80"/>
-      <w:r>
-        <w:rPr>
-          <w:rStyle w:val="CommentReference"/>
-          <w:sz w:val="24"/>
-          <w:szCs w:val="24"/>
-        </w:rPr>
-        <w:commentReference w:id="80"/>
-      </w:r>
-      <w:r>
-        <w:t xml:space="preserve">prognozēšanas viedokļa pārdošanas un piegādes datiem ir atšķirīga loma. Pārdošanas apjomi tieši atspoguļo faktisko pieprasījumu un tāpēc dabiski kļūst par prognozēšanas galveno uzmanības objektu. Savukārt </w:t>
-      </w:r>
-      <w:r>
-        <w:t>piegāžu</w:t>
-      </w:r>
-      <w:r>
-        <w:t xml:space="preserve"> </w:t>
-      </w:r>
-      <w:r>
-        <w:t>apjomi</w:t>
-      </w:r>
-      <w:r>
-        <w:t xml:space="preserve"> raksturo krājumu papildināšanu un ir atkarīgs ne tikai no pieprasījuma, bet arī no iekšējiem lēmumiem un nezināmiem uzņēmuma procesiem.</w:t>
-      </w:r>
-    </w:p>
-    <w:p>
-      <w:pPr>
-        <w:pStyle w:val="Teksts"/>
-      </w:pPr>
       <w:r>
         <w:t xml:space="preserve">Datubāzē ir </w:t>
       </w:r>
@@ -11940,7 +12006,7 @@
       <w:pPr>
         <w:pStyle w:val="Attls"/>
       </w:pPr>
-      <w:commentRangeStart w:id="81"/>
+      <w:commentRangeStart w:id="79"/>
       <w:r>
         <w:drawing>
           <wp:inline distT="0" distB="0" distL="0" distR="0" wp14:anchorId="6C140874" wp14:editId="16321784">
@@ -11956,34 +12022,48 @@
             <wp:cNvGraphicFramePr/>
             <a:graphic xmlns:a="http://schemas.openxmlformats.org/drawingml/2006/main">
               <a:graphicData uri="http://schemas.openxmlformats.org/drawingml/2006/chart">
-                <c:chart xmlns:c="http://schemas.openxmlformats.org/drawingml/2006/chart" xmlns:r="http://schemas.openxmlformats.org/officeDocument/2006/relationships" r:id="rId20"/>
+                <c:chart xmlns:c="http://schemas.openxmlformats.org/drawingml/2006/chart" xmlns:r="http://schemas.openxmlformats.org/officeDocument/2006/relationships" r:id="rId18"/>
               </a:graphicData>
             </a:graphic>
           </wp:inline>
         </w:drawing>
       </w:r>
-      <w:commentRangeEnd w:id="81"/>
+      <w:commentRangeEnd w:id="79"/>
       <w:r>
         <w:rPr>
           <w:rStyle w:val="CommentReference"/>
           <w:sz w:val="24"/>
           <w:szCs w:val="24"/>
         </w:rPr>
-        <w:commentReference w:id="81"/>
-      </w:r>
-    </w:p>
-    <w:p>
-      <w:pPr>
-        <w:pStyle w:val="Att-nos-ar-skaidrojumiem"/>
-      </w:pPr>
-      <w:fldSimple w:instr=" STYLEREF  \s 1-līm-numurēts-virsraksts  \* MERGEFORMAT ">
-        <w:r>
-          <w:rPr>
-            <w:noProof/>
-          </w:rPr>
-          <w:t>4</w:t>
-        </w:r>
-      </w:fldSimple>
+        <w:commentReference w:id="79"/>
+      </w:r>
+    </w:p>
+    <w:commentRangeStart w:id="80"/>
+    <w:p>
+      <w:pPr>
+        <w:pStyle w:val="Att-nos-bez-skaidrojumiem"/>
+      </w:pPr>
+      <w:r>
+        <w:fldChar w:fldCharType="begin"/>
+      </w:r>
+      <w:r>
+        <w:instrText xml:space="preserve"> STYLEREF  \s 1-līm-numurēts-virsraksts  \* MERGEFORMAT </w:instrText>
+      </w:r>
+      <w:r>
+        <w:fldChar w:fldCharType="separate"/>
+      </w:r>
+      <w:r>
+        <w:rPr>
+          <w:noProof/>
+        </w:rPr>
+        <w:t>4</w:t>
+      </w:r>
+      <w:r>
+        <w:rPr>
+          <w:noProof/>
+        </w:rPr>
+        <w:fldChar w:fldCharType="end"/>
+      </w:r>
       <w:r>
         <w:t>.</w:t>
       </w:r>
@@ -12017,142 +12097,154 @@
       <w:r>
         <w:t>pa mēnešiem</w:t>
       </w:r>
-    </w:p>
-    <w:p>
-      <w:pPr>
-        <w:pStyle w:val="Teksts"/>
-      </w:pPr>
-      <w:commentRangeStart w:id="82"/>
-      <w:r>
-        <w:t xml:space="preserve">Šis </w:t>
-      </w:r>
-      <w:commentRangeEnd w:id="82"/>
+      <w:commentRangeEnd w:id="80"/>
       <w:r>
         <w:rPr>
           <w:rStyle w:val="CommentReference"/>
           <w:sz w:val="24"/>
           <w:szCs w:val="24"/>
         </w:rPr>
-        <w:commentReference w:id="82"/>
-      </w:r>
-      <w:r>
-        <w:t>novērojums ir īpaši svarīgs tradicionālajiem modeļiem. Tā kā piegādes veido tik īsu un nestabilu sēriju, tās nav piemērotas kā prognozējošs mainīgais. Neironu tīkla pieejā situācija ir citāda: pat retas piegādes var būt noderīgas kā papildu ievades signāls, ja modelis vienlaikus izmanto vairākas funkcijas. Tomēr pat šajā gadījumā piegādes nevajadzētu uzskatīt par atsevišķu prognozēšanas uzdevumu, bet gan par iespējamu papildu informāciju pārdošanas prognozēšanas modelim.</w:t>
+        <w:commentReference w:id="80"/>
       </w:r>
     </w:p>
     <w:p>
       <w:pPr>
         <w:pStyle w:val="Teksts"/>
       </w:pPr>
-      <w:commentRangeStart w:id="83"/>
-      <w:r>
-        <w:t xml:space="preserve">Tāpēc </w:t>
-      </w:r>
-      <w:commentRangeEnd w:id="83"/>
+      <w:commentRangeStart w:id="81"/>
+      <w:r>
+        <w:t xml:space="preserve">Šis </w:t>
+      </w:r>
+      <w:commentRangeEnd w:id="81"/>
       <w:r>
         <w:rPr>
           <w:rStyle w:val="CommentReference"/>
           <w:sz w:val="24"/>
           <w:szCs w:val="24"/>
         </w:rPr>
-        <w:commentReference w:id="83"/>
-      </w:r>
-      <w:r>
-        <w:t>šajā darbā pārdošanas apjomi tiek uzskatīti par galveno prognozēšanas objektu, bet piegādes - par papildu kontekstu, ko var tālāk izmantot sarežģītos modeļos.</w:t>
-      </w:r>
-    </w:p>
-    <w:p>
-      <w:pPr>
-        <w:pStyle w:val="2-lm-virsraksts"/>
-        <w:rPr>
-          <w:rFonts w:asciiTheme="minorHAnsi" w:hAnsiTheme="minorHAnsi"/>
-        </w:rPr>
-      </w:pPr>
-      <w:bookmarkStart w:id="84" w:name="_Toc230115243"/>
+        <w:commentReference w:id="81"/>
+      </w:r>
+      <w:r>
+        <w:t xml:space="preserve">novērojums ir īpaši svarīgs tradicionālajiem modeļiem. Tā kā piegādes veido tik īsu un nestabilu sēriju, tās nav piemērotas kā prognozējošs mainīgais. Neironu tīkla pieejā situācija ir citāda: pat retas piegādes var būt noderīgas kā papildu ievades signāls, ja modelis vienlaikus izmanto vairākas funkcijas. Tomēr pat šajā gadījumā piegādes </w:t>
+      </w:r>
       <w:r>
         <w:lastRenderedPageBreak/>
-        <w:t>Pārdošanas apjoma trūkums individuālā materiāla līmenī un apkopošanas līmeņa izvēle</w:t>
-      </w:r>
-      <w:bookmarkEnd w:id="84"/>
+        <w:t>nevajadzētu uzskatīt par atsevišķu prognozēšanas uzdevumu, bet gan par iespējamu papildu informāciju pārdošanas prognozēšanas modelim.</w:t>
+      </w:r>
     </w:p>
     <w:p>
       <w:pPr>
         <w:pStyle w:val="Teksts"/>
       </w:pPr>
-      <w:commentRangeStart w:id="85"/>
-      <w:r>
-        <w:t xml:space="preserve">Nākamais </w:t>
-      </w:r>
-      <w:commentRangeEnd w:id="85"/>
+      <w:commentRangeStart w:id="82"/>
+      <w:r>
+        <w:t xml:space="preserve">Tāpēc </w:t>
+      </w:r>
+      <w:commentRangeEnd w:id="82"/>
       <w:r>
         <w:rPr>
           <w:rStyle w:val="CommentReference"/>
           <w:sz w:val="24"/>
           <w:szCs w:val="24"/>
         </w:rPr>
-        <w:commentReference w:id="85"/>
-      </w:r>
-      <w:r>
-        <w:t xml:space="preserve">svarīgais jautājums ir, kādā līmenī jāveido prognoze: atsevišķu materiālu līmenī vai lielāku produktu grupu līmenī. Formāli avota dati ļauj veidot laika rindu katram materiālam atsevišķi. Tomēr, analizējot pārdošanas apjomu sadalījumu pa mēnešiem, kļūst skaidrs, ka šāds detalizācijas līmenis vairumā gadījumu nav piemērots prognozēšanai: ievērojamai daļai materiālu pieejamā periodā nav pārdošanas vispār vai arī tie tiek pārdoti reti. 88 no 206 materiāliem datubāzē nav reģistrēts neviens pārdošanas mēnesis. </w:t>
-      </w:r>
-      <w:commentRangeStart w:id="86"/>
-      <w:r>
-        <w:t xml:space="preserve">Mediānais </w:t>
-      </w:r>
-      <w:commentRangeEnd w:id="86"/>
+        <w:commentReference w:id="82"/>
+      </w:r>
+      <w:r>
+        <w:t>šajā darbā pārdošanas apjomi tiek uzskatīti par galveno prognozēšanas objektu, bet piegādes - par papildu kontekstu, ko var tālāk izmantot sarežģītos modeļos.</w:t>
+      </w:r>
+    </w:p>
+    <w:p>
+      <w:pPr>
+        <w:pStyle w:val="2-lm-virsraksts"/>
+        <w:rPr>
+          <w:rFonts w:asciiTheme="minorHAnsi" w:hAnsiTheme="minorHAnsi"/>
+        </w:rPr>
+      </w:pPr>
+      <w:bookmarkStart w:id="83" w:name="_Toc230115243"/>
+      <w:r>
+        <w:t>Pārdošanas apjoma trūkums individuālā materiāla līmenī un apkopošanas līmeņa izvēle</w:t>
+      </w:r>
+      <w:bookmarkEnd w:id="83"/>
+    </w:p>
+    <w:p>
+      <w:pPr>
+        <w:pStyle w:val="Teksts"/>
+      </w:pPr>
+      <w:commentRangeStart w:id="84"/>
+      <w:r>
+        <w:t xml:space="preserve">Nākamais </w:t>
+      </w:r>
+      <w:commentRangeEnd w:id="84"/>
       <w:r>
         <w:rPr>
           <w:rStyle w:val="CommentReference"/>
           <w:sz w:val="24"/>
           <w:szCs w:val="24"/>
         </w:rPr>
-        <w:commentReference w:id="86"/>
-      </w:r>
-      <w:r>
-        <w:t>materiāls tiek pārdots tikai divos no deviņiem mēnešiem, kā redzams 4.5. attēlā. Tikai ļoti neliels skaits materiālu uzrāda pārdošanas apjomus lielākajā daļā pieejamo mēnešu. Izmantojot atsevišķus materiālus kā galveno prognozēšanas mērķi, modeļu salīdzinājumi tiktu veikti, izmantojot pārāk īsas un retas laika rindas.</w:t>
-      </w:r>
-    </w:p>
-    <w:p>
-      <w:pPr>
-        <w:pStyle w:val="Tab-numurs"/>
-      </w:pPr>
-      <w:r>
-        <w:fldChar w:fldCharType="begin"/>
-      </w:r>
-      <w:r>
-        <w:instrText xml:space="preserve"> STYLEREF  \s 1-līm-numurēts-virsraksts </w:instrText>
-      </w:r>
-      <w:r>
-        <w:fldChar w:fldCharType="separate"/>
-      </w:r>
-      <w:r>
-        <w:rPr>
-          <w:noProof/>
-        </w:rPr>
-        <w:t>4</w:t>
-      </w:r>
-      <w:r>
-        <w:fldChar w:fldCharType="end"/>
-      </w:r>
-      <w:r>
-        <w:t>.3. tabula</w:t>
-      </w:r>
-    </w:p>
-    <w:p>
-      <w:pPr>
-        <w:pStyle w:val="Tab-virsraksts"/>
-      </w:pPr>
-      <w:commentRangeStart w:id="87"/>
-      <w:r>
-        <w:t>Materiālu sadalījums pēc pārdošanas mēnešu skaita</w:t>
-      </w:r>
-      <w:commentRangeEnd w:id="87"/>
+        <w:commentReference w:id="84"/>
+      </w:r>
+      <w:r>
+        <w:t xml:space="preserve">svarīgais jautājums ir, kādā līmenī jāveido prognoze: atsevišķu materiālu līmenī vai lielāku produktu grupu līmenī. Formāli avota dati ļauj veidot laika rindu katram materiālam atsevišķi. Tomēr, analizējot pārdošanas apjomu sadalījumu pa mēnešiem, kļūst skaidrs, ka šāds detalizācijas līmenis vairumā gadījumu nav piemērots prognozēšanai: ievērojamai daļai materiālu pieejamā periodā nav pārdošanas vispār vai arī tie tiek pārdoti reti. 88 no 206 materiāliem datubāzē nav reģistrēts neviens pārdošanas mēnesis. </w:t>
+      </w:r>
+      <w:commentRangeStart w:id="85"/>
+      <w:r>
+        <w:t xml:space="preserve">Mediānais </w:t>
+      </w:r>
+      <w:commentRangeEnd w:id="85"/>
       <w:r>
         <w:rPr>
           <w:rStyle w:val="CommentReference"/>
           <w:sz w:val="24"/>
           <w:szCs w:val="24"/>
         </w:rPr>
-        <w:commentReference w:id="87"/>
+        <w:commentReference w:id="85"/>
+      </w:r>
+      <w:r>
+        <w:t>materiāls tiek pārdots tikai divos no deviņiem mēnešiem, kā redzams 4.5. attēlā. Tikai ļoti neliels skaits materiālu uzrāda pārdošanas apjomus lielākajā daļā pieejamo mēnešu. Izmantojot atsevišķus materiālus kā galveno prognozēšanas mērķi, modeļu salīdzinājumi tiktu veikti, izmantojot pārāk īsas un retas laika rindas.</w:t>
+      </w:r>
+    </w:p>
+    <w:p>
+      <w:pPr>
+        <w:pStyle w:val="Tab-numurs"/>
+      </w:pPr>
+      <w:r>
+        <w:fldChar w:fldCharType="begin"/>
+      </w:r>
+      <w:r>
+        <w:instrText xml:space="preserve"> STYLEREF  \s 1-līm-numurēts-virsraksts </w:instrText>
+      </w:r>
+      <w:r>
+        <w:fldChar w:fldCharType="separate"/>
+      </w:r>
+      <w:r>
+        <w:rPr>
+          <w:noProof/>
+        </w:rPr>
+        <w:t>4</w:t>
+      </w:r>
+      <w:r>
+        <w:fldChar w:fldCharType="end"/>
+      </w:r>
+      <w:r>
+        <w:t>.3. tabula</w:t>
+      </w:r>
+    </w:p>
+    <w:p>
+      <w:pPr>
+        <w:pStyle w:val="Tab-virsraksts"/>
+      </w:pPr>
+      <w:commentRangeStart w:id="86"/>
+      <w:r>
+        <w:t>Materiālu sadalījums pēc pārdošanas mēnešu skaita</w:t>
+      </w:r>
+      <w:commentRangeEnd w:id="86"/>
+      <w:r>
+        <w:rPr>
+          <w:rStyle w:val="CommentReference"/>
+          <w:sz w:val="24"/>
+          <w:szCs w:val="24"/>
+        </w:rPr>
+        <w:commentReference w:id="86"/>
       </w:r>
     </w:p>
     <w:tbl>
@@ -12513,7 +12605,7 @@
       <w:pPr>
         <w:pStyle w:val="Attls"/>
       </w:pPr>
-      <w:commentRangeStart w:id="88"/>
+      <w:commentRangeStart w:id="87"/>
       <w:r>
         <w:lastRenderedPageBreak/>
         <w:drawing>
@@ -12530,20 +12622,20 @@
             <wp:cNvGraphicFramePr/>
             <a:graphic xmlns:a="http://schemas.openxmlformats.org/drawingml/2006/main">
               <a:graphicData uri="http://schemas.openxmlformats.org/drawingml/2006/chart">
-                <c:chart xmlns:c="http://schemas.openxmlformats.org/drawingml/2006/chart" xmlns:r="http://schemas.openxmlformats.org/officeDocument/2006/relationships" r:id="rId21"/>
+                <c:chart xmlns:c="http://schemas.openxmlformats.org/drawingml/2006/chart" xmlns:r="http://schemas.openxmlformats.org/officeDocument/2006/relationships" r:id="rId19"/>
               </a:graphicData>
             </a:graphic>
           </wp:inline>
         </w:drawing>
       </w:r>
-      <w:commentRangeEnd w:id="88"/>
+      <w:commentRangeEnd w:id="87"/>
       <w:r>
         <w:rPr>
           <w:rStyle w:val="CommentReference"/>
           <w:sz w:val="24"/>
           <w:szCs w:val="24"/>
         </w:rPr>
-        <w:commentReference w:id="88"/>
+        <w:commentReference w:id="87"/>
       </w:r>
     </w:p>
     <w:p>
@@ -12600,33 +12692,33 @@
       <w:pPr>
         <w:pStyle w:val="Att-skaidrojumi"/>
       </w:pPr>
-      <w:commentRangeStart w:id="89"/>
-      <w:commentRangeEnd w:id="89"/>
+      <w:commentRangeStart w:id="88"/>
+      <w:commentRangeEnd w:id="88"/>
       <w:r>
         <w:rPr>
           <w:rStyle w:val="CommentReference"/>
           <w:sz w:val="20"/>
           <w:szCs w:val="20"/>
         </w:rPr>
-        <w:commentReference w:id="89"/>
+        <w:commentReference w:id="88"/>
       </w:r>
     </w:p>
     <w:p>
       <w:pPr>
         <w:pStyle w:val="Teksts"/>
       </w:pPr>
-      <w:commentRangeStart w:id="90"/>
+      <w:commentRangeStart w:id="89"/>
       <w:r>
         <w:t xml:space="preserve">Šādi </w:t>
       </w:r>
-      <w:commentRangeEnd w:id="90"/>
+      <w:commentRangeEnd w:id="89"/>
       <w:r>
         <w:rPr>
           <w:rStyle w:val="CommentReference"/>
           <w:sz w:val="24"/>
           <w:szCs w:val="24"/>
         </w:rPr>
-        <w:commentReference w:id="90"/>
+        <w:commentReference w:id="89"/>
       </w:r>
       <w:r>
         <w:t>dati ir neērti ne tikai tradicionālajām metodēm, bet pat salīdzināšanai. Ja prognoze ir balstīta uz individuāliem datiem, tradicionālās metodes tiks novērtētas, izmantojot ļoti retus, nestabilus datu kopumus. Šajā gadījumā salīdzināšanas rezultāts būs atkarīgs nevis no modeļa kvalitātes, bet gan no tā veiksmes trāpīt retam pārdošanas mēnesim. Tas padara secinājumus par metožu salīdzināšanu pārāk vājus.</w:t>
@@ -12636,18 +12728,18 @@
       <w:pPr>
         <w:pStyle w:val="Teksts"/>
       </w:pPr>
-      <w:commentRangeStart w:id="91"/>
+      <w:commentRangeStart w:id="90"/>
       <w:r>
         <w:t xml:space="preserve">Tāpēc </w:t>
       </w:r>
-      <w:commentRangeEnd w:id="91"/>
+      <w:commentRangeEnd w:id="90"/>
       <w:r>
         <w:rPr>
           <w:rStyle w:val="CommentReference"/>
           <w:sz w:val="24"/>
           <w:szCs w:val="24"/>
         </w:rPr>
-        <w:commentReference w:id="91"/>
+        <w:commentReference w:id="90"/>
       </w:r>
       <w:r>
         <w:t xml:space="preserve">galvenās problēmas formulējumam tika apsvērts plašāks apkopojuma līmenis </w:t>
@@ -12701,18 +12793,18 @@
       <w:pPr>
         <w:pStyle w:val="Tab-virsraksts"/>
       </w:pPr>
-      <w:commentRangeStart w:id="92"/>
+      <w:commentRangeStart w:id="91"/>
       <w:r>
         <w:t>Zīmolu+kategoriju grupas un mēnešu skaits ar pārdošanas apjomiem, kas nav nulle</w:t>
       </w:r>
-      <w:commentRangeEnd w:id="92"/>
+      <w:commentRangeEnd w:id="91"/>
       <w:r>
         <w:rPr>
           <w:rStyle w:val="CommentReference"/>
           <w:sz w:val="24"/>
           <w:szCs w:val="24"/>
         </w:rPr>
-        <w:commentReference w:id="92"/>
+        <w:commentReference w:id="91"/>
       </w:r>
     </w:p>
     <w:tbl>
@@ -13373,34 +13465,34 @@
       <w:pPr>
         <w:pStyle w:val="Teksts"/>
       </w:pPr>
-      <w:commentRangeStart w:id="93"/>
+      <w:commentRangeStart w:id="92"/>
       <w:r>
         <w:t xml:space="preserve">Pēc </w:t>
       </w:r>
-      <w:commentRangeEnd w:id="93"/>
+      <w:commentRangeEnd w:id="92"/>
       <w:r>
         <w:rPr>
           <w:rStyle w:val="CommentReference"/>
           <w:sz w:val="24"/>
           <w:szCs w:val="24"/>
         </w:rPr>
-        <w:commentReference w:id="93"/>
+        <w:commentReference w:id="92"/>
       </w:r>
       <w:r>
         <w:t xml:space="preserve">šīs apkopošanas izrādījās, ka datos bija ierobežots, bet jau analīzei piemērots grupu skaits, kurās pārdošanas apjomi tika novēroti relatīvi regulāri. </w:t>
       </w:r>
-      <w:commentRangeStart w:id="94"/>
+      <w:commentRangeStart w:id="93"/>
       <w:r>
         <w:t>Tas padara zīmola+kategorijas līmeni piemērotāku primārajam prognozēšanas uzdevumam nekā atsevišķu produktu līmeni</w:t>
       </w:r>
-      <w:commentRangeEnd w:id="94"/>
+      <w:commentRangeEnd w:id="93"/>
       <w:r>
         <w:rPr>
           <w:rStyle w:val="CommentReference"/>
           <w:sz w:val="24"/>
           <w:szCs w:val="24"/>
         </w:rPr>
-        <w:commentReference w:id="94"/>
+        <w:commentReference w:id="93"/>
       </w:r>
       <w:r>
         <w:t>.</w:t>
@@ -13416,18 +13508,18 @@
       <w:pPr>
         <w:pStyle w:val="Teksts"/>
       </w:pPr>
-      <w:commentRangeStart w:id="95"/>
+      <w:commentRangeStart w:id="94"/>
       <w:r>
         <w:t xml:space="preserve">Tomēr </w:t>
       </w:r>
-      <w:commentRangeEnd w:id="95"/>
+      <w:commentRangeEnd w:id="94"/>
       <w:r>
         <w:rPr>
           <w:rStyle w:val="CommentReference"/>
           <w:sz w:val="24"/>
           <w:szCs w:val="24"/>
         </w:rPr>
-        <w:commentReference w:id="95"/>
+        <w:commentReference w:id="94"/>
       </w:r>
       <w:r>
         <w:t xml:space="preserve">pat </w:t>
@@ -13435,18 +13527,18 @@
       <w:r>
         <w:t xml:space="preserve">pēc pāriešanas uz zīmola+kategorijas līmeni ne visas grupas ir vienlīdz piemērotas prognozēšanai. Dažas grupas joprojām ir retas, izkaisītas un reti rada pārdošanas apjomus. Tāpēc turpmākai eksperimentēšanai ir nepieciešama papildu grupu atlase. Autors nolēma galvenajā eksperimentā iekļaut tikai tās zīmolu+kategoriju grupas, kurās pārdošanas apjomi tika novēroti lielākajā daļā pieejamo mēnešu. Tas nozīmē, ka sērijā jāiekļauj pārdošanas apjomi, kas nav nulle, </w:t>
       </w:r>
-      <w:commentRangeStart w:id="96"/>
+      <w:commentRangeStart w:id="95"/>
       <w:r>
         <w:t>vismaz sešos no deviņiem mēnešiem</w:t>
       </w:r>
-      <w:commentRangeEnd w:id="96"/>
+      <w:commentRangeEnd w:id="95"/>
       <w:r>
         <w:rPr>
           <w:rStyle w:val="CommentReference"/>
           <w:sz w:val="24"/>
           <w:szCs w:val="24"/>
         </w:rPr>
-        <w:commentReference w:id="96"/>
+        <w:commentReference w:id="95"/>
       </w:r>
       <w:r>
         <w:t>. Šis ierobežojums nav ieviests kā universāls noteikums, bet gan kā darba atlases kritērijs, kas balstīts uz datu struktūru. Praksē tas nozīmē, ka galvenajā eksperimentā tiek iekļautas tikai tās grupas, kurās pārdošanas apjomi tiek novēroti pietiekami regulāri, lai sērijā būtu vismaz minimāla pārdošanas dinamika</w:t>
@@ -13465,29 +13557,29 @@
           <w:rFonts w:asciiTheme="minorHAnsi" w:hAnsiTheme="minorHAnsi"/>
         </w:rPr>
       </w:pPr>
-      <w:bookmarkStart w:id="97" w:name="_Toc230115244"/>
+      <w:bookmarkStart w:id="96" w:name="_Toc230115244"/>
       <w:r>
         <w:t>Prognozētā mainīgā izvēle un rindu konstruēšanas noteikumi</w:t>
       </w:r>
-      <w:bookmarkEnd w:id="97"/>
+      <w:bookmarkEnd w:id="96"/>
     </w:p>
     <w:p>
       <w:pPr>
         <w:pStyle w:val="Teksts"/>
       </w:pPr>
+      <w:commentRangeStart w:id="97"/>
       <w:commentRangeStart w:id="98"/>
-      <w:commentRangeStart w:id="99"/>
       <w:r>
         <w:t xml:space="preserve">Primārais </w:t>
       </w:r>
-      <w:commentRangeEnd w:id="99"/>
+      <w:commentRangeEnd w:id="98"/>
       <w:r>
         <w:rPr>
           <w:rStyle w:val="CommentReference"/>
           <w:sz w:val="24"/>
           <w:szCs w:val="24"/>
         </w:rPr>
-        <w:commentReference w:id="99"/>
+        <w:commentReference w:id="98"/>
       </w:r>
       <w:r>
         <w:t xml:space="preserve">prognozes mainīgais ir </w:t>
@@ -13502,14 +13594,14 @@
       <w:r>
         <w:t xml:space="preserve"> </w:t>
       </w:r>
-      <w:commentRangeEnd w:id="98"/>
+      <w:commentRangeEnd w:id="97"/>
       <w:r>
         <w:rPr>
           <w:rStyle w:val="CommentReference"/>
           <w:sz w:val="24"/>
           <w:szCs w:val="24"/>
         </w:rPr>
-        <w:commentReference w:id="98"/>
+        <w:commentReference w:id="97"/>
       </w:r>
       <w:r>
         <w:t>–</w:t>
@@ -13546,18 +13638,18 @@
       <w:pPr>
         <w:pStyle w:val="Teksts"/>
       </w:pPr>
-      <w:commentRangeStart w:id="100"/>
+      <w:commentRangeStart w:id="99"/>
       <w:r>
         <w:t xml:space="preserve">Šajā </w:t>
       </w:r>
-      <w:commentRangeEnd w:id="100"/>
+      <w:commentRangeEnd w:id="99"/>
       <w:r>
         <w:rPr>
           <w:rStyle w:val="CommentReference"/>
           <w:sz w:val="24"/>
           <w:szCs w:val="24"/>
         </w:rPr>
-        <w:commentReference w:id="100"/>
+        <w:commentReference w:id="99"/>
       </w:r>
       <w:r>
         <w:t>pētījumā sērijas konstruēšanai tiek izmantots mēneša solis. Katrai izvēlētajai zīmola+kategorijas grupai tiek ģenerēta vērtību secība mēnešiem no 2025. gada jūlija līdz 2026. gada martam. Ja attiecīgajā mēnesī konkrētajai grupai netiek reģistrēti pārdošanas apjomi, tiek pieņemts, ka tā ir nulle. Šis noteikums ir pieņemams tieši apkopotu grupu līmenī, jo mēnesis joprojām ir daļa no kopējā novērošanas perioda, vienkārši bez viena pārdošanas darījuma.</w:t>
@@ -14288,14 +14380,14 @@
           <w:lang w:val="ru-RU"/>
         </w:rPr>
       </w:pPr>
-      <w:bookmarkStart w:id="101" w:name="_Toc230115245"/>
+      <w:bookmarkStart w:id="100" w:name="_Toc230115245"/>
+      <w:commentRangeStart w:id="101"/>
       <w:commentRangeStart w:id="102"/>
-      <w:commentRangeStart w:id="103"/>
       <w:r>
         <w:t>Laika rindu veidošana prognozēšanai</w:t>
       </w:r>
-      <w:bookmarkEnd w:id="101"/>
-      <w:commentRangeEnd w:id="103"/>
+      <w:bookmarkEnd w:id="100"/>
+      <w:commentRangeEnd w:id="102"/>
       <w:r>
         <w:rPr>
           <w:rStyle w:val="CommentReference"/>
@@ -14304,9 +14396,9 @@
           <w:szCs w:val="28"/>
           <w:lang w:val="ru-RU"/>
         </w:rPr>
-        <w:commentReference w:id="103"/>
-      </w:r>
-      <w:commentRangeEnd w:id="102"/>
+        <w:commentReference w:id="102"/>
+      </w:r>
+      <w:commentRangeEnd w:id="101"/>
       <w:r>
         <w:rPr>
           <w:rStyle w:val="CommentReference"/>
@@ -14315,25 +14407,25 @@
           <w:szCs w:val="28"/>
           <w:lang w:val="ru-RU"/>
         </w:rPr>
-        <w:commentReference w:id="102"/>
+        <w:commentReference w:id="101"/>
       </w:r>
     </w:p>
     <w:p>
       <w:pPr>
         <w:pStyle w:val="Teksts"/>
       </w:pPr>
-      <w:commentRangeStart w:id="104"/>
+      <w:commentRangeStart w:id="103"/>
       <w:r>
         <w:t xml:space="preserve">Atsevišķs </w:t>
       </w:r>
-      <w:commentRangeEnd w:id="104"/>
+      <w:commentRangeEnd w:id="103"/>
       <w:r>
         <w:rPr>
           <w:rStyle w:val="CommentReference"/>
           <w:sz w:val="24"/>
           <w:szCs w:val="24"/>
         </w:rPr>
-        <w:commentReference w:id="104"/>
+        <w:commentReference w:id="103"/>
       </w:r>
       <w:r>
         <w:t>jautājums ir par to, cik labi novērojumu pirmie mēneši atspoguļo faktisko pieprasījumu un cik lielā mērā to ietekmēja pakāpeniska pašas grāmatvedības datubāzes attīstība. Šim nolūkam ir lietderīgi salīdzināt divas vērtības: dokumentēto nozīmīgo materiālu skaitu un kopējo pārdošanas apjomu pa mēnešiem. Šo grafiku var</w:t>
@@ -14353,18 +14445,18 @@
       <w:pPr>
         <w:pStyle w:val="Teksts"/>
       </w:pPr>
-      <w:commentRangeStart w:id="105"/>
+      <w:commentRangeStart w:id="104"/>
       <w:r>
         <w:t xml:space="preserve">Tas </w:t>
       </w:r>
-      <w:commentRangeEnd w:id="105"/>
+      <w:commentRangeEnd w:id="104"/>
       <w:r>
         <w:rPr>
           <w:rStyle w:val="CommentReference"/>
           <w:sz w:val="24"/>
           <w:szCs w:val="24"/>
         </w:rPr>
-        <w:commentReference w:id="105"/>
+        <w:commentReference w:id="104"/>
       </w:r>
       <w:r>
         <w:t>apstiprina jau izdarīto secinājumu: pieejamos datus ierobežo ne tikai perioda ilgums, bet arī grāmatvedības uzskaites pilnīgums novērošanas perioda sākumā.</w:t>
@@ -14378,11 +14470,11 @@
           <w:lang w:val="ru-RU"/>
         </w:rPr>
       </w:pPr>
-      <w:bookmarkStart w:id="106" w:name="_Toc230115246"/>
+      <w:bookmarkStart w:id="105" w:name="_Toc230115246"/>
       <w:r>
         <w:t>Prognozēšanas problēmas galīgais izklāsts</w:t>
       </w:r>
-      <w:bookmarkEnd w:id="106"/>
+      <w:bookmarkEnd w:id="105"/>
     </w:p>
     <w:p>
       <w:pPr>
@@ -14488,21 +14580,24 @@
       <w:r>
         <w:t xml:space="preserve">Ceturtkārt, pārdošanas apjomi </w:t>
       </w:r>
-      <w:commentRangeStart w:id="107"/>
+      <w:commentRangeStart w:id="106"/>
       <w:r>
         <w:t>tiks prognozēti vienu mēnesi uz priekšu</w:t>
       </w:r>
-      <w:commentRangeEnd w:id="107"/>
+      <w:commentRangeEnd w:id="106"/>
       <w:r>
         <w:rPr>
           <w:rStyle w:val="CommentReference"/>
           <w:sz w:val="24"/>
           <w:szCs w:val="24"/>
         </w:rPr>
-        <w:commentReference w:id="107"/>
-      </w:r>
-      <w:r>
-        <w:t xml:space="preserve">. Ar deviņu mēnešu pieejamajiem datiem tas ir tehniski vispiemērotākais. Ilgāki prognozēšanas periodi būtu mazāk ticami ierobežotā datu apjoma dēļ. </w:t>
+        <w:commentReference w:id="106"/>
+      </w:r>
+      <w:r>
+        <w:t>. Ar deviņu mēnešu pieejamajiem datiem tas ir tehniski vispiemērotākais. Ilgāki prognozēšanas periodi būtu mazāk ticami ierobežotā datu apjoma dēļ</w:t>
+      </w:r>
+      <w:r>
+        <w:t>.</w:t>
       </w:r>
     </w:p>
     <w:p>
@@ -14512,25 +14607,29 @@
       <w:r>
         <w:t xml:space="preserve">Visbeidzot, turpmākā metožu salīdzināšana tiks balstīta uz tiem pašiem ievades datiem un to pašu mērķa mainīgo. Galvenie aplūkotie modeļi būs </w:t>
       </w:r>
-      <w:commentRangeStart w:id="108"/>
+      <w:commentRangeStart w:id="107"/>
       <w:r>
         <w:t>naivā prognozēšana</w:t>
       </w:r>
-      <w:commentRangeEnd w:id="108"/>
+      <w:commentRangeEnd w:id="107"/>
       <w:r>
         <w:rPr>
           <w:rStyle w:val="CommentReference"/>
           <w:sz w:val="24"/>
           <w:szCs w:val="24"/>
         </w:rPr>
-        <w:commentReference w:id="108"/>
+        <w:commentReference w:id="107"/>
       </w:r>
       <w:r>
         <w:t xml:space="preserve">, vienkāršā eksponenciālā izlīdzināšana, ARIMA un LSTM. </w:t>
       </w:r>
+      <w:commentRangeStart w:id="108"/>
+      <w:r>
+        <w:t xml:space="preserve">Iekšējai kvalitātes novērtēšanai secīga validācija tiks veikta vēsturiskajos mēnešos, un </w:t>
+      </w:r>
       <w:commentRangeStart w:id="109"/>
       <w:r>
-        <w:t>Iekšējai kvalitātes novērtēšanai secīga validācija tiks veikta vēsturiskajos mēnešos, un galīgā validācija tiks veikta jaunākajā pieejamajā kontroles mēnesī.</w:t>
+        <w:t xml:space="preserve">galīgā validācija </w:t>
       </w:r>
       <w:commentRangeEnd w:id="109"/>
       <w:r>
@@ -14541,127 +14640,169 @@
         </w:rPr>
         <w:commentReference w:id="109"/>
       </w:r>
-    </w:p>
-    <w:p>
-      <w:pPr>
-        <w:pStyle w:val="1-lm-numurts-virsraksts"/>
-      </w:pPr>
-      <w:bookmarkStart w:id="110" w:name="_Toc230115247"/>
-      <w:r>
-        <w:lastRenderedPageBreak/>
-        <w:t>Prognozēšanas metožu realizācija un salīdzināšana</w:t>
-      </w:r>
-      <w:bookmarkEnd w:id="110"/>
-    </w:p>
-    <w:p>
-      <w:pPr>
-        <w:pStyle w:val="2-lm-virsraksts"/>
-      </w:pPr>
-      <w:bookmarkStart w:id="111" w:name="_Toc230115248"/>
-      <w:r>
-        <w:t>Eksperimenta iestatīšana</w:t>
-      </w:r>
-      <w:bookmarkEnd w:id="111"/>
-    </w:p>
-    <w:p>
-      <w:pPr>
-        <w:pStyle w:val="Teksts"/>
-      </w:pPr>
-      <w:commentRangeStart w:id="112"/>
-      <w:r>
-        <w:t xml:space="preserve">Lai </w:t>
-      </w:r>
-      <w:commentRangeEnd w:id="112"/>
+      <w:r>
+        <w:t>tiks veikta jaunākajā pieejamajā kontroles mēnesī.</w:t>
+      </w:r>
+      <w:commentRangeEnd w:id="108"/>
       <w:r>
         <w:rPr>
           <w:rStyle w:val="CommentReference"/>
           <w:sz w:val="24"/>
           <w:szCs w:val="24"/>
         </w:rPr>
-        <w:commentReference w:id="112"/>
-      </w:r>
-      <w:r>
-        <w:t>nodrošinātu godīgu modeļa novērtējumu, apmācība vienmēr tiek veikta tikai ar iepriekšējiem datiem, un testēšana tiek veikta nākamajā mēnesī. Šajā modelī tiek izmantotas trīs validācijas kombinācijas:</w:t>
-      </w:r>
-    </w:p>
-    <w:p>
-      <w:pPr>
-        <w:pStyle w:val="Uzsk-aizzmes"/>
-      </w:pPr>
-      <w:r>
-        <w:t>apmācība ar datiem no 2025. gada jūlija līdz 2025. gada decembrim un testēšana 2026. gada janvārī;</w:t>
-      </w:r>
-    </w:p>
-    <w:p>
-      <w:pPr>
-        <w:pStyle w:val="Uzsk-aizzmes"/>
-      </w:pPr>
-      <w:r>
-        <w:t>apmācība ar datiem no 2025. gada jūlija līdz 2026. gada janvārim un testēšana 2026. gada februārī;</w:t>
-      </w:r>
-    </w:p>
-    <w:p>
-      <w:pPr>
-        <w:pStyle w:val="Uzsk-aizzmes"/>
-      </w:pPr>
-      <w:r>
-        <w:t>apmācība ar datiem no 2025. gada jūlija līdz 2026. gada februārim un testēšana 2026. gada martā.</w:t>
-      </w:r>
+        <w:commentReference w:id="108"/>
+      </w:r>
+    </w:p>
+    <w:p>
+      <w:pPr>
+        <w:pStyle w:val="1-lm-numurts-virsraksts"/>
+      </w:pPr>
+      <w:bookmarkStart w:id="110" w:name="_Toc230115247"/>
+      <w:r>
+        <w:lastRenderedPageBreak/>
+        <w:t>Prognozēšanas metožu realizācija un salīdzināšana</w:t>
+      </w:r>
+      <w:bookmarkEnd w:id="110"/>
+    </w:p>
+    <w:p>
+      <w:pPr>
+        <w:pStyle w:val="2-lm-virsraksts"/>
+      </w:pPr>
+      <w:bookmarkStart w:id="111" w:name="_Toc230115248"/>
+      <w:r>
+        <w:t>Eksperimenta iestatīšana</w:t>
+      </w:r>
+      <w:bookmarkEnd w:id="111"/>
     </w:p>
     <w:p>
       <w:pPr>
         <w:pStyle w:val="Teksts"/>
       </w:pPr>
-      <w:commentRangeStart w:id="113"/>
-      <w:r>
-        <w:t xml:space="preserve">Tādējādi </w:t>
-      </w:r>
-      <w:commentRangeEnd w:id="113"/>
+      <w:commentRangeStart w:id="112"/>
+      <w:r>
+        <w:t xml:space="preserve">Lai </w:t>
+      </w:r>
+      <w:commentRangeEnd w:id="112"/>
       <w:r>
         <w:rPr>
           <w:rStyle w:val="CommentReference"/>
           <w:sz w:val="24"/>
           <w:szCs w:val="24"/>
         </w:rPr>
-        <w:commentReference w:id="113"/>
-      </w:r>
-      <w:r>
-        <w:t>katrā nākamajā eksperimentā tiek izmantots nedaudz vairāk apmācības datu un pārbaudīta nākamā mēneša prognoze. Tas ļauj iegūt vairākus konsekventus rezultātus un salīdzināt metožu robustumu, lai nodrošinātu to efektivitāti.</w:t>
-      </w:r>
-    </w:p>
-    <w:p>
-      <w:pPr>
-        <w:pStyle w:val="2-lm-virsraksts"/>
-        <w:rPr>
-          <w:rFonts w:asciiTheme="minorHAnsi" w:hAnsiTheme="minorHAnsi"/>
-          <w:lang w:val="ru-RU"/>
-        </w:rPr>
-      </w:pPr>
-      <w:bookmarkStart w:id="114" w:name="_Toc230115249"/>
-      <w:r>
-        <w:t>Naivā prognoze</w:t>
-      </w:r>
-      <w:bookmarkEnd w:id="114"/>
+        <w:commentReference w:id="112"/>
+      </w:r>
+      <w:r>
+        <w:t>nodrošinātu godīgu modeļa novērtējumu, apmācība vienmēr tiek veikta tikai ar iepriekšējiem datiem, un testēšana tiek veikta nākamajā mēnesī. Šajā modelī tiek izmantotas trīs validācijas kombinācijas:</w:t>
+      </w:r>
+    </w:p>
+    <w:p>
+      <w:pPr>
+        <w:pStyle w:val="Uzsk-aizzmes"/>
+      </w:pPr>
+      <w:r>
+        <w:t>apmācība ar datiem no 2025. gada jūlija līdz 2025. gada decembrim un testēšana 2026. gada janvārī;</w:t>
+      </w:r>
+    </w:p>
+    <w:p>
+      <w:pPr>
+        <w:pStyle w:val="Uzsk-aizzmes"/>
+      </w:pPr>
+      <w:r>
+        <w:t>apmācība ar datiem no 2025. gada jūlija līdz 2026. gada janvārim un testēšana 2026. gada februārī;</w:t>
+      </w:r>
+    </w:p>
+    <w:p>
+      <w:pPr>
+        <w:pStyle w:val="Uzsk-aizzmes"/>
+      </w:pPr>
+      <w:r>
+        <w:t>apmācība ar datiem no 2025. gada jūlija līdz 2026. gada februārim un testēšana 2026. gada martā.</w:t>
+      </w:r>
     </w:p>
     <w:p>
       <w:pPr>
         <w:pStyle w:val="Teksts"/>
       </w:pPr>
-      <w:commentRangeStart w:id="115"/>
-      <w:r>
-        <w:t xml:space="preserve">Naivās </w:t>
-      </w:r>
-      <w:commentRangeEnd w:id="115"/>
+      <w:commentRangeStart w:id="113"/>
+      <w:r>
+        <w:t xml:space="preserve">Tādējādi </w:t>
+      </w:r>
+      <w:commentRangeEnd w:id="113"/>
       <w:r>
         <w:rPr>
           <w:rStyle w:val="CommentReference"/>
           <w:sz w:val="24"/>
           <w:szCs w:val="24"/>
         </w:rPr>
+        <w:commentReference w:id="113"/>
+      </w:r>
+      <w:r>
+        <w:t xml:space="preserve">katrā nākamajā eksperimentā tiek izmantots nedaudz vairāk apmācības datu un pārbaudīta nākamā mēneša prognoze. </w:t>
+      </w:r>
+      <w:r>
+        <w:t>Tā kā eksperimentā tiek izmantotas septiņas materiālu grupas un trīs testēšanas mēneši, katra metode</w:t>
+      </w:r>
+      <w:r>
+        <w:t xml:space="preserve"> </w:t>
+      </w:r>
+      <w:r>
+        <w:t xml:space="preserve">prognozēs </w:t>
+      </w:r>
+      <w:r>
+        <w:t>21 gadījum</w:t>
+      </w:r>
+      <w:r>
+        <w:t>us</w:t>
+      </w:r>
+      <w:r>
+        <w:t>. Šie gadījumi tālāk tiek izmantoti kļūdu rādītāju aprēķināšanai un metožu salīdzināšanai</w:t>
+      </w:r>
+      <w:r>
+        <w:t>.</w:t>
+      </w:r>
+    </w:p>
+    <w:p>
+      <w:pPr>
+        <w:pStyle w:val="2-lm-virsraksts"/>
+        <w:rPr>
+          <w:rFonts w:asciiTheme="minorHAnsi" w:hAnsiTheme="minorHAnsi"/>
+          <w:lang w:val="ru-RU"/>
+        </w:rPr>
+      </w:pPr>
+      <w:bookmarkStart w:id="114" w:name="_Toc230115249"/>
+      <w:r>
+        <w:t>Naivā prognoze</w:t>
+      </w:r>
+      <w:bookmarkEnd w:id="114"/>
+    </w:p>
+    <w:p>
+      <w:pPr>
+        <w:pStyle w:val="Teksts"/>
+      </w:pPr>
+      <w:commentRangeStart w:id="115"/>
+      <w:r>
+        <w:t xml:space="preserve">Naivās </w:t>
+      </w:r>
+      <w:commentRangeEnd w:id="115"/>
+      <w:r>
+        <w:rPr>
+          <w:rStyle w:val="CommentReference"/>
+          <w:sz w:val="24"/>
+          <w:szCs w:val="24"/>
+        </w:rPr>
         <w:commentReference w:id="115"/>
       </w:r>
       <w:r>
-        <w:t>prognozes metode ir vienkāršākā prognozēšanas metode, kurā nākamā mēneša vērtība tiek pieņemta kā vienāda ar iepriekšējā mēneša vērtību. Formāli to var uzrakstīt šādi</w:t>
+        <w:t>prognozes metode ir vienkāršākā prognozēšanas metode, kurā nākamā mēneša vērtība tiek pieņemta kā vienāda ar iepriekšējā mēneša</w:t>
+      </w:r>
+      <w:r>
+        <w:t xml:space="preserve"> </w:t>
+      </w:r>
+      <w:r>
+        <w:t>faktisko</w:t>
+      </w:r>
+      <w:r>
+        <w:t xml:space="preserve"> vērtību. Formāli to var uzrakstīt šādi</w:t>
       </w:r>
       <w:r>
         <w:t xml:space="preserve"> </w:t>
@@ -15019,7 +15160,13 @@
         </m:sSub>
       </m:oMath>
       <w:r>
-        <w:t xml:space="preserve"> – iepriekšēja mēneša prognoze.</w:t>
+        <w:t xml:space="preserve"> – iepriekšēja mēneša </w:t>
+      </w:r>
+      <w:r>
+        <w:t>faktiskā vērtība</w:t>
+      </w:r>
+      <w:r>
+        <w:t>.</w:t>
       </w:r>
     </w:p>
     <w:p>
@@ -15061,7 +15208,11 @@
         <w:commentReference w:id="117"/>
       </w:r>
       <w:r>
-        <w:t>darbā naivā prognoze tiek izmantota kā bāzes līnija salīdzināšanai ar citām metodēm. Ja sarežģītāks modelis nedarbojas labāk nekā vienkārši iepriekšējā mēneša vērtības pārnešana, tā praktisko priekšrocību dotajā datu kopā nevar uzskatīt par apstiprinātu.</w:t>
+        <w:t xml:space="preserve">darbā naivā prognoze tiek izmantota kā bāzes līnija salīdzināšanai ar citām metodēm. Ja sarežģītāks modelis nedarbojas labāk nekā vienkārši iepriekšējā mēneša </w:t>
+      </w:r>
+      <w:r>
+        <w:lastRenderedPageBreak/>
+        <w:t>vērtības pārnešana, tā praktisko priekšrocību dotajā datu kopā nevar uzskatīt par apstiprinātu.</w:t>
       </w:r>
       <w:r>
         <w:t xml:space="preserve"> </w:t>
@@ -15086,11 +15237,7 @@
         <w:t>ktu</w:t>
       </w:r>
       <w:r>
-        <w:t xml:space="preserve"> </w:t>
-      </w:r>
-      <w:r>
-        <w:lastRenderedPageBreak/>
-        <w:t>uzskatīta par eksperiment</w:t>
+        <w:t xml:space="preserve"> uzskatīta par eksperiment</w:t>
       </w:r>
       <w:r>
         <w:t>a</w:t>
@@ -15116,7 +15263,13 @@
         <w:pStyle w:val="Teksts"/>
       </w:pPr>
       <w:r>
-        <w:t>Naiva metodes</w:t>
+        <w:t>Naiv</w:t>
+      </w:r>
+      <w:r>
+        <w:t>ās</w:t>
+      </w:r>
+      <w:r>
+        <w:t xml:space="preserve"> metodes</w:t>
       </w:r>
       <w:r>
         <w:t xml:space="preserve"> rezultāt</w:t>
@@ -15219,7 +15372,13 @@
         <w:pStyle w:val="Tab-virsraksts"/>
       </w:pPr>
       <w:r>
-        <w:t>Naiva metodes</w:t>
+        <w:t>Naiv</w:t>
+      </w:r>
+      <w:r>
+        <w:t>ās</w:t>
+      </w:r>
+      <w:r>
+        <w:t xml:space="preserve"> metodes</w:t>
       </w:r>
       <w:r>
         <w:t xml:space="preserve"> rezultāt</w:t>
@@ -16080,26 +16239,123 @@
         <w:commentReference w:id="121"/>
       </w:r>
       <w:r>
-        <w:t>pielietotu metodi, dati tika iegūti no iepriekš apspriestās SQLite datubāzes. Šajā posmā kopējais pārdošanas apjoms (sale_m3) tika aprēķināts katrai zīmola+kategorijas grupai un katram mēnesim no 2025. gada jūlija līdz 2026. gada martam</w:t>
-      </w:r>
-      <w:r>
-        <w:t xml:space="preserve"> (kā 4.5. tabulā), bet </w:t>
-      </w:r>
-      <w:r>
-        <w:t xml:space="preserve">beigās </w:t>
-      </w:r>
-      <w:r>
-        <w:t xml:space="preserve">tika iegūtas tikai tās sērijas (63 no 108), kas atbilda 4.4. tabulā norādītajiem filtrēšanas kritērijiem. Rezultāti tika grupēti pēc grupas </w:t>
+        <w:t>pielietotu metodi, dati tika iegūti no iepriekš apspriestās SQLite datubāzes. Šajā posmā kopējais pārdošanas apjoms (</w:t>
+      </w:r>
+      <w:r>
+        <w:rPr>
+          <w:i/>
+          <w:iCs/>
+        </w:rPr>
+        <w:t>sale_m3</w:t>
+      </w:r>
+      <w:r>
+        <w:t>) tika aprēķināts katrai zīmola+kategorijas grupai</w:t>
+      </w:r>
+      <w:r>
+        <w:t xml:space="preserve"> </w:t>
+      </w:r>
+      <w:r>
+        <w:t>un katram mēnesim</w:t>
+      </w:r>
+      <w:r>
+        <w:t xml:space="preserve"> </w:t>
+      </w:r>
+      <w:r>
+        <w:t xml:space="preserve">no 2025. gada jūlija līdz 2026. gada </w:t>
       </w:r>
       <w:r>
         <w:lastRenderedPageBreak/>
-        <w:t>nosaukuma, veidojot atsevišķu vien</w:t>
+        <w:t>martam</w:t>
+      </w:r>
+      <w:r>
+        <w:t xml:space="preserve"> (kā 4.5. tabulā)</w:t>
+      </w:r>
+      <w:r>
+        <w:t xml:space="preserve">. </w:t>
+      </w:r>
+      <w:r>
+        <w:t xml:space="preserve">Sākotnēji tika iegūti 108 </w:t>
+      </w:r>
+      <w:r>
+        <w:t>ieraksti</w:t>
+      </w:r>
+      <w:r>
+        <w:t xml:space="preserve"> jeb 12 zīmola+kategorijas grupas ar deviņiem mēnešiem katrā grupā. Pēc 4.4. tabulā </w:t>
+      </w:r>
+      <w:r>
+        <w:t xml:space="preserve">definēto </w:t>
+      </w:r>
+      <w:r>
+        <w:t>filtr</w:t>
+      </w:r>
+      <w:r>
+        <w:t>u</w:t>
+      </w:r>
+      <w:r>
+        <w:t xml:space="preserve"> </w:t>
+      </w:r>
+      <w:r>
+        <w:t xml:space="preserve">pielietošanas </w:t>
+      </w:r>
+      <w:r>
+        <w:t>tika atlasītas 7 grupas, kas kopā veidoja 63 mēneša novērojumus</w:t>
+      </w:r>
+      <w:r>
+        <w:t>,</w:t>
+      </w:r>
+      <w:r>
+        <w:t xml:space="preserve"> </w:t>
+      </w:r>
+      <w:r>
+        <w:t>katrā atlasītajā grupā</w:t>
+      </w:r>
+      <w:r>
+        <w:t xml:space="preserve"> </w:t>
+      </w:r>
+      <w:r>
+        <w:t xml:space="preserve">– </w:t>
+      </w:r>
+      <w:r>
+        <w:t>deviņi</w:t>
+      </w:r>
+      <w:r>
+        <w:t xml:space="preserve"> </w:t>
+      </w:r>
+      <w:r>
+        <w:t>mēnešu novērojumi</w:t>
+      </w:r>
+      <w:r>
+        <w:t>. Rezultāti tika grupēti pēc grupas nosaukuma, veidojot atsevišķu vien</w:t>
       </w:r>
       <w:r>
         <w:t>dimensiju</w:t>
       </w:r>
       <w:r>
-        <w:t xml:space="preserve"> laika rindu ar mēneša soli, kas pēc tam tika izmantota kā modeļa ievade.</w:t>
+        <w:t xml:space="preserve"> laika rindu ar mēneša soli, k</w:t>
+      </w:r>
+      <w:r>
+        <w:t>o</w:t>
+      </w:r>
+      <w:r>
+        <w:t xml:space="preserve"> </w:t>
+      </w:r>
+      <w:r>
+        <w:t xml:space="preserve">tagad var </w:t>
+      </w:r>
+      <w:r>
+        <w:t>izmantot</w:t>
+      </w:r>
+      <w:r>
+        <w:t xml:space="preserve"> </w:t>
+      </w:r>
+      <w:r>
+        <w:t>kā modeļ</w:t>
+      </w:r>
+      <w:r>
+        <w:t>u</w:t>
+      </w:r>
+      <w:r>
+        <w:t xml:space="preserve"> ievade.</w:t>
       </w:r>
     </w:p>
     <w:p>
@@ -16829,7 +17085,11 @@
         <w:t xml:space="preserve">to </w:t>
       </w:r>
       <w:r>
-        <w:t xml:space="preserve">izmaiņu izmaiņas utt. Parametrs q nosaka, vai modelis ņem vērā kļūdas, kas radušās iepriekšējos posmos apmācības procesa laikā. </w:t>
+        <w:t xml:space="preserve">izmaiņu </w:t>
+      </w:r>
+      <w:r>
+        <w:lastRenderedPageBreak/>
+        <w:t xml:space="preserve">izmaiņas utt. Parametrs q nosaka, vai modelis ņem vērā kļūdas, kas radušās iepriekšējos posmos apmācības procesa laikā. </w:t>
       </w:r>
       <w:r>
         <w:t>Šī darba kontekstā</w:t>
@@ -16868,7 +17128,6 @@
         <w:pStyle w:val="Uzsk-aizzmes"/>
       </w:pPr>
       <w:r>
-        <w:lastRenderedPageBreak/>
         <w:t>q nosaka, vai, veidojot nākamo prognozi, ņemt vērā iepriekšējās modeļa kļūdas.</w:t>
       </w:r>
     </w:p>
@@ -17395,11 +17654,11 @@
         <w:t>ievests</w:t>
       </w:r>
       <w:r>
-        <w:t xml:space="preserve">, ņemot vērā tālāk aprakstītos ierobežojumus. Kodā katrai apmācības sesijai visas dotās konfigurācijas tika secīgi novērtētas, un pēc tam tika izvēlēta tā ar zemāko AIC vērtību. (0,0,0) konfigurācija tika saglabāta kā vienkāršākā iespēja pašā ARIMA saimē. d vērtības tika ierobežotas tikai ar 0 un 1, jo īsām rindām d = 2 izmantošana nozīmētu jau tā ierobežotās informācijas zaudēšanu. p vērtības pārsvarā tika ierobežotas ar 0 un 1, un 2 tika saglabāta tikai vienā iespējā, lai pārbaudītu, vai ilgāka autoregresīvā atmiņa sniedz praktiskus uzlabojumus. q vērtības tika iekļautas vairākās iespējās, jo pat prognozējot vienu mēnesi, ir lietderīgi ņemt vērā ne tikai sērijas iepriekšējās vērtības, </w:t>
+        <w:t xml:space="preserve">, ņemot vērā tālāk aprakstītos ierobežojumus. Kodā katrai apmācības sesijai visas dotās konfigurācijas tika secīgi novērtētas, un pēc tam tika izvēlēta tā ar zemāko AIC vērtību. (0,0,0) konfigurācija tika saglabāta kā vienkāršākā iespēja pašā ARIMA saimē. d vērtības tika ierobežotas tikai ar 0 un 1, jo īsām rindām d = 2 izmantošana nozīmētu jau tā </w:t>
       </w:r>
       <w:r>
         <w:lastRenderedPageBreak/>
-        <w:t>bet arī modeļa iepriekšējo kļūdu struktūru</w:t>
+        <w:t>ierobežotās informācijas zaudēšanu. p vērtības pārsvarā tika ierobežotas ar 0 un 1, un 2 tika saglabāta tikai vienā iespējā, lai pārbaudītu, vai ilgāka autoregresīvā atmiņa sniedz praktiskus uzlabojumus. q vērtības tika iekļautas vairākās iespējās, jo pat prognozējot vienu mēnesi, ir lietderīgi ņemt vērā ne tikai sērijas iepriekšējās vērtības, bet arī modeļa iepriekšējo kļūdu struktūru</w:t>
       </w:r>
       <w:r>
         <w:t>. Š</w:t>
@@ -18569,6 +18828,7 @@
               <w:pStyle w:val="Tab-saturs"/>
             </w:pPr>
             <w:r>
+              <w:lastRenderedPageBreak/>
               <w:t>BUVNIEKS: NEĒVELĒTI</w:t>
             </w:r>
           </w:p>
@@ -18788,7 +19048,6 @@
               <w:pStyle w:val="Tab-saturs"/>
             </w:pPr>
             <w:r>
-              <w:lastRenderedPageBreak/>
               <w:t>KARTEX: TERASES DĒĻI</w:t>
             </w:r>
           </w:p>
@@ -19548,7 +19807,11 @@
         </w:sdtContent>
       </w:sdt>
       <w:r>
-        <w:t xml:space="preserve">. Šajā gadījumā prognozēto izeju var uzrakstīt kā </w:t>
+        <w:t xml:space="preserve">. Šajā gadījumā prognozēto izeju </w:t>
+      </w:r>
+      <w:r>
+        <w:lastRenderedPageBreak/>
+        <w:t xml:space="preserve">var uzrakstīt kā </w:t>
       </w:r>
       <w:r>
         <w:t>5.5</w:t>
@@ -19787,7 +20050,6 @@
       </w:pPr>
       <w:bookmarkStart w:id="139" w:name="_Toc230115254"/>
       <w:r>
-        <w:lastRenderedPageBreak/>
         <w:t>Aktivizācijas funkcijas</w:t>
       </w:r>
       <w:bookmarkEnd w:id="139"/>
@@ -20886,6 +21148,7 @@
         </w:tabs>
       </w:pPr>
       <w:r>
+        <w:lastRenderedPageBreak/>
         <w:t xml:space="preserve">kur </w:t>
       </w:r>
       <w:r>
@@ -21005,7 +21268,6 @@
       </w:pPr>
       <w:bookmarkStart w:id="141" w:name="_Toc230115256"/>
       <w:r>
-        <w:lastRenderedPageBreak/>
         <w:t>Optimizācija: SGD un adaptīvie optimizētāji</w:t>
       </w:r>
       <w:bookmarkEnd w:id="141"/>
@@ -21764,6 +22026,7 @@
         <w:pStyle w:val="Teksts"/>
       </w:pPr>
       <w:r>
+        <w:lastRenderedPageBreak/>
         <w:t>Standartizācija</w:t>
       </w:r>
       <w:r>
@@ -22021,7 +22284,6 @@
         <w:rPr>
           <w:iCs/>
         </w:rPr>
-        <w:lastRenderedPageBreak/>
         <w:tab/>
       </w:r>
       <m:oMath>
@@ -22878,6 +23140,7 @@
         <w:pStyle w:val="Teksts"/>
       </w:pPr>
       <w:r>
+        <w:lastRenderedPageBreak/>
         <w:t>Vienkāršu RNN trūkums ir tāds, ka tiem ir grūtības apgūt liela attāluma atkarības izzūdošo gradientu dēļ atpakaļizplatīšanās laikā (</w:t>
       </w:r>
       <w:r>
@@ -22985,11 +23248,7 @@
         <w:t>gates</w:t>
       </w:r>
       <w:r>
-        <w:t xml:space="preserve">) kopums. Šie vārti kontrolē, kas tiek aizmirsts, kas tiek ierakstīts </w:t>
-      </w:r>
-      <w:r>
-        <w:lastRenderedPageBreak/>
-        <w:t xml:space="preserve">un kas tiek izvadīts </w:t>
+        <w:t xml:space="preserve">) kopums. Šie vārti kontrolē, kas tiek aizmirsts, kas tiek ierakstīts un kas tiek izvadīts </w:t>
       </w:r>
       <w:sdt>
         <w:sdtPr>
@@ -23735,6 +23994,7 @@
           <w:i/>
           <w:iCs/>
         </w:rPr>
+        <w:lastRenderedPageBreak/>
         <w:t>sale_m3</w:t>
       </w:r>
       <w:r>
@@ -23814,7 +24074,6 @@
           <w:i/>
           <w:iCs/>
         </w:rPr>
-        <w:lastRenderedPageBreak/>
         <w:t>delta_received_m3</w:t>
       </w:r>
       <w:r>
@@ -24137,7 +24396,11 @@
         </w:numPr>
       </w:pPr>
       <w:r>
-        <w:t>Izmantojot kategoriju kodēšanu – grupām tiek piešķirts vesels skaitlis (0…G-1). Problēma ir tā, ka, ja šāds skaitlis tiek tieši ievadīts tīklā kā parasta skaitliska ievade, modelis to var interpretēt kā kārtas vērtību (7. grupa ir lielāka par 3. grupu), pat ja kategorijām nav dabiskas secības</w:t>
+        <w:t xml:space="preserve">Izmantojot kategoriju kodēšanu – grupām tiek piešķirts vesels skaitlis (0…G-1). Problēma ir tā, ka, ja šāds skaitlis tiek tieši ievadīts tīklā kā parasta skaitliska ievade, </w:t>
+      </w:r>
+      <w:r>
+        <w:lastRenderedPageBreak/>
+        <w:t>modelis to var interpretēt kā kārtas vērtību (7. grupa ir lielāka par 3. grupu), pat ja kategorijām nav dabiskas secības</w:t>
       </w:r>
       <w:sdt>
         <w:sdtPr>
@@ -24178,7 +24441,6 @@
         </w:numPr>
       </w:pPr>
       <w:r>
-        <w:lastRenderedPageBreak/>
         <w:t>Vienreizēja</w:t>
       </w:r>
       <w:r>
@@ -24664,6 +24926,7 @@
         <w:pStyle w:val="Teksts"/>
       </w:pPr>
       <w:r>
+        <w:lastRenderedPageBreak/>
         <w:t xml:space="preserve">Hiperparametri ir fiksēti faila sākumā: </w:t>
       </w:r>
       <w:commentRangeStart w:id="153"/>
@@ -24695,7 +24958,6 @@
       </w:pPr>
       <w:commentRangeStart w:id="154"/>
       <w:r>
-        <w:lastRenderedPageBreak/>
         <w:t xml:space="preserve">Apmācība </w:t>
       </w:r>
       <w:commentRangeEnd w:id="154"/>
@@ -25376,6 +25638,7 @@
               <w:pStyle w:val="Tab-saturs"/>
             </w:pPr>
             <w:r>
+              <w:lastRenderedPageBreak/>
               <w:t>BUVNIEKS: ĒVELĒTI</w:t>
             </w:r>
           </w:p>
@@ -25491,7 +25754,6 @@
               <w:pStyle w:val="Tab-saturs"/>
             </w:pPr>
             <w:r>
-              <w:lastRenderedPageBreak/>
               <w:t>KARTEX: TERASES DĒĻI</w:t>
             </w:r>
           </w:p>
@@ -26372,6 +26634,7 @@
         <w:rPr>
           <w:iCs/>
         </w:rPr>
+        <w:lastRenderedPageBreak/>
         <w:tab/>
       </w:r>
       <m:oMath>
@@ -26451,7 +26714,6 @@
       </w:pPr>
       <w:commentRangeStart w:id="159"/>
       <w:r>
-        <w:lastRenderedPageBreak/>
         <w:t xml:space="preserve">Citiem </w:t>
       </w:r>
       <w:commentRangeEnd w:id="159"/>
@@ -27706,6 +27968,7 @@
       </w:pPr>
       <w:commentRangeStart w:id="163"/>
       <w:r>
+        <w:lastRenderedPageBreak/>
         <w:t xml:space="preserve">Vienkārši </w:t>
       </w:r>
       <w:commentRangeEnd w:id="163"/>
@@ -27724,11 +27987,7 @@
         <w:t xml:space="preserve"> modeli vai metodes</w:t>
       </w:r>
       <w:r>
-        <w:t xml:space="preserve"> kopējā absolūtā prognozes kļūda, salīdzinot ar kopējo faktisko pārdošanas apjomu visā testa kopā. Tā </w:t>
-      </w:r>
-      <w:r>
-        <w:lastRenderedPageBreak/>
-        <w:t xml:space="preserve">kā nav nepieciešama dalīšana ar katru atsevišķo faktisko vērtību, prognožu gadījumi ar nulles mēneša pārdošanas apjomu joprojām tiek iekļauti novērtējumā. WAPE arī novērš divu iepriekšējo metriku radītās problēmas, jo atšķirībā no tiem tas ietver visus 21 prognozes gadījumu, novērš dalīšanas ar nulli problēmu un tā rezultātu neietekmē testa sadalījuma apjoms. </w:t>
+        <w:t xml:space="preserve"> kopējā absolūtā prognozes kļūda, salīdzinot ar kopējo faktisko pārdošanas apjomu visā testa kopā. Tā kā nav nepieciešama dalīšana ar katru atsevišķo faktisko vērtību, prognožu gadījumi ar nulles mēneša pārdošanas apjomu joprojām tiek iekļauti novērtējumā. WAPE arī novērš divu iepriekšējo metriku radītās problēmas, jo atšķirībā no tiem tas ietver visus 21 prognozes gadījumu, novērš dalīšanas ar nulli problēmu un tā rezultātu neietekmē testa sadalījuma apjoms. </w:t>
       </w:r>
       <w:commentRangeStart w:id="164"/>
       <w:r>
@@ -28410,6 +28669,7 @@
               <w:pStyle w:val="Tab-saturs"/>
             </w:pPr>
             <w:r>
+              <w:lastRenderedPageBreak/>
               <w:t>LSTM</w:t>
             </w:r>
           </w:p>
@@ -28511,7 +28771,6 @@
       </w:pPr>
       <w:commentRangeStart w:id="169"/>
       <w:r>
-        <w:lastRenderedPageBreak/>
         <w:t xml:space="preserve">Saskaņā </w:t>
       </w:r>
       <w:commentRangeEnd w:id="169"/>
@@ -28712,13 +28971,19 @@
         <w:t>atkarības</w:t>
       </w:r>
       <w:r>
-        <w:t>. Pašreizējais eksperiments ne tikai tos nesniedza</w:t>
-      </w:r>
-      <w:r>
-        <w:t xml:space="preserve"> (pietiekami daudz piemēru)</w:t>
-      </w:r>
-      <w:r>
-        <w:t xml:space="preserve">, bet arī materiālu grupu skaits un nulles pārdošanas gadījumi padarīja prognozēšanu vēl nestabilāku. Tā rezultātā modelis dažreiz prognozēja pārdošanas apjomus, kad to nebija, un nepamanīja vairākas lielas pieprasījuma izmaiņas, kā rezultātā WAPE vērtība bija tik slikta. Tāpēc LSTM rezultāts </w:t>
+        <w:t xml:space="preserve">. </w:t>
+      </w:r>
+      <w:r>
+        <w:t xml:space="preserve">Pašreizējā eksperimentā apmācības piemēru skaits bija ierobežots, </w:t>
+      </w:r>
+      <w:r>
+        <w:t>un arī</w:t>
+      </w:r>
+      <w:r>
+        <w:t xml:space="preserve"> materiālu grupu skaits un nulles pārdošanas gadījumi padarīja prognozēšanu vēl nestabilāku</w:t>
+      </w:r>
+      <w:r>
+        <w:t xml:space="preserve">. Tā rezultātā modelis dažreiz prognozēja pārdošanas apjomus, kad to nebija, un nepamanīja vairākas lielas pieprasījuma izmaiņas, kā rezultātā WAPE vērtība bija tik slikta. Tāpēc LSTM rezultāts </w:t>
       </w:r>
       <w:r>
         <w:t xml:space="preserve">nevar </w:t>
@@ -28744,11 +29009,8 @@
         <w:pStyle w:val="Teksts"/>
       </w:pPr>
       <w:r>
-        <w:t xml:space="preserve">Rezultāti arī parāda, kāpēc modeļi jāvērtē pēc vairākiem rādītājiem, nevis tikai viena. MAE un RMSE parāda prognozēšanas kļūdas absolūto lielumu kubikmetros, </w:t>
-      </w:r>
-      <w:r>
         <w:lastRenderedPageBreak/>
-        <w:t>nevis relatīvo</w:t>
+        <w:t>Rezultāti arī parāda, kāpēc modeļi jāvērtē pēc vairākiem rādītājiem, nevis tikai viena. MAE un RMSE parāda prognozēšanas kļūdas absolūto lielumu kubikmetros, nevis relatīvo</w:t>
       </w:r>
       <w:r>
         <w:t xml:space="preserve"> (t</w:t>
@@ -29706,7 +29968,7 @@
                     <pic:cNvPicPr/>
                   </pic:nvPicPr>
                   <pic:blipFill>
-                    <a:blip r:embed="rId22"/>
+                    <a:blip r:embed="rId20"/>
                     <a:stretch>
                       <a:fillRect/>
                     </a:stretch>
@@ -30623,12 +30885,12 @@
       </w:tblPr>
       <w:tblGrid>
         <w:gridCol w:w="1281"/>
-        <w:gridCol w:w="823"/>
-        <w:gridCol w:w="945"/>
-        <w:gridCol w:w="1661"/>
-        <w:gridCol w:w="1312"/>
-        <w:gridCol w:w="1298"/>
-        <w:gridCol w:w="1084"/>
+        <w:gridCol w:w="822"/>
+        <w:gridCol w:w="943"/>
+        <w:gridCol w:w="1655"/>
+        <w:gridCol w:w="1308"/>
+        <w:gridCol w:w="1293"/>
+        <w:gridCol w:w="1102"/>
       </w:tblGrid>
       <w:tr>
         <w:trPr>
@@ -30747,7 +31009,7 @@
               <w:pStyle w:val="Tab-kolonnas-nosaukums"/>
             </w:pPr>
             <w:r>
-              <w:t>WAPE (%)</w:t>
+              <w:t xml:space="preserve">WAPE </w:t>
             </w:r>
           </w:p>
         </w:tc>
@@ -30862,6 +31124,9 @@
             <w:r>
               <w:t>130.3</w:t>
             </w:r>
+            <w:r>
+              <w:t>%</w:t>
+            </w:r>
           </w:p>
         </w:tc>
       </w:tr>
@@ -30975,6 +31240,9 @@
             <w:r>
               <w:t>254.9</w:t>
             </w:r>
+            <w:r>
+              <w:t>%</w:t>
+            </w:r>
           </w:p>
         </w:tc>
       </w:tr>
@@ -31102,9 +31370,15 @@
           <w:p>
             <w:pPr>
               <w:pStyle w:val="Tab-saturs"/>
+              <w:rPr>
+                <w:lang w:val="en-GB"/>
+              </w:rPr>
             </w:pPr>
             <w:r>
               <w:t>252.60</w:t>
+            </w:r>
+            <w:r>
+              <w:t>%</w:t>
             </w:r>
           </w:p>
           <w:p>
@@ -32362,7 +32636,7 @@
             <wp:cNvGraphicFramePr/>
             <a:graphic xmlns:a="http://schemas.openxmlformats.org/drawingml/2006/main">
               <a:graphicData uri="http://schemas.openxmlformats.org/drawingml/2006/chart">
-                <c:chart xmlns:c="http://schemas.openxmlformats.org/drawingml/2006/chart" xmlns:r="http://schemas.openxmlformats.org/officeDocument/2006/relationships" r:id="rId23"/>
+                <c:chart xmlns:c="http://schemas.openxmlformats.org/drawingml/2006/chart" xmlns:r="http://schemas.openxmlformats.org/officeDocument/2006/relationships" r:id="rId21"/>
               </a:graphicData>
             </a:graphic>
           </wp:inline>
@@ -32373,27 +32647,14 @@
       <w:pPr>
         <w:pStyle w:val="Att-nos-ar-skaidrojumiem"/>
       </w:pPr>
-      <w:r>
-        <w:fldChar w:fldCharType="begin"/>
-      </w:r>
-      <w:r>
-        <w:instrText xml:space="preserve"> STYLEREF  \s 1-līm-numurēts-virsraksts  \* MERGEFORMAT </w:instrText>
-      </w:r>
-      <w:r>
-        <w:fldChar w:fldCharType="separate"/>
-      </w:r>
-      <w:r>
-        <w:rPr>
-          <w:noProof/>
-        </w:rPr>
-        <w:t>6</w:t>
-      </w:r>
-      <w:r>
-        <w:rPr>
-          <w:noProof/>
-        </w:rPr>
-        <w:fldChar w:fldCharType="end"/>
-      </w:r>
+      <w:fldSimple w:instr=" STYLEREF  \s 1-līm-numurēts-virsraksts  \* MERGEFORMAT ">
+        <w:r>
+          <w:rPr>
+            <w:noProof/>
+          </w:rPr>
+          <w:t>6</w:t>
+        </w:r>
+      </w:fldSimple>
       <w:r>
         <w:t>.</w:t>
       </w:r>
@@ -32461,40 +32722,46 @@
         <w:t xml:space="preserve">rāda, ka </w:t>
       </w:r>
       <w:r>
+        <w:t xml:space="preserve">papildinātais </w:t>
+      </w:r>
+      <w:r>
+        <w:t>LSTM galvenokārt uzlaboja prognozes nulles pārdošanas gadījumiem. Šajā grupā MAE samazinājās no 3</w:t>
+      </w:r>
+      <w:r>
+        <w:t>.</w:t>
+      </w:r>
+      <w:r>
+        <w:t>420 līdz 1</w:t>
+      </w:r>
+      <w:r>
+        <w:t>.</w:t>
+      </w:r>
+      <w:r>
+        <w:t xml:space="preserve">851, un </w:t>
+      </w:r>
+      <w:r>
+        <w:t xml:space="preserve">papildinātais </w:t>
+      </w:r>
+      <w:r>
+        <w:t xml:space="preserve">modelis uzlaboja 5 no 8 gadījumiem. Tomēr abās </w:t>
+      </w:r>
+      <w:r>
+        <w:t>ne</w:t>
+      </w:r>
+      <w:r>
+        <w:t xml:space="preserve">nulles grupās </w:t>
+      </w:r>
+      <w:r>
         <w:t>papildināts</w:t>
       </w:r>
       <w:r>
-        <w:t xml:space="preserve"> LSTM galvenokārt uzlaboja prognozes nulles pārdošanas gadījumiem. Šajā grupā MAE samazinājās no 3</w:t>
-      </w:r>
-      <w:r>
-        <w:t>.</w:t>
-      </w:r>
-      <w:r>
-        <w:t>420 līdz 1</w:t>
-      </w:r>
-      <w:r>
-        <w:t>.</w:t>
-      </w:r>
-      <w:r>
-        <w:t xml:space="preserve">851, un </w:t>
-      </w:r>
-      <w:r>
-        <w:t>papildināts</w:t>
-      </w:r>
-      <w:r>
-        <w:t xml:space="preserve"> modelis uzlaboja 5 no 8 gadījumiem. Tomēr abās </w:t>
-      </w:r>
-      <w:r>
-        <w:t>ne</w:t>
-      </w:r>
-      <w:r>
-        <w:t xml:space="preserve">nulles grupās </w:t>
-      </w:r>
-      <w:r>
-        <w:t>papildināts</w:t>
-      </w:r>
-      <w:r>
-        <w:t xml:space="preserve"> modelis darbojās sliktāk: maza apjoma </w:t>
+        <w:t xml:space="preserve"> </w:t>
+      </w:r>
+      <w:r>
+        <w:t>rezultāts pasliktinājās</w:t>
+      </w:r>
+      <w:r>
+        <w:t xml:space="preserve">: maza apjoma </w:t>
       </w:r>
       <w:r>
         <w:t xml:space="preserve">nenulles </w:t>
@@ -32543,7 +32810,13 @@
         <w:commentReference w:id="185"/>
       </w:r>
       <w:r>
-        <w:t xml:space="preserve">rezultāts izskaidro nelielo WAPE uzlabojumu </w:t>
+        <w:t>rezultāts izskaidro nelielo</w:t>
+      </w:r>
+      <w:r>
+        <w:t xml:space="preserve"> kopējo</w:t>
+      </w:r>
+      <w:r>
+        <w:t xml:space="preserve"> WAPE uzlabojumu </w:t>
       </w:r>
       <w:r>
         <w:t>–</w:t>
@@ -32552,7 +32825,13 @@
         <w:t xml:space="preserve"> nulles pārdošanas gadījumu kopējā kļūda samazinājās, samazinot kopējo absolūto kļūdu, bet uzlabojumu lielākoties kompensēja sliktākas </w:t>
       </w:r>
       <w:r>
-        <w:t xml:space="preserve">nenulles faktiskās pārošanas </w:t>
+        <w:t>nenulles faktiskās pār</w:t>
+      </w:r>
+      <w:r>
+        <w:t>d</w:t>
+      </w:r>
+      <w:r>
+        <w:t xml:space="preserve">ošanas </w:t>
       </w:r>
       <w:r>
         <w:t xml:space="preserve">prognozes gadījumos. Tātad, nulles pārdošanas gadījumi palielina WAPE formulas skaitītāju absolūtās kļūdas dēļ, saucējs paliek nemainīgs (faktisko vērtību summa), formula ģenerē mazāku skaitli, kas praktiski norāda uz kļūdaini pozitīvu prognožu samazināšanos un kopējā WAPE </w:t>
@@ -33209,10 +33488,10 @@
         <w:t xml:space="preserve">, savukārt </w:t>
       </w:r>
       <w:r>
-        <w:t>K</w:t>
-      </w:r>
-      <w:r>
-        <w:t>roston tipa pieejas, SBA un TSB varētu būt piemērotas neregulāra pieprasījuma un nulles pārdošanas periodu gadījumos</w:t>
+        <w:t>Croston</w:t>
+      </w:r>
+      <w:r>
+        <w:t xml:space="preserve"> tipa pieejas, SBA un TSB varētu būt piemērotas neregulāra pieprasījuma un nulles pārdošanas periodu gadījumos</w:t>
       </w:r>
       <w:r>
         <w:t xml:space="preserve"> (par ko bija runāts datu </w:t>
@@ -33391,7 +33670,7 @@
         <w:pStyle w:val="Teksts"/>
         <w:ind w:firstLine="0"/>
         <w:sectPr>
-          <w:footerReference w:type="default" r:id="rId24"/>
+          <w:footerReference w:type="default" r:id="rId22"/>
           <w:pgSz w:w="11907" w:h="16840" w:code="9"/>
           <w:pgMar w:top="1440" w:right="1803" w:bottom="1440" w:left="1803" w:header="709" w:footer="709" w:gutter="0"/>
           <w:cols w:space="708"/>
@@ -34626,7 +34905,7 @@
                     <pic:cNvPicPr/>
                   </pic:nvPicPr>
                   <pic:blipFill>
-                    <a:blip r:embed="rId25"/>
+                    <a:blip r:embed="rId23"/>
                     <a:stretch>
                       <a:fillRect/>
                     </a:stretch>
@@ -48180,7 +48459,7 @@
       </w:pPr>
     </w:p>
     <w:sectPr>
-      <w:footerReference w:type="default" r:id="rId26"/>
+      <w:footerReference w:type="default" r:id="rId24"/>
       <w:pgSz w:w="11907" w:h="16840" w:code="9"/>
       <w:pgMar w:top="1440" w:right="1803" w:bottom="1440" w:left="1803" w:header="709" w:footer="709" w:gutter="0"/>
       <w:cols w:space="708"/>
@@ -48264,7 +48543,13 @@
         </w:rPr>
       </w:pPr>
       <w:r>
-        <w:t>Some grammar/style issues remain</w:t>
+        <w:t>gramma</w:t>
+      </w:r>
+      <w:r>
+        <w:rPr>
+          <w:noProof/>
+        </w:rPr>
+        <w:t>r</w:t>
       </w:r>
     </w:p>
     <w:p>
@@ -48436,19 +48721,7 @@
         <w:rPr>
           <w:noProof/>
         </w:rPr>
-        <w:t xml:space="preserve">TODO </w:t>
-      </w:r>
-      <w:r>
-        <w:rPr>
-          <w:noProof/>
-        </w:rPr>
-        <w:t>done</w:t>
-      </w:r>
-      <w:r>
-        <w:rPr>
-          <w:noProof/>
-        </w:rPr>
-        <w:t xml:space="preserve">: </w:t>
+        <w:t xml:space="preserve">TODO done: </w:t>
       </w:r>
       <w:r>
         <w:t>In addition, the work evaluates whether synthetically augmented training samples improve the forecasting accuracy of the LSTM model under the conditions of limited historical company data.</w:t>
@@ -49122,7 +49395,7 @@
       </w:r>
     </w:p>
   </w:comment>
-  <w:comment w:id="53" w:author="Deniss" w:date="2026-03-27T15:25:00Z" w:initials="D">
+  <w:comment w:id="53" w:author="Deniss" w:date="2026-05-20T16:56:00Z" w:initials="D">
     <w:p>
       <w:pPr>
         <w:pStyle w:val="CommentText"/>
@@ -49134,6 +49407,25 @@
         <w:annotationRef/>
       </w:r>
       <w:r>
+        <w:rPr>
+          <w:noProof/>
+        </w:rPr>
+        <w:t>styling</w:t>
+      </w:r>
+    </w:p>
+  </w:comment>
+  <w:comment w:id="54" w:author="Deniss" w:date="2026-03-27T15:25:00Z" w:initials="D">
+    <w:p>
+      <w:pPr>
+        <w:pStyle w:val="CommentText"/>
+      </w:pPr>
+      <w:r>
+        <w:rPr>
+          <w:rStyle w:val="CommentReference"/>
+        </w:rPr>
+        <w:annotationRef/>
+      </w:r>
+      <w:r>
         <w:t xml:space="preserve">Обработка начинается с поиска Excel-файлов в каталоге sources. Для каждого файла рабочая книга загружается дважды: один раз для чтения вычисленных значений ячеек, второй раз </w:t>
       </w:r>
       <w:r>
@@ -49144,7 +49436,7 @@
       </w:r>
     </w:p>
   </w:comment>
-  <w:comment w:id="54" w:author="Deniss" w:date="2026-03-27T15:32:00Z" w:initials="D">
+  <w:comment w:id="55" w:author="Deniss" w:date="2026-03-27T15:32:00Z" w:initials="D">
     <w:p>
       <w:pPr>
         <w:pStyle w:val="CommentText"/>
@@ -49160,7 +49452,7 @@
       </w:r>
     </w:p>
   </w:comment>
-  <w:comment w:id="55" w:author="Deniss" w:date="2026-03-27T13:14:00Z" w:initials="D">
+  <w:comment w:id="56" w:author="Deniss" w:date="2026-03-27T13:14:00Z" w:initials="D">
     <w:p>
       <w:pPr>
         <w:pStyle w:val="CommentText"/>
@@ -49176,7 +49468,7 @@
       </w:r>
     </w:p>
   </w:comment>
-  <w:comment w:id="56" w:author="Deniss" w:date="2026-03-27T13:27:00Z" w:initials="D">
+  <w:comment w:id="57" w:author="Deniss" w:date="2026-03-27T13:27:00Z" w:initials="D">
     <w:p>
       <w:pPr>
         <w:pStyle w:val="CommentText"/>
@@ -49422,7 +49714,7 @@
       </w:r>
     </w:p>
   </w:comment>
-  <w:comment w:id="57" w:author="Deniss" w:date="2026-03-27T15:41:00Z" w:initials="D">
+  <w:comment w:id="58" w:author="Deniss" w:date="2026-03-27T15:41:00Z" w:initials="D">
     <w:p>
       <w:pPr>
         <w:pStyle w:val="CommentText"/>
@@ -49438,7 +49730,7 @@
       </w:r>
     </w:p>
   </w:comment>
-  <w:comment w:id="58" w:author="Deniss" w:date="2026-03-27T13:21:00Z" w:initials="D">
+  <w:comment w:id="59" w:author="Deniss" w:date="2026-03-27T13:21:00Z" w:initials="D">
     <w:p>
       <w:pPr>
         <w:pStyle w:val="CommentText"/>
@@ -49597,7 +49889,7 @@
       </w:r>
     </w:p>
   </w:comment>
-  <w:comment w:id="59" w:author="Deniss" w:date="2026-03-27T13:07:00Z" w:initials="D">
+  <w:comment w:id="60" w:author="Deniss" w:date="2026-03-27T13:07:00Z" w:initials="D">
     <w:p>
       <w:pPr>
         <w:pStyle w:val="CommentText"/>
@@ -49613,7 +49905,7 @@
       </w:r>
     </w:p>
   </w:comment>
-  <w:comment w:id="60" w:author="Deniss" w:date="2026-03-27T13:28:00Z" w:initials="D">
+  <w:comment w:id="61" w:author="Deniss" w:date="2026-03-27T13:28:00Z" w:initials="D">
     <w:p>
       <w:pPr>
         <w:pStyle w:val="CommentText"/>
@@ -49626,22 +49918,6 @@
       </w:r>
       <w:r>
         <w:t>material_hash() - функция возвращает хеш материала на основе его бренда, категории, качества, толщины, ширины, длины. Это означает, что одинаковый материал, найденный в разных листах, будет иметь одинаковый id. Такой подход уменьшает дублирование и помогает превратить “одна строка Excel = отдельный объект” в нормализованную модель “материал + связанные с ним события и состояния”.</w:t>
-      </w:r>
-    </w:p>
-  </w:comment>
-  <w:comment w:id="61" w:author="Deniss" w:date="2026-03-27T13:12:00Z" w:initials="D">
-    <w:p>
-      <w:pPr>
-        <w:pStyle w:val="CommentText"/>
-      </w:pPr>
-      <w:r>
-        <w:rPr>
-          <w:rStyle w:val="CommentReference"/>
-        </w:rPr>
-        <w:annotationRef/>
-      </w:r>
-      <w:r>
-        <w:t>Таблица end_of_month_material_stats хранит снимок состояния материала на конец месяца. Здесь лежат цены закупки и продажи в разных единицах, а также остатки в штуках, кубометрах, квадратных метрах и евро. Это уже не справочник, а месячная статистика по материалу.</w:t>
       </w:r>
     </w:p>
   </w:comment>
@@ -49657,11 +49933,27 @@
         <w:annotationRef/>
       </w:r>
       <w:r>
+        <w:t>Таблица end_of_month_material_stats хранит снимок состояния материала на конец месяца. Здесь лежат цены закупки и продажи в разных единицах, а также остатки в штуках, кубометрах, квадратных метрах и евро. Это уже не справочник, а месячная статистика по материалу.</w:t>
+      </w:r>
+    </w:p>
+  </w:comment>
+  <w:comment w:id="63" w:author="Deniss" w:date="2026-03-27T13:12:00Z" w:initials="D">
+    <w:p>
+      <w:pPr>
+        <w:pStyle w:val="CommentText"/>
+      </w:pPr>
+      <w:r>
+        <w:rPr>
+          <w:rStyle w:val="CommentReference"/>
+        </w:rPr>
+        <w:annotationRef/>
+      </w:r>
+      <w:r>
         <w:t>Таблица sales хранит продажи. В ней каждая запись привязана к материалу, году и месяцу. Если продажа в Excel была агрегирована формулой из нескольких частей, скрипт может разложить её на несколько строк. Таблица deliveries устроена аналогично sales, но относится к поступлениям материала.</w:t>
       </w:r>
     </w:p>
   </w:comment>
-  <w:comment w:id="63" w:author="Deniss" w:date="2026-03-27T13:31:00Z" w:initials="D">
+  <w:comment w:id="64" w:author="Deniss" w:date="2026-03-27T13:31:00Z" w:initials="D">
     <w:p>
       <w:pPr>
         <w:pStyle w:val="CommentText"/>
@@ -49746,7 +50038,7 @@
       </w:pPr>
     </w:p>
   </w:comment>
-  <w:comment w:id="64" w:author="Deniss" w:date="2026-03-27T13:12:00Z" w:initials="D">
+  <w:comment w:id="65" w:author="Deniss" w:date="2026-03-27T13:12:00Z" w:initials="D">
     <w:p>
       <w:pPr>
         <w:pStyle w:val="CommentText"/>
@@ -49762,7 +50054,7 @@
       </w:r>
     </w:p>
   </w:comment>
-  <w:comment w:id="65" w:author="Deniss" w:date="2026-03-27T16:28:00Z" w:initials="D">
+  <w:comment w:id="68" w:author="Deniss" w:date="2026-03-30T16:43:00Z" w:initials="D">
     <w:p>
       <w:pPr>
         <w:pStyle w:val="CommentText"/>
@@ -49774,356 +50066,78 @@
         <w:annotationRef/>
       </w:r>
       <w:r>
-        <w:t>flowchart TD</w:t>
-      </w:r>
-    </w:p>
+        <w:t>Для задачи прогнозирования основной интерес представляет таблица sales, поскольку именно на ее основе далее формируется целевая переменная, связанная с объемом продаж. Таблица deliveries при этом сохраняет вспомогательное значение, так как поставки могут использоваться как дополнительный входной признак в нейросетевом подходе, но не как основной объект прогноза.</w:t>
+      </w:r>
+    </w:p>
+  </w:comment>
+  <w:comment w:id="69" w:author="Deniss" w:date="2026-03-30T18:33:00Z" w:initials="D">
     <w:p>
       <w:pPr>
         <w:pStyle w:val="CommentText"/>
       </w:pPr>
       <w:r>
-        <w:t>    A([Sākums]) --&gt; B[Dzēst un no jauna izveidot timber.sqlite datubāzi]</w:t>
-      </w:r>
-    </w:p>
+        <w:rPr>
+          <w:rStyle w:val="CommentReference"/>
+        </w:rPr>
+        <w:annotationRef/>
+      </w:r>
+      <w:r>
+        <w:t>Таким образом, на данном этапе можно считать, что исходные данные уже преобразованы в аналитически пригодную форму, и следующей задачей становится оценка того, насколько эти данные подходят именно для построения прогностических моделей.</w:t>
+      </w:r>
+    </w:p>
+  </w:comment>
+  <w:comment w:id="71" w:author="Deniss" w:date="2026-03-30T18:33:00Z" w:initials="D">
     <w:p>
       <w:pPr>
         <w:pStyle w:val="CommentText"/>
       </w:pPr>
       <w:r>
-        <w:t>    B --&gt; C[Izveidot tabulas datubāzē]</w:t>
-      </w:r>
-    </w:p>
+        <w:rPr>
+          <w:rStyle w:val="CommentReference"/>
+        </w:rPr>
+        <w:annotationRef/>
+      </w:r>
+      <w:r>
+        <w:t>Как было сказано ранее, доступные наблюдения охватывают период с июля 2025 года по март 2026 года включительно. Это означает, что в распоряжении находится только девять последовательных месяцев наблюдений. Уже одно это накладывает существенные ограничения на последующий прогноз, поскольку в данных отсутствует хотя бы один полный годовой цикл. Следовательно, даже если в поведении продаж присутствует сезонность, полноценно выявить и проверить ее на таком горизонте затруднительно.</w:t>
+      </w:r>
+    </w:p>
+  </w:comment>
+  <w:comment w:id="72" w:author="Deniss" w:date="2026-03-30T16:47:00Z" w:initials="D">
     <w:p>
       <w:pPr>
         <w:pStyle w:val="CommentText"/>
       </w:pPr>
       <w:r>
-        <w:t>    C --&gt; D{Vai ir nākamais Excel fails mapē /sources?}</w:t>
-      </w:r>
-    </w:p>
+        <w:rPr>
+          <w:rStyle w:val="CommentReference"/>
+        </w:rPr>
+        <w:annotationRef/>
+      </w:r>
+      <w:r>
+        <w:rPr>
+          <w:noProof/>
+        </w:rPr>
+        <w:t>vrb būs aprīlis vai mat maijs</w:t>
+      </w:r>
+    </w:p>
+  </w:comment>
+  <w:comment w:id="73" w:author="Deniss" w:date="2026-03-30T18:33:00Z" w:initials="D">
     <w:p>
       <w:pPr>
         <w:pStyle w:val="CommentText"/>
       </w:pPr>
-    </w:p>
-    <w:p>
-      <w:pPr>
-        <w:pStyle w:val="CommentText"/>
-      </w:pPr>
-      <w:r>
-        <w:t>    D -- Nē --&gt; Z([Beigas])</w:t>
-      </w:r>
-    </w:p>
-    <w:p>
-      <w:pPr>
-        <w:pStyle w:val="CommentText"/>
-      </w:pPr>
-      <w:r>
-        <w:t>    D -- Jā --&gt; E[Atvērt Excel failu]</w:t>
-      </w:r>
-    </w:p>
-    <w:p>
-      <w:pPr>
-        <w:pStyle w:val="CommentText"/>
-      </w:pPr>
-    </w:p>
-    <w:p>
-      <w:pPr>
-        <w:pStyle w:val="CommentText"/>
-      </w:pPr>
-      <w:r>
-        <w:t>    E --&gt; F{Vai ir nākamā lapa failā?}</w:t>
-      </w:r>
-    </w:p>
-    <w:p>
-      <w:pPr>
-        <w:pStyle w:val="CommentText"/>
-      </w:pPr>
-      <w:r>
-        <w:t>    F -- Nē --&gt; D</w:t>
-      </w:r>
-    </w:p>
-    <w:p>
-      <w:pPr>
-        <w:pStyle w:val="CommentText"/>
-      </w:pPr>
-      <w:r>
-        <w:t>    F -- Jā --&gt; G{Vai lapas nosaukums atbilst formātam mm.yyyy?}</w:t>
-      </w:r>
-    </w:p>
-    <w:p>
-      <w:pPr>
-        <w:pStyle w:val="CommentText"/>
-      </w:pPr>
-    </w:p>
-    <w:p>
-      <w:pPr>
-        <w:pStyle w:val="CommentText"/>
-      </w:pPr>
-      <w:r>
-        <w:t>    G -- Nē --&gt; F</w:t>
-      </w:r>
-    </w:p>
-    <w:p>
-      <w:pPr>
-        <w:pStyle w:val="CommentText"/>
-      </w:pPr>
-      <w:r>
-        <w:t>    G -- Jā --&gt; H[Parsēt lapas rindas]</w:t>
-      </w:r>
-    </w:p>
-    <w:p>
-      <w:pPr>
-        <w:pStyle w:val="CommentText"/>
-      </w:pPr>
-    </w:p>
-    <w:p>
-      <w:pPr>
-        <w:pStyle w:val="CommentText"/>
-      </w:pPr>
-      <w:r>
-        <w:t>    H --&gt; I[[Apstrādāt īpašos gadījumus]]</w:t>
-      </w:r>
-    </w:p>
-    <w:p>
-      <w:pPr>
-        <w:pStyle w:val="CommentText"/>
-      </w:pPr>
-      <w:r>
-        <w:t>    I --&gt; J{Vai ir nākamais zīmols?}</w:t>
-      </w:r>
-    </w:p>
-    <w:p>
-      <w:pPr>
-        <w:pStyle w:val="CommentText"/>
-      </w:pPr>
-    </w:p>
-    <w:p>
-      <w:pPr>
-        <w:pStyle w:val="CommentText"/>
-      </w:pPr>
-      <w:r>
-        <w:t>    J -- Nē --&gt; Y[ierakstīt visus uzkrātos datus datubāzē]</w:t>
-      </w:r>
-    </w:p>
-    <w:p>
-      <w:pPr>
-        <w:pStyle w:val="CommentText"/>
-      </w:pPr>
-      <w:r>
-        <w:t>    Y --&gt; F</w:t>
-      </w:r>
-    </w:p>
-    <w:p>
-      <w:pPr>
-        <w:pStyle w:val="CommentText"/>
-      </w:pPr>
-    </w:p>
-    <w:p>
-      <w:pPr>
-        <w:pStyle w:val="CommentText"/>
-      </w:pPr>
-      <w:r>
-        <w:t>    J -- Jā --&gt; K{Vai ir nākamā kategorija?}</w:t>
-      </w:r>
-    </w:p>
-    <w:p>
-      <w:pPr>
-        <w:pStyle w:val="CommentText"/>
-      </w:pPr>
-      <w:r>
-        <w:t>    K -- Nē --&gt; J</w:t>
-      </w:r>
-    </w:p>
-    <w:p>
-      <w:pPr>
-        <w:pStyle w:val="CommentText"/>
-      </w:pPr>
-      <w:r>
-        <w:t>    K -- Jā --&gt; L{Vai ir nākamais materiāls?}</w:t>
-      </w:r>
-    </w:p>
-    <w:p>
-      <w:pPr>
-        <w:pStyle w:val="CommentText"/>
-      </w:pPr>
-    </w:p>
-    <w:p>
-      <w:pPr>
-        <w:pStyle w:val="CommentText"/>
-      </w:pPr>
-      <w:r>
-        <w:t>    L -- Nē --&gt; K</w:t>
-      </w:r>
-    </w:p>
-    <w:p>
-      <w:pPr>
-        <w:pStyle w:val="CommentText"/>
-      </w:pPr>
-      <w:r>
-        <w:t>    L -- Jā --&gt; M[Nolasīt materiāla datus]</w:t>
-      </w:r>
-    </w:p>
-    <w:p>
-      <w:pPr>
-        <w:pStyle w:val="CommentText"/>
-      </w:pPr>
-      <w:r>
-        <w:t>    M --&gt; N[Nolasīt mēneša beigu datus]</w:t>
-      </w:r>
-    </w:p>
-    <w:p>
-      <w:pPr>
-        <w:pStyle w:val="CommentText"/>
-      </w:pPr>
-      <w:r>
-        <w:t>    N --&gt; O[Nolasīt pārdošanas datus]</w:t>
-      </w:r>
-    </w:p>
-    <w:p>
-      <w:pPr>
-        <w:pStyle w:val="CommentText"/>
-      </w:pPr>
-      <w:r>
-        <w:t>    O --&gt; P[Nolasīt iepirkumu datus]</w:t>
-      </w:r>
-    </w:p>
-    <w:p>
-      <w:pPr>
-        <w:pStyle w:val="CommentText"/>
-      </w:pPr>
-      <w:r>
-        <w:t>    P --&gt; L</w:t>
-      </w:r>
-    </w:p>
-    <w:p>
-      <w:pPr>
-        <w:pStyle w:val="CommentText"/>
-      </w:pPr>
+      <w:r>
+        <w:rPr>
+          <w:rStyle w:val="CommentReference"/>
+        </w:rPr>
+        <w:annotationRef/>
+      </w:r>
+      <w:r>
+        <w:t>Дополнительная сложность состоит в том, что база наблюдений не только короткая, но и формировалась постепенно. В первые месяцы учета перечень задокументированных материалов продолжал пополняться, то есть часть товаров в систему была занесена не сразу. Поэтому ранние значения ряда могут отражать не только фактический уровень продаж, но и степень полноты самого учета. Это особенно важно для интерпретации начального участка временной шкалы: более низкие продажи в ранние месяцы не обязательно означают столь же низкий реальный спрос.</w:t>
+      </w:r>
     </w:p>
   </w:comment>
-  <w:comment w:id="66" w:author="Deniss" w:date="2026-05-15T18:44:00Z" w:initials="D">
-    <w:p>
-      <w:pPr>
-        <w:pStyle w:val="CommentText"/>
-      </w:pPr>
-      <w:r>
-        <w:rPr>
-          <w:rStyle w:val="CommentReference"/>
-        </w:rPr>
-        <w:annotationRef/>
-      </w:r>
-      <w:r>
-        <w:rPr>
-          <w:noProof/>
-        </w:rPr>
-        <w:t>remake</w:t>
-      </w:r>
-    </w:p>
-  </w:comment>
-  <w:comment w:id="69" w:author="Deniss" w:date="2026-03-30T16:43:00Z" w:initials="D">
-    <w:p>
-      <w:pPr>
-        <w:pStyle w:val="CommentText"/>
-      </w:pPr>
-      <w:r>
-        <w:rPr>
-          <w:rStyle w:val="CommentReference"/>
-        </w:rPr>
-        <w:annotationRef/>
-      </w:r>
-      <w:r>
-        <w:t>Для задачи прогнозирования основной интерес представляет таблица sales, поскольку именно на ее основе далее формируется целевая переменная, связанная с объемом продаж. Таблица deliveries при этом сохраняет вспомогательное значение, так как поставки могут использоваться как дополнительный входной признак в нейросетевом подходе, но не как основной объект прогноза.</w:t>
-      </w:r>
-    </w:p>
-  </w:comment>
-  <w:comment w:id="70" w:author="Deniss" w:date="2026-03-30T18:33:00Z" w:initials="D">
-    <w:p>
-      <w:pPr>
-        <w:pStyle w:val="CommentText"/>
-      </w:pPr>
-      <w:r>
-        <w:rPr>
-          <w:rStyle w:val="CommentReference"/>
-        </w:rPr>
-        <w:annotationRef/>
-      </w:r>
-      <w:r>
-        <w:t>Таким образом, на данном этапе можно считать, что исходные данные уже преобразованы в аналитически пригодную форму, и следующей задачей становится оценка того, насколько эти данные подходят именно для построения прогностических моделей.</w:t>
-      </w:r>
-    </w:p>
-  </w:comment>
-  <w:comment w:id="72" w:author="Deniss" w:date="2026-03-30T18:33:00Z" w:initials="D">
-    <w:p>
-      <w:pPr>
-        <w:pStyle w:val="CommentText"/>
-      </w:pPr>
-      <w:r>
-        <w:rPr>
-          <w:rStyle w:val="CommentReference"/>
-        </w:rPr>
-        <w:annotationRef/>
-      </w:r>
-      <w:r>
-        <w:t>Как было сказано ранее, доступные наблюдения охватывают период с июля 2025 года по март 2026 года включительно. Это означает, что в распоряжении находится только девять последовательных месяцев наблюдений. Уже одно это накладывает существенные ограничения на последующий прогноз, поскольку в данных отсутствует хотя бы один полный годовой цикл. Следовательно, даже если в поведении продаж присутствует сезонность, полноценно выявить и проверить ее на таком горизонте затруднительно.</w:t>
-      </w:r>
-    </w:p>
-  </w:comment>
-  <w:comment w:id="73" w:author="Deniss" w:date="2026-03-30T16:47:00Z" w:initials="D">
-    <w:p>
-      <w:pPr>
-        <w:pStyle w:val="CommentText"/>
-      </w:pPr>
-      <w:r>
-        <w:rPr>
-          <w:rStyle w:val="CommentReference"/>
-        </w:rPr>
-        <w:annotationRef/>
-      </w:r>
-      <w:r>
-        <w:rPr>
-          <w:noProof/>
-        </w:rPr>
-        <w:t>vrb būs aprīlis vai mat maijs</w:t>
-      </w:r>
-    </w:p>
-  </w:comment>
-  <w:comment w:id="74" w:author="Deniss" w:date="2026-03-30T18:33:00Z" w:initials="D">
-    <w:p>
-      <w:pPr>
-        <w:pStyle w:val="CommentText"/>
-      </w:pPr>
-      <w:r>
-        <w:rPr>
-          <w:rStyle w:val="CommentReference"/>
-        </w:rPr>
-        <w:annotationRef/>
-      </w:r>
-      <w:r>
-        <w:t>Дополнительная сложность состоит в том, что база наблюдений не только короткая, но и формировалась постепенно. В первые месяцы учета перечень задокументированных материалов продолжал пополняться, то есть часть товаров в систему была занесена не сразу. Поэтому ранние значения ряда могут отражать не только фактический уровень продаж, но и степень полноты самого учета. Это особенно важно для интерпретации начального участка временной шкалы: более низкие продажи в ранние месяцы не обязательно означают столь же низкий реальный спрос.</w:t>
-      </w:r>
-    </w:p>
-  </w:comment>
-  <w:comment w:id="75" w:author="Deniss" w:date="2026-05-17T13:34:00Z" w:initials="D">
-    <w:p>
-      <w:pPr>
-        <w:pStyle w:val="CommentText"/>
-      </w:pPr>
-      <w:r>
-        <w:rPr>
-          <w:rStyle w:val="CommentReference"/>
-        </w:rPr>
-        <w:annotationRef/>
-      </w:r>
-      <w:r>
-        <w:rPr>
-          <w:noProof/>
-        </w:rPr>
-        <w:t>what does y-axis represent? currently it represents both the amount of documented materials (orange and grey), and the sales in m3 (blue). either split the last line into separate graph or into separate y-axis. because otherwise it feels like we are comparing amount to m3</w:t>
-      </w:r>
-    </w:p>
-  </w:comment>
-  <w:comment w:id="76" w:author="Deniss" w:date="2026-03-30T21:27:00Z" w:initials="D">
+  <w:comment w:id="74" w:author="Deniss" w:date="2026-03-30T21:27:00Z" w:initials="D">
     <w:p>
       <w:pPr>
         <w:pStyle w:val="CommentText"/>
@@ -50352,7 +50366,7 @@
       </w:r>
     </w:p>
   </w:comment>
-  <w:comment w:id="77" w:author="Deniss" w:date="2026-03-30T18:33:00Z" w:initials="D">
+  <w:comment w:id="75" w:author="Deniss" w:date="2026-03-30T18:33:00Z" w:initials="D">
     <w:p>
       <w:pPr>
         <w:pStyle w:val="CommentText"/>
@@ -50365,6 +50379,22 @@
       </w:r>
       <w:r>
         <w:t>По графику продаж видно, что наблюдаемый период действительно короткий: на временной оси представлена лишь часть года, причем без повторения тех же месяцев второго года. Это означает, что работа должна опираться не на сложные сезонные конструкции, а на более осторожные и устойчивые подходы, пригодные для коротких рядов. Одновременно график количества материалов показывает, что база наблюдений в первые месяцы еще формировалась, а значит, ранние периоды следует рассматривать с осторожностью.</w:t>
+      </w:r>
+    </w:p>
+  </w:comment>
+  <w:comment w:id="76" w:author="Deniss" w:date="2026-03-30T18:33:00Z" w:initials="D">
+    <w:p>
+      <w:pPr>
+        <w:pStyle w:val="CommentText"/>
+      </w:pPr>
+      <w:r>
+        <w:rPr>
+          <w:rStyle w:val="CommentReference"/>
+        </w:rPr>
+        <w:annotationRef/>
+      </w:r>
+      <w:r>
+        <w:t>Из этого следует важный промежуточный вывод: доступные данные ограничены и по длине временного горизонта, и по полноте ранних наблюдений. Именно это в дальнейшем становится одним из главных аргументов в пользу укрупнения объекта прогноза и отказа от слишком детализированного прогнозирования на уровне отдельных материалов.</w:t>
       </w:r>
     </w:p>
   </w:comment>
@@ -50380,27 +50410,11 @@
         <w:annotationRef/>
       </w:r>
       <w:r>
-        <w:t>Из этого следует важный промежуточный вывод: доступные данные ограничены и по длине временного горизонта, и по полноте ранних наблюдений. Именно это в дальнейшем становится одним из главных аргументов в пользу укрупнения объекта прогноза и отказа от слишком детализированного прогнозирования на уровне отдельных материалов.</w:t>
+        <w:t>С точки зрения задачи прогнозирования данные о продажах и поставках играют разную роль. Продажи напрямую отражают фактический спрос и потому естественным образом становятся основным объектом прогнозирования. Поставки, напротив, описывают пополнение запасов и зависят не только от спроса, но и от внутренних решений предприятия, логистики, сроков закупки и особенностей поставщиков.</w:t>
       </w:r>
     </w:p>
   </w:comment>
-  <w:comment w:id="80" w:author="Deniss" w:date="2026-03-30T18:33:00Z" w:initials="D">
-    <w:p>
-      <w:pPr>
-        <w:pStyle w:val="CommentText"/>
-      </w:pPr>
-      <w:r>
-        <w:rPr>
-          <w:rStyle w:val="CommentReference"/>
-        </w:rPr>
-        <w:annotationRef/>
-      </w:r>
-      <w:r>
-        <w:t>С точки зрения задачи прогнозирования данные о продажах и поставках играют разную роль. Продажи напрямую отражают фактический спрос и потому естественным образом становятся основным объектом прогнозирования. Поставки, напротив, описывают пополнение запасов и зависят не только от спроса, но и от внутренних решений предприятия, логистики, сроков закупки и особенностей поставщиков.</w:t>
-      </w:r>
-    </w:p>
-  </w:comment>
-  <w:comment w:id="81" w:author="Deniss" w:date="2026-03-30T18:53:00Z" w:initials="D">
+  <w:comment w:id="79" w:author="Deniss" w:date="2026-03-30T18:53:00Z" w:initials="D">
     <w:p>
       <w:pPr>
         <w:pStyle w:val="CommentText"/>
@@ -50491,6 +50505,47 @@
       </w:r>
     </w:p>
   </w:comment>
+  <w:comment w:id="80" w:author="Deniss" w:date="2026-05-20T17:40:00Z" w:initials="D">
+    <w:p>
+      <w:pPr>
+        <w:pStyle w:val="CommentText"/>
+      </w:pPr>
+      <w:r>
+        <w:rPr>
+          <w:rStyle w:val="CommentReference"/>
+        </w:rPr>
+        <w:annotationRef/>
+      </w:r>
+      <w:r>
+        <w:rPr>
+          <w:noProof/>
+        </w:rPr>
+        <w:t>izmantot att-be</w:t>
+      </w:r>
+      <w:r>
+        <w:rPr>
+          <w:noProof/>
+        </w:rPr>
+        <w:t>z-skaidrojum visur</w:t>
+      </w:r>
+    </w:p>
+  </w:comment>
+  <w:comment w:id="81" w:author="Deniss" w:date="2026-03-30T19:45:00Z" w:initials="D">
+    <w:p>
+      <w:pPr>
+        <w:pStyle w:val="CommentText"/>
+      </w:pPr>
+      <w:r>
+        <w:rPr>
+          <w:rStyle w:val="CommentReference"/>
+        </w:rPr>
+        <w:annotationRef/>
+      </w:r>
+      <w:r>
+        <w:t>Для традиционных моделей это наблюдение особенно важно. Поскольку поставки образуют слишком короткий и нестабильный ряд, они не подходят для роли прогнозируемой переменной. Для нейросетевого подхода ситуация другая: даже редкие поставки могут быть полезны как дополнительный входной сигнал, если модель будет использовать несколько признаков одновременно. Однако и в этом случае поставки следует рассматривать не как отдельную задачу прогнозирования, а как возможную вспомогательную информацию для модели, прогнозирующей продажи.</w:t>
+      </w:r>
+    </w:p>
+  </w:comment>
   <w:comment w:id="82" w:author="Deniss" w:date="2026-03-30T19:45:00Z" w:initials="D">
     <w:p>
       <w:pPr>
@@ -50503,11 +50558,17 @@
         <w:annotationRef/>
       </w:r>
       <w:r>
-        <w:t>Для традиционных моделей это наблюдение особенно важно. Поскольку поставки образуют слишком короткий и нестабильный ряд, они не подходят для роли прогнозируемой переменной. Для нейросетевого подхода ситуация другая: даже редкие поставки могут быть полезны как дополнительный входной сигнал, если модель будет использовать несколько признаков одновременно. Однако и в этом случае поставки следует рассматривать не как отдельную задачу прогнозирования, а как возможную вспомогательную информацию для модели, прогнозирующей продажи.</w:t>
+        <w:t xml:space="preserve">Следовательно, в рамках данной работы продажи принимаются как основной объект анализа и прогноза, а поставки </w:t>
+      </w:r>
+      <w:r>
+        <w:t>–</w:t>
+      </w:r>
+      <w:r>
+        <w:t xml:space="preserve"> как дополнительный контекстный фактор, который в дальнейшем может быть использован только в более сложной модели.</w:t>
       </w:r>
     </w:p>
   </w:comment>
-  <w:comment w:id="83" w:author="Deniss" w:date="2026-03-30T19:45:00Z" w:initials="D">
+  <w:comment w:id="84" w:author="Deniss" w:date="2026-03-30T20:15:00Z" w:initials="D">
     <w:p>
       <w:pPr>
         <w:pStyle w:val="CommentText"/>
@@ -50519,17 +50580,11 @@
         <w:annotationRef/>
       </w:r>
       <w:r>
-        <w:t xml:space="preserve">Следовательно, в рамках данной работы продажи принимаются как основной объект анализа и прогноза, а поставки </w:t>
-      </w:r>
-      <w:r>
-        <w:t>–</w:t>
-      </w:r>
-      <w:r>
-        <w:t xml:space="preserve"> как дополнительный контекстный фактор, который в дальнейшем может быть использован только в более сложной модели.</w:t>
+        <w:t>Следующий важный вопрос состоит в том, на каком уровне вообще следует строить прогноз: на уровне отдельных материалов или на уровне более крупных товарных групп. Формально исходные данные позволяют построить временной ряд для каждого материала отдельно. Однако после анализа распределения продаж по месяцам становится ясно, что такой уровень детализации в большинстве случаев не подходит для прогноза: значительная часть материалов либо вообще не имеет продаж в доступном периоде, либо продается редко. Для 88 из  206 материалов в базе вообще не зафиксировано ни одного месяца продаж. Медианный материал продается только в двух месяцев из девяти, это можно увидеть на картинке 4.5. Лишь очень небольшое число материалов демонстрирует продажи в большинстве доступных месяцев. Если использовать отдельные материалы как основной объект прогноза, то сравнение моделей будет происходить на слишком коротких и разреженных рядах.</w:t>
       </w:r>
     </w:p>
   </w:comment>
-  <w:comment w:id="85" w:author="Deniss" w:date="2026-03-30T20:15:00Z" w:initials="D">
+  <w:comment w:id="85" w:author="Deniss" w:date="2026-03-30T20:16:00Z" w:initials="D">
     <w:p>
       <w:pPr>
         <w:pStyle w:val="CommentText"/>
@@ -50541,11 +50596,139 @@
         <w:annotationRef/>
       </w:r>
       <w:r>
-        <w:t>Следующий важный вопрос состоит в том, на каком уровне вообще следует строить прогноз: на уровне отдельных материалов или на уровне более крупных товарных групп. Формально исходные данные позволяют построить временной ряд для каждого материала отдельно. Однако после анализа распределения продаж по месяцам становится ясно, что такой уровень детализации в большинстве случаев не подходит для прогноза: значительная часть материалов либо вообще не имеет продаж в доступном периоде, либо продается редко. Для 88 из  206 материалов в базе вообще не зафиксировано ни одного месяца продаж. Медианный материал продается только в двух месяцев из девяти, это можно увидеть на картинке 4.5. Лишь очень небольшое число материалов демонстрирует продажи в большинстве доступных месяцев. Если использовать отдельные материалы как основной объект прогноза, то сравнение моделей будет происходить на слишком коротких и разреженных рядах.</w:t>
+        <w:t>with material_sales as (</w:t>
+      </w:r>
+    </w:p>
+    <w:p>
+      <w:pPr>
+        <w:pStyle w:val="CommentText"/>
+      </w:pPr>
+      <w:r>
+        <w:t xml:space="preserve">    select</w:t>
+      </w:r>
+    </w:p>
+    <w:p>
+      <w:pPr>
+        <w:pStyle w:val="CommentText"/>
+      </w:pPr>
+      <w:r>
+        <w:t xml:space="preserve">        material_id,</w:t>
+      </w:r>
+    </w:p>
+    <w:p>
+      <w:pPr>
+        <w:pStyle w:val="CommentText"/>
+      </w:pPr>
+      <w:r>
+        <w:t xml:space="preserve">        count(distinct year || '-' || month) as months_with_sales</w:t>
+      </w:r>
+    </w:p>
+    <w:p>
+      <w:pPr>
+        <w:pStyle w:val="CommentText"/>
+      </w:pPr>
+      <w:r>
+        <w:t xml:space="preserve">    from sales</w:t>
+      </w:r>
+    </w:p>
+    <w:p>
+      <w:pPr>
+        <w:pStyle w:val="CommentText"/>
+      </w:pPr>
+      <w:r>
+        <w:t xml:space="preserve">    group by material_id</w:t>
+      </w:r>
+    </w:p>
+    <w:p>
+      <w:pPr>
+        <w:pStyle w:val="CommentText"/>
+      </w:pPr>
+      <w:r>
+        <w:t>),</w:t>
+      </w:r>
+    </w:p>
+    <w:p>
+      <w:pPr>
+        <w:pStyle w:val="CommentText"/>
+      </w:pPr>
+      <w:r>
+        <w:t>ordered as (</w:t>
+      </w:r>
+    </w:p>
+    <w:p>
+      <w:pPr>
+        <w:pStyle w:val="CommentText"/>
+      </w:pPr>
+      <w:r>
+        <w:t xml:space="preserve">    select</w:t>
+      </w:r>
+    </w:p>
+    <w:p>
+      <w:pPr>
+        <w:pStyle w:val="CommentText"/>
+      </w:pPr>
+      <w:r>
+        <w:t xml:space="preserve">        months_with_sales,</w:t>
+      </w:r>
+    </w:p>
+    <w:p>
+      <w:pPr>
+        <w:pStyle w:val="CommentText"/>
+      </w:pPr>
+      <w:r>
+        <w:t xml:space="preserve">        row_number() over (order by months_with_sales) as rn,</w:t>
+      </w:r>
+    </w:p>
+    <w:p>
+      <w:pPr>
+        <w:pStyle w:val="CommentText"/>
+      </w:pPr>
+      <w:r>
+        <w:t xml:space="preserve">        count(*) over () as total</w:t>
+      </w:r>
+    </w:p>
+    <w:p>
+      <w:pPr>
+        <w:pStyle w:val="CommentText"/>
+      </w:pPr>
+      <w:r>
+        <w:t xml:space="preserve">    from material_sales</w:t>
+      </w:r>
+    </w:p>
+    <w:p>
+      <w:pPr>
+        <w:pStyle w:val="CommentText"/>
+      </w:pPr>
+      <w:r>
+        <w:t>)</w:t>
+      </w:r>
+    </w:p>
+    <w:p>
+      <w:pPr>
+        <w:pStyle w:val="CommentText"/>
+      </w:pPr>
+      <w:r>
+        <w:t>select months_with_sales</w:t>
+      </w:r>
+    </w:p>
+    <w:p>
+      <w:pPr>
+        <w:pStyle w:val="CommentText"/>
+      </w:pPr>
+      <w:r>
+        <w:t>from ordered</w:t>
+      </w:r>
+    </w:p>
+    <w:p>
+      <w:pPr>
+        <w:pStyle w:val="CommentText"/>
+      </w:pPr>
+      <w:r>
+        <w:t>where rn = (total + 1) / 2</w:t>
       </w:r>
     </w:p>
   </w:comment>
-  <w:comment w:id="86" w:author="Deniss" w:date="2026-03-30T20:16:00Z" w:initials="D">
+  <w:comment w:id="86" w:author="Deniss" w:date="2026-03-30T20:29:00Z" w:initials="D">
     <w:p>
       <w:pPr>
         <w:pStyle w:val="CommentText"/>
@@ -50605,7 +50788,7 @@
         <w:pStyle w:val="CommentText"/>
       </w:pPr>
       <w:r>
-        <w:t>),</w:t>
+        <w:t>)</w:t>
       </w:r>
     </w:p>
     <w:p>
@@ -50613,7 +50796,7 @@
         <w:pStyle w:val="CommentText"/>
       </w:pPr>
       <w:r>
-        <w:t>ordered as (</w:t>
+        <w:t>select</w:t>
       </w:r>
     </w:p>
     <w:p>
@@ -50621,7 +50804,7 @@
         <w:pStyle w:val="CommentText"/>
       </w:pPr>
       <w:r>
-        <w:t xml:space="preserve">    select</w:t>
+        <w:t xml:space="preserve">    months_with_sales,</w:t>
       </w:r>
     </w:p>
     <w:p>
@@ -50629,7 +50812,7 @@
         <w:pStyle w:val="CommentText"/>
       </w:pPr>
       <w:r>
-        <w:t xml:space="preserve">        months_with_sales,</w:t>
+        <w:t xml:space="preserve">    count(*) as material_count</w:t>
       </w:r>
     </w:p>
     <w:p>
@@ -50637,7 +50820,7 @@
         <w:pStyle w:val="CommentText"/>
       </w:pPr>
       <w:r>
-        <w:t xml:space="preserve">        row_number() over (order by months_with_sales) as rn,</w:t>
+        <w:t>from material_sales</w:t>
       </w:r>
     </w:p>
     <w:p>
@@ -50645,7 +50828,7 @@
         <w:pStyle w:val="CommentText"/>
       </w:pPr>
       <w:r>
-        <w:t xml:space="preserve">        count(*) over () as total</w:t>
+        <w:t>group by months_with_sales</w:t>
       </w:r>
     </w:p>
     <w:p>
@@ -50653,155 +50836,11 @@
         <w:pStyle w:val="CommentText"/>
       </w:pPr>
       <w:r>
-        <w:t xml:space="preserve">    from material_sales</w:t>
-      </w:r>
-    </w:p>
-    <w:p>
-      <w:pPr>
-        <w:pStyle w:val="CommentText"/>
-      </w:pPr>
-      <w:r>
-        <w:t>)</w:t>
-      </w:r>
-    </w:p>
-    <w:p>
-      <w:pPr>
-        <w:pStyle w:val="CommentText"/>
-      </w:pPr>
-      <w:r>
-        <w:t>select months_with_sales</w:t>
-      </w:r>
-    </w:p>
-    <w:p>
-      <w:pPr>
-        <w:pStyle w:val="CommentText"/>
-      </w:pPr>
-      <w:r>
-        <w:t>from ordered</w:t>
-      </w:r>
-    </w:p>
-    <w:p>
-      <w:pPr>
-        <w:pStyle w:val="CommentText"/>
-      </w:pPr>
-      <w:r>
-        <w:t>where rn = (total + 1) / 2</w:t>
+        <w:t>order by months_with_sales</w:t>
       </w:r>
     </w:p>
   </w:comment>
-  <w:comment w:id="87" w:author="Deniss" w:date="2026-03-30T20:29:00Z" w:initials="D">
-    <w:p>
-      <w:pPr>
-        <w:pStyle w:val="CommentText"/>
-      </w:pPr>
-      <w:r>
-        <w:rPr>
-          <w:rStyle w:val="CommentReference"/>
-        </w:rPr>
-        <w:annotationRef/>
-      </w:r>
-      <w:r>
-        <w:t>with material_sales as (</w:t>
-      </w:r>
-    </w:p>
-    <w:p>
-      <w:pPr>
-        <w:pStyle w:val="CommentText"/>
-      </w:pPr>
-      <w:r>
-        <w:t xml:space="preserve">    select</w:t>
-      </w:r>
-    </w:p>
-    <w:p>
-      <w:pPr>
-        <w:pStyle w:val="CommentText"/>
-      </w:pPr>
-      <w:r>
-        <w:t xml:space="preserve">        material_id,</w:t>
-      </w:r>
-    </w:p>
-    <w:p>
-      <w:pPr>
-        <w:pStyle w:val="CommentText"/>
-      </w:pPr>
-      <w:r>
-        <w:t xml:space="preserve">        count(distinct year || '-' || month) as months_with_sales</w:t>
-      </w:r>
-    </w:p>
-    <w:p>
-      <w:pPr>
-        <w:pStyle w:val="CommentText"/>
-      </w:pPr>
-      <w:r>
-        <w:t xml:space="preserve">    from sales</w:t>
-      </w:r>
-    </w:p>
-    <w:p>
-      <w:pPr>
-        <w:pStyle w:val="CommentText"/>
-      </w:pPr>
-      <w:r>
-        <w:t xml:space="preserve">    group by material_id</w:t>
-      </w:r>
-    </w:p>
-    <w:p>
-      <w:pPr>
-        <w:pStyle w:val="CommentText"/>
-      </w:pPr>
-      <w:r>
-        <w:t>)</w:t>
-      </w:r>
-    </w:p>
-    <w:p>
-      <w:pPr>
-        <w:pStyle w:val="CommentText"/>
-      </w:pPr>
-      <w:r>
-        <w:t>select</w:t>
-      </w:r>
-    </w:p>
-    <w:p>
-      <w:pPr>
-        <w:pStyle w:val="CommentText"/>
-      </w:pPr>
-      <w:r>
-        <w:t xml:space="preserve">    months_with_sales,</w:t>
-      </w:r>
-    </w:p>
-    <w:p>
-      <w:pPr>
-        <w:pStyle w:val="CommentText"/>
-      </w:pPr>
-      <w:r>
-        <w:t xml:space="preserve">    count(*) as material_count</w:t>
-      </w:r>
-    </w:p>
-    <w:p>
-      <w:pPr>
-        <w:pStyle w:val="CommentText"/>
-      </w:pPr>
-      <w:r>
-        <w:t>from material_sales</w:t>
-      </w:r>
-    </w:p>
-    <w:p>
-      <w:pPr>
-        <w:pStyle w:val="CommentText"/>
-      </w:pPr>
-      <w:r>
-        <w:t>group by months_with_sales</w:t>
-      </w:r>
-    </w:p>
-    <w:p>
-      <w:pPr>
-        <w:pStyle w:val="CommentText"/>
-      </w:pPr>
-      <w:r>
-        <w:t>order by months_with_sales</w:t>
-      </w:r>
-    </w:p>
-  </w:comment>
-  <w:comment w:id="88" w:author="Deniss" w:date="2026-03-30T20:30:00Z" w:initials="D">
+  <w:comment w:id="87" w:author="Deniss" w:date="2026-03-30T20:30:00Z" w:initials="D">
     <w:p>
       <w:pPr>
         <w:pStyle w:val="CommentText"/>
@@ -50858,7 +50897,7 @@
       </w:r>
     </w:p>
   </w:comment>
-  <w:comment w:id="89" w:author="Deniss" w:date="2026-05-17T13:39:00Z" w:initials="D">
+  <w:comment w:id="88" w:author="Deniss" w:date="2026-05-17T13:39:00Z" w:initials="D">
     <w:p>
       <w:pPr>
         <w:pStyle w:val="CommentText"/>
@@ -50877,7 +50916,7 @@
       </w:r>
     </w:p>
   </w:comment>
-  <w:comment w:id="90" w:author="Deniss" w:date="2026-03-30T20:28:00Z" w:initials="D">
+  <w:comment w:id="89" w:author="Deniss" w:date="2026-03-30T20:28:00Z" w:initials="D">
     <w:p>
       <w:pPr>
         <w:pStyle w:val="CommentText"/>
@@ -50893,7 +50932,7 @@
       </w:r>
     </w:p>
   </w:comment>
-  <w:comment w:id="91" w:author="Deniss" w:date="2026-03-30T20:27:00Z" w:initials="D">
+  <w:comment w:id="90" w:author="Deniss" w:date="2026-03-30T20:27:00Z" w:initials="D">
     <w:p>
       <w:pPr>
         <w:pStyle w:val="CommentText"/>
@@ -50915,7 +50954,7 @@
       </w:r>
     </w:p>
   </w:comment>
-  <w:comment w:id="92" w:author="Deniss" w:date="2026-03-30T20:36:00Z" w:initials="D">
+  <w:comment w:id="91" w:author="Deniss" w:date="2026-03-30T20:36:00Z" w:initials="D">
     <w:p>
       <w:pPr>
         <w:pStyle w:val="CommentText"/>
@@ -51051,7 +51090,7 @@
       </w:r>
     </w:p>
   </w:comment>
-  <w:comment w:id="93" w:author="Deniss" w:date="2026-03-30T20:38:00Z" w:initials="D">
+  <w:comment w:id="92" w:author="Deniss" w:date="2026-03-30T20:38:00Z" w:initials="D">
     <w:p>
       <w:pPr>
         <w:pStyle w:val="CommentText"/>
@@ -51082,7 +51121,7 @@
       </w:r>
     </w:p>
   </w:comment>
-  <w:comment w:id="94" w:author="Deniss" w:date="2026-04-10T14:35:00Z" w:initials="D">
+  <w:comment w:id="93" w:author="Deniss" w:date="2026-04-10T14:35:00Z" w:initials="D">
     <w:p>
       <w:pPr>
         <w:pStyle w:val="CommentText"/>
@@ -51101,7 +51140,7 @@
       </w:r>
     </w:p>
   </w:comment>
-  <w:comment w:id="95" w:author="Deniss" w:date="2026-03-30T20:56:00Z" w:initials="D">
+  <w:comment w:id="94" w:author="Deniss" w:date="2026-03-30T20:56:00Z" w:initials="D">
     <w:p>
       <w:pPr>
         <w:pStyle w:val="CommentText"/>
@@ -51153,7 +51192,7 @@
       </w:r>
     </w:p>
   </w:comment>
-  <w:comment w:id="96" w:author="Deniss" w:date="2026-04-10T14:35:00Z" w:initials="D">
+  <w:comment w:id="95" w:author="Deniss" w:date="2026-04-10T14:35:00Z" w:initials="D">
     <w:p>
       <w:pPr>
         <w:pStyle w:val="CommentText"/>
@@ -51172,7 +51211,7 @@
       </w:r>
     </w:p>
   </w:comment>
-  <w:comment w:id="99" w:author="Deniss" w:date="2026-03-30T20:56:00Z" w:initials="D">
+  <w:comment w:id="98" w:author="Deniss" w:date="2026-03-30T20:56:00Z" w:initials="D">
     <w:p>
       <w:pPr>
         <w:pStyle w:val="CommentText"/>
@@ -51194,7 +51233,7 @@
       </w:r>
     </w:p>
   </w:comment>
-  <w:comment w:id="98" w:author="Deniss" w:date="2026-04-10T14:32:00Z" w:initials="D">
+  <w:comment w:id="97" w:author="Deniss" w:date="2026-04-10T14:32:00Z" w:initials="D">
     <w:p>
       <w:pPr>
         <w:pStyle w:val="CommentText"/>
@@ -51213,7 +51252,7 @@
       </w:r>
     </w:p>
   </w:comment>
-  <w:comment w:id="100" w:author="Deniss" w:date="2026-03-30T20:59:00Z" w:initials="D">
+  <w:comment w:id="99" w:author="Deniss" w:date="2026-03-30T20:59:00Z" w:initials="D">
     <w:p>
       <w:pPr>
         <w:pStyle w:val="CommentText"/>
@@ -51237,7 +51276,7 @@
       </w:r>
     </w:p>
   </w:comment>
-  <w:comment w:id="103" w:author="Deniss" w:date="2026-03-30T21:29:00Z" w:initials="D">
+  <w:comment w:id="102" w:author="Deniss" w:date="2026-03-30T21:29:00Z" w:initials="D">
     <w:p>
       <w:pPr>
         <w:pStyle w:val="CommentText"/>
@@ -51256,7 +51295,7 @@
       </w:r>
     </w:p>
   </w:comment>
-  <w:comment w:id="102" w:author="Deniss" w:date="2026-05-15T18:42:00Z" w:initials="D">
+  <w:comment w:id="101" w:author="Deniss" w:date="2026-05-15T18:42:00Z" w:initials="D">
     <w:p>
       <w:pPr>
         <w:pStyle w:val="CommentText"/>
@@ -51286,7 +51325,7 @@
       </w:r>
     </w:p>
   </w:comment>
-  <w:comment w:id="104" w:author="Deniss" w:date="2026-03-30T21:26:00Z" w:initials="D">
+  <w:comment w:id="103" w:author="Deniss" w:date="2026-03-30T21:26:00Z" w:initials="D">
     <w:p>
       <w:pPr>
         <w:pStyle w:val="CommentText"/>
@@ -51302,7 +51341,7 @@
       </w:r>
     </w:p>
   </w:comment>
-  <w:comment w:id="105" w:author="Deniss" w:date="2026-03-30T21:29:00Z" w:initials="D">
+  <w:comment w:id="104" w:author="Deniss" w:date="2026-03-30T21:29:00Z" w:initials="D">
     <w:p>
       <w:pPr>
         <w:pStyle w:val="CommentText"/>
@@ -51318,7 +51357,7 @@
       </w:r>
     </w:p>
   </w:comment>
-  <w:comment w:id="107" w:author="Deniss" w:date="2026-04-10T14:39:00Z" w:initials="D">
+  <w:comment w:id="106" w:author="Deniss" w:date="2026-04-10T14:39:00Z" w:initials="D">
     <w:p>
       <w:pPr>
         <w:pStyle w:val="CommentText"/>
@@ -51337,7 +51376,7 @@
       </w:r>
     </w:p>
   </w:comment>
-  <w:comment w:id="108" w:author="Deniss" w:date="2026-04-10T02:02:00Z" w:initials="D">
+  <w:comment w:id="107" w:author="Deniss" w:date="2026-04-10T02:02:00Z" w:initials="D">
     <w:p>
       <w:pPr>
         <w:pStyle w:val="CommentText"/>
@@ -51433,7 +51472,130 @@
       </w:r>
     </w:p>
   </w:comment>
-  <w:comment w:id="109" w:author="Deniss" w:date="2026-04-10T01:59:00Z" w:initials="D">
+  <w:comment w:id="109" w:author="Deniss" w:date="2026-05-20T18:13:00Z" w:initials="D">
+    <w:p>
+      <w:pPr>
+        <w:pStyle w:val="CommentText"/>
+        <w:rPr>
+          <w:noProof/>
+        </w:rPr>
+      </w:pPr>
+      <w:r>
+        <w:rPr>
+          <w:rStyle w:val="CommentReference"/>
+        </w:rPr>
+        <w:annotationRef/>
+      </w:r>
+      <w:r>
+        <w:rPr>
+          <w:noProof/>
+        </w:rPr>
+        <w:t>galīg</w:t>
+      </w:r>
+      <w:r>
+        <w:rPr>
+          <w:noProof/>
+        </w:rPr>
+        <w:t xml:space="preserve">ā validācija neizklausas </w:t>
+      </w:r>
+      <w:r>
+        <w:rPr>
+          <w:noProof/>
+        </w:rPr>
+        <w:t>latviski</w:t>
+      </w:r>
+    </w:p>
+    <w:p>
+      <w:pPr>
+        <w:pStyle w:val="CommentText"/>
+        <w:rPr>
+          <w:noProof/>
+        </w:rPr>
+      </w:pPr>
+    </w:p>
+    <w:p>
+      <w:pPr>
+        <w:pStyle w:val="CommentText"/>
+      </w:pPr>
+      <w:r>
+        <w:t>Search the thesis for phrases like:</w:t>
+      </w:r>
+    </w:p>
+    <w:p>
+      <w:pPr>
+        <w:pStyle w:val="CommentText"/>
+      </w:pPr>
+      <w:r>
+        <w:t>gala validācija</w:t>
+      </w:r>
+      <w:r>
+        <w:br/>
+        <w:t>galīgā validācija</w:t>
+      </w:r>
+      <w:r>
+        <w:br/>
+        <w:t>marta validācija</w:t>
+      </w:r>
+      <w:r>
+        <w:br/>
+        <w:t>final validation</w:t>
+      </w:r>
+      <w:r>
+        <w:br/>
+        <w:t>March validation</w:t>
+      </w:r>
+    </w:p>
+    <w:p>
+      <w:pPr>
+        <w:pStyle w:val="CommentText"/>
+      </w:pPr>
+      <w:r>
+        <w:t xml:space="preserve">If any sentence says March is the </w:t>
+      </w:r>
+      <w:r>
+        <w:rPr>
+          <w:b/>
+          <w:bCs/>
+        </w:rPr>
+        <w:t>final validation</w:t>
+      </w:r>
+      <w:r>
+        <w:t>, change it to:</w:t>
+      </w:r>
+    </w:p>
+    <w:p>
+      <w:pPr>
+        <w:pStyle w:val="CommentText"/>
+      </w:pPr>
+      <w:r>
+        <w:t>Trešā testēšanas kombinācija izmanto 2026. gada martu kā pēdējo testēšanas mēnesi.</w:t>
+      </w:r>
+    </w:p>
+    <w:p>
+      <w:pPr>
+        <w:pStyle w:val="CommentText"/>
+      </w:pPr>
+      <w:r>
+        <w:t xml:space="preserve">Not “final validation”, because the final comparison uses </w:t>
+      </w:r>
+      <w:r>
+        <w:rPr>
+          <w:b/>
+          <w:bCs/>
+        </w:rPr>
+        <w:t>January, February, and March together</w:t>
+      </w:r>
+      <w:r>
+        <w:t>, not only March.</w:t>
+      </w:r>
+    </w:p>
+    <w:p>
+      <w:pPr>
+        <w:pStyle w:val="CommentText"/>
+      </w:pPr>
+    </w:p>
+  </w:comment>
+  <w:comment w:id="108" w:author="Deniss" w:date="2026-04-10T01:59:00Z" w:initials="D">
     <w:p>
       <w:pPr>
         <w:pStyle w:val="CommentText"/>
@@ -53892,9 +54054,10 @@
   <w15:commentEx w15:paraId="703E554B" w15:done="0"/>
   <w15:commentEx w15:paraId="2D3289AC" w15:done="1"/>
   <w15:commentEx w15:paraId="15021E30" w15:done="0"/>
-  <w15:commentEx w15:paraId="08B056A4" w15:done="0"/>
-  <w15:commentEx w15:paraId="07462B2D" w15:done="0"/>
+  <w15:commentEx w15:paraId="08B056A4" w15:done="1"/>
+  <w15:commentEx w15:paraId="07462B2D" w15:done="1"/>
   <w15:commentEx w15:paraId="057CC0DF" w15:done="1"/>
+  <w15:commentEx w15:paraId="64B39CE0" w15:done="0"/>
   <w15:commentEx w15:paraId="315484F2" w15:done="1"/>
   <w15:commentEx w15:paraId="3BA6760B" w15:done="1"/>
   <w15:commentEx w15:paraId="5D917BFD" w15:done="1"/>
@@ -53907,19 +54070,17 @@
   <w15:commentEx w15:paraId="40262D6B" w15:done="1"/>
   <w15:commentEx w15:paraId="01769B50" w15:done="1"/>
   <w15:commentEx w15:paraId="442D4927" w15:done="1"/>
-  <w15:commentEx w15:paraId="1B057BE2" w15:done="1"/>
-  <w15:commentEx w15:paraId="44E47A9D" w15:done="0"/>
   <w15:commentEx w15:paraId="0260BBC1" w15:done="1"/>
   <w15:commentEx w15:paraId="4709D2D1" w15:done="1"/>
   <w15:commentEx w15:paraId="69B579A0" w15:done="1"/>
   <w15:commentEx w15:paraId="1DDFB060" w15:done="0"/>
   <w15:commentEx w15:paraId="3F9F0C67" w15:done="1"/>
-  <w15:commentEx w15:paraId="3C143554" w15:done="0"/>
-  <w15:commentEx w15:paraId="08B900BC" w15:done="1"/>
+  <w15:commentEx w15:paraId="28B58835" w15:done="1"/>
   <w15:commentEx w15:paraId="3C7BF8CC" w15:done="1"/>
   <w15:commentEx w15:paraId="633D4486" w15:done="1"/>
   <w15:commentEx w15:paraId="5C6591A6" w15:done="1"/>
   <w15:commentEx w15:paraId="4E187C41" w15:done="1"/>
+  <w15:commentEx w15:paraId="52E049E8" w15:done="0"/>
   <w15:commentEx w15:paraId="70AA48BA" w15:done="1"/>
   <w15:commentEx w15:paraId="0747B42C" w15:done="1"/>
   <w15:commentEx w15:paraId="5951D6CB" w15:done="1"/>
@@ -53943,6 +54104,7 @@
   <w15:commentEx w15:paraId="429E30CE" w15:done="1"/>
   <w15:commentEx w15:paraId="6DD215FC" w15:done="0"/>
   <w15:commentEx w15:paraId="7F21EFCC" w15:done="0"/>
+  <w15:commentEx w15:paraId="56BB2F61" w15:done="0"/>
   <w15:commentEx w15:paraId="3CDC78AA" w15:done="0"/>
   <w15:commentEx w15:paraId="7C45D317" w15:done="1"/>
   <w15:commentEx w15:paraId="46F028C3" w15:done="1"/>
@@ -54037,6 +54199,7 @@
   <w16cex:commentExtensible w16cex:durableId="489FFB4C" w16cex:dateUtc="2026-04-09T23:31:00Z"/>
   <w16cex:commentExtensible w16cex:durableId="49AC7254" w16cex:dateUtc="2026-05-16T13:05:00Z"/>
   <w16cex:commentExtensible w16cex:durableId="6D947894" w16cex:dateUtc="2026-03-27T13:23:00Z"/>
+  <w16cex:commentExtensible w16cex:durableId="2DBDB19E" w16cex:dateUtc="2026-05-20T13:56:00Z"/>
   <w16cex:commentExtensible w16cex:durableId="2B44B897" w16cex:dateUtc="2026-03-27T13:25:00Z"/>
   <w16cex:commentExtensible w16cex:durableId="4AB0A84E" w16cex:dateUtc="2026-03-27T13:32:00Z"/>
   <w16cex:commentExtensible w16cex:durableId="55345B0C" w16cex:dateUtc="2026-03-27T11:14:00Z"/>
@@ -54049,19 +54212,17 @@
   <w16cex:commentExtensible w16cex:durableId="3EC9B70E" w16cex:dateUtc="2026-03-27T11:12:00Z"/>
   <w16cex:commentExtensible w16cex:durableId="15D91C4D" w16cex:dateUtc="2026-03-27T11:31:00Z"/>
   <w16cex:commentExtensible w16cex:durableId="51811F4C" w16cex:dateUtc="2026-03-27T11:12:00Z"/>
-  <w16cex:commentExtensible w16cex:durableId="55F66F37" w16cex:dateUtc="2026-03-27T14:28:00Z"/>
-  <w16cex:commentExtensible w16cex:durableId="3EF40CF3" w16cex:dateUtc="2026-05-15T15:44:00Z"/>
   <w16cex:commentExtensible w16cex:durableId="679AA952" w16cex:dateUtc="2026-03-30T13:43:00Z"/>
   <w16cex:commentExtensible w16cex:durableId="75385334" w16cex:dateUtc="2026-03-30T15:33:00Z"/>
   <w16cex:commentExtensible w16cex:durableId="754BAE2A" w16cex:dateUtc="2026-03-30T15:33:00Z"/>
   <w16cex:commentExtensible w16cex:durableId="1C09FF93" w16cex:dateUtc="2026-03-30T13:47:00Z"/>
   <w16cex:commentExtensible w16cex:durableId="4B58D47B" w16cex:dateUtc="2026-03-30T15:33:00Z"/>
-  <w16cex:commentExtensible w16cex:durableId="753B32FF" w16cex:dateUtc="2026-05-17T10:34:00Z"/>
   <w16cex:commentExtensible w16cex:durableId="3017DDB5" w16cex:dateUtc="2026-03-30T18:27:00Z"/>
   <w16cex:commentExtensible w16cex:durableId="69044FEC" w16cex:dateUtc="2026-03-30T15:33:00Z"/>
   <w16cex:commentExtensible w16cex:durableId="4AAEBABD" w16cex:dateUtc="2026-03-30T15:33:00Z"/>
   <w16cex:commentExtensible w16cex:durableId="6E70AC39" w16cex:dateUtc="2026-03-30T15:33:00Z"/>
   <w16cex:commentExtensible w16cex:durableId="636758E0" w16cex:dateUtc="2026-03-30T15:53:00Z"/>
+  <w16cex:commentExtensible w16cex:durableId="38E7F52E" w16cex:dateUtc="2026-05-20T14:40:00Z"/>
   <w16cex:commentExtensible w16cex:durableId="3CF9D6EB" w16cex:dateUtc="2026-03-30T16:45:00Z"/>
   <w16cex:commentExtensible w16cex:durableId="793B57F1" w16cex:dateUtc="2026-03-30T16:45:00Z"/>
   <w16cex:commentExtensible w16cex:durableId="45DE46FB" w16cex:dateUtc="2026-03-30T17:15:00Z"/>
@@ -54085,6 +54246,7 @@
   <w16cex:commentExtensible w16cex:durableId="6A63C28D" w16cex:dateUtc="2026-03-30T18:29:00Z"/>
   <w16cex:commentExtensible w16cex:durableId="4DD9CA95" w16cex:dateUtc="2026-04-10T11:39:00Z"/>
   <w16cex:commentExtensible w16cex:durableId="1EF81383" w16cex:dateUtc="2026-04-09T23:02:00Z"/>
+  <w16cex:commentExtensible w16cex:durableId="1B4A53E1" w16cex:dateUtc="2026-05-20T15:13:00Z"/>
   <w16cex:commentExtensible w16cex:durableId="0A210D88" w16cex:dateUtc="2026-04-09T22:59:00Z"/>
   <w16cex:commentExtensible w16cex:durableId="17180BCE" w16cex:dateUtc="2026-04-10T11:42:00Z"/>
   <w16cex:commentExtensible w16cex:durableId="3181AAFF" w16cex:dateUtc="2026-04-10T11:44:00Z"/>
@@ -54179,6 +54341,7 @@
   <w16cid:commentId w16cid:paraId="08B056A4" w16cid:durableId="489FFB4C"/>
   <w16cid:commentId w16cid:paraId="07462B2D" w16cid:durableId="49AC7254"/>
   <w16cid:commentId w16cid:paraId="057CC0DF" w16cid:durableId="6D947894"/>
+  <w16cid:commentId w16cid:paraId="64B39CE0" w16cid:durableId="2DBDB19E"/>
   <w16cid:commentId w16cid:paraId="315484F2" w16cid:durableId="2B44B897"/>
   <w16cid:commentId w16cid:paraId="3BA6760B" w16cid:durableId="4AB0A84E"/>
   <w16cid:commentId w16cid:paraId="5D917BFD" w16cid:durableId="55345B0C"/>
@@ -54191,19 +54354,17 @@
   <w16cid:commentId w16cid:paraId="40262D6B" w16cid:durableId="3EC9B70E"/>
   <w16cid:commentId w16cid:paraId="01769B50" w16cid:durableId="15D91C4D"/>
   <w16cid:commentId w16cid:paraId="442D4927" w16cid:durableId="51811F4C"/>
-  <w16cid:commentId w16cid:paraId="1B057BE2" w16cid:durableId="55F66F37"/>
-  <w16cid:commentId w16cid:paraId="44E47A9D" w16cid:durableId="3EF40CF3"/>
   <w16cid:commentId w16cid:paraId="0260BBC1" w16cid:durableId="679AA952"/>
   <w16cid:commentId w16cid:paraId="4709D2D1" w16cid:durableId="75385334"/>
   <w16cid:commentId w16cid:paraId="69B579A0" w16cid:durableId="754BAE2A"/>
   <w16cid:commentId w16cid:paraId="1DDFB060" w16cid:durableId="1C09FF93"/>
   <w16cid:commentId w16cid:paraId="3F9F0C67" w16cid:durableId="4B58D47B"/>
-  <w16cid:commentId w16cid:paraId="3C143554" w16cid:durableId="753B32FF"/>
-  <w16cid:commentId w16cid:paraId="08B900BC" w16cid:durableId="3017DDB5"/>
+  <w16cid:commentId w16cid:paraId="28B58835" w16cid:durableId="3017DDB5"/>
   <w16cid:commentId w16cid:paraId="3C7BF8CC" w16cid:durableId="69044FEC"/>
   <w16cid:commentId w16cid:paraId="633D4486" w16cid:durableId="4AAEBABD"/>
   <w16cid:commentId w16cid:paraId="5C6591A6" w16cid:durableId="6E70AC39"/>
   <w16cid:commentId w16cid:paraId="4E187C41" w16cid:durableId="636758E0"/>
+  <w16cid:commentId w16cid:paraId="52E049E8" w16cid:durableId="38E7F52E"/>
   <w16cid:commentId w16cid:paraId="70AA48BA" w16cid:durableId="3CF9D6EB"/>
   <w16cid:commentId w16cid:paraId="0747B42C" w16cid:durableId="793B57F1"/>
   <w16cid:commentId w16cid:paraId="5951D6CB" w16cid:durableId="45DE46FB"/>
@@ -54227,6 +54388,7 @@
   <w16cid:commentId w16cid:paraId="429E30CE" w16cid:durableId="6A63C28D"/>
   <w16cid:commentId w16cid:paraId="6DD215FC" w16cid:durableId="4DD9CA95"/>
   <w16cid:commentId w16cid:paraId="7F21EFCC" w16cid:durableId="1EF81383"/>
+  <w16cid:commentId w16cid:paraId="56BB2F61" w16cid:durableId="1B4A53E1"/>
   <w16cid:commentId w16cid:paraId="3CDC78AA" w16cid:durableId="0A210D88"/>
   <w16cid:commentId w16cid:paraId="7C45D317" w16cid:durableId="17180BCE"/>
   <w16cid:commentId w16cid:paraId="46F028C3" w16cid:durableId="3181AAFF"/>
@@ -56310,6 +56472,18 @@
   </w:num>
   <w:num w:numId="23" w16cid:durableId="1127548139">
     <w:abstractNumId w:val="4"/>
+  </w:num>
+  <w:num w:numId="24" w16cid:durableId="2048288855">
+    <w:abstractNumId w:val="13"/>
+    <w:lvlOverride w:ilvl="0">
+      <w:startOverride w:val="1"/>
+    </w:lvlOverride>
+  </w:num>
+  <w:num w:numId="25" w16cid:durableId="847253691">
+    <w:abstractNumId w:val="13"/>
+    <w:lvlOverride w:ilvl="0">
+      <w:startOverride w:val="1"/>
+    </w:lvlOverride>
   </w:num>
   <w:numIdMacAtCleanup w:val="16"/>
 </w:numbering>
@@ -58719,9 +58893,233 @@
     </mc:Fallback>
   </mc:AlternateContent>
   <c:chart>
-    <c:autoTitleDeleted val="0"/>
+    <c:autoTitleDeleted val="1"/>
     <c:plotArea>
       <c:layout/>
+      <c:lineChart>
+        <c:grouping val="standard"/>
+        <c:varyColors val="0"/>
+        <c:ser>
+          <c:idx val="1"/>
+          <c:order val="1"/>
+          <c:tx>
+            <c:strRef>
+              <c:f>Sheet4!$C$1</c:f>
+              <c:strCache>
+                <c:ptCount val="1"/>
+                <c:pt idx="0">
+                  <c:v>visi dokumentētie materiāli</c:v>
+                </c:pt>
+              </c:strCache>
+            </c:strRef>
+          </c:tx>
+          <c:spPr>
+            <a:ln w="28575" cap="rnd">
+              <a:solidFill>
+                <a:schemeClr val="accent2"/>
+              </a:solidFill>
+              <a:round/>
+            </a:ln>
+            <a:effectLst/>
+          </c:spPr>
+          <c:marker>
+            <c:symbol val="none"/>
+          </c:marker>
+          <c:cat>
+            <c:strRef>
+              <c:f>Sheet4!$A$2:$A$10</c:f>
+              <c:strCache>
+                <c:ptCount val="9"/>
+                <c:pt idx="0">
+                  <c:v>2025-07</c:v>
+                </c:pt>
+                <c:pt idx="1">
+                  <c:v>2025-08</c:v>
+                </c:pt>
+                <c:pt idx="2">
+                  <c:v>2025-09</c:v>
+                </c:pt>
+                <c:pt idx="3">
+                  <c:v>2025-10</c:v>
+                </c:pt>
+                <c:pt idx="4">
+                  <c:v>2025-11</c:v>
+                </c:pt>
+                <c:pt idx="5">
+                  <c:v>2025-12</c:v>
+                </c:pt>
+                <c:pt idx="6">
+                  <c:v>2026-01</c:v>
+                </c:pt>
+                <c:pt idx="7">
+                  <c:v>2026-02</c:v>
+                </c:pt>
+                <c:pt idx="8">
+                  <c:v>2026-03</c:v>
+                </c:pt>
+              </c:strCache>
+            </c:strRef>
+          </c:cat>
+          <c:val>
+            <c:numRef>
+              <c:f>Sheet4!$C$2:$C$10</c:f>
+              <c:numCache>
+                <c:formatCode>General</c:formatCode>
+                <c:ptCount val="9"/>
+                <c:pt idx="0">
+                  <c:v>79</c:v>
+                </c:pt>
+                <c:pt idx="1">
+                  <c:v>151</c:v>
+                </c:pt>
+                <c:pt idx="2">
+                  <c:v>165</c:v>
+                </c:pt>
+                <c:pt idx="3">
+                  <c:v>171</c:v>
+                </c:pt>
+                <c:pt idx="4">
+                  <c:v>170</c:v>
+                </c:pt>
+                <c:pt idx="5">
+                  <c:v>169</c:v>
+                </c:pt>
+                <c:pt idx="6">
+                  <c:v>169</c:v>
+                </c:pt>
+                <c:pt idx="7">
+                  <c:v>170</c:v>
+                </c:pt>
+                <c:pt idx="8">
+                  <c:v>173</c:v>
+                </c:pt>
+              </c:numCache>
+            </c:numRef>
+          </c:val>
+          <c:smooth val="0"/>
+          <c:extLst>
+            <c:ext xmlns:c16="http://schemas.microsoft.com/office/drawing/2014/chart" uri="{C3380CC4-5D6E-409C-BE32-E72D297353CC}">
+              <c16:uniqueId val="{00000000-9093-4F32-A72F-E80B62457EA5}"/>
+            </c:ext>
+          </c:extLst>
+        </c:ser>
+        <c:ser>
+          <c:idx val="2"/>
+          <c:order val="2"/>
+          <c:tx>
+            <c:strRef>
+              <c:f>Sheet4!$D$1</c:f>
+              <c:strCache>
+                <c:ptCount val="1"/>
+                <c:pt idx="0">
+                  <c:v>materiāli, kuriem līdz 2026. gada martam bija vismaz viens pārdošanas darījums</c:v>
+                </c:pt>
+              </c:strCache>
+            </c:strRef>
+          </c:tx>
+          <c:spPr>
+            <a:ln w="28575" cap="rnd">
+              <a:solidFill>
+                <a:schemeClr val="accent3"/>
+              </a:solidFill>
+              <a:round/>
+            </a:ln>
+            <a:effectLst/>
+          </c:spPr>
+          <c:marker>
+            <c:symbol val="none"/>
+          </c:marker>
+          <c:cat>
+            <c:strRef>
+              <c:f>Sheet4!$A$2:$A$10</c:f>
+              <c:strCache>
+                <c:ptCount val="9"/>
+                <c:pt idx="0">
+                  <c:v>2025-07</c:v>
+                </c:pt>
+                <c:pt idx="1">
+                  <c:v>2025-08</c:v>
+                </c:pt>
+                <c:pt idx="2">
+                  <c:v>2025-09</c:v>
+                </c:pt>
+                <c:pt idx="3">
+                  <c:v>2025-10</c:v>
+                </c:pt>
+                <c:pt idx="4">
+                  <c:v>2025-11</c:v>
+                </c:pt>
+                <c:pt idx="5">
+                  <c:v>2025-12</c:v>
+                </c:pt>
+                <c:pt idx="6">
+                  <c:v>2026-01</c:v>
+                </c:pt>
+                <c:pt idx="7">
+                  <c:v>2026-02</c:v>
+                </c:pt>
+                <c:pt idx="8">
+                  <c:v>2026-03</c:v>
+                </c:pt>
+              </c:strCache>
+            </c:strRef>
+          </c:cat>
+          <c:val>
+            <c:numRef>
+              <c:f>Sheet4!$D$2:$D$10</c:f>
+              <c:numCache>
+                <c:formatCode>General</c:formatCode>
+                <c:ptCount val="9"/>
+                <c:pt idx="0">
+                  <c:v>43</c:v>
+                </c:pt>
+                <c:pt idx="1">
+                  <c:v>93</c:v>
+                </c:pt>
+                <c:pt idx="2">
+                  <c:v>101</c:v>
+                </c:pt>
+                <c:pt idx="3">
+                  <c:v>105</c:v>
+                </c:pt>
+                <c:pt idx="4">
+                  <c:v>100</c:v>
+                </c:pt>
+                <c:pt idx="5">
+                  <c:v>99</c:v>
+                </c:pt>
+                <c:pt idx="6">
+                  <c:v>99</c:v>
+                </c:pt>
+                <c:pt idx="7">
+                  <c:v>97</c:v>
+                </c:pt>
+                <c:pt idx="8">
+                  <c:v>99</c:v>
+                </c:pt>
+              </c:numCache>
+            </c:numRef>
+          </c:val>
+          <c:smooth val="0"/>
+          <c:extLst>
+            <c:ext xmlns:c16="http://schemas.microsoft.com/office/drawing/2014/chart" uri="{C3380CC4-5D6E-409C-BE32-E72D297353CC}">
+              <c16:uniqueId val="{00000001-9093-4F32-A72F-E80B62457EA5}"/>
+            </c:ext>
+          </c:extLst>
+        </c:ser>
+        <c:dLbls>
+          <c:showLegendKey val="0"/>
+          <c:showVal val="0"/>
+          <c:showCatName val="0"/>
+          <c:showSerName val="0"/>
+          <c:showPercent val="0"/>
+          <c:showBubbleSize val="0"/>
+        </c:dLbls>
+        <c:marker val="1"/>
+        <c:smooth val="0"/>
+        <c:axId val="2098808192"/>
+        <c:axId val="2098803392"/>
+      </c:lineChart>
       <c:lineChart>
         <c:grouping val="standard"/>
         <c:varyColors val="0"/>
@@ -58825,145 +59223,7 @@
           <c:smooth val="0"/>
           <c:extLst>
             <c:ext xmlns:c16="http://schemas.microsoft.com/office/drawing/2014/chart" uri="{C3380CC4-5D6E-409C-BE32-E72D297353CC}">
-              <c16:uniqueId val="{00000000-6A18-4E77-B0AB-040892D5F4B8}"/>
-            </c:ext>
-          </c:extLst>
-        </c:ser>
-        <c:ser>
-          <c:idx val="1"/>
-          <c:order val="1"/>
-          <c:tx>
-            <c:strRef>
-              <c:f>Sheet4!$C$1</c:f>
-              <c:strCache>
-                <c:ptCount val="1"/>
-                <c:pt idx="0">
-                  <c:v>visi dokumentētie materiāli</c:v>
-                </c:pt>
-              </c:strCache>
-            </c:strRef>
-          </c:tx>
-          <c:spPr>
-            <a:ln w="28575" cap="rnd">
-              <a:solidFill>
-                <a:schemeClr val="accent2"/>
-              </a:solidFill>
-              <a:round/>
-            </a:ln>
-            <a:effectLst/>
-          </c:spPr>
-          <c:marker>
-            <c:symbol val="none"/>
-          </c:marker>
-          <c:val>
-            <c:numRef>
-              <c:f>Sheet4!$C$2:$C$10</c:f>
-              <c:numCache>
-                <c:formatCode>General</c:formatCode>
-                <c:ptCount val="9"/>
-                <c:pt idx="0">
-                  <c:v>79</c:v>
-                </c:pt>
-                <c:pt idx="1">
-                  <c:v>151</c:v>
-                </c:pt>
-                <c:pt idx="2">
-                  <c:v>165</c:v>
-                </c:pt>
-                <c:pt idx="3">
-                  <c:v>171</c:v>
-                </c:pt>
-                <c:pt idx="4">
-                  <c:v>170</c:v>
-                </c:pt>
-                <c:pt idx="5">
-                  <c:v>169</c:v>
-                </c:pt>
-                <c:pt idx="6">
-                  <c:v>169</c:v>
-                </c:pt>
-                <c:pt idx="7">
-                  <c:v>170</c:v>
-                </c:pt>
-                <c:pt idx="8">
-                  <c:v>173</c:v>
-                </c:pt>
-              </c:numCache>
-            </c:numRef>
-          </c:val>
-          <c:smooth val="0"/>
-          <c:extLst>
-            <c:ext xmlns:c16="http://schemas.microsoft.com/office/drawing/2014/chart" uri="{C3380CC4-5D6E-409C-BE32-E72D297353CC}">
-              <c16:uniqueId val="{00000001-6A18-4E77-B0AB-040892D5F4B8}"/>
-            </c:ext>
-          </c:extLst>
-        </c:ser>
-        <c:ser>
-          <c:idx val="2"/>
-          <c:order val="2"/>
-          <c:tx>
-            <c:strRef>
-              <c:f>Sheet4!$D$1</c:f>
-              <c:strCache>
-                <c:ptCount val="1"/>
-                <c:pt idx="0">
-                  <c:v>materiāli, kuriem līdz 2026. gada martam bija vismaz viens pārdošanas darījums</c:v>
-                </c:pt>
-              </c:strCache>
-            </c:strRef>
-          </c:tx>
-          <c:spPr>
-            <a:ln w="28575" cap="rnd">
-              <a:solidFill>
-                <a:schemeClr val="accent3"/>
-              </a:solidFill>
-              <a:round/>
-            </a:ln>
-            <a:effectLst/>
-          </c:spPr>
-          <c:marker>
-            <c:symbol val="none"/>
-          </c:marker>
-          <c:val>
-            <c:numRef>
-              <c:f>Sheet4!$D$2:$D$10</c:f>
-              <c:numCache>
-                <c:formatCode>General</c:formatCode>
-                <c:ptCount val="9"/>
-                <c:pt idx="0">
-                  <c:v>43</c:v>
-                </c:pt>
-                <c:pt idx="1">
-                  <c:v>93</c:v>
-                </c:pt>
-                <c:pt idx="2">
-                  <c:v>101</c:v>
-                </c:pt>
-                <c:pt idx="3">
-                  <c:v>105</c:v>
-                </c:pt>
-                <c:pt idx="4">
-                  <c:v>100</c:v>
-                </c:pt>
-                <c:pt idx="5">
-                  <c:v>99</c:v>
-                </c:pt>
-                <c:pt idx="6">
-                  <c:v>99</c:v>
-                </c:pt>
-                <c:pt idx="7">
-                  <c:v>97</c:v>
-                </c:pt>
-                <c:pt idx="8">
-                  <c:v>99</c:v>
-                </c:pt>
-              </c:numCache>
-            </c:numRef>
-          </c:val>
-          <c:smooth val="0"/>
-          <c:extLst>
-            <c:ext xmlns:c16="http://schemas.microsoft.com/office/drawing/2014/chart" uri="{C3380CC4-5D6E-409C-BE32-E72D297353CC}">
-              <c16:uniqueId val="{00000002-6A18-4E77-B0AB-040892D5F4B8}"/>
+              <c16:uniqueId val="{00000002-9093-4F32-A72F-E80B62457EA5}"/>
             </c:ext>
           </c:extLst>
         </c:ser>
@@ -58975,9 +59235,10 @@
           <c:showPercent val="0"/>
           <c:showBubbleSize val="0"/>
         </c:dLbls>
+        <c:marker val="1"/>
         <c:smooth val="0"/>
-        <c:axId val="2098808192"/>
-        <c:axId val="2098803392"/>
+        <c:axId val="89096704"/>
+        <c:axId val="89109184"/>
       </c:lineChart>
       <c:catAx>
         <c:axId val="2098808192"/>
@@ -59086,6 +59347,66 @@
         <c:crosses val="autoZero"/>
         <c:crossBetween val="between"/>
       </c:valAx>
+      <c:valAx>
+        <c:axId val="89109184"/>
+        <c:scaling>
+          <c:orientation val="minMax"/>
+        </c:scaling>
+        <c:delete val="0"/>
+        <c:axPos val="r"/>
+        <c:numFmt formatCode="General" sourceLinked="1"/>
+        <c:majorTickMark val="out"/>
+        <c:minorTickMark val="none"/>
+        <c:tickLblPos val="nextTo"/>
+        <c:spPr>
+          <a:noFill/>
+          <a:ln>
+            <a:noFill/>
+          </a:ln>
+          <a:effectLst/>
+        </c:spPr>
+        <c:txPr>
+          <a:bodyPr rot="-60000000" spcFirstLastPara="1" vertOverflow="ellipsis" vert="horz" wrap="square" anchor="ctr" anchorCtr="1"/>
+          <a:lstStyle/>
+          <a:p>
+            <a:pPr>
+              <a:defRPr sz="900" b="0" i="0" u="none" strike="noStrike" kern="1200" baseline="0">
+                <a:solidFill>
+                  <a:schemeClr val="tx1">
+                    <a:lumMod val="65000"/>
+                    <a:lumOff val="35000"/>
+                  </a:schemeClr>
+                </a:solidFill>
+                <a:latin typeface="+mn-lt"/>
+                <a:ea typeface="+mn-ea"/>
+                <a:cs typeface="+mn-cs"/>
+              </a:defRPr>
+            </a:pPr>
+            <a:endParaRPr lang="lv-LV"/>
+          </a:p>
+        </c:txPr>
+        <c:crossAx val="89096704"/>
+        <c:crosses val="max"/>
+        <c:crossBetween val="between"/>
+      </c:valAx>
+      <c:catAx>
+        <c:axId val="89096704"/>
+        <c:scaling>
+          <c:orientation val="minMax"/>
+        </c:scaling>
+        <c:delete val="1"/>
+        <c:axPos val="b"/>
+        <c:numFmt formatCode="General" sourceLinked="1"/>
+        <c:majorTickMark val="out"/>
+        <c:minorTickMark val="none"/>
+        <c:tickLblPos val="nextTo"/>
+        <c:crossAx val="89109184"/>
+        <c:crosses val="autoZero"/>
+        <c:auto val="1"/>
+        <c:lblAlgn val="ctr"/>
+        <c:lblOffset val="100"/>
+        <c:noMultiLvlLbl val="0"/>
+      </c:catAx>
       <c:spPr>
         <a:noFill/>
         <a:ln>
@@ -63665,6 +63986,7 @@
     <w:rsid w:val="001479B5"/>
     <w:rsid w:val="001548F8"/>
     <w:rsid w:val="00172FB8"/>
+    <w:rsid w:val="001B73C8"/>
     <w:rsid w:val="002203B8"/>
     <w:rsid w:val="00220E7B"/>
     <w:rsid w:val="00227D8C"/>
@@ -63704,6 +64026,7 @@
     <w:rsid w:val="008A10C8"/>
     <w:rsid w:val="008C285C"/>
     <w:rsid w:val="008E6607"/>
+    <w:rsid w:val="0090053D"/>
     <w:rsid w:val="00903C5C"/>
     <w:rsid w:val="00942F17"/>
     <w:rsid w:val="00960E16"/>
@@ -64686,7 +65009,7 @@
     <b:Year>2001</b:Year>
     <b:DOI>10.1016/S0925-5273(00)00109-2</b:DOI>
     <b:URL>https://doi.org/10.1016/S0925-5273(00)00109-2</b:URL>
-    <b:RefOrder>38</b:RefOrder>
+    <b:RefOrder>39</b:RefOrder>
   </b:Source>
   <b:Source>
     <b:Tag>Lee2012HybridAISalesForecasting</b:Tag>
@@ -64716,7 +65039,7 @@
     <b:Pages>188-196</b:Pages>
     <b:DOI>10.1002/hfm.20272</b:DOI>
     <b:URL>https://doi.org/10.1002/hfm.20272</b:URL>
-    <b:RefOrder>39</b:RefOrder>
+    <b:RefOrder>40</b:RefOrder>
   </b:Source>
   <b:Source>
     <b:Tag>MullerNavarra2015SalesForecastingPRNN</b:Tag>
@@ -64772,7 +65095,7 @@
     <b:Pages>1-7</b:Pages>
     <b:DOI>10.1109/IACIS65746.2025.11211065</b:DOI>
     <b:URL>https://doi.org/10.1109/IACIS65746.2025.11211065</b:URL>
-    <b:RefOrder>40</b:RefOrder>
+    <b:RefOrder>41</b:RefOrder>
   </b:Source>
   <b:Source>
     <b:Tag>Pongdatu2018SeasonalTimeSeries</b:Tag>
@@ -64864,7 +65187,7 @@
     <b:Pages>e14724</b:Pages>
     <b:DOI>10.1590/1806-9649-2025v32e14724</b:DOI>
     <b:URL>https://doi.org/10.1590/1806-9649-2025v32e14724</b:URL>
-    <b:RefOrder>41</b:RefOrder>
+    <b:RefOrder>42</b:RefOrder>
   </b:Source>
   <b:Source>
     <b:Tag>Sirisha2022ProfitPrediction</b:Tag>
@@ -65026,7 +65349,7 @@
     <b:Publisher>Association for Computing MachineryNew YorkNYUnited States</b:Publisher>
     <b:Pages>2-11</b:Pages>
     <b:ConferenceName>DMKD '03: Proceedings of the 8th ACM SIGMOD workshop on Research issues in data mining and knowledge discovery</b:ConferenceName>
-    <b:RefOrder>42</b:RefOrder>
+    <b:RefOrder>43</b:RefOrder>
   </b:Source>
   <b:Source>
     <b:Tag>Zha03</b:Tag>
@@ -65049,7 +65372,7 @@
     </b:Author>
     <b:Volume>50</b:Volume>
     <b:DOI>10.1016/S0925-2312(01)00702-0</b:DOI>
-    <b:RefOrder>18</b:RefOrder>
+    <b:RefOrder>19</b:RefOrder>
   </b:Source>
   <b:Source>
     <b:Tag>Aru21</b:Tag>
@@ -65094,7 +65417,7 @@
     <b:Volume>103</b:Volume>
     <b:ShortTitle>Auto-Regressive Integrated Moving Average (ARIMA) and Seasonal Auto-Regressive Integrated Moving Average (SARIMA)</b:ShortTitle>
     <b:DOI>10.1016/j.asoc.2021.107161</b:DOI>
-    <b:RefOrder>19</b:RefOrder>
+    <b:RefOrder>20</b:RefOrder>
   </b:Source>
   <b:Source>
     <b:Tag>dev</b:Tag>
@@ -65112,7 +65435,7 @@
     </b:Author>
     <b:InternetSiteTitle>https://www.statsmodels.org</b:InternetSiteTitle>
     <b:URL>https://www.statsmodels.org/dev/generated/statsmodels.tsa.statespace.sarimax.SARIMAX.html#statsmodels.tsa.statespace.sarimax.SARIMAX</b:URL>
-    <b:RefOrder>20</b:RefOrder>
+    <b:RefOrder>21</b:RefOrder>
   </b:Source>
   <b:Source>
     <b:Tag>Min11</b:Tag>
@@ -65146,7 +65469,7 @@
     </b:Author>
     <b:Volume>24</b:Volume>
     <b:DOI>10.1016/j.neunet.2011.01.006</b:DOI>
-    <b:RefOrder>21</b:RefOrder>
+    <b:RefOrder>22</b:RefOrder>
   </b:Source>
   <b:Source>
     <b:Tag>Ram19</b:Tag>
@@ -65181,7 +65504,7 @@
     <b:Volume>5</b:Volume>
     <b:Issue>1</b:Issue>
     <b:DOI>10.9781/ijimai.2019.02.002</b:DOI>
-    <b:RefOrder>23</b:RefOrder>
+    <b:RefOrder>24</b:RefOrder>
   </b:Source>
   <b:Source>
     <b:Tag>SBS2023RetailSalesForecasting</b:Tag>
@@ -65230,7 +65553,7 @@
     <b:ConferenceName>2024 IEEE 4th International Conference on Data Science and Computer Application (ICDSCA)</b:ConferenceName>
     <b:Publisher>IEEE</b:Publisher>
     <b:DOI>10.1109/ICDSCA63855.2024.10859435</b:DOI>
-    <b:RefOrder>24</b:RefOrder>
+    <b:RefOrder>25</b:RefOrder>
   </b:Source>
   <b:Source>
     <b:Tag>Bor25</b:Tag>
@@ -65258,7 +65581,7 @@
       </b:Author>
     </b:Author>
     <b:JournalName>Journal of Computer Languages</b:JournalName>
-    <b:RefOrder>25</b:RefOrder>
+    <b:RefOrder>26</b:RefOrder>
   </b:Source>
   <b:Source>
     <b:Tag>Elm25</b:Tag>
@@ -65298,7 +65621,7 @@
     <b:Volume>27</b:Volume>
     <b:Issue>2</b:Issue>
     <b:DOI>0.2166/hydro.2025.290</b:DOI>
-    <b:RefOrder>26</b:RefOrder>
+    <b:RefOrder>27</b:RefOrder>
   </b:Source>
   <b:Source>
     <b:Tag>Odu22</b:Tag>
@@ -65347,7 +65670,7 @@
       </b:Author>
     </b:Author>
     <b:DOI>10.4258/hir.2022.28.1.58</b:DOI>
-    <b:RefOrder>27</b:RefOrder>
+    <b:RefOrder>28</b:RefOrder>
   </b:Source>
   <b:Source>
     <b:Tag>Raj25</b:Tag>
@@ -65388,7 +65711,7 @@
     </b:Author>
     <b:ConferenceName>International Conference on Computational Robotics, Testing and Engineering Evaluation</b:ConferenceName>
     <b:DOI>10.1109/ICCRTEE64519.2025.11053002</b:DOI>
-    <b:RefOrder>28</b:RefOrder>
+    <b:RefOrder>29</b:RefOrder>
   </b:Source>
   <b:Source>
     <b:Tag>Dic20</b:Tag>
@@ -65419,7 +65742,7 @@
       </b:Author>
     </b:Author>
     <b:DOI>10.1145/3377930.3390237</b:DOI>
-    <b:RefOrder>29</b:RefOrder>
+    <b:RefOrder>30</b:RefOrder>
   </b:Source>
   <b:Source>
     <b:Tag>Ban20</b:Tag>
@@ -65448,7 +65771,7 @@
     </b:Author>
     <b:Volume>140</b:Volume>
     <b:DOI>10.1016/j.eswa.2019.112896</b:DOI>
-    <b:RefOrder>30</b:RefOrder>
+    <b:RefOrder>31</b:RefOrder>
   </b:Source>
   <b:Source>
     <b:Tag>Abb25</b:Tag>
@@ -65482,7 +65805,7 @@
     <b:Volume>653</b:Volume>
     <b:DOI>10.1016/j.neucom.2025.131183</b:DOI>
     <b:Title>Multi-view clustering for localized global time series forecasting</b:Title>
-    <b:RefOrder>31</b:RefOrder>
+    <b:RefOrder>32</b:RefOrder>
   </b:Source>
   <b:Source>
     <b:Tag>San26</b:Tag>
@@ -65512,7 +65835,7 @@
     </b:Author>
     <b:Volume>334</b:Volume>
     <b:DOI>10.1016/j.knosys.2025.115049</b:DOI>
-    <b:RefOrder>32</b:RefOrder>
+    <b:RefOrder>33</b:RefOrder>
   </b:Source>
   <b:Source>
     <b:Tag>Wen21</b:Tag>
@@ -65588,7 +65911,7 @@
     <b:Volume>38</b:Volume>
     <b:Issue>4</b:Issue>
     <b:DOI>10.1016/j.ijforecast.2021.11.013 </b:DOI>
-    <b:RefOrder>33</b:RefOrder>
+    <b:RefOrder>34</b:RefOrder>
   </b:Source>
   <b:Source>
     <b:Tag>Rib22</b:Tag>
@@ -65617,7 +65940,7 @@
     <b:Volume>20</b:Volume>
     <b:Issue>1</b:Issue>
     <b:DOI>10.21528/lnlm-vol20-no1-art3 </b:DOI>
-    <b:RefOrder>34</b:RefOrder>
+    <b:RefOrder>35</b:RefOrder>
   </b:Source>
   <b:Source>
     <b:Tag>Igl23</b:Tag>
@@ -65655,7 +65978,7 @@
     </b:Author>
     <b:Volume>35</b:Volume>
     <b:DOI>10.1007/s00521-023-08459-3 </b:DOI>
-    <b:RefOrder>35</b:RefOrder>
+    <b:RefOrder>36</b:RefOrder>
   </b:Source>
   <b:Source>
     <b:Tag>Sem23</b:Tag>
@@ -65718,7 +66041,7 @@
         </b:NameList>
       </b:Author>
     </b:Author>
-    <b:RefOrder>36</b:RefOrder>
+    <b:RefOrder>37</b:RefOrder>
   </b:Source>
   <b:Source>
     <b:Tag>Den26</b:Tag>
@@ -65738,7 +66061,7 @@
         </b:NameList>
       </b:Author>
     </b:Author>
-    <b:RefOrder>43</b:RefOrder>
+    <b:RefOrder>18</b:RefOrder>
   </b:Source>
   <b:Source>
     <b:Tag>Cro72</b:Tag>
@@ -65762,7 +66085,7 @@
     <b:Volume>23</b:Volume>
     <b:Issue>3</b:Issue>
     <b:DOI>10.1057/jors.1972.50</b:DOI>
-    <b:RefOrder>37</b:RefOrder>
+    <b:RefOrder>38</b:RefOrder>
   </b:Source>
   <b:Source>
     <b:Tag>Chi92</b:Tag>
@@ -65788,7 +66111,7 @@
       </b:Author>
     </b:Author>
     <b:DOI>10.1109/IJCNN.1992.227087</b:DOI>
-    <b:RefOrder>22</b:RefOrder>
+    <b:RefOrder>23</b:RefOrder>
   </b:Source>
   <b:Source xmlns:b="http://schemas.openxmlformats.org/officeDocument/2006/bibliography">
     <b:Tag>For21</b:Tag>
@@ -65841,7 +66164,7 @@
 </file>
 
 <file path=customXml/itemProps1.xml><?xml version="1.0" encoding="utf-8"?>
-<ds:datastoreItem xmlns:ds="http://schemas.openxmlformats.org/officeDocument/2006/customXml" ds:itemID="{678E6E1C-3046-4606-B10D-56CECC3A8C6B}">
+<ds:datastoreItem xmlns:ds="http://schemas.openxmlformats.org/officeDocument/2006/customXml" ds:itemID="{F838E9B8-74F5-4461-9149-9B51283ECBC7}">
   <ds:schemaRefs>
     <ds:schemaRef ds:uri="http://schemas.openxmlformats.org/officeDocument/2006/bibliography"/>
   </ds:schemaRefs>

--- a/misc/Deniss Grabovskis 231RDB217.docx
+++ b/misc/Deniss Grabovskis 231RDB217.docx
@@ -8308,10 +8308,10 @@
         <w:t>r</w:t>
       </w:r>
       <w:r>
-        <w:t xml:space="preserve"> arī</w:t>
-      </w:r>
-      <w:r>
-        <w:t xml:space="preserve"> norādīts, ka vienkāršs slīdošais vidējais</w:t>
+        <w:t xml:space="preserve"> </w:t>
+      </w:r>
+      <w:r>
+        <w:t>norādīts, ka vienkāršs slīdošais vidējais</w:t>
       </w:r>
       <w:r>
         <w:t xml:space="preserve"> (</w:t>
@@ -8626,7 +8626,7 @@
       </w:pPr>
       <w:commentRangeStart w:id="30"/>
       <w:r>
-        <w:t xml:space="preserve">Tā </w:t>
+        <w:t xml:space="preserve">SARIMA </w:t>
       </w:r>
       <w:commentRangeEnd w:id="30"/>
       <w:r>
@@ -8636,133 +8636,6 @@
           <w:szCs w:val="24"/>
         </w:rPr>
         <w:commentReference w:id="30"/>
-      </w:r>
-      <w:r>
-        <w:t xml:space="preserve">kā SARIMA un eksponenciālā izlīdzināšana tiek konsekventi izmantota pārdošanas literatūrā, </w:t>
-      </w:r>
-      <w:r>
-        <w:t>būtu</w:t>
-      </w:r>
-      <w:r>
-        <w:t xml:space="preserve"> lietderīgi t</w:t>
-      </w:r>
-      <w:r>
-        <w:t>as</w:t>
-      </w:r>
-      <w:r>
-        <w:t xml:space="preserve"> iekļaut</w:t>
-      </w:r>
-      <w:r>
-        <w:t>u</w:t>
-      </w:r>
-      <w:r>
-        <w:t xml:space="preserve"> kā </w:t>
-      </w:r>
-      <w:r>
-        <w:t>statistiskos etalonmodeļus salīdzināšanai ar neironu tīklu pieeju</w:t>
-      </w:r>
-      <w:r>
-        <w:t xml:space="preserve"> </w:t>
-      </w:r>
-      <w:sdt>
-        <w:sdtPr>
-          <w:id w:val="-894438296"/>
-          <w:citation/>
-        </w:sdtPr>
-        <w:sdtContent>
-          <w:r>
-            <w:fldChar w:fldCharType="begin"/>
-          </w:r>
-          <w:r>
-            <w:instrText xml:space="preserve"> CITATION Ali2023SalesForecastingComparison \l 1062  \m Emerson2022RetailSalesIS</w:instrText>
-          </w:r>
-          <w:r>
-            <w:fldChar w:fldCharType="separate"/>
-          </w:r>
-          <w:r>
-            <w:rPr>
-              <w:noProof/>
-            </w:rPr>
-            <w:t>(Ali &amp; Nakti, 2023; Emerson &amp; Napoleao, 2022)</w:t>
-          </w:r>
-          <w:r>
-            <w:fldChar w:fldCharType="end"/>
-          </w:r>
-        </w:sdtContent>
-      </w:sdt>
-      <w:r>
-        <w:t xml:space="preserve">, tomēr </w:t>
-      </w:r>
-      <w:r>
-        <w:t xml:space="preserve">beigu izmantoto metožu kopums tiks noteikts </w:t>
-      </w:r>
-      <w:r>
-        <w:t>datu analīzes nodaļ</w:t>
-      </w:r>
-      <w:r>
-        <w:t>ā</w:t>
-      </w:r>
-      <w:r>
-        <w:t xml:space="preserve">. </w:t>
-      </w:r>
-      <w:r>
-        <w:t xml:space="preserve">Ir arī lietderīgi paturēt prātā, ka vienkāršākas statistiskās metodes, piemēram, eksponenciālā izlīdzināšana, dažkārt var pārspēt sarežģītākus </w:t>
-      </w:r>
-      <w:r>
-        <w:t xml:space="preserve">modeļus kā </w:t>
-      </w:r>
-      <w:r>
-        <w:t xml:space="preserve">ARIMA lietišķajos salīdzinājumos. Tas atbalsta ideju salīdzinājumā iekļaut vairākus tradicionālos bāzes modeļus, nevis paļauties tikai uz </w:t>
-      </w:r>
-      <w:r>
-        <w:t xml:space="preserve">vienu </w:t>
-      </w:r>
-      <w:sdt>
-        <w:sdtPr>
-          <w:id w:val="628816696"/>
-          <w:citation/>
-        </w:sdtPr>
-        <w:sdtContent>
-          <w:r>
-            <w:fldChar w:fldCharType="begin"/>
-          </w:r>
-          <w:r>
-            <w:instrText xml:space="preserve"> CITATION Rosenblad2021AccuracyAutomaticForecasting \l 2057 </w:instrText>
-          </w:r>
-          <w:r>
-            <w:fldChar w:fldCharType="separate"/>
-          </w:r>
-          <w:r>
-            <w:rPr>
-              <w:noProof/>
-            </w:rPr>
-            <w:t>(Rosenblad, 2021)</w:t>
-          </w:r>
-          <w:r>
-            <w:fldChar w:fldCharType="end"/>
-          </w:r>
-        </w:sdtContent>
-      </w:sdt>
-      <w:r>
-        <w:t>.</w:t>
-      </w:r>
-    </w:p>
-    <w:p>
-      <w:pPr>
-        <w:pStyle w:val="Teksts"/>
-      </w:pPr>
-      <w:commentRangeStart w:id="31"/>
-      <w:r>
-        <w:t xml:space="preserve">SARIMA </w:t>
-      </w:r>
-      <w:commentRangeEnd w:id="31"/>
-      <w:r>
-        <w:rPr>
-          <w:rStyle w:val="CommentReference"/>
-          <w:sz w:val="24"/>
-          <w:szCs w:val="24"/>
-        </w:rPr>
-        <w:commentReference w:id="31"/>
       </w:r>
       <w:r>
         <w:t xml:space="preserve">ir ARIMA paplašinājums sezonālām rindām: modelis </w:t>
@@ -9131,9 +9004,12 @@
         <w:pStyle w:val="Teksts"/>
       </w:pPr>
       <w:r>
-        <w:t xml:space="preserve">Pastāv arī </w:t>
-      </w:r>
-      <w:commentRangeStart w:id="32"/>
+        <w:t>Bija minēts</w:t>
+      </w:r>
+      <w:r>
+        <w:t xml:space="preserve"> arī </w:t>
+      </w:r>
+      <w:commentRangeStart w:id="31"/>
       <w:r>
         <w:t>Holt</w:t>
       </w:r>
@@ -9143,14 +9019,14 @@
       <w:r>
         <w:t xml:space="preserve"> </w:t>
       </w:r>
-      <w:commentRangeEnd w:id="32"/>
+      <w:commentRangeEnd w:id="31"/>
       <w:r>
         <w:rPr>
           <w:rStyle w:val="CommentReference"/>
           <w:sz w:val="24"/>
           <w:szCs w:val="24"/>
         </w:rPr>
-        <w:commentReference w:id="32"/>
+        <w:commentReference w:id="31"/>
       </w:r>
       <w:r>
         <w:t>metode</w:t>
@@ -9221,11 +9097,7 @@
         <w:t xml:space="preserve">Winters </w:t>
       </w:r>
       <w:r>
-        <w:t xml:space="preserve">metode parādās arī </w:t>
-      </w:r>
-      <w:r>
-        <w:lastRenderedPageBreak/>
-        <w:t xml:space="preserve">kā viena no standarta tradicionālajām metodēm līdzās ARIMA un eksponenciālajai izlīdzināšanai </w:t>
+        <w:t xml:space="preserve">metode parādās arī kā viena no standarta tradicionālajām metodēm līdzās ARIMA un eksponenciālajai izlīdzināšanai </w:t>
       </w:r>
       <w:sdt>
         <w:sdtPr>
@@ -9259,30 +9131,75 @@
     </w:p>
     <w:p>
       <w:pPr>
+        <w:pStyle w:val="Teksts"/>
+      </w:pPr>
+      <w:r>
+        <w:t xml:space="preserve">Ņemot vērā apskatīto literatūru, sākotnēji kā piemērotākie tradicionālie modeļi šim darbam ir </w:t>
+      </w:r>
+      <w:r>
+        <w:t>uzskatami</w:t>
+      </w:r>
+      <w:r>
+        <w:t xml:space="preserve"> eksponenciālā izlīdzināšana un SARIMA, jo šīs pieejas bieži tiek izmantotas pārdošanas un sezonālu laikrindu prognozēšanas pētījumos. </w:t>
+      </w:r>
+      <w:r>
+        <w:t>Būs j</w:t>
+      </w:r>
+      <w:r>
+        <w:t>āapsver arī Holt-Winters</w:t>
+      </w:r>
+      <w:r>
+        <w:t xml:space="preserve"> metodi</w:t>
+      </w:r>
+      <w:r>
+        <w:t>, lai gan tas nešķiet īpaši populārs</w:t>
+      </w:r>
+      <w:r>
+        <w:t xml:space="preserve">, </w:t>
+      </w:r>
+      <w:r>
+        <w:t xml:space="preserve">bet </w:t>
+      </w:r>
+      <w:r>
+        <w:t xml:space="preserve">tā </w:t>
+      </w:r>
+      <w:r>
+        <w:t xml:space="preserve">teorētiski var būt piemērota </w:t>
+      </w:r>
+      <w:r>
+        <w:t>šīm uzdevumam</w:t>
+      </w:r>
+      <w:r>
+        <w:t>. Tomēr galīgais tradicionālo metožu kopums šajā darbā tiks noteikts pēc uzņēmuma datu analīzes.</w:t>
+      </w:r>
+    </w:p>
+    <w:p>
+      <w:pPr>
         <w:pStyle w:val="2-lm-virsraksts"/>
       </w:pPr>
-      <w:bookmarkStart w:id="33" w:name="_Toc230115234"/>
-      <w:r>
+      <w:bookmarkStart w:id="32" w:name="_Toc230115234"/>
+      <w:r>
+        <w:lastRenderedPageBreak/>
         <w:t>Neironu tīkli laika rindām</w:t>
       </w:r>
-      <w:bookmarkEnd w:id="33"/>
+      <w:bookmarkEnd w:id="32"/>
     </w:p>
     <w:p>
       <w:pPr>
         <w:pStyle w:val="Teksts"/>
       </w:pPr>
-      <w:commentRangeStart w:id="34"/>
+      <w:commentRangeStart w:id="33"/>
       <w:r>
         <w:t xml:space="preserve">Neironu </w:t>
       </w:r>
-      <w:commentRangeEnd w:id="34"/>
+      <w:commentRangeEnd w:id="33"/>
       <w:r>
         <w:rPr>
           <w:rStyle w:val="CommentReference"/>
           <w:sz w:val="24"/>
           <w:szCs w:val="24"/>
         </w:rPr>
-        <w:commentReference w:id="34"/>
+        <w:commentReference w:id="33"/>
       </w:r>
       <w:r>
         <w:t>tīklu izmantošan</w:t>
@@ -9294,7 +9211,10 @@
         <w:t xml:space="preserve"> pārdošanas prognozēšanā </w:t>
       </w:r>
       <w:r>
-        <w:t>arī ir novērotā vairākos avotos. D</w:t>
+        <w:t>ir novērota</w:t>
+      </w:r>
+      <w:r>
+        <w:t>vairākos avotos. D</w:t>
       </w:r>
       <w:r>
         <w:t>ziļās mācīšanās</w:t>
@@ -9350,19 +9270,13 @@
         <w:t xml:space="preserve">ar sezonalitāti </w:t>
       </w:r>
       <w:r>
-        <w:t>modeļu salīdzināšan</w:t>
-      </w:r>
-      <w:r>
-        <w:t>ā</w:t>
-      </w:r>
-      <w:r>
-        <w:t>s</w:t>
+        <w:t>salīdzinošajos pētījumos</w:t>
       </w:r>
       <w:r>
         <w:t xml:space="preserve"> </w:t>
       </w:r>
       <w:r>
-        <w:t xml:space="preserve">pētījumos bieži tiek </w:t>
+        <w:t xml:space="preserve">bieži tiek </w:t>
       </w:r>
       <w:r>
         <w:t>izmantots</w:t>
@@ -9397,34 +9311,16 @@
         </w:sdtContent>
       </w:sdt>
       <w:r>
-        <w:t xml:space="preserve">. </w:t>
-      </w:r>
-      <w:commentRangeStart w:id="35"/>
-      <w:r>
-        <w:t>Tā kā literatūrā LSTM modeļi tiek plaši izmantoti laika rindu prognozēšanā un jau tiek uzskatīti par piemērotu neironu tīklu pieeju pārdošanas datiem</w:t>
-      </w:r>
-      <w:commentRangeEnd w:id="35"/>
-      <w:r>
-        <w:rPr>
-          <w:rStyle w:val="CommentReference"/>
-          <w:sz w:val="24"/>
-          <w:szCs w:val="24"/>
-        </w:rPr>
-        <w:commentReference w:id="35"/>
-      </w:r>
-      <w:r>
-        <w:t>, šajā darbā tika nolemts koncentrēties tieši uz LSTM modeli, nevis paplašināt pētījumu ar vairāku rekurento arhitektūru salīdzinājumu</w:t>
-      </w:r>
-      <w:r>
-        <w:t>.</w:t>
-      </w:r>
-    </w:p>
-    <w:p>
-      <w:pPr>
-        <w:pStyle w:val="Teksts"/>
-      </w:pPr>
-      <w:r>
-        <w:t xml:space="preserve">LSTM parasti tiek identificēts kā RNN paplašinājums, kas risina RNN īstermiņa atmiņas problēmu </w:t>
+        <w:t xml:space="preserve">. LSTM </w:t>
+      </w:r>
+      <w:r>
+        <w:t xml:space="preserve">ir </w:t>
+      </w:r>
+      <w:r>
+        <w:t>definēts</w:t>
+      </w:r>
+      <w:r>
+        <w:t xml:space="preserve"> kā RNN paplašinājums, kas risina RNN īstermiņa atmiņas problēmu </w:t>
       </w:r>
       <w:r>
         <w:t>(</w:t>
@@ -9518,6 +9414,11 @@
       <w:r>
         <w:t xml:space="preserve">. </w:t>
       </w:r>
+    </w:p>
+    <w:p>
+      <w:pPr>
+        <w:pStyle w:val="Teksts"/>
+      </w:pPr>
       <w:r>
         <w:t>Avotos</w:t>
       </w:r>
@@ -9582,7 +9483,13 @@
         </w:sdtContent>
       </w:sdt>
       <w:r>
-        <w:t>. Laika rindu neironu tīklu arhitektūru salīdzinājums parāda, ka galīgā "labākā" iespēja ir atkarīga no metrikas un datu kopas, bet hibrīdi, kuru pamatā ir LSTM/GRU, bieži vien šķiet spēcīgāki nekā "</w:t>
+        <w:t>. Laika rindu neironu tīklu arhitektūru salīdzinājums parāda, ka galīgā "labākā" iespēja ir atkarīga no metrikas un datu kopas</w:t>
+      </w:r>
+      <w:r>
+        <w:t>;</w:t>
+      </w:r>
+      <w:r>
+        <w:t xml:space="preserve"> bet hibrīdi, kuru pamatā ir LSTM/GRU, bieži vien šķiet spēcīgāki nekā "</w:t>
       </w:r>
       <w:r>
         <w:t>vienkāršas</w:t>
@@ -9623,10 +9530,7 @@
         <w:t xml:space="preserve"> </w:t>
       </w:r>
       <w:r>
-        <w:t xml:space="preserve">Citiem vārdiem sakot, literatūrā nepastāv viennozīmīgi dominējoša rekurentā arhitektūra laika rindu prognozēšanā, tāpēc </w:t>
-      </w:r>
-      <w:r>
-        <w:t>tas ir vēl viens iemesls, kāpēc LSTM šajā darbā tika tik viegli izvēlēts</w:t>
+        <w:t>Citiem vārdiem sakot, literatūrā nepastāv viennozīmīgi dominējoša rekurentā arhitektūra laika rindu prognozēšanā</w:t>
       </w:r>
       <w:r>
         <w:t>.</w:t>
@@ -9636,18 +9540,18 @@
       <w:pPr>
         <w:pStyle w:val="Teksts"/>
       </w:pPr>
-      <w:commentRangeStart w:id="36"/>
+      <w:commentRangeStart w:id="34"/>
       <w:r>
         <w:t xml:space="preserve">LSTM </w:t>
       </w:r>
-      <w:commentRangeEnd w:id="36"/>
+      <w:commentRangeEnd w:id="34"/>
       <w:r>
         <w:rPr>
           <w:rStyle w:val="CommentReference"/>
           <w:sz w:val="24"/>
           <w:szCs w:val="24"/>
         </w:rPr>
-        <w:commentReference w:id="36"/>
+        <w:commentReference w:id="34"/>
       </w:r>
       <w:r>
         <w:t xml:space="preserve">laika gaitā </w:t>
@@ -9688,35 +9592,7 @@
           <w:i/>
           <w:iCs/>
         </w:rPr>
-        <w:t>input</w:t>
-      </w:r>
-      <w:r>
-        <w:rPr>
-          <w:i/>
-          <w:iCs/>
-        </w:rPr>
-        <w:t>/</w:t>
-      </w:r>
-      <w:r>
-        <w:rPr>
-          <w:i/>
-          <w:iCs/>
-        </w:rPr>
-        <w:t>forget</w:t>
-      </w:r>
-      <w:r>
-        <w:rPr>
-          <w:i/>
-          <w:iCs/>
-        </w:rPr>
-        <w:t>/</w:t>
-      </w:r>
-      <w:r>
-        <w:rPr>
-          <w:i/>
-          <w:iCs/>
-        </w:rPr>
-        <w:t>output</w:t>
+        <w:t>input/forget/output</w:t>
       </w:r>
       <w:r>
         <w:t>)</w:t>
@@ -9788,11 +9664,7 @@
         <w:t>M</w:t>
       </w:r>
       <w:r>
-        <w:t xml:space="preserve">odelis mācās no sērijas iepriekšējo vērtību secībām un </w:t>
-      </w:r>
-      <w:r>
-        <w:lastRenderedPageBreak/>
-        <w:t>prognozē nākamo vērtību</w:t>
+        <w:t>odelis mācās no sērijas iepriekšējo vērtību secībām un prognozē nākamo vērtību</w:t>
       </w:r>
       <w:r>
         <w:t xml:space="preserve"> </w:t>
@@ -9850,16 +9722,76 @@
     </w:p>
     <w:p>
       <w:pPr>
+        <w:pStyle w:val="Teksts"/>
+      </w:pPr>
+      <w:commentRangeStart w:id="35"/>
+      <w:r>
+        <w:t>Tā kā literatūrā LSTM mode</w:t>
+      </w:r>
+      <w:r>
+        <w:t>lis</w:t>
+      </w:r>
+      <w:r>
+        <w:t xml:space="preserve"> </w:t>
+      </w:r>
+      <w:r>
+        <w:t>ir</w:t>
+      </w:r>
+      <w:r>
+        <w:t xml:space="preserve"> plaši izmantot</w:t>
+      </w:r>
+      <w:r>
+        <w:t>s</w:t>
+      </w:r>
+      <w:r>
+        <w:t xml:space="preserve"> laika rindu prognozēšanā un </w:t>
+      </w:r>
+      <w:r>
+        <w:t xml:space="preserve">ir </w:t>
+      </w:r>
+      <w:r>
+        <w:t>uzskatīt</w:t>
+      </w:r>
+      <w:r>
+        <w:t>s</w:t>
+      </w:r>
+      <w:r>
+        <w:t xml:space="preserve"> par piemērotu neironu tīklu pieeju pārdošanas datiem</w:t>
+      </w:r>
+      <w:commentRangeEnd w:id="35"/>
+      <w:r>
+        <w:rPr>
+          <w:rStyle w:val="CommentReference"/>
+          <w:sz w:val="24"/>
+          <w:szCs w:val="24"/>
+        </w:rPr>
+        <w:commentReference w:id="35"/>
+      </w:r>
+      <w:r>
+        <w:t xml:space="preserve">, šajā darbā tika nolemts koncentrēties tieši uz LSTM modeli, </w:t>
+      </w:r>
+      <w:r>
+        <w:t>nevis paplašināt pētījumu ar vairāku rekurento neironu tīklu arhitektūru savstarpēju salīdzināšanu.</w:t>
+      </w:r>
+    </w:p>
+    <w:p>
+      <w:pPr>
+        <w:pStyle w:val="Teksts"/>
+      </w:pPr>
+    </w:p>
+    <w:p>
+      <w:pPr>
         <w:pStyle w:val="2-lm-virsraksts"/>
         <w:rPr>
           <w:rFonts w:asciiTheme="minorHAnsi" w:hAnsiTheme="minorHAnsi"/>
         </w:rPr>
       </w:pPr>
-      <w:bookmarkStart w:id="37" w:name="_Toc230115235"/>
-      <w:r>
+      <w:bookmarkStart w:id="36" w:name="_Toc230115235"/>
+      <w:r>
+        <w:lastRenderedPageBreak/>
         <w:t>Sintētiskie dati un ierobežota piemērojamība darba kontekstā</w:t>
       </w:r>
-      <w:bookmarkEnd w:id="37"/>
+      <w:bookmarkEnd w:id="36"/>
     </w:p>
     <w:p>
       <w:pPr>
@@ -10010,11 +9942,11 @@
       <w:pPr>
         <w:pStyle w:val="2-lm-virsraksts"/>
       </w:pPr>
-      <w:bookmarkStart w:id="38" w:name="_Toc230115236"/>
+      <w:bookmarkStart w:id="37" w:name="_Toc230115236"/>
       <w:r>
         <w:t>Kvalitātes rādītāji, modeļu salīdzināšanas sistēma un nākamie soļi</w:t>
       </w:r>
-      <w:bookmarkEnd w:id="38"/>
+      <w:bookmarkEnd w:id="37"/>
     </w:p>
     <w:p>
       <w:pPr>
@@ -10063,7 +9995,6 @@
       <w:pPr>
         <w:pStyle w:val="Uzsk-aizzmes"/>
       </w:pPr>
-      <w:commentRangeStart w:id="39"/>
       <w:r>
         <w:t xml:space="preserve">MAE </w:t>
       </w:r>
@@ -10129,15 +10060,6 @@
       </w:r>
       <w:r>
         <w:t>.</w:t>
-      </w:r>
-      <w:commentRangeEnd w:id="39"/>
-      <w:r>
-        <w:rPr>
-          <w:rStyle w:val="CommentReference"/>
-          <w:sz w:val="24"/>
-          <w:szCs w:val="24"/>
-        </w:rPr>
-        <w:commentReference w:id="39"/>
       </w:r>
     </w:p>
     <w:p>
@@ -10292,11 +10214,7 @@
         <w:t>s</w:t>
       </w:r>
       <w:r>
-        <w:t xml:space="preserve">alīdzinošā pētījumā par </w:t>
-      </w:r>
-      <w:r>
-        <w:lastRenderedPageBreak/>
-        <w:t xml:space="preserve">RNN/LSTM/GRU arhitektūrām tiek </w:t>
+        <w:t xml:space="preserve">alīdzinošā pētījumā par RNN/LSTM/GRU arhitektūrām tiek </w:t>
       </w:r>
       <w:r>
         <w:t xml:space="preserve">arī </w:t>
@@ -10337,7 +10255,11 @@
         <w:t>RMSE, MAPE un SMAPE</w:t>
       </w:r>
       <w:r>
-        <w:t xml:space="preserve"> tiek izmantoti arī LSTM pieprasījuma prognozēšanai piegādes ķēdēs, kas p</w:t>
+        <w:t xml:space="preserve"> </w:t>
+      </w:r>
+      <w:r>
+        <w:lastRenderedPageBreak/>
+        <w:t>tiek izmantoti arī LSTM pieprasījuma prognozēšanai piegādes ķēdēs, kas p</w:t>
       </w:r>
       <w:r>
         <w:t>ie</w:t>
@@ -10400,7 +10322,7 @@
       <w:pPr>
         <w:pStyle w:val="Teksts"/>
       </w:pPr>
-      <w:commentRangeStart w:id="40"/>
+      <w:commentRangeStart w:id="38"/>
       <w:r>
         <w:t xml:space="preserve">Līdz ar to šī darba beigu </w:t>
       </w:r>
@@ -10484,32 +10406,32 @@
       <w:r>
         <w:t>.</w:t>
       </w:r>
-      <w:commentRangeEnd w:id="40"/>
+      <w:commentRangeEnd w:id="38"/>
       <w:r>
         <w:rPr>
           <w:rStyle w:val="CommentReference"/>
           <w:sz w:val="24"/>
           <w:szCs w:val="24"/>
         </w:rPr>
-        <w:commentReference w:id="40"/>
+        <w:commentReference w:id="38"/>
       </w:r>
     </w:p>
     <w:p>
       <w:pPr>
         <w:pStyle w:val="Teksts"/>
       </w:pPr>
-      <w:commentRangeStart w:id="41"/>
+      <w:commentRangeStart w:id="39"/>
       <w:r>
         <w:t xml:space="preserve">Šī </w:t>
       </w:r>
-      <w:commentRangeEnd w:id="41"/>
+      <w:commentRangeEnd w:id="39"/>
       <w:r>
         <w:rPr>
           <w:rStyle w:val="CommentReference"/>
           <w:sz w:val="24"/>
           <w:szCs w:val="24"/>
         </w:rPr>
-        <w:commentReference w:id="41"/>
+        <w:commentReference w:id="39"/>
       </w:r>
       <w:r>
         <w:t xml:space="preserve">darba </w:t>
@@ -10573,52 +10495,70 @@
         <w:pStyle w:val="Teksts"/>
       </w:pPr>
       <w:r>
-        <w:t>Literatūras apskats parādīja, ka prognozēšanas metožu izvēle nav atdalāma no datu struktūras, novērojumu apjoma un prognozēšanas uzdevuma formulējuma. Tāpēc pirms modeļu praktiskas realizācijas ir jāizanalizē uzņēmuma dati: jānosaka, kādā laika solī tos var izmantot, kādā līmenī pārdošanas apjomi jāapkopo, kā apstrādāt trūkstošus vai dublētus ierakstus un vai dati ir pietiekami izvēlēto metožu pielietošanai. Šie jautājumi tiek risināti nākamajā nodaļā</w:t>
-      </w:r>
-      <w:r>
-        <w:t>. Metožu dziļākais apraksts atrodas tiem veltītās nodaļās.</w:t>
+        <w:t xml:space="preserve">Literatūras apskatā tika noteikts, ka uzņēmuma pārdošanas dati </w:t>
+      </w:r>
+      <w:r>
+        <w:t>ir</w:t>
+      </w:r>
+      <w:r>
+        <w:t xml:space="preserve"> laika rindas, tāpēc to prognozēšanai ir jāizvēlas laika rindu prognozēšanas metodes. Kā sākotnēji piemērotākās tradicionālās pieejas tika identificēta eksponenciālā izlīdzināšana, SARIMA</w:t>
+      </w:r>
+      <w:r>
+        <w:t xml:space="preserve"> (vai ARIMA)</w:t>
+      </w:r>
+      <w:r>
+        <w:t xml:space="preserve"> un</w:t>
       </w:r>
       <w:r>
         <w:t xml:space="preserve"> </w:t>
       </w:r>
+      <w:r>
+        <w:t>potenciāli Holt-Winters</w:t>
+      </w:r>
+      <w:r>
+        <w:t>, savukārt no neironu tīklu pieejām šajā darbā tika izvēlēts LSTM modelis. Tika arī secināts, ka sintētisko datu izmantošana var būt noderīga ierobežota datu apjoma gadījumā, tomēr konkrētā papildināšanas pieeja ir jāvērtē pēc uzņēmuma datu analīzes. Modeļu salīdzināšanai tika noteikti MAE, RMSE, MAPE un WAPE rādītāji. Tāpēc nākamajā nodaļā ir jāizanalizē uzņēmuma dati, lai precizētu galīgo prognozēšanas uzdevumu</w:t>
+      </w:r>
+      <w:r>
+        <w:t xml:space="preserve"> un</w:t>
+      </w:r>
+      <w:r>
+        <w:t xml:space="preserve"> metodes.</w:t>
+      </w:r>
     </w:p>
     <w:p>
       <w:pPr>
         <w:pStyle w:val="1-lm-numurts-virsraksts"/>
         <w:rPr>
           <w:rFonts w:asciiTheme="minorHAnsi" w:hAnsiTheme="minorHAnsi"/>
-          <w:lang w:val="ru-RU"/>
-        </w:rPr>
-      </w:pPr>
-      <w:bookmarkStart w:id="42" w:name="_Toc230115238"/>
-      <w:commentRangeStart w:id="43"/>
-      <w:commentRangeStart w:id="44"/>
+        </w:rPr>
+      </w:pPr>
+      <w:bookmarkStart w:id="40" w:name="_Toc230115238"/>
+      <w:commentRangeStart w:id="41"/>
+      <w:commentRangeStart w:id="42"/>
       <w:r>
         <w:lastRenderedPageBreak/>
         <w:t>Datu parsēšana</w:t>
       </w:r>
-      <w:bookmarkEnd w:id="42"/>
-      <w:commentRangeEnd w:id="44"/>
+      <w:bookmarkEnd w:id="40"/>
+      <w:commentRangeEnd w:id="42"/>
       <w:r>
         <w:rPr>
           <w:rStyle w:val="CommentReference"/>
           <w:rFonts w:asciiTheme="minorHAnsi" w:hAnsiTheme="minorHAnsi"/>
           <w:sz w:val="28"/>
           <w:szCs w:val="28"/>
-          <w:lang w:val="ru-RU"/>
-        </w:rPr>
-        <w:commentReference w:id="44"/>
-      </w:r>
-      <w:commentRangeEnd w:id="43"/>
+        </w:rPr>
+        <w:commentReference w:id="42"/>
+      </w:r>
+      <w:commentRangeEnd w:id="41"/>
       <w:r>
         <w:rPr>
           <w:rStyle w:val="CommentReference"/>
           <w:rFonts w:asciiTheme="minorHAnsi" w:hAnsiTheme="minorHAnsi"/>
           <w:sz w:val="28"/>
           <w:szCs w:val="28"/>
-          <w:lang w:val="ru-RU"/>
-        </w:rPr>
-        <w:commentReference w:id="43"/>
+        </w:rPr>
+        <w:commentReference w:id="41"/>
       </w:r>
     </w:p>
     <w:p>
@@ -10652,34 +10592,34 @@
       <w:r>
         <w:t xml:space="preserve">pārveido datoriem saprotama veidā, līdz ar to </w:t>
       </w:r>
-      <w:commentRangeStart w:id="45"/>
+      <w:commentRangeStart w:id="43"/>
       <w:r>
         <w:t xml:space="preserve">Python </w:t>
       </w:r>
-      <w:commentRangeEnd w:id="45"/>
+      <w:commentRangeEnd w:id="43"/>
       <w:r>
         <w:rPr>
           <w:rStyle w:val="CommentReference"/>
           <w:sz w:val="24"/>
           <w:szCs w:val="24"/>
         </w:rPr>
-        <w:commentReference w:id="45"/>
+        <w:commentReference w:id="43"/>
       </w:r>
       <w:r>
         <w:t xml:space="preserve">palīgskripts tika izstrādāts uzņēmuma datu par materiāliem, pārdošanu un piegādēm sākotnējai apstrādei un normalizēšanai. </w:t>
       </w:r>
-      <w:commentRangeStart w:id="46"/>
+      <w:commentRangeStart w:id="44"/>
       <w:r>
         <w:t xml:space="preserve">timber_parse.py </w:t>
       </w:r>
-      <w:commentRangeEnd w:id="46"/>
+      <w:commentRangeEnd w:id="44"/>
       <w:r>
         <w:rPr>
           <w:rStyle w:val="CommentReference"/>
           <w:sz w:val="24"/>
           <w:szCs w:val="24"/>
         </w:rPr>
-        <w:commentReference w:id="46"/>
+        <w:commentReference w:id="44"/>
       </w:r>
       <w:r>
         <w:t xml:space="preserve">skripts īsteno ETL pieeju: </w:t>
@@ -10955,18 +10895,18 @@
       <w:pPr>
         <w:pStyle w:val="Teksts"/>
       </w:pPr>
-      <w:commentRangeStart w:id="47"/>
+      <w:commentRangeStart w:id="45"/>
       <w:r>
         <w:t xml:space="preserve">Apstrāde </w:t>
       </w:r>
-      <w:commentRangeEnd w:id="47"/>
+      <w:commentRangeEnd w:id="45"/>
       <w:r>
         <w:rPr>
           <w:rStyle w:val="CommentReference"/>
           <w:sz w:val="24"/>
           <w:szCs w:val="24"/>
         </w:rPr>
-        <w:commentReference w:id="47"/>
+        <w:commentReference w:id="45"/>
       </w:r>
       <w:r>
         <w:t xml:space="preserve">sākas, meklējot Excel failus avotu direktorijā. Katram failam darbgrāmata tiek ielādēta divas reizes: vienreiz, lai nolasītu aprēķinātās šūnu vērtības, un vienreiz, lai nolasītu formulas. </w:t>
@@ -10983,23 +10923,23 @@
       <w:pPr>
         <w:pStyle w:val="Teksts"/>
       </w:pPr>
-      <w:commentRangeStart w:id="48"/>
+      <w:commentRangeStart w:id="46"/>
       <w:r>
         <w:t xml:space="preserve">Skripts </w:t>
       </w:r>
-      <w:commentRangeEnd w:id="48"/>
+      <w:commentRangeEnd w:id="46"/>
       <w:r>
         <w:rPr>
           <w:rStyle w:val="CommentReference"/>
           <w:sz w:val="24"/>
           <w:szCs w:val="24"/>
         </w:rPr>
-        <w:commentReference w:id="48"/>
+        <w:commentReference w:id="46"/>
       </w:r>
       <w:r>
         <w:t xml:space="preserve">ar </w:t>
       </w:r>
-      <w:commentRangeStart w:id="49"/>
+      <w:commentRangeStart w:id="47"/>
       <w:r>
         <w:rPr>
           <w:i/>
@@ -11007,7 +10947,7 @@
         </w:rPr>
         <w:t>read_periods</w:t>
       </w:r>
-      <w:commentRangeEnd w:id="49"/>
+      <w:commentRangeEnd w:id="47"/>
       <w:r>
         <w:rPr>
           <w:rStyle w:val="CommentReference"/>
@@ -11016,7 +10956,7 @@
           <w:sz w:val="24"/>
           <w:szCs w:val="24"/>
         </w:rPr>
-        <w:commentReference w:id="49"/>
+        <w:commentReference w:id="47"/>
       </w:r>
       <w:r>
         <w:rPr>
@@ -11054,7 +10994,7 @@
       <w:r>
         <w:t xml:space="preserve"> ar </w:t>
       </w:r>
-      <w:commentRangeStart w:id="50"/>
+      <w:commentRangeStart w:id="48"/>
       <w:r>
         <w:rPr>
           <w:i/>
@@ -11062,7 +11002,7 @@
         </w:rPr>
         <w:t>worksheet_records</w:t>
       </w:r>
-      <w:commentRangeEnd w:id="50"/>
+      <w:commentRangeEnd w:id="48"/>
       <w:r>
         <w:rPr>
           <w:rStyle w:val="CommentReference"/>
@@ -11071,7 +11011,7 @@
           <w:sz w:val="24"/>
           <w:szCs w:val="24"/>
         </w:rPr>
-        <w:commentReference w:id="50"/>
+        <w:commentReference w:id="48"/>
       </w:r>
       <w:r>
         <w:rPr>
@@ -11303,18 +11243,18 @@
       <w:pPr>
         <w:pStyle w:val="Teksts"/>
       </w:pPr>
-      <w:commentRangeStart w:id="51"/>
+      <w:commentRangeStart w:id="49"/>
       <w:r>
         <w:t xml:space="preserve">Īpašu </w:t>
       </w:r>
-      <w:commentRangeEnd w:id="51"/>
+      <w:commentRangeEnd w:id="49"/>
       <w:r>
         <w:rPr>
           <w:rStyle w:val="CommentReference"/>
           <w:sz w:val="24"/>
           <w:szCs w:val="24"/>
         </w:rPr>
-        <w:commentReference w:id="51"/>
+        <w:commentReference w:id="49"/>
       </w:r>
       <w:r>
         <w:t xml:space="preserve">gadījumu apstrāde ir galvenā ieviešanas </w:t>
@@ -11341,7 +11281,7 @@
       <w:r>
         <w:t xml:space="preserve"> Tas ir realizēts ar </w:t>
       </w:r>
-      <w:commentRangeStart w:id="52"/>
+      <w:commentRangeStart w:id="50"/>
       <w:r>
         <w:rPr>
           <w:i/>
@@ -11349,7 +11289,7 @@
         </w:rPr>
         <w:t>handle_special_cases</w:t>
       </w:r>
-      <w:commentRangeEnd w:id="52"/>
+      <w:commentRangeEnd w:id="50"/>
       <w:r>
         <w:rPr>
           <w:rStyle w:val="CommentReference"/>
@@ -11358,7 +11298,7 @@
           <w:sz w:val="24"/>
           <w:szCs w:val="24"/>
         </w:rPr>
-        <w:commentReference w:id="52"/>
+        <w:commentReference w:id="50"/>
       </w:r>
       <w:r>
         <w:rPr>
@@ -11656,18 +11596,18 @@
       <w:pPr>
         <w:pStyle w:val="Teksts"/>
       </w:pPr>
-      <w:commentRangeStart w:id="53"/>
+      <w:commentRangeStart w:id="51"/>
       <w:r>
         <w:t xml:space="preserve">Materiālu </w:t>
       </w:r>
-      <w:commentRangeEnd w:id="53"/>
+      <w:commentRangeEnd w:id="51"/>
       <w:r>
         <w:rPr>
           <w:rStyle w:val="CommentReference"/>
           <w:sz w:val="24"/>
           <w:szCs w:val="24"/>
         </w:rPr>
-        <w:commentReference w:id="53"/>
+        <w:commentReference w:id="51"/>
       </w:r>
       <w:r>
         <w:t>tabulā tiek glabāts pats materiāla objekts: zīmols, kategorija, kvalitāte, izmēri un rindas izcelsmes metadati. Šī ir materiālu uzziņu grāmata. Katrs materiāls saņem ID</w:t>
@@ -11675,7 +11615,7 @@
       <w:r>
         <w:t xml:space="preserve"> ar </w:t>
       </w:r>
-      <w:commentRangeStart w:id="54"/>
+      <w:commentRangeStart w:id="52"/>
       <w:r>
         <w:rPr>
           <w:i/>
@@ -11683,7 +11623,7 @@
         </w:rPr>
         <w:t>material_hash</w:t>
       </w:r>
-      <w:commentRangeEnd w:id="54"/>
+      <w:commentRangeEnd w:id="52"/>
       <w:r>
         <w:rPr>
           <w:rStyle w:val="CommentReference"/>
@@ -11692,7 +11632,7 @@
           <w:sz w:val="24"/>
           <w:szCs w:val="24"/>
         </w:rPr>
-        <w:commentReference w:id="54"/>
+        <w:commentReference w:id="52"/>
       </w:r>
       <w:r>
         <w:rPr>
@@ -11730,11 +11670,11 @@
       <w:pPr>
         <w:pStyle w:val="Teksts"/>
       </w:pPr>
-      <w:commentRangeStart w:id="55"/>
+      <w:commentRangeStart w:id="53"/>
       <w:r>
         <w:t xml:space="preserve">Tabulā </w:t>
       </w:r>
-      <w:commentRangeEnd w:id="55"/>
+      <w:commentRangeEnd w:id="53"/>
       <w:r>
         <w:rPr>
           <w:rStyle w:val="CommentReference"/>
@@ -11743,7 +11683,7 @@
           <w:sz w:val="24"/>
           <w:szCs w:val="24"/>
         </w:rPr>
-        <w:commentReference w:id="55"/>
+        <w:commentReference w:id="53"/>
       </w:r>
       <w:r>
         <w:rPr>
@@ -11776,18 +11716,18 @@
       <w:pPr>
         <w:pStyle w:val="Teksts"/>
       </w:pPr>
-      <w:commentRangeStart w:id="56"/>
+      <w:commentRangeStart w:id="54"/>
       <w:r>
         <w:t xml:space="preserve">Pārdošanas </w:t>
       </w:r>
-      <w:commentRangeEnd w:id="56"/>
+      <w:commentRangeEnd w:id="54"/>
       <w:r>
         <w:rPr>
           <w:rStyle w:val="CommentReference"/>
           <w:sz w:val="24"/>
           <w:szCs w:val="24"/>
         </w:rPr>
-        <w:commentReference w:id="56"/>
+        <w:commentReference w:id="54"/>
       </w:r>
       <w:r>
         <w:t xml:space="preserve">tabulā tiek glabāti pārdošanas apjomi. Katrs ieraksts ir saistīts ar materiālu, gadu un mēnesi. </w:t>
@@ -11813,7 +11753,7 @@
       <w:r>
         <w:t xml:space="preserve">Formulas interpretēšana ir realizēta ar </w:t>
       </w:r>
-      <w:commentRangeStart w:id="57"/>
+      <w:commentRangeStart w:id="55"/>
       <w:r>
         <w:rPr>
           <w:i/>
@@ -11831,7 +11771,7 @@
         </w:rPr>
         <w:t>parse_deliveries</w:t>
       </w:r>
-      <w:commentRangeEnd w:id="57"/>
+      <w:commentRangeEnd w:id="55"/>
       <w:r>
         <w:rPr>
           <w:rStyle w:val="CommentReference"/>
@@ -11840,7 +11780,7 @@
           <w:sz w:val="24"/>
           <w:szCs w:val="24"/>
         </w:rPr>
-        <w:commentReference w:id="57"/>
+        <w:commentReference w:id="55"/>
       </w:r>
       <w:r>
         <w:rPr>
@@ -11869,18 +11809,18 @@
       <w:pPr>
         <w:pStyle w:val="Teksts"/>
       </w:pPr>
-      <w:commentRangeStart w:id="58"/>
+      <w:commentRangeStart w:id="56"/>
       <w:r>
         <w:t xml:space="preserve">Visās </w:t>
       </w:r>
-      <w:commentRangeEnd w:id="58"/>
+      <w:commentRangeEnd w:id="56"/>
       <w:r>
         <w:rPr>
           <w:rStyle w:val="CommentReference"/>
           <w:sz w:val="24"/>
           <w:szCs w:val="24"/>
         </w:rPr>
-        <w:commentReference w:id="58"/>
+        <w:commentReference w:id="56"/>
       </w:r>
       <w:r>
         <w:t>tabulās ir ietverti faila file_</w:t>
@@ -11953,7 +11893,7 @@
           <w:lang w:val="ru-RU"/>
         </w:rPr>
       </w:pPr>
-      <w:bookmarkStart w:id="59" w:name="_Toc230115239"/>
+      <w:bookmarkStart w:id="57" w:name="_Toc230115239"/>
       <w:r>
         <w:rPr>
           <w:lang w:val="ru-RU"/>
@@ -11961,7 +11901,7 @@
         <w:lastRenderedPageBreak/>
         <w:t>Datu analīze</w:t>
       </w:r>
-      <w:bookmarkEnd w:id="59"/>
+      <w:bookmarkEnd w:id="57"/>
     </w:p>
     <w:p>
       <w:pPr>
@@ -11970,11 +11910,11 @@
           <w:rFonts w:asciiTheme="minorHAnsi" w:hAnsiTheme="minorHAnsi"/>
         </w:rPr>
       </w:pPr>
-      <w:bookmarkStart w:id="60" w:name="_Toc230115240"/>
+      <w:bookmarkStart w:id="58" w:name="_Toc230115240"/>
       <w:r>
         <w:t>Prognozēšanas datu kopas īss apraksts</w:t>
       </w:r>
-      <w:bookmarkEnd w:id="60"/>
+      <w:bookmarkEnd w:id="58"/>
     </w:p>
     <w:p>
       <w:pPr>
@@ -11988,18 +11928,18 @@
       <w:pPr>
         <w:pStyle w:val="Teksts"/>
       </w:pPr>
-      <w:commentRangeStart w:id="61"/>
+      <w:commentRangeStart w:id="59"/>
       <w:r>
         <w:t>Prognozēšanas uzdevumā pārdošanas tabula ir primāri interesanta, jo tā ir pamats mērķa mainīgā, kas saistīts ar pārdošanas apjomu, turpmākai veidošanai. Piegāžu tabulai tomēr ir papildu nozīme, jo piegādes var izmantot kā papildu ievades funkciju neironu tīkla pieejā, bet ne kā galveno prognozes objektu.</w:t>
       </w:r>
-      <w:commentRangeEnd w:id="61"/>
+      <w:commentRangeEnd w:id="59"/>
       <w:r>
         <w:rPr>
           <w:rStyle w:val="CommentReference"/>
           <w:sz w:val="24"/>
           <w:szCs w:val="24"/>
         </w:rPr>
-        <w:commentReference w:id="61"/>
+        <w:commentReference w:id="59"/>
       </w:r>
     </w:p>
     <w:p>
@@ -12402,18 +12342,18 @@
         <w:pStyle w:val="Teksts"/>
         <w:spacing w:before="120"/>
       </w:pPr>
-      <w:commentRangeStart w:id="62"/>
+      <w:commentRangeStart w:id="60"/>
       <w:r>
         <w:t xml:space="preserve">Tādējādi </w:t>
       </w:r>
-      <w:commentRangeEnd w:id="62"/>
+      <w:commentRangeEnd w:id="60"/>
       <w:r>
         <w:rPr>
           <w:rStyle w:val="CommentReference"/>
           <w:sz w:val="24"/>
           <w:szCs w:val="24"/>
         </w:rPr>
-        <w:commentReference w:id="62"/>
+        <w:commentReference w:id="60"/>
       </w:r>
       <w:r>
         <w:t>šajā posmā var uzskatīt, ka sākotnējie dati jau ir pārveidoti analītiski piemērotā formā, un nākamais uzdevums ir novērtēt, cik lielā mērā šie dati ir piemēroti prognozējošo modeļu konstruēšanai.</w:t>
@@ -12423,44 +12363,44 @@
       <w:pPr>
         <w:pStyle w:val="2-lm-virsraksts"/>
       </w:pPr>
-      <w:bookmarkStart w:id="63" w:name="_Toc230115241"/>
+      <w:bookmarkStart w:id="61" w:name="_Toc230115241"/>
       <w:r>
         <w:t>Datu laika pārklājums un novērojumu ierobežojumi</w:t>
       </w:r>
-      <w:bookmarkEnd w:id="63"/>
+      <w:bookmarkEnd w:id="61"/>
     </w:p>
     <w:p>
       <w:pPr>
         <w:pStyle w:val="Teksts"/>
       </w:pPr>
-      <w:commentRangeStart w:id="64"/>
+      <w:commentRangeStart w:id="62"/>
       <w:r>
         <w:t xml:space="preserve">Kā </w:t>
       </w:r>
-      <w:commentRangeEnd w:id="64"/>
+      <w:commentRangeEnd w:id="62"/>
       <w:r>
         <w:rPr>
           <w:rStyle w:val="CommentReference"/>
           <w:sz w:val="24"/>
           <w:szCs w:val="24"/>
         </w:rPr>
-        <w:commentReference w:id="64"/>
+        <w:commentReference w:id="62"/>
       </w:r>
       <w:r>
         <w:t xml:space="preserve">jau minēts iepriekš, pieejamie novērojumi aptver periodu no 2025. gada jūlija līdz </w:t>
       </w:r>
-      <w:commentRangeStart w:id="65"/>
+      <w:commentRangeStart w:id="63"/>
       <w:r>
         <w:t xml:space="preserve">2026. gada martam </w:t>
       </w:r>
-      <w:commentRangeEnd w:id="65"/>
+      <w:commentRangeEnd w:id="63"/>
       <w:r>
         <w:rPr>
           <w:rStyle w:val="CommentReference"/>
           <w:sz w:val="24"/>
           <w:szCs w:val="24"/>
         </w:rPr>
-        <w:commentReference w:id="65"/>
+        <w:commentReference w:id="63"/>
       </w:r>
       <w:r>
         <w:t>(ieskaitot). Tas nozīmē, ka ir pieejami tikai deviņu secīgu mēnešu novērojumi. Tas vien jau rada būtiskus ierobežojumus turpmākajai prognozēšanai, jo datos trūkst pat viena pilnīga gada cikla. Līdz ar to, pat ja pārdošanas paradumos ir sezonalitāte, to ir grūti pilnībā noteikt un pārbaudīt tik ilgā laika periodā</w:t>
@@ -12473,19 +12413,19 @@
       <w:pPr>
         <w:pStyle w:val="Teksts"/>
       </w:pPr>
-      <w:commentRangeStart w:id="66"/>
+      <w:commentRangeStart w:id="64"/>
       <w:r>
         <w:lastRenderedPageBreak/>
         <w:t xml:space="preserve">Papildu </w:t>
       </w:r>
-      <w:commentRangeEnd w:id="66"/>
+      <w:commentRangeEnd w:id="64"/>
       <w:r>
         <w:rPr>
           <w:rStyle w:val="CommentReference"/>
           <w:sz w:val="24"/>
           <w:szCs w:val="24"/>
         </w:rPr>
-        <w:commentReference w:id="66"/>
+        <w:commentReference w:id="64"/>
       </w:r>
       <w:r>
         <w:t>sarežģījums ir tas, ka novērojumu bāze ir ne tikai īsa, bet arī tiek veidota pakāpeniski. Pirmajos grāmatvedības mēnešos dokumentēto materiālu saraksts turpināja paplašināties, kas nozīmē, ka daži produkti netika nekavējoties ievadīti sistēmā. Tāpēc agrīnās vērtības sērijā var atspoguļot ne tikai faktiskos pārdošanas apjomus, bet arī pašas grāmatvedības pilnīgumu. Tas nozīmē, ka zemāki pārdošanas apjomi sākumā (pirmajos mēnešos) ne vienmēr norāda uz tikpat zemu faktisko pieprasījumu.</w:t>
@@ -12520,7 +12460,7 @@
         </w:drawing>
       </w:r>
     </w:p>
-    <w:commentRangeStart w:id="67"/>
+    <w:commentRangeStart w:id="65"/>
     <w:p>
       <w:pPr>
         <w:pStyle w:val="Att-nos-ar-skaidrojumiem"/>
@@ -12570,14 +12510,14 @@
       <w:r>
         <w:t xml:space="preserve">. att. </w:t>
       </w:r>
-      <w:commentRangeEnd w:id="67"/>
+      <w:commentRangeEnd w:id="65"/>
       <w:r>
         <w:rPr>
           <w:rStyle w:val="CommentReference"/>
           <w:sz w:val="24"/>
           <w:szCs w:val="24"/>
         </w:rPr>
-        <w:commentReference w:id="67"/>
+        <w:commentReference w:id="65"/>
       </w:r>
       <w:r>
         <w:t>Pārdošanas apjoms un dokumentēto materiālu skaits pa mēnešiem</w:t>
@@ -12601,18 +12541,18 @@
       <w:r>
         <w:tab/>
       </w:r>
-      <w:commentRangeStart w:id="68"/>
+      <w:commentRangeStart w:id="66"/>
       <w:r>
         <w:t xml:space="preserve">Grafikā </w:t>
       </w:r>
-      <w:commentRangeEnd w:id="68"/>
+      <w:commentRangeEnd w:id="66"/>
       <w:r>
         <w:rPr>
           <w:rStyle w:val="CommentReference"/>
           <w:sz w:val="24"/>
           <w:szCs w:val="24"/>
         </w:rPr>
-        <w:commentReference w:id="68"/>
+        <w:commentReference w:id="66"/>
       </w:r>
       <w:r>
         <w:t xml:space="preserve">redzams, ka novērotais periods patiešām ir īss: laika ass attēlo tikai daļu no gada, un neatkārtojas tie paši otrā gada mēneši. Tas nozīmē, ka prognozei vajadzētu mazāk paļauties uz sezonalitāti, nekā sākotnēji pieņemts. Vienlaikus grafikā redzams, ka pirmajos mēnešos </w:t>
@@ -12634,18 +12574,18 @@
       <w:pPr>
         <w:pStyle w:val="Teksts"/>
       </w:pPr>
-      <w:commentRangeStart w:id="69"/>
+      <w:commentRangeStart w:id="67"/>
       <w:r>
         <w:t xml:space="preserve">Tas </w:t>
       </w:r>
-      <w:commentRangeEnd w:id="69"/>
+      <w:commentRangeEnd w:id="67"/>
       <w:r>
         <w:rPr>
           <w:rStyle w:val="CommentReference"/>
           <w:sz w:val="24"/>
           <w:szCs w:val="24"/>
         </w:rPr>
-        <w:commentReference w:id="69"/>
+        <w:commentReference w:id="67"/>
       </w:r>
       <w:r>
         <w:t xml:space="preserve">noved pie svarīga starpsecinājuma: pieejamie dati ir ierobežoti gan laika horizonta ilguma, gan agrīno novērojumu pilnīguma ziņā. Tas savukārt kļūst par vienu no galvenajiem argumentiem par labu plašākam prognožu apgabalam, nevis </w:t>
@@ -12686,28 +12626,28 @@
           <w:rFonts w:asciiTheme="minorHAnsi" w:hAnsiTheme="minorHAnsi"/>
         </w:rPr>
       </w:pPr>
-      <w:bookmarkStart w:id="70" w:name="_Toc230115242"/>
+      <w:bookmarkStart w:id="68" w:name="_Toc230115242"/>
       <w:r>
         <w:t>Pārdošana un piegādes kā analīzes objekti</w:t>
       </w:r>
-      <w:bookmarkEnd w:id="70"/>
+      <w:bookmarkEnd w:id="68"/>
     </w:p>
     <w:p>
       <w:pPr>
         <w:pStyle w:val="Teksts"/>
       </w:pPr>
-      <w:commentRangeStart w:id="71"/>
+      <w:commentRangeStart w:id="69"/>
       <w:r>
         <w:t xml:space="preserve">No </w:t>
       </w:r>
-      <w:commentRangeEnd w:id="71"/>
+      <w:commentRangeEnd w:id="69"/>
       <w:r>
         <w:rPr>
           <w:rStyle w:val="CommentReference"/>
           <w:sz w:val="24"/>
           <w:szCs w:val="24"/>
         </w:rPr>
-        <w:commentReference w:id="71"/>
+        <w:commentReference w:id="69"/>
       </w:r>
       <w:r>
         <w:t xml:space="preserve">prognozēšanas viedokļa pārdošanas un piegādes datiem ir atšķirīga loma. Pārdošanas apjomi tieši atspoguļo faktisko pieprasījumu un tāpēc dabiski kļūst par prognozēšanas galveno uzmanības objektu. Savukārt </w:t>
@@ -12761,7 +12701,7 @@
       <w:pPr>
         <w:pStyle w:val="Attls"/>
       </w:pPr>
-      <w:commentRangeStart w:id="72"/>
+      <w:commentRangeStart w:id="70"/>
       <w:r>
         <w:drawing>
           <wp:inline distT="0" distB="0" distL="0" distR="0" wp14:anchorId="6C140874" wp14:editId="16321784">
@@ -12783,17 +12723,17 @@
           </wp:inline>
         </w:drawing>
       </w:r>
-      <w:commentRangeEnd w:id="72"/>
+      <w:commentRangeEnd w:id="70"/>
       <w:r>
         <w:rPr>
           <w:rStyle w:val="CommentReference"/>
           <w:sz w:val="24"/>
           <w:szCs w:val="24"/>
         </w:rPr>
-        <w:commentReference w:id="72"/>
-      </w:r>
-    </w:p>
-    <w:commentRangeStart w:id="73"/>
+        <w:commentReference w:id="70"/>
+      </w:r>
+    </w:p>
+    <w:commentRangeStart w:id="71"/>
     <w:p>
       <w:pPr>
         <w:pStyle w:val="Att-nos-bez-skaidrojumiem"/>
@@ -12852,32 +12792,32 @@
       <w:r>
         <w:t>pa mēnešiem</w:t>
       </w:r>
-      <w:commentRangeEnd w:id="73"/>
+      <w:commentRangeEnd w:id="71"/>
       <w:r>
         <w:rPr>
           <w:rStyle w:val="CommentReference"/>
           <w:sz w:val="24"/>
           <w:szCs w:val="24"/>
         </w:rPr>
-        <w:commentReference w:id="73"/>
+        <w:commentReference w:id="71"/>
       </w:r>
     </w:p>
     <w:p>
       <w:pPr>
         <w:pStyle w:val="Teksts"/>
       </w:pPr>
-      <w:commentRangeStart w:id="74"/>
+      <w:commentRangeStart w:id="72"/>
       <w:r>
         <w:t xml:space="preserve">Šis </w:t>
       </w:r>
-      <w:commentRangeEnd w:id="74"/>
+      <w:commentRangeEnd w:id="72"/>
       <w:r>
         <w:rPr>
           <w:rStyle w:val="CommentReference"/>
           <w:sz w:val="24"/>
           <w:szCs w:val="24"/>
         </w:rPr>
-        <w:commentReference w:id="74"/>
+        <w:commentReference w:id="72"/>
       </w:r>
       <w:r>
         <w:t xml:space="preserve">novērojums ir īpaši svarīgs tradicionālajiem modeļiem. Tā kā piegādes veido tik īsu un nestabilu sēriju, tās nav piemērotas kā prognozējošs mainīgais. Neironu tīkla pieejā situācija ir citāda: pat retas piegādes var būt noderīgas kā papildu ievades signāls, ja modelis vienlaikus izmanto vairākas funkcijas. Tomēr pat šajā gadījumā piegādes </w:t>
@@ -12891,18 +12831,18 @@
       <w:pPr>
         <w:pStyle w:val="Teksts"/>
       </w:pPr>
-      <w:commentRangeStart w:id="75"/>
+      <w:commentRangeStart w:id="73"/>
       <w:r>
         <w:t xml:space="preserve">Tāpēc </w:t>
       </w:r>
-      <w:commentRangeEnd w:id="75"/>
+      <w:commentRangeEnd w:id="73"/>
       <w:r>
         <w:rPr>
           <w:rStyle w:val="CommentReference"/>
           <w:sz w:val="24"/>
           <w:szCs w:val="24"/>
         </w:rPr>
-        <w:commentReference w:id="75"/>
+        <w:commentReference w:id="73"/>
       </w:r>
       <w:r>
         <w:t>šajā darbā pārdošanas apjomi tiek uzskatīti par galveno prognozēšanas objektu, bet piegādes - par papildu kontekstu, ko var tālāk izmantot sarežģītos modeļos.</w:t>
@@ -12915,44 +12855,44 @@
           <w:rFonts w:asciiTheme="minorHAnsi" w:hAnsiTheme="minorHAnsi"/>
         </w:rPr>
       </w:pPr>
-      <w:bookmarkStart w:id="76" w:name="_Toc230115243"/>
+      <w:bookmarkStart w:id="74" w:name="_Toc230115243"/>
       <w:r>
         <w:t>Pārdošanas apjoma trūkums individuālā materiāla līmenī un apkopošanas līmeņa izvēle</w:t>
       </w:r>
-      <w:bookmarkEnd w:id="76"/>
+      <w:bookmarkEnd w:id="74"/>
     </w:p>
     <w:p>
       <w:pPr>
         <w:pStyle w:val="Teksts"/>
       </w:pPr>
-      <w:commentRangeStart w:id="77"/>
+      <w:commentRangeStart w:id="75"/>
       <w:r>
         <w:t xml:space="preserve">Nākamais </w:t>
       </w:r>
-      <w:commentRangeEnd w:id="77"/>
+      <w:commentRangeEnd w:id="75"/>
       <w:r>
         <w:rPr>
           <w:rStyle w:val="CommentReference"/>
           <w:sz w:val="24"/>
           <w:szCs w:val="24"/>
         </w:rPr>
-        <w:commentReference w:id="77"/>
+        <w:commentReference w:id="75"/>
       </w:r>
       <w:r>
         <w:t xml:space="preserve">svarīgais jautājums ir, kādā līmenī jāveido prognoze: atsevišķu materiālu līmenī vai lielāku produktu grupu līmenī. Formāli avota dati ļauj veidot laika rindu katram materiālam atsevišķi. Tomēr, analizējot pārdošanas apjomu sadalījumu pa mēnešiem, kļūst skaidrs, ka šāds detalizācijas līmenis vairumā gadījumu nav piemērots prognozēšanai: ievērojamai daļai materiālu pieejamā periodā nav pārdošanas vispār vai arī tie tiek pārdoti reti. 88 no 206 materiāliem datubāzē nav reģistrēts neviens pārdošanas mēnesis. </w:t>
       </w:r>
-      <w:commentRangeStart w:id="78"/>
+      <w:commentRangeStart w:id="76"/>
       <w:r>
         <w:t xml:space="preserve">Mediānais </w:t>
       </w:r>
-      <w:commentRangeEnd w:id="78"/>
+      <w:commentRangeEnd w:id="76"/>
       <w:r>
         <w:rPr>
           <w:rStyle w:val="CommentReference"/>
           <w:sz w:val="24"/>
           <w:szCs w:val="24"/>
         </w:rPr>
-        <w:commentReference w:id="78"/>
+        <w:commentReference w:id="76"/>
       </w:r>
       <w:r>
         <w:t>materiāls tiek pārdots tikai divos no deviņiem mēnešiem, kā redzams 4.5. attēlā. Tikai ļoti neliels skaits materiālu uzrāda pārdošanas apjomus lielākajā daļā pieejamo mēnešu. Izmantojot atsevišķus materiālus kā galveno prognozēšanas mērķi, modeļu salīdzinājumi tiktu veikti, izmantojot pārāk īsas un retas laika rindas.</w:t>
@@ -12988,18 +12928,18 @@
       <w:pPr>
         <w:pStyle w:val="Tab-virsraksts"/>
       </w:pPr>
-      <w:commentRangeStart w:id="79"/>
+      <w:commentRangeStart w:id="77"/>
       <w:r>
         <w:t>Materiālu sadalījums pēc pārdošanas mēnešu skaita</w:t>
       </w:r>
-      <w:commentRangeEnd w:id="79"/>
+      <w:commentRangeEnd w:id="77"/>
       <w:r>
         <w:rPr>
           <w:rStyle w:val="CommentReference"/>
           <w:sz w:val="24"/>
           <w:szCs w:val="24"/>
         </w:rPr>
-        <w:commentReference w:id="79"/>
+        <w:commentReference w:id="77"/>
       </w:r>
     </w:p>
     <w:tbl>
@@ -13360,7 +13300,7 @@
       <w:pPr>
         <w:pStyle w:val="Attls"/>
       </w:pPr>
-      <w:commentRangeStart w:id="80"/>
+      <w:commentRangeStart w:id="78"/>
       <w:r>
         <w:lastRenderedPageBreak/>
         <w:drawing>
@@ -13383,14 +13323,14 @@
           </wp:inline>
         </w:drawing>
       </w:r>
-      <w:commentRangeEnd w:id="80"/>
+      <w:commentRangeEnd w:id="78"/>
       <w:r>
         <w:rPr>
           <w:rStyle w:val="CommentReference"/>
           <w:sz w:val="24"/>
           <w:szCs w:val="24"/>
         </w:rPr>
-        <w:commentReference w:id="80"/>
+        <w:commentReference w:id="78"/>
       </w:r>
     </w:p>
     <w:p>
@@ -13447,33 +13387,33 @@
       <w:pPr>
         <w:pStyle w:val="Att-skaidrojumi"/>
       </w:pPr>
-      <w:commentRangeStart w:id="81"/>
-      <w:commentRangeEnd w:id="81"/>
+      <w:commentRangeStart w:id="79"/>
+      <w:commentRangeEnd w:id="79"/>
       <w:r>
         <w:rPr>
           <w:rStyle w:val="CommentReference"/>
           <w:sz w:val="20"/>
           <w:szCs w:val="20"/>
         </w:rPr>
-        <w:commentReference w:id="81"/>
+        <w:commentReference w:id="79"/>
       </w:r>
     </w:p>
     <w:p>
       <w:pPr>
         <w:pStyle w:val="Teksts"/>
       </w:pPr>
-      <w:commentRangeStart w:id="82"/>
+      <w:commentRangeStart w:id="80"/>
       <w:r>
         <w:t xml:space="preserve">Šādi </w:t>
       </w:r>
-      <w:commentRangeEnd w:id="82"/>
+      <w:commentRangeEnd w:id="80"/>
       <w:r>
         <w:rPr>
           <w:rStyle w:val="CommentReference"/>
           <w:sz w:val="24"/>
           <w:szCs w:val="24"/>
         </w:rPr>
-        <w:commentReference w:id="82"/>
+        <w:commentReference w:id="80"/>
       </w:r>
       <w:r>
         <w:t>dati ir neērti ne tikai tradicionālajām metodēm, bet pat salīdzināšanai. Ja prognoze ir balstīta uz individuāliem datiem, tradicionālās metodes tiks novērtētas, izmantojot ļoti retus, nestabilus datu kopumus. Šajā gadījumā salīdzināšanas rezultāts būs atkarīgs nevis no modeļa kvalitātes, bet gan no tā veiksmes trāpīt retam pārdošanas mēnesim. Tas padara secinājumus par metožu salīdzināšanu pārāk vājus.</w:t>
@@ -13483,18 +13423,18 @@
       <w:pPr>
         <w:pStyle w:val="Teksts"/>
       </w:pPr>
-      <w:commentRangeStart w:id="83"/>
+      <w:commentRangeStart w:id="81"/>
       <w:r>
         <w:t xml:space="preserve">Tāpēc </w:t>
       </w:r>
-      <w:commentRangeEnd w:id="83"/>
+      <w:commentRangeEnd w:id="81"/>
       <w:r>
         <w:rPr>
           <w:rStyle w:val="CommentReference"/>
           <w:sz w:val="24"/>
           <w:szCs w:val="24"/>
         </w:rPr>
-        <w:commentReference w:id="83"/>
+        <w:commentReference w:id="81"/>
       </w:r>
       <w:r>
         <w:t xml:space="preserve">galvenās problēmas formulējumam tika apsvērts plašāks apkopojuma līmenis </w:t>
@@ -13548,18 +13488,18 @@
       <w:pPr>
         <w:pStyle w:val="Tab-virsraksts"/>
       </w:pPr>
-      <w:commentRangeStart w:id="84"/>
+      <w:commentRangeStart w:id="82"/>
       <w:r>
         <w:t>Zīmolu+kategoriju grupas un mēnešu skaits ar pārdošanas apjomiem, kas nav nulle</w:t>
       </w:r>
-      <w:commentRangeEnd w:id="84"/>
+      <w:commentRangeEnd w:id="82"/>
       <w:r>
         <w:rPr>
           <w:rStyle w:val="CommentReference"/>
           <w:sz w:val="24"/>
           <w:szCs w:val="24"/>
         </w:rPr>
-        <w:commentReference w:id="84"/>
+        <w:commentReference w:id="82"/>
       </w:r>
     </w:p>
     <w:tbl>
@@ -14220,34 +14160,34 @@
       <w:pPr>
         <w:pStyle w:val="Teksts"/>
       </w:pPr>
-      <w:commentRangeStart w:id="85"/>
+      <w:commentRangeStart w:id="83"/>
       <w:r>
         <w:t xml:space="preserve">Pēc </w:t>
       </w:r>
-      <w:commentRangeEnd w:id="85"/>
+      <w:commentRangeEnd w:id="83"/>
       <w:r>
         <w:rPr>
           <w:rStyle w:val="CommentReference"/>
           <w:sz w:val="24"/>
           <w:szCs w:val="24"/>
         </w:rPr>
-        <w:commentReference w:id="85"/>
+        <w:commentReference w:id="83"/>
       </w:r>
       <w:r>
         <w:t xml:space="preserve">šīs apkopošanas izrādījās, ka datos bija ierobežots, bet jau analīzei piemērots grupu skaits, kurās pārdošanas apjomi tika novēroti relatīvi regulāri. </w:t>
       </w:r>
-      <w:commentRangeStart w:id="86"/>
+      <w:commentRangeStart w:id="84"/>
       <w:r>
         <w:t>Tas padara zīmola+kategorijas līmeni piemērotāku primārajam prognozēšanas uzdevumam nekā atsevišķu produktu līmeni</w:t>
       </w:r>
-      <w:commentRangeEnd w:id="86"/>
+      <w:commentRangeEnd w:id="84"/>
       <w:r>
         <w:rPr>
           <w:rStyle w:val="CommentReference"/>
           <w:sz w:val="24"/>
           <w:szCs w:val="24"/>
         </w:rPr>
-        <w:commentReference w:id="86"/>
+        <w:commentReference w:id="84"/>
       </w:r>
       <w:r>
         <w:t>.</w:t>
@@ -14263,18 +14203,18 @@
       <w:pPr>
         <w:pStyle w:val="Teksts"/>
       </w:pPr>
-      <w:commentRangeStart w:id="87"/>
+      <w:commentRangeStart w:id="85"/>
       <w:r>
         <w:t xml:space="preserve">Tomēr </w:t>
       </w:r>
-      <w:commentRangeEnd w:id="87"/>
+      <w:commentRangeEnd w:id="85"/>
       <w:r>
         <w:rPr>
           <w:rStyle w:val="CommentReference"/>
           <w:sz w:val="24"/>
           <w:szCs w:val="24"/>
         </w:rPr>
-        <w:commentReference w:id="87"/>
+        <w:commentReference w:id="85"/>
       </w:r>
       <w:r>
         <w:t xml:space="preserve">pat </w:t>
@@ -14282,18 +14222,18 @@
       <w:r>
         <w:t xml:space="preserve">pēc pāriešanas uz zīmola+kategorijas līmeni ne visas grupas ir vienlīdz piemērotas prognozēšanai. Dažas grupas joprojām ir retas, izkaisītas un reti rada pārdošanas apjomus. Tāpēc turpmākai eksperimentēšanai ir nepieciešama papildu grupu atlase. Autors nolēma galvenajā eksperimentā iekļaut tikai tās zīmolu+kategoriju grupas, kurās pārdošanas apjomi tika novēroti lielākajā daļā pieejamo mēnešu. Tas nozīmē, ka sērijā jāiekļauj pārdošanas apjomi, kas nav nulle, </w:t>
       </w:r>
-      <w:commentRangeStart w:id="88"/>
+      <w:commentRangeStart w:id="86"/>
       <w:r>
         <w:t>vismaz sešos no deviņiem mēnešiem</w:t>
       </w:r>
-      <w:commentRangeEnd w:id="88"/>
+      <w:commentRangeEnd w:id="86"/>
       <w:r>
         <w:rPr>
           <w:rStyle w:val="CommentReference"/>
           <w:sz w:val="24"/>
           <w:szCs w:val="24"/>
         </w:rPr>
-        <w:commentReference w:id="88"/>
+        <w:commentReference w:id="86"/>
       </w:r>
       <w:r>
         <w:t>. Šis ierobežojums nav ieviests kā universāls noteikums, bet gan kā darba atlases kritērijs, kas balstīts uz datu struktūru. Praksē tas nozīmē, ka galvenajā eksperimentā tiek iekļautas tikai tās grupas, kurās pārdošanas apjomi tiek novēroti pietiekami regulāri, lai sērijā būtu vismaz minimāla pārdošanas dinamika</w:t>
@@ -14312,29 +14252,29 @@
           <w:rFonts w:asciiTheme="minorHAnsi" w:hAnsiTheme="minorHAnsi"/>
         </w:rPr>
       </w:pPr>
-      <w:bookmarkStart w:id="89" w:name="_Toc230115244"/>
+      <w:bookmarkStart w:id="87" w:name="_Toc230115244"/>
       <w:r>
         <w:t>Prognozētā mainīgā izvēle un rindu konstruēšanas noteikumi</w:t>
       </w:r>
-      <w:bookmarkEnd w:id="89"/>
+      <w:bookmarkEnd w:id="87"/>
     </w:p>
     <w:p>
       <w:pPr>
         <w:pStyle w:val="Teksts"/>
       </w:pPr>
-      <w:commentRangeStart w:id="90"/>
-      <w:commentRangeStart w:id="91"/>
+      <w:commentRangeStart w:id="88"/>
+      <w:commentRangeStart w:id="89"/>
       <w:r>
         <w:t xml:space="preserve">Primārais </w:t>
       </w:r>
-      <w:commentRangeEnd w:id="91"/>
+      <w:commentRangeEnd w:id="89"/>
       <w:r>
         <w:rPr>
           <w:rStyle w:val="CommentReference"/>
           <w:sz w:val="24"/>
           <w:szCs w:val="24"/>
         </w:rPr>
-        <w:commentReference w:id="91"/>
+        <w:commentReference w:id="89"/>
       </w:r>
       <w:r>
         <w:t xml:space="preserve">prognozes mainīgais ir </w:t>
@@ -14349,14 +14289,14 @@
       <w:r>
         <w:t xml:space="preserve"> </w:t>
       </w:r>
-      <w:commentRangeEnd w:id="90"/>
+      <w:commentRangeEnd w:id="88"/>
       <w:r>
         <w:rPr>
           <w:rStyle w:val="CommentReference"/>
           <w:sz w:val="24"/>
           <w:szCs w:val="24"/>
         </w:rPr>
-        <w:commentReference w:id="90"/>
+        <w:commentReference w:id="88"/>
       </w:r>
       <w:r>
         <w:t>–</w:t>
@@ -14393,18 +14333,18 @@
       <w:pPr>
         <w:pStyle w:val="Teksts"/>
       </w:pPr>
-      <w:commentRangeStart w:id="92"/>
+      <w:commentRangeStart w:id="90"/>
       <w:r>
         <w:t xml:space="preserve">Šajā </w:t>
       </w:r>
-      <w:commentRangeEnd w:id="92"/>
+      <w:commentRangeEnd w:id="90"/>
       <w:r>
         <w:rPr>
           <w:rStyle w:val="CommentReference"/>
           <w:sz w:val="24"/>
           <w:szCs w:val="24"/>
         </w:rPr>
-        <w:commentReference w:id="92"/>
+        <w:commentReference w:id="90"/>
       </w:r>
       <w:r>
         <w:t>pētījumā sērijas konstruēšanai tiek izmantots mēneša solis. Katrai izvēlētajai zīmola+kategorijas grupai tiek ģenerēta vērtību secība mēnešiem no 2025. gada jūlija līdz 2026. gada martam. Ja attiecīgajā mēnesī konkrētajai grupai netiek reģistrēti pārdošanas apjomi, tiek pieņemts, ka tā ir nulle. Šis noteikums ir pieņemams tieši apkopotu grupu līmenī, jo mēnesis joprojām ir daļa no kopējā novērošanas perioda, vienkārši bez viena pārdošanas darījuma.</w:t>
@@ -15135,14 +15075,14 @@
           <w:lang w:val="ru-RU"/>
         </w:rPr>
       </w:pPr>
-      <w:bookmarkStart w:id="93" w:name="_Toc230115245"/>
-      <w:commentRangeStart w:id="94"/>
-      <w:commentRangeStart w:id="95"/>
+      <w:bookmarkStart w:id="91" w:name="_Toc230115245"/>
+      <w:commentRangeStart w:id="92"/>
+      <w:commentRangeStart w:id="93"/>
       <w:r>
         <w:t>Laika rindu veidošana prognozēšanai</w:t>
       </w:r>
-      <w:bookmarkEnd w:id="93"/>
-      <w:commentRangeEnd w:id="95"/>
+      <w:bookmarkEnd w:id="91"/>
+      <w:commentRangeEnd w:id="93"/>
       <w:r>
         <w:rPr>
           <w:rStyle w:val="CommentReference"/>
@@ -15151,9 +15091,9 @@
           <w:szCs w:val="28"/>
           <w:lang w:val="ru-RU"/>
         </w:rPr>
-        <w:commentReference w:id="95"/>
-      </w:r>
-      <w:commentRangeEnd w:id="94"/>
+        <w:commentReference w:id="93"/>
+      </w:r>
+      <w:commentRangeEnd w:id="92"/>
       <w:r>
         <w:rPr>
           <w:rStyle w:val="CommentReference"/>
@@ -15162,25 +15102,25 @@
           <w:szCs w:val="28"/>
           <w:lang w:val="ru-RU"/>
         </w:rPr>
-        <w:commentReference w:id="94"/>
+        <w:commentReference w:id="92"/>
       </w:r>
     </w:p>
     <w:p>
       <w:pPr>
         <w:pStyle w:val="Teksts"/>
       </w:pPr>
-      <w:commentRangeStart w:id="96"/>
+      <w:commentRangeStart w:id="94"/>
       <w:r>
         <w:t xml:space="preserve">Atsevišķs </w:t>
       </w:r>
-      <w:commentRangeEnd w:id="96"/>
+      <w:commentRangeEnd w:id="94"/>
       <w:r>
         <w:rPr>
           <w:rStyle w:val="CommentReference"/>
           <w:sz w:val="24"/>
           <w:szCs w:val="24"/>
         </w:rPr>
-        <w:commentReference w:id="96"/>
+        <w:commentReference w:id="94"/>
       </w:r>
       <w:r>
         <w:t>jautājums ir par to, cik labi novērojumu pirmie mēneši atspoguļo faktisko pieprasījumu un cik lielā mērā to ietekmēja pakāpeniska pašas grāmatvedības datubāzes attīstība. Šim nolūkam ir lietderīgi salīdzināt divas vērtības: dokumentēto nozīmīgo materiālu skaitu un kopējo pārdošanas apjomu pa mēnešiem. Šo grafiku var</w:t>
@@ -15200,18 +15140,18 @@
       <w:pPr>
         <w:pStyle w:val="Teksts"/>
       </w:pPr>
-      <w:commentRangeStart w:id="97"/>
+      <w:commentRangeStart w:id="95"/>
       <w:r>
         <w:t xml:space="preserve">Tas </w:t>
       </w:r>
-      <w:commentRangeEnd w:id="97"/>
+      <w:commentRangeEnd w:id="95"/>
       <w:r>
         <w:rPr>
           <w:rStyle w:val="CommentReference"/>
           <w:sz w:val="24"/>
           <w:szCs w:val="24"/>
         </w:rPr>
-        <w:commentReference w:id="97"/>
+        <w:commentReference w:id="95"/>
       </w:r>
       <w:r>
         <w:t>apstiprina jau izdarīto secinājumu: pieejamos datus ierobežo ne tikai perioda ilgums, bet arī grāmatvedības uzskaites pilnīgums novērošanas perioda sākumā.</w:t>
@@ -15225,11 +15165,11 @@
           <w:lang w:val="ru-RU"/>
         </w:rPr>
       </w:pPr>
-      <w:bookmarkStart w:id="98" w:name="_Toc230115246"/>
+      <w:bookmarkStart w:id="96" w:name="_Toc230115246"/>
       <w:r>
         <w:t>Prognozēšanas problēmas galīgais izklāsts</w:t>
       </w:r>
-      <w:bookmarkEnd w:id="98"/>
+      <w:bookmarkEnd w:id="96"/>
     </w:p>
     <w:p>
       <w:pPr>
@@ -15335,18 +15275,18 @@
       <w:r>
         <w:t xml:space="preserve">Ceturtkārt, pārdošanas apjomi </w:t>
       </w:r>
-      <w:commentRangeStart w:id="99"/>
+      <w:commentRangeStart w:id="97"/>
       <w:r>
         <w:t>tiks prognozēti vienu mēnesi uz priekšu</w:t>
       </w:r>
-      <w:commentRangeEnd w:id="99"/>
+      <w:commentRangeEnd w:id="97"/>
       <w:r>
         <w:rPr>
           <w:rStyle w:val="CommentReference"/>
           <w:sz w:val="24"/>
           <w:szCs w:val="24"/>
         </w:rPr>
-        <w:commentReference w:id="99"/>
+        <w:commentReference w:id="97"/>
       </w:r>
       <w:r>
         <w:t>. Ar deviņu mēnešu pieejamajiem datiem tas ir tehniski vispiemērotākais. Ilgāki prognozēšanas periodi būtu mazāk ticami ierobežotā datu apjoma dēļ</w:t>
@@ -15362,89 +15302,89 @@
       <w:r>
         <w:t xml:space="preserve">Visbeidzot, turpmākā metožu salīdzināšana tiks balstīta uz tiem pašiem ievades datiem un to pašu mērķa mainīgo. Galvenie aplūkotie modeļi būs </w:t>
       </w:r>
-      <w:commentRangeStart w:id="100"/>
+      <w:commentRangeStart w:id="98"/>
       <w:r>
         <w:t>naivā prognozēšana</w:t>
       </w:r>
-      <w:commentRangeEnd w:id="100"/>
+      <w:commentRangeEnd w:id="98"/>
       <w:r>
         <w:rPr>
           <w:rStyle w:val="CommentReference"/>
           <w:sz w:val="24"/>
           <w:szCs w:val="24"/>
         </w:rPr>
-        <w:commentReference w:id="100"/>
+        <w:commentReference w:id="98"/>
       </w:r>
       <w:r>
         <w:t xml:space="preserve">, vienkāršā eksponenciālā izlīdzināšana, ARIMA un LSTM. </w:t>
       </w:r>
-      <w:commentRangeStart w:id="101"/>
+      <w:commentRangeStart w:id="99"/>
       <w:r>
         <w:t xml:space="preserve">Iekšējai kvalitātes novērtēšanai secīga validācija tiks veikta vēsturiskajos mēnešos, un </w:t>
       </w:r>
-      <w:commentRangeStart w:id="102"/>
+      <w:commentRangeStart w:id="100"/>
       <w:r>
         <w:t xml:space="preserve">galīgā validācija </w:t>
       </w:r>
-      <w:commentRangeEnd w:id="102"/>
+      <w:commentRangeEnd w:id="100"/>
       <w:r>
         <w:rPr>
           <w:rStyle w:val="CommentReference"/>
           <w:sz w:val="24"/>
           <w:szCs w:val="24"/>
         </w:rPr>
-        <w:commentReference w:id="102"/>
+        <w:commentReference w:id="100"/>
       </w:r>
       <w:r>
         <w:t>tiks veikta jaunākajā pieejamajā kontroles mēnesī.</w:t>
       </w:r>
-      <w:commentRangeEnd w:id="101"/>
+      <w:commentRangeEnd w:id="99"/>
       <w:r>
         <w:rPr>
           <w:rStyle w:val="CommentReference"/>
           <w:sz w:val="24"/>
           <w:szCs w:val="24"/>
         </w:rPr>
-        <w:commentReference w:id="101"/>
+        <w:commentReference w:id="99"/>
       </w:r>
     </w:p>
     <w:p>
       <w:pPr>
         <w:pStyle w:val="1-lm-numurts-virsraksts"/>
       </w:pPr>
-      <w:bookmarkStart w:id="103" w:name="_Toc230115247"/>
+      <w:bookmarkStart w:id="101" w:name="_Toc230115247"/>
       <w:r>
         <w:lastRenderedPageBreak/>
         <w:t>Prognozēšanas metožu realizācija un salīdzināšana</w:t>
       </w:r>
-      <w:bookmarkEnd w:id="103"/>
+      <w:bookmarkEnd w:id="101"/>
     </w:p>
     <w:p>
       <w:pPr>
         <w:pStyle w:val="2-lm-virsraksts"/>
       </w:pPr>
-      <w:bookmarkStart w:id="104" w:name="_Toc230115248"/>
+      <w:bookmarkStart w:id="102" w:name="_Toc230115248"/>
       <w:r>
         <w:t>Eksperimenta iestatīšana</w:t>
       </w:r>
-      <w:bookmarkEnd w:id="104"/>
+      <w:bookmarkEnd w:id="102"/>
     </w:p>
     <w:p>
       <w:pPr>
         <w:pStyle w:val="Teksts"/>
       </w:pPr>
-      <w:commentRangeStart w:id="105"/>
+      <w:commentRangeStart w:id="103"/>
       <w:r>
         <w:t xml:space="preserve">Lai </w:t>
       </w:r>
-      <w:commentRangeEnd w:id="105"/>
+      <w:commentRangeEnd w:id="103"/>
       <w:r>
         <w:rPr>
           <w:rStyle w:val="CommentReference"/>
           <w:sz w:val="24"/>
           <w:szCs w:val="24"/>
         </w:rPr>
-        <w:commentReference w:id="105"/>
+        <w:commentReference w:id="103"/>
       </w:r>
       <w:r>
         <w:t>nodrošinātu godīgu modeļa novērtējumu, apmācība vienmēr tiek veikta tikai ar iepriekšējiem datiem, un testēšana tiek veikta nākamajā mēnesī. Šajā modelī tiek izmantotas trīs validācijas kombinācijas:</w:t>
@@ -15478,18 +15418,18 @@
       <w:pPr>
         <w:pStyle w:val="Teksts"/>
       </w:pPr>
-      <w:commentRangeStart w:id="106"/>
+      <w:commentRangeStart w:id="104"/>
       <w:r>
         <w:t xml:space="preserve">Tādējādi </w:t>
       </w:r>
-      <w:commentRangeEnd w:id="106"/>
+      <w:commentRangeEnd w:id="104"/>
       <w:r>
         <w:rPr>
           <w:rStyle w:val="CommentReference"/>
           <w:sz w:val="24"/>
           <w:szCs w:val="24"/>
         </w:rPr>
-        <w:commentReference w:id="106"/>
+        <w:commentReference w:id="104"/>
       </w:r>
       <w:r>
         <w:t xml:space="preserve">katrā nākamajā eksperimentā tiek izmantots nedaudz vairāk apmācības datu un pārbaudīta nākamā mēneša prognoze. </w:t>
@@ -15524,28 +15464,28 @@
           <w:lang w:val="ru-RU"/>
         </w:rPr>
       </w:pPr>
-      <w:bookmarkStart w:id="107" w:name="_Toc230115249"/>
+      <w:bookmarkStart w:id="105" w:name="_Toc230115249"/>
       <w:r>
         <w:t>Naivā prognoze</w:t>
       </w:r>
-      <w:bookmarkEnd w:id="107"/>
+      <w:bookmarkEnd w:id="105"/>
     </w:p>
     <w:p>
       <w:pPr>
         <w:pStyle w:val="Teksts"/>
       </w:pPr>
-      <w:commentRangeStart w:id="108"/>
+      <w:commentRangeStart w:id="106"/>
       <w:r>
         <w:t xml:space="preserve">Naivās </w:t>
       </w:r>
-      <w:commentRangeEnd w:id="108"/>
+      <w:commentRangeEnd w:id="106"/>
       <w:r>
         <w:rPr>
           <w:rStyle w:val="CommentReference"/>
           <w:sz w:val="24"/>
           <w:szCs w:val="24"/>
         </w:rPr>
-        <w:commentReference w:id="108"/>
+        <w:commentReference w:id="106"/>
       </w:r>
       <w:r>
         <w:t>prognozes metode ir vienkāršākā prognozēšanas metode, kurā nākamā mēneša vērtība tiek pieņemta kā vienāda ar iepriekšējā mēneša</w:t>
@@ -15928,18 +15868,18 @@
       <w:pPr>
         <w:pStyle w:val="Teksts"/>
       </w:pPr>
-      <w:commentRangeStart w:id="109"/>
+      <w:commentRangeStart w:id="107"/>
       <w:r>
         <w:t xml:space="preserve">Tas </w:t>
       </w:r>
-      <w:commentRangeEnd w:id="109"/>
+      <w:commentRangeEnd w:id="107"/>
       <w:r>
         <w:rPr>
           <w:rStyle w:val="CommentReference"/>
           <w:sz w:val="24"/>
           <w:szCs w:val="24"/>
         </w:rPr>
-        <w:commentReference w:id="109"/>
+        <w:commentReference w:id="107"/>
       </w:r>
       <w:r>
         <w:t>ir, prognozējot 2026. gada janvāri, tika izmantota 2025. gada decembra vērtība, prognozējot 2026. gada februāri, tika izmantota 2026. gada janvāra vērtība, un prognozējot 2026. gada martu, tika izmantota 2026. gada februāra vērtība.</w:t>
@@ -15949,18 +15889,18 @@
       <w:pPr>
         <w:pStyle w:val="Teksts"/>
       </w:pPr>
-      <w:commentRangeStart w:id="110"/>
+      <w:commentRangeStart w:id="108"/>
       <w:r>
         <w:t xml:space="preserve">Šajā </w:t>
       </w:r>
-      <w:commentRangeEnd w:id="110"/>
+      <w:commentRangeEnd w:id="108"/>
       <w:r>
         <w:rPr>
           <w:rStyle w:val="CommentReference"/>
           <w:sz w:val="24"/>
           <w:szCs w:val="24"/>
         </w:rPr>
-        <w:commentReference w:id="110"/>
+        <w:commentReference w:id="108"/>
       </w:r>
       <w:r>
         <w:t xml:space="preserve">darbā naivā prognoze tiek izmantota kā bāzes līnija salīdzināšanai ar citām metodēm. Ja sarežģītāks modelis nedarbojas labāk nekā vienkārši iepriekšējā mēneša </w:t>
@@ -15972,18 +15912,18 @@
       <w:r>
         <w:t xml:space="preserve"> </w:t>
       </w:r>
-      <w:commentRangeStart w:id="111"/>
+      <w:commentRangeStart w:id="109"/>
       <w:r>
         <w:t xml:space="preserve">Sakritība </w:t>
       </w:r>
-      <w:commentRangeEnd w:id="111"/>
+      <w:commentRangeEnd w:id="109"/>
       <w:r>
         <w:rPr>
           <w:rStyle w:val="CommentReference"/>
           <w:sz w:val="24"/>
           <w:szCs w:val="24"/>
         </w:rPr>
-        <w:commentReference w:id="111"/>
+        <w:commentReference w:id="109"/>
       </w:r>
       <w:r>
         <w:t>starp sarežģītākā modeļa prognozi un naivo prognozi neti</w:t>
@@ -16596,28 +16536,28 @@
           <w:lang w:val="ru-RU"/>
         </w:rPr>
       </w:pPr>
-      <w:bookmarkStart w:id="112" w:name="_Toc230115250"/>
+      <w:bookmarkStart w:id="110" w:name="_Toc230115250"/>
       <w:r>
         <w:t>Vienkāršā eksponenciālā izlīdzināšana</w:t>
       </w:r>
-      <w:bookmarkEnd w:id="112"/>
+      <w:bookmarkEnd w:id="110"/>
     </w:p>
     <w:p>
       <w:pPr>
         <w:pStyle w:val="Teksts"/>
       </w:pPr>
-      <w:commentRangeStart w:id="113"/>
+      <w:commentRangeStart w:id="111"/>
       <w:r>
         <w:t xml:space="preserve">Vienkāršā </w:t>
       </w:r>
-      <w:commentRangeEnd w:id="113"/>
+      <w:commentRangeEnd w:id="111"/>
       <w:r>
         <w:rPr>
           <w:rStyle w:val="CommentReference"/>
           <w:sz w:val="24"/>
           <w:szCs w:val="24"/>
         </w:rPr>
-        <w:commentReference w:id="113"/>
+        <w:commentReference w:id="111"/>
       </w:r>
       <w:r>
         <w:t>eksponenciālā izlīdzināšana ir tradicionāla laika rindu prognozēšanas metode, kurā nākamās vērtības prognoze tiek balstīta uz izlīdzinātu rindas līmeni, ņemot vērā iepriekšējos novērojumus. Atšķirībā no naivās prognozēšanas, šī metode balstās uz visām zināmajām rindas vērtībām (ieskaitot agrākās), pakāpeniski samazinot to ietekmi. Formāli metodi var uzrakstīt šādi:</w:t>
@@ -16980,18 +16920,18 @@
       <w:pPr>
         <w:pStyle w:val="Teksts"/>
       </w:pPr>
-      <w:commentRangeStart w:id="114"/>
+      <w:commentRangeStart w:id="112"/>
       <w:r>
         <w:t xml:space="preserve">Lai </w:t>
       </w:r>
-      <w:commentRangeEnd w:id="114"/>
+      <w:commentRangeEnd w:id="112"/>
       <w:r>
         <w:rPr>
           <w:rStyle w:val="CommentReference"/>
           <w:sz w:val="24"/>
           <w:szCs w:val="24"/>
         </w:rPr>
-        <w:commentReference w:id="114"/>
+        <w:commentReference w:id="112"/>
       </w:r>
       <w:r>
         <w:t>pielietotu metodi, dati tika iegūti no iepriekš apspriestās SQLite datubāzes. Šajā posmā kopējais pārdošanas apjoms (</w:t>
@@ -17117,18 +17057,18 @@
       <w:pPr>
         <w:pStyle w:val="Teksts"/>
       </w:pPr>
-      <w:commentRangeStart w:id="115"/>
+      <w:commentRangeStart w:id="113"/>
       <w:r>
         <w:t xml:space="preserve">Metode </w:t>
       </w:r>
-      <w:commentRangeEnd w:id="115"/>
+      <w:commentRangeEnd w:id="113"/>
       <w:r>
         <w:rPr>
           <w:rStyle w:val="CommentReference"/>
           <w:sz w:val="24"/>
           <w:szCs w:val="24"/>
         </w:rPr>
-        <w:commentReference w:id="115"/>
+        <w:commentReference w:id="113"/>
       </w:r>
       <w:r>
         <w:t xml:space="preserve">tika ieviesta Python valodā, izmantojot statsmodels bibliotēku, kurā vienkāršu eksponenciālu izlīdzināšanu attēlo SimpleExpSmoothing klase. Katrai grupai modelis tika apmācīts atsevišķi sērijas apmācības daļā. </w:t>
@@ -17774,28 +17714,28 @@
           <w:lang w:val="ru-RU"/>
         </w:rPr>
       </w:pPr>
-      <w:bookmarkStart w:id="116" w:name="_Toc230115251"/>
+      <w:bookmarkStart w:id="114" w:name="_Toc230115251"/>
       <w:r>
         <w:t>ARIMA modelis</w:t>
       </w:r>
-      <w:bookmarkEnd w:id="116"/>
+      <w:bookmarkEnd w:id="114"/>
     </w:p>
     <w:p>
       <w:pPr>
         <w:pStyle w:val="Teksts"/>
       </w:pPr>
-      <w:commentRangeStart w:id="117"/>
+      <w:commentRangeStart w:id="115"/>
       <w:r>
         <w:t xml:space="preserve">ARIMA </w:t>
       </w:r>
-      <w:commentRangeEnd w:id="117"/>
+      <w:commentRangeEnd w:id="115"/>
       <w:r>
         <w:rPr>
           <w:rStyle w:val="CommentReference"/>
           <w:sz w:val="24"/>
           <w:szCs w:val="24"/>
         </w:rPr>
-        <w:commentReference w:id="117"/>
+        <w:commentReference w:id="115"/>
       </w:r>
       <w:r>
         <w:t>modeli definē trīs nenegatīvu veselu skaitļu parametri: p, d un q</w:t>
@@ -17890,18 +17830,18 @@
       <w:pPr>
         <w:pStyle w:val="Teksts"/>
       </w:pPr>
-      <w:commentRangeStart w:id="118"/>
+      <w:commentRangeStart w:id="116"/>
       <w:r>
         <w:t xml:space="preserve">Pareiza </w:t>
       </w:r>
-      <w:commentRangeEnd w:id="118"/>
+      <w:commentRangeEnd w:id="116"/>
       <w:r>
         <w:rPr>
           <w:rStyle w:val="CommentReference"/>
           <w:sz w:val="24"/>
           <w:szCs w:val="24"/>
         </w:rPr>
-        <w:commentReference w:id="118"/>
+        <w:commentReference w:id="116"/>
       </w:r>
       <w:r>
         <w:t>šo trīs parametru kombinācija sniegtu vislabāko modeļa prognozi. Tā kā pareizo ARIMA konfigurāciju nevar iepriekš zināt, katram koda testam tika pārbaudīts ierobežots p, d un q kandidātu kombināciju kopums, un tika izvēlēta labākā. Labākās konfigurācijas izvēlei tika izmantots AIC kritērijs. Tās standarta formu var uzrakstīt šādi</w:t>
@@ -17956,7 +17896,7 @@
         </w:rPr>
         <w:tab/>
       </w:r>
-      <w:bookmarkStart w:id="119" w:name="_Ref226990354"/>
+      <w:bookmarkStart w:id="117" w:name="_Ref226990354"/>
       <m:oMath>
         <m:r>
           <w:rPr>
@@ -18089,7 +18029,7 @@
       <w:r>
         <w:t>)</w:t>
       </w:r>
-      <w:bookmarkEnd w:id="119"/>
+      <w:bookmarkEnd w:id="117"/>
     </w:p>
     <w:p>
       <w:pPr>
@@ -18173,28 +18113,28 @@
       <w:pPr>
         <w:pStyle w:val="Teksts"/>
       </w:pPr>
-      <w:commentRangeStart w:id="120"/>
-      <w:commentRangeStart w:id="121"/>
+      <w:commentRangeStart w:id="118"/>
+      <w:commentRangeStart w:id="119"/>
       <w:r>
         <w:t xml:space="preserve">Kritērijs </w:t>
       </w:r>
-      <w:commentRangeEnd w:id="121"/>
+      <w:commentRangeEnd w:id="119"/>
       <w:r>
         <w:rPr>
           <w:rStyle w:val="CommentReference"/>
           <w:sz w:val="24"/>
           <w:szCs w:val="24"/>
         </w:rPr>
-        <w:commentReference w:id="121"/>
-      </w:r>
-      <w:commentRangeEnd w:id="120"/>
+        <w:commentReference w:id="119"/>
+      </w:r>
+      <w:commentRangeEnd w:id="118"/>
       <w:r>
         <w:rPr>
           <w:rStyle w:val="CommentReference"/>
           <w:sz w:val="24"/>
           <w:szCs w:val="24"/>
         </w:rPr>
-        <w:commentReference w:id="120"/>
+        <w:commentReference w:id="118"/>
       </w:r>
       <w:r>
         <w:t xml:space="preserve">tiek aprēķināts, pamatojoties uz </w:t>
@@ -18348,18 +18288,18 @@
       <w:r>
         <w:t xml:space="preserve">. </w:t>
       </w:r>
-      <w:commentRangeStart w:id="122"/>
+      <w:commentRangeStart w:id="120"/>
       <w:r>
         <w:t xml:space="preserve">Līdz </w:t>
       </w:r>
-      <w:commentRangeEnd w:id="122"/>
+      <w:commentRangeEnd w:id="120"/>
       <w:r>
         <w:rPr>
           <w:rStyle w:val="CommentReference"/>
           <w:sz w:val="24"/>
           <w:szCs w:val="24"/>
         </w:rPr>
-        <w:commentReference w:id="122"/>
+        <w:commentReference w:id="120"/>
       </w:r>
       <w:r>
         <w:t>ar to k</w:t>
@@ -18386,18 +18326,18 @@
         </w:tabs>
         <w:jc w:val="left"/>
       </w:pPr>
-      <w:commentRangeStart w:id="123"/>
+      <w:commentRangeStart w:id="121"/>
       <w:r>
         <w:t xml:space="preserve">Sākotnējais </w:t>
       </w:r>
-      <w:commentRangeEnd w:id="123"/>
+      <w:commentRangeEnd w:id="121"/>
       <w:r>
         <w:rPr>
           <w:rStyle w:val="CommentReference"/>
           <w:sz w:val="24"/>
           <w:szCs w:val="24"/>
         </w:rPr>
-        <w:commentReference w:id="123"/>
+        <w:commentReference w:id="121"/>
       </w:r>
       <w:r>
         <w:t>kandidātu kombinācijas</w:t>
@@ -19257,18 +19197,18 @@
         </w:tabs>
         <w:jc w:val="left"/>
       </w:pPr>
-      <w:commentRangeStart w:id="124"/>
+      <w:commentRangeStart w:id="122"/>
       <w:r>
         <w:t xml:space="preserve">Implementācijai </w:t>
       </w:r>
-      <w:commentRangeEnd w:id="124"/>
+      <w:commentRangeEnd w:id="122"/>
       <w:r>
         <w:rPr>
           <w:rStyle w:val="CommentReference"/>
           <w:sz w:val="24"/>
           <w:szCs w:val="24"/>
         </w:rPr>
-        <w:commentReference w:id="124"/>
+        <w:commentReference w:id="122"/>
       </w:r>
       <w:r>
         <w:t>tika izmantota tā pati bibliotēka, kas tika izmantota vienkāršajai eksponenciālajai izlīdzināšanai, tāpēc pieeja un metodes palika nemainīgas; kods atšķīrās tikai noteiktos modeļa parametros. Veidojot ARIMA, papildus tika izmantoti parametri enforce_stationarity=False un enforce_invertibility=False. Pirmais parametrs atspējo stingro stacionaritātes prasību modeļa autoregresīvajai daļai, bet otrais atspējo stingro invertējamības prasību slīdošā vidējā daļai</w:t>
@@ -19998,41 +19938,41 @@
       <w:pPr>
         <w:pStyle w:val="2-lm-virsraksts"/>
       </w:pPr>
-      <w:bookmarkStart w:id="125" w:name="_Toc230115252"/>
+      <w:bookmarkStart w:id="123" w:name="_Toc230115252"/>
       <w:r>
         <w:t>LSTM neironu tīkls</w:t>
       </w:r>
-      <w:bookmarkEnd w:id="125"/>
+      <w:bookmarkEnd w:id="123"/>
     </w:p>
     <w:p>
       <w:pPr>
         <w:pStyle w:val="3-lm-virsraksts"/>
       </w:pPr>
-      <w:bookmarkStart w:id="126" w:name="_Toc230115253"/>
+      <w:bookmarkStart w:id="124" w:name="_Toc230115253"/>
       <w:r>
         <w:t>Neironu tīkls kā regresijas modelis</w:t>
       </w:r>
-      <w:bookmarkEnd w:id="126"/>
+      <w:bookmarkEnd w:id="124"/>
     </w:p>
     <w:p>
       <w:pPr>
         <w:pStyle w:val="Teksts"/>
       </w:pPr>
-      <w:commentRangeStart w:id="127"/>
+      <w:commentRangeStart w:id="125"/>
       <w:r>
         <w:t>V</w:t>
       </w:r>
       <w:r>
         <w:t xml:space="preserve">ienvirziena </w:t>
       </w:r>
-      <w:commentRangeEnd w:id="127"/>
+      <w:commentRangeEnd w:id="125"/>
       <w:r>
         <w:rPr>
           <w:rStyle w:val="CommentReference"/>
           <w:sz w:val="24"/>
           <w:szCs w:val="24"/>
         </w:rPr>
-        <w:commentReference w:id="127"/>
+        <w:commentReference w:id="125"/>
       </w:r>
       <w:r>
         <w:t>neironu tīklu</w:t>
@@ -20040,7 +19980,7 @@
       <w:r>
         <w:t xml:space="preserve"> (</w:t>
       </w:r>
-      <w:commentRangeStart w:id="128"/>
+      <w:commentRangeStart w:id="126"/>
       <w:r>
         <w:rPr>
           <w:i/>
@@ -20048,14 +19988,14 @@
         </w:rPr>
         <w:t>feedforward neural network</w:t>
       </w:r>
-      <w:commentRangeEnd w:id="128"/>
+      <w:commentRangeEnd w:id="126"/>
       <w:r>
         <w:rPr>
           <w:rStyle w:val="CommentReference"/>
           <w:sz w:val="24"/>
           <w:szCs w:val="24"/>
         </w:rPr>
-        <w:commentReference w:id="128"/>
+        <w:commentReference w:id="126"/>
       </w:r>
       <w:r>
         <w:t>)</w:t>
@@ -20162,7 +20102,7 @@
       <w:pPr>
         <w:pStyle w:val="Teksts"/>
       </w:pPr>
-      <w:commentRangeStart w:id="129"/>
+      <w:commentRangeStart w:id="127"/>
       <w:r>
         <w:t xml:space="preserve">Mākslīgs neirons pilnībā savienotā slānī aprēķina savu ieeju svērto summu ar pievienotu nobīdes terminu, kam seko nelineāras aktivācijas funkcijas pielietošana. Šo darbību var izteikt </w:t>
       </w:r>
@@ -20201,14 +20141,14 @@
       <w:r>
         <w:t>:</w:t>
       </w:r>
-      <w:commentRangeEnd w:id="129"/>
+      <w:commentRangeEnd w:id="127"/>
       <w:r>
         <w:rPr>
           <w:rStyle w:val="CommentReference"/>
           <w:sz w:val="24"/>
           <w:szCs w:val="24"/>
         </w:rPr>
-        <w:commentReference w:id="129"/>
+        <w:commentReference w:id="127"/>
       </w:r>
     </w:p>
     <w:p>
@@ -20459,18 +20399,18 @@
       <w:pPr>
         <w:pStyle w:val="Teksts"/>
       </w:pPr>
-      <w:commentRangeStart w:id="130"/>
+      <w:commentRangeStart w:id="128"/>
       <w:r>
         <w:t>Slānim</w:t>
       </w:r>
-      <w:commentRangeEnd w:id="130"/>
+      <w:commentRangeEnd w:id="128"/>
       <w:r>
         <w:rPr>
           <w:rStyle w:val="CommentReference"/>
           <w:sz w:val="24"/>
           <w:szCs w:val="24"/>
         </w:rPr>
-        <w:commentReference w:id="130"/>
+        <w:commentReference w:id="128"/>
       </w:r>
       <w:r>
         <w:t xml:space="preserve">, kas sastāv no vairākiem neironiem, šo aprēķinu </w:t>
@@ -20484,18 +20424,18 @@
       <w:r>
         <w:t xml:space="preserve">. </w:t>
       </w:r>
-      <w:commentRangeStart w:id="131"/>
+      <w:commentRangeStart w:id="129"/>
       <w:r>
         <w:t xml:space="preserve">Daudzslāņu </w:t>
       </w:r>
-      <w:commentRangeEnd w:id="131"/>
+      <w:commentRangeEnd w:id="129"/>
       <w:r>
         <w:rPr>
           <w:rStyle w:val="CommentReference"/>
           <w:sz w:val="24"/>
           <w:szCs w:val="24"/>
         </w:rPr>
-        <w:commentReference w:id="131"/>
+        <w:commentReference w:id="129"/>
       </w:r>
       <w:r>
         <w:t xml:space="preserve">perceptronos neironi ir organizēti ieejas, slēptajā un izejas slāņos, un tīkls mācās, pielāgojot svarus, lai samazinātu kļūdu starp prognozēto un vēlamo izejas vērtību </w:t>
@@ -20803,11 +20743,11 @@
       <w:pPr>
         <w:pStyle w:val="3-lm-virsraksts"/>
       </w:pPr>
-      <w:bookmarkStart w:id="132" w:name="_Toc230115254"/>
+      <w:bookmarkStart w:id="130" w:name="_Toc230115254"/>
       <w:r>
         <w:t>Aktivizācijas funkcijas</w:t>
       </w:r>
-      <w:bookmarkEnd w:id="132"/>
+      <w:bookmarkEnd w:id="130"/>
     </w:p>
     <w:p>
       <w:pPr>
@@ -21252,14 +21192,14 @@
           <w:lang w:val="ru-RU"/>
         </w:rPr>
       </w:pPr>
-      <w:bookmarkStart w:id="133" w:name="_Toc230115255"/>
+      <w:bookmarkStart w:id="131" w:name="_Toc230115255"/>
       <w:r>
         <w:rPr>
           <w:lang w:val="ru-RU"/>
         </w:rPr>
         <w:t>Tīkla apmācība</w:t>
       </w:r>
-      <w:bookmarkEnd w:id="133"/>
+      <w:bookmarkEnd w:id="131"/>
     </w:p>
     <w:p>
       <w:pPr>
@@ -22021,11 +21961,11 @@
       <w:pPr>
         <w:pStyle w:val="3-lm-virsraksts"/>
       </w:pPr>
-      <w:bookmarkStart w:id="134" w:name="_Toc230115256"/>
+      <w:bookmarkStart w:id="132" w:name="_Toc230115256"/>
       <w:r>
         <w:t>Optimizācija: SGD un adaptīvie optimizētāji</w:t>
       </w:r>
-      <w:bookmarkEnd w:id="134"/>
+      <w:bookmarkEnd w:id="132"/>
     </w:p>
     <w:p>
       <w:pPr>
@@ -22147,7 +22087,7 @@
           <w:lang w:val="ru-RU"/>
         </w:rPr>
       </w:pPr>
-      <w:bookmarkStart w:id="135" w:name="_Toc230115257"/>
+      <w:bookmarkStart w:id="133" w:name="_Toc230115257"/>
       <w:r>
         <w:t>Pazīm</w:t>
       </w:r>
@@ -22170,7 +22110,7 @@
       <w:r>
         <w:t xml:space="preserve"> standartizācija un normalizācija</w:t>
       </w:r>
-      <w:bookmarkEnd w:id="135"/>
+      <w:bookmarkEnd w:id="133"/>
     </w:p>
     <w:p>
       <w:pPr>
@@ -23175,14 +23115,14 @@
       <w:pPr>
         <w:pStyle w:val="3-lm-virsraksts"/>
       </w:pPr>
-      <w:bookmarkStart w:id="136" w:name="_Toc230115258"/>
+      <w:bookmarkStart w:id="134" w:name="_Toc230115258"/>
       <w:r>
         <w:t xml:space="preserve">Standartizācija </w:t>
       </w:r>
       <w:r>
         <w:t>LSTM realizācija</w:t>
       </w:r>
-      <w:bookmarkEnd w:id="136"/>
+      <w:bookmarkEnd w:id="134"/>
     </w:p>
     <w:p>
       <w:pPr>
@@ -23507,24 +23447,24 @@
           <w:lang w:val="it-IT"/>
         </w:rPr>
       </w:pPr>
-      <w:bookmarkStart w:id="137" w:name="_Toc230115259"/>
-      <w:commentRangeStart w:id="138"/>
+      <w:bookmarkStart w:id="135" w:name="_Toc230115259"/>
+      <w:commentRangeStart w:id="136"/>
       <w:r>
         <w:t xml:space="preserve">Rekurenti </w:t>
       </w:r>
-      <w:commentRangeEnd w:id="138"/>
+      <w:commentRangeEnd w:id="136"/>
       <w:r>
         <w:rPr>
           <w:rStyle w:val="CommentReference"/>
           <w:sz w:val="24"/>
           <w:szCs w:val="24"/>
         </w:rPr>
-        <w:commentReference w:id="138"/>
+        <w:commentReference w:id="136"/>
       </w:r>
       <w:r>
         <w:t>tīkli un LSTM atšķirība</w:t>
       </w:r>
-      <w:bookmarkEnd w:id="137"/>
+      <w:bookmarkEnd w:id="135"/>
     </w:p>
     <w:p>
       <w:pPr>
@@ -24391,24 +24331,24 @@
       <w:pPr>
         <w:pStyle w:val="3-lm-virsraksts"/>
       </w:pPr>
-      <w:bookmarkStart w:id="139" w:name="_Toc230115260"/>
-      <w:commentRangeStart w:id="140"/>
+      <w:bookmarkStart w:id="137" w:name="_Toc230115260"/>
+      <w:commentRangeStart w:id="138"/>
       <w:r>
         <w:t xml:space="preserve">Datu </w:t>
       </w:r>
-      <w:commentRangeEnd w:id="140"/>
+      <w:commentRangeEnd w:id="138"/>
       <w:r>
         <w:rPr>
           <w:rStyle w:val="CommentReference"/>
           <w:sz w:val="24"/>
           <w:szCs w:val="24"/>
         </w:rPr>
-        <w:commentReference w:id="140"/>
+        <w:commentReference w:id="138"/>
       </w:r>
       <w:r>
         <w:t>sagatavošana</w:t>
       </w:r>
-      <w:bookmarkEnd w:id="139"/>
+      <w:bookmarkEnd w:id="137"/>
     </w:p>
     <w:p>
       <w:pPr>
@@ -24907,18 +24847,18 @@
       <w:pPr>
         <w:pStyle w:val="Teksts"/>
       </w:pPr>
-      <w:commentRangeStart w:id="141"/>
+      <w:commentRangeStart w:id="139"/>
       <w:r>
         <w:t xml:space="preserve">Eksperimentā </w:t>
       </w:r>
-      <w:commentRangeEnd w:id="141"/>
+      <w:commentRangeEnd w:id="139"/>
       <w:r>
         <w:rPr>
           <w:rStyle w:val="CommentReference"/>
           <w:sz w:val="24"/>
           <w:szCs w:val="24"/>
         </w:rPr>
-        <w:commentReference w:id="141"/>
+        <w:commentReference w:id="139"/>
       </w:r>
       <w:r>
         <w:t xml:space="preserve">viens LSTM modelis tiek apmācīts uz kopīga logu kopas, kas savākta no visām grupām. To var redzēt </w:t>
@@ -25396,14 +25336,14 @@
       <w:pPr>
         <w:pStyle w:val="3-lm-virsraksts"/>
       </w:pPr>
-      <w:bookmarkStart w:id="142" w:name="_Toc230115261"/>
+      <w:bookmarkStart w:id="140" w:name="_Toc230115261"/>
       <w:r>
         <w:t xml:space="preserve">Modeļa arhitektūra </w:t>
       </w:r>
       <w:r>
         <w:t>un apmācībā</w:t>
       </w:r>
-      <w:bookmarkEnd w:id="142"/>
+      <w:bookmarkEnd w:id="140"/>
     </w:p>
     <w:p>
       <w:pPr>
@@ -25533,7 +25473,7 @@
           <w:numId w:val="16"/>
         </w:numPr>
       </w:pPr>
-      <w:commentRangeStart w:id="143"/>
+      <w:commentRangeStart w:id="141"/>
       <w:r>
         <w:t>g</w:t>
       </w:r>
@@ -25552,14 +25492,14 @@
       <w:r>
         <w:t xml:space="preserve">, </w:t>
       </w:r>
-      <w:commentRangeEnd w:id="143"/>
+      <w:commentRangeEnd w:id="141"/>
       <w:r>
         <w:rPr>
           <w:rStyle w:val="CommentReference"/>
           <w:sz w:val="24"/>
           <w:szCs w:val="24"/>
         </w:rPr>
-        <w:commentReference w:id="143"/>
+        <w:commentReference w:id="141"/>
       </w:r>
     </w:p>
     <w:p>
@@ -25638,8 +25578,8 @@
           <w:iCs/>
         </w:rPr>
       </w:pPr>
-      <w:commentRangeStart w:id="144"/>
-      <w:commentRangeStart w:id="145"/>
+      <w:commentRangeStart w:id="142"/>
+      <w:commentRangeStart w:id="143"/>
       <w:r>
         <w:t>l</w:t>
       </w:r>
@@ -25653,7 +25593,7 @@
         </w:rPr>
         <w:t>nn.Linear(16 + 4, 1).</w:t>
       </w:r>
-      <w:commentRangeEnd w:id="145"/>
+      <w:commentRangeEnd w:id="143"/>
       <w:r>
         <w:rPr>
           <w:rStyle w:val="CommentReference"/>
@@ -25662,9 +25602,9 @@
           <w:sz w:val="24"/>
           <w:szCs w:val="24"/>
         </w:rPr>
-        <w:commentReference w:id="145"/>
-      </w:r>
-      <w:commentRangeEnd w:id="144"/>
+        <w:commentReference w:id="143"/>
+      </w:r>
+      <w:commentRangeEnd w:id="142"/>
       <w:r>
         <w:rPr>
           <w:rStyle w:val="CommentReference"/>
@@ -25673,7 +25613,7 @@
           <w:sz w:val="24"/>
           <w:szCs w:val="24"/>
         </w:rPr>
-        <w:commentReference w:id="144"/>
+        <w:commentReference w:id="142"/>
       </w:r>
     </w:p>
     <w:p>
@@ -25684,18 +25624,18 @@
         <w:lastRenderedPageBreak/>
         <w:t xml:space="preserve">Hiperparametri ir fiksēti faila sākumā: </w:t>
       </w:r>
-      <w:commentRangeStart w:id="146"/>
+      <w:commentRangeStart w:id="144"/>
       <w:r>
         <w:t>3 mēnešu logs</w:t>
       </w:r>
-      <w:commentRangeEnd w:id="146"/>
+      <w:commentRangeEnd w:id="144"/>
       <w:r>
         <w:rPr>
           <w:rStyle w:val="CommentReference"/>
           <w:sz w:val="24"/>
           <w:szCs w:val="24"/>
         </w:rPr>
-        <w:commentReference w:id="146"/>
+        <w:commentReference w:id="144"/>
       </w:r>
       <w:r>
         <w:t xml:space="preserve">, 16 slēptā stāvokļa lielums, 4 iegulšanas lielums, 400 </w:t>
@@ -25711,18 +25651,18 @@
       <w:pPr>
         <w:pStyle w:val="Teksts"/>
       </w:pPr>
-      <w:commentRangeStart w:id="147"/>
+      <w:commentRangeStart w:id="145"/>
       <w:r>
         <w:t xml:space="preserve">Apmācība </w:t>
       </w:r>
-      <w:commentRangeEnd w:id="147"/>
+      <w:commentRangeEnd w:id="145"/>
       <w:r>
         <w:rPr>
           <w:rStyle w:val="CommentReference"/>
           <w:sz w:val="24"/>
           <w:szCs w:val="24"/>
         </w:rPr>
-        <w:commentReference w:id="147"/>
+        <w:commentReference w:id="145"/>
       </w:r>
       <w:r>
         <w:t xml:space="preserve">notiek, izmantojot </w:t>
@@ -26689,28 +26629,28 @@
       <w:pPr>
         <w:pStyle w:val="2-lm-virsraksts"/>
       </w:pPr>
-      <w:bookmarkStart w:id="148" w:name="_Toc230115262"/>
+      <w:bookmarkStart w:id="146" w:name="_Toc230115262"/>
       <w:r>
         <w:t>Procentuālās kļūdas ierobežojumi un papildu relatīvās kļūdas rādītāji</w:t>
       </w:r>
-      <w:bookmarkEnd w:id="148"/>
+      <w:bookmarkEnd w:id="146"/>
     </w:p>
     <w:p>
       <w:pPr>
         <w:pStyle w:val="Teksts"/>
       </w:pPr>
-      <w:commentRangeStart w:id="149"/>
+      <w:commentRangeStart w:id="147"/>
       <w:r>
         <w:t xml:space="preserve">Kā </w:t>
       </w:r>
-      <w:commentRangeEnd w:id="149"/>
+      <w:commentRangeEnd w:id="147"/>
       <w:r>
         <w:rPr>
           <w:rStyle w:val="CommentReference"/>
           <w:sz w:val="24"/>
           <w:szCs w:val="24"/>
         </w:rPr>
-        <w:commentReference w:id="149"/>
+        <w:commentReference w:id="147"/>
       </w:r>
       <w:r>
         <w:t xml:space="preserve">minēts iepriekš, modeļi tika novērtēti trīs atsevišķos mēnešos katrai materiālu grupai, kā rezultātā katram modelim tika iegūta 21 prognoze. Absolūtā procentuālā kļūda (absolūtā starpība starp faktisko un prognozēto vērtību, dalīta ar faktisko vērtību) ir viegli interpretējama, taču tai </w:t>
@@ -26732,18 +26672,18 @@
       <w:pPr>
         <w:pStyle w:val="Teksts"/>
       </w:pPr>
-      <w:commentRangeStart w:id="150"/>
+      <w:commentRangeStart w:id="148"/>
       <w:r>
         <w:t xml:space="preserve">Varētu </w:t>
       </w:r>
-      <w:commentRangeEnd w:id="150"/>
+      <w:commentRangeEnd w:id="148"/>
       <w:r>
         <w:rPr>
           <w:rStyle w:val="CommentReference"/>
           <w:sz w:val="24"/>
           <w:szCs w:val="24"/>
         </w:rPr>
-        <w:commentReference w:id="150"/>
+        <w:commentReference w:id="148"/>
       </w:r>
       <w:r>
         <w:t xml:space="preserve">apgalvot, ka šī iemesla dēļ pastāv arī MAE un RMSE, taču arī tiem ir savas problēmas </w:t>
@@ -26786,18 +26726,18 @@
       <w:pPr>
         <w:pStyle w:val="Teksts"/>
       </w:pPr>
-      <w:commentRangeStart w:id="151"/>
+      <w:commentRangeStart w:id="149"/>
       <w:r>
         <w:t xml:space="preserve">Lai </w:t>
       </w:r>
-      <w:commentRangeEnd w:id="151"/>
+      <w:commentRangeEnd w:id="149"/>
       <w:r>
         <w:rPr>
           <w:rStyle w:val="CommentReference"/>
           <w:sz w:val="24"/>
           <w:szCs w:val="24"/>
         </w:rPr>
-        <w:commentReference w:id="151"/>
+        <w:commentReference w:id="149"/>
       </w:r>
       <w:r>
         <w:t>risinātu šo</w:t>
@@ -27467,18 +27407,18 @@
       <w:pPr>
         <w:pStyle w:val="Teksts"/>
       </w:pPr>
-      <w:commentRangeStart w:id="152"/>
+      <w:commentRangeStart w:id="150"/>
       <w:r>
         <w:t xml:space="preserve">Citiem </w:t>
       </w:r>
-      <w:commentRangeEnd w:id="152"/>
+      <w:commentRangeEnd w:id="150"/>
       <w:r>
         <w:rPr>
           <w:rStyle w:val="CommentReference"/>
           <w:sz w:val="24"/>
           <w:szCs w:val="24"/>
         </w:rPr>
-        <w:commentReference w:id="152"/>
+        <w:commentReference w:id="150"/>
       </w:r>
       <w:r>
         <w:t xml:space="preserve">vārdiem sakot, šis rādītājs parāda, cik liela ir mēneša prognozes kļūda, salīdzinot ar materiālu grupas kopējo faktisko pārdošanas apjomu visā prognozes periodā. Tas aprēķina relatīvu kļūdu pat tad, ja faktiskā vērtība </w:t>
@@ -27509,18 +27449,18 @@
       <w:pPr>
         <w:pStyle w:val="Teksts"/>
       </w:pPr>
-      <w:commentRangeStart w:id="153"/>
+      <w:commentRangeStart w:id="151"/>
       <w:r>
         <w:t xml:space="preserve">Šī </w:t>
       </w:r>
-      <w:commentRangeEnd w:id="153"/>
+      <w:commentRangeEnd w:id="151"/>
       <w:r>
         <w:rPr>
           <w:rStyle w:val="CommentReference"/>
           <w:sz w:val="24"/>
           <w:szCs w:val="24"/>
         </w:rPr>
-        <w:commentReference w:id="153"/>
+        <w:commentReference w:id="151"/>
       </w:r>
       <w:r>
         <w:t>iemesla dēļ tika apsvērts vēl viens rādītājs, kas novērtē kļūdu materiālu grupas līmenī, summējot visas grupas absolūtās kļūdas prognozes periodā un dalot šo vērtību ar tās pašas grupas kopējo faktisko pārdošanas apjomu. Šāda veida rādītājs ģenerē septiņas vērtības, pa vienai katrai grupai:</w:t>
@@ -28209,18 +28149,18 @@
       <w:pPr>
         <w:pStyle w:val="Teksts"/>
       </w:pPr>
-      <w:commentRangeStart w:id="154"/>
+      <w:commentRangeStart w:id="152"/>
       <w:r>
         <w:t xml:space="preserve">Šis </w:t>
       </w:r>
-      <w:commentRangeEnd w:id="154"/>
+      <w:commentRangeEnd w:id="152"/>
       <w:r>
         <w:rPr>
           <w:rStyle w:val="CommentReference"/>
           <w:sz w:val="24"/>
           <w:szCs w:val="24"/>
         </w:rPr>
-        <w:commentReference w:id="154"/>
+        <w:commentReference w:id="152"/>
       </w:r>
       <w:r>
         <w:t>rādītājs parāda, cik liela ir materiālu grupas kopējā prognozēšanas kļūda salīdzinājumā ar tās pašas grupas kopējo faktisko pārdošanas apjomu prognozēšanas periodā. Tas atrisina pielāgotā APE problēmu, jo gan skaitītājs, gan saucējs tiek aprēķināti vienā un tajā pašā periodā. Tomēr šī</w:t>
@@ -28318,18 +28258,18 @@
           <w:tab w:val="right" w:pos="8222"/>
         </w:tabs>
       </w:pPr>
-      <w:commentRangeStart w:id="155"/>
+      <w:commentRangeStart w:id="153"/>
       <w:r>
         <w:t xml:space="preserve">Tika </w:t>
       </w:r>
-      <w:commentRangeEnd w:id="155"/>
+      <w:commentRangeEnd w:id="153"/>
       <w:r>
         <w:rPr>
           <w:rStyle w:val="CommentReference"/>
           <w:sz w:val="24"/>
           <w:szCs w:val="24"/>
         </w:rPr>
-        <w:commentReference w:id="155"/>
+        <w:commentReference w:id="153"/>
       </w:r>
       <w:r>
         <w:t xml:space="preserve">konstatēts, ka otrais rādītājs ir ļoti līdzīgs </w:t>
@@ -28721,19 +28661,19 @@
       <w:pPr>
         <w:pStyle w:val="Teksts"/>
       </w:pPr>
-      <w:commentRangeStart w:id="156"/>
+      <w:commentRangeStart w:id="154"/>
       <w:r>
         <w:lastRenderedPageBreak/>
         <w:t xml:space="preserve">Vienkārši </w:t>
       </w:r>
-      <w:commentRangeEnd w:id="156"/>
+      <w:commentRangeEnd w:id="154"/>
       <w:r>
         <w:rPr>
           <w:rStyle w:val="CommentReference"/>
           <w:sz w:val="24"/>
           <w:szCs w:val="24"/>
         </w:rPr>
-        <w:commentReference w:id="156"/>
+        <w:commentReference w:id="154"/>
       </w:r>
       <w:r>
         <w:t>sakot, WAPE parāda, cik liela ir</w:t>
@@ -28744,18 +28684,18 @@
       <w:r>
         <w:t xml:space="preserve"> kopējā absolūtā prognozes kļūda, salīdzinot ar kopējo faktisko pārdošanas apjomu visā testa kopā. Tā kā nav nepieciešama dalīšana ar katru atsevišķo faktisko vērtību, prognožu gadījumi ar nulles mēneša pārdošanas apjomu joprojām tiek iekļauti novērtējumā. WAPE arī novērš divu iepriekšējo metriku radītās problēmas, jo atšķirībā no tiem tas ietver visus 21 prognozes gadījumu, novērš dalīšanas ar nulli problēmu un tā rezultātu neietekmē testa sadalījuma apjoms. </w:t>
       </w:r>
-      <w:commentRangeStart w:id="157"/>
+      <w:commentRangeStart w:id="155"/>
       <w:r>
         <w:t xml:space="preserve">Tāpēc </w:t>
       </w:r>
-      <w:commentRangeEnd w:id="157"/>
+      <w:commentRangeEnd w:id="155"/>
       <w:r>
         <w:rPr>
           <w:rStyle w:val="CommentReference"/>
           <w:sz w:val="24"/>
           <w:szCs w:val="24"/>
         </w:rPr>
-        <w:commentReference w:id="157"/>
+        <w:commentReference w:id="155"/>
       </w:r>
       <w:r>
         <w:t xml:space="preserve">šis rādītājs </w:t>
@@ -28783,38 +28723,38 @@
       <w:pPr>
         <w:pStyle w:val="2-lm-virsraksts"/>
       </w:pPr>
-      <w:bookmarkStart w:id="158" w:name="_Toc230115263"/>
-      <w:commentRangeStart w:id="159"/>
+      <w:bookmarkStart w:id="156" w:name="_Toc230115263"/>
+      <w:commentRangeStart w:id="157"/>
       <w:r>
         <w:t>Metožu salīdzinājums un starpsecinājumi</w:t>
       </w:r>
-      <w:bookmarkEnd w:id="158"/>
-      <w:commentRangeEnd w:id="159"/>
+      <w:bookmarkEnd w:id="156"/>
+      <w:commentRangeEnd w:id="157"/>
       <w:r>
         <w:rPr>
           <w:rStyle w:val="CommentReference"/>
           <w:sz w:val="28"/>
           <w:szCs w:val="28"/>
         </w:rPr>
-        <w:commentReference w:id="159"/>
+        <w:commentReference w:id="157"/>
       </w:r>
     </w:p>
     <w:p>
       <w:pPr>
         <w:pStyle w:val="Teksts"/>
       </w:pPr>
-      <w:commentRangeStart w:id="160"/>
+      <w:commentRangeStart w:id="158"/>
       <w:r>
         <w:t xml:space="preserve">Lai </w:t>
       </w:r>
-      <w:commentRangeEnd w:id="160"/>
+      <w:commentRangeEnd w:id="158"/>
       <w:r>
         <w:rPr>
           <w:rStyle w:val="CommentReference"/>
           <w:sz w:val="24"/>
           <w:szCs w:val="24"/>
         </w:rPr>
-        <w:commentReference w:id="160"/>
+        <w:commentReference w:id="158"/>
       </w:r>
       <w:r>
         <w:t xml:space="preserve">salīdzinātu prognozēšanas metodes, katrs modelis ģenerēja viena mēneša prognozes tām pašām materiālu grupām un tiem pašiem trim testa mēnešiem. Tas neatspoguļo to, cik labi metodes kopumā darbojās, bet gan to, cik piemērota katra metode bija pašreizējam uzņēmuma datu kopumam. Lasītājiem jāpatur prātā arī atšķirība modeļa ievades datos: tradicionālajām metodēm tika doti tikai vēsturiskie pārdošanas apjomi, savukārt LSTM modelim papildus tika </w:t>
@@ -28848,18 +28788,18 @@
       <w:pPr>
         <w:pStyle w:val="Teksts"/>
       </w:pPr>
-      <w:commentRangeStart w:id="161"/>
+      <w:commentRangeStart w:id="159"/>
       <w:r>
         <w:t xml:space="preserve">Apkopotie </w:t>
       </w:r>
-      <w:commentRangeEnd w:id="161"/>
+      <w:commentRangeEnd w:id="159"/>
       <w:r>
         <w:rPr>
           <w:rStyle w:val="CommentReference"/>
           <w:sz w:val="24"/>
           <w:szCs w:val="24"/>
         </w:rPr>
-        <w:commentReference w:id="161"/>
+        <w:commentReference w:id="159"/>
       </w:r>
       <w:r>
         <w:t>novērtēto metožu rezultāti ir parādīti 5.</w:t>
@@ -29524,18 +29464,18 @@
       <w:pPr>
         <w:pStyle w:val="Teksts"/>
       </w:pPr>
-      <w:commentRangeStart w:id="162"/>
+      <w:commentRangeStart w:id="160"/>
       <w:r>
         <w:t xml:space="preserve">Saskaņā </w:t>
       </w:r>
-      <w:commentRangeEnd w:id="162"/>
+      <w:commentRangeEnd w:id="160"/>
       <w:r>
         <w:rPr>
           <w:rStyle w:val="CommentReference"/>
           <w:sz w:val="24"/>
           <w:szCs w:val="24"/>
         </w:rPr>
-        <w:commentReference w:id="162"/>
+        <w:commentReference w:id="160"/>
       </w:r>
       <w:r>
         <w:t xml:space="preserve">ar WAPE datiem, labākais rezultāts tika iegūts ar naivo metodi. Tas nozīmē, ka pašreizējam datu kopumam, izmantojot iepriekšējā mēneša pārdošanas vērtību kā nākamā mēneša prognozi, tika iegūta mazāka kopējā relatīvā kļūda nekā SES, ARIMA un LSTM. Šis rezultāts nav tik pārsteidzošs pieejamo datu kontekstā. Laikrindas pat neaptver pilnu gada sezonālo ciklu. Šādos apstākļos vienkāršāka metode var būt stabilāka nekā sarežģītāka, kas cenšas ņemt vērā </w:t>
@@ -29569,18 +29509,18 @@
       <w:pPr>
         <w:pStyle w:val="Teksts"/>
       </w:pPr>
-      <w:commentRangeStart w:id="163"/>
+      <w:commentRangeStart w:id="161"/>
       <w:r>
         <w:t xml:space="preserve">SES </w:t>
       </w:r>
-      <w:commentRangeEnd w:id="163"/>
+      <w:commentRangeEnd w:id="161"/>
       <w:r>
         <w:rPr>
           <w:rStyle w:val="CommentReference"/>
           <w:sz w:val="24"/>
           <w:szCs w:val="24"/>
         </w:rPr>
-        <w:commentReference w:id="163"/>
+        <w:commentReference w:id="161"/>
       </w:r>
       <w:r>
         <w:t xml:space="preserve">metode pēc WAPE datiem deva otro labāko rezultātu </w:t>
@@ -29673,18 +29613,18 @@
       <w:pPr>
         <w:pStyle w:val="Teksts"/>
       </w:pPr>
-      <w:commentRangeStart w:id="164"/>
+      <w:commentRangeStart w:id="162"/>
       <w:r>
         <w:t xml:space="preserve">ARIMA </w:t>
       </w:r>
-      <w:commentRangeEnd w:id="164"/>
+      <w:commentRangeEnd w:id="162"/>
       <w:r>
         <w:rPr>
           <w:rStyle w:val="CommentReference"/>
           <w:sz w:val="24"/>
           <w:szCs w:val="24"/>
         </w:rPr>
-        <w:commentReference w:id="164"/>
+        <w:commentReference w:id="162"/>
       </w:r>
       <w:r>
         <w:t xml:space="preserve">modelis uzrādīja vājākus rezultātus nekā gan naivā, gan SES metode. </w:t>
@@ -29700,18 +29640,18 @@
       <w:pPr>
         <w:pStyle w:val="Teksts"/>
       </w:pPr>
-      <w:commentRangeStart w:id="165"/>
+      <w:commentRangeStart w:id="163"/>
       <w:r>
         <w:t xml:space="preserve">LSTM </w:t>
       </w:r>
-      <w:commentRangeEnd w:id="165"/>
+      <w:commentRangeEnd w:id="163"/>
       <w:r>
         <w:rPr>
           <w:rStyle w:val="CommentReference"/>
           <w:sz w:val="24"/>
           <w:szCs w:val="24"/>
         </w:rPr>
-        <w:commentReference w:id="165"/>
+        <w:commentReference w:id="163"/>
       </w:r>
       <w:r>
         <w:t>modelis uzrādīja vājāko WAPE rezultātu. Tas parāda, ka piekļuve plašākam ievades funkciju kopumam nekā tradicionālajām metodēm automātiski nenodrošina labāku prognozēšanas kvalitāti. LSTM modeļiem parasti ir nepieciešams pietiekami daudz apmācības piemēru, lai atklātu lineār</w:t>
@@ -29784,7 +29724,7 @@
       <w:pPr>
         <w:pStyle w:val="1-lm-numurts-virsraksts"/>
       </w:pPr>
-      <w:bookmarkStart w:id="166" w:name="_Toc230115264"/>
+      <w:bookmarkStart w:id="164" w:name="_Toc230115264"/>
       <w:r>
         <w:lastRenderedPageBreak/>
         <w:t>D</w:t>
@@ -29792,7 +29732,7 @@
       <w:r>
         <w:t>atu papildināšana ar sintētiskajiem datiem</w:t>
       </w:r>
-      <w:bookmarkEnd w:id="166"/>
+      <w:bookmarkEnd w:id="164"/>
     </w:p>
     <w:p>
       <w:pPr>
@@ -29946,11 +29886,11 @@
       <w:pPr>
         <w:pStyle w:val="2-lm-virsraksts"/>
       </w:pPr>
-      <w:bookmarkStart w:id="167" w:name="_Toc230115265"/>
+      <w:bookmarkStart w:id="165" w:name="_Toc230115265"/>
       <w:r>
         <w:t>Iespējamās palielināšanas pieejas</w:t>
       </w:r>
-      <w:bookmarkEnd w:id="167"/>
+      <w:bookmarkEnd w:id="165"/>
     </w:p>
     <w:p>
       <w:pPr>
@@ -30211,10 +30151,7 @@
         <w:t xml:space="preserve"> </w:t>
       </w:r>
       <w:r>
-        <w:t>SDV PAR modelis arī netiks izmantots</w:t>
-      </w:r>
-      <w:r>
-        <w:t xml:space="preserve">, jo pētījumā </w:t>
+        <w:t xml:space="preserve">SDV PAR modelis arī netiks izmantots, jo pētījumā </w:t>
       </w:r>
       <w:sdt>
         <w:sdtPr>
@@ -30384,18 +30321,18 @@
       <w:pPr>
         <w:pStyle w:val="Teksts"/>
       </w:pPr>
-      <w:commentRangeStart w:id="168"/>
+      <w:commentRangeStart w:id="166"/>
       <w:r>
         <w:t xml:space="preserve">Novērtēšanas </w:t>
       </w:r>
-      <w:commentRangeEnd w:id="168"/>
+      <w:commentRangeEnd w:id="166"/>
       <w:r>
         <w:rPr>
           <w:rStyle w:val="CommentReference"/>
           <w:sz w:val="24"/>
           <w:szCs w:val="24"/>
         </w:rPr>
-        <w:commentReference w:id="168"/>
+        <w:commentReference w:id="166"/>
       </w:r>
       <w:r>
         <w:t>protokols atspoguļo iepriekšējo nodaļu. Tiek saglabāti tie paši slīdošie vienu soli uz priekšu sadalījumi, un tie paši reālie testa mēneši paliek neskarti. Papildināšana tiks veikta tikai apmācības datiem pēc tam, kad reālie dati ir ielādēti un pārveidoti modelim gatavos logos, bet pirms modeļa pielāgošanas. Papildināšana tiks piemērota tikai iegūtajiem un sagatavotajiem datiem. Citiem vārdiem sakot, tiks saglabāta sākotnējā datu kopas (</w:t>
@@ -30415,11 +30352,11 @@
       <w:pPr>
         <w:pStyle w:val="3-lm-virsraksts"/>
       </w:pPr>
-      <w:bookmarkStart w:id="169" w:name="_Toc230115266"/>
+      <w:bookmarkStart w:id="167" w:name="_Toc230115266"/>
       <w:r>
         <w:t>Trūkstošo mēnešu problēma</w:t>
       </w:r>
-      <w:bookmarkEnd w:id="169"/>
+      <w:bookmarkEnd w:id="167"/>
     </w:p>
     <w:p>
       <w:pPr>
@@ -30568,31 +30505,31 @@
       <w:pPr>
         <w:pStyle w:val="2-lm-virsraksts"/>
       </w:pPr>
-      <w:bookmarkStart w:id="170" w:name="_Toc230115267"/>
+      <w:bookmarkStart w:id="168" w:name="_Toc230115267"/>
       <w:r>
         <w:t xml:space="preserve">Python </w:t>
       </w:r>
       <w:r>
         <w:t>implementācija</w:t>
       </w:r>
-      <w:bookmarkEnd w:id="170"/>
+      <w:bookmarkEnd w:id="168"/>
     </w:p>
     <w:p>
       <w:pPr>
         <w:pStyle w:val="Teksts"/>
       </w:pPr>
-      <w:commentRangeStart w:id="171"/>
+      <w:commentRangeStart w:id="169"/>
       <w:r>
         <w:t xml:space="preserve">Papildināšanas </w:t>
       </w:r>
-      <w:commentRangeEnd w:id="171"/>
+      <w:commentRangeEnd w:id="169"/>
       <w:r>
         <w:rPr>
           <w:rStyle w:val="CommentReference"/>
           <w:sz w:val="24"/>
           <w:szCs w:val="24"/>
         </w:rPr>
-        <w:commentReference w:id="171"/>
+        <w:commentReference w:id="169"/>
       </w:r>
       <w:r>
         <w:t xml:space="preserve">eksperiments tika </w:t>
@@ -31619,28 +31556,28 @@
       <w:pPr>
         <w:pStyle w:val="2-lm-virsraksts"/>
       </w:pPr>
-      <w:bookmarkStart w:id="172" w:name="_Toc230115268"/>
+      <w:bookmarkStart w:id="170" w:name="_Toc230115268"/>
       <w:r>
         <w:t>LSTM novērtēšana ar papildinātiem apmācības datiem</w:t>
       </w:r>
-      <w:bookmarkEnd w:id="172"/>
+      <w:bookmarkEnd w:id="170"/>
     </w:p>
     <w:p>
       <w:pPr>
         <w:pStyle w:val="Teksts"/>
       </w:pPr>
-      <w:commentRangeStart w:id="173"/>
+      <w:commentRangeStart w:id="171"/>
       <w:r>
         <w:t xml:space="preserve">Salīdzinājums </w:t>
       </w:r>
-      <w:commentRangeEnd w:id="173"/>
+      <w:commentRangeEnd w:id="171"/>
       <w:r>
         <w:rPr>
           <w:rStyle w:val="CommentReference"/>
           <w:sz w:val="24"/>
           <w:szCs w:val="24"/>
         </w:rPr>
-        <w:commentReference w:id="173"/>
+        <w:commentReference w:id="171"/>
       </w:r>
       <w:r>
         <w:t xml:space="preserve">tika veikts ar sākotnējo LSTM modeli, kas apmācīts ar reāliem datiem. Salīdzinājumā tika iekļauts arī naivs modelis, jo tas ir galvenais bāzes modelis. Papildinātais LSTM izmantoja to pašu modeli, koda struktūru un testa periodus kā sākotnējais LSTM, bet apmācības laikā tika izmantoti papildinātie dati, kas tika sintezēti, aprēķinot blakus esošo apmācības paraugu vidējo vērtību. Rezultāti ir parādīti 6.8. tabulā. Tika izmantoti tie paši novērtēšanas rādītāji kā 5.7. sadaļā: MAE, RMSE, MAPE, </w:t>
@@ -32275,18 +32212,18 @@
       <w:pPr>
         <w:pStyle w:val="Teksts"/>
       </w:pPr>
-      <w:commentRangeStart w:id="174"/>
+      <w:commentRangeStart w:id="172"/>
       <w:r>
         <w:t xml:space="preserve">Rezultāti </w:t>
       </w:r>
-      <w:commentRangeEnd w:id="174"/>
+      <w:commentRangeEnd w:id="172"/>
       <w:r>
         <w:rPr>
           <w:rStyle w:val="CommentReference"/>
           <w:sz w:val="24"/>
           <w:szCs w:val="24"/>
         </w:rPr>
-        <w:commentReference w:id="174"/>
+        <w:commentReference w:id="172"/>
       </w:r>
       <w:r>
         <w:t>liecina, ka papildinātais LSTM nedaudz uzlaboja dažus apkopotos rādītājus, salīdzinot ar sākotnējo LSTM. MAE samazinājās no 3</w:t>
@@ -32405,18 +32342,18 @@
       <w:pPr>
         <w:pStyle w:val="Teksts"/>
       </w:pPr>
-      <w:commentRangeStart w:id="175"/>
+      <w:commentRangeStart w:id="173"/>
       <w:r>
         <w:t xml:space="preserve">Rezultātā </w:t>
       </w:r>
-      <w:commentRangeEnd w:id="175"/>
+      <w:commentRangeEnd w:id="173"/>
       <w:r>
         <w:rPr>
           <w:rStyle w:val="CommentReference"/>
           <w:sz w:val="24"/>
           <w:szCs w:val="24"/>
         </w:rPr>
-        <w:commentReference w:id="175"/>
+        <w:commentReference w:id="173"/>
       </w:r>
       <w:r>
         <w:t xml:space="preserve">nav </w:t>
@@ -32808,18 +32745,18 @@
       <w:pPr>
         <w:pStyle w:val="Teksts"/>
       </w:pPr>
-      <w:commentRangeStart w:id="176"/>
+      <w:commentRangeStart w:id="174"/>
       <w:r>
         <w:t xml:space="preserve">6.9. tabulā </w:t>
       </w:r>
-      <w:commentRangeEnd w:id="176"/>
+      <w:commentRangeEnd w:id="174"/>
       <w:r>
         <w:rPr>
           <w:rStyle w:val="CommentReference"/>
           <w:sz w:val="24"/>
           <w:szCs w:val="24"/>
         </w:rPr>
-        <w:commentReference w:id="176"/>
+        <w:commentReference w:id="174"/>
       </w:r>
       <w:r>
         <w:t xml:space="preserve">redzams, ka uzlabojums nav sistemātisks: </w:t>
@@ -33596,18 +33533,18 @@
       <w:r>
         <w:t>Tabula</w:t>
       </w:r>
-      <w:commentRangeStart w:id="177"/>
+      <w:commentRangeStart w:id="175"/>
       <w:r>
         <w:t xml:space="preserve"> </w:t>
       </w:r>
-      <w:commentRangeEnd w:id="177"/>
+      <w:commentRangeEnd w:id="175"/>
       <w:r>
         <w:rPr>
           <w:rStyle w:val="CommentReference"/>
           <w:sz w:val="24"/>
           <w:szCs w:val="24"/>
         </w:rPr>
-        <w:commentReference w:id="177"/>
+        <w:commentReference w:id="175"/>
       </w:r>
       <w:r>
         <w:t xml:space="preserve">rāda, ka </w:t>
@@ -33687,18 +33624,18 @@
       <w:r>
         <w:t xml:space="preserve"> </w:t>
       </w:r>
-      <w:commentRangeStart w:id="178"/>
+      <w:commentRangeStart w:id="176"/>
       <w:r>
         <w:t xml:space="preserve">Šis </w:t>
       </w:r>
-      <w:commentRangeEnd w:id="178"/>
+      <w:commentRangeEnd w:id="176"/>
       <w:r>
         <w:rPr>
           <w:rStyle w:val="CommentReference"/>
           <w:sz w:val="24"/>
           <w:szCs w:val="24"/>
         </w:rPr>
-        <w:commentReference w:id="178"/>
+        <w:commentReference w:id="176"/>
       </w:r>
       <w:r>
         <w:t>rezultāts izskaidro nelielo</w:t>
@@ -33748,18 +33685,18 @@
       <w:pPr>
         <w:pStyle w:val="Teksts"/>
       </w:pPr>
-      <w:commentRangeStart w:id="179"/>
+      <w:commentRangeStart w:id="177"/>
       <w:r>
         <w:t xml:space="preserve">Šāds </w:t>
       </w:r>
-      <w:commentRangeEnd w:id="179"/>
+      <w:commentRangeEnd w:id="177"/>
       <w:r>
         <w:rPr>
           <w:rStyle w:val="CommentReference"/>
           <w:sz w:val="24"/>
           <w:szCs w:val="24"/>
         </w:rPr>
-        <w:commentReference w:id="179"/>
+        <w:commentReference w:id="177"/>
       </w:r>
       <w:r>
         <w:t>rezultāts, iespējams, ir saistīts ar</w:t>
@@ -34025,12 +33962,12 @@
       <w:pPr>
         <w:pStyle w:val="1-lm-nenumurts-virsraksts"/>
       </w:pPr>
-      <w:bookmarkStart w:id="180" w:name="_Toc230115269"/>
+      <w:bookmarkStart w:id="178" w:name="_Toc230115269"/>
       <w:r>
         <w:lastRenderedPageBreak/>
         <w:t>Rezultāti un secinājumi</w:t>
       </w:r>
-      <w:bookmarkEnd w:id="180"/>
+      <w:bookmarkEnd w:id="178"/>
     </w:p>
     <w:p>
       <w:pPr>
@@ -34573,14 +34510,14 @@
       <w:pPr>
         <w:pStyle w:val="1-lm-nenumurts-virsraksts"/>
       </w:pPr>
-      <w:bookmarkStart w:id="181" w:name="_Toc88602609"/>
-      <w:bookmarkStart w:id="182" w:name="_Toc230115270"/>
+      <w:bookmarkStart w:id="179" w:name="_Toc88602609"/>
+      <w:bookmarkStart w:id="180" w:name="_Toc230115270"/>
       <w:r>
         <w:lastRenderedPageBreak/>
         <w:t>Izmantotie informācijas avoti</w:t>
       </w:r>
-      <w:bookmarkEnd w:id="181"/>
-      <w:bookmarkEnd w:id="182"/>
+      <w:bookmarkEnd w:id="179"/>
+      <w:bookmarkEnd w:id="180"/>
     </w:p>
     <w:p>
       <w:pPr>
@@ -35728,13 +35665,13 @@
       <w:pPr>
         <w:pStyle w:val="Pielikumi-virsraksts"/>
       </w:pPr>
-      <w:bookmarkStart w:id="183" w:name="_Toc88602610"/>
-      <w:bookmarkStart w:id="184" w:name="_Toc230115271"/>
+      <w:bookmarkStart w:id="181" w:name="_Toc88602610"/>
+      <w:bookmarkStart w:id="182" w:name="_Toc230115271"/>
       <w:r>
         <w:t>Pielikumi</w:t>
       </w:r>
-      <w:bookmarkEnd w:id="183"/>
-      <w:bookmarkEnd w:id="184"/>
+      <w:bookmarkEnd w:id="181"/>
+      <w:bookmarkEnd w:id="182"/>
     </w:p>
     <w:p>
       <w:r>
@@ -35754,21 +35691,21 @@
       <w:pPr>
         <w:pStyle w:val="Pielik-nosaukums"/>
       </w:pPr>
-      <w:commentRangeStart w:id="185"/>
+      <w:commentRangeStart w:id="183"/>
       <w:r>
         <w:t xml:space="preserve">Uzņēmuma </w:t>
       </w:r>
       <w:r>
         <w:t>Excel dati</w:t>
       </w:r>
-      <w:commentRangeEnd w:id="185"/>
+      <w:commentRangeEnd w:id="183"/>
       <w:r>
         <w:rPr>
           <w:rStyle w:val="CommentReference"/>
           <w:sz w:val="24"/>
           <w:szCs w:val="24"/>
         </w:rPr>
-        <w:commentReference w:id="185"/>
+        <w:commentReference w:id="183"/>
       </w:r>
     </w:p>
     <w:p>
@@ -35836,7 +35773,7 @@
       <w:pPr>
         <w:pStyle w:val="Pielik-nosaukums"/>
       </w:pPr>
-      <w:commentRangeStart w:id="186"/>
+      <w:commentRangeStart w:id="184"/>
       <w:r>
         <w:t>Naiva metodes</w:t>
       </w:r>
@@ -35846,14 +35783,14 @@
       <w:r>
         <w:t>s</w:t>
       </w:r>
-      <w:commentRangeEnd w:id="186"/>
+      <w:commentRangeEnd w:id="184"/>
       <w:r>
         <w:rPr>
           <w:rStyle w:val="CommentReference"/>
           <w:sz w:val="24"/>
           <w:szCs w:val="24"/>
         </w:rPr>
-        <w:commentReference w:id="186"/>
+        <w:commentReference w:id="184"/>
       </w:r>
     </w:p>
     <w:tbl>
@@ -49840,11 +49777,29 @@
         <w:annotationRef/>
       </w:r>
       <w:r>
-        <w:t>раз в литературе по продажам устойчиво повторяются SARIMA и экспоненциальное сглаживание, их разумно включить как статистические baselines для сравнения с нейросетью (Ali &amp; Nakti, 2023) и как «классическую» точку отсчёта (Emerson &amp; Napoleao, 2022). Дополнительно полезно держать в уме, что иногда простые методы (например, exponential smoothing) в прикладных сравнениях могут оказаться сильнее более сложных настроек ARIMA, и это поддерживает идею включать простые baselines (Rosenblad, 2021).</w:t>
+        <w:t xml:space="preserve">SARIMA </w:t>
+      </w:r>
+      <w:r>
+        <w:t>–</w:t>
+      </w:r>
+      <w:r>
+        <w:t xml:space="preserve"> расширение ARIMA для сезонных рядов: модель использует два набора параметров </w:t>
+      </w:r>
+      <w:r>
+        <w:t>–</w:t>
+      </w:r>
+      <w:r>
+        <w:t xml:space="preserve"> несезонные (p, d, q) и сезонные (P, D, Q, s), где p/q отвечают за AR/MA компоненты, d </w:t>
+      </w:r>
+      <w:r>
+        <w:t>–</w:t>
+      </w:r>
+      <w:r>
+        <w:t xml:space="preserve"> за порядок дифференцирования, а сезонные параметры добавляют аналогичную структуру на сезонном лаге s (Sirisha, Belavagi, &amp; Attigeri, 2022). На практике применение SARIMA обычно описывают как процесс: проверка/обеспечение стационарности, подбор структуры AR и MA, оценка параметров, валидация и затем прогноз (Pongdatu &amp; Putra, 2018). В задаче сезонных продаж SARIMA часто рассматривается именно как осмысленный baseline: в сравнении на данных розничных продаж с сезонным паттерном лучшая SARIMA-конфигурация выбиралась по ошибке (MAD) и признавалась пригодной для дальнейшего прогнозирования (Pongdatu &amp; Putra, 2018), а в сравнении «традиционных vs современных» её отдельно рекомендуют для быстрых и сезонных продаж (Ali &amp; Nakti, 2023).</w:t>
       </w:r>
     </w:p>
   </w:comment>
-  <w:comment w:id="31" w:author="Deniss" w:date="2026-03-27T11:52:00Z" w:initials="D">
+  <w:comment w:id="31" w:author="Deniss" w:date="2026-03-27T11:53:00Z" w:initials="D">
     <w:p>
       <w:pPr>
         <w:pStyle w:val="CommentText"/>
@@ -49856,69 +49811,57 @@
         <w:annotationRef/>
       </w:r>
       <w:r>
-        <w:t xml:space="preserve">SARIMA </w:t>
+        <w:t xml:space="preserve">Holt-Winters </w:t>
       </w:r>
       <w:r>
         <w:t>–</w:t>
       </w:r>
       <w:r>
-        <w:t xml:space="preserve"> расширение ARIMA для сезонных рядов: модель использует два набора параметров </w:t>
+        <w:t xml:space="preserve"> семейство методов экспоненциального сглаживания, которые расширяют простое сглаживание так, чтобы учитывать тренд и сезонность; в прикладной литературе его прямо описывают как метод, применяемый когда данные демонстрируют тренд и сезонное поведение, а также разделяют на мультипликативный и аддитивный варианты сезонности (Pongdatu &amp; Putra, 2018). В обзоре по retail sales forecasting Holt-Winters также фигурирует как один из стандартных традиционных методов рядом с ARIMA и exponential smoothing (B S &amp; Suresh, 2023). Для твоей работы смысл Holt-Winters </w:t>
       </w:r>
       <w:r>
         <w:t>–</w:t>
       </w:r>
       <w:r>
-        <w:t xml:space="preserve"> несезонные (p, d, q) и сезонные (P, D, Q, s), где p/q отвечают за AR/MA компоненты, d </w:t>
+        <w:t xml:space="preserve"> дать интерпретируемый «классический» прогноз сезонной компоненты и служить baseline рядом с SARIMA.</w:t>
+      </w:r>
+    </w:p>
+  </w:comment>
+  <w:comment w:id="33" w:author="Deniss" w:date="2026-03-27T11:54:00Z" w:initials="D">
+    <w:p>
+      <w:pPr>
+        <w:pStyle w:val="CommentText"/>
+      </w:pPr>
+      <w:r>
+        <w:rPr>
+          <w:rStyle w:val="CommentReference"/>
+        </w:rPr>
+        <w:annotationRef/>
+      </w:r>
+      <w:r>
+        <w:t>Факт применения нейросетей в sales forecasting подтверждается систематическими обзорами по retail: deep learning модели рассматриваются как отдельное направление, в обзорах перечисляются используемые DL-фреймворки и метрики оценки, а также обсуждаются преимущества и ограничения DL для прогнозирования продаж (Eglite &amp; Birzniece, 2022). На уровне прикладного сравнения моделей в данных по продажам с сезонностью современная часть часто включает LSTM и её варианты (Ali &amp; Nakti, 2023). Кроме LSTM, в продажах встречаются и другие рекуррентные архитектуры: например, PRNN рассматриваются как сети, хорошо подходящие для прогнозирования временных рядов, и их сравнивают со статистическими бенчмарками на реальных рядах продаж (Müller-Navarra, Lessmann, &amp; Voß, 2015). Это в целом закрепляет вывод: нейросети не экзотика, а нормальный класс моделей для прогнозирования продаж как временных рядов.</w:t>
+      </w:r>
+    </w:p>
+  </w:comment>
+  <w:comment w:id="34" w:author="Deniss" w:date="2026-03-27T11:57:00Z" w:initials="D">
+    <w:p>
+      <w:pPr>
+        <w:pStyle w:val="CommentText"/>
+      </w:pPr>
+      <w:r>
+        <w:rPr>
+          <w:rStyle w:val="CommentReference"/>
+        </w:rPr>
+        <w:annotationRef/>
+      </w:r>
+      <w:r>
+        <w:t xml:space="preserve">LSTM </w:t>
       </w:r>
       <w:r>
         <w:t>–</w:t>
       </w:r>
       <w:r>
-        <w:t xml:space="preserve"> за порядок дифференцирования, а сезонные параметры добавляют аналогичную структуру на сезонном лаге s (Sirisha, Belavagi, &amp; Attigeri, 2022). На практике применение SARIMA обычно описывают как процесс: проверка/обеспечение стационарности, подбор структуры AR и MA, оценка параметров, валидация и затем прогноз (Pongdatu &amp; Putra, 2018). В задаче сезонных продаж SARIMA часто рассматривается именно как осмысленный baseline: в сравнении на данных розничных продаж с сезонным паттерном лучшая SARIMA-конфигурация выбиралась по ошибке (MAD) и признавалась пригодной для дальнейшего прогнозирования (Pongdatu &amp; Putra, 2018), а в сравнении «традиционных vs современных» её отдельно рекомендуют для быстрых и сезонных продаж (Ali &amp; Nakti, 2023).</w:t>
-      </w:r>
-    </w:p>
-  </w:comment>
-  <w:comment w:id="32" w:author="Deniss" w:date="2026-03-27T11:53:00Z" w:initials="D">
-    <w:p>
-      <w:pPr>
-        <w:pStyle w:val="CommentText"/>
-      </w:pPr>
-      <w:r>
-        <w:rPr>
-          <w:rStyle w:val="CommentReference"/>
-        </w:rPr>
-        <w:annotationRef/>
-      </w:r>
-      <w:r>
-        <w:t xml:space="preserve">Holt-Winters </w:t>
-      </w:r>
-      <w:r>
-        <w:t>–</w:t>
-      </w:r>
-      <w:r>
-        <w:t xml:space="preserve"> семейство методов экспоненциального сглаживания, которые расширяют простое сглаживание так, чтобы учитывать тренд и сезонность; в прикладной литературе его прямо описывают как метод, применяемый когда данные демонстрируют тренд и сезонное поведение, а также разделяют на мультипликативный и аддитивный варианты сезонности (Pongdatu &amp; Putra, 2018). В обзоре по retail sales forecasting Holt-Winters также фигурирует как один из стандартных традиционных методов рядом с ARIMA и exponential smoothing (B S &amp; Suresh, 2023). Для твоей работы смысл Holt-Winters </w:t>
-      </w:r>
-      <w:r>
-        <w:t>–</w:t>
-      </w:r>
-      <w:r>
-        <w:t xml:space="preserve"> дать интерпретируемый «классический» прогноз сезонной компоненты и служить baseline рядом с SARIMA.</w:t>
-      </w:r>
-    </w:p>
-  </w:comment>
-  <w:comment w:id="34" w:author="Deniss" w:date="2026-03-27T11:54:00Z" w:initials="D">
-    <w:p>
-      <w:pPr>
-        <w:pStyle w:val="CommentText"/>
-      </w:pPr>
-      <w:r>
-        <w:rPr>
-          <w:rStyle w:val="CommentReference"/>
-        </w:rPr>
-        <w:annotationRef/>
-      </w:r>
-      <w:r>
-        <w:t>Факт применения нейросетей в sales forecasting подтверждается систематическими обзорами по retail: deep learning модели рассматриваются как отдельное направление, в обзорах перечисляются используемые DL-фреймворки и метрики оценки, а также обсуждаются преимущества и ограничения DL для прогнозирования продаж (Eglite &amp; Birzniece, 2022). На уровне прикладного сравнения моделей в данных по продажам с сезонностью современная часть часто включает LSTM и её варианты (Ali &amp; Nakti, 2023). Кроме LSTM, в продажах встречаются и другие рекуррентные архитектуры: например, PRNN рассматриваются как сети, хорошо подходящие для прогнозирования временных рядов, и их сравнивают со статистическими бенчмарками на реальных рядах продаж (Müller-Navarra, Lessmann, &amp; Voß, 2015). Это в целом закрепляет вывод: нейросети не экзотика, а нормальный класс моделей для прогнозирования продаж как временных рядов.</w:t>
+        <w:t xml:space="preserve"> рекуррентная сеть, которая передает во времени не только скрытое состояние, но и состояние ячейки (cell state); обновление этого состояния контролируется gates (input/forget/output), что уменьшает проблему затухающих градиентов и помогает удерживать релевантную информацию из прошлого (Yunita, et al., 2025). В описании механики LSTM подчеркивается, что “cell states and gate mechanism” добавляются к RNN, а контрольные gates управляют тем, какая информация из прошлого сохраняется и как она влияет на текущий шаг, что делает обучение более устойчивым на последовательностях (Filali, et al., 2022). Практически для задачи продаж это означает: модель учится по последовательностям прошлых значений ряда и строит прогноз следующего значения/нескольких значений, пытаясь уловить нелинейные зависимости, которые не всегда захватываются SARIMA/Holt-Winters (Filali, et al., 2022).</w:t>
       </w:r>
     </w:p>
   </w:comment>
@@ -49935,7 +49878,7 @@
       </w:r>
     </w:p>
   </w:comment>
-  <w:comment w:id="36" w:author="Deniss" w:date="2026-03-27T11:57:00Z" w:initials="D">
+  <w:comment w:id="38" w:author="Deniss" w:date="2026-05-21T23:05:00Z" w:initials="D">
     <w:p>
       <w:pPr>
         <w:pStyle w:val="CommentText"/>
@@ -49947,20 +49890,49 @@
         <w:annotationRef/>
       </w:r>
       <w:r>
-        <w:t xml:space="preserve">LSTM </w:t>
+        <w:t xml:space="preserve">* подобщить какие метрики будем использовать и как сравнивать выбранные методы </w:t>
+      </w:r>
+    </w:p>
+    <w:p>
+      <w:pPr>
+        <w:pStyle w:val="CommentText"/>
+      </w:pPr>
+    </w:p>
+  </w:comment>
+  <w:comment w:id="39" w:author="Deniss" w:date="2026-03-30T15:12:00Z" w:initials="D">
+    <w:p>
+      <w:pPr>
+        <w:pStyle w:val="CommentText"/>
+      </w:pPr>
+      <w:r>
+        <w:rPr>
+          <w:rStyle w:val="CommentReference"/>
+        </w:rPr>
+        <w:annotationRef/>
+      </w:r>
+      <w:r>
+        <w:t xml:space="preserve">Как сравнивать выбранные методы. Минимально корректная схема </w:t>
       </w:r>
       <w:r>
         <w:t>–</w:t>
       </w:r>
       <w:r>
-        <w:t xml:space="preserve"> рекуррентная сеть, которая передает во времени не только скрытое состояние, но и состояние ячейки (cell state); обновление этого состояния контролируется gates (input/forget/output), что уменьшает проблему затухающих градиентов и помогает удерживать релевантную информацию из прошлого (Yunita, et al., 2025). В описании механики LSTM подчеркивается, что “cell states and gate mechanism” добавляются к RNN, а контрольные gates управляют тем, какая информация из прошлого сохраняется и как она влияет на текущий шаг, что делает обучение более устойчивым на последовательностях (Filali, et al., 2022). Практически для задачи продаж это означает: модель учится по последовательностям прошлых значений ряда и строит прогноз следующего значения/нескольких значений, пытаясь уловить нелинейные зависимости, которые не всегда захватываются SARIMA/Holt-Winters (Filali, et al., 2022).</w:t>
-      </w:r>
+        <w:t xml:space="preserve"> обучать/настраивать модели на одной и той же обучающей части и сравнивать на одинаковом тестовом периоде; так делают и в сравнении традиционных и современных моделей продаж, где модели обучаются на обработанных данных и сопоставляются по одной метрике качества (Ali &amp; Nakti, 2023). В работах про “automatic forecasting” также демонстрируется, что сравнение семейства моделей имеет смысл только при едином протоколе оценки и сопоставимых условиях (Rosenblad, 2021).</w:t>
+      </w:r>
+    </w:p>
+    <w:p>
+      <w:pPr>
+        <w:pStyle w:val="CommentText"/>
+      </w:pPr>
     </w:p>
   </w:comment>
-  <w:comment w:id="39" w:author="Deniss" w:date="2026-05-21T23:05:00Z" w:initials="D">
+  <w:comment w:id="42" w:author="Deniss" w:date="2026-04-10T02:31:00Z" w:initials="D">
     <w:p>
       <w:pPr>
         <w:pStyle w:val="CommentText"/>
+        <w:rPr>
+          <w:noProof/>
+        </w:rPr>
       </w:pPr>
       <w:r>
         <w:rPr>
@@ -49968,9 +49940,29 @@
         </w:rPr>
         <w:annotationRef/>
       </w:r>
+      <w:r>
+        <w:rPr>
+          <w:noProof/>
+        </w:rPr>
+        <w:t>jāpievieno links uz repo</w:t>
+      </w:r>
+    </w:p>
+    <w:p>
+      <w:pPr>
+        <w:pStyle w:val="CommentText"/>
+      </w:pPr>
+      <w:r>
+        <w:t>2025_Nikiforova_Proj_Lab</w:t>
+      </w:r>
+      <w:r>
+        <w:rPr>
+          <w:noProof/>
+        </w:rPr>
+        <w:t xml:space="preserve"> [22/</w:t>
+      </w:r>
     </w:p>
   </w:comment>
-  <w:comment w:id="40" w:author="Deniss" w:date="2026-05-21T23:05:00Z" w:initials="D">
+  <w:comment w:id="41" w:author="Deniss" w:date="2026-05-16T16:05:00Z" w:initials="D">
     <w:p>
       <w:pPr>
         <w:pStyle w:val="CommentText"/>
@@ -49982,7 +49974,7 @@
         <w:annotationRef/>
       </w:r>
       <w:r>
-        <w:t xml:space="preserve">* подобщить какие метрики будем использовать и как сравнивать выбранные методы </w:t>
+        <w:t>justification as to why I use SQLite and not parse and load the data directly into the models</w:t>
       </w:r>
     </w:p>
     <w:p>
@@ -49991,7 +49983,7 @@
       </w:pPr>
     </w:p>
   </w:comment>
-  <w:comment w:id="41" w:author="Deniss" w:date="2026-03-30T15:12:00Z" w:initials="D">
+  <w:comment w:id="43" w:author="Deniss" w:date="2026-03-27T15:23:00Z" w:initials="D">
     <w:p>
       <w:pPr>
         <w:pStyle w:val="CommentText"/>
@@ -50003,28 +49995,71 @@
         <w:annotationRef/>
       </w:r>
       <w:r>
-        <w:t xml:space="preserve">Как сравнивать выбранные методы. Минимально корректная схема </w:t>
+        <w:t>Был разработан вспомогательный Python-скрипт для первичной обработки и нормализации корпоративных данных о материалах, продажах и поставках. Скрипт timber_parse.py реализует ETL-подход: извлекает данные из Excel-файлов, преобразует их во внутреннюю структурированную форму и загружает результат в SQLite-базу данных timber.sqlite. Вспомогательный модуль log.py используется для буферизированного вывода служебных сообщений в процессе обработки.</w:t>
+      </w:r>
+    </w:p>
+  </w:comment>
+  <w:comment w:id="44" w:author="Deniss" w:date="2026-05-20T16:56:00Z" w:initials="D">
+    <w:p>
+      <w:pPr>
+        <w:pStyle w:val="CommentText"/>
+      </w:pPr>
+      <w:r>
+        <w:rPr>
+          <w:rStyle w:val="CommentReference"/>
+        </w:rPr>
+        <w:annotationRef/>
+      </w:r>
+      <w:r>
+        <w:rPr>
+          <w:noProof/>
+        </w:rPr>
+        <w:t>styling</w:t>
+      </w:r>
+    </w:p>
+  </w:comment>
+  <w:comment w:id="45" w:author="Deniss" w:date="2026-03-27T15:25:00Z" w:initials="D">
+    <w:p>
+      <w:pPr>
+        <w:pStyle w:val="CommentText"/>
+      </w:pPr>
+      <w:r>
+        <w:rPr>
+          <w:rStyle w:val="CommentReference"/>
+        </w:rPr>
+        <w:annotationRef/>
+      </w:r>
+      <w:r>
+        <w:t xml:space="preserve">Обработка начинается с поиска Excel-файлов в каталоге sources. Для каждого файла рабочая книга загружается дважды: один раз для чтения вычисленных значений ячеек, второй раз </w:t>
       </w:r>
       <w:r>
         <w:t>–</w:t>
       </w:r>
       <w:r>
-        <w:t xml:space="preserve"> обучать/настраивать модели на одной и той же обучающей части и сравнивать на одинаковом тестовом периоде; так делают и в сравнении традиционных и современных моделей продаж, где модели обучаются на обработанных данных и сопоставляются по одной метрике качества (Ali &amp; Nakti, 2023). В работах про “automatic forecasting” также демонстрируется, что сравнение семейства моделей имеет смысл только при едином протоколе оценки и сопоставимых условиях (Rosenblad, 2021).</w:t>
-      </w:r>
-    </w:p>
+        <w:t xml:space="preserve"> для чтения формул. Такой подход позволяет не только получать итоговые числовые значения, но и анализировать исходные формулы, если они используются для записи нескольких операций в одной ячейке.</w:t>
+      </w:r>
+    </w:p>
+  </w:comment>
+  <w:comment w:id="46" w:author="Deniss" w:date="2026-03-27T15:32:00Z" w:initials="D">
     <w:p>
       <w:pPr>
         <w:pStyle w:val="CommentText"/>
       </w:pPr>
+      <w:r>
+        <w:rPr>
+          <w:rStyle w:val="CommentReference"/>
+        </w:rPr>
+        <w:annotationRef/>
+      </w:r>
+      <w:r>
+        <w:t>Скрипт отбирает только те листы, названия которых соответствуют формату mm.yyyy, то есть представляют отдельные месячные периоды. Далее из каждого листа извлекаются строки материалов. В ходе чтения строки для каждого поля сохраняются текстовое значение, числовое представление и, при необходимости, формула. Это позволяет в дальнейшем выполнять как очистку значений, так и более детальный разбор агрегированных записей.</w:t>
+      </w:r>
     </w:p>
   </w:comment>
-  <w:comment w:id="44" w:author="Deniss" w:date="2026-04-10T02:31:00Z" w:initials="D">
+  <w:comment w:id="47" w:author="Deniss" w:date="2026-03-27T13:14:00Z" w:initials="D">
     <w:p>
       <w:pPr>
         <w:pStyle w:val="CommentText"/>
-        <w:rPr>
-          <w:noProof/>
-        </w:rPr>
       </w:pPr>
       <w:r>
         <w:rPr>
@@ -50033,28 +50068,257 @@
         <w:annotationRef/>
       </w:r>
       <w:r>
-        <w:rPr>
-          <w:noProof/>
-        </w:rPr>
-        <w:t>jāpievieno links uz repo</w:t>
-      </w:r>
-    </w:p>
+        <w:t>Эта функция перебирает все листы workbook и отбирает только те, чьи имена соответствуют формату mm.yyyy. Остальные листы пропускаются. Это как раз отделяет листы с данными по месяцам от служебных листов с метаданными. Для каждого подходящего листа функция возвращает структуру с самим листом, его “формульной” парой, а также с разобранными month и year. Обработка каждого листа оборачивается в log.prefix(), чтобы логи помечались названием листа.</w:t>
+      </w:r>
+    </w:p>
+  </w:comment>
+  <w:comment w:id="48" w:author="Deniss" w:date="2026-03-27T13:27:00Z" w:initials="D">
     <w:p>
       <w:pPr>
         <w:pStyle w:val="CommentText"/>
       </w:pPr>
       <w:r>
-        <w:t>2025_Nikiforova_Proj_Lab</w:t>
-      </w:r>
-      <w:r>
-        <w:rPr>
-          <w:noProof/>
-        </w:rPr>
-        <w:t xml:space="preserve"> [22/</w:t>
+        <w:rPr>
+          <w:rStyle w:val="CommentReference"/>
+        </w:rPr>
+        <w:annotationRef/>
+      </w:r>
+      <w:r>
+        <w:t>worksheet_records()</w:t>
+      </w:r>
+    </w:p>
+    <w:p>
+      <w:pPr>
+        <w:pStyle w:val="CommentText"/>
+      </w:pPr>
+    </w:p>
+    <w:p>
+      <w:pPr>
+        <w:pStyle w:val="CommentText"/>
+      </w:pPr>
+      <w:r>
+        <w:t>Эта функция превращает Excel-лист в поток записей-материалов.</w:t>
+      </w:r>
+    </w:p>
+    <w:p>
+      <w:pPr>
+        <w:pStyle w:val="CommentText"/>
+      </w:pPr>
+    </w:p>
+    <w:p>
+      <w:pPr>
+        <w:pStyle w:val="CommentText"/>
+      </w:pPr>
+      <w:r>
+        <w:t>Её логика такая:</w:t>
+      </w:r>
+    </w:p>
+    <w:p>
+      <w:pPr>
+        <w:pStyle w:val="CommentText"/>
+      </w:pPr>
+    </w:p>
+    <w:p>
+      <w:pPr>
+        <w:pStyle w:val="CommentText"/>
+      </w:pPr>
+      <w:r>
+        <w:t xml:space="preserve">В первых 10 строках она ищет строку заголовков </w:t>
+      </w:r>
+      <w:r>
+        <w:t>–</w:t>
+      </w:r>
+      <w:r>
+        <w:t xml:space="preserve"> ориентиром служит наличие заголовка KVALITĀTE.</w:t>
+      </w:r>
+    </w:p>
+    <w:p>
+      <w:pPr>
+        <w:pStyle w:val="CommentText"/>
+      </w:pPr>
+      <w:r>
+        <w:t>Если заголовки не найдены, функция просто завершает работу.</w:t>
+      </w:r>
+    </w:p>
+    <w:p>
+      <w:pPr>
+        <w:pStyle w:val="CommentText"/>
+      </w:pPr>
+      <w:r>
+        <w:t>Дальше начинается построчный проход по листу.</w:t>
+      </w:r>
+    </w:p>
+    <w:p>
+      <w:pPr>
+        <w:pStyle w:val="CommentText"/>
+      </w:pPr>
+      <w:r>
+        <w:t>Если встречается KOPĀ VISS, значит таблица закончилась.</w:t>
+      </w:r>
+    </w:p>
+    <w:p>
+      <w:pPr>
+        <w:pStyle w:val="CommentText"/>
+      </w:pPr>
+      <w:r>
+        <w:t>Бренд определяется по первой колонке и обновляется, когда начинается новый диапазон.</w:t>
+      </w:r>
+    </w:p>
+    <w:p>
+      <w:pPr>
+        <w:pStyle w:val="CommentText"/>
+      </w:pPr>
+      <w:r>
+        <w:t>Категория берётся из второй колонки и сбрасывается, если строка содержит KOPĀ.</w:t>
+      </w:r>
+    </w:p>
+    <w:p>
+      <w:pPr>
+        <w:pStyle w:val="CommentText"/>
+      </w:pPr>
+      <w:r>
+        <w:t>Пустые строки пропускаются.</w:t>
+      </w:r>
+    </w:p>
+    <w:p>
+      <w:pPr>
+        <w:pStyle w:val="CommentText"/>
+      </w:pPr>
+      <w:r>
+        <w:t>Для каждой строки собирается словарь record.</w:t>
+      </w:r>
+    </w:p>
+    <w:p>
+      <w:pPr>
+        <w:pStyle w:val="CommentText"/>
+      </w:pPr>
+    </w:p>
+    <w:p>
+      <w:pPr>
+        <w:pStyle w:val="CommentText"/>
+      </w:pPr>
+      <w:r>
+        <w:t>Для каждого столбца в record сохраняется сразу несколько представлений:</w:t>
+      </w:r>
+    </w:p>
+    <w:p>
+      <w:pPr>
+        <w:pStyle w:val="CommentText"/>
+      </w:pPr>
+    </w:p>
+    <w:p>
+      <w:pPr>
+        <w:pStyle w:val="CommentText"/>
+      </w:pPr>
+      <w:r>
+        <w:t xml:space="preserve">text </w:t>
+      </w:r>
+      <w:r>
+        <w:t>–</w:t>
+      </w:r>
+      <w:r>
+        <w:t xml:space="preserve"> нормализованный текст ячейки;</w:t>
+      </w:r>
+    </w:p>
+    <w:p>
+      <w:pPr>
+        <w:pStyle w:val="CommentText"/>
+      </w:pPr>
+      <w:r>
+        <w:t xml:space="preserve">formula </w:t>
+      </w:r>
+      <w:r>
+        <w:t>–</w:t>
+      </w:r>
+      <w:r>
+        <w:t xml:space="preserve"> формула без знака =, но только если это формула с плюсом;</w:t>
+      </w:r>
+    </w:p>
+    <w:p>
+      <w:pPr>
+        <w:pStyle w:val="CommentText"/>
+      </w:pPr>
+      <w:r>
+        <w:t xml:space="preserve">float </w:t>
+      </w:r>
+      <w:r>
+        <w:t>–</w:t>
+      </w:r>
+      <w:r>
+        <w:t xml:space="preserve"> числовое представление;</w:t>
+      </w:r>
+    </w:p>
+    <w:p>
+      <w:pPr>
+        <w:pStyle w:val="CommentText"/>
+      </w:pPr>
+      <w:r>
+        <w:t xml:space="preserve">_text_cell </w:t>
+      </w:r>
+      <w:r>
+        <w:t>–</w:t>
+      </w:r>
+      <w:r>
+        <w:t xml:space="preserve"> ссылка на исходную ячейку openpyxl.</w:t>
+      </w:r>
+    </w:p>
+    <w:p>
+      <w:pPr>
+        <w:pStyle w:val="CommentText"/>
+      </w:pPr>
+    </w:p>
+    <w:p>
+      <w:pPr>
+        <w:pStyle w:val="CommentText"/>
+      </w:pPr>
+      <w:r>
+        <w:t>Это очень сильная часть кода. Она делает запись достаточно богатой, чтобы потом на следующих шагах можно было:</w:t>
+      </w:r>
+    </w:p>
+    <w:p>
+      <w:pPr>
+        <w:pStyle w:val="CommentText"/>
+      </w:pPr>
+    </w:p>
+    <w:p>
+      <w:pPr>
+        <w:pStyle w:val="CommentText"/>
+      </w:pPr>
+      <w:r>
+        <w:t>использовать исходный текст;</w:t>
+      </w:r>
+    </w:p>
+    <w:p>
+      <w:pPr>
+        <w:pStyle w:val="CommentText"/>
+      </w:pPr>
+      <w:r>
+        <w:t>использовать уже рассчитанное число;</w:t>
+      </w:r>
+    </w:p>
+    <w:p>
+      <w:pPr>
+        <w:pStyle w:val="CommentText"/>
+      </w:pPr>
+      <w:r>
+        <w:t>при необходимости раскладывать агрегированные значения из формулы.</w:t>
+      </w:r>
+    </w:p>
+    <w:p>
+      <w:pPr>
+        <w:pStyle w:val="CommentText"/>
+      </w:pPr>
+    </w:p>
+    <w:p>
+      <w:pPr>
+        <w:pStyle w:val="CommentText"/>
+      </w:pPr>
+      <w:r>
+        <w:t>Именно эта функция является центральным “парсером” листа. Она превращает сырую табличную структуру Excel в стандартизированную внутреннюю структуру Python.</w:t>
       </w:r>
     </w:p>
   </w:comment>
-  <w:comment w:id="43" w:author="Deniss" w:date="2026-05-16T16:05:00Z" w:initials="D">
+  <w:comment w:id="49" w:author="Deniss" w:date="2026-03-27T15:41:00Z" w:initials="D">
     <w:p>
       <w:pPr>
         <w:pStyle w:val="CommentText"/>
@@ -50066,16 +50330,170 @@
         <w:annotationRef/>
       </w:r>
       <w:r>
-        <w:t>justification as to why I use SQLite and not parse and load the data directly into the models</w:t>
-      </w:r>
-    </w:p>
+        <w:t>Особое место в реализации занимает обработка специальных случаев. В данных компании присутствуют неполные, неоднородные и частично ошибочные записи, поэтому в коде предусмотрен набор правил для их исправления. В частности, выполняется нормализация названий брендов и категорий, восстановление недостающих размерностей и заполнение отсутствующих значений остатков. Таким образом, скрипт учитывает реальные особенности исходных данных, а не только их формальную структуру.</w:t>
+      </w:r>
+    </w:p>
+  </w:comment>
+  <w:comment w:id="50" w:author="Deniss" w:date="2026-03-27T13:21:00Z" w:initials="D">
     <w:p>
       <w:pPr>
         <w:pStyle w:val="CommentText"/>
       </w:pPr>
+      <w:r>
+        <w:rPr>
+          <w:rStyle w:val="CommentReference"/>
+        </w:rPr>
+        <w:annotationRef/>
+      </w:r>
+      <w:r>
+        <w:t>handle_special_cases()</w:t>
+      </w:r>
+    </w:p>
+    <w:p>
+      <w:pPr>
+        <w:pStyle w:val="CommentText"/>
+      </w:pPr>
+    </w:p>
+    <w:p>
+      <w:pPr>
+        <w:pStyle w:val="CommentText"/>
+      </w:pPr>
+      <w:r>
+        <w:t>Это одна из самых важных функций в скрипте, потому что именно в ней собраны ручные исключения и правила коррекции. По сути, это слой доменной очистки данных.</w:t>
+      </w:r>
+    </w:p>
+    <w:p>
+      <w:pPr>
+        <w:pStyle w:val="CommentText"/>
+      </w:pPr>
+    </w:p>
+    <w:p>
+      <w:pPr>
+        <w:pStyle w:val="CommentText"/>
+      </w:pPr>
+      <w:r>
+        <w:t>У неё два режима работы.</w:t>
+      </w:r>
+    </w:p>
+    <w:p>
+      <w:pPr>
+        <w:pStyle w:val="CommentText"/>
+      </w:pPr>
+    </w:p>
+    <w:p>
+      <w:pPr>
+        <w:pStyle w:val="CommentText"/>
+      </w:pPr>
+      <w:r>
+        <w:t xml:space="preserve">Первый режим </w:t>
+      </w:r>
+      <w:r>
+        <w:t>–</w:t>
+      </w:r>
+      <w:r>
+        <w:t xml:space="preserve"> когда category is None. Тогда на вход подаётся уже сформированный record, и функция исправляет проблемные поля:</w:t>
+      </w:r>
+    </w:p>
+    <w:p>
+      <w:pPr>
+        <w:pStyle w:val="CommentText"/>
+      </w:pPr>
+    </w:p>
+    <w:p>
+      <w:pPr>
+        <w:pStyle w:val="CommentText"/>
+      </w:pPr>
+      <w:r>
+        <w:t>заменяет текст Daniil в поле закупочной цены на 0;</w:t>
+      </w:r>
+    </w:p>
+    <w:p>
+      <w:pPr>
+        <w:pStyle w:val="CommentText"/>
+      </w:pPr>
+      <w:r>
+        <w:t>подставляет толщину из высоты и наоборот, если одно из измерений отсутствует;</w:t>
+      </w:r>
+    </w:p>
+    <w:p>
+      <w:pPr>
+        <w:pStyle w:val="CommentText"/>
+      </w:pPr>
+      <w:r>
+        <w:t>если нет остатка в штуках, пытается взять предыдущий остаток;</w:t>
+      </w:r>
+    </w:p>
+    <w:p>
+      <w:pPr>
+        <w:pStyle w:val="CommentText"/>
+      </w:pPr>
+      <w:r>
+        <w:t>если нет остатка в m3 или m2, создаёт пустое значение.</w:t>
+      </w:r>
+    </w:p>
+    <w:p>
+      <w:pPr>
+        <w:pStyle w:val="CommentText"/>
+      </w:pPr>
+    </w:p>
+    <w:p>
+      <w:pPr>
+        <w:pStyle w:val="CommentText"/>
+      </w:pPr>
+      <w:r>
+        <w:t xml:space="preserve">Второй режим </w:t>
+      </w:r>
+      <w:r>
+        <w:t>–</w:t>
+      </w:r>
+      <w:r>
+        <w:t xml:space="preserve"> когда category уже переданы отдельно. Тогда функция занимается нормализацией брендов и категорий:</w:t>
+      </w:r>
+    </w:p>
+    <w:p>
+      <w:pPr>
+        <w:pStyle w:val="CommentText"/>
+      </w:pPr>
+    </w:p>
+    <w:p>
+      <w:pPr>
+        <w:pStyle w:val="CommentText"/>
+      </w:pPr>
+      <w:r>
+        <w:t>для BUVNIEKS исправляет категории Zāģmateriali и Ēvelēts/Ēvelēti;</w:t>
+      </w:r>
+    </w:p>
+    <w:p>
+      <w:pPr>
+        <w:pStyle w:val="CommentText"/>
+      </w:pPr>
+      <w:r>
+        <w:t>KARTEX WOOD сокращает до KARTEX;</w:t>
+      </w:r>
+    </w:p>
+    <w:p>
+      <w:pPr>
+        <w:pStyle w:val="CommentText"/>
+      </w:pPr>
+      <w:r>
+        <w:t>для RONDI нормализует категорию C24 no Zviedrijas до C24.</w:t>
+      </w:r>
+    </w:p>
+    <w:p>
+      <w:pPr>
+        <w:pStyle w:val="CommentText"/>
+      </w:pPr>
+    </w:p>
+    <w:p>
+      <w:pPr>
+        <w:pStyle w:val="CommentText"/>
+      </w:pPr>
+      <w:r>
+        <w:t>То есть эта функция не универсальная, а жестко заточенная под фактические проблемы конкретного набора данных компании. Для раздела о коде это можно прямо подчеркнуть: очистка выполнена не абстрактно, а на основе реально найденных аномалий в корпоративных Excel-файлах.</w:t>
+      </w:r>
     </w:p>
   </w:comment>
-  <w:comment w:id="45" w:author="Deniss" w:date="2026-03-27T15:23:00Z" w:initials="D">
+  <w:comment w:id="51" w:author="Deniss" w:date="2026-03-27T13:07:00Z" w:initials="D">
     <w:p>
       <w:pPr>
         <w:pStyle w:val="CommentText"/>
@@ -50087,11 +50505,11 @@
         <w:annotationRef/>
       </w:r>
       <w:r>
-        <w:t>Был разработан вспомогательный Python-скрипт для первичной обработки и нормализации корпоративных данных о материалах, продажах и поставках. Скрипт timber_parse.py реализует ETL-подход: извлекает данные из Excel-файлов, преобразует их во внутреннюю структурированную форму и загружает результат в SQLite-базу данных timber.sqlite. Вспомогательный модуль log.py используется для буферизированного вывода служебных сообщений в процессе обработки.</w:t>
+        <w:t>Таблица materials хранит сам объект материала: бренд, категорию, качество, размеры и метаданные происхождения строки. Это справочник материалов. Материал получает стабильный id, который вычисляется не случайно, а как SHA-256-хэш от набора его свойств. Благодаря этому один и тот же материал, повторяющийся в нескольких месяцах, получает один и тот же идентификатор. Это позволяет не дублировать сущность материала в каждой записи продаж или остатков.</w:t>
       </w:r>
     </w:p>
   </w:comment>
-  <w:comment w:id="46" w:author="Deniss" w:date="2026-05-20T16:56:00Z" w:initials="D">
+  <w:comment w:id="52" w:author="Deniss" w:date="2026-03-27T13:28:00Z" w:initials="D">
     <w:p>
       <w:pPr>
         <w:pStyle w:val="CommentText"/>
@@ -50103,14 +50521,11 @@
         <w:annotationRef/>
       </w:r>
       <w:r>
-        <w:rPr>
-          <w:noProof/>
-        </w:rPr>
-        <w:t>styling</w:t>
+        <w:t>material_hash() - функция возвращает хеш материала на основе его бренда, категории, качества, толщины, ширины, длины. Это означает, что одинаковый материал, найденный в разных листах, будет иметь одинаковый id. Такой подход уменьшает дублирование и помогает превратить “одна строка Excel = отдельный объект” в нормализованную модель “материал + связанные с ним события и состояния”.</w:t>
       </w:r>
     </w:p>
   </w:comment>
-  <w:comment w:id="47" w:author="Deniss" w:date="2026-03-27T15:25:00Z" w:initials="D">
+  <w:comment w:id="53" w:author="Deniss" w:date="2026-03-27T13:12:00Z" w:initials="D">
     <w:p>
       <w:pPr>
         <w:pStyle w:val="CommentText"/>
@@ -50122,17 +50537,11 @@
         <w:annotationRef/>
       </w:r>
       <w:r>
-        <w:t xml:space="preserve">Обработка начинается с поиска Excel-файлов в каталоге sources. Для каждого файла рабочая книга загружается дважды: один раз для чтения вычисленных значений ячеек, второй раз </w:t>
-      </w:r>
-      <w:r>
-        <w:t>–</w:t>
-      </w:r>
-      <w:r>
-        <w:t xml:space="preserve"> для чтения формул. Такой подход позволяет не только получать итоговые числовые значения, но и анализировать исходные формулы, если они используются для записи нескольких операций в одной ячейке.</w:t>
+        <w:t>Таблица end_of_month_material_stats хранит снимок состояния материала на конец месяца. Здесь лежат цены закупки и продажи в разных единицах, а также остатки в штуках, кубометрах, квадратных метрах и евро. Это уже не справочник, а месячная статистика по материалу.</w:t>
       </w:r>
     </w:p>
   </w:comment>
-  <w:comment w:id="48" w:author="Deniss" w:date="2026-03-27T15:32:00Z" w:initials="D">
+  <w:comment w:id="54" w:author="Deniss" w:date="2026-03-27T13:12:00Z" w:initials="D">
     <w:p>
       <w:pPr>
         <w:pStyle w:val="CommentText"/>
@@ -50144,512 +50553,11 @@
         <w:annotationRef/>
       </w:r>
       <w:r>
-        <w:t>Скрипт отбирает только те листы, названия которых соответствуют формату mm.yyyy, то есть представляют отдельные месячные периоды. Далее из каждого листа извлекаются строки материалов. В ходе чтения строки для каждого поля сохраняются текстовое значение, числовое представление и, при необходимости, формула. Это позволяет в дальнейшем выполнять как очистку значений, так и более детальный разбор агрегированных записей.</w:t>
+        <w:t>Таблица sales хранит продажи. В ней каждая запись привязана к материалу, году и месяцу. Если продажа в Excel была агрегирована формулой из нескольких частей, скрипт может разложить её на несколько строк. Таблица deliveries устроена аналогично sales, но относится к поступлениям материала.</w:t>
       </w:r>
     </w:p>
   </w:comment>
-  <w:comment w:id="49" w:author="Deniss" w:date="2026-03-27T13:14:00Z" w:initials="D">
-    <w:p>
-      <w:pPr>
-        <w:pStyle w:val="CommentText"/>
-      </w:pPr>
-      <w:r>
-        <w:rPr>
-          <w:rStyle w:val="CommentReference"/>
-        </w:rPr>
-        <w:annotationRef/>
-      </w:r>
-      <w:r>
-        <w:t>Эта функция перебирает все листы workbook и отбирает только те, чьи имена соответствуют формату mm.yyyy. Остальные листы пропускаются. Это как раз отделяет листы с данными по месяцам от служебных листов с метаданными. Для каждого подходящего листа функция возвращает структуру с самим листом, его “формульной” парой, а также с разобранными month и year. Обработка каждого листа оборачивается в log.prefix(), чтобы логи помечались названием листа.</w:t>
-      </w:r>
-    </w:p>
-  </w:comment>
-  <w:comment w:id="50" w:author="Deniss" w:date="2026-03-27T13:27:00Z" w:initials="D">
-    <w:p>
-      <w:pPr>
-        <w:pStyle w:val="CommentText"/>
-      </w:pPr>
-      <w:r>
-        <w:rPr>
-          <w:rStyle w:val="CommentReference"/>
-        </w:rPr>
-        <w:annotationRef/>
-      </w:r>
-      <w:r>
-        <w:t>worksheet_records()</w:t>
-      </w:r>
-    </w:p>
-    <w:p>
-      <w:pPr>
-        <w:pStyle w:val="CommentText"/>
-      </w:pPr>
-    </w:p>
-    <w:p>
-      <w:pPr>
-        <w:pStyle w:val="CommentText"/>
-      </w:pPr>
-      <w:r>
-        <w:t>Эта функция превращает Excel-лист в поток записей-материалов.</w:t>
-      </w:r>
-    </w:p>
-    <w:p>
-      <w:pPr>
-        <w:pStyle w:val="CommentText"/>
-      </w:pPr>
-    </w:p>
-    <w:p>
-      <w:pPr>
-        <w:pStyle w:val="CommentText"/>
-      </w:pPr>
-      <w:r>
-        <w:t>Её логика такая:</w:t>
-      </w:r>
-    </w:p>
-    <w:p>
-      <w:pPr>
-        <w:pStyle w:val="CommentText"/>
-      </w:pPr>
-    </w:p>
-    <w:p>
-      <w:pPr>
-        <w:pStyle w:val="CommentText"/>
-      </w:pPr>
-      <w:r>
-        <w:t xml:space="preserve">В первых 10 строках она ищет строку заголовков </w:t>
-      </w:r>
-      <w:r>
-        <w:t>–</w:t>
-      </w:r>
-      <w:r>
-        <w:t xml:space="preserve"> ориентиром служит наличие заголовка KVALITĀTE.</w:t>
-      </w:r>
-    </w:p>
-    <w:p>
-      <w:pPr>
-        <w:pStyle w:val="CommentText"/>
-      </w:pPr>
-      <w:r>
-        <w:t>Если заголовки не найдены, функция просто завершает работу.</w:t>
-      </w:r>
-    </w:p>
-    <w:p>
-      <w:pPr>
-        <w:pStyle w:val="CommentText"/>
-      </w:pPr>
-      <w:r>
-        <w:t>Дальше начинается построчный проход по листу.</w:t>
-      </w:r>
-    </w:p>
-    <w:p>
-      <w:pPr>
-        <w:pStyle w:val="CommentText"/>
-      </w:pPr>
-      <w:r>
-        <w:t>Если встречается KOPĀ VISS, значит таблица закончилась.</w:t>
-      </w:r>
-    </w:p>
-    <w:p>
-      <w:pPr>
-        <w:pStyle w:val="CommentText"/>
-      </w:pPr>
-      <w:r>
-        <w:t>Бренд определяется по первой колонке и обновляется, когда начинается новый диапазон.</w:t>
-      </w:r>
-    </w:p>
-    <w:p>
-      <w:pPr>
-        <w:pStyle w:val="CommentText"/>
-      </w:pPr>
-      <w:r>
-        <w:t>Категория берётся из второй колонки и сбрасывается, если строка содержит KOPĀ.</w:t>
-      </w:r>
-    </w:p>
-    <w:p>
-      <w:pPr>
-        <w:pStyle w:val="CommentText"/>
-      </w:pPr>
-      <w:r>
-        <w:t>Пустые строки пропускаются.</w:t>
-      </w:r>
-    </w:p>
-    <w:p>
-      <w:pPr>
-        <w:pStyle w:val="CommentText"/>
-      </w:pPr>
-      <w:r>
-        <w:t>Для каждой строки собирается словарь record.</w:t>
-      </w:r>
-    </w:p>
-    <w:p>
-      <w:pPr>
-        <w:pStyle w:val="CommentText"/>
-      </w:pPr>
-    </w:p>
-    <w:p>
-      <w:pPr>
-        <w:pStyle w:val="CommentText"/>
-      </w:pPr>
-      <w:r>
-        <w:t>Для каждого столбца в record сохраняется сразу несколько представлений:</w:t>
-      </w:r>
-    </w:p>
-    <w:p>
-      <w:pPr>
-        <w:pStyle w:val="CommentText"/>
-      </w:pPr>
-    </w:p>
-    <w:p>
-      <w:pPr>
-        <w:pStyle w:val="CommentText"/>
-      </w:pPr>
-      <w:r>
-        <w:t xml:space="preserve">text </w:t>
-      </w:r>
-      <w:r>
-        <w:t>–</w:t>
-      </w:r>
-      <w:r>
-        <w:t xml:space="preserve"> нормализованный текст ячейки;</w:t>
-      </w:r>
-    </w:p>
-    <w:p>
-      <w:pPr>
-        <w:pStyle w:val="CommentText"/>
-      </w:pPr>
-      <w:r>
-        <w:t xml:space="preserve">formula </w:t>
-      </w:r>
-      <w:r>
-        <w:t>–</w:t>
-      </w:r>
-      <w:r>
-        <w:t xml:space="preserve"> формула без знака =, но только если это формула с плюсом;</w:t>
-      </w:r>
-    </w:p>
-    <w:p>
-      <w:pPr>
-        <w:pStyle w:val="CommentText"/>
-      </w:pPr>
-      <w:r>
-        <w:t xml:space="preserve">float </w:t>
-      </w:r>
-      <w:r>
-        <w:t>–</w:t>
-      </w:r>
-      <w:r>
-        <w:t xml:space="preserve"> числовое представление;</w:t>
-      </w:r>
-    </w:p>
-    <w:p>
-      <w:pPr>
-        <w:pStyle w:val="CommentText"/>
-      </w:pPr>
-      <w:r>
-        <w:t xml:space="preserve">_text_cell </w:t>
-      </w:r>
-      <w:r>
-        <w:t>–</w:t>
-      </w:r>
-      <w:r>
-        <w:t xml:space="preserve"> ссылка на исходную ячейку openpyxl.</w:t>
-      </w:r>
-    </w:p>
-    <w:p>
-      <w:pPr>
-        <w:pStyle w:val="CommentText"/>
-      </w:pPr>
-    </w:p>
-    <w:p>
-      <w:pPr>
-        <w:pStyle w:val="CommentText"/>
-      </w:pPr>
-      <w:r>
-        <w:t>Это очень сильная часть кода. Она делает запись достаточно богатой, чтобы потом на следующих шагах можно было:</w:t>
-      </w:r>
-    </w:p>
-    <w:p>
-      <w:pPr>
-        <w:pStyle w:val="CommentText"/>
-      </w:pPr>
-    </w:p>
-    <w:p>
-      <w:pPr>
-        <w:pStyle w:val="CommentText"/>
-      </w:pPr>
-      <w:r>
-        <w:t>использовать исходный текст;</w:t>
-      </w:r>
-    </w:p>
-    <w:p>
-      <w:pPr>
-        <w:pStyle w:val="CommentText"/>
-      </w:pPr>
-      <w:r>
-        <w:t>использовать уже рассчитанное число;</w:t>
-      </w:r>
-    </w:p>
-    <w:p>
-      <w:pPr>
-        <w:pStyle w:val="CommentText"/>
-      </w:pPr>
-      <w:r>
-        <w:t>при необходимости раскладывать агрегированные значения из формулы.</w:t>
-      </w:r>
-    </w:p>
-    <w:p>
-      <w:pPr>
-        <w:pStyle w:val="CommentText"/>
-      </w:pPr>
-    </w:p>
-    <w:p>
-      <w:pPr>
-        <w:pStyle w:val="CommentText"/>
-      </w:pPr>
-      <w:r>
-        <w:t>Именно эта функция является центральным “парсером” листа. Она превращает сырую табличную структуру Excel в стандартизированную внутреннюю структуру Python.</w:t>
-      </w:r>
-    </w:p>
-  </w:comment>
-  <w:comment w:id="51" w:author="Deniss" w:date="2026-03-27T15:41:00Z" w:initials="D">
-    <w:p>
-      <w:pPr>
-        <w:pStyle w:val="CommentText"/>
-      </w:pPr>
-      <w:r>
-        <w:rPr>
-          <w:rStyle w:val="CommentReference"/>
-        </w:rPr>
-        <w:annotationRef/>
-      </w:r>
-      <w:r>
-        <w:t>Особое место в реализации занимает обработка специальных случаев. В данных компании присутствуют неполные, неоднородные и частично ошибочные записи, поэтому в коде предусмотрен набор правил для их исправления. В частности, выполняется нормализация названий брендов и категорий, восстановление недостающих размерностей и заполнение отсутствующих значений остатков. Таким образом, скрипт учитывает реальные особенности исходных данных, а не только их формальную структуру.</w:t>
-      </w:r>
-    </w:p>
-  </w:comment>
-  <w:comment w:id="52" w:author="Deniss" w:date="2026-03-27T13:21:00Z" w:initials="D">
-    <w:p>
-      <w:pPr>
-        <w:pStyle w:val="CommentText"/>
-      </w:pPr>
-      <w:r>
-        <w:rPr>
-          <w:rStyle w:val="CommentReference"/>
-        </w:rPr>
-        <w:annotationRef/>
-      </w:r>
-      <w:r>
-        <w:t>handle_special_cases()</w:t>
-      </w:r>
-    </w:p>
-    <w:p>
-      <w:pPr>
-        <w:pStyle w:val="CommentText"/>
-      </w:pPr>
-    </w:p>
-    <w:p>
-      <w:pPr>
-        <w:pStyle w:val="CommentText"/>
-      </w:pPr>
-      <w:r>
-        <w:t>Это одна из самых важных функций в скрипте, потому что именно в ней собраны ручные исключения и правила коррекции. По сути, это слой доменной очистки данных.</w:t>
-      </w:r>
-    </w:p>
-    <w:p>
-      <w:pPr>
-        <w:pStyle w:val="CommentText"/>
-      </w:pPr>
-    </w:p>
-    <w:p>
-      <w:pPr>
-        <w:pStyle w:val="CommentText"/>
-      </w:pPr>
-      <w:r>
-        <w:t>У неё два режима работы.</w:t>
-      </w:r>
-    </w:p>
-    <w:p>
-      <w:pPr>
-        <w:pStyle w:val="CommentText"/>
-      </w:pPr>
-    </w:p>
-    <w:p>
-      <w:pPr>
-        <w:pStyle w:val="CommentText"/>
-      </w:pPr>
-      <w:r>
-        <w:t xml:space="preserve">Первый режим </w:t>
-      </w:r>
-      <w:r>
-        <w:t>–</w:t>
-      </w:r>
-      <w:r>
-        <w:t xml:space="preserve"> когда category is None. Тогда на вход подаётся уже сформированный record, и функция исправляет проблемные поля:</w:t>
-      </w:r>
-    </w:p>
-    <w:p>
-      <w:pPr>
-        <w:pStyle w:val="CommentText"/>
-      </w:pPr>
-    </w:p>
-    <w:p>
-      <w:pPr>
-        <w:pStyle w:val="CommentText"/>
-      </w:pPr>
-      <w:r>
-        <w:t>заменяет текст Daniil в поле закупочной цены на 0;</w:t>
-      </w:r>
-    </w:p>
-    <w:p>
-      <w:pPr>
-        <w:pStyle w:val="CommentText"/>
-      </w:pPr>
-      <w:r>
-        <w:t>подставляет толщину из высоты и наоборот, если одно из измерений отсутствует;</w:t>
-      </w:r>
-    </w:p>
-    <w:p>
-      <w:pPr>
-        <w:pStyle w:val="CommentText"/>
-      </w:pPr>
-      <w:r>
-        <w:t>если нет остатка в штуках, пытается взять предыдущий остаток;</w:t>
-      </w:r>
-    </w:p>
-    <w:p>
-      <w:pPr>
-        <w:pStyle w:val="CommentText"/>
-      </w:pPr>
-      <w:r>
-        <w:t>если нет остатка в m3 или m2, создаёт пустое значение.</w:t>
-      </w:r>
-    </w:p>
-    <w:p>
-      <w:pPr>
-        <w:pStyle w:val="CommentText"/>
-      </w:pPr>
-    </w:p>
-    <w:p>
-      <w:pPr>
-        <w:pStyle w:val="CommentText"/>
-      </w:pPr>
-      <w:r>
-        <w:t xml:space="preserve">Второй режим </w:t>
-      </w:r>
-      <w:r>
-        <w:t>–</w:t>
-      </w:r>
-      <w:r>
-        <w:t xml:space="preserve"> когда category уже переданы отдельно. Тогда функция занимается нормализацией брендов и категорий:</w:t>
-      </w:r>
-    </w:p>
-    <w:p>
-      <w:pPr>
-        <w:pStyle w:val="CommentText"/>
-      </w:pPr>
-    </w:p>
-    <w:p>
-      <w:pPr>
-        <w:pStyle w:val="CommentText"/>
-      </w:pPr>
-      <w:r>
-        <w:t>для BUVNIEKS исправляет категории Zāģmateriali и Ēvelēts/Ēvelēti;</w:t>
-      </w:r>
-    </w:p>
-    <w:p>
-      <w:pPr>
-        <w:pStyle w:val="CommentText"/>
-      </w:pPr>
-      <w:r>
-        <w:t>KARTEX WOOD сокращает до KARTEX;</w:t>
-      </w:r>
-    </w:p>
-    <w:p>
-      <w:pPr>
-        <w:pStyle w:val="CommentText"/>
-      </w:pPr>
-      <w:r>
-        <w:t>для RONDI нормализует категорию C24 no Zviedrijas до C24.</w:t>
-      </w:r>
-    </w:p>
-    <w:p>
-      <w:pPr>
-        <w:pStyle w:val="CommentText"/>
-      </w:pPr>
-    </w:p>
-    <w:p>
-      <w:pPr>
-        <w:pStyle w:val="CommentText"/>
-      </w:pPr>
-      <w:r>
-        <w:t>То есть эта функция не универсальная, а жестко заточенная под фактические проблемы конкретного набора данных компании. Для раздела о коде это можно прямо подчеркнуть: очистка выполнена не абстрактно, а на основе реально найденных аномалий в корпоративных Excel-файлах.</w:t>
-      </w:r>
-    </w:p>
-  </w:comment>
-  <w:comment w:id="53" w:author="Deniss" w:date="2026-03-27T13:07:00Z" w:initials="D">
-    <w:p>
-      <w:pPr>
-        <w:pStyle w:val="CommentText"/>
-      </w:pPr>
-      <w:r>
-        <w:rPr>
-          <w:rStyle w:val="CommentReference"/>
-        </w:rPr>
-        <w:annotationRef/>
-      </w:r>
-      <w:r>
-        <w:t>Таблица materials хранит сам объект материала: бренд, категорию, качество, размеры и метаданные происхождения строки. Это справочник материалов. Материал получает стабильный id, который вычисляется не случайно, а как SHA-256-хэш от набора его свойств. Благодаря этому один и тот же материал, повторяющийся в нескольких месяцах, получает один и тот же идентификатор. Это позволяет не дублировать сущность материала в каждой записи продаж или остатков.</w:t>
-      </w:r>
-    </w:p>
-  </w:comment>
-  <w:comment w:id="54" w:author="Deniss" w:date="2026-03-27T13:28:00Z" w:initials="D">
-    <w:p>
-      <w:pPr>
-        <w:pStyle w:val="CommentText"/>
-      </w:pPr>
-      <w:r>
-        <w:rPr>
-          <w:rStyle w:val="CommentReference"/>
-        </w:rPr>
-        <w:annotationRef/>
-      </w:r>
-      <w:r>
-        <w:t>material_hash() - функция возвращает хеш материала на основе его бренда, категории, качества, толщины, ширины, длины. Это означает, что одинаковый материал, найденный в разных листах, будет иметь одинаковый id. Такой подход уменьшает дублирование и помогает превратить “одна строка Excel = отдельный объект” в нормализованную модель “материал + связанные с ним события и состояния”.</w:t>
-      </w:r>
-    </w:p>
-  </w:comment>
-  <w:comment w:id="55" w:author="Deniss" w:date="2026-03-27T13:12:00Z" w:initials="D">
-    <w:p>
-      <w:pPr>
-        <w:pStyle w:val="CommentText"/>
-      </w:pPr>
-      <w:r>
-        <w:rPr>
-          <w:rStyle w:val="CommentReference"/>
-        </w:rPr>
-        <w:annotationRef/>
-      </w:r>
-      <w:r>
-        <w:t>Таблица end_of_month_material_stats хранит снимок состояния материала на конец месяца. Здесь лежат цены закупки и продажи в разных единицах, а также остатки в штуках, кубометрах, квадратных метрах и евро. Это уже не справочник, а месячная статистика по материалу.</w:t>
-      </w:r>
-    </w:p>
-  </w:comment>
-  <w:comment w:id="56" w:author="Deniss" w:date="2026-03-27T13:12:00Z" w:initials="D">
-    <w:p>
-      <w:pPr>
-        <w:pStyle w:val="CommentText"/>
-      </w:pPr>
-      <w:r>
-        <w:rPr>
-          <w:rStyle w:val="CommentReference"/>
-        </w:rPr>
-        <w:annotationRef/>
-      </w:r>
-      <w:r>
-        <w:t>Таблица sales хранит продажи. В ней каждая запись привязана к материалу, году и месяцу. Если продажа в Excel была агрегирована формулой из нескольких частей, скрипт может разложить её на несколько строк. Таблица deliveries устроена аналогично sales, но относится к поступлениям материала.</w:t>
-      </w:r>
-    </w:p>
-  </w:comment>
-  <w:comment w:id="57" w:author="Deniss" w:date="2026-03-27T13:31:00Z" w:initials="D">
+  <w:comment w:id="55" w:author="Deniss" w:date="2026-03-27T13:31:00Z" w:initials="D">
     <w:p>
       <w:pPr>
         <w:pStyle w:val="CommentText"/>
@@ -50734,7 +50642,7 @@
       </w:pPr>
     </w:p>
   </w:comment>
-  <w:comment w:id="58" w:author="Deniss" w:date="2026-03-27T13:12:00Z" w:initials="D">
+  <w:comment w:id="56" w:author="Deniss" w:date="2026-03-27T13:12:00Z" w:initials="D">
     <w:p>
       <w:pPr>
         <w:pStyle w:val="CommentText"/>
@@ -50750,7 +50658,7 @@
       </w:r>
     </w:p>
   </w:comment>
-  <w:comment w:id="61" w:author="Deniss" w:date="2026-03-30T16:43:00Z" w:initials="D">
+  <w:comment w:id="59" w:author="Deniss" w:date="2026-03-30T16:43:00Z" w:initials="D">
     <w:p>
       <w:pPr>
         <w:pStyle w:val="CommentText"/>
@@ -50763,6 +50671,22 @@
       </w:r>
       <w:r>
         <w:t>Для задачи прогнозирования основной интерес представляет таблица sales, поскольку именно на ее основе далее формируется целевая переменная, связанная с объемом продаж. Таблица deliveries при этом сохраняет вспомогательное значение, так как поставки могут использоваться как дополнительный входной признак в нейросетевом подходе, но не как основной объект прогноза.</w:t>
+      </w:r>
+    </w:p>
+  </w:comment>
+  <w:comment w:id="60" w:author="Deniss" w:date="2026-03-30T18:33:00Z" w:initials="D">
+    <w:p>
+      <w:pPr>
+        <w:pStyle w:val="CommentText"/>
+      </w:pPr>
+      <w:r>
+        <w:rPr>
+          <w:rStyle w:val="CommentReference"/>
+        </w:rPr>
+        <w:annotationRef/>
+      </w:r>
+      <w:r>
+        <w:t>Таким образом, на данном этапе можно считать, что исходные данные уже преобразованы в аналитически пригодную форму, и следующей задачей становится оценка того, насколько эти данные подходят именно для построения прогностических моделей.</w:t>
       </w:r>
     </w:p>
   </w:comment>
@@ -50778,7 +50702,26 @@
         <w:annotationRef/>
       </w:r>
       <w:r>
-        <w:t>Таким образом, на данном этапе можно считать, что исходные данные уже преобразованы в аналитически пригодную форму, и следующей задачей становится оценка того, насколько эти данные подходят именно для построения прогностических моделей.</w:t>
+        <w:t>Как было сказано ранее, доступные наблюдения охватывают период с июля 2025 года по март 2026 года включительно. Это означает, что в распоряжении находится только девять последовательных месяцев наблюдений. Уже одно это накладывает существенные ограничения на последующий прогноз, поскольку в данных отсутствует хотя бы один полный годовой цикл. Следовательно, даже если в поведении продаж присутствует сезонность, полноценно выявить и проверить ее на таком горизонте затруднительно.</w:t>
+      </w:r>
+    </w:p>
+  </w:comment>
+  <w:comment w:id="63" w:author="Deniss" w:date="2026-03-30T16:47:00Z" w:initials="D">
+    <w:p>
+      <w:pPr>
+        <w:pStyle w:val="CommentText"/>
+      </w:pPr>
+      <w:r>
+        <w:rPr>
+          <w:rStyle w:val="CommentReference"/>
+        </w:rPr>
+        <w:annotationRef/>
+      </w:r>
+      <w:r>
+        <w:rPr>
+          <w:noProof/>
+        </w:rPr>
+        <w:t>vrb būs aprīlis vai mat maijs</w:t>
       </w:r>
     </w:p>
   </w:comment>
@@ -50794,11 +50737,11 @@
         <w:annotationRef/>
       </w:r>
       <w:r>
-        <w:t>Как было сказано ранее, доступные наблюдения охватывают период с июля 2025 года по март 2026 года включительно. Это означает, что в распоряжении находится только девять последовательных месяцев наблюдений. Уже одно это накладывает существенные ограничения на последующий прогноз, поскольку в данных отсутствует хотя бы один полный годовой цикл. Следовательно, даже если в поведении продаж присутствует сезонность, полноценно выявить и проверить ее на таком горизонте затруднительно.</w:t>
+        <w:t>Дополнительная сложность состоит в том, что база наблюдений не только короткая, но и формировалась постепенно. В первые месяцы учета перечень задокументированных материалов продолжал пополняться, то есть часть товаров в систему была занесена не сразу. Поэтому ранние значения ряда могут отражать не только фактический уровень продаж, но и степень полноты самого учета. Это особенно важно для интерпретации начального участка временной шкалы: более низкие продажи в ранние месяцы не обязательно означают столь же низкий реальный спрос.</w:t>
       </w:r>
     </w:p>
   </w:comment>
-  <w:comment w:id="65" w:author="Deniss" w:date="2026-03-30T16:47:00Z" w:initials="D">
+  <w:comment w:id="65" w:author="Deniss" w:date="2026-03-30T21:27:00Z" w:initials="D">
     <w:p>
       <w:pPr>
         <w:pStyle w:val="CommentText"/>
@@ -50810,10 +50753,220 @@
         <w:annotationRef/>
       </w:r>
       <w:r>
-        <w:rPr>
-          <w:noProof/>
-        </w:rPr>
-        <w:t>vrb būs aprīlis vai mat maijs</w:t>
+        <w:t>with sales_m3 as (</w:t>
+      </w:r>
+    </w:p>
+    <w:p>
+      <w:pPr>
+        <w:pStyle w:val="CommentText"/>
+      </w:pPr>
+      <w:r>
+        <w:tab/>
+        <w:t xml:space="preserve">select </w:t>
+      </w:r>
+    </w:p>
+    <w:p>
+      <w:pPr>
+        <w:pStyle w:val="CommentText"/>
+      </w:pPr>
+      <w:r>
+        <w:tab/>
+      </w:r>
+      <w:r>
+        <w:tab/>
+        <w:t>printf("%d-%02d", year, month) as period,</w:t>
+      </w:r>
+    </w:p>
+    <w:p>
+      <w:pPr>
+        <w:pStyle w:val="CommentText"/>
+      </w:pPr>
+      <w:r>
+        <w:tab/>
+      </w:r>
+      <w:r>
+        <w:tab/>
+        <w:t>sum(sales.sale_m3) as sales_m3</w:t>
+      </w:r>
+    </w:p>
+    <w:p>
+      <w:pPr>
+        <w:pStyle w:val="CommentText"/>
+      </w:pPr>
+      <w:r>
+        <w:tab/>
+        <w:t>from sales</w:t>
+      </w:r>
+      <w:r>
+        <w:tab/>
+      </w:r>
+    </w:p>
+    <w:p>
+      <w:pPr>
+        <w:pStyle w:val="CommentText"/>
+      </w:pPr>
+      <w:r>
+        <w:tab/>
+        <w:t>group by year, month</w:t>
+      </w:r>
+    </w:p>
+    <w:p>
+      <w:pPr>
+        <w:pStyle w:val="CommentText"/>
+      </w:pPr>
+      <w:r>
+        <w:t>), registered_materials as (</w:t>
+      </w:r>
+    </w:p>
+    <w:p>
+      <w:pPr>
+        <w:pStyle w:val="CommentText"/>
+      </w:pPr>
+      <w:r>
+        <w:tab/>
+        <w:t>select sheet_name_orderable as period, count(*) as "count" from end_of_month_material_stats group by sheet_name_orderable</w:t>
+      </w:r>
+    </w:p>
+    <w:p>
+      <w:pPr>
+        <w:pStyle w:val="CommentText"/>
+      </w:pPr>
+      <w:r>
+        <w:t>), valuable_materials as (</w:t>
+      </w:r>
+    </w:p>
+    <w:p>
+      <w:pPr>
+        <w:pStyle w:val="CommentText"/>
+      </w:pPr>
+      <w:r>
+        <w:tab/>
+        <w:t xml:space="preserve">select sheet_name_orderable as period, count(*) as "count" from end_of_month_material_stats </w:t>
+      </w:r>
+    </w:p>
+    <w:p>
+      <w:pPr>
+        <w:pStyle w:val="CommentText"/>
+      </w:pPr>
+      <w:r>
+        <w:tab/>
+        <w:t>where material_id in (select distinct material_id from sales)</w:t>
+      </w:r>
+    </w:p>
+    <w:p>
+      <w:pPr>
+        <w:pStyle w:val="CommentText"/>
+      </w:pPr>
+      <w:r>
+        <w:tab/>
+        <w:t>group by sheet_name_orderable</w:t>
+      </w:r>
+    </w:p>
+    <w:p>
+      <w:pPr>
+        <w:pStyle w:val="CommentText"/>
+      </w:pPr>
+      <w:r>
+        <w:t>)</w:t>
+      </w:r>
+    </w:p>
+    <w:p>
+      <w:pPr>
+        <w:pStyle w:val="CommentText"/>
+      </w:pPr>
+    </w:p>
+    <w:p>
+      <w:pPr>
+        <w:pStyle w:val="CommentText"/>
+      </w:pPr>
+      <w:r>
+        <w:t xml:space="preserve">select </w:t>
+      </w:r>
+    </w:p>
+    <w:p>
+      <w:pPr>
+        <w:pStyle w:val="CommentText"/>
+      </w:pPr>
+      <w:r>
+        <w:tab/>
+        <w:t>sales_m3.period,</w:t>
+      </w:r>
+    </w:p>
+    <w:p>
+      <w:pPr>
+        <w:pStyle w:val="CommentText"/>
+      </w:pPr>
+      <w:r>
+        <w:tab/>
+        <w:t>sales_m3.sales_m3,</w:t>
+      </w:r>
+    </w:p>
+    <w:p>
+      <w:pPr>
+        <w:pStyle w:val="CommentText"/>
+      </w:pPr>
+      <w:r>
+        <w:tab/>
+        <w:t>registered_materials.count,</w:t>
+      </w:r>
+    </w:p>
+    <w:p>
+      <w:pPr>
+        <w:pStyle w:val="CommentText"/>
+      </w:pPr>
+      <w:r>
+        <w:tab/>
+        <w:t>valuable_materials.count</w:t>
+      </w:r>
+    </w:p>
+    <w:p>
+      <w:pPr>
+        <w:pStyle w:val="CommentText"/>
+      </w:pPr>
+      <w:r>
+        <w:t>from sales_m3</w:t>
+      </w:r>
+    </w:p>
+    <w:p>
+      <w:pPr>
+        <w:pStyle w:val="CommentText"/>
+      </w:pPr>
+    </w:p>
+    <w:p>
+      <w:pPr>
+        <w:pStyle w:val="CommentText"/>
+      </w:pPr>
+      <w:r>
+        <w:t>left outer join registered_materials</w:t>
+      </w:r>
+    </w:p>
+    <w:p>
+      <w:pPr>
+        <w:pStyle w:val="CommentText"/>
+      </w:pPr>
+      <w:r>
+        <w:t>on sales_m3.period = registered_materials.period</w:t>
+      </w:r>
+    </w:p>
+    <w:p>
+      <w:pPr>
+        <w:pStyle w:val="CommentText"/>
+      </w:pPr>
+    </w:p>
+    <w:p>
+      <w:pPr>
+        <w:pStyle w:val="CommentText"/>
+      </w:pPr>
+      <w:r>
+        <w:t>left outer join valuable_materials</w:t>
+      </w:r>
+    </w:p>
+    <w:p>
+      <w:pPr>
+        <w:pStyle w:val="CommentText"/>
+      </w:pPr>
+      <w:r>
+        <w:t>on sales_m3.period = valuable_materials.period</w:t>
       </w:r>
     </w:p>
   </w:comment>
@@ -50829,11 +50982,11 @@
         <w:annotationRef/>
       </w:r>
       <w:r>
-        <w:t>Дополнительная сложность состоит в том, что база наблюдений не только короткая, но и формировалась постепенно. В первые месяцы учета перечень задокументированных материалов продолжал пополняться, то есть часть товаров в систему была занесена не сразу. Поэтому ранние значения ряда могут отражать не только фактический уровень продаж, но и степень полноты самого учета. Это особенно важно для интерпретации начального участка временной шкалы: более низкие продажи в ранние месяцы не обязательно означают столь же низкий реальный спрос.</w:t>
+        <w:t>По графику продаж видно, что наблюдаемый период действительно короткий: на временной оси представлена лишь часть года, причем без повторения тех же месяцев второго года. Это означает, что работа должна опираться не на сложные сезонные конструкции, а на более осторожные и устойчивые подходы, пригодные для коротких рядов. Одновременно график количества материалов показывает, что база наблюдений в первые месяцы еще формировалась, а значит, ранние периоды следует рассматривать с осторожностью.</w:t>
       </w:r>
     </w:p>
   </w:comment>
-  <w:comment w:id="67" w:author="Deniss" w:date="2026-03-30T21:27:00Z" w:initials="D">
+  <w:comment w:id="67" w:author="Deniss" w:date="2026-03-30T18:33:00Z" w:initials="D">
     <w:p>
       <w:pPr>
         <w:pStyle w:val="CommentText"/>
@@ -50845,236 +50998,7 @@
         <w:annotationRef/>
       </w:r>
       <w:r>
-        <w:t>with sales_m3 as (</w:t>
-      </w:r>
-    </w:p>
-    <w:p>
-      <w:pPr>
-        <w:pStyle w:val="CommentText"/>
-      </w:pPr>
-      <w:r>
-        <w:tab/>
-        <w:t xml:space="preserve">select </w:t>
-      </w:r>
-    </w:p>
-    <w:p>
-      <w:pPr>
-        <w:pStyle w:val="CommentText"/>
-      </w:pPr>
-      <w:r>
-        <w:tab/>
-      </w:r>
-      <w:r>
-        <w:tab/>
-        <w:t>printf("%d-%02d", year, month) as period,</w:t>
-      </w:r>
-    </w:p>
-    <w:p>
-      <w:pPr>
-        <w:pStyle w:val="CommentText"/>
-      </w:pPr>
-      <w:r>
-        <w:tab/>
-      </w:r>
-      <w:r>
-        <w:tab/>
-        <w:t>sum(sales.sale_m3) as sales_m3</w:t>
-      </w:r>
-    </w:p>
-    <w:p>
-      <w:pPr>
-        <w:pStyle w:val="CommentText"/>
-      </w:pPr>
-      <w:r>
-        <w:tab/>
-        <w:t>from sales</w:t>
-      </w:r>
-      <w:r>
-        <w:tab/>
-      </w:r>
-    </w:p>
-    <w:p>
-      <w:pPr>
-        <w:pStyle w:val="CommentText"/>
-      </w:pPr>
-      <w:r>
-        <w:tab/>
-        <w:t>group by year, month</w:t>
-      </w:r>
-    </w:p>
-    <w:p>
-      <w:pPr>
-        <w:pStyle w:val="CommentText"/>
-      </w:pPr>
-      <w:r>
-        <w:t>), registered_materials as (</w:t>
-      </w:r>
-    </w:p>
-    <w:p>
-      <w:pPr>
-        <w:pStyle w:val="CommentText"/>
-      </w:pPr>
-      <w:r>
-        <w:tab/>
-        <w:t>select sheet_name_orderable as period, count(*) as "count" from end_of_month_material_stats group by sheet_name_orderable</w:t>
-      </w:r>
-    </w:p>
-    <w:p>
-      <w:pPr>
-        <w:pStyle w:val="CommentText"/>
-      </w:pPr>
-      <w:r>
-        <w:t>), valuable_materials as (</w:t>
-      </w:r>
-    </w:p>
-    <w:p>
-      <w:pPr>
-        <w:pStyle w:val="CommentText"/>
-      </w:pPr>
-      <w:r>
-        <w:tab/>
-        <w:t xml:space="preserve">select sheet_name_orderable as period, count(*) as "count" from end_of_month_material_stats </w:t>
-      </w:r>
-    </w:p>
-    <w:p>
-      <w:pPr>
-        <w:pStyle w:val="CommentText"/>
-      </w:pPr>
-      <w:r>
-        <w:tab/>
-        <w:t>where material_id in (select distinct material_id from sales)</w:t>
-      </w:r>
-    </w:p>
-    <w:p>
-      <w:pPr>
-        <w:pStyle w:val="CommentText"/>
-      </w:pPr>
-      <w:r>
-        <w:tab/>
-        <w:t>group by sheet_name_orderable</w:t>
-      </w:r>
-    </w:p>
-    <w:p>
-      <w:pPr>
-        <w:pStyle w:val="CommentText"/>
-      </w:pPr>
-      <w:r>
-        <w:t>)</w:t>
-      </w:r>
-    </w:p>
-    <w:p>
-      <w:pPr>
-        <w:pStyle w:val="CommentText"/>
-      </w:pPr>
-    </w:p>
-    <w:p>
-      <w:pPr>
-        <w:pStyle w:val="CommentText"/>
-      </w:pPr>
-      <w:r>
-        <w:t xml:space="preserve">select </w:t>
-      </w:r>
-    </w:p>
-    <w:p>
-      <w:pPr>
-        <w:pStyle w:val="CommentText"/>
-      </w:pPr>
-      <w:r>
-        <w:tab/>
-        <w:t>sales_m3.period,</w:t>
-      </w:r>
-    </w:p>
-    <w:p>
-      <w:pPr>
-        <w:pStyle w:val="CommentText"/>
-      </w:pPr>
-      <w:r>
-        <w:tab/>
-        <w:t>sales_m3.sales_m3,</w:t>
-      </w:r>
-    </w:p>
-    <w:p>
-      <w:pPr>
-        <w:pStyle w:val="CommentText"/>
-      </w:pPr>
-      <w:r>
-        <w:tab/>
-        <w:t>registered_materials.count,</w:t>
-      </w:r>
-    </w:p>
-    <w:p>
-      <w:pPr>
-        <w:pStyle w:val="CommentText"/>
-      </w:pPr>
-      <w:r>
-        <w:tab/>
-        <w:t>valuable_materials.count</w:t>
-      </w:r>
-    </w:p>
-    <w:p>
-      <w:pPr>
-        <w:pStyle w:val="CommentText"/>
-      </w:pPr>
-      <w:r>
-        <w:t>from sales_m3</w:t>
-      </w:r>
-    </w:p>
-    <w:p>
-      <w:pPr>
-        <w:pStyle w:val="CommentText"/>
-      </w:pPr>
-    </w:p>
-    <w:p>
-      <w:pPr>
-        <w:pStyle w:val="CommentText"/>
-      </w:pPr>
-      <w:r>
-        <w:t>left outer join registered_materials</w:t>
-      </w:r>
-    </w:p>
-    <w:p>
-      <w:pPr>
-        <w:pStyle w:val="CommentText"/>
-      </w:pPr>
-      <w:r>
-        <w:t>on sales_m3.period = registered_materials.period</w:t>
-      </w:r>
-    </w:p>
-    <w:p>
-      <w:pPr>
-        <w:pStyle w:val="CommentText"/>
-      </w:pPr>
-    </w:p>
-    <w:p>
-      <w:pPr>
-        <w:pStyle w:val="CommentText"/>
-      </w:pPr>
-      <w:r>
-        <w:t>left outer join valuable_materials</w:t>
-      </w:r>
-    </w:p>
-    <w:p>
-      <w:pPr>
-        <w:pStyle w:val="CommentText"/>
-      </w:pPr>
-      <w:r>
-        <w:t>on sales_m3.period = valuable_materials.period</w:t>
-      </w:r>
-    </w:p>
-  </w:comment>
-  <w:comment w:id="68" w:author="Deniss" w:date="2026-03-30T18:33:00Z" w:initials="D">
-    <w:p>
-      <w:pPr>
-        <w:pStyle w:val="CommentText"/>
-      </w:pPr>
-      <w:r>
-        <w:rPr>
-          <w:rStyle w:val="CommentReference"/>
-        </w:rPr>
-        <w:annotationRef/>
-      </w:r>
-      <w:r>
-        <w:t>По графику продаж видно, что наблюдаемый период действительно короткий: на временной оси представлена лишь часть года, причем без повторения тех же месяцев второго года. Это означает, что работа должна опираться не на сложные сезонные конструкции, а на более осторожные и устойчивые подходы, пригодные для коротких рядов. Одновременно график количества материалов показывает, что база наблюдений в первые месяцы еще формировалась, а значит, ранние периоды следует рассматривать с осторожностью.</w:t>
+        <w:t>Из этого следует важный промежуточный вывод: доступные данные ограничены и по длине временного горизонта, и по полноте ранних наблюдений. Именно это в дальнейшем становится одним из главных аргументов в пользу укрупнения объекта прогноза и отказа от слишком детализированного прогнозирования на уровне отдельных материалов.</w:t>
       </w:r>
     </w:p>
   </w:comment>
@@ -51090,27 +51014,11 @@
         <w:annotationRef/>
       </w:r>
       <w:r>
-        <w:t>Из этого следует важный промежуточный вывод: доступные данные ограничены и по длине временного горизонта, и по полноте ранних наблюдений. Именно это в дальнейшем становится одним из главных аргументов в пользу укрупнения объекта прогноза и отказа от слишком детализированного прогнозирования на уровне отдельных материалов.</w:t>
+        <w:t>С точки зрения задачи прогнозирования данные о продажах и поставках играют разную роль. Продажи напрямую отражают фактический спрос и потому естественным образом становятся основным объектом прогнозирования. Поставки, напротив, описывают пополнение запасов и зависят не только от спроса, но и от внутренних решений предприятия, логистики, сроков закупки и особенностей поставщиков.</w:t>
       </w:r>
     </w:p>
   </w:comment>
-  <w:comment w:id="71" w:author="Deniss" w:date="2026-03-30T18:33:00Z" w:initials="D">
-    <w:p>
-      <w:pPr>
-        <w:pStyle w:val="CommentText"/>
-      </w:pPr>
-      <w:r>
-        <w:rPr>
-          <w:rStyle w:val="CommentReference"/>
-        </w:rPr>
-        <w:annotationRef/>
-      </w:r>
-      <w:r>
-        <w:t>С точки зрения задачи прогнозирования данные о продажах и поставках играют разную роль. Продажи напрямую отражают фактический спрос и потому естественным образом становятся основным объектом прогнозирования. Поставки, напротив, описывают пополнение запасов и зависят не только от спроса, но и от внутренних решений предприятия, логистики, сроков закупки и особенностей поставщиков.</w:t>
-      </w:r>
-    </w:p>
-  </w:comment>
-  <w:comment w:id="72" w:author="Deniss" w:date="2026-03-30T18:53:00Z" w:initials="D">
+  <w:comment w:id="70" w:author="Deniss" w:date="2026-03-30T18:53:00Z" w:initials="D">
     <w:p>
       <w:pPr>
         <w:pStyle w:val="CommentText"/>
@@ -51201,7 +51109,7 @@
       </w:r>
     </w:p>
   </w:comment>
-  <w:comment w:id="73" w:author="Deniss" w:date="2026-05-20T17:40:00Z" w:initials="D">
+  <w:comment w:id="71" w:author="Deniss" w:date="2026-05-20T17:40:00Z" w:initials="D">
     <w:p>
       <w:pPr>
         <w:pStyle w:val="CommentText"/>
@@ -51220,7 +51128,7 @@
       </w:r>
     </w:p>
   </w:comment>
-  <w:comment w:id="74" w:author="Deniss" w:date="2026-03-30T19:45:00Z" w:initials="D">
+  <w:comment w:id="72" w:author="Deniss" w:date="2026-03-30T19:45:00Z" w:initials="D">
     <w:p>
       <w:pPr>
         <w:pStyle w:val="CommentText"/>
@@ -51236,7 +51144,7 @@
       </w:r>
     </w:p>
   </w:comment>
-  <w:comment w:id="75" w:author="Deniss" w:date="2026-03-30T19:45:00Z" w:initials="D">
+  <w:comment w:id="73" w:author="Deniss" w:date="2026-03-30T19:45:00Z" w:initials="D">
     <w:p>
       <w:pPr>
         <w:pStyle w:val="CommentText"/>
@@ -51258,7 +51166,7 @@
       </w:r>
     </w:p>
   </w:comment>
-  <w:comment w:id="77" w:author="Deniss" w:date="2026-03-30T20:15:00Z" w:initials="D">
+  <w:comment w:id="75" w:author="Deniss" w:date="2026-03-30T20:15:00Z" w:initials="D">
     <w:p>
       <w:pPr>
         <w:pStyle w:val="CommentText"/>
@@ -51274,7 +51182,7 @@
       </w:r>
     </w:p>
   </w:comment>
-  <w:comment w:id="78" w:author="Deniss" w:date="2026-03-30T20:16:00Z" w:initials="D">
+  <w:comment w:id="76" w:author="Deniss" w:date="2026-03-30T20:16:00Z" w:initials="D">
     <w:p>
       <w:pPr>
         <w:pStyle w:val="CommentText"/>
@@ -51418,7 +51326,7 @@
       </w:r>
     </w:p>
   </w:comment>
-  <w:comment w:id="79" w:author="Deniss" w:date="2026-03-30T20:29:00Z" w:initials="D">
+  <w:comment w:id="77" w:author="Deniss" w:date="2026-03-30T20:29:00Z" w:initials="D">
     <w:p>
       <w:pPr>
         <w:pStyle w:val="CommentText"/>
@@ -51530,7 +51438,7 @@
       </w:r>
     </w:p>
   </w:comment>
-  <w:comment w:id="80" w:author="Deniss" w:date="2026-03-30T20:30:00Z" w:initials="D">
+  <w:comment w:id="78" w:author="Deniss" w:date="2026-03-30T20:30:00Z" w:initials="D">
     <w:p>
       <w:pPr>
         <w:pStyle w:val="CommentText"/>
@@ -51587,7 +51495,7 @@
       </w:r>
     </w:p>
   </w:comment>
-  <w:comment w:id="81" w:author="Deniss" w:date="2026-05-17T13:39:00Z" w:initials="D">
+  <w:comment w:id="79" w:author="Deniss" w:date="2026-05-17T13:39:00Z" w:initials="D">
     <w:p>
       <w:pPr>
         <w:pStyle w:val="CommentText"/>
@@ -51606,7 +51514,7 @@
       </w:r>
     </w:p>
   </w:comment>
-  <w:comment w:id="82" w:author="Deniss" w:date="2026-03-30T20:28:00Z" w:initials="D">
+  <w:comment w:id="80" w:author="Deniss" w:date="2026-03-30T20:28:00Z" w:initials="D">
     <w:p>
       <w:pPr>
         <w:pStyle w:val="CommentText"/>
@@ -51622,7 +51530,7 @@
       </w:r>
     </w:p>
   </w:comment>
-  <w:comment w:id="83" w:author="Deniss" w:date="2026-03-30T20:27:00Z" w:initials="D">
+  <w:comment w:id="81" w:author="Deniss" w:date="2026-03-30T20:27:00Z" w:initials="D">
     <w:p>
       <w:pPr>
         <w:pStyle w:val="CommentText"/>
@@ -51644,7 +51552,7 @@
       </w:r>
     </w:p>
   </w:comment>
-  <w:comment w:id="84" w:author="Deniss" w:date="2026-03-30T20:36:00Z" w:initials="D">
+  <w:comment w:id="82" w:author="Deniss" w:date="2026-03-30T20:36:00Z" w:initials="D">
     <w:p>
       <w:pPr>
         <w:pStyle w:val="CommentText"/>
@@ -51780,7 +51688,7 @@
       </w:r>
     </w:p>
   </w:comment>
-  <w:comment w:id="85" w:author="Deniss" w:date="2026-03-30T20:38:00Z" w:initials="D">
+  <w:comment w:id="83" w:author="Deniss" w:date="2026-03-30T20:38:00Z" w:initials="D">
     <w:p>
       <w:pPr>
         <w:pStyle w:val="CommentText"/>
@@ -51808,6 +51716,77 @@
           <w:noProof/>
         </w:rPr>
         <w:t>Таким образом, целью прогнозирования в данной работе будут не отдельные материалы, а группы brand+category. Это решение одновременно лучше соответствует практической задаче предприятия и делает сравнение методов статистически более осмысленным.</w:t>
+      </w:r>
+    </w:p>
+  </w:comment>
+  <w:comment w:id="84" w:author="Deniss" w:date="2026-04-10T14:35:00Z" w:initials="D">
+    <w:p>
+      <w:pPr>
+        <w:pStyle w:val="CommentText"/>
+      </w:pPr>
+      <w:r>
+        <w:rPr>
+          <w:rStyle w:val="CommentReference"/>
+        </w:rPr>
+        <w:annotationRef/>
+      </w:r>
+      <w:r>
+        <w:rPr>
+          <w:noProof/>
+        </w:rPr>
+        <w:t>1.</w:t>
+      </w:r>
+    </w:p>
+  </w:comment>
+  <w:comment w:id="85" w:author="Deniss" w:date="2026-03-30T20:56:00Z" w:initials="D">
+    <w:p>
+      <w:pPr>
+        <w:pStyle w:val="CommentText"/>
+      </w:pPr>
+      <w:r>
+        <w:rPr>
+          <w:rStyle w:val="CommentReference"/>
+        </w:rPr>
+        <w:annotationRef/>
+      </w:r>
+      <w:r>
+        <w:t>Даже после перехода к уровню brand+category не все группы одинаково пригодны для прогноза. Часть из них остается слишком редкой, часть состоит из единичных или случайных продаж, а часть не представляет устойчивого товарного направления. Поэтому для дальнейшего эксперимента требуется дополнительный отбор групп.</w:t>
+      </w:r>
+      <w:r>
+        <w:rPr>
+          <w:noProof/>
+        </w:rPr>
+        <w:t xml:space="preserve"> </w:t>
+      </w:r>
+      <w:r>
+        <w:rPr>
+          <w:noProof/>
+        </w:rPr>
+        <w:t xml:space="preserve">В данной работе в основной эксперимент включаются только те группы brand+category, в которых продажи наблюдаются не менее чем в большинстве доступных месяцев. В практическом выражении это реализуется как правило: в ряд должны входить ненулевые продажи как минимум в шести месяцах из девяти. Такое ограничение вводится не как универсальное внешнее правило, а как рабочий критерий отбора, вытекающий из структуры конкретных данных. Его цель </w:t>
+      </w:r>
+      <w:r>
+        <w:rPr>
+          <w:noProof/>
+        </w:rPr>
+        <w:t>–</w:t>
+      </w:r>
+      <w:r>
+        <w:rPr>
+          <w:noProof/>
+        </w:rPr>
+        <w:t xml:space="preserve"> исключить слишком разреженные ряды, в которых сравнение методов будет неустойчивым и малоинформативным.</w:t>
+      </w:r>
+      <w:r>
+        <w:rPr>
+          <w:noProof/>
+        </w:rPr>
+        <w:t xml:space="preserve"> </w:t>
+      </w:r>
+      <w:r>
+        <w:rPr>
+          <w:noProof/>
+        </w:rPr>
+        <w:t>На практике это означает, что в основной эксперимент включаются только те группы, где продажи наблюдаются достаточно регулярно, чтобы ряд содержал хотя бы минимальную динамическую структуру. Группы с редкими и эпизодическими продажами исключаются. Отдельно исключается группа DAŽĀDAS PRECES, поскольку она объединяет слишком разнородные изделия и не образует осмысленного объекта прогнозирования. Даже если формально такую группу можно оставить в базе, с точки зрения прогноза она не отражает устойчивый тип спроса.</w:t>
       </w:r>
     </w:p>
   </w:comment>
@@ -51826,11 +51805,11 @@
         <w:rPr>
           <w:noProof/>
         </w:rPr>
-        <w:t>1.</w:t>
+        <w:t>3.</w:t>
       </w:r>
     </w:p>
   </w:comment>
-  <w:comment w:id="87" w:author="Deniss" w:date="2026-03-30T20:56:00Z" w:initials="D">
+  <w:comment w:id="89" w:author="Deniss" w:date="2026-03-30T20:56:00Z" w:initials="D">
     <w:p>
       <w:pPr>
         <w:pStyle w:val="CommentText"/>
@@ -51842,47 +51821,109 @@
         <w:annotationRef/>
       </w:r>
       <w:r>
-        <w:t>Даже после перехода к уровню brand+category не все группы одинаково пригодны для прогноза. Часть из них остается слишком редкой, часть состоит из единичных или случайных продаж, а часть не представляет устойчивого товарного направления. Поэтому для дальнейшего эксперимента требуется дополнительный отбор групп.</w:t>
+        <w:t xml:space="preserve">Основной прогнозируемой переменной является sale_m3 </w:t>
+      </w:r>
+      <w:r>
+        <w:t>–</w:t>
+      </w:r>
+      <w:r>
+        <w:t xml:space="preserve"> объем продаж в кубометрах. Такое решение обусловлено точкой зрения предприятия: закупки древесины измеряются именно в кубометрах, а значит и прогнозировать нужно их. Если задача прогноза связана с тем, сколько древесины требуется на следующий период, то прогноз в кубометрах будет более содержательным. Хотя и на уровне групп brand+category это может показаться не сильно информативным, поскольку внутри одной группы могут находиться материалы разного размера, для этой работы такой мерки будет достаточно. В случае, если данных было бы больше и полней, правильней бы было прогнозировать продажи отдельных материалов по sale_pcs колонке. Аналогично, показатель sale_eur отражает зависимую переменную: его составляют изменения цен, скидки и тд, поэтому он хуже подходит как основная переменная.</w:t>
+      </w:r>
+    </w:p>
+  </w:comment>
+  <w:comment w:id="88" w:author="Deniss" w:date="2026-04-10T14:32:00Z" w:initials="D">
+    <w:p>
+      <w:pPr>
+        <w:pStyle w:val="CommentText"/>
+      </w:pPr>
+      <w:r>
+        <w:rPr>
+          <w:rStyle w:val="CommentReference"/>
+        </w:rPr>
+        <w:annotationRef/>
       </w:r>
       <w:r>
         <w:rPr>
           <w:noProof/>
         </w:rPr>
-        <w:t xml:space="preserve"> </w:t>
+        <w:t>2.</w:t>
+      </w:r>
+    </w:p>
+  </w:comment>
+  <w:comment w:id="90" w:author="Deniss" w:date="2026-03-30T20:59:00Z" w:initials="D">
+    <w:p>
+      <w:pPr>
+        <w:pStyle w:val="CommentText"/>
+      </w:pPr>
+      <w:r>
+        <w:rPr>
+          <w:rStyle w:val="CommentReference"/>
+        </w:rPr>
+        <w:annotationRef/>
+      </w:r>
+    </w:p>
+    <w:p>
+      <w:pPr>
+        <w:pStyle w:val="CommentText"/>
+        <w:rPr>
+          <w:lang w:val="ru-RU"/>
+        </w:rPr>
+      </w:pPr>
+      <w:r>
+        <w:t>Для построения рядов в данной работе используется месячный шаг. Для каждой выбранной группы brand+category формируется последовательность значений за месяцы от июля 2025 года до марта 2026 года. Если в пределах наблюдаемого месяца продаж по данной группе не зафиксировано, берется ноль. Такое правило приемлемо именно на уровне агрегированных групп, поскольку месяц при этом остается частью общего периода наблюдения, просто без единной продажи.</w:t>
+      </w:r>
+    </w:p>
+  </w:comment>
+  <w:comment w:id="93" w:author="Deniss" w:date="2026-03-30T21:29:00Z" w:initials="D">
+    <w:p>
+      <w:pPr>
+        <w:pStyle w:val="CommentText"/>
+      </w:pPr>
+      <w:r>
+        <w:rPr>
+          <w:rStyle w:val="CommentReference"/>
+        </w:rPr>
+        <w:annotationRef/>
       </w:r>
       <w:r>
         <w:rPr>
           <w:noProof/>
         </w:rPr>
-        <w:t xml:space="preserve">В данной работе в основной эксперимент включаются только те группы brand+category, в которых продажи наблюдаются не менее чем в большинстве доступных месяцев. В практическом выражении это реализуется как правило: в ряд должны входить ненулевые продажи как минимум в шести месяцах из девяти. Такое ограничение вводится не как универсальное внешнее правило, а как рабочий критерий отбора, вытекающий из структуры конкретных данных. Его цель </w:t>
+        <w:t>šo daļu var izmantot nakotnē datu sintezēšanai, būtu jāaprēķinā korelācija utt</w:t>
+      </w:r>
+    </w:p>
+  </w:comment>
+  <w:comment w:id="92" w:author="Deniss" w:date="2026-05-15T18:42:00Z" w:initials="D">
+    <w:p>
+      <w:pPr>
+        <w:pStyle w:val="CommentText"/>
+        <w:rPr>
+          <w:lang w:val="ru-RU"/>
+        </w:rPr>
+      </w:pPr>
+      <w:r>
+        <w:rPr>
+          <w:rStyle w:val="CommentReference"/>
+        </w:rPr>
+        <w:annotationRef/>
       </w:r>
       <w:r>
         <w:rPr>
           <w:noProof/>
-        </w:rPr>
-        <w:t>–</w:t>
+          <w:lang w:val="en-GB"/>
+        </w:rPr>
+        <w:t>rename</w:t>
       </w:r>
       <w:r>
         <w:rPr>
           <w:noProof/>
-        </w:rPr>
-        <w:t xml:space="preserve"> исключить слишком разреженные ряды, в которых сравнение методов будет неустойчивым и малоинформативным.</w:t>
-      </w:r>
-      <w:r>
-        <w:rPr>
-          <w:noProof/>
-        </w:rPr>
-        <w:t xml:space="preserve"> </w:t>
-      </w:r>
-      <w:r>
-        <w:rPr>
-          <w:noProof/>
-        </w:rPr>
-        <w:t>На практике это означает, что в основной эксперимент включаются только те группы, где продажи наблюдаются достаточно регулярно, чтобы ряд содержал хотя бы минимальную динамическую структуру. Группы с редкими и эпизодическими продажами исключаются. Отдельно исключается группа DAŽĀDAS PRECES, поскольку она объединяет слишком разнородные изделия и не образует осмысленного объекта прогнозирования. Даже если формально такую группу можно оставить в базе, с точки зрения прогноза она не отражает устойчивый тип спроса.</w:t>
+          <w:lang w:val="ru-RU"/>
+        </w:rPr>
+        <w:t>?</w:t>
       </w:r>
     </w:p>
   </w:comment>
-  <w:comment w:id="88" w:author="Deniss" w:date="2026-04-10T14:35:00Z" w:initials="D">
+  <w:comment w:id="94" w:author="Deniss" w:date="2026-03-30T21:26:00Z" w:initials="D">
     <w:p>
       <w:pPr>
         <w:pStyle w:val="CommentText"/>
@@ -51894,75 +51935,7 @@
         <w:annotationRef/>
       </w:r>
       <w:r>
-        <w:rPr>
-          <w:noProof/>
-        </w:rPr>
-        <w:t>3.</w:t>
-      </w:r>
-    </w:p>
-  </w:comment>
-  <w:comment w:id="91" w:author="Deniss" w:date="2026-03-30T20:56:00Z" w:initials="D">
-    <w:p>
-      <w:pPr>
-        <w:pStyle w:val="CommentText"/>
-      </w:pPr>
-      <w:r>
-        <w:rPr>
-          <w:rStyle w:val="CommentReference"/>
-        </w:rPr>
-        <w:annotationRef/>
-      </w:r>
-      <w:r>
-        <w:t xml:space="preserve">Основной прогнозируемой переменной является sale_m3 </w:t>
-      </w:r>
-      <w:r>
-        <w:t>–</w:t>
-      </w:r>
-      <w:r>
-        <w:t xml:space="preserve"> объем продаж в кубометрах. Такое решение обусловлено точкой зрения предприятия: закупки древесины измеряются именно в кубометрах, а значит и прогнозировать нужно их. Если задача прогноза связана с тем, сколько древесины требуется на следующий период, то прогноз в кубометрах будет более содержательным. Хотя и на уровне групп brand+category это может показаться не сильно информативным, поскольку внутри одной группы могут находиться материалы разного размера, для этой работы такой мерки будет достаточно. В случае, если данных было бы больше и полней, правильней бы было прогнозировать продажи отдельных материалов по sale_pcs колонке. Аналогично, показатель sale_eur отражает зависимую переменную: его составляют изменения цен, скидки и тд, поэтому он хуже подходит как основная переменная.</w:t>
-      </w:r>
-    </w:p>
-  </w:comment>
-  <w:comment w:id="90" w:author="Deniss" w:date="2026-04-10T14:32:00Z" w:initials="D">
-    <w:p>
-      <w:pPr>
-        <w:pStyle w:val="CommentText"/>
-      </w:pPr>
-      <w:r>
-        <w:rPr>
-          <w:rStyle w:val="CommentReference"/>
-        </w:rPr>
-        <w:annotationRef/>
-      </w:r>
-      <w:r>
-        <w:rPr>
-          <w:noProof/>
-        </w:rPr>
-        <w:t>2.</w:t>
-      </w:r>
-    </w:p>
-  </w:comment>
-  <w:comment w:id="92" w:author="Deniss" w:date="2026-03-30T20:59:00Z" w:initials="D">
-    <w:p>
-      <w:pPr>
-        <w:pStyle w:val="CommentText"/>
-      </w:pPr>
-      <w:r>
-        <w:rPr>
-          <w:rStyle w:val="CommentReference"/>
-        </w:rPr>
-        <w:annotationRef/>
-      </w:r>
-    </w:p>
-    <w:p>
-      <w:pPr>
-        <w:pStyle w:val="CommentText"/>
-        <w:rPr>
-          <w:lang w:val="ru-RU"/>
-        </w:rPr>
-      </w:pPr>
-      <w:r>
-        <w:t>Для построения рядов в данной работе используется месячный шаг. Для каждой выбранной группы brand+category формируется последовательность значений за месяцы от июля 2025 года до марта 2026 года. Если в пределах наблюдаемого месяца продаж по данной группе не зафиксировано, берется ноль. Такое правило приемлемо именно на уровне агрегированных групп, поскольку месяц при этом остается частью общего периода наблюдения, просто без единной продажи.</w:t>
+        <w:t>Отдельный вопрос насколько ранние месяцы наблюдения отражают реальный спроса, как сильно на него повлияло постепенное формирование самой учетной базы. Для этого полезно сопоставить две величины: количество задокументированных значимых материалов и суммарные продажи по месяцам. Этот график можно увидеть на картинке 4.3. Визуально в первой части рассматриваемого периода наблюдается совместный рост этих двух показателей. По мере того как в базу заносится больше материалов, возрастает и суммарный зафиксированный объем продаж. Это не доказывает автоматически, что продажи в ранние месяцы были сильно занижены, однако указывает на возможную зависимость между полнотой учета и величиной спроса. Другими словами, ранние месяцы могут быть слабыми не только потому, что спрос тогда был ниже, но и потому, что учет к тому моменту еще не охватывал весь продаваемый ассортимент.</w:t>
       </w:r>
     </w:p>
   </w:comment>
@@ -51978,19 +51951,35 @@
         <w:annotationRef/>
       </w:r>
       <w:r>
+        <w:t>Это подтверждает уже сделанный ранее вывод: доступные данные ограничены не только по длине периода, но и по степени полноты учета в начале наблюдений.</w:t>
+      </w:r>
+    </w:p>
+  </w:comment>
+  <w:comment w:id="97" w:author="Deniss" w:date="2026-04-10T14:39:00Z" w:initials="D">
+    <w:p>
+      <w:pPr>
+        <w:pStyle w:val="CommentText"/>
+      </w:pPr>
+      <w:r>
+        <w:rPr>
+          <w:rStyle w:val="CommentReference"/>
+        </w:rPr>
+        <w:annotationRef/>
+      </w:r>
+      <w:r>
         <w:rPr>
           <w:noProof/>
         </w:rPr>
-        <w:t>šo daļu var izmantot nakotnē datu sintezēšanai, būtu jāaprēķinā korelācija utt</w:t>
+        <w:t>4.</w:t>
       </w:r>
     </w:p>
   </w:comment>
-  <w:comment w:id="94" w:author="Deniss" w:date="2026-05-15T18:42:00Z" w:initials="D">
+  <w:comment w:id="98" w:author="Deniss" w:date="2026-04-10T02:02:00Z" w:initials="D">
     <w:p>
       <w:pPr>
         <w:pStyle w:val="CommentText"/>
         <w:rPr>
-          <w:lang w:val="ru-RU"/>
+          <w:noProof/>
         </w:rPr>
       </w:pPr>
       <w:r>
@@ -52002,127 +51991,58 @@
       <w:r>
         <w:rPr>
           <w:noProof/>
-          <w:lang w:val="en-GB"/>
-        </w:rPr>
-        <w:t>rename</w:t>
-      </w:r>
-      <w:r>
+        </w:rPr>
+        <w:t>5.</w:t>
+      </w:r>
+    </w:p>
+    <w:p>
+      <w:pPr>
+        <w:pStyle w:val="CommentText"/>
+        <w:rPr>
+          <w:noProof/>
+        </w:rPr>
+      </w:pPr>
+      <w:r>
+        <w:rPr>
+          <w:noProof/>
+        </w:rPr>
+        <w:t>jāpamato šīs vairāk, analitsikā daļa par to ļoti maz teikts</w:t>
+      </w:r>
+    </w:p>
+    <w:p>
+      <w:pPr>
+        <w:pStyle w:val="CommentText"/>
+        <w:rPr>
+          <w:noProof/>
+        </w:rPr>
+      </w:pPr>
+    </w:p>
+    <w:p>
+      <w:pPr>
+        <w:pStyle w:val="CommentText"/>
         <w:rPr>
           <w:noProof/>
           <w:lang w:val="ru-RU"/>
         </w:rPr>
-        <w:t>?</w:t>
-      </w:r>
-    </w:p>
-  </w:comment>
-  <w:comment w:id="96" w:author="Deniss" w:date="2026-03-30T21:26:00Z" w:initials="D">
-    <w:p>
-      <w:pPr>
-        <w:pStyle w:val="CommentText"/>
-      </w:pPr>
-      <w:r>
-        <w:rPr>
-          <w:rStyle w:val="CommentReference"/>
-        </w:rPr>
-        <w:annotationRef/>
-      </w:r>
-      <w:r>
-        <w:t>Отдельный вопрос насколько ранние месяцы наблюдения отражают реальный спроса, как сильно на него повлияло постепенное формирование самой учетной базы. Для этого полезно сопоставить две величины: количество задокументированных значимых материалов и суммарные продажи по месяцам. Этот график можно увидеть на картинке 4.3. Визуально в первой части рассматриваемого периода наблюдается совместный рост этих двух показателей. По мере того как в базу заносится больше материалов, возрастает и суммарный зафиксированный объем продаж. Это не доказывает автоматически, что продажи в ранние месяцы были сильно занижены, однако указывает на возможную зависимость между полнотой учета и величиной спроса. Другими словами, ранние месяцы могут быть слабыми не только потому, что спрос тогда был ниже, но и потому, что учет к тому моменту еще не охватывал весь продаваемый ассортимент.</w:t>
-      </w:r>
-    </w:p>
-  </w:comment>
-  <w:comment w:id="97" w:author="Deniss" w:date="2026-03-30T21:29:00Z" w:initials="D">
-    <w:p>
-      <w:pPr>
-        <w:pStyle w:val="CommentText"/>
-      </w:pPr>
-      <w:r>
-        <w:rPr>
-          <w:rStyle w:val="CommentReference"/>
-        </w:rPr>
-        <w:annotationRef/>
-      </w:r>
-      <w:r>
-        <w:t>Это подтверждает уже сделанный ранее вывод: доступные данные ограничены не только по длине периода, но и по степени полноты учета в начале наблюдений.</w:t>
-      </w:r>
-    </w:p>
-  </w:comment>
-  <w:comment w:id="99" w:author="Deniss" w:date="2026-04-10T14:39:00Z" w:initials="D">
-    <w:p>
-      <w:pPr>
-        <w:pStyle w:val="CommentText"/>
-      </w:pPr>
-      <w:r>
-        <w:rPr>
-          <w:rStyle w:val="CommentReference"/>
-        </w:rPr>
-        <w:annotationRef/>
-      </w:r>
-      <w:r>
-        <w:rPr>
-          <w:noProof/>
-        </w:rPr>
-        <w:t>4.</w:t>
-      </w:r>
-    </w:p>
-  </w:comment>
-  <w:comment w:id="100" w:author="Deniss" w:date="2026-04-10T02:02:00Z" w:initials="D">
-    <w:p>
-      <w:pPr>
-        <w:pStyle w:val="CommentText"/>
-        <w:rPr>
-          <w:noProof/>
-        </w:rPr>
-      </w:pPr>
-      <w:r>
-        <w:rPr>
-          <w:rStyle w:val="CommentReference"/>
-        </w:rPr>
-        <w:annotationRef/>
-      </w:r>
-      <w:r>
-        <w:rPr>
-          <w:noProof/>
-        </w:rPr>
-        <w:t>5.</w:t>
-      </w:r>
-    </w:p>
-    <w:p>
-      <w:pPr>
-        <w:pStyle w:val="CommentText"/>
-        <w:rPr>
-          <w:noProof/>
-        </w:rPr>
-      </w:pPr>
-      <w:r>
-        <w:rPr>
-          <w:noProof/>
-        </w:rPr>
-        <w:t>jāpamato šīs vairāk, analitsikā daļa par to ļoti maz teikts</w:t>
-      </w:r>
-    </w:p>
-    <w:p>
-      <w:pPr>
-        <w:pStyle w:val="CommentText"/>
-        <w:rPr>
-          <w:noProof/>
-        </w:rPr>
-      </w:pPr>
-    </w:p>
-    <w:p>
-      <w:pPr>
-        <w:pStyle w:val="CommentText"/>
+      </w:pPr>
+      <w:r>
         <w:rPr>
           <w:noProof/>
           <w:lang w:val="ru-RU"/>
         </w:rPr>
-      </w:pPr>
-      <w:r>
+        <w:t>чат предлагает добавить фразу здесь типа</w:t>
+      </w:r>
+    </w:p>
+    <w:p>
+      <w:pPr>
+        <w:pStyle w:val="CommentText"/>
         <w:rPr>
           <w:noProof/>
           <w:lang w:val="ru-RU"/>
         </w:rPr>
-        <w:t>чат предлагает добавить фразу здесь типа</w:t>
+      </w:pPr>
+      <w:r>
+        <w:t>“Naivā prognoze šajā darbā kalpo kā vienkāršākais etalons, kur nākamā perioda vērtība tiek pieņemta vienāda ar iepriekšējā perioda vērtību.”</w:t>
       </w:r>
     </w:p>
     <w:p>
@@ -52133,36 +52053,24 @@
           <w:lang w:val="ru-RU"/>
         </w:rPr>
       </w:pPr>
-      <w:r>
-        <w:t>“Naivā prognoze šajā darbā kalpo kā vienkāršākais etalons, kur nākamā perioda vērtība tiek pieņemta vienāda ar iepriekšējā perioda vērtību.”</w:t>
-      </w:r>
     </w:p>
     <w:p>
       <w:pPr>
         <w:pStyle w:val="CommentText"/>
+        <w:rPr>
+          <w:lang w:val="ru-RU"/>
+        </w:rPr>
+      </w:pPr>
+      <w:r>
         <w:rPr>
           <w:noProof/>
           <w:lang w:val="ru-RU"/>
         </w:rPr>
-      </w:pPr>
-    </w:p>
-    <w:p>
-      <w:pPr>
-        <w:pStyle w:val="CommentText"/>
-        <w:rPr>
-          <w:lang w:val="ru-RU"/>
-        </w:rPr>
-      </w:pPr>
-      <w:r>
-        <w:rPr>
-          <w:noProof/>
-          <w:lang w:val="ru-RU"/>
-        </w:rPr>
         <w:t>а в практической части уже конкретнее объяснить, что ввожу как эталон</w:t>
       </w:r>
     </w:p>
   </w:comment>
-  <w:comment w:id="102" w:author="Deniss" w:date="2026-05-20T18:13:00Z" w:initials="D">
+  <w:comment w:id="100" w:author="Deniss" w:date="2026-05-20T18:13:00Z" w:initials="D">
     <w:p>
       <w:pPr>
         <w:pStyle w:val="CommentText"/>
@@ -52273,7 +52181,7 @@
       </w:pPr>
     </w:p>
   </w:comment>
-  <w:comment w:id="101" w:author="Deniss" w:date="2026-04-10T01:59:00Z" w:initials="D">
+  <w:comment w:id="99" w:author="Deniss" w:date="2026-04-10T01:59:00Z" w:initials="D">
     <w:p>
       <w:pPr>
         <w:pStyle w:val="CommentText"/>
@@ -53296,7 +53204,7 @@
       </w:pPr>
     </w:p>
   </w:comment>
-  <w:comment w:id="105" w:author="Deniss" w:date="2026-04-10T14:42:00Z" w:initials="D">
+  <w:comment w:id="103" w:author="Deniss" w:date="2026-04-10T14:42:00Z" w:initials="D">
     <w:p>
       <w:pPr>
         <w:pStyle w:val="CommentText"/>
@@ -53342,7 +53250,7 @@
       </w:r>
     </w:p>
   </w:comment>
-  <w:comment w:id="106" w:author="Deniss" w:date="2026-04-10T14:44:00Z" w:initials="D">
+  <w:comment w:id="104" w:author="Deniss" w:date="2026-04-10T14:44:00Z" w:initials="D">
     <w:p>
       <w:pPr>
         <w:pStyle w:val="CommentText"/>
@@ -53355,6 +53263,50 @@
       </w:r>
       <w:r>
         <w:t>Таким образом, каждый следующий эксперимент использует немного болье данных для обучения и проверяет прогноз на следующем месяце. Это позволяет получить несколько последовательных результатов и сравнить устойчивость методов, чтобы убедится в их эфективности.</w:t>
+      </w:r>
+    </w:p>
+  </w:comment>
+  <w:comment w:id="106" w:author="Deniss" w:date="2026-04-10T15:07:00Z" w:initials="D">
+    <w:p>
+      <w:pPr>
+        <w:pStyle w:val="CommentText"/>
+      </w:pPr>
+      <w:r>
+        <w:rPr>
+          <w:rStyle w:val="CommentReference"/>
+        </w:rPr>
+        <w:annotationRef/>
+      </w:r>
+      <w:r>
+        <w:t>Наивный прогноз представляет собой самый простой способ прогнозирования, при котором значение следующего месяца принимается равным значению предыдущего. Формально это можно записать следующим образом:</w:t>
+      </w:r>
+    </w:p>
+  </w:comment>
+  <w:comment w:id="107" w:author="Deniss" w:date="2026-04-10T15:07:00Z" w:initials="D">
+    <w:p>
+      <w:pPr>
+        <w:pStyle w:val="CommentText"/>
+      </w:pPr>
+      <w:r>
+        <w:rPr>
+          <w:rStyle w:val="CommentReference"/>
+        </w:rPr>
+        <w:annotationRef/>
+      </w:r>
+      <w:r>
+        <w:t xml:space="preserve">Иными словами, при прогнозировании января 2026 года использовалось значение декабря 2025 года, при прогнозировании февраля 2026 года </w:t>
+      </w:r>
+      <w:r>
+        <w:t>–</w:t>
+      </w:r>
+      <w:r>
+        <w:t xml:space="preserve"> значение января 2026 года, а при прогнозировании марта 2026 года </w:t>
+      </w:r>
+      <w:r>
+        <w:t>–</w:t>
+      </w:r>
+      <w:r>
+        <w:t xml:space="preserve"> значение февраля 2026 года.</w:t>
       </w:r>
     </w:p>
   </w:comment>
@@ -53370,7 +53322,7 @@
         <w:annotationRef/>
       </w:r>
       <w:r>
-        <w:t>Наивный прогноз представляет собой самый простой способ прогнозирования, при котором значение следующего месяца принимается равным значению предыдущего. Формально это можно записать следующим образом:</w:t>
+        <w:t>В данной работе наивный прогноз используется как минимальный эталон сравнения для остальных методов. Если более сложная модель не показывает лучшего результата, чем простое перенесение значения предыдущего месяца, то ее практическое преимущество на данном наборе данных нельзя считать подтвержденным.</w:t>
       </w:r>
     </w:p>
   </w:comment>
@@ -53386,23 +53338,135 @@
         <w:annotationRef/>
       </w:r>
       <w:r>
-        <w:t xml:space="preserve">Иными словами, при прогнозировании января 2026 года использовалось значение декабря 2025 года, при прогнозировании февраля 2026 года </w:t>
+        <w:t>Совпадение прогноза более сложной модели с наивным прогнозом не рассматривается как ошибка постановки эксперимента, а напротив, показывает, что в некоторых случаях baseline уже адекватно описывает динамику продаж. Премущество более сложной модели выявляется савокупностью меньших ошибочных прогнозов среди всех трех тестов. Другими словами, если сложный метод дает тот же результат, что naive, это полезно - это дает проверить, действительно ли сложность модели в сравнении с baseline окупается</w:t>
+      </w:r>
+    </w:p>
+  </w:comment>
+  <w:comment w:id="111" w:author="Deniss" w:date="2026-04-10T17:46:00Z" w:initials="D">
+    <w:p>
+      <w:pPr>
+        <w:pStyle w:val="CommentText"/>
+      </w:pPr>
+      <w:r>
+        <w:rPr>
+          <w:rStyle w:val="CommentReference"/>
+        </w:rPr>
+        <w:annotationRef/>
+      </w:r>
+      <w:r>
+        <w:t>Простое экспоненциальное сглаживание является традиционным методом прогнозирования временных рядов, при котором прогноз следующего значения строится на основе сглаженного уровня ряда, учитывающего предыдущие наблюдения. В отличие от наивного прогноза, данный метод опирается на все известные значение ряда (включая более ранние), постепенно уменьшая их влияние. Формально метод может быть записан следующим образом:</w:t>
+      </w:r>
+    </w:p>
+  </w:comment>
+  <w:comment w:id="112" w:author="Deniss" w:date="2026-04-10T18:36:00Z" w:initials="D">
+    <w:p>
+      <w:pPr>
+        <w:pStyle w:val="CommentText"/>
+      </w:pPr>
+      <w:r>
+        <w:rPr>
+          <w:rStyle w:val="CommentReference"/>
+        </w:rPr>
+        <w:annotationRef/>
+      </w:r>
+    </w:p>
+  </w:comment>
+  <w:comment w:id="113" w:author="Deniss" w:date="2026-04-10T18:36:00Z" w:initials="D">
+    <w:p>
+      <w:pPr>
+        <w:pStyle w:val="CommentText"/>
+      </w:pPr>
+      <w:r>
+        <w:rPr>
+          <w:rStyle w:val="CommentReference"/>
+        </w:rPr>
+        <w:annotationRef/>
+      </w:r>
+      <w:r>
+        <w:t>Реализация метода выполнялась на языке Python с использованием библиотеки statsmodels, в которой простое экспоненциальное сглаживание представлено классом SimpleExpSmoothing. Для каждой группы модель обучалась отдельно на обучающей части ряда в рамках каждого временного разбиения. Начальный уровень ряда и параметр сглаживания определялись автоматически при вызове метода fit(), после чего прогноз тестового месяца строился с помощью метода forecast(1). Такой порядок последовательно применялся ко всем выбранным группам и ко всем трём историческим разбиениям.</w:t>
+      </w:r>
+    </w:p>
+  </w:comment>
+  <w:comment w:id="115" w:author="Deniss" w:date="2026-04-13T14:56:00Z" w:initials="D">
+    <w:p>
+      <w:pPr>
+        <w:pStyle w:val="CommentText"/>
+      </w:pPr>
+      <w:r>
+        <w:rPr>
+          <w:rStyle w:val="CommentReference"/>
+        </w:rPr>
+        <w:annotationRef/>
+      </w:r>
+      <w:r>
+        <w:t>ARIMA-модель задаётся тремя числовыми целыми неотрицательными параметрами: p, d и q. Параметр p определяет, сколько предыдущих значений ряда используется при прогнозировании следующего значения. Параметр d задаёт порядок дифференцирования, что определяет, строить ли модель по исходным значениям ряда или по их изменениям, или по изменениям изменений и тд. Параметр q определяет, учитывает ли модель ошибки, возникавших на предыдущих шагах, в процессе обучения модели. Более простыми словами, параметры можно рассматривать как:</w:t>
+      </w:r>
+    </w:p>
+  </w:comment>
+  <w:comment w:id="116" w:author="Deniss" w:date="2026-04-13T14:35:00Z" w:initials="D">
+    <w:p>
+      <w:pPr>
+        <w:pStyle w:val="CommentText"/>
+      </w:pPr>
+      <w:r>
+        <w:rPr>
+          <w:rStyle w:val="CommentReference"/>
+        </w:rPr>
+        <w:annotationRef/>
+      </w:r>
+      <w:r>
+        <w:t>Правильная комбинация этих трех параметров дала бы лучший результат прогноза модели. Так как заранее нельзя знать правильную конфигурацию ARIMA, для каждого теста в коде проверялся ограниченный набор кандидатных комбинаций p, d и q и отбирался лучший. Для выбора лучшей конфигурации использовался критерий AIC. Его стандартная форма может быть записана как</w:t>
+      </w:r>
+    </w:p>
+  </w:comment>
+  <w:comment w:id="119" w:author="Deniss" w:date="2026-04-13T15:49:00Z" w:initials="D">
+    <w:p>
+      <w:pPr>
+        <w:pStyle w:val="CommentText"/>
+      </w:pPr>
+      <w:r>
+        <w:rPr>
+          <w:rStyle w:val="CommentReference"/>
+        </w:rPr>
+        <w:annotationRef/>
+      </w:r>
+      <w:r>
+        <w:t xml:space="preserve">Критерий высчитывается из качества подгонки (fitting) и сложности получившейся конфигурации модели. Зная это, части формулы можно интепретировать другим образом: −2ln(L) показывает насколько хорошо модель подогналась, 2k </w:t>
       </w:r>
       <w:r>
         <w:t>–</w:t>
       </w:r>
       <w:r>
-        <w:t xml:space="preserve"> значение января 2026 года, а при прогнозировании марта 2026 года </w:t>
+        <w:t xml:space="preserve"> штраф за сложность (количество параметров). В контексте ARIMA сложность означает вероятность, что конфигурации присущ overfitting - сценарий, когда модель настолько хорошо (отсюда и сложность) запомнила ряды, что она уже скорее начинает ловить "шум", а не закономерность. Это значит, что на тестовых данных модель поведет себя хуже, чем условная конфигурация с несильно худшим качеством подгонки, но более низкой сложностью [источник].  В коде для каждого обучения последовательно оценивались все заданные конфигурации, после чего выбиралась та, у которой значение AIC было минимальным.</w:t>
+      </w:r>
+    </w:p>
+  </w:comment>
+  <w:comment w:id="118" w:author="Deniss" w:date="2026-04-13T15:58:00Z" w:initials="D">
+    <w:p>
+      <w:pPr>
+        <w:pStyle w:val="CommentText"/>
+      </w:pPr>
+      <w:r>
+        <w:rPr>
+          <w:rStyle w:val="CommentReference"/>
+        </w:rPr>
+        <w:annotationRef/>
+      </w:r>
+      <w:r>
+        <w:t xml:space="preserve">Критерий высчитывается из качества подгонки (fitting) и сложности получившейся конфигурации модели. Зная это, части формулы можно интепретировать другим образом: −2ln(L) показывает насколько хорошо модель подогналась, 2k </w:t>
       </w:r>
       <w:r>
         <w:t>–</w:t>
       </w:r>
       <w:r>
-        <w:t xml:space="preserve"> значение февраля 2026 года.</w:t>
+        <w:t xml:space="preserve"> штраф за сложность (количество параметров). В контексте ARIMA сложность означает вероятность, что конфигурации присущ overfitting - сценарий, когда модель настолько хорошо (отсюда и сложность) запомнила ряды, что она уже скорее начинает ловить "шум", а не закономерность. Это значит, что на тестовых данных модель поведет себя хуже, чем условная конфигурация с несильно худшим качеством подгонки, но более низкой сложностью [источник].  </w:t>
+      </w:r>
+      <w:r>
+        <w:t xml:space="preserve"> </w:t>
       </w:r>
     </w:p>
   </w:comment>
-  <w:comment w:id="110" w:author="Deniss" w:date="2026-04-10T15:07:00Z" w:initials="D">
+  <w:comment w:id="120" w:author="Deniss" w:date="2026-04-13T16:23:00Z" w:initials="D">
     <w:p>
       <w:pPr>
         <w:pStyle w:val="CommentText"/>
@@ -53414,11 +53478,11 @@
         <w:annotationRef/>
       </w:r>
       <w:r>
-        <w:t>В данной работе наивный прогноз используется как минимальный эталон сравнения для остальных методов. Если более сложная модель не показывает лучшего результата, чем простое перенесение значения предыдущего месяца, то ее практическое преимущество на данном наборе данных нельзя считать подтвержденным.</w:t>
+        <w:t>Для каждого ряда и для каждого обучения код по очереди пытался обучить все указанные конфигурации ARIMA. Если конкретная конфигурация не могла быть корректно оценена библиотекой, она пропускалась. После этого выбиралась модель с наименьшим значением AIC, и уже она использовалась для прогноза следующего месяца. Таким образом, модель переконфигурировалась для всех рядов данных</w:t>
       </w:r>
     </w:p>
   </w:comment>
-  <w:comment w:id="111" w:author="Deniss" w:date="2026-04-10T15:07:00Z" w:initials="D">
+  <w:comment w:id="121" w:author="Deniss" w:date="2026-04-13T16:18:00Z" w:initials="D">
     <w:p>
       <w:pPr>
         <w:pStyle w:val="CommentText"/>
@@ -53430,11 +53494,11 @@
         <w:annotationRef/>
       </w:r>
       <w:r>
-        <w:t>Совпадение прогноза более сложной модели с наивным прогнозом не рассматривается как ошибка постановки эксперимента, а напротив, показывает, что в некоторых случаях baseline уже адекватно описывает динамику продаж. Премущество более сложной модели выявляется савокупностью меньших ошибочных прогнозов среди всех трех тестов. Другими словами, если сложный метод дает тот же результат, что naive, это полезно - это дает проверить, действительно ли сложность модели в сравнении с baseline окупается</w:t>
+        <w:t>Данный набор был выбран как компромисс между читаемостью реализации и достаточной вариативностью модели. Конфигурация (0,0,0) была оставлена как предельно простой вариант внутри самого семейства ARIMA. Значения d были ограничены только 0 и 1, поскольку при коротких рядах использование d=2 означало бы слишком агрессивное преобразование данных и дополнительную потерю информации. Значения p в основном были ограничены 0 и 1, а значение 2 оставлено только в одном варианте, чтобы проверить, даёт ли более длинная авторегрессионная память практическое улучшение. Значения q были включены в нескольких вариантах, так как даже при прогнозе на один месяц вперёд могло оказаться полезным учитывать не только прошлые значения ряда, но и структуру прошлых ошибок модели. При этом полный перебор большого числа конфигураций не использовался, так как в контексте коротких рядов это лишь усложнило бы модель без явной практической пользы.</w:t>
       </w:r>
     </w:p>
   </w:comment>
-  <w:comment w:id="113" w:author="Deniss" w:date="2026-04-10T17:46:00Z" w:initials="D">
+  <w:comment w:id="122" w:author="Deniss" w:date="2026-04-13T16:19:00Z" w:initials="D">
     <w:p>
       <w:pPr>
         <w:pStyle w:val="CommentText"/>
@@ -53446,11 +53510,17 @@
         <w:annotationRef/>
       </w:r>
       <w:r>
-        <w:t>Простое экспоненциальное сглаживание является традиционным методом прогнозирования временных рядов, при котором прогноз следующего значения строится на основе сглаженного уровня ряда, учитывающего предыдущие наблюдения. В отличие от наивного прогноза, данный метод опирается на все известные значение ряда (включая более ранние), постепенно уменьшая их влияние. Формально метод может быть записан следующим образом:</w:t>
+        <w:t xml:space="preserve">Для реализации использовалась та же библиотека, которая использовалась для Simple Exponential Smoothing, потому подход и методы остались те же, код отличался только отдельными параметрами моделей. При создании ARIMA дополнительно использовались параметры enforce_stationarity=False и enforce_invertibility=False. Первый параметр отключает жёсткое требование стационарности для авторегрессионной части модели, а второй </w:t>
+      </w:r>
+      <w:r>
+        <w:t>–</w:t>
+      </w:r>
+      <w:r>
+        <w:t xml:space="preserve"> жёсткое требование инвертируемости для части скользящего среднего [источник]. В контексте данной реализации это было сделано как техническое решение: если оставить эти ограничения включёнными, библиотека могла бы отбрасывать часть кандидатных конфигураций ещё на этапе оценки. Поскольку ряды короткие, а подбор выполнялся по ограниченному набору вариантов, было целесообразно не вводить дополнительную жёсткую фильтрацию заранее, а позволить модели оцениться и затем сравнить её с другими по AIC. Это не означает, что ряд заранее считался нестационарным или что инвертируемость неважна; это означает только то, что в данной реализации эти свойства не использовались как предварительный критерий исключения модели.</w:t>
       </w:r>
     </w:p>
   </w:comment>
-  <w:comment w:id="114" w:author="Deniss" w:date="2026-04-10T18:36:00Z" w:initials="D">
+  <w:comment w:id="125" w:author="Deniss" w:date="2026-04-15T21:45:00Z" w:initials="D">
     <w:p>
       <w:pPr>
         <w:pStyle w:val="CommentText"/>
@@ -53461,9 +53531,12 @@
         </w:rPr>
         <w:annotationRef/>
       </w:r>
+      <w:r>
+        <w:t>A feedforward neural network can be viewed as a function that tranforms an input feature vector \(x\) to a numerical prediction \(\hat{y}\), and is commonly used in regression and function approximation tasks (Minnett et al., 2011). In such models, the output is formed as an affine combination of hidden units with nonlinear activation functions, such as the hyperbolic tangent, which enables modeling of complex nonlinear relationships between inputs and outputs (Minnett et al., 2011).</w:t>
+      </w:r>
     </w:p>
   </w:comment>
-  <w:comment w:id="115" w:author="Deniss" w:date="2026-04-10T18:36:00Z" w:initials="D">
+  <w:comment w:id="126" w:author="Deniss" w:date="2026-04-15T21:39:00Z" w:initials="D">
     <w:p>
       <w:pPr>
         <w:pStyle w:val="CommentText"/>
@@ -53475,11 +53548,11 @@
         <w:annotationRef/>
       </w:r>
       <w:r>
-        <w:t>Реализация метода выполнялась на языке Python с использованием библиотеки statsmodels, в которой простое экспоненциальное сглаживание представлено классом SimpleExpSmoothing. Для каждой группы модель обучалась отдельно на обучающей части ряда в рамках каждого временного разбиения. Начальный уровень ряда и параметр сглаживания определялись автоматически при вызове метода fit(), после чего прогноз тестового месяца строился с помощью метода forecast(1). Такой порядок последовательно применялся ко всем выбранным группам и ко всем трём историческим разбиениям.</w:t>
+        <w:t>https://www.akadterm.lv/term.php?term=feedforward+neural+network&amp;list=feedforward+neural+network&amp;lang=EN</w:t>
       </w:r>
     </w:p>
   </w:comment>
-  <w:comment w:id="117" w:author="Deniss" w:date="2026-04-13T14:56:00Z" w:initials="D">
+  <w:comment w:id="127" w:author="Deniss" w:date="2026-04-15T22:12:00Z" w:initials="D">
     <w:p>
       <w:pPr>
         <w:pStyle w:val="CommentText"/>
@@ -53491,11 +53564,11 @@
         <w:annotationRef/>
       </w:r>
       <w:r>
-        <w:t>ARIMA-модель задаётся тремя числовыми целыми неотрицательными параметрами: p, d и q. Параметр p определяет, сколько предыдущих значений ряда используется при прогнозировании следующего значения. Параметр d задаёт порядок дифференцирования, что определяет, строить ли модель по исходным значениям ряда или по их изменениям, или по изменениям изменений и тд. Параметр q определяет, учитывает ли модель ошибки, возникавших на предыдущих шагах, в процессе обучения модели. Более простыми словами, параметры можно рассматривать как:</w:t>
+        <w:t>An artificial neuron in a fully connected layer computes a weighted sum of its inputs with an added bias term, followed by the application of a nonlinear activation function. This operation can be expressed as (Chiang &amp; Fu, 1992):</w:t>
       </w:r>
     </w:p>
   </w:comment>
-  <w:comment w:id="118" w:author="Deniss" w:date="2026-04-13T14:35:00Z" w:initials="D">
+  <w:comment w:id="128" w:author="Deniss" w:date="2026-04-15T22:30:00Z" w:initials="D">
     <w:p>
       <w:pPr>
         <w:pStyle w:val="CommentText"/>
@@ -53507,11 +53580,11 @@
         <w:annotationRef/>
       </w:r>
       <w:r>
-        <w:t>Правильная комбинация этих трех параметров дала бы лучший результат прогноза модели. Так как заранее нельзя знать правильную конфигурацию ARIMA, для каждого теста в коде проверялся ограниченный набор кандидатных комбинаций p, d и q и отбирался лучший. Для выбора лучшей конфигурации использовался критерий AIC. Его стандартная форма может быть записана как</w:t>
+        <w:t>For a layer consisting of multiple neurons, this computation can be written in matrix form as:</w:t>
       </w:r>
     </w:p>
   </w:comment>
-  <w:comment w:id="121" w:author="Deniss" w:date="2026-04-13T15:49:00Z" w:initials="D">
+  <w:comment w:id="129" w:author="Deniss" w:date="2026-04-15T22:30:00Z" w:initials="D">
     <w:p>
       <w:pPr>
         <w:pStyle w:val="CommentText"/>
@@ -53523,350 +53596,185 @@
         <w:annotationRef/>
       </w:r>
       <w:r>
-        <w:t xml:space="preserve">Критерий высчитывается из качества подгонки (fitting) и сложности получившейся конфигурации модели. Зная это, части формулы можно интепретировать другим образом: −2ln(L) показывает насколько хорошо модель подогналась, 2k </w:t>
+        <w:t>In multilayer perceptrons, neurons are organized into input, hidden, and output layers, and the network learns by adjusting weights to minimize the error between predicted and desired outputs (Ramchoun et al., 2019). For regression tasks, the output layer is commonly defined as a linear transformation of the last hidden representation, allowing the network to produce continuous-valued predictions (Chiang &amp; Fu, 1992). In this case, the predicted output can be written as formula 3, where the network parameters are optimized to minimize the discrepancy between \( \hat{y} \) and the true target \( y \) (Ramchoun et al., 2019).:</w:t>
+      </w:r>
+    </w:p>
+  </w:comment>
+  <w:comment w:id="136" w:author="Deniss" w:date="2026-04-18T11:55:00Z" w:initials="D">
+    <w:p>
+      <w:pPr>
+        <w:pStyle w:val="CommentText"/>
+      </w:pPr>
+      <w:r>
+        <w:rPr>
+          <w:rStyle w:val="CommentReference"/>
+        </w:rPr>
+        <w:annotationRef/>
+      </w:r>
+      <w:r>
+        <w:t>Рекуррентные сети и отличие LSTM</w:t>
+      </w:r>
+    </w:p>
+    <w:p>
+      <w:pPr>
+        <w:pStyle w:val="CommentText"/>
+      </w:pPr>
+    </w:p>
+    <w:p>
+      <w:pPr>
+        <w:pStyle w:val="CommentText"/>
+      </w:pPr>
+      <w:r>
+        <w:t>Обычная полносвязная сеть ожидает фиксированное количество входных признаков. Рекуррентные нейронные сети (RNN) вводят скрытое состояние (h_t), которое обновляется шаг за шагом и переносит информацию из прошлого в будущее. Это удобно использовать для временных рядов, где данные выглядят как последовательность во времени.  (Yunita et al., 2025).</w:t>
+      </w:r>
+    </w:p>
+    <w:p>
+      <w:pPr>
+        <w:pStyle w:val="CommentText"/>
+      </w:pPr>
+    </w:p>
+    <w:p>
+      <w:pPr>
+        <w:pStyle w:val="CommentText"/>
+      </w:pPr>
+      <w:r>
+        <w:t>[ h_t = f(x_t, h_{t-1}), \qquad \hat{y}_t = g(h_t). ]</w:t>
+      </w:r>
+    </w:p>
+    <w:p>
+      <w:pPr>
+        <w:pStyle w:val="CommentText"/>
+      </w:pPr>
+    </w:p>
+    <w:p>
+      <w:pPr>
+        <w:pStyle w:val="CommentText"/>
+      </w:pPr>
+      <w:r>
+        <w:t>Недостаток простых RNN в том, что им сложнее запоминать дальние зависимости из-за затухающих градиентов при обратном распространении по времени (BPTT) (El Filali et al., 2022).</w:t>
+      </w:r>
+    </w:p>
+    <w:p>
+      <w:pPr>
+        <w:pStyle w:val="CommentText"/>
+      </w:pPr>
+    </w:p>
+    <w:p>
+      <w:pPr>
+        <w:pStyle w:val="CommentText"/>
+      </w:pPr>
+      <w:r>
+        <w:t>Идея LSTM</w:t>
+      </w:r>
+    </w:p>
+    <w:p>
+      <w:pPr>
+        <w:pStyle w:val="CommentText"/>
+      </w:pPr>
+    </w:p>
+    <w:p>
+      <w:pPr>
+        <w:pStyle w:val="CommentText"/>
+      </w:pPr>
+      <w:r>
+        <w:t xml:space="preserve">LSTM (Long Short-Term Memory) </w:t>
       </w:r>
       <w:r>
         <w:t>–</w:t>
       </w:r>
       <w:r>
-        <w:t xml:space="preserve"> штраф за сложность (количество параметров). В контексте ARIMA сложность означает вероятность, что конфигурации присущ overfitting - сценарий, когда модель настолько хорошо (отсюда и сложность) запомнила ряды, что она уже скорее начинает ловить "шум", а не закономерность. Это значит, что на тестовых данных модель поведет себя хуже, чем условная конфигурация с несильно худшим качеством подгонки, но более низкой сложностью [источник].  В коде для каждого обучения последовательно оценивались все заданные конфигурации, после чего выбиралась та, у которой значение AIC было минимальным.</w:t>
+        <w:t xml:space="preserve"> развитие RNN, где внутри ячейки появляется отдельное «состояние памяти» (c_t) и набор «врат» (gates), которые управляют тем, что забывается, что записывается и что выдаётся наружу (Yunita et al., 2025; El Filali et al., 2022).</w:t>
+      </w:r>
+    </w:p>
+    <w:p>
+      <w:pPr>
+        <w:pStyle w:val="CommentText"/>
+      </w:pPr>
+    </w:p>
+    <w:p>
+      <w:pPr>
+        <w:pStyle w:val="CommentText"/>
+      </w:pPr>
+      <w:r>
+        <w:t>Типичная формулировка включает (El Filali et al., 2022):</w:t>
+      </w:r>
+    </w:p>
+    <w:p>
+      <w:pPr>
+        <w:pStyle w:val="CommentText"/>
+      </w:pPr>
+    </w:p>
+    <w:p>
+      <w:pPr>
+        <w:pStyle w:val="CommentText"/>
+      </w:pPr>
+      <w:r>
+        <w:t xml:space="preserve">forget gate (f_t) </w:t>
+      </w:r>
+      <w:r>
+        <w:t>–</w:t>
+      </w:r>
+      <w:r>
+        <w:t xml:space="preserve"> сколько информации из (c_{t-1}) сохранить,</w:t>
+      </w:r>
+    </w:p>
+    <w:p>
+      <w:pPr>
+        <w:pStyle w:val="CommentText"/>
+      </w:pPr>
+      <w:r>
+        <w:t xml:space="preserve">input gate (i_t) </w:t>
+      </w:r>
+      <w:r>
+        <w:t>–</w:t>
+      </w:r>
+      <w:r>
+        <w:t xml:space="preserve"> сколько новой информации записать,</w:t>
+      </w:r>
+    </w:p>
+    <w:p>
+      <w:pPr>
+        <w:pStyle w:val="CommentText"/>
+      </w:pPr>
+      <w:r>
+        <w:t xml:space="preserve">candidate (\tilde{c}_t) </w:t>
+      </w:r>
+      <w:r>
+        <w:t>–</w:t>
+      </w:r>
+      <w:r>
+        <w:t xml:space="preserve"> кандидаты на запись в память,</w:t>
+      </w:r>
+    </w:p>
+    <w:p>
+      <w:pPr>
+        <w:pStyle w:val="CommentText"/>
+      </w:pPr>
+      <w:r>
+        <w:t xml:space="preserve">output gate (o_t) </w:t>
+      </w:r>
+      <w:r>
+        <w:t>–</w:t>
+      </w:r>
+      <w:r>
+        <w:t xml:space="preserve"> какая часть состояния памяти попадёт в выход (h_t).</w:t>
+      </w:r>
+    </w:p>
+    <w:p>
+      <w:pPr>
+        <w:pStyle w:val="CommentText"/>
+      </w:pPr>
+    </w:p>
+    <w:p>
+      <w:pPr>
+        <w:pStyle w:val="CommentText"/>
+      </w:pPr>
+      <w:r>
+        <w:t>Смысл LSTM в том, что она обучает механизмы управления памятью, что может лучше обучить моделирование последовательностей по сравнению с RNN (El Filali et al., 2022). В задаче прогнозирования на месячные продажи влияют и последние наблюдения, и недавняя динамика (рост/падение), и доступность товара (поставки). С LSTM можно подавать на вход последовательность значений и признаков, поэтому модель может учитывать контекст нескольких прошлых месяцев при прогнозе следующего (El Filali et al., 2022; Yunita et al., 2025).</w:t>
       </w:r>
     </w:p>
   </w:comment>
-  <w:comment w:id="120" w:author="Deniss" w:date="2026-04-13T15:58:00Z" w:initials="D">
-    <w:p>
-      <w:pPr>
-        <w:pStyle w:val="CommentText"/>
-      </w:pPr>
-      <w:r>
-        <w:rPr>
-          <w:rStyle w:val="CommentReference"/>
-        </w:rPr>
-        <w:annotationRef/>
-      </w:r>
-      <w:r>
-        <w:t xml:space="preserve">Критерий высчитывается из качества подгонки (fitting) и сложности получившейся конфигурации модели. Зная это, части формулы можно интепретировать другим образом: −2ln(L) показывает насколько хорошо модель подогналась, 2k </w:t>
-      </w:r>
-      <w:r>
-        <w:t>–</w:t>
-      </w:r>
-      <w:r>
-        <w:t xml:space="preserve"> штраф за сложность (количество параметров). В контексте ARIMA сложность означает вероятность, что конфигурации присущ overfitting - сценарий, когда модель настолько хорошо (отсюда и сложность) запомнила ряды, что она уже скорее начинает ловить "шум", а не закономерность. Это значит, что на тестовых данных модель поведет себя хуже, чем условная конфигурация с несильно худшим качеством подгонки, но более низкой сложностью [источник].  </w:t>
-      </w:r>
-      <w:r>
-        <w:t xml:space="preserve"> </w:t>
-      </w:r>
-    </w:p>
-  </w:comment>
-  <w:comment w:id="122" w:author="Deniss" w:date="2026-04-13T16:23:00Z" w:initials="D">
-    <w:p>
-      <w:pPr>
-        <w:pStyle w:val="CommentText"/>
-      </w:pPr>
-      <w:r>
-        <w:rPr>
-          <w:rStyle w:val="CommentReference"/>
-        </w:rPr>
-        <w:annotationRef/>
-      </w:r>
-      <w:r>
-        <w:t>Для каждого ряда и для каждого обучения код по очереди пытался обучить все указанные конфигурации ARIMA. Если конкретная конфигурация не могла быть корректно оценена библиотекой, она пропускалась. После этого выбиралась модель с наименьшим значением AIC, и уже она использовалась для прогноза следующего месяца. Таким образом, модель переконфигурировалась для всех рядов данных</w:t>
-      </w:r>
-    </w:p>
-  </w:comment>
-  <w:comment w:id="123" w:author="Deniss" w:date="2026-04-13T16:18:00Z" w:initials="D">
-    <w:p>
-      <w:pPr>
-        <w:pStyle w:val="CommentText"/>
-      </w:pPr>
-      <w:r>
-        <w:rPr>
-          <w:rStyle w:val="CommentReference"/>
-        </w:rPr>
-        <w:annotationRef/>
-      </w:r>
-      <w:r>
-        <w:t>Данный набор был выбран как компромисс между читаемостью реализации и достаточной вариативностью модели. Конфигурация (0,0,0) была оставлена как предельно простой вариант внутри самого семейства ARIMA. Значения d были ограничены только 0 и 1, поскольку при коротких рядах использование d=2 означало бы слишком агрессивное преобразование данных и дополнительную потерю информации. Значения p в основном были ограничены 0 и 1, а значение 2 оставлено только в одном варианте, чтобы проверить, даёт ли более длинная авторегрессионная память практическое улучшение. Значения q были включены в нескольких вариантах, так как даже при прогнозе на один месяц вперёд могло оказаться полезным учитывать не только прошлые значения ряда, но и структуру прошлых ошибок модели. При этом полный перебор большого числа конфигураций не использовался, так как в контексте коротких рядов это лишь усложнило бы модель без явной практической пользы.</w:t>
-      </w:r>
-    </w:p>
-  </w:comment>
-  <w:comment w:id="124" w:author="Deniss" w:date="2026-04-13T16:19:00Z" w:initials="D">
-    <w:p>
-      <w:pPr>
-        <w:pStyle w:val="CommentText"/>
-      </w:pPr>
-      <w:r>
-        <w:rPr>
-          <w:rStyle w:val="CommentReference"/>
-        </w:rPr>
-        <w:annotationRef/>
-      </w:r>
-      <w:r>
-        <w:t xml:space="preserve">Для реализации использовалась та же библиотека, которая использовалась для Simple Exponential Smoothing, потому подход и методы остались те же, код отличался только отдельными параметрами моделей. При создании ARIMA дополнительно использовались параметры enforce_stationarity=False и enforce_invertibility=False. Первый параметр отключает жёсткое требование стационарности для авторегрессионной части модели, а второй </w:t>
-      </w:r>
-      <w:r>
-        <w:t>–</w:t>
-      </w:r>
-      <w:r>
-        <w:t xml:space="preserve"> жёсткое требование инвертируемости для части скользящего среднего [источник]. В контексте данной реализации это было сделано как техническое решение: если оставить эти ограничения включёнными, библиотека могла бы отбрасывать часть кандидатных конфигураций ещё на этапе оценки. Поскольку ряды короткие, а подбор выполнялся по ограниченному набору вариантов, было целесообразно не вводить дополнительную жёсткую фильтрацию заранее, а позволить модели оцениться и затем сравнить её с другими по AIC. Это не означает, что ряд заранее считался нестационарным или что инвертируемость неважна; это означает только то, что в данной реализации эти свойства не использовались как предварительный критерий исключения модели.</w:t>
-      </w:r>
-    </w:p>
-  </w:comment>
-  <w:comment w:id="127" w:author="Deniss" w:date="2026-04-15T21:45:00Z" w:initials="D">
-    <w:p>
-      <w:pPr>
-        <w:pStyle w:val="CommentText"/>
-      </w:pPr>
-      <w:r>
-        <w:rPr>
-          <w:rStyle w:val="CommentReference"/>
-        </w:rPr>
-        <w:annotationRef/>
-      </w:r>
-      <w:r>
-        <w:t>A feedforward neural network can be viewed as a function that tranforms an input feature vector \(x\) to a numerical prediction \(\hat{y}\), and is commonly used in regression and function approximation tasks (Minnett et al., 2011). In such models, the output is formed as an affine combination of hidden units with nonlinear activation functions, such as the hyperbolic tangent, which enables modeling of complex nonlinear relationships between inputs and outputs (Minnett et al., 2011).</w:t>
-      </w:r>
-    </w:p>
-  </w:comment>
-  <w:comment w:id="128" w:author="Deniss" w:date="2026-04-15T21:39:00Z" w:initials="D">
-    <w:p>
-      <w:pPr>
-        <w:pStyle w:val="CommentText"/>
-      </w:pPr>
-      <w:r>
-        <w:rPr>
-          <w:rStyle w:val="CommentReference"/>
-        </w:rPr>
-        <w:annotationRef/>
-      </w:r>
-      <w:r>
-        <w:t>https://www.akadterm.lv/term.php?term=feedforward+neural+network&amp;list=feedforward+neural+network&amp;lang=EN</w:t>
-      </w:r>
-    </w:p>
-  </w:comment>
-  <w:comment w:id="129" w:author="Deniss" w:date="2026-04-15T22:12:00Z" w:initials="D">
-    <w:p>
-      <w:pPr>
-        <w:pStyle w:val="CommentText"/>
-      </w:pPr>
-      <w:r>
-        <w:rPr>
-          <w:rStyle w:val="CommentReference"/>
-        </w:rPr>
-        <w:annotationRef/>
-      </w:r>
-      <w:r>
-        <w:t>An artificial neuron in a fully connected layer computes a weighted sum of its inputs with an added bias term, followed by the application of a nonlinear activation function. This operation can be expressed as (Chiang &amp; Fu, 1992):</w:t>
-      </w:r>
-    </w:p>
-  </w:comment>
-  <w:comment w:id="130" w:author="Deniss" w:date="2026-04-15T22:30:00Z" w:initials="D">
-    <w:p>
-      <w:pPr>
-        <w:pStyle w:val="CommentText"/>
-      </w:pPr>
-      <w:r>
-        <w:rPr>
-          <w:rStyle w:val="CommentReference"/>
-        </w:rPr>
-        <w:annotationRef/>
-      </w:r>
-      <w:r>
-        <w:t>For a layer consisting of multiple neurons, this computation can be written in matrix form as:</w:t>
-      </w:r>
-    </w:p>
-  </w:comment>
-  <w:comment w:id="131" w:author="Deniss" w:date="2026-04-15T22:30:00Z" w:initials="D">
-    <w:p>
-      <w:pPr>
-        <w:pStyle w:val="CommentText"/>
-      </w:pPr>
-      <w:r>
-        <w:rPr>
-          <w:rStyle w:val="CommentReference"/>
-        </w:rPr>
-        <w:annotationRef/>
-      </w:r>
-      <w:r>
-        <w:t>In multilayer perceptrons, neurons are organized into input, hidden, and output layers, and the network learns by adjusting weights to minimize the error between predicted and desired outputs (Ramchoun et al., 2019). For regression tasks, the output layer is commonly defined as a linear transformation of the last hidden representation, allowing the network to produce continuous-valued predictions (Chiang &amp; Fu, 1992). In this case, the predicted output can be written as formula 3, where the network parameters are optimized to minimize the discrepancy between \( \hat{y} \) and the true target \( y \) (Ramchoun et al., 2019).:</w:t>
-      </w:r>
-    </w:p>
-  </w:comment>
-  <w:comment w:id="138" w:author="Deniss" w:date="2026-04-18T11:55:00Z" w:initials="D">
-    <w:p>
-      <w:pPr>
-        <w:pStyle w:val="CommentText"/>
-      </w:pPr>
-      <w:r>
-        <w:rPr>
-          <w:rStyle w:val="CommentReference"/>
-        </w:rPr>
-        <w:annotationRef/>
-      </w:r>
-      <w:r>
-        <w:t>Рекуррентные сети и отличие LSTM</w:t>
-      </w:r>
-    </w:p>
-    <w:p>
-      <w:pPr>
-        <w:pStyle w:val="CommentText"/>
-      </w:pPr>
-    </w:p>
-    <w:p>
-      <w:pPr>
-        <w:pStyle w:val="CommentText"/>
-      </w:pPr>
-      <w:r>
-        <w:t>Обычная полносвязная сеть ожидает фиксированное количество входных признаков. Рекуррентные нейронные сети (RNN) вводят скрытое состояние (h_t), которое обновляется шаг за шагом и переносит информацию из прошлого в будущее. Это удобно использовать для временных рядов, где данные выглядят как последовательность во времени.  (Yunita et al., 2025).</w:t>
-      </w:r>
-    </w:p>
-    <w:p>
-      <w:pPr>
-        <w:pStyle w:val="CommentText"/>
-      </w:pPr>
-    </w:p>
-    <w:p>
-      <w:pPr>
-        <w:pStyle w:val="CommentText"/>
-      </w:pPr>
-      <w:r>
-        <w:t>[ h_t = f(x_t, h_{t-1}), \qquad \hat{y}_t = g(h_t). ]</w:t>
-      </w:r>
-    </w:p>
-    <w:p>
-      <w:pPr>
-        <w:pStyle w:val="CommentText"/>
-      </w:pPr>
-    </w:p>
-    <w:p>
-      <w:pPr>
-        <w:pStyle w:val="CommentText"/>
-      </w:pPr>
-      <w:r>
-        <w:t>Недостаток простых RNN в том, что им сложнее запоминать дальние зависимости из-за затухающих градиентов при обратном распространении по времени (BPTT) (El Filali et al., 2022).</w:t>
-      </w:r>
-    </w:p>
-    <w:p>
-      <w:pPr>
-        <w:pStyle w:val="CommentText"/>
-      </w:pPr>
-    </w:p>
-    <w:p>
-      <w:pPr>
-        <w:pStyle w:val="CommentText"/>
-      </w:pPr>
-      <w:r>
-        <w:t>Идея LSTM</w:t>
-      </w:r>
-    </w:p>
-    <w:p>
-      <w:pPr>
-        <w:pStyle w:val="CommentText"/>
-      </w:pPr>
-    </w:p>
-    <w:p>
-      <w:pPr>
-        <w:pStyle w:val="CommentText"/>
-      </w:pPr>
-      <w:r>
-        <w:t xml:space="preserve">LSTM (Long Short-Term Memory) </w:t>
-      </w:r>
-      <w:r>
-        <w:t>–</w:t>
-      </w:r>
-      <w:r>
-        <w:t xml:space="preserve"> развитие RNN, где внутри ячейки появляется отдельное «состояние памяти» (c_t) и набор «врат» (gates), которые управляют тем, что забывается, что записывается и что выдаётся наружу (Yunita et al., 2025; El Filali et al., 2022).</w:t>
-      </w:r>
-    </w:p>
-    <w:p>
-      <w:pPr>
-        <w:pStyle w:val="CommentText"/>
-      </w:pPr>
-    </w:p>
-    <w:p>
-      <w:pPr>
-        <w:pStyle w:val="CommentText"/>
-      </w:pPr>
-      <w:r>
-        <w:t>Типичная формулировка включает (El Filali et al., 2022):</w:t>
-      </w:r>
-    </w:p>
-    <w:p>
-      <w:pPr>
-        <w:pStyle w:val="CommentText"/>
-      </w:pPr>
-    </w:p>
-    <w:p>
-      <w:pPr>
-        <w:pStyle w:val="CommentText"/>
-      </w:pPr>
-      <w:r>
-        <w:t xml:space="preserve">forget gate (f_t) </w:t>
-      </w:r>
-      <w:r>
-        <w:t>–</w:t>
-      </w:r>
-      <w:r>
-        <w:t xml:space="preserve"> сколько информации из (c_{t-1}) сохранить,</w:t>
-      </w:r>
-    </w:p>
-    <w:p>
-      <w:pPr>
-        <w:pStyle w:val="CommentText"/>
-      </w:pPr>
-      <w:r>
-        <w:t xml:space="preserve">input gate (i_t) </w:t>
-      </w:r>
-      <w:r>
-        <w:t>–</w:t>
-      </w:r>
-      <w:r>
-        <w:t xml:space="preserve"> сколько новой информации записать,</w:t>
-      </w:r>
-    </w:p>
-    <w:p>
-      <w:pPr>
-        <w:pStyle w:val="CommentText"/>
-      </w:pPr>
-      <w:r>
-        <w:t xml:space="preserve">candidate (\tilde{c}_t) </w:t>
-      </w:r>
-      <w:r>
-        <w:t>–</w:t>
-      </w:r>
-      <w:r>
-        <w:t xml:space="preserve"> кандидаты на запись в память,</w:t>
-      </w:r>
-    </w:p>
-    <w:p>
-      <w:pPr>
-        <w:pStyle w:val="CommentText"/>
-      </w:pPr>
-      <w:r>
-        <w:t xml:space="preserve">output gate (o_t) </w:t>
-      </w:r>
-      <w:r>
-        <w:t>–</w:t>
-      </w:r>
-      <w:r>
-        <w:t xml:space="preserve"> какая часть состояния памяти попадёт в выход (h_t).</w:t>
-      </w:r>
-    </w:p>
-    <w:p>
-      <w:pPr>
-        <w:pStyle w:val="CommentText"/>
-      </w:pPr>
-    </w:p>
-    <w:p>
-      <w:pPr>
-        <w:pStyle w:val="CommentText"/>
-      </w:pPr>
-      <w:r>
-        <w:t>Смысл LSTM в том, что она обучает механизмы управления памятью, что может лучше обучить моделирование последовательностей по сравнению с RNN (El Filali et al., 2022). В задаче прогнозирования на месячные продажи влияют и последние наблюдения, и недавняя динамика (рост/падение), и доступность товара (поставки). С LSTM можно подавать на вход последовательность значений и признаков, поэтому модель может учитывать контекст нескольких прошлых месяцев при прогнозе следующего (El Filali et al., 2022; Yunita et al., 2025).</w:t>
-      </w:r>
-    </w:p>
-  </w:comment>
-  <w:comment w:id="140" w:author="Deniss" w:date="2026-04-18T12:47:00Z" w:initials="D">
+  <w:comment w:id="138" w:author="Deniss" w:date="2026-04-18T12:47:00Z" w:initials="D">
     <w:p>
       <w:pPr>
         <w:pStyle w:val="CommentText"/>
@@ -54059,7 +53967,7 @@
       </w:pPr>
     </w:p>
   </w:comment>
-  <w:comment w:id="141" w:author="Deniss" w:date="2026-04-18T13:32:00Z" w:initials="D">
+  <w:comment w:id="139" w:author="Deniss" w:date="2026-04-18T13:32:00Z" w:initials="D">
     <w:p>
       <w:pPr>
         <w:pStyle w:val="CommentText"/>
@@ -54085,6 +53993,22 @@
       </w:pPr>
       <w:r>
         <w:t>Однако при таком подходе модель нельзя оставлять полностью без информации о том, кому принадлежит временный ряд. При обучении на наборе разнородных временных рядов, объедененных в один сет, возможно снижение точности, поскольку модель не сможет различить эти группы - она окажется недостаточно адаптированной к конкретным сериям (Bandara et al., 2020; Abbasimehr et al., 2025). И тогда вместо отдельных, она выяви усреднённые зависимости и будет хуже прогнозировать отдельный группы. Чтобы решить эту проблему, нужно было как-то научить модель различать группы, например, через кластеризацию или через дополнительные признаки (Abbasimehr et al., 2025).</w:t>
+      </w:r>
+    </w:p>
+  </w:comment>
+  <w:comment w:id="141" w:author="Deniss" w:date="2026-05-18T19:01:00Z" w:initials="D">
+    <w:p>
+      <w:pPr>
+        <w:pStyle w:val="CommentText"/>
+      </w:pPr>
+      <w:r>
+        <w:rPr>
+          <w:rStyle w:val="CommentReference"/>
+        </w:rPr>
+        <w:annotationRef/>
+      </w:r>
+      <w:r>
+        <w:t>TODO: Explain why material-group embeddings are used: they allow the model to represent group identity as a compact learned vector instead of treating the group only as a number or repeating one-hot columns.</w:t>
       </w:r>
     </w:p>
   </w:comment>
@@ -54100,11 +54024,11 @@
         <w:annotationRef/>
       </w:r>
       <w:r>
-        <w:t>TODO: Explain why material-group embeddings are used: they allow the model to represent group identity as a compact learned vector instead of treating the group only as a number or repeating one-hot columns.</w:t>
+        <w:t>TODO: Explain why the LSTM first processes time-dependent features, while the material-group embedding is concatenated only before the linear output layer: group identity is constant across the sequence, while sales/delivery features change by month.</w:t>
       </w:r>
     </w:p>
   </w:comment>
-  <w:comment w:id="145" w:author="Deniss" w:date="2026-05-18T19:01:00Z" w:initials="D">
+  <w:comment w:id="142" w:author="Deniss" w:date="2026-05-18T19:05:00Z" w:initials="D">
     <w:p>
       <w:pPr>
         <w:pStyle w:val="CommentText"/>
@@ -54116,11 +54040,11 @@
         <w:annotationRef/>
       </w:r>
       <w:r>
-        <w:t>TODO: Explain why the LSTM first processes time-dependent features, while the material-group embedding is concatenated only before the linear output layer: group identity is constant across the sequence, while sales/delivery features change by month.</w:t>
+        <w:t>TODO: Explicitly explain that unlike the traditional forecasting methods, which are trained independently for each material group, the LSTM model is trained globally on training samples from all material groups simultaneously. Explain that the embedding layer allows the shared model to still distinguish between different material groups during prediction.</w:t>
       </w:r>
     </w:p>
   </w:comment>
-  <w:comment w:id="144" w:author="Deniss" w:date="2026-05-18T19:05:00Z" w:initials="D">
+  <w:comment w:id="144" w:author="Deniss" w:date="2026-05-18T19:00:00Z" w:initials="D">
     <w:p>
       <w:pPr>
         <w:pStyle w:val="CommentText"/>
@@ -54132,11 +54056,11 @@
         <w:annotationRef/>
       </w:r>
       <w:r>
-        <w:t>TODO: Explicitly explain that unlike the traditional forecasting methods, which are trained independently for each material group, the LSTM model is trained globally on training samples from all material groups simultaneously. Explain that the embedding layer allows the shared model to still distinguish between different material groups during prediction.</w:t>
+        <w:t>TODO: Explain that the 3-month window means three consecutive time steps/months are used as one LSTM input sequence to predict the next month.</w:t>
       </w:r>
     </w:p>
   </w:comment>
-  <w:comment w:id="146" w:author="Deniss" w:date="2026-05-18T19:00:00Z" w:initials="D">
+  <w:comment w:id="145" w:author="Deniss" w:date="2026-04-18T18:44:00Z" w:initials="D">
     <w:p>
       <w:pPr>
         <w:pStyle w:val="CommentText"/>
@@ -54148,11 +54072,37 @@
         <w:annotationRef/>
       </w:r>
       <w:r>
-        <w:t>TODO: Explain that the 3-month window means three consecutive time steps/months are used as one LSTM input sequence to predict the next month.</w:t>
+        <w:t>Обучение происходит через функцию train_model. В начале она устанавливает функцию потерь MSE (nn.MSELoss()). Было решено использовать MSE, поскольку в этой метрике ошибка определяется как среднее квадратов отклонений, соответственно вносят непропорционально больший вклад в потери, соответсвенно критерий становится более чувствительным к большим отклонениям (ArunKumar et al., 2021), соответственно веса обновляются агресивнее и обучение проходит быстрее. Вычисление ошибки проходит по формуле 5.7.</w:t>
+      </w:r>
+    </w:p>
+    <w:p>
+      <w:pPr>
+        <w:pStyle w:val="CommentText"/>
+      </w:pPr>
+    </w:p>
+    <w:p>
+      <w:pPr>
+        <w:pStyle w:val="CommentText"/>
+      </w:pPr>
+      <w:r>
+        <w:t>Затем инициализируется оптимизатор Adam (который сочетает в себе Momentum-SGD с RSMprop) через torch.optim.Adam(model.parameters(), lr=LEARNING_RATE). Его было выбрано использовать, поскольку в (Ji, 2024) отмечается, что среди рассмотренных алгоритмов Adam сходится быстрее других, и в целом он лучше показывают себя на практике.</w:t>
+      </w:r>
+    </w:p>
+    <w:p>
+      <w:pPr>
+        <w:pStyle w:val="CommentText"/>
+      </w:pPr>
+    </w:p>
+    <w:p>
+      <w:pPr>
+        <w:pStyle w:val="CommentText"/>
+      </w:pPr>
+      <w:r>
+        <w:t>Наконец запускается цикл обучения на фиксированное число эпох EPOCHS. Обучение идёт в режиме регрессии: вся система возвращает прогноз продаж следующего месяца.</w:t>
       </w:r>
     </w:p>
   </w:comment>
-  <w:comment w:id="147" w:author="Deniss" w:date="2026-04-18T18:44:00Z" w:initials="D">
+  <w:comment w:id="147" w:author="Deniss" w:date="2026-05-11T15:49:00Z" w:initials="D">
     <w:p>
       <w:pPr>
         <w:pStyle w:val="CommentText"/>
@@ -54164,37 +54114,81 @@
         <w:annotationRef/>
       </w:r>
       <w:r>
-        <w:t>Обучение происходит через функцию train_model. В начале она устанавливает функцию потерь MSE (nn.MSELoss()). Было решено использовать MSE, поскольку в этой метрике ошибка определяется как среднее квадратов отклонений, соответственно вносят непропорционально больший вклад в потери, соответсвенно критерий становится более чувствительным к большим отклонениям (ArunKumar et al., 2021), соответственно веса обновляются агресивнее и обучение проходит быстрее. Вычисление ошибки проходит по формуле 5.7.</w:t>
-      </w:r>
-    </w:p>
+        <w:t>As mentioned above, the models were evaluated on three separate months for each material group resulting in 21 forecasts for each model. Absolute percentage error (the absolute difference between the actual and predicted value divided by the actual value) is easy to interpret, but has an important limitation: if the actual sales value is equal to zero, the percentage error cannot be calculated. This means analysing data, APE for several material groups could not be calculated as they had no sales that month. In the end, APE could be calculated only for 13 out of 21 forecast cases for each model. Therefore, relying only on APE means that part of the test results is excluded from the relative error analysis. In the context of lumber sales, this is bad, as zero sales values are not data errors that can be ignored, but rather a natural part of the dataset. In the context of this work, ignoring those data points is even worse, because, as discussed previously, one of the main limitations of the work is the shortage of the available data</w:t>
+      </w:r>
+    </w:p>
+  </w:comment>
+  <w:comment w:id="148" w:author="Deniss" w:date="2026-05-11T21:45:00Z" w:initials="D">
     <w:p>
       <w:pPr>
         <w:pStyle w:val="CommentText"/>
       </w:pPr>
-    </w:p>
+      <w:r>
+        <w:rPr>
+          <w:rStyle w:val="CommentReference"/>
+        </w:rPr>
+        <w:annotationRef/>
+      </w:r>
+      <w:r>
+        <w:t xml:space="preserve">One could argue that for that reason there is also MAE and RMSE, but they have they problems, too </w:t>
+      </w:r>
+      <w:r>
+        <w:t>–</w:t>
+      </w:r>
+      <w:r>
+        <w:t xml:space="preserve"> they are not relative. MAE is not scaleable, a 1m3 error is not equally important for a group that sells 1m3 a mongth and a group that sells 100 m3 a month. RMSE gives extra weight to large misses showing instability, but in a small test set makes large forecast errors dominate the metric</w:t>
+      </w:r>
+    </w:p>
+  </w:comment>
+  <w:comment w:id="149" w:author="Deniss" w:date="2026-05-11T15:52:00Z" w:initials="D">
     <w:p>
       <w:pPr>
         <w:pStyle w:val="CommentText"/>
       </w:pPr>
       <w:r>
-        <w:t>Затем инициализируется оптимизатор Adam (который сочетает в себе Momentum-SGD с RSMprop) через torch.optim.Adam(model.parameters(), lr=LEARNING_RATE). Его было выбрано использовать, поскольку в (Ji, 2024) отмечается, что среди рассмотренных алгоритмов Adam сходится быстрее других, и в целом он лучше показывают себя на практике.</w:t>
-      </w:r>
-    </w:p>
+        <w:rPr>
+          <w:rStyle w:val="CommentReference"/>
+        </w:rPr>
+        <w:annotationRef/>
+      </w:r>
+      <w:r>
+        <w:t>To address this limitation, additional relative error metrics are suggested to be used in this work. Author proposes calculating APE a bit differently, calling it Custom APE. It is calculated by dividing the absolute error of each forecast case by the total actual sales volume of the corresponding material group during the test months.</w:t>
+      </w:r>
+    </w:p>
+  </w:comment>
+  <w:comment w:id="150" w:author="Deniss" w:date="2026-05-11T16:11:00Z" w:initials="D">
     <w:p>
       <w:pPr>
         <w:pStyle w:val="CommentText"/>
       </w:pPr>
-    </w:p>
+      <w:r>
+        <w:rPr>
+          <w:rStyle w:val="CommentReference"/>
+        </w:rPr>
+        <w:annotationRef/>
+      </w:r>
+      <w:r>
+        <w:t>In other words, this metric shows how large the monthly forecast error is compared with the material group’s total actual sales over the whole forecast period. This calculates a relative error even when the actual value (denominator) is zero. However, since the denominator is the total actual sales over the whole forecast period, the calculation result becomes softer with larger test split amount. For example, if the test period were extended from three months to a larger number (which is more common when larger datasets are available to train a neural network), the denominator would increase, essentially reducing the relative error value even if the monthly forecast quality did not improve. Therefore, this metric only makes the models appear better, which is not a a fair comparison. The results of this metric are shown in Table 1.</w:t>
+      </w:r>
+    </w:p>
+  </w:comment>
+  <w:comment w:id="151" w:author="Deniss" w:date="2026-05-11T16:28:00Z" w:initials="D">
     <w:p>
       <w:pPr>
         <w:pStyle w:val="CommentText"/>
       </w:pPr>
       <w:r>
-        <w:t>Наконец запускается цикл обучения на фиксированное число эпох EPOCHS. Обучение идёт в режиме регрессии: вся система возвращает прогноз продаж следующего месяца.</w:t>
+        <w:rPr>
+          <w:rStyle w:val="CommentReference"/>
+        </w:rPr>
+        <w:annotationRef/>
+      </w:r>
+      <w:r>
+        <w:t>For this reason, another metric was considered which evaluates the error at the material group level by summing all absolute errors of a group over the forecast period and dividing this value by the total actual sales of the same group. This kind of metric produces seven values, one for each group:</w:t>
       </w:r>
     </w:p>
   </w:comment>
-  <w:comment w:id="149" w:author="Deniss" w:date="2026-05-11T15:49:00Z" w:initials="D">
+  <w:comment w:id="152" w:author="Deniss" w:date="2026-05-11T18:58:00Z" w:initials="D">
     <w:p>
       <w:pPr>
         <w:pStyle w:val="CommentText"/>
@@ -54206,11 +54200,11 @@
         <w:annotationRef/>
       </w:r>
       <w:r>
-        <w:t>As mentioned above, the models were evaluated on three separate months for each material group resulting in 21 forecasts for each model. Absolute percentage error (the absolute difference between the actual and predicted value divided by the actual value) is easy to interpret, but has an important limitation: if the actual sales value is equal to zero, the percentage error cannot be calculated. This means analysing data, APE for several material groups could not be calculated as they had no sales that month. In the end, APE could be calculated only for 13 out of 21 forecast cases for each model. Therefore, relying only on APE means that part of the test results is excluded from the relative error analysis. In the context of lumber sales, this is bad, as zero sales values are not data errors that can be ignored, but rather a natural part of the dataset. In the context of this work, ignoring those data points is even worse, because, as discussed previously, one of the main limitations of the work is the shortage of the available data</w:t>
+        <w:t>This metric shows how large the total forecast error of a material group is compared with the total actual sales of that same group during the forecast period. This resolves the problem of the Custom APE, because both the numerator and denominator are calculated over the same period. The results of this metric, however, are, too, not really suitable as the main comparison basis. The reason is that groups with small total actual sales produce higher percentage errors even when the absolute error is not that large, from the business point of view. The results are too shown in Table 5.6.</w:t>
       </w:r>
     </w:p>
   </w:comment>
-  <w:comment w:id="150" w:author="Deniss" w:date="2026-05-11T21:45:00Z" w:initials="D">
+  <w:comment w:id="153" w:author="Deniss" w:date="2026-05-11T19:56:00Z" w:initials="D">
     <w:p>
       <w:pPr>
         <w:pStyle w:val="CommentText"/>
@@ -54222,17 +54216,11 @@
         <w:annotationRef/>
       </w:r>
       <w:r>
-        <w:t xml:space="preserve">One could argue that for that reason there is also MAE and RMSE, but they have they problems, too </w:t>
-      </w:r>
-      <w:r>
-        <w:t>–</w:t>
-      </w:r>
-      <w:r>
-        <w:t xml:space="preserve"> they are not relative. MAE is not scaleable, a 1m3 error is not equally important for a group that sells 1m3 a mongth and a group that sells 100 m3 a month. RMSE gives extra weight to large misses showing instability, but in a small test set makes large forecast errors dominate the metric</w:t>
+        <w:t>The second metric was noticed to be very similar to a commonly used forecasting metric called Weighted Absolute Percentage Error (WAPE), also referred to in some literature as Weighted Mean Absolute Percentage Error (WMAPE). WMAPE is used in forecasting studies as a scale-free predictive accuracy metric and is calculated as the mean absolute error divided by the mean actual value. In this work, WAPE and WMAPE are equival and are calculated using the following formula:</w:t>
       </w:r>
     </w:p>
   </w:comment>
-  <w:comment w:id="151" w:author="Deniss" w:date="2026-05-11T15:52:00Z" w:initials="D">
+  <w:comment w:id="154" w:author="Deniss" w:date="2026-05-11T19:19:00Z" w:initials="D">
     <w:p>
       <w:pPr>
         <w:pStyle w:val="CommentText"/>
@@ -54244,11 +54232,11 @@
         <w:annotationRef/>
       </w:r>
       <w:r>
-        <w:t>To address this limitation, additional relative error metrics are suggested to be used in this work. Author proposes calculating APE a bit differently, calling it Custom APE. It is calculated by dividing the absolute error of each forecast case by the total actual sales volume of the corresponding material group during the test months.</w:t>
+        <w:t>To simply put, WAPE shows how large the total absolute forecast error is compared with the total actual sales volume in the whole test set. As it does not require division by each individual actual value, the forecast cases with zero monthly sales are still included in the evaluation. WAPE also eliminates problems posed by the two previous metrics, because unlike them it includes all 21 forecast cases, avoids the division by zero problem, and its result is not affected by the test split amount. Thus, this metric is chosen to evaluate models in the final comparison section. The calculated WAPE results are shown in Table 5.6.</w:t>
       </w:r>
     </w:p>
   </w:comment>
-  <w:comment w:id="152" w:author="Deniss" w:date="2026-05-11T16:11:00Z" w:initials="D">
+  <w:comment w:id="155" w:author="Deniss" w:date="2026-05-17T14:26:00Z" w:initials="D">
     <w:p>
       <w:pPr>
         <w:pStyle w:val="CommentText"/>
@@ -54260,11 +54248,11 @@
         <w:annotationRef/>
       </w:r>
       <w:r>
-        <w:t>In other words, this metric shows how large the monthly forecast error is compared with the material group’s total actual sales over the whole forecast period. This calculates a relative error even when the actual value (denominator) is zero. However, since the denominator is the total actual sales over the whole forecast period, the calculation result becomes softer with larger test split amount. For example, if the test period were extended from three months to a larger number (which is more common when larger datasets are available to train a neural network), the denominator would increase, essentially reducing the relative error value even if the monthly forecast quality did not improve. Therefore, this metric only makes the models appear better, which is not a a fair comparison. The results of this metric are shown in Table 1.</w:t>
+        <w:t>Therefore, this metric will be used to compare the models from now on, though other metrics are shown, too</w:t>
       </w:r>
     </w:p>
   </w:comment>
-  <w:comment w:id="153" w:author="Deniss" w:date="2026-05-11T16:28:00Z" w:initials="D">
+  <w:comment w:id="157" w:author="Deniss" w:date="2026-04-19T14:23:00Z" w:initials="D">
     <w:p>
       <w:pPr>
         <w:pStyle w:val="CommentText"/>
@@ -54276,11 +54264,11 @@
         <w:annotationRef/>
       </w:r>
       <w:r>
-        <w:t>For this reason, another metric was considered which evaluates the error at the material group level by summing all absolute errors of a group over the forecast period and dividing this value by the total actual sales of the same group. This kind of metric produces seven values, one for each group:</w:t>
+        <w:t>https://chatgpt.com/g/g-p-6913449e1e888191b077ff416b30dc37-bakalaurs/c/69e3bfc5-ae04-83eb-8846-cd0d006192c1?tab=sources</w:t>
       </w:r>
     </w:p>
   </w:comment>
-  <w:comment w:id="154" w:author="Deniss" w:date="2026-05-11T18:58:00Z" w:initials="D">
+  <w:comment w:id="158" w:author="Deniss" w:date="2026-05-11T22:33:00Z" w:initials="D">
     <w:p>
       <w:pPr>
         <w:pStyle w:val="CommentText"/>
@@ -54292,11 +54280,11 @@
         <w:annotationRef/>
       </w:r>
       <w:r>
-        <w:t>This metric shows how large the total forecast error of a material group is compared with the total actual sales of that same group during the forecast period. This resolves the problem of the Custom APE, because both the numerator and denominator are calculated over the same period. The results of this metric, however, are, too, not really suitable as the main comparison basis. The reason is that groups with small total actual sales produce higher percentage errors even when the absolute error is not that large, from the business point of view. The results are too shown in Table 5.6.</w:t>
+        <w:t>To compare the forecasting methods each model produced one-month-ahead forecasts for the same material groups and the same three test months. This reflects not how generally good the methods performed, but how suitable each method was for the current company dataset. Readers should also bear in mind the difference in model inputs: the traditional methods were only given historical sales, while the LSTM model additionally received deliveries, sales first differences and rolling sales means. However, this difference is also part of the purpose of the comparison - one of the main ideas behind using LSTM in this work was to show that the model can process a wider input structure, thus it was expected to achieve a better forecasting accuracy.</w:t>
       </w:r>
     </w:p>
   </w:comment>
-  <w:comment w:id="155" w:author="Deniss" w:date="2026-05-11T19:56:00Z" w:initials="D">
+  <w:comment w:id="159" w:author="Deniss" w:date="2026-05-11T22:37:00Z" w:initials="D">
     <w:p>
       <w:pPr>
         <w:pStyle w:val="CommentText"/>
@@ -54308,11 +54296,11 @@
         <w:annotationRef/>
       </w:r>
       <w:r>
-        <w:t>The second metric was noticed to be very similar to a commonly used forecasting metric called Weighted Absolute Percentage Error (WAPE), also referred to in some literature as Weighted Mean Absolute Percentage Error (WMAPE). WMAPE is used in forecasting studies as a scale-free predictive accuracy metric and is calculated as the mean absolute error divided by the mean actual value. In this work, WAPE and WMAPE are equival and are calculated using the following formula:</w:t>
+        <w:t>The summarized results of the evaluated methods are shown in Table 5.7. MAE and RMSE are expressed in cubic metres, while MAPE, the custom percentage metrics and WAPE are expressed as percentages. The final ranking is based on WAPE.</w:t>
       </w:r>
     </w:p>
   </w:comment>
-  <w:comment w:id="156" w:author="Deniss" w:date="2026-05-11T19:19:00Z" w:initials="D">
+  <w:comment w:id="160" w:author="Deniss" w:date="2026-05-11T22:58:00Z" w:initials="D">
     <w:p>
       <w:pPr>
         <w:pStyle w:val="CommentText"/>
@@ -54324,11 +54312,11 @@
         <w:annotationRef/>
       </w:r>
       <w:r>
-        <w:t>To simply put, WAPE shows how large the total absolute forecast error is compared with the total actual sales volume in the whole test set. As it does not require division by each individual actual value, the forecast cases with zero monthly sales are still included in the evaluation. WAPE also eliminates problems posed by the two previous metrics, because unlike them it includes all 21 forecast cases, avoids the division by zero problem, and its result is not affected by the test split amount. Thus, this metric is chosen to evaluate models in the final comparison section. The calculated WAPE results are shown in Table 5.6.</w:t>
+        <w:t>According to WAPE, the best result was obtained by the naive method. This means that, for the current dataset, using the previous month’s sales value as the next month’s forecast produced a smaller total relative error than SES, ARIMA and LSTM. This result is not that surprising in the context of the available data. The time series do not even cover a complete yearly seasonal cycle. Under such conditions, a simpler method can be more stable than a more complex one that tries to take into account trend and smoothing behaviour and nonlinear relationships and whatnot from a small dataset.</w:t>
       </w:r>
     </w:p>
   </w:comment>
-  <w:comment w:id="157" w:author="Deniss" w:date="2026-05-17T14:26:00Z" w:initials="D">
+  <w:comment w:id="161" w:author="Deniss" w:date="2026-05-11T23:15:00Z" w:initials="D">
     <w:p>
       <w:pPr>
         <w:pStyle w:val="CommentText"/>
@@ -54340,11 +54328,11 @@
         <w:annotationRef/>
       </w:r>
       <w:r>
-        <w:t>Therefore, this metric will be used to compare the models from now on, though other metrics are shown, too</w:t>
+        <w:t>The SES method produced the second-best result by WAPE. However, it did not improve over the naive baseline. This suggests that smoothing the available sales history did not provide enough additional information compared with using the most recent observation directly. In this dataset, several material groups show irregular monthly changes and zero-sales months. Therefore, a smoothed historical level may continue predicting positive sales even when the actual value is zero, or may react too slowly to sudden changes in demand. Similar observations are also found in applied forecasting comparisons, where more complex or more general methods do not necessarily outperform simpler baselines. Rosenblad (2021) shows that simple exponential smoothing can outperform more complex ARIMA configurations in a practical forecasting comparison.</w:t>
       </w:r>
     </w:p>
   </w:comment>
-  <w:comment w:id="159" w:author="Deniss" w:date="2026-04-19T14:23:00Z" w:initials="D">
+  <w:comment w:id="162" w:author="Deniss" w:date="2026-05-11T23:14:00Z" w:initials="D">
     <w:p>
       <w:pPr>
         <w:pStyle w:val="CommentText"/>
@@ -54356,55 +54344,7 @@
         <w:annotationRef/>
       </w:r>
       <w:r>
-        <w:t>https://chatgpt.com/g/g-p-6913449e1e888191b077ff416b30dc37-bakalaurs/c/69e3bfc5-ae04-83eb-8846-cd0d006192c1?tab=sources</w:t>
-      </w:r>
-    </w:p>
-  </w:comment>
-  <w:comment w:id="160" w:author="Deniss" w:date="2026-05-11T22:33:00Z" w:initials="D">
-    <w:p>
-      <w:pPr>
-        <w:pStyle w:val="CommentText"/>
-      </w:pPr>
-      <w:r>
-        <w:rPr>
-          <w:rStyle w:val="CommentReference"/>
-        </w:rPr>
-        <w:annotationRef/>
-      </w:r>
-      <w:r>
-        <w:t>To compare the forecasting methods each model produced one-month-ahead forecasts for the same material groups and the same three test months. This reflects not how generally good the methods performed, but how suitable each method was for the current company dataset. Readers should also bear in mind the difference in model inputs: the traditional methods were only given historical sales, while the LSTM model additionally received deliveries, sales first differences and rolling sales means. However, this difference is also part of the purpose of the comparison - one of the main ideas behind using LSTM in this work was to show that the model can process a wider input structure, thus it was expected to achieve a better forecasting accuracy.</w:t>
-      </w:r>
-    </w:p>
-  </w:comment>
-  <w:comment w:id="161" w:author="Deniss" w:date="2026-05-11T22:37:00Z" w:initials="D">
-    <w:p>
-      <w:pPr>
-        <w:pStyle w:val="CommentText"/>
-      </w:pPr>
-      <w:r>
-        <w:rPr>
-          <w:rStyle w:val="CommentReference"/>
-        </w:rPr>
-        <w:annotationRef/>
-      </w:r>
-      <w:r>
-        <w:t>The summarized results of the evaluated methods are shown in Table 5.7. MAE and RMSE are expressed in cubic metres, while MAPE, the custom percentage metrics and WAPE are expressed as percentages. The final ranking is based on WAPE.</w:t>
-      </w:r>
-    </w:p>
-  </w:comment>
-  <w:comment w:id="162" w:author="Deniss" w:date="2026-05-11T22:58:00Z" w:initials="D">
-    <w:p>
-      <w:pPr>
-        <w:pStyle w:val="CommentText"/>
-      </w:pPr>
-      <w:r>
-        <w:rPr>
-          <w:rStyle w:val="CommentReference"/>
-        </w:rPr>
-        <w:annotationRef/>
-      </w:r>
-      <w:r>
-        <w:t>According to WAPE, the best result was obtained by the naive method. This means that, for the current dataset, using the previous month’s sales value as the next month’s forecast produced a smaller total relative error than SES, ARIMA and LSTM. This result is not that surprising in the context of the available data. The time series do not even cover a complete yearly seasonal cycle. Under such conditions, a simpler method can be more stable than a more complex one that tries to take into account trend and smoothing behaviour and nonlinear relationships and whatnot from a small dataset.</w:t>
+        <w:t>The ARIMA model produced weaker results than both the naive and SES methods. Yes again, this result does not mean that ARIMA is generally unsuitable for sales forecasting. It merely says, that the model has not performed well enough in this work. Just like others, the result is most likely connected with the short and irregular structure of the available data.</w:t>
       </w:r>
     </w:p>
   </w:comment>
@@ -54420,11 +54360,11 @@
         <w:annotationRef/>
       </w:r>
       <w:r>
-        <w:t>The SES method produced the second-best result by WAPE. However, it did not improve over the naive baseline. This suggests that smoothing the available sales history did not provide enough additional information compared with using the most recent observation directly. In this dataset, several material groups show irregular monthly changes and zero-sales months. Therefore, a smoothed historical level may continue predicting positive sales even when the actual value is zero, or may react too slowly to sudden changes in demand. Similar observations are also found in applied forecasting comparisons, where more complex or more general methods do not necessarily outperform simpler baselines. Rosenblad (2021) shows that simple exponential smoothing can outperform more complex ARIMA configurations in a practical forecasting comparison.</w:t>
+        <w:t>The LSTM model produced the weakest WAPE result. It shows that having access to a broader input feature set than the traditional methods does not automatically lead to better forecasting quality. LSTM models usually require enough training examples to reveal linear patterns. Not only did the current experiment fail to provide them, the number of material groups and zero-sales cases made the forecasting even more unstable. As a result, the model sometimes predicted sales when there was none and missed several large changes in demand, resulting in such a bad WAPE value. Therefore, the LSTM result does not sufficiently prove that neural networks are suitable for this task, but it does show that the current dataset is not enough to demonstrate an advantage.</w:t>
       </w:r>
     </w:p>
   </w:comment>
-  <w:comment w:id="164" w:author="Deniss" w:date="2026-05-11T23:14:00Z" w:initials="D">
+  <w:comment w:id="166" w:author="Deniss" w:date="2026-04-19T17:53:00Z" w:initials="D">
     <w:p>
       <w:pPr>
         <w:pStyle w:val="CommentText"/>
@@ -54436,11 +54376,11 @@
         <w:annotationRef/>
       </w:r>
       <w:r>
-        <w:t>The ARIMA model produced weaker results than both the naive and SES methods. Yes again, this result does not mean that ARIMA is generally unsuitable for sales forecasting. It merely says, that the model has not performed well enough in this work. Just like others, the result is most likely connected with the short and irregular structure of the available data.</w:t>
+        <w:t>The evaluation protocol mirrors the previous chapter. The same rolling one-step-ahead splits are preserved, and the same real test months remain untouched. Augmentation is going to be performed on the training data only, after the real data have been loaded and transformed into model-ready windows, but before model fitting. The augmentation is going to be applied only onto extracted and prepared data. In other words, the integrity of the original dataset (in the form of an SQLite database) is going to be preserved: we avoid contaminating it with synthetic observations.</w:t>
       </w:r>
     </w:p>
   </w:comment>
-  <w:comment w:id="165" w:author="Deniss" w:date="2026-05-11T23:15:00Z" w:initials="D">
+  <w:comment w:id="169" w:author="Deniss" w:date="2026-04-19T20:47:00Z" w:initials="D">
     <w:p>
       <w:pPr>
         <w:pStyle w:val="CommentText"/>
@@ -54452,11 +54392,23 @@
         <w:annotationRef/>
       </w:r>
       <w:r>
-        <w:t>The LSTM model produced the weakest WAPE result. It shows that having access to a broader input feature set than the traditional methods does not automatically lead to better forecasting quality. LSTM models usually require enough training examples to reveal linear patterns. Not only did the current experiment fail to provide them, the number of material groups and zero-sales cases made the forecasting even more unstable. As a result, the model sometimes predicted sales when there was none and missed several large changes in demand, resulting in such a bad WAPE value. Therefore, the LSTM result does not sufficiently prove that neural networks are suitable for this task, but it does show that the current dataset is not enough to demonstrate an advantage.</w:t>
+        <w:t xml:space="preserve">The augmentation experiment was implemented directly in the existing LSTM forecasting script. In the original implementation, the LSTM pipeline first generated sliding windows from the grouped time series, then standardized the resulting tensors, trained one pooled model on all groups, and finally predicted the next month for each material group. The modified implementation preserves this structure and changes only the window-generation stage - when augmentation is enabled, each newly created real window is combined with the previous real window of the same material group. The synthetic window and target are constructed as the arithmetic mean of the two neighboring windows and targets, respecitvely. Thus, if two consecutive training samples are denoted as (X₁, y₁) and (X₂, y₂), then the additional synthetic sample is defined as ((X₁ + X₂) / 2, (y₁ + y₂) / 2). Augmentation experiment isolates one specific change </w:t>
+      </w:r>
+      <w:r>
+        <w:t>–</w:t>
+      </w:r>
+      <w:r>
+        <w:t xml:space="preserve"> increasing the number of training windows </w:t>
+      </w:r>
+      <w:r>
+        <w:t>–</w:t>
+      </w:r>
+      <w:r>
+        <w:t xml:space="preserve"> without altering the model. Visually changes are visible below</w:t>
       </w:r>
     </w:p>
   </w:comment>
-  <w:comment w:id="168" w:author="Deniss" w:date="2026-04-19T17:53:00Z" w:initials="D">
+  <w:comment w:id="171" w:author="Deniss" w:date="2026-05-13T12:27:00Z" w:initials="D">
     <w:p>
       <w:pPr>
         <w:pStyle w:val="CommentText"/>
@@ -54468,11 +54420,11 @@
         <w:annotationRef/>
       </w:r>
       <w:r>
-        <w:t>The evaluation protocol mirrors the previous chapter. The same rolling one-step-ahead splits are preserved, and the same real test months remain untouched. Augmentation is going to be performed on the training data only, after the real data have been loaded and transformed into model-ready windows, but before model fitting. The augmentation is going to be applied only onto extracted and prepared data. In other words, the integrity of the original dataset (in the form of an SQLite database) is going to be preserved: we avoid contaminating it with synthetic observations.</w:t>
+        <w:t>The comparison was performed against the original LSTM model trained only on real data. The naive model was also included in the comparison as it is the main baseline. The augmented LSTM used the same model, code structure, test periods as the original LSTM, but used augmented data during training which was syntesized averaging neighboring training samples. The results are shown in Table 6.8. The same evaluation metrics as in Section 5.7 were used: MAE, RMSE, MAPE, adjusted MAPE, group-adjusted WAPE and WAPE.</w:t>
       </w:r>
     </w:p>
   </w:comment>
-  <w:comment w:id="171" w:author="Deniss" w:date="2026-04-19T20:47:00Z" w:initials="D">
+  <w:comment w:id="172" w:author="Deniss" w:date="2026-05-13T12:46:00Z" w:initials="D">
     <w:p>
       <w:pPr>
         <w:pStyle w:val="CommentText"/>
@@ -54484,23 +54436,11 @@
         <w:annotationRef/>
       </w:r>
       <w:r>
-        <w:t xml:space="preserve">The augmentation experiment was implemented directly in the existing LSTM forecasting script. In the original implementation, the LSTM pipeline first generated sliding windows from the grouped time series, then standardized the resulting tensors, trained one pooled model on all groups, and finally predicted the next month for each material group. The modified implementation preserves this structure and changes only the window-generation stage - when augmentation is enabled, each newly created real window is combined with the previous real window of the same material group. The synthetic window and target are constructed as the arithmetic mean of the two neighboring windows and targets, respecitvely. Thus, if two consecutive training samples are denoted as (X₁, y₁) and (X₂, y₂), then the additional synthetic sample is defined as ((X₁ + X₂) / 2, (y₁ + y₂) / 2). Augmentation experiment isolates one specific change </w:t>
-      </w:r>
-      <w:r>
-        <w:t>–</w:t>
-      </w:r>
-      <w:r>
-        <w:t xml:space="preserve"> increasing the number of training windows </w:t>
-      </w:r>
-      <w:r>
-        <w:t>–</w:t>
-      </w:r>
-      <w:r>
-        <w:t xml:space="preserve"> without altering the model. Visually changes are visible below</w:t>
+        <w:t>The results show that the augmented LSTM slightly improved some aggregate metrics compared with the original LSTM. MAE decreased from 3.359 to 3.328, adjusted MAPE decreased from 250.87% to 205.03%, group-adjusted WAPE decreased from 752.61% to 615.09%, and WAPE decreased from 254.90% to 252.57%. However, the improvement was very small in the main WAPE metric. At the same time, RMSE increased from 4.673 to 4.856, and MAPE increased from 619.23% to 959.70%.</w:t>
       </w:r>
     </w:p>
   </w:comment>
-  <w:comment w:id="173" w:author="Deniss" w:date="2026-05-13T12:27:00Z" w:initials="D">
+  <w:comment w:id="173" w:author="Deniss" w:date="2026-05-13T13:04:00Z" w:initials="D">
     <w:p>
       <w:pPr>
         <w:pStyle w:val="CommentText"/>
@@ -54512,11 +54452,24 @@
         <w:annotationRef/>
       </w:r>
       <w:r>
-        <w:t>The comparison was performed against the original LSTM model trained only on real data. The naive model was also included in the comparison as it is the main baseline. The augmented LSTM used the same model, code structure, test periods as the original LSTM, but used augmented data during training which was syntesized averaging neighboring training samples. The results are shown in Table 6.8. The same evaluation metrics as in Section 5.7 were used: MAE, RMSE, MAPE, adjusted MAPE, group-adjusted WAPE and WAPE.</w:t>
-      </w:r>
+        <w:t>Therefore, the result cannot be interpreted as a clear improvement. RMSE is more sensitive to large individual errors, MAE shows the average absolute error, and WAPE shows total absolute error relative to total actual sales. Since these metrics changed in different directions, the aggregate comparison alone was not sufficient to explain how the augmented model behaved. For this reason, an additional case-level comparison was performed.</w:t>
+      </w:r>
+    </w:p>
+    <w:p>
+      <w:pPr>
+        <w:pStyle w:val="CommentText"/>
+      </w:pPr>
+      <w:r>
+        <w:t>In the case-level analysis, each individual forecast was compared between the original LSTM and the augmented LSTM. A case was considered improved if the augmented LSTM had a lower absolute error than the original LSTM for the same material group and test month.</w:t>
+      </w:r>
+    </w:p>
+    <w:p>
+      <w:pPr>
+        <w:pStyle w:val="CommentText"/>
+      </w:pPr>
     </w:p>
   </w:comment>
-  <w:comment w:id="174" w:author="Deniss" w:date="2026-05-13T12:46:00Z" w:initials="D">
+  <w:comment w:id="174" w:author="Deniss" w:date="2026-05-13T13:16:00Z" w:initials="D">
     <w:p>
       <w:pPr>
         <w:pStyle w:val="CommentText"/>
@@ -54528,11 +54481,43 @@
         <w:annotationRef/>
       </w:r>
       <w:r>
-        <w:t>The results show that the augmented LSTM slightly improved some aggregate metrics compared with the original LSTM. MAE decreased from 3.359 to 3.328, adjusted MAPE decreased from 250.87% to 205.03%, group-adjusted WAPE decreased from 752.61% to 615.09%, and WAPE decreased from 254.90% to 252.57%. However, the improvement was very small in the main WAPE metric. At the same time, RMSE increased from 4.673 to 4.856, and MAPE increased from 619.23% to 959.70%.</w:t>
+        <w:t>The table 6.9 shows that the improvement is not systematic: the augmented model improved forecasts for only 9 out of 21 cases, but worsened 11. This means the slightly better MAE and WAPE values were not caused by a better model, but probably by eliminating larger mistakes, which made up for having the model perform worse for more cases overall. To prove that, the test cases were additionally divided intro three groupes which were then analysed individually which can be seen in table 6.10. The groups represent:</w:t>
+      </w:r>
+    </w:p>
+    <w:p>
+      <w:pPr>
+        <w:pStyle w:val="CommentText"/>
+      </w:pPr>
+      <w:r>
+        <w:t>* cases with zero actual sales,</w:t>
+      </w:r>
+    </w:p>
+    <w:p>
+      <w:pPr>
+        <w:pStyle w:val="CommentText"/>
+      </w:pPr>
+      <w:r>
+        <w:t>* cases with less than non-zero median sales,</w:t>
+      </w:r>
+    </w:p>
+    <w:p>
+      <w:pPr>
+        <w:pStyle w:val="CommentText"/>
+      </w:pPr>
+      <w:r>
+        <w:t>* cases with higher or equal to non-zero median sales.</w:t>
+      </w:r>
+    </w:p>
+    <w:p>
+      <w:pPr>
+        <w:pStyle w:val="CommentText"/>
+      </w:pPr>
+      <w:r>
+        <w:t>The median turned out to be 1.270 m3.</w:t>
       </w:r>
     </w:p>
   </w:comment>
-  <w:comment w:id="175" w:author="Deniss" w:date="2026-05-13T13:04:00Z" w:initials="D">
+  <w:comment w:id="175" w:author="Deniss" w:date="2026-05-13T13:48:00Z" w:initials="D">
     <w:p>
       <w:pPr>
         <w:pStyle w:val="CommentText"/>
@@ -54544,24 +54529,43 @@
         <w:annotationRef/>
       </w:r>
       <w:r>
-        <w:t>Therefore, the result cannot be interpreted as a clear improvement. RMSE is more sensitive to large individual errors, MAE shows the average absolute error, and WAPE shows total absolute error relative to total actual sales. Since these metrics changed in different directions, the aggregate comparison alone was not sufficient to explain how the augmented model behaved. For this reason, an additional case-level comparison was performed.</w:t>
-      </w:r>
-    </w:p>
+        <w:t>The split shows that the augmented LSTM mainly improved forecasts for zero-sales cases. In this group, MAE decreased from 3.420 to 1.851, and the augmented model improved 5 out of 8 cases. However, in both non-zero groups the augmented model performed worse: in low-volume non-zero cases, WAPE increased from 356.95% to 490.99%; in high-volume non-zero cases - from 135.23% to 168.82%.</w:t>
+      </w:r>
+    </w:p>
+  </w:comment>
+  <w:comment w:id="176" w:author="Deniss" w:date="2026-05-13T14:01:00Z" w:initials="D">
     <w:p>
       <w:pPr>
         <w:pStyle w:val="CommentText"/>
       </w:pPr>
       <w:r>
-        <w:t>In the case-level analysis, each individual forecast was compared between the original LSTM and the augmented LSTM. A case was considered improved if the augmented LSTM had a lower absolute error than the original LSTM for the same material group and test month.</w:t>
-      </w:r>
-    </w:p>
+        <w:rPr>
+          <w:rStyle w:val="CommentReference"/>
+        </w:rPr>
+        <w:annotationRef/>
+      </w:r>
+      <w:r>
+        <w:t>This result explains the small WAPE improvement - zero-sales cases overall error was reduced, lowering the total absolute error, but the imporvement was mostly cancelled out by worse forecasts in non-zero sales cases. So, zero-sales cases increase the WAPE formula numerator through absolute error, the denominator stays the same (sum of actual values), the formula produces a smaller number, virtually indicating having reduced false positive predictions and increased overall WAPE. But in reality this means the model did not become better at forecasting.</w:t>
+      </w:r>
+    </w:p>
+  </w:comment>
+  <w:comment w:id="177" w:author="Deniss" w:date="2026-05-13T22:36:00Z" w:initials="D">
     <w:p>
       <w:pPr>
         <w:pStyle w:val="CommentText"/>
       </w:pPr>
+      <w:r>
+        <w:rPr>
+          <w:rStyle w:val="CommentReference"/>
+        </w:rPr>
+        <w:annotationRef/>
+      </w:r>
+      <w:r>
+        <w:t>Such result is probably due to synthetic samples which were created by averaging neighboring training which increased the number of training samples, but it did not display any new information like demand behavior or linear dependencies. With a short dataset like the one used in the work, such augmentation smoothes local fluctuations, but it won't improve the model. This conclusion is drawn from (Semenoglou, Spiliotis and Assimakopoulos). They emphasized that augmentation performance depends on the technique used and that some techniques may provide negative improvements. They also conclude that effective augmentation requires a balance between diversity and resemblance to the original series. Wen et al. similarly talks about the need to preserve the characteristics of real data when using data augmentation methods.</w:t>
+      </w:r>
     </w:p>
   </w:comment>
-  <w:comment w:id="176" w:author="Deniss" w:date="2026-05-13T13:16:00Z" w:initials="D">
+  <w:comment w:id="183" w:author="Deniss" w:date="2026-05-17T13:50:00Z" w:initials="D">
     <w:p>
       <w:pPr>
         <w:pStyle w:val="CommentText"/>
@@ -54573,110 +54577,14 @@
         <w:annotationRef/>
       </w:r>
       <w:r>
-        <w:t>The table 6.9 shows that the improvement is not systematic: the augmented model improved forecasts for only 9 out of 21 cases, but worsened 11. This means the slightly better MAE and WAPE values were not caused by a better model, but probably by eliminating larger mistakes, which made up for having the model perform worse for more cases overall. To prove that, the test cases were additionally divided intro three groupes which were then analysed individually which can be seen in table 6.10. The groups represent:</w:t>
-      </w:r>
-    </w:p>
-    <w:p>
-      <w:pPr>
-        <w:pStyle w:val="CommentText"/>
-      </w:pPr>
-      <w:r>
-        <w:t>* cases with zero actual sales,</w:t>
-      </w:r>
-    </w:p>
-    <w:p>
-      <w:pPr>
-        <w:pStyle w:val="CommentText"/>
-      </w:pPr>
-      <w:r>
-        <w:t>* cases with less than non-zero median sales,</w:t>
-      </w:r>
-    </w:p>
-    <w:p>
-      <w:pPr>
-        <w:pStyle w:val="CommentText"/>
-      </w:pPr>
-      <w:r>
-        <w:t>* cases with higher or equal to non-zero median sales.</w:t>
-      </w:r>
-    </w:p>
-    <w:p>
-      <w:pPr>
-        <w:pStyle w:val="CommentText"/>
-      </w:pPr>
-      <w:r>
-        <w:t>The median turned out to be 1.270 m3.</w:t>
+        <w:rPr>
+          <w:noProof/>
+        </w:rPr>
+        <w:t>make horizontal the whole page</w:t>
       </w:r>
     </w:p>
   </w:comment>
-  <w:comment w:id="177" w:author="Deniss" w:date="2026-05-13T13:48:00Z" w:initials="D">
-    <w:p>
-      <w:pPr>
-        <w:pStyle w:val="CommentText"/>
-      </w:pPr>
-      <w:r>
-        <w:rPr>
-          <w:rStyle w:val="CommentReference"/>
-        </w:rPr>
-        <w:annotationRef/>
-      </w:r>
-      <w:r>
-        <w:t>The split shows that the augmented LSTM mainly improved forecasts for zero-sales cases. In this group, MAE decreased from 3.420 to 1.851, and the augmented model improved 5 out of 8 cases. However, in both non-zero groups the augmented model performed worse: in low-volume non-zero cases, WAPE increased from 356.95% to 490.99%; in high-volume non-zero cases - from 135.23% to 168.82%.</w:t>
-      </w:r>
-    </w:p>
-  </w:comment>
-  <w:comment w:id="178" w:author="Deniss" w:date="2026-05-13T14:01:00Z" w:initials="D">
-    <w:p>
-      <w:pPr>
-        <w:pStyle w:val="CommentText"/>
-      </w:pPr>
-      <w:r>
-        <w:rPr>
-          <w:rStyle w:val="CommentReference"/>
-        </w:rPr>
-        <w:annotationRef/>
-      </w:r>
-      <w:r>
-        <w:t>This result explains the small WAPE improvement - zero-sales cases overall error was reduced, lowering the total absolute error, but the imporvement was mostly cancelled out by worse forecasts in non-zero sales cases. So, zero-sales cases increase the WAPE formula numerator through absolute error, the denominator stays the same (sum of actual values), the formula produces a smaller number, virtually indicating having reduced false positive predictions and increased overall WAPE. But in reality this means the model did not become better at forecasting.</w:t>
-      </w:r>
-    </w:p>
-  </w:comment>
-  <w:comment w:id="179" w:author="Deniss" w:date="2026-05-13T22:36:00Z" w:initials="D">
-    <w:p>
-      <w:pPr>
-        <w:pStyle w:val="CommentText"/>
-      </w:pPr>
-      <w:r>
-        <w:rPr>
-          <w:rStyle w:val="CommentReference"/>
-        </w:rPr>
-        <w:annotationRef/>
-      </w:r>
-      <w:r>
-        <w:t>Such result is probably due to synthetic samples which were created by averaging neighboring training which increased the number of training samples, but it did not display any new information like demand behavior or linear dependencies. With a short dataset like the one used in the work, such augmentation smoothes local fluctuations, but it won't improve the model. This conclusion is drawn from (Semenoglou, Spiliotis and Assimakopoulos). They emphasized that augmentation performance depends on the technique used and that some techniques may provide negative improvements. They also conclude that effective augmentation requires a balance between diversity and resemblance to the original series. Wen et al. similarly talks about the need to preserve the characteristics of real data when using data augmentation methods.</w:t>
-      </w:r>
-    </w:p>
-  </w:comment>
-  <w:comment w:id="185" w:author="Deniss" w:date="2026-05-17T13:50:00Z" w:initials="D">
-    <w:p>
-      <w:pPr>
-        <w:pStyle w:val="CommentText"/>
-      </w:pPr>
-      <w:r>
-        <w:rPr>
-          <w:rStyle w:val="CommentReference"/>
-        </w:rPr>
-        <w:annotationRef/>
-      </w:r>
-      <w:r>
-        <w:rPr>
-          <w:noProof/>
-        </w:rPr>
-        <w:t>make horizontal the whole page</w:t>
-      </w:r>
-    </w:p>
-  </w:comment>
-  <w:comment w:id="186" w:author="Deniss" w:date="2026-05-17T13:50:00Z" w:initials="D">
+  <w:comment w:id="184" w:author="Deniss" w:date="2026-05-17T13:50:00Z" w:initials="D">
     <w:p>
       <w:pPr>
         <w:pStyle w:val="CommentText"/>
@@ -54718,13 +54626,11 @@
   <w15:commentEx w15:paraId="68D52825" w15:done="0"/>
   <w15:commentEx w15:paraId="4CD4C789" w15:done="1"/>
   <w15:commentEx w15:paraId="0E43A271" w15:done="0"/>
-  <w15:commentEx w15:paraId="4AE3D603" w15:done="1"/>
   <w15:commentEx w15:paraId="1D41F954" w15:done="1"/>
   <w15:commentEx w15:paraId="3A6C3321" w15:done="1"/>
   <w15:commentEx w15:paraId="39A7D956" w15:done="1"/>
-  <w15:commentEx w15:paraId="61DF83FB" w15:done="0"/>
   <w15:commentEx w15:paraId="2E3729D3" w15:done="1"/>
-  <w15:commentEx w15:paraId="62D74202" w15:done="0"/>
+  <w15:commentEx w15:paraId="7865EC2B" w15:done="0"/>
   <w15:commentEx w15:paraId="5C057FEE" w15:done="0"/>
   <w15:commentEx w15:paraId="2D3289AC" w15:done="1"/>
   <w15:commentEx w15:paraId="08B056A4" w15:done="1"/>
@@ -54855,13 +54761,11 @@
   <w16cex:commentExtensible w16cex:durableId="74F22272" w16cex:dateUtc="2026-05-21T19:40:00Z"/>
   <w16cex:commentExtensible w16cex:durableId="32953740" w16cex:dateUtc="2026-03-27T09:52:00Z"/>
   <w16cex:commentExtensible w16cex:durableId="5D275415" w16cex:dateUtc="2026-05-21T19:41:00Z"/>
-  <w16cex:commentExtensible w16cex:durableId="27C3AB56" w16cex:dateUtc="2026-03-27T09:52:00Z"/>
   <w16cex:commentExtensible w16cex:durableId="52FE82E4" w16cex:dateUtc="2026-03-27T09:52:00Z"/>
   <w16cex:commentExtensible w16cex:durableId="32CEC447" w16cex:dateUtc="2026-03-27T09:53:00Z"/>
   <w16cex:commentExtensible w16cex:durableId="010E2DA0" w16cex:dateUtc="2026-03-27T09:54:00Z"/>
+  <w16cex:commentExtensible w16cex:durableId="3739F0F1" w16cex:dateUtc="2026-03-27T09:57:00Z"/>
   <w16cex:commentExtensible w16cex:durableId="54B6C063" w16cex:dateUtc="2026-05-21T19:55:00Z"/>
-  <w16cex:commentExtensible w16cex:durableId="3739F0F1" w16cex:dateUtc="2026-03-27T09:57:00Z"/>
-  <w16cex:commentExtensible w16cex:durableId="66B80887" w16cex:dateUtc="2026-05-21T20:05:00Z"/>
   <w16cex:commentExtensible w16cex:durableId="71B19AAC" w16cex:dateUtc="2026-05-21T20:05:00Z"/>
   <w16cex:commentExtensible w16cex:durableId="0C5EF01D" w16cex:dateUtc="2026-03-30T12:12:00Z"/>
   <w16cex:commentExtensible w16cex:durableId="489FFB4C" w16cex:dateUtc="2026-04-09T23:31:00Z"/>
@@ -54992,13 +54896,11 @@
   <w16cid:commentId w16cid:paraId="68D52825" w16cid:durableId="74F22272"/>
   <w16cid:commentId w16cid:paraId="4CD4C789" w16cid:durableId="32953740"/>
   <w16cid:commentId w16cid:paraId="0E43A271" w16cid:durableId="5D275415"/>
-  <w16cid:commentId w16cid:paraId="4AE3D603" w16cid:durableId="27C3AB56"/>
   <w16cid:commentId w16cid:paraId="1D41F954" w16cid:durableId="52FE82E4"/>
   <w16cid:commentId w16cid:paraId="3A6C3321" w16cid:durableId="32CEC447"/>
   <w16cid:commentId w16cid:paraId="39A7D956" w16cid:durableId="010E2DA0"/>
-  <w16cid:commentId w16cid:paraId="61DF83FB" w16cid:durableId="54B6C063"/>
   <w16cid:commentId w16cid:paraId="2E3729D3" w16cid:durableId="3739F0F1"/>
-  <w16cid:commentId w16cid:paraId="62D74202" w16cid:durableId="66B80887"/>
+  <w16cid:commentId w16cid:paraId="7865EC2B" w16cid:durableId="54B6C063"/>
   <w16cid:commentId w16cid:paraId="5C057FEE" w16cid:durableId="71B19AAC"/>
   <w16cid:commentId w16cid:paraId="2D3289AC" w16cid:durableId="0C5EF01D"/>
   <w16cid:commentId w16cid:paraId="08B056A4" w16cid:durableId="489FFB4C"/>
@@ -64650,6 +64552,7 @@
     <w:rsid w:val="001548F8"/>
     <w:rsid w:val="00172FB8"/>
     <w:rsid w:val="001B73C8"/>
+    <w:rsid w:val="001C58BB"/>
     <w:rsid w:val="002203B8"/>
     <w:rsid w:val="00220E7B"/>
     <w:rsid w:val="00227D8C"/>
@@ -64672,6 +64575,7 @@
     <w:rsid w:val="005934A5"/>
     <w:rsid w:val="005C4988"/>
     <w:rsid w:val="005E78D3"/>
+    <w:rsid w:val="006013BC"/>
     <w:rsid w:val="0063583C"/>
     <w:rsid w:val="00687643"/>
     <w:rsid w:val="006C2E0B"/>
